--- a/output/papers/Round 2/Response-to-reviewers.docx
+++ b/output/papers/Round 2/Response-to-reviewers.docx
@@ -1,6 +1,6 @@
 
 <file path=word/document.xml><?xml version="1.0" encoding="utf-8"?>
-<w:document xmlns:wpc="http://schemas.microsoft.com/office/word/2010/wordprocessingCanvas" xmlns:cx="http://schemas.microsoft.com/office/drawing/2014/chartex" xmlns:cx1="http://schemas.microsoft.com/office/drawing/2015/9/8/chartex" xmlns:cx2="http://schemas.microsoft.com/office/drawing/2015/10/21/chartex" xmlns:cx3="http://schemas.microsoft.com/office/drawing/2016/5/9/chartex" xmlns:cx4="http://schemas.microsoft.com/office/drawing/2016/5/10/chartex" xmlns:cx5="http://schemas.microsoft.com/office/drawing/2016/5/11/chartex" xmlns:cx6="http://schemas.microsoft.com/office/drawing/2016/5/12/chartex" xmlns:cx7="http://schemas.microsoft.com/office/drawing/2016/5/13/chartex" xmlns:cx8="http://schemas.microsoft.com/office/drawing/2016/5/14/chartex" xmlns:mc="http://schemas.openxmlformats.org/markup-compatibility/2006" xmlns:aink="http://schemas.microsoft.com/office/drawing/2016/ink" xmlns:am3d="http://schemas.microsoft.com/office/drawing/2017/model3d" xmlns:o="urn:schemas-microsoft-com:office:office" xmlns:oel="http://schemas.microsoft.com/office/2019/extlst" xmlns:r="http://schemas.openxmlformats.org/officeDocument/2006/relationships" xmlns:m="http://schemas.openxmlformats.org/officeDocument/2006/math" xmlns:v="urn:schemas-microsoft-com:vml" xmlns:wp14="http://schemas.microsoft.com/office/word/2010/wordprocessingDrawing" xmlns:wp="http://schemas.openxmlformats.org/drawingml/2006/wordprocessingDrawing" xmlns:w10="urn:schemas-microsoft-com:office:word" xmlns:w="http://schemas.openxmlformats.org/wordprocessingml/2006/main" xmlns:w14="http://schemas.microsoft.com/office/word/2010/wordml" xmlns:w15="http://schemas.microsoft.com/office/word/2012/wordml" xmlns:w16cex="http://schemas.microsoft.com/office/word/2018/wordml/cex" xmlns:w16cid="http://schemas.microsoft.com/office/word/2016/wordml/cid" xmlns:w16="http://schemas.microsoft.com/office/word/2018/wordml" xmlns:w16du="http://schemas.microsoft.com/office/word/2023/wordml/word16du" xmlns:w16sdtdh="http://schemas.microsoft.com/office/word/2020/wordml/sdtdatahash" xmlns:w16se="http://schemas.microsoft.com/office/word/2015/wordml/symex" xmlns:wpg="http://schemas.microsoft.com/office/word/2010/wordprocessingGroup" xmlns:wpi="http://schemas.microsoft.com/office/word/2010/wordprocessingInk" xmlns:wne="http://schemas.microsoft.com/office/word/2006/wordml" xmlns:wps="http://schemas.microsoft.com/office/word/2010/wordprocessingShape" mc:Ignorable="w14 w15 w16se w16cid w16 w16cex w16sdtdh w16du wp14">
+<w:document xmlns:wpc="http://schemas.microsoft.com/office/word/2010/wordprocessingCanvas" xmlns:cx="http://schemas.microsoft.com/office/drawing/2014/chartex" xmlns:cx1="http://schemas.microsoft.com/office/drawing/2015/9/8/chartex" xmlns:cx2="http://schemas.microsoft.com/office/drawing/2015/10/21/chartex" xmlns:cx3="http://schemas.microsoft.com/office/drawing/2016/5/9/chartex" xmlns:cx4="http://schemas.microsoft.com/office/drawing/2016/5/10/chartex" xmlns:cx5="http://schemas.microsoft.com/office/drawing/2016/5/11/chartex" xmlns:cx6="http://schemas.microsoft.com/office/drawing/2016/5/12/chartex" xmlns:cx7="http://schemas.microsoft.com/office/drawing/2016/5/13/chartex" xmlns:cx8="http://schemas.microsoft.com/office/drawing/2016/5/14/chartex" xmlns:mc="http://schemas.openxmlformats.org/markup-compatibility/2006" xmlns:aink="http://schemas.microsoft.com/office/drawing/2016/ink" xmlns:am3d="http://schemas.microsoft.com/office/drawing/2017/model3d" xmlns:o="urn:schemas-microsoft-com:office:office" xmlns:oel="http://schemas.microsoft.com/office/2019/extlst" xmlns:r="http://schemas.openxmlformats.org/officeDocument/2006/relationships" xmlns:m="http://schemas.openxmlformats.org/officeDocument/2006/math" xmlns:v="urn:schemas-microsoft-com:vml" xmlns:wp14="http://schemas.microsoft.com/office/word/2010/wordprocessingDrawing" xmlns:wp="http://schemas.openxmlformats.org/drawingml/2006/wordprocessingDrawing" xmlns:w10="urn:schemas-microsoft-com:office:word" xmlns:w="http://schemas.openxmlformats.org/wordprocessingml/2006/main" xmlns:w14="http://schemas.microsoft.com/office/word/2010/wordml" xmlns:w15="http://schemas.microsoft.com/office/word/2012/wordml" xmlns:w16cex="http://schemas.microsoft.com/office/word/2018/wordml/cex" xmlns:w16cid="http://schemas.microsoft.com/office/word/2016/wordml/cid" xmlns:w16="http://schemas.microsoft.com/office/word/2018/wordml" xmlns:w16du="http://schemas.microsoft.com/office/word/2023/wordml/word16du" xmlns:w16sdtdh="http://schemas.microsoft.com/office/word/2020/wordml/sdtdatahash" xmlns:w16sdtfl="http://schemas.microsoft.com/office/word/2024/wordml/sdtformatlock" xmlns:w16se="http://schemas.microsoft.com/office/word/2015/wordml/symex" xmlns:wpg="http://schemas.microsoft.com/office/word/2010/wordprocessingGroup" xmlns:wpi="http://schemas.microsoft.com/office/word/2010/wordprocessingInk" xmlns:wne="http://schemas.microsoft.com/office/word/2006/wordml" xmlns:wps="http://schemas.microsoft.com/office/word/2010/wordprocessingShape" mc:Ignorable="w14 w15 w16se w16cid w16 w16cex w16sdtdh w16sdtfl w16du wp14">
   <w:body>
     <w:p>
       <w:pPr>
@@ -102,6 +102,7 @@
       <w:pPr>
         <w:spacing w:after="0" w:line="240" w:lineRule="auto"/>
         <w:rPr>
+          <w:ins w:id="0" w:author="Jaeger, Florian" w:date="2025-05-08T16:25:00Z" w16du:dateUtc="2025-05-08T20:25:00Z"/>
           <w:rFonts w:ascii="Times New Roman" w:hAnsi="Times New Roman" w:cs="Times New Roman"/>
           <w:sz w:val="24"/>
           <w:szCs w:val="24"/>
@@ -145,116 +146,1491 @@
           <w:sz w:val="24"/>
           <w:szCs w:val="24"/>
         </w:rPr>
-        <w:t>.” We are incredibly grateful to you and the reviewers for your feedback on our initial submission. We were heartened by the strengths that were identified by the reviewers and found the feedback regarding a few points of concern to be very formative in our thinking about this work.</w:t>
-      </w:r>
-    </w:p>
-    <w:p>
-      <w:pPr>
-        <w:spacing w:after="0" w:line="240" w:lineRule="auto"/>
-        <w:rPr>
-          <w:rFonts w:ascii="Times New Roman" w:hAnsi="Times New Roman" w:cs="Times New Roman"/>
-          <w:sz w:val="24"/>
-          <w:szCs w:val="24"/>
-        </w:rPr>
-      </w:pPr>
-    </w:p>
-    <w:p>
-      <w:pPr>
-        <w:spacing w:after="0" w:line="240" w:lineRule="auto"/>
-        <w:rPr>
-          <w:rFonts w:ascii="Times New Roman" w:hAnsi="Times New Roman" w:cs="Times New Roman"/>
-          <w:sz w:val="24"/>
-          <w:szCs w:val="24"/>
-        </w:rPr>
-      </w:pPr>
-      <w:r>
-        <w:rPr>
-          <w:rFonts w:ascii="Times New Roman" w:hAnsi="Times New Roman" w:cs="Times New Roman"/>
-          <w:sz w:val="24"/>
-          <w:szCs w:val="24"/>
-        </w:rPr>
-        <w:t xml:space="preserve">As described in detail below, we have addressed </w:t>
-      </w:r>
-      <w:r>
-        <w:rPr>
-          <w:rFonts w:ascii="Times New Roman" w:hAnsi="Times New Roman" w:cs="Times New Roman"/>
-          <w:sz w:val="24"/>
-          <w:szCs w:val="24"/>
-        </w:rPr>
-        <w:t>the reviewers’ concerns</w:t>
-      </w:r>
-      <w:r>
-        <w:rPr>
-          <w:rFonts w:ascii="Times New Roman" w:hAnsi="Times New Roman" w:cs="Times New Roman"/>
-          <w:sz w:val="24"/>
-          <w:szCs w:val="24"/>
-        </w:rPr>
-        <w:t xml:space="preserve"> in the revised submission and the manuscript is </w:t>
-      </w:r>
-      <w:r>
-        <w:rPr>
-          <w:rFonts w:ascii="Times New Roman" w:hAnsi="Times New Roman" w:cs="Times New Roman"/>
-          <w:sz w:val="24"/>
-          <w:szCs w:val="24"/>
-        </w:rPr>
-        <w:t xml:space="preserve">now </w:t>
-      </w:r>
-      <w:r>
-        <w:rPr>
-          <w:rFonts w:ascii="Times New Roman" w:hAnsi="Times New Roman" w:cs="Times New Roman"/>
-          <w:sz w:val="24"/>
-          <w:szCs w:val="24"/>
-        </w:rPr>
-        <w:t>substantially stronger. Below we provide a point-by-point response to the reviewers’ comments; original comments are bounded by boxes with our response immediately below each box.</w:t>
-      </w:r>
-    </w:p>
-    <w:p>
-      <w:pPr>
-        <w:spacing w:after="0" w:line="240" w:lineRule="auto"/>
-        <w:rPr>
-          <w:rFonts w:ascii="Times New Roman" w:hAnsi="Times New Roman" w:cs="Times New Roman"/>
-          <w:sz w:val="24"/>
-          <w:szCs w:val="24"/>
-        </w:rPr>
-      </w:pPr>
-    </w:p>
-    <w:p>
-      <w:pPr>
-        <w:spacing w:after="0" w:line="240" w:lineRule="auto"/>
-        <w:rPr>
-          <w:rFonts w:ascii="Times New Roman" w:hAnsi="Times New Roman" w:cs="Times New Roman"/>
-          <w:sz w:val="24"/>
-          <w:szCs w:val="24"/>
-        </w:rPr>
-      </w:pPr>
-      <w:r>
-        <w:rPr>
-          <w:rFonts w:ascii="Times New Roman" w:hAnsi="Times New Roman" w:cs="Times New Roman"/>
-          <w:sz w:val="24"/>
-          <w:szCs w:val="24"/>
-        </w:rPr>
-        <w:t xml:space="preserve">Thank you again for the opportunity to address the concerns that were raised in the initial review. We have done so, and hope that this manuscript is now suitable for publication in </w:t>
-      </w:r>
-      <w:r>
-        <w:rPr>
-          <w:rFonts w:ascii="Times New Roman" w:hAnsi="Times New Roman" w:cs="Times New Roman"/>
-          <w:i/>
-          <w:iCs/>
-          <w:sz w:val="24"/>
-          <w:szCs w:val="24"/>
-        </w:rPr>
-        <w:t>Journal of Experimental Psychology: Learning, Memory, and Cognition</w:t>
-      </w:r>
-      <w:r>
-        <w:rPr>
-          <w:rFonts w:ascii="Times New Roman" w:hAnsi="Times New Roman" w:cs="Times New Roman"/>
-          <w:i/>
-          <w:iCs/>
-          <w:sz w:val="24"/>
-          <w:szCs w:val="24"/>
-        </w:rPr>
-        <w:t>.</w:t>
-      </w:r>
+        <w:t xml:space="preserve">.” We are </w:t>
+      </w:r>
+      <w:del w:id="1" w:author="Jaeger, Florian" w:date="2025-05-08T16:21:00Z" w16du:dateUtc="2025-05-08T20:21:00Z">
+        <w:r>
+          <w:rPr>
+            <w:rFonts w:ascii="Times New Roman" w:hAnsi="Times New Roman" w:cs="Times New Roman"/>
+            <w:sz w:val="24"/>
+            <w:szCs w:val="24"/>
+          </w:rPr>
+          <w:delText xml:space="preserve">incredibly </w:delText>
+        </w:r>
+      </w:del>
+      <w:r>
+        <w:rPr>
+          <w:rFonts w:ascii="Times New Roman" w:hAnsi="Times New Roman" w:cs="Times New Roman"/>
+          <w:sz w:val="24"/>
+          <w:szCs w:val="24"/>
+        </w:rPr>
+        <w:t xml:space="preserve">grateful to you and the reviewers for your </w:t>
+      </w:r>
+      <w:ins w:id="2" w:author="Jaeger, Florian" w:date="2025-05-08T16:26:00Z" w16du:dateUtc="2025-05-08T20:26:00Z">
+        <w:r>
+          <w:rPr>
+            <w:rFonts w:ascii="Times New Roman" w:hAnsi="Times New Roman" w:cs="Times New Roman"/>
+            <w:sz w:val="24"/>
+            <w:szCs w:val="24"/>
+          </w:rPr>
+          <w:t xml:space="preserve">highly constructive </w:t>
+        </w:r>
+      </w:ins>
+      <w:r>
+        <w:rPr>
+          <w:rFonts w:ascii="Times New Roman" w:hAnsi="Times New Roman" w:cs="Times New Roman"/>
+          <w:sz w:val="24"/>
+          <w:szCs w:val="24"/>
+        </w:rPr>
+        <w:t xml:space="preserve">feedback on our initial submission. We were heartened </w:t>
+      </w:r>
+      <w:ins w:id="3" w:author="Jaeger, Florian" w:date="2025-05-08T16:21:00Z" w16du:dateUtc="2025-05-08T20:21:00Z">
+        <w:r>
+          <w:rPr>
+            <w:rFonts w:ascii="Times New Roman" w:hAnsi="Times New Roman" w:cs="Times New Roman"/>
+            <w:sz w:val="24"/>
+            <w:szCs w:val="24"/>
+          </w:rPr>
+          <w:t>to see that the reviewers “</w:t>
+        </w:r>
+        <w:r>
+          <w:rPr>
+            <w:rFonts w:ascii="Times New Roman" w:hAnsi="Times New Roman" w:cs="Times New Roman"/>
+            <w:sz w:val="24"/>
+            <w:szCs w:val="24"/>
+          </w:rPr>
+          <w:t>found the study to be interesting, well-executed and potentially impactful for understanding audiovisual speech perception</w:t>
+        </w:r>
+        <w:r>
+          <w:rPr>
+            <w:rFonts w:ascii="Times New Roman" w:hAnsi="Times New Roman" w:cs="Times New Roman"/>
+            <w:sz w:val="24"/>
+            <w:szCs w:val="24"/>
+          </w:rPr>
+          <w:t>” and</w:t>
+        </w:r>
+      </w:ins>
+      <w:ins w:id="4" w:author="Jaeger, Florian" w:date="2025-05-08T16:23:00Z" w16du:dateUtc="2025-05-08T20:23:00Z">
+        <w:r>
+          <w:rPr>
+            <w:rFonts w:ascii="Times New Roman" w:hAnsi="Times New Roman" w:cs="Times New Roman"/>
+            <w:sz w:val="24"/>
+            <w:szCs w:val="24"/>
+          </w:rPr>
+          <w:t>, in particular,</w:t>
+        </w:r>
+      </w:ins>
+      <w:ins w:id="5" w:author="Jaeger, Florian" w:date="2025-05-08T16:21:00Z" w16du:dateUtc="2025-05-08T20:21:00Z">
+        <w:r>
+          <w:rPr>
+            <w:rFonts w:ascii="Times New Roman" w:hAnsi="Times New Roman" w:cs="Times New Roman"/>
+            <w:sz w:val="24"/>
+            <w:szCs w:val="24"/>
+          </w:rPr>
+          <w:t xml:space="preserve"> that considered the </w:t>
+        </w:r>
+      </w:ins>
+      <w:ins w:id="6" w:author="Jaeger, Florian" w:date="2025-05-08T16:23:00Z" w16du:dateUtc="2025-05-08T20:23:00Z">
+        <w:r>
+          <w:rPr>
+            <w:rFonts w:ascii="Times New Roman" w:hAnsi="Times New Roman" w:cs="Times New Roman"/>
+            <w:sz w:val="24"/>
+            <w:szCs w:val="24"/>
+          </w:rPr>
+          <w:t>focus on</w:t>
+        </w:r>
+        <w:r>
+          <w:rPr>
+            <w:rFonts w:ascii="Times New Roman" w:hAnsi="Times New Roman" w:cs="Times New Roman"/>
+            <w:sz w:val="24"/>
+            <w:szCs w:val="24"/>
+          </w:rPr>
+          <w:t xml:space="preserve"> non-linguistic visual information influencing speech </w:t>
+        </w:r>
+        <w:r>
+          <w:rPr>
+            <w:rFonts w:ascii="Times New Roman" w:hAnsi="Times New Roman" w:cs="Times New Roman"/>
+            <w:sz w:val="24"/>
+            <w:szCs w:val="24"/>
+          </w:rPr>
+          <w:t xml:space="preserve">perception </w:t>
+        </w:r>
+      </w:ins>
+      <w:ins w:id="7" w:author="Jaeger, Florian" w:date="2025-05-08T16:22:00Z" w16du:dateUtc="2025-05-08T20:22:00Z">
+        <w:r>
+          <w:rPr>
+            <w:rFonts w:ascii="Times New Roman" w:hAnsi="Times New Roman" w:cs="Times New Roman"/>
+            <w:sz w:val="24"/>
+            <w:szCs w:val="24"/>
+          </w:rPr>
+          <w:t>clear</w:t>
+        </w:r>
+      </w:ins>
+      <w:ins w:id="8" w:author="Jaeger, Florian" w:date="2025-05-08T16:23:00Z" w16du:dateUtc="2025-05-08T20:23:00Z">
+        <w:r>
+          <w:rPr>
+            <w:rFonts w:ascii="Times New Roman" w:hAnsi="Times New Roman" w:cs="Times New Roman"/>
+            <w:sz w:val="24"/>
+            <w:szCs w:val="24"/>
+          </w:rPr>
+          <w:t>ly motivated</w:t>
+        </w:r>
+      </w:ins>
+      <w:ins w:id="9" w:author="Jaeger, Florian" w:date="2025-05-08T16:22:00Z" w16du:dateUtc="2025-05-08T20:22:00Z">
+        <w:r>
+          <w:rPr>
+            <w:rFonts w:ascii="Times New Roman" w:hAnsi="Times New Roman" w:cs="Times New Roman"/>
+            <w:sz w:val="24"/>
+            <w:szCs w:val="24"/>
+          </w:rPr>
+          <w:t xml:space="preserve"> and </w:t>
+        </w:r>
+      </w:ins>
+      <w:ins w:id="10" w:author="Jaeger, Florian" w:date="2025-05-08T16:23:00Z" w16du:dateUtc="2025-05-08T20:23:00Z">
+        <w:r>
+          <w:rPr>
+            <w:rFonts w:ascii="Times New Roman" w:hAnsi="Times New Roman" w:cs="Times New Roman"/>
+            <w:sz w:val="24"/>
+            <w:szCs w:val="24"/>
+          </w:rPr>
+          <w:t xml:space="preserve">valuable. </w:t>
+        </w:r>
+      </w:ins>
+    </w:p>
+    <w:p>
+      <w:pPr>
+        <w:spacing w:after="0" w:line="240" w:lineRule="auto"/>
+        <w:rPr>
+          <w:ins w:id="11" w:author="Jaeger, Florian" w:date="2025-05-08T16:25:00Z" w16du:dateUtc="2025-05-08T20:25:00Z"/>
+          <w:rFonts w:ascii="Times New Roman" w:hAnsi="Times New Roman" w:cs="Times New Roman"/>
+          <w:sz w:val="24"/>
+          <w:szCs w:val="24"/>
+        </w:rPr>
+      </w:pPr>
+    </w:p>
+    <w:p>
+      <w:pPr>
+        <w:spacing w:after="0" w:line="240" w:lineRule="auto"/>
+        <w:rPr>
+          <w:ins w:id="12" w:author="Jaeger, Florian" w:date="2025-05-08T16:29:00Z" w16du:dateUtc="2025-05-08T20:29:00Z"/>
+          <w:rFonts w:ascii="Times New Roman" w:hAnsi="Times New Roman" w:cs="Times New Roman"/>
+          <w:sz w:val="24"/>
+          <w:szCs w:val="24"/>
+        </w:rPr>
+      </w:pPr>
+      <w:ins w:id="13" w:author="Jaeger, Florian" w:date="2025-05-08T16:26:00Z" w16du:dateUtc="2025-05-08T20:26:00Z">
+        <w:r>
+          <w:rPr>
+            <w:rFonts w:ascii="Times New Roman" w:hAnsi="Times New Roman" w:cs="Times New Roman"/>
+            <w:sz w:val="24"/>
+            <w:szCs w:val="24"/>
+          </w:rPr>
+          <w:t>W</w:t>
+        </w:r>
+      </w:ins>
+      <w:ins w:id="14" w:author="Jaeger, Florian" w:date="2025-05-08T16:27:00Z" w16du:dateUtc="2025-05-08T20:27:00Z">
+        <w:r>
+          <w:rPr>
+            <w:rFonts w:ascii="Times New Roman" w:hAnsi="Times New Roman" w:cs="Times New Roman"/>
+            <w:sz w:val="24"/>
+            <w:szCs w:val="24"/>
+          </w:rPr>
+          <w:t>e very much appreciate t</w:t>
+        </w:r>
+      </w:ins>
+      <w:ins w:id="15" w:author="Jaeger, Florian" w:date="2025-05-08T16:24:00Z" w16du:dateUtc="2025-05-08T20:24:00Z">
+        <w:r>
+          <w:rPr>
+            <w:rFonts w:ascii="Times New Roman" w:hAnsi="Times New Roman" w:cs="Times New Roman"/>
+            <w:sz w:val="24"/>
+            <w:szCs w:val="24"/>
+          </w:rPr>
+          <w:t xml:space="preserve">he </w:t>
+        </w:r>
+      </w:ins>
+      <w:ins w:id="16" w:author="Jaeger, Florian" w:date="2025-05-08T16:25:00Z" w16du:dateUtc="2025-05-08T20:25:00Z">
+        <w:r>
+          <w:rPr>
+            <w:rFonts w:ascii="Times New Roman" w:hAnsi="Times New Roman" w:cs="Times New Roman"/>
+            <w:sz w:val="24"/>
+            <w:szCs w:val="24"/>
+          </w:rPr>
+          <w:t xml:space="preserve">feedback from </w:t>
+        </w:r>
+      </w:ins>
+      <w:ins w:id="17" w:author="Jaeger, Florian" w:date="2025-05-08T16:24:00Z" w16du:dateUtc="2025-05-08T20:24:00Z">
+        <w:r>
+          <w:rPr>
+            <w:rFonts w:ascii="Times New Roman" w:hAnsi="Times New Roman" w:cs="Times New Roman"/>
+            <w:sz w:val="24"/>
+            <w:szCs w:val="24"/>
+          </w:rPr>
+          <w:t>reviewers</w:t>
+        </w:r>
+      </w:ins>
+      <w:ins w:id="18" w:author="Jaeger, Florian" w:date="2025-05-08T16:27:00Z" w16du:dateUtc="2025-05-08T20:27:00Z">
+        <w:r>
+          <w:rPr>
+            <w:rFonts w:ascii="Times New Roman" w:hAnsi="Times New Roman" w:cs="Times New Roman"/>
+            <w:sz w:val="24"/>
+            <w:szCs w:val="24"/>
+          </w:rPr>
+          <w:t>, which</w:t>
+        </w:r>
+      </w:ins>
+      <w:ins w:id="19" w:author="Jaeger, Florian" w:date="2025-05-08T16:25:00Z" w16du:dateUtc="2025-05-08T20:25:00Z">
+        <w:r>
+          <w:rPr>
+            <w:rFonts w:ascii="Times New Roman" w:hAnsi="Times New Roman" w:cs="Times New Roman"/>
+            <w:sz w:val="24"/>
+            <w:szCs w:val="24"/>
+          </w:rPr>
+          <w:t xml:space="preserve"> helped us </w:t>
+        </w:r>
+      </w:ins>
+      <w:ins w:id="20" w:author="Jaeger, Florian" w:date="2025-05-08T16:24:00Z" w16du:dateUtc="2025-05-08T20:24:00Z">
+        <w:r>
+          <w:rPr>
+            <w:rFonts w:ascii="Times New Roman" w:hAnsi="Times New Roman" w:cs="Times New Roman"/>
+            <w:sz w:val="24"/>
+            <w:szCs w:val="24"/>
+          </w:rPr>
+          <w:t>address the presentational points</w:t>
+        </w:r>
+      </w:ins>
+      <w:ins w:id="21" w:author="Jaeger, Florian" w:date="2025-05-08T16:25:00Z" w16du:dateUtc="2025-05-08T20:25:00Z">
+        <w:r>
+          <w:rPr>
+            <w:rFonts w:ascii="Times New Roman" w:hAnsi="Times New Roman" w:cs="Times New Roman"/>
+            <w:sz w:val="24"/>
+            <w:szCs w:val="24"/>
+          </w:rPr>
+          <w:t xml:space="preserve"> they raised, and </w:t>
+        </w:r>
+      </w:ins>
+      <w:ins w:id="22" w:author="Jaeger, Florian" w:date="2025-05-08T16:26:00Z" w16du:dateUtc="2025-05-08T20:26:00Z">
+        <w:r>
+          <w:rPr>
+            <w:rFonts w:ascii="Times New Roman" w:hAnsi="Times New Roman" w:cs="Times New Roman"/>
+            <w:sz w:val="24"/>
+            <w:szCs w:val="24"/>
+          </w:rPr>
+          <w:t>also</w:t>
+        </w:r>
+      </w:ins>
+      <w:del w:id="23" w:author="Jaeger, Florian" w:date="2025-05-08T16:26:00Z" w16du:dateUtc="2025-05-08T20:26:00Z">
+        <w:r>
+          <w:rPr>
+            <w:rFonts w:ascii="Times New Roman" w:hAnsi="Times New Roman" w:cs="Times New Roman"/>
+            <w:sz w:val="24"/>
+            <w:szCs w:val="24"/>
+          </w:rPr>
+          <w:delText>by the strengths that were identified by the reviewers and found the feedback regarding a few points of concern to be very</w:delText>
+        </w:r>
+      </w:del>
+      <w:r>
+        <w:rPr>
+          <w:rFonts w:ascii="Times New Roman" w:hAnsi="Times New Roman" w:cs="Times New Roman"/>
+          <w:sz w:val="24"/>
+          <w:szCs w:val="24"/>
+        </w:rPr>
+        <w:t xml:space="preserve"> </w:t>
+      </w:r>
+      <w:ins w:id="24" w:author="Jaeger, Florian" w:date="2025-05-08T16:26:00Z" w16du:dateUtc="2025-05-08T20:26:00Z">
+        <w:r>
+          <w:rPr>
+            <w:rFonts w:ascii="Times New Roman" w:hAnsi="Times New Roman" w:cs="Times New Roman"/>
+            <w:sz w:val="24"/>
+            <w:szCs w:val="24"/>
+          </w:rPr>
+          <w:t>in</w:t>
+        </w:r>
+      </w:ins>
+      <w:r>
+        <w:rPr>
+          <w:rFonts w:ascii="Times New Roman" w:hAnsi="Times New Roman" w:cs="Times New Roman"/>
+          <w:sz w:val="24"/>
+          <w:szCs w:val="24"/>
+        </w:rPr>
+        <w:t>form</w:t>
+      </w:r>
+      <w:ins w:id="25" w:author="Jaeger, Florian" w:date="2025-05-08T16:26:00Z" w16du:dateUtc="2025-05-08T20:26:00Z">
+        <w:r>
+          <w:rPr>
+            <w:rFonts w:ascii="Times New Roman" w:hAnsi="Times New Roman" w:cs="Times New Roman"/>
+            <w:sz w:val="24"/>
+            <w:szCs w:val="24"/>
+          </w:rPr>
+          <w:t>ed</w:t>
+        </w:r>
+      </w:ins>
+      <w:del w:id="26" w:author="Jaeger, Florian" w:date="2025-05-08T16:26:00Z" w16du:dateUtc="2025-05-08T20:26:00Z">
+        <w:r>
+          <w:rPr>
+            <w:rFonts w:ascii="Times New Roman" w:hAnsi="Times New Roman" w:cs="Times New Roman"/>
+            <w:sz w:val="24"/>
+            <w:szCs w:val="24"/>
+          </w:rPr>
+          <w:delText>ative</w:delText>
+        </w:r>
+      </w:del>
+      <w:r>
+        <w:rPr>
+          <w:rFonts w:ascii="Times New Roman" w:hAnsi="Times New Roman" w:cs="Times New Roman"/>
+          <w:sz w:val="24"/>
+          <w:szCs w:val="24"/>
+        </w:rPr>
+        <w:t xml:space="preserve"> in our thinking about this work.</w:t>
+      </w:r>
+      <w:ins w:id="27" w:author="Jaeger, Florian" w:date="2025-05-08T16:28:00Z" w16du:dateUtc="2025-05-08T20:28:00Z">
+        <w:r>
+          <w:rPr>
+            <w:rFonts w:ascii="Times New Roman" w:hAnsi="Times New Roman" w:cs="Times New Roman"/>
+            <w:sz w:val="24"/>
+            <w:szCs w:val="24"/>
+          </w:rPr>
+          <w:t xml:space="preserve"> Specifically</w:t>
+        </w:r>
+      </w:ins>
+      <w:ins w:id="28" w:author="Jaeger, Florian" w:date="2025-05-08T16:30:00Z" w16du:dateUtc="2025-05-08T20:30:00Z">
+        <w:r>
+          <w:rPr>
+            <w:rFonts w:ascii="Times New Roman" w:hAnsi="Times New Roman" w:cs="Times New Roman"/>
+            <w:sz w:val="24"/>
+            <w:szCs w:val="24"/>
+          </w:rPr>
+          <w:t>:</w:t>
+        </w:r>
+      </w:ins>
+    </w:p>
+    <w:p>
+      <w:pPr>
+        <w:spacing w:after="0" w:line="240" w:lineRule="auto"/>
+        <w:rPr>
+          <w:ins w:id="29" w:author="Jaeger, Florian" w:date="2025-05-08T16:29:00Z" w16du:dateUtc="2025-05-08T20:29:00Z"/>
+          <w:rFonts w:ascii="Times New Roman" w:hAnsi="Times New Roman" w:cs="Times New Roman"/>
+          <w:sz w:val="24"/>
+          <w:szCs w:val="24"/>
+        </w:rPr>
+      </w:pPr>
+    </w:p>
+    <w:p>
+      <w:pPr>
+        <w:pStyle w:val="ListParagraph"/>
+        <w:numPr>
+          <w:ilvl w:val="0"/>
+          <w:numId w:val="2"/>
+        </w:numPr>
+        <w:spacing w:after="0" w:line="240" w:lineRule="auto"/>
+        <w:rPr>
+          <w:ins w:id="30" w:author="Jaeger, Florian" w:date="2025-05-08T16:48:00Z" w16du:dateUtc="2025-05-08T20:48:00Z"/>
+          <w:rFonts w:ascii="Times New Roman" w:hAnsi="Times New Roman" w:cs="Times New Roman"/>
+          <w:sz w:val="24"/>
+          <w:szCs w:val="24"/>
+        </w:rPr>
+      </w:pPr>
+      <w:ins w:id="31" w:author="Jaeger, Florian" w:date="2025-05-08T16:30:00Z" w16du:dateUtc="2025-05-08T20:30:00Z">
+        <w:r>
+          <w:rPr>
+            <w:rFonts w:ascii="Times New Roman" w:hAnsi="Times New Roman" w:cs="Times New Roman"/>
+            <w:sz w:val="24"/>
+            <w:szCs w:val="24"/>
+            <w:u w:val="single"/>
+            <w:rPrChange w:id="32" w:author="Jaeger, Florian" w:date="2025-05-08T16:40:00Z" w16du:dateUtc="2025-05-08T20:40:00Z">
+              <w:rPr>
+                <w:rFonts w:ascii="Times New Roman" w:hAnsi="Times New Roman" w:cs="Times New Roman"/>
+                <w:sz w:val="24"/>
+                <w:szCs w:val="24"/>
+              </w:rPr>
+            </w:rPrChange>
+          </w:rPr>
+          <w:t>The revised introduction</w:t>
+        </w:r>
+        <w:r>
+          <w:rPr>
+            <w:rFonts w:ascii="Times New Roman" w:hAnsi="Times New Roman" w:cs="Times New Roman"/>
+            <w:sz w:val="24"/>
+            <w:szCs w:val="24"/>
+          </w:rPr>
+          <w:t xml:space="preserve"> now c</w:t>
+        </w:r>
+      </w:ins>
+      <w:ins w:id="33" w:author="Jaeger, Florian" w:date="2025-05-08T16:28:00Z" w16du:dateUtc="2025-05-08T20:28:00Z">
+        <w:r>
+          <w:rPr>
+            <w:rFonts w:ascii="Times New Roman" w:hAnsi="Times New Roman" w:cs="Times New Roman"/>
+            <w:sz w:val="24"/>
+            <w:szCs w:val="24"/>
+            <w:rPrChange w:id="34" w:author="Jaeger, Florian" w:date="2025-05-08T16:29:00Z" w16du:dateUtc="2025-05-08T20:29:00Z">
+              <w:rPr/>
+            </w:rPrChange>
+          </w:rPr>
+          <w:t>larif</w:t>
+        </w:r>
+      </w:ins>
+      <w:ins w:id="35" w:author="Jaeger, Florian" w:date="2025-05-08T16:30:00Z" w16du:dateUtc="2025-05-08T20:30:00Z">
+        <w:r>
+          <w:rPr>
+            <w:rFonts w:ascii="Times New Roman" w:hAnsi="Times New Roman" w:cs="Times New Roman"/>
+            <w:sz w:val="24"/>
+            <w:szCs w:val="24"/>
+          </w:rPr>
+          <w:t>ies</w:t>
+        </w:r>
+      </w:ins>
+      <w:ins w:id="36" w:author="Jaeger, Florian" w:date="2025-05-08T16:28:00Z" w16du:dateUtc="2025-05-08T20:28:00Z">
+        <w:r>
+          <w:rPr>
+            <w:rFonts w:ascii="Times New Roman" w:hAnsi="Times New Roman" w:cs="Times New Roman"/>
+            <w:sz w:val="24"/>
+            <w:szCs w:val="24"/>
+            <w:rPrChange w:id="37" w:author="Jaeger, Florian" w:date="2025-05-08T16:29:00Z" w16du:dateUtc="2025-05-08T20:29:00Z">
+              <w:rPr/>
+            </w:rPrChange>
+          </w:rPr>
+          <w:t xml:space="preserve"> our contributions to previous work </w:t>
+        </w:r>
+      </w:ins>
+      <w:ins w:id="38" w:author="Jaeger, Florian" w:date="2025-05-08T16:29:00Z" w16du:dateUtc="2025-05-08T20:29:00Z">
+        <w:r>
+          <w:rPr>
+            <w:rFonts w:ascii="Times New Roman" w:hAnsi="Times New Roman" w:cs="Times New Roman"/>
+            <w:sz w:val="24"/>
+            <w:szCs w:val="24"/>
+          </w:rPr>
+          <w:t xml:space="preserve">that has used similar audiovisual manipulations as part of experiments on lexically-guided perceptual </w:t>
+        </w:r>
+      </w:ins>
+      <w:ins w:id="39" w:author="Jaeger, Florian" w:date="2025-05-08T16:30:00Z" w16du:dateUtc="2025-05-08T20:30:00Z">
+        <w:r>
+          <w:rPr>
+            <w:rFonts w:ascii="Times New Roman" w:hAnsi="Times New Roman" w:cs="Times New Roman"/>
+            <w:sz w:val="24"/>
+            <w:szCs w:val="24"/>
+          </w:rPr>
+          <w:t>recalibration</w:t>
+        </w:r>
+      </w:ins>
+      <w:ins w:id="40" w:author="Jaeger, Florian" w:date="2025-05-08T16:29:00Z" w16du:dateUtc="2025-05-08T20:29:00Z">
+        <w:r>
+          <w:rPr>
+            <w:rFonts w:ascii="Times New Roman" w:hAnsi="Times New Roman" w:cs="Times New Roman"/>
+            <w:sz w:val="24"/>
+            <w:szCs w:val="24"/>
+          </w:rPr>
+          <w:t xml:space="preserve"> </w:t>
+        </w:r>
+      </w:ins>
+      <w:ins w:id="41" w:author="Jaeger, Florian" w:date="2025-05-08T16:28:00Z" w16du:dateUtc="2025-05-08T20:28:00Z">
+        <w:r>
+          <w:rPr>
+            <w:rFonts w:ascii="Times New Roman" w:hAnsi="Times New Roman" w:cs="Times New Roman"/>
+            <w:sz w:val="24"/>
+            <w:szCs w:val="24"/>
+            <w:rPrChange w:id="42" w:author="Jaeger, Florian" w:date="2025-05-08T16:29:00Z" w16du:dateUtc="2025-05-08T20:29:00Z">
+              <w:rPr/>
+            </w:rPrChange>
+          </w:rPr>
+          <w:t>(</w:t>
+        </w:r>
+      </w:ins>
+      <w:ins w:id="43" w:author="Jaeger, Florian" w:date="2025-05-08T16:29:00Z" w16du:dateUtc="2025-05-08T20:29:00Z">
+        <w:r>
+          <w:rPr>
+            <w:rFonts w:ascii="Times New Roman" w:hAnsi="Times New Roman" w:cs="Times New Roman"/>
+            <w:sz w:val="24"/>
+            <w:szCs w:val="24"/>
+            <w:rPrChange w:id="44" w:author="Jaeger, Florian" w:date="2025-05-08T16:29:00Z" w16du:dateUtc="2025-05-08T20:29:00Z">
+              <w:rPr/>
+            </w:rPrChange>
+          </w:rPr>
+          <w:t>especially, Kraljic et al. 2008</w:t>
+        </w:r>
+      </w:ins>
+      <w:ins w:id="45" w:author="Jaeger, Florian" w:date="2025-05-08T16:31:00Z" w16du:dateUtc="2025-05-08T20:31:00Z">
+        <w:r>
+          <w:rPr>
+            <w:rFonts w:ascii="Times New Roman" w:hAnsi="Times New Roman" w:cs="Times New Roman"/>
+            <w:sz w:val="24"/>
+            <w:szCs w:val="24"/>
+          </w:rPr>
+          <w:t xml:space="preserve">, </w:t>
+        </w:r>
+      </w:ins>
+      <w:ins w:id="46" w:author="Jaeger, Florian" w:date="2025-05-08T16:40:00Z" w16du:dateUtc="2025-05-08T20:40:00Z">
+        <w:r>
+          <w:rPr>
+            <w:rFonts w:ascii="Times New Roman" w:hAnsi="Times New Roman" w:cs="Times New Roman"/>
+            <w:sz w:val="24"/>
+            <w:szCs w:val="24"/>
+          </w:rPr>
+          <w:t>as well as</w:t>
+        </w:r>
+      </w:ins>
+      <w:ins w:id="47" w:author="Jaeger, Florian" w:date="2025-05-08T16:31:00Z" w16du:dateUtc="2025-05-08T20:31:00Z">
+        <w:r>
+          <w:rPr>
+            <w:rFonts w:ascii="Times New Roman" w:hAnsi="Times New Roman" w:cs="Times New Roman"/>
+            <w:sz w:val="24"/>
+            <w:szCs w:val="24"/>
+          </w:rPr>
+          <w:t xml:space="preserve"> Kraljic &amp; Samuel, 2011; Liu &amp; Jaeger, 2018</w:t>
+        </w:r>
+      </w:ins>
+      <w:ins w:id="48" w:author="Jaeger, Florian" w:date="2025-05-08T16:29:00Z" w16du:dateUtc="2025-05-08T20:29:00Z">
+        <w:r>
+          <w:rPr>
+            <w:rFonts w:ascii="Times New Roman" w:hAnsi="Times New Roman" w:cs="Times New Roman"/>
+            <w:sz w:val="24"/>
+            <w:szCs w:val="24"/>
+            <w:rPrChange w:id="49" w:author="Jaeger, Florian" w:date="2025-05-08T16:29:00Z" w16du:dateUtc="2025-05-08T20:29:00Z">
+              <w:rPr/>
+            </w:rPrChange>
+          </w:rPr>
+          <w:t>)</w:t>
+        </w:r>
+      </w:ins>
+      <w:ins w:id="50" w:author="Jaeger, Florian" w:date="2025-05-08T16:30:00Z" w16du:dateUtc="2025-05-08T20:30:00Z">
+        <w:r>
+          <w:rPr>
+            <w:rFonts w:ascii="Times New Roman" w:hAnsi="Times New Roman" w:cs="Times New Roman"/>
+            <w:sz w:val="24"/>
+            <w:szCs w:val="24"/>
+          </w:rPr>
+          <w:t xml:space="preserve">. </w:t>
+        </w:r>
+      </w:ins>
+      <w:ins w:id="51" w:author="Jaeger, Florian" w:date="2025-05-08T16:31:00Z" w16du:dateUtc="2025-05-08T20:31:00Z">
+        <w:r>
+          <w:rPr>
+            <w:rFonts w:ascii="Times New Roman" w:hAnsi="Times New Roman" w:cs="Times New Roman"/>
+            <w:sz w:val="24"/>
+            <w:szCs w:val="24"/>
+          </w:rPr>
+          <w:br/>
+        </w:r>
+        <w:r>
+          <w:rPr>
+            <w:rFonts w:ascii="Times New Roman" w:hAnsi="Times New Roman" w:cs="Times New Roman"/>
+            <w:sz w:val="24"/>
+            <w:szCs w:val="24"/>
+          </w:rPr>
+          <w:br/>
+        </w:r>
+      </w:ins>
+      <w:ins w:id="52" w:author="Jaeger, Florian" w:date="2025-05-08T16:30:00Z" w16du:dateUtc="2025-05-08T20:30:00Z">
+        <w:r>
+          <w:rPr>
+            <w:rFonts w:ascii="Times New Roman" w:hAnsi="Times New Roman" w:cs="Times New Roman"/>
+            <w:sz w:val="24"/>
+            <w:szCs w:val="24"/>
+          </w:rPr>
+          <w:t>In short, th</w:t>
+        </w:r>
+      </w:ins>
+      <w:ins w:id="53" w:author="Jaeger, Florian" w:date="2025-05-08T16:31:00Z" w16du:dateUtc="2025-05-08T20:31:00Z">
+        <w:r>
+          <w:rPr>
+            <w:rFonts w:ascii="Times New Roman" w:hAnsi="Times New Roman" w:cs="Times New Roman"/>
+            <w:sz w:val="24"/>
+            <w:szCs w:val="24"/>
+          </w:rPr>
+          <w:t>e</w:t>
+        </w:r>
+      </w:ins>
+      <w:ins w:id="54" w:author="Jaeger, Florian" w:date="2025-05-08T16:30:00Z" w16du:dateUtc="2025-05-08T20:30:00Z">
+        <w:r>
+          <w:rPr>
+            <w:rFonts w:ascii="Times New Roman" w:hAnsi="Times New Roman" w:cs="Times New Roman"/>
+            <w:sz w:val="24"/>
+            <w:szCs w:val="24"/>
+          </w:rPr>
+          <w:t xml:space="preserve">se </w:t>
+        </w:r>
+      </w:ins>
+      <w:ins w:id="55" w:author="Jaeger, Florian" w:date="2025-05-08T16:34:00Z" w16du:dateUtc="2025-05-08T20:34:00Z">
+        <w:r>
+          <w:rPr>
+            <w:rFonts w:ascii="Times New Roman" w:hAnsi="Times New Roman" w:cs="Times New Roman"/>
+            <w:sz w:val="24"/>
+            <w:szCs w:val="24"/>
+          </w:rPr>
+          <w:t>studies investigated</w:t>
+        </w:r>
+      </w:ins>
+      <w:ins w:id="56" w:author="Jaeger, Florian" w:date="2025-05-08T16:30:00Z" w16du:dateUtc="2025-05-08T20:30:00Z">
+        <w:r>
+          <w:rPr>
+            <w:rFonts w:ascii="Times New Roman" w:hAnsi="Times New Roman" w:cs="Times New Roman"/>
+            <w:sz w:val="24"/>
+            <w:szCs w:val="24"/>
+          </w:rPr>
+          <w:t xml:space="preserve"> </w:t>
+        </w:r>
+      </w:ins>
+      <w:ins w:id="57" w:author="Jaeger, Florian" w:date="2025-05-08T16:32:00Z" w16du:dateUtc="2025-05-08T20:32:00Z">
+        <w:r>
+          <w:rPr>
+            <w:rFonts w:ascii="Times New Roman" w:hAnsi="Times New Roman" w:cs="Times New Roman"/>
+            <w:sz w:val="24"/>
+            <w:szCs w:val="24"/>
+          </w:rPr>
+          <w:t>how a</w:t>
+        </w:r>
+      </w:ins>
+      <w:ins w:id="58" w:author="Jaeger, Florian" w:date="2025-05-08T16:30:00Z" w16du:dateUtc="2025-05-08T20:30:00Z">
+        <w:r>
+          <w:rPr>
+            <w:rFonts w:ascii="Times New Roman" w:hAnsi="Times New Roman" w:cs="Times New Roman"/>
+            <w:sz w:val="24"/>
+            <w:szCs w:val="24"/>
+          </w:rPr>
+          <w:t xml:space="preserve"> </w:t>
+        </w:r>
+      </w:ins>
+      <w:ins w:id="59" w:author="Jaeger, Florian" w:date="2025-05-08T16:32:00Z" w16du:dateUtc="2025-05-08T20:32:00Z">
+        <w:r>
+          <w:rPr>
+            <w:rFonts w:ascii="Times New Roman" w:hAnsi="Times New Roman" w:cs="Times New Roman"/>
+            <w:sz w:val="24"/>
+            <w:szCs w:val="24"/>
+          </w:rPr>
+          <w:t xml:space="preserve">visually-presented </w:t>
+        </w:r>
+      </w:ins>
+      <w:ins w:id="60" w:author="Jaeger, Florian" w:date="2025-05-08T16:30:00Z" w16du:dateUtc="2025-05-08T20:30:00Z">
+        <w:r>
+          <w:rPr>
+            <w:rFonts w:ascii="Times New Roman" w:hAnsi="Times New Roman" w:cs="Times New Roman"/>
+            <w:sz w:val="24"/>
+            <w:szCs w:val="24"/>
+          </w:rPr>
+          <w:t>pen</w:t>
+        </w:r>
+      </w:ins>
+      <w:ins w:id="61" w:author="Jaeger, Florian" w:date="2025-05-08T16:32:00Z" w16du:dateUtc="2025-05-08T20:32:00Z">
+        <w:r>
+          <w:rPr>
+            <w:rFonts w:ascii="Times New Roman" w:hAnsi="Times New Roman" w:cs="Times New Roman"/>
+            <w:sz w:val="24"/>
+            <w:szCs w:val="24"/>
+          </w:rPr>
+          <w:t xml:space="preserve"> </w:t>
+        </w:r>
+      </w:ins>
+      <w:ins w:id="62" w:author="Jaeger, Florian" w:date="2025-05-08T16:30:00Z" w16du:dateUtc="2025-05-08T20:30:00Z">
+        <w:r>
+          <w:rPr>
+            <w:rFonts w:ascii="Times New Roman" w:hAnsi="Times New Roman" w:cs="Times New Roman"/>
+            <w:sz w:val="24"/>
+            <w:szCs w:val="24"/>
+          </w:rPr>
+          <w:t xml:space="preserve">in the mouth </w:t>
+        </w:r>
+      </w:ins>
+      <w:ins w:id="63" w:author="Jaeger, Florian" w:date="2025-05-08T16:32:00Z" w16du:dateUtc="2025-05-08T20:32:00Z">
+        <w:r>
+          <w:rPr>
+            <w:rFonts w:ascii="Times New Roman" w:hAnsi="Times New Roman" w:cs="Times New Roman"/>
+            <w:sz w:val="24"/>
+            <w:szCs w:val="24"/>
+          </w:rPr>
+          <w:t xml:space="preserve">(vs. hand) of a speaker during </w:t>
+        </w:r>
+      </w:ins>
+      <w:ins w:id="64" w:author="Jaeger, Florian" w:date="2025-05-08T16:33:00Z" w16du:dateUtc="2025-05-08T20:33:00Z">
+        <w:r>
+          <w:rPr>
+            <w:rFonts w:ascii="Times New Roman" w:hAnsi="Times New Roman" w:cs="Times New Roman"/>
+            <w:sz w:val="24"/>
+            <w:szCs w:val="24"/>
+          </w:rPr>
+          <w:t xml:space="preserve">the lexically-guided </w:t>
+        </w:r>
+      </w:ins>
+      <w:ins w:id="65" w:author="Jaeger, Florian" w:date="2025-05-08T16:32:00Z" w16du:dateUtc="2025-05-08T20:32:00Z">
+        <w:r>
+          <w:rPr>
+            <w:rFonts w:ascii="Times New Roman" w:hAnsi="Times New Roman" w:cs="Times New Roman"/>
+            <w:sz w:val="24"/>
+            <w:szCs w:val="24"/>
+            <w:rPrChange w:id="66" w:author="Jaeger, Florian" w:date="2025-05-08T16:33:00Z" w16du:dateUtc="2025-05-08T20:33:00Z">
+              <w:rPr>
+                <w:rFonts w:ascii="Times New Roman" w:hAnsi="Times New Roman" w:cs="Times New Roman"/>
+                <w:i/>
+                <w:iCs/>
+                <w:sz w:val="24"/>
+                <w:szCs w:val="24"/>
+              </w:rPr>
+            </w:rPrChange>
+          </w:rPr>
+          <w:t>exposure</w:t>
+        </w:r>
+        <w:r>
+          <w:rPr>
+            <w:rFonts w:ascii="Times New Roman" w:hAnsi="Times New Roman" w:cs="Times New Roman"/>
+            <w:sz w:val="24"/>
+            <w:szCs w:val="24"/>
+          </w:rPr>
+          <w:t xml:space="preserve"> </w:t>
+        </w:r>
+      </w:ins>
+      <w:ins w:id="67" w:author="Jaeger, Florian" w:date="2025-05-08T16:33:00Z" w16du:dateUtc="2025-05-08T20:33:00Z">
+        <w:r>
+          <w:rPr>
+            <w:rFonts w:ascii="Times New Roman" w:hAnsi="Times New Roman" w:cs="Times New Roman"/>
+            <w:sz w:val="24"/>
+            <w:szCs w:val="24"/>
+          </w:rPr>
+          <w:t xml:space="preserve">phase affected listeners perception during a </w:t>
+        </w:r>
+        <w:r>
+          <w:rPr>
+            <w:rFonts w:ascii="Times New Roman" w:hAnsi="Times New Roman" w:cs="Times New Roman"/>
+            <w:i/>
+            <w:iCs/>
+            <w:sz w:val="24"/>
+            <w:szCs w:val="24"/>
+          </w:rPr>
+          <w:t>subsequent</w:t>
+        </w:r>
+        <w:r>
+          <w:rPr>
+            <w:rFonts w:ascii="Times New Roman" w:hAnsi="Times New Roman" w:cs="Times New Roman"/>
+            <w:i/>
+            <w:iCs/>
+            <w:sz w:val="24"/>
+            <w:szCs w:val="24"/>
+          </w:rPr>
+          <w:t xml:space="preserve"> audio-only </w:t>
+        </w:r>
+        <w:r>
+          <w:rPr>
+            <w:rFonts w:ascii="Times New Roman" w:hAnsi="Times New Roman" w:cs="Times New Roman"/>
+            <w:sz w:val="24"/>
+            <w:szCs w:val="24"/>
+            <w:rPrChange w:id="68" w:author="Jaeger, Florian" w:date="2025-05-08T16:36:00Z" w16du:dateUtc="2025-05-08T20:36:00Z">
+              <w:rPr>
+                <w:rFonts w:ascii="Times New Roman" w:hAnsi="Times New Roman" w:cs="Times New Roman"/>
+                <w:i/>
+                <w:iCs/>
+                <w:sz w:val="24"/>
+                <w:szCs w:val="24"/>
+              </w:rPr>
+            </w:rPrChange>
+          </w:rPr>
+          <w:t>test phase</w:t>
+        </w:r>
+        <w:r>
+          <w:rPr>
+            <w:rFonts w:ascii="Times New Roman" w:hAnsi="Times New Roman" w:cs="Times New Roman"/>
+            <w:i/>
+            <w:iCs/>
+            <w:sz w:val="24"/>
+            <w:szCs w:val="24"/>
+          </w:rPr>
+          <w:t>.</w:t>
+        </w:r>
+      </w:ins>
+      <w:ins w:id="69" w:author="Jaeger, Florian" w:date="2025-05-08T16:34:00Z" w16du:dateUtc="2025-05-08T20:34:00Z">
+        <w:r>
+          <w:rPr>
+            <w:rFonts w:ascii="Times New Roman" w:hAnsi="Times New Roman" w:cs="Times New Roman"/>
+            <w:i/>
+            <w:iCs/>
+            <w:sz w:val="24"/>
+            <w:szCs w:val="24"/>
+          </w:rPr>
+          <w:t xml:space="preserve"> </w:t>
+        </w:r>
+      </w:ins>
+      <w:ins w:id="70" w:author="Jaeger, Florian" w:date="2025-05-08T16:39:00Z" w16du:dateUtc="2025-05-08T20:39:00Z">
+        <w:r>
+          <w:rPr>
+            <w:rFonts w:ascii="Times New Roman" w:hAnsi="Times New Roman" w:cs="Times New Roman"/>
+            <w:sz w:val="24"/>
+            <w:szCs w:val="24"/>
+          </w:rPr>
+          <w:t xml:space="preserve">The thought-provoking </w:t>
+        </w:r>
+      </w:ins>
+      <w:ins w:id="71" w:author="Jaeger, Florian" w:date="2025-05-08T16:41:00Z" w16du:dateUtc="2025-05-08T20:41:00Z">
+        <w:r>
+          <w:rPr>
+            <w:rFonts w:ascii="Times New Roman" w:hAnsi="Times New Roman" w:cs="Times New Roman"/>
+            <w:sz w:val="24"/>
+            <w:szCs w:val="24"/>
+          </w:rPr>
+          <w:t>finding</w:t>
+        </w:r>
+      </w:ins>
+      <w:ins w:id="72" w:author="Jaeger, Florian" w:date="2025-05-08T16:39:00Z" w16du:dateUtc="2025-05-08T20:39:00Z">
+        <w:r>
+          <w:rPr>
+            <w:rFonts w:ascii="Times New Roman" w:hAnsi="Times New Roman" w:cs="Times New Roman"/>
+            <w:sz w:val="24"/>
+            <w:szCs w:val="24"/>
+          </w:rPr>
+          <w:t xml:space="preserve"> of these</w:t>
+        </w:r>
+      </w:ins>
+      <w:ins w:id="73" w:author="Jaeger, Florian" w:date="2025-05-08T16:38:00Z" w16du:dateUtc="2025-05-08T20:38:00Z">
+        <w:r>
+          <w:rPr>
+            <w:rFonts w:ascii="Times New Roman" w:hAnsi="Times New Roman" w:cs="Times New Roman"/>
+            <w:sz w:val="24"/>
+            <w:szCs w:val="24"/>
+          </w:rPr>
+          <w:t xml:space="preserve"> studies </w:t>
+        </w:r>
+      </w:ins>
+      <w:ins w:id="74" w:author="Jaeger, Florian" w:date="2025-05-08T16:39:00Z" w16du:dateUtc="2025-05-08T20:39:00Z">
+        <w:r>
+          <w:rPr>
+            <w:rFonts w:ascii="Times New Roman" w:hAnsi="Times New Roman" w:cs="Times New Roman"/>
+            <w:sz w:val="24"/>
+            <w:szCs w:val="24"/>
+          </w:rPr>
+          <w:t xml:space="preserve">was that perceptual recalibration can be blocked or reduced if the </w:t>
+        </w:r>
+      </w:ins>
+      <w:ins w:id="75" w:author="Jaeger, Florian" w:date="2025-05-08T16:41:00Z" w16du:dateUtc="2025-05-08T20:41:00Z">
+        <w:r>
+          <w:rPr>
+            <w:rFonts w:ascii="Times New Roman" w:hAnsi="Times New Roman" w:cs="Times New Roman"/>
+            <w:sz w:val="24"/>
+            <w:szCs w:val="24"/>
+          </w:rPr>
+          <w:t>audio-visual</w:t>
+        </w:r>
+      </w:ins>
+      <w:ins w:id="76" w:author="Jaeger, Florian" w:date="2025-05-08T16:39:00Z" w16du:dateUtc="2025-05-08T20:39:00Z">
+        <w:r>
+          <w:rPr>
+            <w:rFonts w:ascii="Times New Roman" w:hAnsi="Times New Roman" w:cs="Times New Roman"/>
+            <w:sz w:val="24"/>
+            <w:szCs w:val="24"/>
+          </w:rPr>
+          <w:t xml:space="preserve"> exposure items </w:t>
+        </w:r>
+      </w:ins>
+      <w:ins w:id="77" w:author="Jaeger, Florian" w:date="2025-05-08T16:41:00Z" w16du:dateUtc="2025-05-08T20:41:00Z">
+        <w:r>
+          <w:rPr>
+            <w:rFonts w:ascii="Times New Roman" w:hAnsi="Times New Roman" w:cs="Times New Roman"/>
+            <w:sz w:val="24"/>
+            <w:szCs w:val="24"/>
+          </w:rPr>
+          <w:t>with shifted pronunciations o</w:t>
+        </w:r>
+      </w:ins>
+      <w:ins w:id="78" w:author="Jaeger, Florian" w:date="2025-05-08T16:42:00Z" w16du:dateUtc="2025-05-08T20:42:00Z">
+        <w:r>
+          <w:rPr>
+            <w:rFonts w:ascii="Times New Roman" w:hAnsi="Times New Roman" w:cs="Times New Roman"/>
+            <w:sz w:val="24"/>
+            <w:szCs w:val="24"/>
+          </w:rPr>
+          <w:t>ccur only while the speaker has a pen in the mouth. Competing explanations have been offered for this reduction of perceptual recalibration</w:t>
+        </w:r>
+      </w:ins>
+      <w:ins w:id="79" w:author="Jaeger, Florian" w:date="2025-05-08T16:43:00Z" w16du:dateUtc="2025-05-08T20:43:00Z">
+        <w:r>
+          <w:rPr>
+            <w:rFonts w:ascii="Times New Roman" w:hAnsi="Times New Roman" w:cs="Times New Roman"/>
+            <w:sz w:val="24"/>
+            <w:szCs w:val="24"/>
+          </w:rPr>
+          <w:t xml:space="preserve">—from causal inferences (e.g., Kraljic </w:t>
+        </w:r>
+      </w:ins>
+      <w:ins w:id="80" w:author="Jaeger, Florian" w:date="2025-05-08T16:55:00Z" w16du:dateUtc="2025-05-08T20:55:00Z">
+        <w:r>
+          <w:rPr>
+            <w:rFonts w:ascii="Times New Roman" w:hAnsi="Times New Roman" w:cs="Times New Roman"/>
+            <w:sz w:val="24"/>
+            <w:szCs w:val="24"/>
+          </w:rPr>
+          <w:t>et al.</w:t>
+        </w:r>
+      </w:ins>
+      <w:ins w:id="81" w:author="Jaeger, Florian" w:date="2025-05-08T16:43:00Z" w16du:dateUtc="2025-05-08T20:43:00Z">
+        <w:r>
+          <w:rPr>
+            <w:rFonts w:ascii="Times New Roman" w:hAnsi="Times New Roman" w:cs="Times New Roman"/>
+            <w:sz w:val="24"/>
+            <w:szCs w:val="24"/>
+          </w:rPr>
+          <w:t>, 2008; Liu &amp; Jaeger, 201</w:t>
+        </w:r>
+      </w:ins>
+      <w:ins w:id="82" w:author="Jaeger, Florian" w:date="2025-05-08T18:19:00Z" w16du:dateUtc="2025-05-08T22:19:00Z">
+        <w:r>
+          <w:rPr>
+            <w:rFonts w:ascii="Times New Roman" w:hAnsi="Times New Roman" w:cs="Times New Roman"/>
+            <w:sz w:val="24"/>
+            <w:szCs w:val="24"/>
+          </w:rPr>
+          <w:t>8</w:t>
+        </w:r>
+      </w:ins>
+      <w:ins w:id="83" w:author="Jaeger, Florian" w:date="2025-05-08T16:43:00Z" w16du:dateUtc="2025-05-08T20:43:00Z">
+        <w:r>
+          <w:rPr>
+            <w:rFonts w:ascii="Times New Roman" w:hAnsi="Times New Roman" w:cs="Times New Roman"/>
+            <w:sz w:val="24"/>
+            <w:szCs w:val="24"/>
+          </w:rPr>
+          <w:t xml:space="preserve">) to separate exemplar storage </w:t>
+        </w:r>
+      </w:ins>
+      <w:ins w:id="84" w:author="Jaeger, Florian" w:date="2025-05-08T16:44:00Z" w16du:dateUtc="2025-05-08T20:44:00Z">
+        <w:r>
+          <w:rPr>
+            <w:rFonts w:ascii="Times New Roman" w:hAnsi="Times New Roman" w:cs="Times New Roman"/>
+            <w:sz w:val="24"/>
+            <w:szCs w:val="24"/>
+          </w:rPr>
+          <w:t xml:space="preserve">of audio-only vs. audio-visual inputs (Kraljic &amp; Samuel, 2011). </w:t>
+        </w:r>
+      </w:ins>
+      <w:ins w:id="85" w:author="Jaeger, Florian" w:date="2025-05-08T16:48:00Z" w16du:dateUtc="2025-05-08T20:48:00Z">
+        <w:r>
+          <w:rPr>
+            <w:rFonts w:ascii="Times New Roman" w:hAnsi="Times New Roman" w:cs="Times New Roman"/>
+            <w:sz w:val="24"/>
+            <w:szCs w:val="24"/>
+          </w:rPr>
+          <w:br/>
+        </w:r>
+        <w:r>
+          <w:rPr>
+            <w:rFonts w:ascii="Times New Roman" w:hAnsi="Times New Roman" w:cs="Times New Roman"/>
+            <w:sz w:val="24"/>
+            <w:szCs w:val="24"/>
+          </w:rPr>
+          <w:br/>
+        </w:r>
+      </w:ins>
+      <w:ins w:id="86" w:author="Jaeger, Florian" w:date="2025-05-08T16:44:00Z" w16du:dateUtc="2025-05-08T20:44:00Z">
+        <w:r>
+          <w:rPr>
+            <w:rFonts w:ascii="Times New Roman" w:hAnsi="Times New Roman" w:cs="Times New Roman"/>
+            <w:sz w:val="24"/>
+            <w:szCs w:val="24"/>
+            <w:rPrChange w:id="87" w:author="Jaeger, Florian" w:date="2025-05-08T16:48:00Z" w16du:dateUtc="2025-05-08T20:48:00Z">
+              <w:rPr/>
+            </w:rPrChange>
+          </w:rPr>
+          <w:t>Critically, t</w:t>
+        </w:r>
+      </w:ins>
+      <w:ins w:id="88" w:author="Jaeger, Florian" w:date="2025-05-08T16:34:00Z" w16du:dateUtc="2025-05-08T20:34:00Z">
+        <w:r>
+          <w:rPr>
+            <w:rFonts w:ascii="Times New Roman" w:hAnsi="Times New Roman" w:cs="Times New Roman"/>
+            <w:sz w:val="24"/>
+            <w:szCs w:val="24"/>
+            <w:rPrChange w:id="89" w:author="Jaeger, Florian" w:date="2025-05-08T16:48:00Z" w16du:dateUtc="2025-05-08T20:48:00Z">
+              <w:rPr/>
+            </w:rPrChange>
+          </w:rPr>
+          <w:t>he desig</w:t>
+        </w:r>
+      </w:ins>
+      <w:ins w:id="90" w:author="Jaeger, Florian" w:date="2025-05-08T16:35:00Z" w16du:dateUtc="2025-05-08T20:35:00Z">
+        <w:r>
+          <w:rPr>
+            <w:rFonts w:ascii="Times New Roman" w:hAnsi="Times New Roman" w:cs="Times New Roman"/>
+            <w:sz w:val="24"/>
+            <w:szCs w:val="24"/>
+            <w:rPrChange w:id="91" w:author="Jaeger, Florian" w:date="2025-05-08T16:48:00Z" w16du:dateUtc="2025-05-08T20:48:00Z">
+              <w:rPr/>
+            </w:rPrChange>
+          </w:rPr>
+          <w:t xml:space="preserve">n of these studies did not allow researchers to estimate how the placement of the pen affects perception </w:t>
+        </w:r>
+      </w:ins>
+      <w:ins w:id="92" w:author="Jaeger, Florian" w:date="2025-05-08T16:45:00Z" w16du:dateUtc="2025-05-08T20:45:00Z">
+        <w:r>
+          <w:rPr>
+            <w:rFonts w:ascii="Times New Roman" w:hAnsi="Times New Roman" w:cs="Times New Roman"/>
+            <w:i/>
+            <w:iCs/>
+            <w:sz w:val="24"/>
+            <w:szCs w:val="24"/>
+            <w:rPrChange w:id="93" w:author="Jaeger, Florian" w:date="2025-05-08T16:48:00Z" w16du:dateUtc="2025-05-08T20:48:00Z">
+              <w:rPr>
+                <w:i/>
+                <w:iCs/>
+              </w:rPr>
+            </w:rPrChange>
+          </w:rPr>
+          <w:t>in that moment</w:t>
+        </w:r>
+        <w:r>
+          <w:rPr>
+            <w:rFonts w:ascii="Times New Roman" w:hAnsi="Times New Roman" w:cs="Times New Roman"/>
+            <w:sz w:val="24"/>
+            <w:szCs w:val="24"/>
+            <w:rPrChange w:id="94" w:author="Jaeger, Florian" w:date="2025-05-08T16:48:00Z" w16du:dateUtc="2025-05-08T20:48:00Z">
+              <w:rPr/>
+            </w:rPrChange>
+          </w:rPr>
+          <w:t xml:space="preserve">, </w:t>
+        </w:r>
+      </w:ins>
+      <w:ins w:id="95" w:author="Jaeger, Florian" w:date="2025-05-08T16:46:00Z" w16du:dateUtc="2025-05-08T20:46:00Z">
+        <w:r>
+          <w:rPr>
+            <w:rFonts w:ascii="Times New Roman" w:hAnsi="Times New Roman" w:cs="Times New Roman"/>
+            <w:sz w:val="24"/>
+            <w:szCs w:val="24"/>
+            <w:rPrChange w:id="96" w:author="Jaeger, Florian" w:date="2025-05-08T16:48:00Z" w16du:dateUtc="2025-05-08T20:48:00Z">
+              <w:rPr/>
+            </w:rPrChange>
+          </w:rPr>
+          <w:t>making it difficult to adjudicate between the competing hypotheses about its downstream effects during the test phase</w:t>
+        </w:r>
+      </w:ins>
+      <w:ins w:id="97" w:author="Jaeger, Florian" w:date="2025-05-08T16:37:00Z" w16du:dateUtc="2025-05-08T20:37:00Z">
+        <w:r>
+          <w:rPr>
+            <w:rFonts w:ascii="Times New Roman" w:hAnsi="Times New Roman" w:cs="Times New Roman"/>
+            <w:sz w:val="24"/>
+            <w:szCs w:val="24"/>
+            <w:rPrChange w:id="98" w:author="Jaeger, Florian" w:date="2025-05-08T16:48:00Z" w16du:dateUtc="2025-05-08T20:48:00Z">
+              <w:rPr/>
+            </w:rPrChange>
+          </w:rPr>
+          <w:t>.</w:t>
+        </w:r>
+      </w:ins>
+      <w:ins w:id="99" w:author="Jaeger, Florian" w:date="2025-05-08T16:46:00Z" w16du:dateUtc="2025-05-08T20:46:00Z">
+        <w:r>
+          <w:rPr>
+            <w:rFonts w:ascii="Times New Roman" w:hAnsi="Times New Roman" w:cs="Times New Roman"/>
+            <w:sz w:val="24"/>
+            <w:szCs w:val="24"/>
+            <w:rPrChange w:id="100" w:author="Jaeger, Florian" w:date="2025-05-08T16:48:00Z" w16du:dateUtc="2025-05-08T20:48:00Z">
+              <w:rPr/>
+            </w:rPrChange>
+          </w:rPr>
+          <w:t xml:space="preserve"> The revised introduction now clarified that this is the knowledge gap addressed by our study</w:t>
+        </w:r>
+      </w:ins>
+      <w:ins w:id="101" w:author="Jaeger, Florian" w:date="2025-05-08T16:47:00Z" w16du:dateUtc="2025-05-08T20:47:00Z">
+        <w:r>
+          <w:rPr>
+            <w:rFonts w:ascii="Times New Roman" w:hAnsi="Times New Roman" w:cs="Times New Roman"/>
+            <w:sz w:val="24"/>
+            <w:szCs w:val="24"/>
+            <w:rPrChange w:id="102" w:author="Jaeger, Florian" w:date="2025-05-08T16:48:00Z" w16du:dateUtc="2025-05-08T20:48:00Z">
+              <w:rPr/>
+            </w:rPrChange>
+          </w:rPr>
+          <w:t>. We have also revised the discussion to spell out in more detail what our results mean for this earlier line of work.</w:t>
+        </w:r>
+      </w:ins>
+      <w:ins w:id="103" w:author="Jaeger, Florian" w:date="2025-05-08T16:48:00Z" w16du:dateUtc="2025-05-08T20:48:00Z">
+        <w:r>
+          <w:rPr>
+            <w:rFonts w:ascii="Times New Roman" w:hAnsi="Times New Roman" w:cs="Times New Roman"/>
+            <w:sz w:val="24"/>
+            <w:szCs w:val="24"/>
+          </w:rPr>
+          <w:br/>
+        </w:r>
+      </w:ins>
+    </w:p>
+    <w:p>
+      <w:pPr>
+        <w:pStyle w:val="ListParagraph"/>
+        <w:numPr>
+          <w:ilvl w:val="0"/>
+          <w:numId w:val="2"/>
+        </w:numPr>
+        <w:spacing w:after="0" w:line="240" w:lineRule="auto"/>
+        <w:rPr>
+          <w:ins w:id="104" w:author="Jaeger, Florian" w:date="2025-05-08T16:49:00Z" w16du:dateUtc="2025-05-08T20:49:00Z"/>
+          <w:rFonts w:ascii="Times New Roman" w:hAnsi="Times New Roman" w:cs="Times New Roman"/>
+          <w:sz w:val="24"/>
+          <w:szCs w:val="24"/>
+        </w:rPr>
+      </w:pPr>
+      <w:ins w:id="105" w:author="Jaeger, Florian" w:date="2025-05-08T16:48:00Z" w16du:dateUtc="2025-05-08T20:48:00Z">
+        <w:r>
+          <w:rPr>
+            <w:rFonts w:ascii="Times New Roman" w:hAnsi="Times New Roman" w:cs="Times New Roman"/>
+            <w:sz w:val="24"/>
+            <w:szCs w:val="24"/>
+            <w:u w:val="single"/>
+            <w:rPrChange w:id="106" w:author="Jaeger, Florian" w:date="2025-05-08T16:48:00Z" w16du:dateUtc="2025-05-08T20:48:00Z">
+              <w:rPr>
+                <w:rFonts w:ascii="Times New Roman" w:hAnsi="Times New Roman" w:cs="Times New Roman"/>
+                <w:sz w:val="24"/>
+                <w:szCs w:val="24"/>
+              </w:rPr>
+            </w:rPrChange>
+          </w:rPr>
+          <w:t>The revised methods</w:t>
+        </w:r>
+        <w:r>
+          <w:rPr>
+            <w:rFonts w:ascii="Times New Roman" w:hAnsi="Times New Roman" w:cs="Times New Roman"/>
+            <w:sz w:val="24"/>
+            <w:szCs w:val="24"/>
+          </w:rPr>
+          <w:t xml:space="preserve"> now contain all the information requested by reviewers (moved there from the supplementary information).</w:t>
+        </w:r>
+      </w:ins>
+      <w:ins w:id="107" w:author="Jaeger, Florian" w:date="2025-05-08T16:49:00Z" w16du:dateUtc="2025-05-08T20:49:00Z">
+        <w:r>
+          <w:rPr>
+            <w:rFonts w:ascii="Times New Roman" w:hAnsi="Times New Roman" w:cs="Times New Roman"/>
+            <w:sz w:val="24"/>
+            <w:szCs w:val="24"/>
+          </w:rPr>
+          <w:t xml:space="preserve"> We agree that this makes the manuscript more accessible.</w:t>
+        </w:r>
+        <w:r>
+          <w:rPr>
+            <w:rFonts w:ascii="Times New Roman" w:hAnsi="Times New Roman" w:cs="Times New Roman"/>
+            <w:sz w:val="24"/>
+            <w:szCs w:val="24"/>
+          </w:rPr>
+          <w:br/>
+        </w:r>
+      </w:ins>
+    </w:p>
+    <w:p>
+      <w:pPr>
+        <w:pStyle w:val="ListParagraph"/>
+        <w:numPr>
+          <w:ilvl w:val="0"/>
+          <w:numId w:val="2"/>
+        </w:numPr>
+        <w:spacing w:after="0" w:line="240" w:lineRule="auto"/>
+        <w:rPr>
+          <w:ins w:id="108" w:author="Jaeger, Florian" w:date="2025-05-08T16:28:00Z" w16du:dateUtc="2025-05-08T20:28:00Z"/>
+          <w:rFonts w:ascii="Times New Roman" w:hAnsi="Times New Roman" w:cs="Times New Roman"/>
+          <w:sz w:val="24"/>
+          <w:szCs w:val="24"/>
+          <w:rPrChange w:id="109" w:author="Jaeger, Florian" w:date="2025-05-08T16:52:00Z" w16du:dateUtc="2025-05-08T20:52:00Z">
+            <w:rPr>
+              <w:ins w:id="110" w:author="Jaeger, Florian" w:date="2025-05-08T16:28:00Z" w16du:dateUtc="2025-05-08T20:28:00Z"/>
+            </w:rPr>
+          </w:rPrChange>
+        </w:rPr>
+        <w:pPrChange w:id="111" w:author="Jaeger, Florian" w:date="2025-05-08T16:52:00Z" w16du:dateUtc="2025-05-08T20:52:00Z">
+          <w:pPr>
+            <w:spacing w:after="0" w:line="240" w:lineRule="auto"/>
+          </w:pPr>
+        </w:pPrChange>
+      </w:pPr>
+      <w:ins w:id="112" w:author="Jaeger, Florian" w:date="2025-05-08T16:49:00Z" w16du:dateUtc="2025-05-08T20:49:00Z">
+        <w:r>
+          <w:rPr>
+            <w:rFonts w:ascii="Times New Roman" w:hAnsi="Times New Roman" w:cs="Times New Roman"/>
+            <w:sz w:val="24"/>
+            <w:szCs w:val="24"/>
+            <w:u w:val="single"/>
+            <w:rPrChange w:id="113" w:author="Jaeger, Florian" w:date="2025-05-08T16:52:00Z" w16du:dateUtc="2025-05-08T20:52:00Z">
+              <w:rPr>
+                <w:rFonts w:ascii="Times New Roman" w:hAnsi="Times New Roman" w:cs="Times New Roman"/>
+                <w:sz w:val="24"/>
+                <w:szCs w:val="24"/>
+              </w:rPr>
+            </w:rPrChange>
+          </w:rPr>
+          <w:t>T</w:t>
+        </w:r>
+      </w:ins>
+      <w:ins w:id="114" w:author="Jaeger, Florian" w:date="2025-05-08T16:50:00Z" w16du:dateUtc="2025-05-08T20:50:00Z">
+        <w:r>
+          <w:rPr>
+            <w:rFonts w:ascii="Times New Roman" w:hAnsi="Times New Roman" w:cs="Times New Roman"/>
+            <w:sz w:val="24"/>
+            <w:szCs w:val="24"/>
+            <w:u w:val="single"/>
+            <w:rPrChange w:id="115" w:author="Jaeger, Florian" w:date="2025-05-08T16:52:00Z" w16du:dateUtc="2025-05-08T20:52:00Z">
+              <w:rPr>
+                <w:rFonts w:ascii="Times New Roman" w:hAnsi="Times New Roman" w:cs="Times New Roman"/>
+                <w:sz w:val="24"/>
+                <w:szCs w:val="24"/>
+              </w:rPr>
+            </w:rPrChange>
+          </w:rPr>
+          <w:t>he revised discussion of Study 2</w:t>
+        </w:r>
+        <w:r>
+          <w:rPr>
+            <w:rFonts w:ascii="Times New Roman" w:hAnsi="Times New Roman" w:cs="Times New Roman"/>
+            <w:sz w:val="24"/>
+            <w:szCs w:val="24"/>
+          </w:rPr>
+          <w:t xml:space="preserve"> now transparently acknowledges the concern raised by Reviewer 1. </w:t>
+        </w:r>
+      </w:ins>
+      <w:ins w:id="116" w:author="Jaeger, Florian" w:date="2025-05-08T16:51:00Z" w16du:dateUtc="2025-05-08T20:51:00Z">
+        <w:r>
+          <w:rPr>
+            <w:rFonts w:ascii="Times New Roman" w:hAnsi="Times New Roman" w:cs="Times New Roman"/>
+            <w:sz w:val="24"/>
+            <w:szCs w:val="24"/>
+          </w:rPr>
+          <w:t>In that context, w</w:t>
+        </w:r>
+      </w:ins>
+      <w:ins w:id="117" w:author="Jaeger, Florian" w:date="2025-05-08T16:50:00Z" w16du:dateUtc="2025-05-08T20:50:00Z">
+        <w:r>
+          <w:rPr>
+            <w:rFonts w:ascii="Times New Roman" w:hAnsi="Times New Roman" w:cs="Times New Roman"/>
+            <w:sz w:val="24"/>
+            <w:szCs w:val="24"/>
+          </w:rPr>
+          <w:t xml:space="preserve">e </w:t>
+        </w:r>
+      </w:ins>
+      <w:ins w:id="118" w:author="Jaeger, Florian" w:date="2025-05-08T16:51:00Z" w16du:dateUtc="2025-05-08T20:51:00Z">
+        <w:r>
+          <w:rPr>
+            <w:rFonts w:ascii="Times New Roman" w:hAnsi="Times New Roman" w:cs="Times New Roman"/>
+            <w:sz w:val="24"/>
+            <w:szCs w:val="24"/>
+          </w:rPr>
+          <w:t xml:space="preserve">now also </w:t>
+        </w:r>
+        <w:r>
+          <w:rPr>
+            <w:rFonts w:ascii="Times New Roman" w:hAnsi="Times New Roman" w:cs="Times New Roman"/>
+            <w:sz w:val="24"/>
+            <w:szCs w:val="24"/>
+          </w:rPr>
+          <w:t>elaborate on</w:t>
+        </w:r>
+        <w:r>
+          <w:rPr>
+            <w:rFonts w:ascii="Times New Roman" w:hAnsi="Times New Roman" w:cs="Times New Roman"/>
+            <w:sz w:val="24"/>
+            <w:szCs w:val="24"/>
+          </w:rPr>
+          <w:t xml:space="preserve"> </w:t>
+        </w:r>
+      </w:ins>
+      <w:ins w:id="119" w:author="Jaeger, Florian" w:date="2025-05-08T16:50:00Z" w16du:dateUtc="2025-05-08T20:50:00Z">
+        <w:r>
+          <w:rPr>
+            <w:rFonts w:ascii="Times New Roman" w:hAnsi="Times New Roman" w:cs="Times New Roman"/>
+            <w:sz w:val="24"/>
+            <w:szCs w:val="24"/>
+          </w:rPr>
+          <w:t>Study 2b</w:t>
+        </w:r>
+      </w:ins>
+      <w:ins w:id="120" w:author="Jaeger, Florian" w:date="2025-05-08T16:51:00Z" w16du:dateUtc="2025-05-08T20:51:00Z">
+        <w:r>
+          <w:rPr>
+            <w:rFonts w:ascii="Times New Roman" w:hAnsi="Times New Roman" w:cs="Times New Roman"/>
+            <w:sz w:val="24"/>
+            <w:szCs w:val="24"/>
+          </w:rPr>
+          <w:t xml:space="preserve"> (</w:t>
+        </w:r>
+        <w:r>
+          <w:rPr>
+            <w:rFonts w:ascii="Times New Roman" w:hAnsi="Times New Roman" w:cs="Times New Roman"/>
+            <w:sz w:val="24"/>
+            <w:szCs w:val="24"/>
+          </w:rPr>
+          <w:t>described in detail in the SI)</w:t>
+        </w:r>
+      </w:ins>
+      <w:ins w:id="121" w:author="Jaeger, Florian" w:date="2025-05-08T16:50:00Z" w16du:dateUtc="2025-05-08T20:50:00Z">
+        <w:r>
+          <w:rPr>
+            <w:rFonts w:ascii="Times New Roman" w:hAnsi="Times New Roman" w:cs="Times New Roman"/>
+            <w:sz w:val="24"/>
+            <w:szCs w:val="24"/>
+          </w:rPr>
+          <w:t xml:space="preserve">, </w:t>
+        </w:r>
+      </w:ins>
+      <w:ins w:id="122" w:author="Jaeger, Florian" w:date="2025-05-08T16:51:00Z" w16du:dateUtc="2025-05-08T20:51:00Z">
+        <w:r>
+          <w:rPr>
+            <w:rFonts w:ascii="Times New Roman" w:hAnsi="Times New Roman" w:cs="Times New Roman"/>
+            <w:sz w:val="24"/>
+            <w:szCs w:val="24"/>
+          </w:rPr>
+          <w:t>and how it speak</w:t>
+        </w:r>
+      </w:ins>
+      <w:ins w:id="123" w:author="Jaeger, Florian" w:date="2025-05-08T16:52:00Z" w16du:dateUtc="2025-05-08T20:52:00Z">
+        <w:r>
+          <w:rPr>
+            <w:rFonts w:ascii="Times New Roman" w:hAnsi="Times New Roman" w:cs="Times New Roman"/>
+            <w:sz w:val="24"/>
+            <w:szCs w:val="24"/>
+          </w:rPr>
+          <w:t>s to—but does not fully remove—that concern.</w:t>
+        </w:r>
+      </w:ins>
+      <w:ins w:id="124" w:author="Jaeger, Florian" w:date="2025-05-08T16:53:00Z" w16du:dateUtc="2025-05-08T20:53:00Z">
+        <w:r>
+          <w:rPr>
+            <w:rFonts w:ascii="Times New Roman" w:hAnsi="Times New Roman" w:cs="Times New Roman"/>
+            <w:sz w:val="24"/>
+            <w:szCs w:val="24"/>
+          </w:rPr>
+          <w:t xml:space="preserve"> This revision, we hope, helps readers to maintain an adequate level of uncertainty about our interpretation of our results.</w:t>
+        </w:r>
+      </w:ins>
+    </w:p>
+    <w:p>
+      <w:pPr>
+        <w:spacing w:after="0" w:line="240" w:lineRule="auto"/>
+        <w:rPr>
+          <w:del w:id="125" w:author="Jaeger, Florian" w:date="2025-05-08T16:27:00Z" w16du:dateUtc="2025-05-08T20:27:00Z"/>
+          <w:rFonts w:ascii="Times New Roman" w:hAnsi="Times New Roman" w:cs="Times New Roman"/>
+          <w:sz w:val="24"/>
+          <w:szCs w:val="24"/>
+        </w:rPr>
+      </w:pPr>
+    </w:p>
+    <w:p>
+      <w:pPr>
+        <w:spacing w:after="0" w:line="240" w:lineRule="auto"/>
+        <w:rPr>
+          <w:ins w:id="126" w:author="Jaeger, Florian" w:date="2025-05-08T16:53:00Z" w16du:dateUtc="2025-05-08T20:53:00Z"/>
+          <w:rFonts w:ascii="Times New Roman" w:hAnsi="Times New Roman" w:cs="Times New Roman"/>
+          <w:sz w:val="24"/>
+          <w:szCs w:val="24"/>
+        </w:rPr>
+      </w:pPr>
+    </w:p>
+    <w:p>
+      <w:pPr>
+        <w:spacing w:after="0" w:line="240" w:lineRule="auto"/>
+        <w:rPr>
+          <w:del w:id="127" w:author="Jaeger, Florian" w:date="2025-05-08T16:27:00Z" w16du:dateUtc="2025-05-08T20:27:00Z"/>
+          <w:rFonts w:ascii="Times New Roman" w:hAnsi="Times New Roman" w:cs="Times New Roman"/>
+          <w:sz w:val="24"/>
+          <w:szCs w:val="24"/>
+        </w:rPr>
+      </w:pPr>
+    </w:p>
+    <w:p>
+      <w:pPr>
+        <w:spacing w:after="0" w:line="240" w:lineRule="auto"/>
+        <w:rPr>
+          <w:rFonts w:ascii="Times New Roman" w:hAnsi="Times New Roman" w:cs="Times New Roman"/>
+          <w:sz w:val="24"/>
+          <w:szCs w:val="24"/>
+        </w:rPr>
+      </w:pPr>
+      <w:del w:id="128" w:author="Jaeger, Florian" w:date="2025-05-08T16:53:00Z" w16du:dateUtc="2025-05-08T20:53:00Z">
+        <w:r>
+          <w:rPr>
+            <w:rFonts w:ascii="Times New Roman" w:hAnsi="Times New Roman" w:cs="Times New Roman"/>
+            <w:sz w:val="24"/>
+            <w:szCs w:val="24"/>
+          </w:rPr>
+          <w:delText xml:space="preserve">As described in detail below, we have addressed </w:delText>
+        </w:r>
+        <w:r>
+          <w:rPr>
+            <w:rFonts w:ascii="Times New Roman" w:hAnsi="Times New Roman" w:cs="Times New Roman"/>
+            <w:sz w:val="24"/>
+            <w:szCs w:val="24"/>
+          </w:rPr>
+          <w:delText>the reviewers’ concerns</w:delText>
+        </w:r>
+        <w:r>
+          <w:rPr>
+            <w:rFonts w:ascii="Times New Roman" w:hAnsi="Times New Roman" w:cs="Times New Roman"/>
+            <w:sz w:val="24"/>
+            <w:szCs w:val="24"/>
+          </w:rPr>
+          <w:delText xml:space="preserve"> in the revised submission and the manuscript is </w:delText>
+        </w:r>
+        <w:r>
+          <w:rPr>
+            <w:rFonts w:ascii="Times New Roman" w:hAnsi="Times New Roman" w:cs="Times New Roman"/>
+            <w:sz w:val="24"/>
+            <w:szCs w:val="24"/>
+          </w:rPr>
+          <w:delText xml:space="preserve">now </w:delText>
+        </w:r>
+        <w:r>
+          <w:rPr>
+            <w:rFonts w:ascii="Times New Roman" w:hAnsi="Times New Roman" w:cs="Times New Roman"/>
+            <w:sz w:val="24"/>
+            <w:szCs w:val="24"/>
+          </w:rPr>
+          <w:delText xml:space="preserve">substantially stronger. </w:delText>
+        </w:r>
+      </w:del>
+      <w:r>
+        <w:rPr>
+          <w:rFonts w:ascii="Times New Roman" w:hAnsi="Times New Roman" w:cs="Times New Roman"/>
+          <w:sz w:val="24"/>
+          <w:szCs w:val="24"/>
+        </w:rPr>
+        <w:t>Below we provide a point-by-point response to the reviewers’ comments; original comments are bounded by boxes with our response immediately below each box.</w:t>
+      </w:r>
+    </w:p>
+    <w:p>
+      <w:pPr>
+        <w:spacing w:after="0" w:line="240" w:lineRule="auto"/>
+        <w:rPr>
+          <w:del w:id="129" w:author="Jaeger, Florian" w:date="2025-05-08T16:27:00Z" w16du:dateUtc="2025-05-08T20:27:00Z"/>
+          <w:rFonts w:ascii="Times New Roman" w:hAnsi="Times New Roman" w:cs="Times New Roman"/>
+          <w:sz w:val="24"/>
+          <w:szCs w:val="24"/>
+        </w:rPr>
+      </w:pPr>
+    </w:p>
+    <w:p>
+      <w:pPr>
+        <w:spacing w:after="0" w:line="240" w:lineRule="auto"/>
+        <w:rPr>
+          <w:del w:id="130" w:author="Jaeger, Florian" w:date="2025-05-08T16:27:00Z" w16du:dateUtc="2025-05-08T20:27:00Z"/>
+          <w:rFonts w:ascii="Times New Roman" w:hAnsi="Times New Roman" w:cs="Times New Roman"/>
+          <w:sz w:val="24"/>
+          <w:szCs w:val="24"/>
+        </w:rPr>
+      </w:pPr>
+      <w:del w:id="131" w:author="Jaeger, Florian" w:date="2025-05-08T16:27:00Z" w16du:dateUtc="2025-05-08T20:27:00Z">
+        <w:r>
+          <w:rPr>
+            <w:rFonts w:ascii="Times New Roman" w:hAnsi="Times New Roman" w:cs="Times New Roman"/>
+            <w:sz w:val="24"/>
+            <w:szCs w:val="24"/>
+          </w:rPr>
+          <w:delText xml:space="preserve">Thank you again for the opportunity to address the concerns that were raised in the initial review. We have done so, and hope that this manuscript is now suitable for publication in </w:delText>
+        </w:r>
+        <w:r>
+          <w:rPr>
+            <w:rFonts w:ascii="Times New Roman" w:hAnsi="Times New Roman" w:cs="Times New Roman"/>
+            <w:i/>
+            <w:iCs/>
+            <w:sz w:val="24"/>
+            <w:szCs w:val="24"/>
+          </w:rPr>
+          <w:delText>Journal of Experimental Psychology: Learning, Memory, and Cognition</w:delText>
+        </w:r>
+        <w:r>
+          <w:rPr>
+            <w:rFonts w:ascii="Times New Roman" w:hAnsi="Times New Roman" w:cs="Times New Roman"/>
+            <w:i/>
+            <w:iCs/>
+            <w:sz w:val="24"/>
+            <w:szCs w:val="24"/>
+          </w:rPr>
+          <w:delText>.</w:delText>
+        </w:r>
+      </w:del>
     </w:p>
     <w:p>
       <w:pPr>
@@ -337,62 +1713,32 @@
           <w:szCs w:val="24"/>
         </w:rPr>
       </w:pPr>
-      <w:proofErr w:type="spellStart"/>
-      <w:r>
-        <w:rPr>
-          <w:rFonts w:ascii="Times New Roman" w:hAnsi="Times New Roman" w:cs="Times New Roman"/>
-          <w:sz w:val="24"/>
-          <w:szCs w:val="24"/>
-        </w:rPr>
-        <w:t>Menghan</w:t>
-      </w:r>
-      <w:proofErr w:type="spellEnd"/>
-      <w:r>
-        <w:rPr>
-          <w:rFonts w:ascii="Times New Roman" w:hAnsi="Times New Roman" w:cs="Times New Roman"/>
-          <w:sz w:val="24"/>
-          <w:szCs w:val="24"/>
-        </w:rPr>
-        <w:t xml:space="preserve"> Yang</w:t>
-      </w:r>
-    </w:p>
-    <w:p>
-      <w:pPr>
-        <w:spacing w:after="0" w:line="240" w:lineRule="auto"/>
-        <w:rPr>
-          <w:rFonts w:ascii="Times New Roman" w:hAnsi="Times New Roman" w:cs="Times New Roman"/>
-          <w:sz w:val="24"/>
-          <w:szCs w:val="24"/>
-        </w:rPr>
-      </w:pPr>
-      <w:proofErr w:type="spellStart"/>
-      <w:r>
-        <w:rPr>
-          <w:rFonts w:ascii="Times New Roman" w:hAnsi="Times New Roman" w:cs="Times New Roman"/>
-          <w:sz w:val="24"/>
-          <w:szCs w:val="24"/>
-        </w:rPr>
-        <w:t>Gevher</w:t>
-      </w:r>
-      <w:proofErr w:type="spellEnd"/>
-      <w:r>
-        <w:rPr>
-          <w:rFonts w:ascii="Times New Roman" w:hAnsi="Times New Roman" w:cs="Times New Roman"/>
-          <w:sz w:val="24"/>
-          <w:szCs w:val="24"/>
-        </w:rPr>
-        <w:t xml:space="preserve"> </w:t>
-      </w:r>
-      <w:proofErr w:type="spellStart"/>
-      <w:r>
-        <w:rPr>
-          <w:rFonts w:ascii="Times New Roman" w:hAnsi="Times New Roman" w:cs="Times New Roman"/>
-          <w:sz w:val="24"/>
-          <w:szCs w:val="24"/>
-        </w:rPr>
-        <w:t>Karboga</w:t>
-      </w:r>
-      <w:proofErr w:type="spellEnd"/>
+      <w:r>
+        <w:rPr>
+          <w:rFonts w:ascii="Times New Roman" w:hAnsi="Times New Roman" w:cs="Times New Roman"/>
+          <w:sz w:val="24"/>
+          <w:szCs w:val="24"/>
+        </w:rPr>
+        <w:t>Menghan Yang</w:t>
+      </w:r>
+    </w:p>
+    <w:p>
+      <w:pPr>
+        <w:spacing w:after="0" w:line="240" w:lineRule="auto"/>
+        <w:rPr>
+          <w:rFonts w:ascii="Times New Roman" w:hAnsi="Times New Roman" w:cs="Times New Roman"/>
+          <w:sz w:val="24"/>
+          <w:szCs w:val="24"/>
+        </w:rPr>
+      </w:pPr>
+      <w:r>
+        <w:rPr>
+          <w:rFonts w:ascii="Times New Roman" w:hAnsi="Times New Roman" w:cs="Times New Roman"/>
+          <w:sz w:val="24"/>
+          <w:szCs w:val="24"/>
+        </w:rPr>
+        <w:t>Gevher Karboga</w:t>
+      </w:r>
     </w:p>
     <w:p>
       <w:pPr>
@@ -449,28 +1795,121 @@
       <w:pPr>
         <w:spacing w:after="0" w:line="240" w:lineRule="auto"/>
         <w:rPr>
-          <w:rFonts w:ascii="Times New Roman" w:hAnsi="Times New Roman" w:cs="Times New Roman"/>
-          <w:sz w:val="24"/>
-          <w:szCs w:val="24"/>
-        </w:rPr>
-      </w:pPr>
-      <w:r>
-        <w:rPr>
-          <w:rFonts w:ascii="Times New Roman" w:hAnsi="Times New Roman" w:cs="Times New Roman"/>
-          <w:b/>
-          <w:bCs/>
-          <w:sz w:val="24"/>
-          <w:szCs w:val="24"/>
-          <w:u w:val="single"/>
-        </w:rPr>
-        <w:lastRenderedPageBreak/>
-        <w:t>Associate Editor</w:t>
-      </w:r>
-    </w:p>
-    <w:p>
-      <w:pPr>
-        <w:spacing w:after="0" w:line="240" w:lineRule="auto"/>
-        <w:rPr>
+          <w:del w:id="132" w:author="Jaeger, Florian" w:date="2025-05-08T16:28:00Z" w16du:dateUtc="2025-05-08T20:28:00Z"/>
+          <w:rFonts w:ascii="Times New Roman" w:hAnsi="Times New Roman" w:cs="Times New Roman"/>
+          <w:sz w:val="24"/>
+          <w:szCs w:val="24"/>
+        </w:rPr>
+      </w:pPr>
+      <w:del w:id="133" w:author="Jaeger, Florian" w:date="2025-05-08T16:28:00Z" w16du:dateUtc="2025-05-08T20:28:00Z">
+        <w:r>
+          <w:rPr>
+            <w:rFonts w:ascii="Times New Roman" w:hAnsi="Times New Roman" w:cs="Times New Roman"/>
+            <w:b/>
+            <w:bCs/>
+            <w:sz w:val="24"/>
+            <w:szCs w:val="24"/>
+            <w:u w:val="single"/>
+          </w:rPr>
+          <w:lastRenderedPageBreak/>
+          <w:delText>Associate Editor</w:delText>
+        </w:r>
+      </w:del>
+    </w:p>
+    <w:p>
+      <w:pPr>
+        <w:spacing w:after="0" w:line="240" w:lineRule="auto"/>
+        <w:rPr>
+          <w:del w:id="134" w:author="Jaeger, Florian" w:date="2025-05-08T16:28:00Z" w16du:dateUtc="2025-05-08T20:28:00Z"/>
+          <w:rFonts w:ascii="Times New Roman" w:hAnsi="Times New Roman" w:cs="Times New Roman"/>
+          <w:sz w:val="24"/>
+          <w:szCs w:val="24"/>
+        </w:rPr>
+      </w:pPr>
+    </w:p>
+    <w:p>
+      <w:pPr>
+        <w:pBdr>
+          <w:top w:val="single" w:sz="4" w:space="0" w:color="auto"/>
+          <w:left w:val="single" w:sz="4" w:space="4" w:color="auto"/>
+          <w:bottom w:val="single" w:sz="4" w:space="1" w:color="auto"/>
+          <w:right w:val="single" w:sz="4" w:space="4" w:color="auto"/>
+        </w:pBdr>
+        <w:spacing w:after="0" w:line="240" w:lineRule="auto"/>
+        <w:rPr>
+          <w:del w:id="135" w:author="Jaeger, Florian" w:date="2025-05-08T16:28:00Z" w16du:dateUtc="2025-05-08T20:28:00Z"/>
+          <w:rFonts w:ascii="Times New Roman" w:hAnsi="Times New Roman" w:cs="Times New Roman"/>
+          <w:sz w:val="24"/>
+          <w:szCs w:val="24"/>
+        </w:rPr>
+        <w:pPrChange w:id="136" w:author="Jaeger, Florian" w:date="2025-05-08T16:27:00Z" w16du:dateUtc="2025-05-08T20:27:00Z">
+          <w:pPr>
+            <w:pBdr>
+              <w:top w:val="single" w:sz="4" w:space="1" w:color="auto"/>
+              <w:left w:val="single" w:sz="4" w:space="4" w:color="auto"/>
+              <w:bottom w:val="single" w:sz="4" w:space="1" w:color="auto"/>
+              <w:right w:val="single" w:sz="4" w:space="4" w:color="auto"/>
+            </w:pBdr>
+            <w:spacing w:after="0" w:line="240" w:lineRule="auto"/>
+          </w:pPr>
+        </w:pPrChange>
+      </w:pPr>
+      <w:del w:id="137" w:author="Jaeger, Florian" w:date="2025-05-08T16:28:00Z" w16du:dateUtc="2025-05-08T20:28:00Z">
+        <w:r>
+          <w:rPr>
+            <w:rFonts w:ascii="Times New Roman" w:hAnsi="Times New Roman" w:cs="Times New Roman"/>
+            <w:sz w:val="24"/>
+            <w:szCs w:val="24"/>
+          </w:rPr>
+          <w:delText>Three reviewers have now commented on your paper. You will see that they found the study to be interesting, well-executed and potentially impactful for understanding audiovisual speech perception. They also liked the clear research questions, strong experimental design and the focus on non-linguistic visual information influencing speech perception</w:delText>
+        </w:r>
+        <w:r>
+          <w:rPr>
+            <w:rFonts w:ascii="Times New Roman" w:hAnsi="Times New Roman" w:cs="Times New Roman"/>
+            <w:sz w:val="24"/>
+            <w:szCs w:val="24"/>
+          </w:rPr>
+          <w:delText>.</w:delText>
+        </w:r>
+      </w:del>
+    </w:p>
+    <w:p>
+      <w:pPr>
+        <w:spacing w:after="0" w:line="240" w:lineRule="auto"/>
+        <w:rPr>
+          <w:del w:id="138" w:author="Jaeger, Florian" w:date="2025-05-08T16:28:00Z" w16du:dateUtc="2025-05-08T20:28:00Z"/>
+          <w:rFonts w:ascii="Times New Roman" w:hAnsi="Times New Roman" w:cs="Times New Roman"/>
+          <w:sz w:val="24"/>
+          <w:szCs w:val="24"/>
+        </w:rPr>
+      </w:pPr>
+    </w:p>
+    <w:p>
+      <w:pPr>
+        <w:spacing w:after="0" w:line="240" w:lineRule="auto"/>
+        <w:rPr>
+          <w:del w:id="139" w:author="Jaeger, Florian" w:date="2025-05-08T16:28:00Z" w16du:dateUtc="2025-05-08T20:28:00Z"/>
+          <w:rFonts w:ascii="Times New Roman" w:hAnsi="Times New Roman" w:cs="Times New Roman"/>
+          <w:sz w:val="24"/>
+          <w:szCs w:val="24"/>
+        </w:rPr>
+      </w:pPr>
+      <w:del w:id="140" w:author="Jaeger, Florian" w:date="2025-05-08T16:28:00Z" w16du:dateUtc="2025-05-08T20:28:00Z">
+        <w:r>
+          <w:rPr>
+            <w:rFonts w:ascii="Times New Roman" w:hAnsi="Times New Roman" w:cs="Times New Roman"/>
+            <w:sz w:val="24"/>
+            <w:szCs w:val="24"/>
+          </w:rPr>
+          <w:delText>We are very grateful for this positive assessment.</w:delText>
+        </w:r>
+      </w:del>
+    </w:p>
+    <w:p>
+      <w:pPr>
+        <w:spacing w:after="0" w:line="240" w:lineRule="auto"/>
+        <w:rPr>
+          <w:del w:id="141" w:author="Jaeger, Florian" w:date="2025-05-08T16:28:00Z" w16du:dateUtc="2025-05-08T20:28:00Z"/>
           <w:rFonts w:ascii="Times New Roman" w:hAnsi="Times New Roman" w:cs="Times New Roman"/>
           <w:sz w:val="24"/>
           <w:szCs w:val="24"/>
@@ -487,60 +1926,60 @@
         </w:pBdr>
         <w:spacing w:after="0" w:line="240" w:lineRule="auto"/>
         <w:rPr>
-          <w:rFonts w:ascii="Times New Roman" w:hAnsi="Times New Roman" w:cs="Times New Roman"/>
-          <w:sz w:val="24"/>
-          <w:szCs w:val="24"/>
-        </w:rPr>
-      </w:pPr>
-      <w:r>
-        <w:rPr>
-          <w:rFonts w:ascii="Times New Roman" w:hAnsi="Times New Roman" w:cs="Times New Roman"/>
-          <w:sz w:val="24"/>
-          <w:szCs w:val="24"/>
-        </w:rPr>
-        <w:t>Three reviewers have now commented on your paper. You will see that they found the study to be interesting, well-executed and potentially impactful for understanding audiovisual speech perception. They also liked the clear research questions, strong experimental design and the focus on non-linguistic visual information influencing speech perception</w:t>
-      </w:r>
-      <w:r>
-        <w:rPr>
-          <w:rFonts w:ascii="Times New Roman" w:hAnsi="Times New Roman" w:cs="Times New Roman"/>
-          <w:sz w:val="24"/>
-          <w:szCs w:val="24"/>
-        </w:rPr>
-        <w:t>.</w:t>
-      </w:r>
-    </w:p>
-    <w:p>
-      <w:pPr>
-        <w:spacing w:after="0" w:line="240" w:lineRule="auto"/>
-        <w:rPr>
-          <w:rFonts w:ascii="Times New Roman" w:hAnsi="Times New Roman" w:cs="Times New Roman"/>
-          <w:sz w:val="24"/>
-          <w:szCs w:val="24"/>
-        </w:rPr>
-      </w:pPr>
-    </w:p>
-    <w:p>
-      <w:pPr>
-        <w:spacing w:after="0" w:line="240" w:lineRule="auto"/>
-        <w:rPr>
-          <w:rFonts w:ascii="Times New Roman" w:hAnsi="Times New Roman" w:cs="Times New Roman"/>
-          <w:sz w:val="24"/>
-          <w:szCs w:val="24"/>
-        </w:rPr>
-      </w:pPr>
-      <w:r>
-        <w:rPr>
-          <w:rFonts w:ascii="Times New Roman" w:hAnsi="Times New Roman" w:cs="Times New Roman"/>
-          <w:sz w:val="24"/>
-          <w:szCs w:val="24"/>
-        </w:rPr>
-        <w:t>We are very grateful for this positive assessment.</w:t>
-      </w:r>
-    </w:p>
-    <w:p>
-      <w:pPr>
-        <w:spacing w:after="0" w:line="240" w:lineRule="auto"/>
-        <w:rPr>
+          <w:del w:id="142" w:author="Jaeger, Florian" w:date="2025-05-08T16:28:00Z" w16du:dateUtc="2025-05-08T20:28:00Z"/>
+          <w:rFonts w:ascii="Times New Roman" w:hAnsi="Times New Roman" w:cs="Times New Roman"/>
+          <w:sz w:val="24"/>
+          <w:szCs w:val="24"/>
+        </w:rPr>
+      </w:pPr>
+      <w:del w:id="143" w:author="Jaeger, Florian" w:date="2025-05-08T16:28:00Z" w16du:dateUtc="2025-05-08T20:28:00Z">
+        <w:r>
+          <w:rPr>
+            <w:rFonts w:ascii="Times New Roman" w:hAnsi="Times New Roman" w:cs="Times New Roman"/>
+            <w:sz w:val="24"/>
+            <w:szCs w:val="24"/>
+          </w:rPr>
+          <w:delText>However, they also raised some issues with the current paper that need to be addressed before it is ready for publication. The most critical points were that the manuscript needs to more clearly highlight its novel contribution relative to previous studies (especially Kraljic et al., 2008) and that the main text is missing some important methodological details (currently only in the supplement) that should be incorporated into the main paper to improve clarity. Reviewer 1 also raised a concern that the visual occlusion manipulation might introduce distraction rather than just block articulation cues.</w:delText>
+        </w:r>
+      </w:del>
+    </w:p>
+    <w:p>
+      <w:pPr>
+        <w:spacing w:after="0" w:line="240" w:lineRule="auto"/>
+        <w:rPr>
+          <w:del w:id="144" w:author="Jaeger, Florian" w:date="2025-05-08T16:28:00Z" w16du:dateUtc="2025-05-08T20:28:00Z"/>
+          <w:rFonts w:ascii="Times New Roman" w:hAnsi="Times New Roman" w:cs="Times New Roman"/>
+          <w:sz w:val="24"/>
+          <w:szCs w:val="24"/>
+        </w:rPr>
+      </w:pPr>
+    </w:p>
+    <w:p>
+      <w:pPr>
+        <w:spacing w:after="0" w:line="240" w:lineRule="auto"/>
+        <w:rPr>
+          <w:del w:id="145" w:author="Jaeger, Florian" w:date="2025-05-08T16:28:00Z" w16du:dateUtc="2025-05-08T20:28:00Z"/>
+          <w:rFonts w:ascii="Times New Roman" w:hAnsi="Times New Roman" w:cs="Times New Roman"/>
+          <w:sz w:val="24"/>
+          <w:szCs w:val="24"/>
+        </w:rPr>
+      </w:pPr>
+      <w:del w:id="146" w:author="Jaeger, Florian" w:date="2025-05-08T16:28:00Z" w16du:dateUtc="2025-05-08T20:28:00Z">
+        <w:r>
+          <w:rPr>
+            <w:rFonts w:ascii="Times New Roman" w:hAnsi="Times New Roman" w:cs="Times New Roman"/>
+            <w:sz w:val="24"/>
+            <w:szCs w:val="24"/>
+          </w:rPr>
+          <w:delText>Thank you for this cogent summary of concerns. We address each in turn where they appear in the reviewers’ feedback below.</w:delText>
+        </w:r>
+      </w:del>
+    </w:p>
+    <w:p>
+      <w:pPr>
+        <w:spacing w:after="0" w:line="240" w:lineRule="auto"/>
+        <w:rPr>
+          <w:del w:id="147" w:author="Jaeger, Florian" w:date="2025-05-08T16:28:00Z" w16du:dateUtc="2025-05-08T20:28:00Z"/>
           <w:rFonts w:ascii="Times New Roman" w:hAnsi="Times New Roman" w:cs="Times New Roman"/>
           <w:sz w:val="24"/>
           <w:szCs w:val="24"/>
@@ -557,64 +1996,94 @@
         </w:pBdr>
         <w:spacing w:after="0" w:line="240" w:lineRule="auto"/>
         <w:rPr>
-          <w:rFonts w:ascii="Times New Roman" w:hAnsi="Times New Roman" w:cs="Times New Roman"/>
-          <w:sz w:val="24"/>
-          <w:szCs w:val="24"/>
-        </w:rPr>
-      </w:pPr>
-      <w:r>
-        <w:rPr>
-          <w:rFonts w:ascii="Times New Roman" w:hAnsi="Times New Roman" w:cs="Times New Roman"/>
-          <w:sz w:val="24"/>
-          <w:szCs w:val="24"/>
-        </w:rPr>
-        <w:t xml:space="preserve">However, they also raised some issues with the current paper that need to be addressed before it is ready for publication. The most critical points were that the manuscript needs to more clearly highlight its novel contribution relative to previous studies (especially </w:t>
-      </w:r>
-      <w:proofErr w:type="spellStart"/>
-      <w:r>
-        <w:rPr>
-          <w:rFonts w:ascii="Times New Roman" w:hAnsi="Times New Roman" w:cs="Times New Roman"/>
-          <w:sz w:val="24"/>
-          <w:szCs w:val="24"/>
-        </w:rPr>
-        <w:t>Kraljic</w:t>
-      </w:r>
-      <w:proofErr w:type="spellEnd"/>
-      <w:r>
-        <w:rPr>
-          <w:rFonts w:ascii="Times New Roman" w:hAnsi="Times New Roman" w:cs="Times New Roman"/>
-          <w:sz w:val="24"/>
-          <w:szCs w:val="24"/>
-        </w:rPr>
-        <w:t xml:space="preserve"> et al., 2008) and that the main text is missing some important methodological details (currently only in the supplement) that should be incorporated into the main paper to improve clarity. Reviewer 1 also raised a concern that the visual occlusion manipulation might introduce distraction rather than just block articulation cues.</w:t>
-      </w:r>
-    </w:p>
-    <w:p>
-      <w:pPr>
-        <w:spacing w:after="0" w:line="240" w:lineRule="auto"/>
-        <w:rPr>
-          <w:rFonts w:ascii="Times New Roman" w:hAnsi="Times New Roman" w:cs="Times New Roman"/>
-          <w:sz w:val="24"/>
-          <w:szCs w:val="24"/>
-        </w:rPr>
-      </w:pPr>
-    </w:p>
-    <w:p>
-      <w:pPr>
-        <w:spacing w:after="0" w:line="240" w:lineRule="auto"/>
-        <w:rPr>
-          <w:rFonts w:ascii="Times New Roman" w:hAnsi="Times New Roman" w:cs="Times New Roman"/>
-          <w:sz w:val="24"/>
-          <w:szCs w:val="24"/>
-        </w:rPr>
-      </w:pPr>
-      <w:r>
-        <w:rPr>
-          <w:rFonts w:ascii="Times New Roman" w:hAnsi="Times New Roman" w:cs="Times New Roman"/>
-          <w:sz w:val="24"/>
-          <w:szCs w:val="24"/>
-        </w:rPr>
-        <w:t>Thank you for this cogent summary of concerns. We address each in turn where they appear in the reviewers’ feedback below.</w:t>
+          <w:del w:id="148" w:author="Jaeger, Florian" w:date="2025-05-08T16:28:00Z" w16du:dateUtc="2025-05-08T20:28:00Z"/>
+          <w:rFonts w:ascii="Times New Roman" w:hAnsi="Times New Roman" w:cs="Times New Roman"/>
+          <w:sz w:val="24"/>
+          <w:szCs w:val="24"/>
+        </w:rPr>
+      </w:pPr>
+      <w:del w:id="149" w:author="Jaeger, Florian" w:date="2025-05-08T16:28:00Z" w16du:dateUtc="2025-05-08T20:28:00Z">
+        <w:r>
+          <w:rPr>
+            <w:rFonts w:ascii="Times New Roman" w:hAnsi="Times New Roman" w:cs="Times New Roman"/>
+            <w:sz w:val="24"/>
+            <w:szCs w:val="24"/>
+          </w:rPr>
+          <w:delText>In sum, I am inviting you to revise your manuscript. For your guidance, reviewers' comments are appended below.</w:delText>
+        </w:r>
+        <w:r>
+          <w:rPr>
+            <w:rFonts w:ascii="Times New Roman" w:hAnsi="Times New Roman" w:cs="Times New Roman"/>
+            <w:sz w:val="24"/>
+            <w:szCs w:val="24"/>
+          </w:rPr>
+          <w:br/>
+          <w:delText>If you decide to revise the work, please include a cover letter that details your response to each point raised by the Editor and the reviewers in this letter.</w:delText>
+        </w:r>
+      </w:del>
+    </w:p>
+    <w:p>
+      <w:pPr>
+        <w:spacing w:after="0" w:line="240" w:lineRule="auto"/>
+        <w:rPr>
+          <w:del w:id="150" w:author="Jaeger, Florian" w:date="2025-05-08T16:28:00Z" w16du:dateUtc="2025-05-08T20:28:00Z"/>
+          <w:rFonts w:ascii="Times New Roman" w:hAnsi="Times New Roman" w:cs="Times New Roman"/>
+          <w:sz w:val="24"/>
+          <w:szCs w:val="24"/>
+        </w:rPr>
+      </w:pPr>
+    </w:p>
+    <w:p>
+      <w:pPr>
+        <w:spacing w:after="0" w:line="240" w:lineRule="auto"/>
+        <w:rPr>
+          <w:del w:id="151" w:author="Jaeger, Florian" w:date="2025-05-08T16:28:00Z" w16du:dateUtc="2025-05-08T20:28:00Z"/>
+          <w:rFonts w:ascii="Times New Roman" w:hAnsi="Times New Roman" w:cs="Times New Roman"/>
+          <w:sz w:val="24"/>
+          <w:szCs w:val="24"/>
+        </w:rPr>
+      </w:pPr>
+      <w:del w:id="152" w:author="Jaeger, Florian" w:date="2025-05-08T16:28:00Z" w16du:dateUtc="2025-05-08T20:28:00Z">
+        <w:r>
+          <w:rPr>
+            <w:rFonts w:ascii="Times New Roman" w:hAnsi="Times New Roman" w:cs="Times New Roman"/>
+            <w:sz w:val="24"/>
+            <w:szCs w:val="24"/>
+          </w:rPr>
+          <w:delText>We have done so. Thank you very much for your consideration of our revised manuscript.</w:delText>
+        </w:r>
+      </w:del>
+    </w:p>
+    <w:p>
+      <w:pPr>
+        <w:spacing w:after="0" w:line="240" w:lineRule="auto"/>
+        <w:rPr>
+          <w:del w:id="153" w:author="Jaeger, Florian" w:date="2025-05-08T16:28:00Z" w16du:dateUtc="2025-05-08T20:28:00Z"/>
+          <w:rFonts w:ascii="Times New Roman" w:hAnsi="Times New Roman" w:cs="Times New Roman"/>
+          <w:sz w:val="24"/>
+          <w:szCs w:val="24"/>
+        </w:rPr>
+      </w:pPr>
+    </w:p>
+    <w:p>
+      <w:pPr>
+        <w:spacing w:after="0" w:line="240" w:lineRule="auto"/>
+        <w:rPr>
+          <w:rFonts w:ascii="Times New Roman" w:hAnsi="Times New Roman" w:cs="Times New Roman"/>
+          <w:sz w:val="24"/>
+          <w:szCs w:val="24"/>
+        </w:rPr>
+      </w:pPr>
+      <w:r>
+        <w:rPr>
+          <w:rFonts w:ascii="Times New Roman" w:hAnsi="Times New Roman" w:cs="Times New Roman"/>
+          <w:b/>
+          <w:bCs/>
+          <w:sz w:val="24"/>
+          <w:szCs w:val="24"/>
+          <w:u w:val="single"/>
+        </w:rPr>
+        <w:t>Reviewer 1</w:t>
       </w:r>
     </w:p>
     <w:p>
@@ -637,97 +2106,32 @@
         </w:pBdr>
         <w:spacing w:after="0" w:line="240" w:lineRule="auto"/>
         <w:rPr>
-          <w:rFonts w:ascii="Times New Roman" w:hAnsi="Times New Roman" w:cs="Times New Roman"/>
-          <w:sz w:val="24"/>
-          <w:szCs w:val="24"/>
-        </w:rPr>
-      </w:pPr>
-      <w:r>
-        <w:rPr>
-          <w:rFonts w:ascii="Times New Roman" w:hAnsi="Times New Roman" w:cs="Times New Roman"/>
-          <w:sz w:val="24"/>
-          <w:szCs w:val="24"/>
-        </w:rPr>
-        <w:t>In sum, I am inviting you to revise your manuscript. For your guidance, reviewers' comments are appended below.</w:t>
-      </w:r>
-      <w:r>
-        <w:rPr>
-          <w:rFonts w:ascii="Times New Roman" w:hAnsi="Times New Roman" w:cs="Times New Roman"/>
-          <w:sz w:val="24"/>
-          <w:szCs w:val="24"/>
-        </w:rPr>
-        <w:br/>
-        <w:t>If you decide to revise the work, please include a cover letter that details your response to each point raised by the Editor and the reviewers in this letter.</w:t>
-      </w:r>
-    </w:p>
-    <w:p>
-      <w:pPr>
-        <w:spacing w:after="0" w:line="240" w:lineRule="auto"/>
-        <w:rPr>
-          <w:rFonts w:ascii="Times New Roman" w:hAnsi="Times New Roman" w:cs="Times New Roman"/>
-          <w:sz w:val="24"/>
-          <w:szCs w:val="24"/>
-        </w:rPr>
-      </w:pPr>
-    </w:p>
-    <w:p>
-      <w:pPr>
-        <w:spacing w:after="0" w:line="240" w:lineRule="auto"/>
-        <w:rPr>
-          <w:rFonts w:ascii="Times New Roman" w:hAnsi="Times New Roman" w:cs="Times New Roman"/>
-          <w:sz w:val="24"/>
-          <w:szCs w:val="24"/>
-        </w:rPr>
-      </w:pPr>
-      <w:r>
-        <w:rPr>
-          <w:rFonts w:ascii="Times New Roman" w:hAnsi="Times New Roman" w:cs="Times New Roman"/>
-          <w:sz w:val="24"/>
-          <w:szCs w:val="24"/>
-        </w:rPr>
-        <w:t>We have done so. Thank you very much for your consideration of our revised manuscript.</w:t>
-      </w:r>
-    </w:p>
-    <w:p>
-      <w:pPr>
-        <w:spacing w:after="0" w:line="240" w:lineRule="auto"/>
-        <w:rPr>
-          <w:rFonts w:ascii="Times New Roman" w:hAnsi="Times New Roman" w:cs="Times New Roman"/>
-          <w:sz w:val="24"/>
-          <w:szCs w:val="24"/>
-        </w:rPr>
-      </w:pPr>
-    </w:p>
-    <w:p>
-      <w:pPr>
-        <w:spacing w:after="0" w:line="240" w:lineRule="auto"/>
-        <w:rPr>
-          <w:rFonts w:ascii="Times New Roman" w:hAnsi="Times New Roman" w:cs="Times New Roman"/>
-          <w:sz w:val="24"/>
-          <w:szCs w:val="24"/>
-        </w:rPr>
-      </w:pPr>
-      <w:r>
-        <w:rPr>
-          <w:rFonts w:ascii="Times New Roman" w:hAnsi="Times New Roman" w:cs="Times New Roman"/>
-          <w:b/>
-          <w:bCs/>
-          <w:sz w:val="24"/>
-          <w:szCs w:val="24"/>
-          <w:u w:val="single"/>
-        </w:rPr>
-        <w:t>Reviewer 1</w:t>
-      </w:r>
-    </w:p>
-    <w:p>
-      <w:pPr>
-        <w:spacing w:after="0" w:line="240" w:lineRule="auto"/>
-        <w:rPr>
-          <w:rFonts w:ascii="Times New Roman" w:hAnsi="Times New Roman" w:cs="Times New Roman"/>
-          <w:sz w:val="24"/>
-          <w:szCs w:val="24"/>
-        </w:rPr>
-      </w:pPr>
+          <w:del w:id="154" w:author="Jaeger, Florian" w:date="2025-05-08T16:54:00Z" w16du:dateUtc="2025-05-08T20:54:00Z"/>
+          <w:rFonts w:ascii="Times New Roman" w:hAnsi="Times New Roman" w:cs="Times New Roman"/>
+          <w:sz w:val="24"/>
+          <w:szCs w:val="24"/>
+        </w:rPr>
+      </w:pPr>
+      <w:del w:id="155" w:author="Jaeger, Florian" w:date="2025-05-08T16:54:00Z" w16du:dateUtc="2025-05-08T20:54:00Z">
+        <w:r>
+          <w:rPr>
+            <w:rFonts w:ascii="Times New Roman" w:hAnsi="Times New Roman" w:cs="Times New Roman"/>
+            <w:sz w:val="24"/>
+            <w:szCs w:val="24"/>
+          </w:rPr>
+          <w:delText>This study aimed at examining whether listeners engage in compensation in audiovisual speech perception when the contextual cues are non-linguistic and presented visually (i.e., seeing a talker with a pen in their mouth). To examine this, the authors presented audiovisual speech stimuli to participants and tested their perception using a 2AFC task. The results suggest that listeners 'explain away' (part of) the pen-in-mouth effect, at least when the visual information is not blocked.</w:delText>
+        </w:r>
+      </w:del>
+      <w:ins w:id="156" w:author="Jaeger, Florian" w:date="2025-05-08T16:54:00Z" w16du:dateUtc="2025-05-08T20:54:00Z">
+        <w:r>
+          <w:rPr>
+            <w:rFonts w:ascii="Times New Roman" w:hAnsi="Times New Roman" w:cs="Times New Roman"/>
+            <w:sz w:val="24"/>
+            <w:szCs w:val="24"/>
+          </w:rPr>
+          <w:t xml:space="preserve">[summary omitted] </w:t>
+        </w:r>
+      </w:ins>
     </w:p>
     <w:p>
       <w:pPr>
@@ -750,8 +2154,80 @@
           <w:sz w:val="24"/>
           <w:szCs w:val="24"/>
         </w:rPr>
-        <w:t>This study aimed at examining whether listeners engage in compensation in audiovisual speech perception when the contextual cues are non-linguistic and presented visually (i.e., seeing a talker with a pen in their mouth). To examine this, the authors presented audiovisual speech stimuli to participants and tested their perception using a 2AFC task. The results suggest that listeners 'explain away' (part of) the pen-in-mouth effect, at least when the visual information is not blocked.</w:t>
-      </w:r>
+        <w:t>Overall, this is a very nice study that addresses an interesting question about speech perception. The literature review is brief, but sufficient to give an quick overview of the theoretical background. The research questions are clearly spelled-out, the writing is quite clear, and the narrative is easy to follow.</w:t>
+      </w:r>
+      <w:r>
+        <w:rPr>
+          <w:rFonts w:ascii="Times New Roman" w:hAnsi="Times New Roman" w:cs="Times New Roman"/>
+          <w:sz w:val="24"/>
+          <w:szCs w:val="24"/>
+        </w:rPr>
+        <w:br/>
+      </w:r>
+      <w:ins w:id="157" w:author="Jaeger, Florian" w:date="2025-05-08T16:54:00Z" w16du:dateUtc="2025-05-08T20:54:00Z">
+        <w:r>
+          <w:rPr>
+            <w:rFonts w:ascii="Times New Roman" w:hAnsi="Times New Roman" w:cs="Times New Roman"/>
+            <w:sz w:val="24"/>
+            <w:szCs w:val="24"/>
+          </w:rPr>
+          <w:br/>
+        </w:r>
+      </w:ins>
+      <w:r>
+        <w:rPr>
+          <w:rFonts w:ascii="Times New Roman" w:hAnsi="Times New Roman" w:cs="Times New Roman"/>
+          <w:sz w:val="24"/>
+          <w:szCs w:val="24"/>
+        </w:rPr>
+        <w:t>This work has many positive features, however there a couple of important issues that prevent me from recommending it for publication in its current form.</w:t>
+      </w:r>
+    </w:p>
+    <w:p>
+      <w:pPr>
+        <w:spacing w:after="0" w:line="240" w:lineRule="auto"/>
+        <w:rPr>
+          <w:rFonts w:ascii="Times New Roman" w:hAnsi="Times New Roman" w:cs="Times New Roman"/>
+          <w:sz w:val="24"/>
+          <w:szCs w:val="24"/>
+        </w:rPr>
+      </w:pPr>
+    </w:p>
+    <w:p>
+      <w:pPr>
+        <w:spacing w:after="0" w:line="240" w:lineRule="auto"/>
+        <w:rPr>
+          <w:rFonts w:ascii="Times New Roman" w:hAnsi="Times New Roman" w:cs="Times New Roman"/>
+          <w:sz w:val="24"/>
+          <w:szCs w:val="24"/>
+        </w:rPr>
+      </w:pPr>
+      <w:r>
+        <w:rPr>
+          <w:rFonts w:ascii="Times New Roman" w:hAnsi="Times New Roman" w:cs="Times New Roman"/>
+          <w:sz w:val="24"/>
+          <w:szCs w:val="24"/>
+        </w:rPr>
+        <w:t>Thank you for this careful summary and contextualization of our manuscript</w:t>
+      </w:r>
+      <w:r>
+        <w:rPr>
+          <w:rFonts w:ascii="Times New Roman" w:hAnsi="Times New Roman" w:cs="Times New Roman"/>
+          <w:sz w:val="24"/>
+          <w:szCs w:val="24"/>
+        </w:rPr>
+        <w:t xml:space="preserve">, as well as for your positive assessment. </w:t>
+      </w:r>
+    </w:p>
+    <w:p>
+      <w:pPr>
+        <w:spacing w:after="0" w:line="240" w:lineRule="auto"/>
+        <w:rPr>
+          <w:rFonts w:ascii="Times New Roman" w:hAnsi="Times New Roman" w:cs="Times New Roman"/>
+          <w:sz w:val="24"/>
+          <w:szCs w:val="24"/>
+        </w:rPr>
+      </w:pPr>
     </w:p>
     <w:p>
       <w:pPr>
@@ -774,63 +2250,803 @@
           <w:sz w:val="24"/>
           <w:szCs w:val="24"/>
         </w:rPr>
-        <w:t>Overall, this is a very nice study that addresses an interesting question about speech perception. The literature review is brief, but sufficient to give an quick overview of the theoretical background. The research questions are clearly spelled-out, the writing is quite clear, and the narrative is easy to follow.</w:t>
-      </w:r>
-      <w:r>
-        <w:rPr>
-          <w:rFonts w:ascii="Times New Roman" w:hAnsi="Times New Roman" w:cs="Times New Roman"/>
-          <w:sz w:val="24"/>
-          <w:szCs w:val="24"/>
-        </w:rPr>
-        <w:br/>
-        <w:t>This work has many positive features, however there a couple of important issues that prevent me from recommending it for publication in its current form.</w:t>
-      </w:r>
-    </w:p>
-    <w:p>
-      <w:pPr>
-        <w:spacing w:after="0" w:line="240" w:lineRule="auto"/>
-        <w:rPr>
-          <w:rFonts w:ascii="Times New Roman" w:hAnsi="Times New Roman" w:cs="Times New Roman"/>
-          <w:sz w:val="24"/>
-          <w:szCs w:val="24"/>
-        </w:rPr>
-      </w:pPr>
-    </w:p>
-    <w:p>
-      <w:pPr>
-        <w:spacing w:after="0" w:line="240" w:lineRule="auto"/>
-        <w:rPr>
-          <w:rFonts w:ascii="Times New Roman" w:hAnsi="Times New Roman" w:cs="Times New Roman"/>
-          <w:sz w:val="24"/>
-          <w:szCs w:val="24"/>
-        </w:rPr>
-      </w:pPr>
-      <w:r>
-        <w:rPr>
-          <w:rFonts w:ascii="Times New Roman" w:hAnsi="Times New Roman" w:cs="Times New Roman"/>
-          <w:sz w:val="24"/>
-          <w:szCs w:val="24"/>
-        </w:rPr>
-        <w:t>Thank you for this careful summary and contextualization of our manuscript</w:t>
-      </w:r>
-      <w:r>
-        <w:rPr>
-          <w:rFonts w:ascii="Times New Roman" w:hAnsi="Times New Roman" w:cs="Times New Roman"/>
-          <w:sz w:val="24"/>
-          <w:szCs w:val="24"/>
-        </w:rPr>
-        <w:t xml:space="preserve">, as well as for your positive assessment. </w:t>
-      </w:r>
-    </w:p>
-    <w:p>
-      <w:pPr>
-        <w:spacing w:after="0" w:line="240" w:lineRule="auto"/>
-        <w:rPr>
-          <w:rFonts w:ascii="Times New Roman" w:hAnsi="Times New Roman" w:cs="Times New Roman"/>
-          <w:sz w:val="24"/>
-          <w:szCs w:val="24"/>
-        </w:rPr>
-      </w:pPr>
+        <w:t>It is not entirely clear to me what exactly is the novelty of this work. As mentioned in the Discussion, the question of how listeners deal with shifted speech input as a function of whether the shift is attributed to idiosyncratic characteristics of the speaker (e.g., accent) versus incidental factors (e.g., pen in mouth) has already been addressed in the past. Kraljic et al (2008) asked this question and found that the effect of interest (perceptual recalibration in that case) goes away when the shift is attributed to incidental factors. Thus, the main conclusion of that study was the same as here: listeners 'explain away' the shift when it can be attributed to an incidental factor. I understand that there are some novel aspects introduced in this work, but they are not sufficiently highlighted/clarified right now. One suggestion would be to first present this work in the Introduction (rather than the Discussion) and explain what the present study adds that is new / different from that work.</w:t>
+      </w:r>
+    </w:p>
+    <w:p>
+      <w:pPr>
+        <w:spacing w:after="0" w:line="240" w:lineRule="auto"/>
+        <w:rPr>
+          <w:del w:id="158" w:author="Jaeger, Florian" w:date="2025-05-08T16:55:00Z" w16du:dateUtc="2025-05-08T20:55:00Z"/>
+          <w:rFonts w:ascii="Times New Roman" w:hAnsi="Times New Roman" w:cs="Times New Roman"/>
+          <w:sz w:val="24"/>
+          <w:szCs w:val="24"/>
+        </w:rPr>
+      </w:pPr>
+      <w:del w:id="159" w:author="Jaeger, Florian" w:date="2025-05-08T16:55:00Z" w16du:dateUtc="2025-05-08T20:55:00Z">
+        <w:r>
+          <w:rPr>
+            <w:rFonts w:ascii="Times New Roman" w:hAnsi="Times New Roman" w:cs="Times New Roman"/>
+            <w:sz w:val="24"/>
+            <w:szCs w:val="24"/>
+          </w:rPr>
+          <w:delText xml:space="preserve">Kraljic </w:delText>
+        </w:r>
+        <w:r>
+          <w:rPr>
+            <w:rFonts w:ascii="Times New Roman" w:hAnsi="Times New Roman" w:cs="Times New Roman"/>
+            <w:sz w:val="24"/>
+            <w:szCs w:val="24"/>
+          </w:rPr>
+          <w:delText>et al. (2008).</w:delText>
+        </w:r>
+      </w:del>
+    </w:p>
+    <w:p>
+      <w:pPr>
+        <w:spacing w:after="0" w:line="240" w:lineRule="auto"/>
+        <w:rPr>
+          <w:ins w:id="160" w:author="Jaeger, Florian" w:date="2025-05-08T16:57:00Z" w16du:dateUtc="2025-05-08T20:57:00Z"/>
+          <w:rFonts w:ascii="Times New Roman" w:hAnsi="Times New Roman" w:cs="Times New Roman"/>
+          <w:sz w:val="24"/>
+          <w:szCs w:val="24"/>
+        </w:rPr>
+      </w:pPr>
+      <w:ins w:id="161" w:author="Jaeger, Florian" w:date="2025-05-08T16:55:00Z" w16du:dateUtc="2025-05-08T20:55:00Z">
+        <w:r>
+          <w:rPr>
+            <w:rFonts w:ascii="Times New Roman" w:hAnsi="Times New Roman" w:cs="Times New Roman"/>
+            <w:sz w:val="24"/>
+            <w:szCs w:val="24"/>
+          </w:rPr>
+          <w:br/>
+          <w:t xml:space="preserve">We thank the reviewer for highlighting this point. Indeed, our experiments were </w:t>
+        </w:r>
+      </w:ins>
+      <w:ins w:id="162" w:author="Jaeger, Florian" w:date="2025-05-08T18:04:00Z" w16du:dateUtc="2025-05-08T22:04:00Z">
+        <w:r>
+          <w:rPr>
+            <w:rFonts w:ascii="Times New Roman" w:hAnsi="Times New Roman" w:cs="Times New Roman"/>
+            <w:sz w:val="24"/>
+            <w:szCs w:val="24"/>
+          </w:rPr>
+          <w:t>in part</w:t>
+        </w:r>
+      </w:ins>
+      <w:ins w:id="163" w:author="Jaeger, Florian" w:date="2025-05-08T16:55:00Z" w16du:dateUtc="2025-05-08T20:55:00Z">
+        <w:r>
+          <w:rPr>
+            <w:rFonts w:ascii="Times New Roman" w:hAnsi="Times New Roman" w:cs="Times New Roman"/>
+            <w:sz w:val="24"/>
+            <w:szCs w:val="24"/>
+          </w:rPr>
+          <w:t xml:space="preserve"> motivated by </w:t>
+        </w:r>
+      </w:ins>
+      <w:ins w:id="164" w:author="Jaeger, Florian" w:date="2025-05-08T18:03:00Z" w16du:dateUtc="2025-05-08T22:03:00Z">
+        <w:r>
+          <w:rPr>
+            <w:rFonts w:ascii="Times New Roman" w:hAnsi="Times New Roman" w:cs="Times New Roman"/>
+            <w:sz w:val="24"/>
+            <w:szCs w:val="24"/>
+          </w:rPr>
+          <w:t xml:space="preserve">an effort to better understand the results of </w:t>
+        </w:r>
+      </w:ins>
+      <w:ins w:id="165" w:author="Jaeger, Florian" w:date="2025-05-08T16:55:00Z" w16du:dateUtc="2025-05-08T20:55:00Z">
+        <w:r>
+          <w:rPr>
+            <w:rFonts w:ascii="Times New Roman" w:hAnsi="Times New Roman" w:cs="Times New Roman"/>
+            <w:sz w:val="24"/>
+            <w:szCs w:val="24"/>
+          </w:rPr>
+          <w:t>Kralj</w:t>
+        </w:r>
+      </w:ins>
+      <w:ins w:id="166" w:author="Jaeger, Florian" w:date="2025-05-08T16:56:00Z" w16du:dateUtc="2025-05-08T20:56:00Z">
+        <w:r>
+          <w:rPr>
+            <w:rFonts w:ascii="Times New Roman" w:hAnsi="Times New Roman" w:cs="Times New Roman"/>
+            <w:sz w:val="24"/>
+            <w:szCs w:val="24"/>
+          </w:rPr>
+          <w:t>ic and colleagues’ seminal work</w:t>
+        </w:r>
+      </w:ins>
+      <w:ins w:id="167" w:author="Jaeger, Florian" w:date="2025-05-08T18:03:00Z" w16du:dateUtc="2025-05-08T22:03:00Z">
+        <w:r>
+          <w:rPr>
+            <w:rFonts w:ascii="Times New Roman" w:hAnsi="Times New Roman" w:cs="Times New Roman"/>
+            <w:sz w:val="24"/>
+            <w:szCs w:val="24"/>
+          </w:rPr>
+          <w:t>, and to take some steps towards</w:t>
+        </w:r>
+      </w:ins>
+      <w:ins w:id="168" w:author="Jaeger, Florian" w:date="2025-05-08T16:57:00Z" w16du:dateUtc="2025-05-08T20:57:00Z">
+        <w:r>
+          <w:rPr>
+            <w:rFonts w:ascii="Times New Roman" w:hAnsi="Times New Roman" w:cs="Times New Roman"/>
+            <w:sz w:val="24"/>
+            <w:szCs w:val="24"/>
+          </w:rPr>
+          <w:t xml:space="preserve"> disentangl</w:t>
+        </w:r>
+      </w:ins>
+      <w:ins w:id="169" w:author="Jaeger, Florian" w:date="2025-05-08T18:04:00Z" w16du:dateUtc="2025-05-08T22:04:00Z">
+        <w:r>
+          <w:rPr>
+            <w:rFonts w:ascii="Times New Roman" w:hAnsi="Times New Roman" w:cs="Times New Roman"/>
+            <w:sz w:val="24"/>
+            <w:szCs w:val="24"/>
+          </w:rPr>
+          <w:t>ing</w:t>
+        </w:r>
+      </w:ins>
+      <w:ins w:id="170" w:author="Jaeger, Florian" w:date="2025-05-08T16:57:00Z" w16du:dateUtc="2025-05-08T20:57:00Z">
+        <w:r>
+          <w:rPr>
+            <w:rFonts w:ascii="Times New Roman" w:hAnsi="Times New Roman" w:cs="Times New Roman"/>
+            <w:sz w:val="24"/>
+            <w:szCs w:val="24"/>
+          </w:rPr>
+          <w:t xml:space="preserve"> competing explanations for the result obtained by Kraljic et al. (2008). </w:t>
+        </w:r>
+      </w:ins>
+    </w:p>
+    <w:p>
+      <w:pPr>
+        <w:spacing w:after="0" w:line="240" w:lineRule="auto"/>
+        <w:rPr>
+          <w:ins w:id="171" w:author="Jaeger, Florian" w:date="2025-05-08T16:57:00Z" w16du:dateUtc="2025-05-08T20:57:00Z"/>
+          <w:rFonts w:ascii="Times New Roman" w:hAnsi="Times New Roman" w:cs="Times New Roman"/>
+          <w:sz w:val="24"/>
+          <w:szCs w:val="24"/>
+        </w:rPr>
+      </w:pPr>
+    </w:p>
+    <w:p>
+      <w:pPr>
+        <w:spacing w:after="0" w:line="240" w:lineRule="auto"/>
+        <w:rPr>
+          <w:ins w:id="172" w:author="Jaeger, Florian" w:date="2025-05-08T17:01:00Z" w16du:dateUtc="2025-05-08T21:01:00Z"/>
+          <w:rFonts w:ascii="Times New Roman" w:hAnsi="Times New Roman" w:cs="Times New Roman"/>
+          <w:sz w:val="24"/>
+          <w:szCs w:val="24"/>
+        </w:rPr>
+      </w:pPr>
+      <w:ins w:id="173" w:author="Jaeger, Florian" w:date="2025-05-08T16:57:00Z" w16du:dateUtc="2025-05-08T20:57:00Z">
+        <w:r>
+          <w:rPr>
+            <w:rFonts w:ascii="Times New Roman" w:hAnsi="Times New Roman" w:cs="Times New Roman"/>
+            <w:sz w:val="24"/>
+            <w:szCs w:val="24"/>
+          </w:rPr>
+          <w:t>For instance, Kraljic &amp; Samuel (2011) proposed an alternative explanation</w:t>
+        </w:r>
+      </w:ins>
+      <w:ins w:id="174" w:author="Jaeger, Florian" w:date="2025-05-08T16:58:00Z" w16du:dateUtc="2025-05-08T20:58:00Z">
+        <w:r>
+          <w:rPr>
+            <w:rFonts w:ascii="Times New Roman" w:hAnsi="Times New Roman" w:cs="Times New Roman"/>
+            <w:sz w:val="24"/>
+            <w:szCs w:val="24"/>
+          </w:rPr>
+          <w:t xml:space="preserve"> that does not appeal to ‘explaining away’, but rather appeals to specifics of exemplar storage. Liu &amp; Jaeger (201</w:t>
+        </w:r>
+      </w:ins>
+      <w:ins w:id="175" w:author="Jaeger, Florian" w:date="2025-05-08T18:19:00Z" w16du:dateUtc="2025-05-08T22:19:00Z">
+        <w:r>
+          <w:rPr>
+            <w:rFonts w:ascii="Times New Roman" w:hAnsi="Times New Roman" w:cs="Times New Roman"/>
+            <w:sz w:val="24"/>
+            <w:szCs w:val="24"/>
+          </w:rPr>
+          <w:t>8</w:t>
+        </w:r>
+      </w:ins>
+      <w:ins w:id="176" w:author="Jaeger, Florian" w:date="2025-05-08T16:58:00Z" w16du:dateUtc="2025-05-08T20:58:00Z">
+        <w:r>
+          <w:rPr>
+            <w:rFonts w:ascii="Times New Roman" w:hAnsi="Times New Roman" w:cs="Times New Roman"/>
+            <w:sz w:val="24"/>
+            <w:szCs w:val="24"/>
+          </w:rPr>
+          <w:t xml:space="preserve">) argued that this alternative </w:t>
+        </w:r>
+      </w:ins>
+      <w:ins w:id="177" w:author="Jaeger, Florian" w:date="2025-05-08T16:59:00Z" w16du:dateUtc="2025-05-08T20:59:00Z">
+        <w:r>
+          <w:rPr>
+            <w:rFonts w:ascii="Times New Roman" w:hAnsi="Times New Roman" w:cs="Times New Roman"/>
+            <w:sz w:val="24"/>
+            <w:szCs w:val="24"/>
+          </w:rPr>
+          <w:t>account faces both theoretical and empirical issue. In a series of experiments, Liu &amp; Jaeger (201</w:t>
+        </w:r>
+      </w:ins>
+      <w:ins w:id="178" w:author="Jaeger, Florian" w:date="2025-05-08T18:19:00Z" w16du:dateUtc="2025-05-08T22:19:00Z">
+        <w:r>
+          <w:rPr>
+            <w:rFonts w:ascii="Times New Roman" w:hAnsi="Times New Roman" w:cs="Times New Roman"/>
+            <w:sz w:val="24"/>
+            <w:szCs w:val="24"/>
+          </w:rPr>
+          <w:t>8</w:t>
+        </w:r>
+      </w:ins>
+      <w:ins w:id="179" w:author="Jaeger, Florian" w:date="2025-05-08T16:59:00Z" w16du:dateUtc="2025-05-08T20:59:00Z">
+        <w:r>
+          <w:rPr>
+            <w:rFonts w:ascii="Times New Roman" w:hAnsi="Times New Roman" w:cs="Times New Roman"/>
+            <w:sz w:val="24"/>
+            <w:szCs w:val="24"/>
+          </w:rPr>
+          <w:t>) argued for an elaborated version of the original proposal in Kraljic et al. (2008): that the effe</w:t>
+        </w:r>
+      </w:ins>
+      <w:ins w:id="180" w:author="Jaeger, Florian" w:date="2025-05-08T17:00:00Z" w16du:dateUtc="2025-05-08T21:00:00Z">
+        <w:r>
+          <w:rPr>
+            <w:rFonts w:ascii="Times New Roman" w:hAnsi="Times New Roman" w:cs="Times New Roman"/>
+            <w:sz w:val="24"/>
+            <w:szCs w:val="24"/>
+          </w:rPr>
+          <w:t xml:space="preserve">cts of pen placement are rooted in </w:t>
+        </w:r>
+      </w:ins>
+      <w:ins w:id="181" w:author="Jaeger, Florian" w:date="2025-05-08T17:01:00Z" w16du:dateUtc="2025-05-08T21:01:00Z">
+        <w:r>
+          <w:rPr>
+            <w:rFonts w:ascii="Times New Roman" w:hAnsi="Times New Roman" w:cs="Times New Roman"/>
+            <w:sz w:val="24"/>
+            <w:szCs w:val="24"/>
+          </w:rPr>
+          <w:t xml:space="preserve">causal inferences under uncertainty—uncertainty about whether the pen or the talker is the cause for the observed unexpected pronunciation. </w:t>
+        </w:r>
+      </w:ins>
+      <w:ins w:id="182" w:author="Jaeger, Florian" w:date="2025-05-08T18:07:00Z" w16du:dateUtc="2025-05-08T22:07:00Z">
+        <w:r>
+          <w:rPr>
+            <w:rFonts w:ascii="Times New Roman" w:hAnsi="Times New Roman" w:cs="Times New Roman"/>
+            <w:sz w:val="24"/>
+            <w:szCs w:val="24"/>
+          </w:rPr>
+          <w:t xml:space="preserve">In short, competing explanations have been offered for the findings </w:t>
+        </w:r>
+      </w:ins>
+      <w:ins w:id="183" w:author="Jaeger, Florian" w:date="2025-05-08T18:11:00Z" w16du:dateUtc="2025-05-08T22:11:00Z">
+        <w:r>
+          <w:rPr>
+            <w:rFonts w:ascii="Times New Roman" w:hAnsi="Times New Roman" w:cs="Times New Roman"/>
+            <w:sz w:val="24"/>
+            <w:szCs w:val="24"/>
+          </w:rPr>
+          <w:t>of Kraljic et al. (2008) and subsequent related works</w:t>
+        </w:r>
+      </w:ins>
+      <w:ins w:id="184" w:author="Jaeger, Florian" w:date="2025-05-08T18:07:00Z" w16du:dateUtc="2025-05-08T22:07:00Z">
+        <w:r>
+          <w:rPr>
+            <w:rFonts w:ascii="Times New Roman" w:hAnsi="Times New Roman" w:cs="Times New Roman"/>
+            <w:sz w:val="24"/>
+            <w:szCs w:val="24"/>
+          </w:rPr>
+          <w:t>.</w:t>
+        </w:r>
+      </w:ins>
+    </w:p>
+    <w:p>
+      <w:pPr>
+        <w:spacing w:after="0" w:line="240" w:lineRule="auto"/>
+        <w:rPr>
+          <w:ins w:id="185" w:author="Jaeger, Florian" w:date="2025-05-08T17:01:00Z" w16du:dateUtc="2025-05-08T21:01:00Z"/>
+          <w:rFonts w:ascii="Times New Roman" w:hAnsi="Times New Roman" w:cs="Times New Roman"/>
+          <w:sz w:val="24"/>
+          <w:szCs w:val="24"/>
+        </w:rPr>
+      </w:pPr>
+    </w:p>
+    <w:p>
+      <w:pPr>
+        <w:spacing w:after="0" w:line="240" w:lineRule="auto"/>
+        <w:rPr>
+          <w:ins w:id="186" w:author="Jaeger, Florian" w:date="2025-05-08T17:06:00Z" w16du:dateUtc="2025-05-08T21:06:00Z"/>
+          <w:rFonts w:ascii="Times New Roman" w:hAnsi="Times New Roman" w:cs="Times New Roman"/>
+          <w:sz w:val="24"/>
+          <w:szCs w:val="24"/>
+        </w:rPr>
+      </w:pPr>
+      <w:ins w:id="187" w:author="Jaeger, Florian" w:date="2025-05-08T17:01:00Z" w16du:dateUtc="2025-05-08T21:01:00Z">
+        <w:r>
+          <w:rPr>
+            <w:rFonts w:ascii="Times New Roman" w:hAnsi="Times New Roman" w:cs="Times New Roman"/>
+            <w:sz w:val="24"/>
+            <w:szCs w:val="24"/>
+          </w:rPr>
+          <w:t xml:space="preserve">Critically, none of these </w:t>
+        </w:r>
+      </w:ins>
+      <w:ins w:id="188" w:author="Jaeger, Florian" w:date="2025-05-08T18:10:00Z" w16du:dateUtc="2025-05-08T22:10:00Z">
+        <w:r>
+          <w:rPr>
+            <w:rFonts w:ascii="Times New Roman" w:hAnsi="Times New Roman" w:cs="Times New Roman"/>
+            <w:sz w:val="24"/>
+            <w:szCs w:val="24"/>
+          </w:rPr>
+          <w:t>earlier</w:t>
+        </w:r>
+      </w:ins>
+      <w:ins w:id="189" w:author="Jaeger, Florian" w:date="2025-05-08T17:01:00Z" w16du:dateUtc="2025-05-08T21:01:00Z">
+        <w:r>
+          <w:rPr>
+            <w:rFonts w:ascii="Times New Roman" w:hAnsi="Times New Roman" w:cs="Times New Roman"/>
+            <w:sz w:val="24"/>
+            <w:szCs w:val="24"/>
+          </w:rPr>
+          <w:t xml:space="preserve"> experiments addressed how the pen actually affects p</w:t>
+        </w:r>
+      </w:ins>
+      <w:ins w:id="190" w:author="Jaeger, Florian" w:date="2025-05-08T17:02:00Z" w16du:dateUtc="2025-05-08T21:02:00Z">
+        <w:r>
+          <w:rPr>
+            <w:rFonts w:ascii="Times New Roman" w:hAnsi="Times New Roman" w:cs="Times New Roman"/>
+            <w:sz w:val="24"/>
+            <w:szCs w:val="24"/>
+          </w:rPr>
+          <w:t xml:space="preserve">erception </w:t>
+        </w:r>
+        <w:r>
+          <w:rPr>
+            <w:rFonts w:ascii="Times New Roman" w:hAnsi="Times New Roman" w:cs="Times New Roman"/>
+            <w:i/>
+            <w:iCs/>
+            <w:sz w:val="24"/>
+            <w:szCs w:val="24"/>
+          </w:rPr>
+          <w:t>in the moment</w:t>
+        </w:r>
+        <w:r>
+          <w:rPr>
+            <w:rFonts w:ascii="Times New Roman" w:hAnsi="Times New Roman" w:cs="Times New Roman"/>
+            <w:sz w:val="24"/>
+            <w:szCs w:val="24"/>
+          </w:rPr>
+          <w:t xml:space="preserve">. Instead, all </w:t>
+        </w:r>
+      </w:ins>
+      <w:ins w:id="191" w:author="Jaeger, Florian" w:date="2025-05-08T17:04:00Z" w16du:dateUtc="2025-05-08T21:04:00Z">
+        <w:r>
+          <w:rPr>
+            <w:rFonts w:ascii="Times New Roman" w:hAnsi="Times New Roman" w:cs="Times New Roman"/>
+            <w:sz w:val="24"/>
+            <w:szCs w:val="24"/>
+          </w:rPr>
+          <w:t xml:space="preserve">previous </w:t>
+        </w:r>
+      </w:ins>
+      <w:ins w:id="192" w:author="Jaeger, Florian" w:date="2025-05-08T17:02:00Z" w16du:dateUtc="2025-05-08T21:02:00Z">
+        <w:r>
+          <w:rPr>
+            <w:rFonts w:ascii="Times New Roman" w:hAnsi="Times New Roman" w:cs="Times New Roman"/>
+            <w:sz w:val="24"/>
+            <w:szCs w:val="24"/>
+          </w:rPr>
+          <w:t xml:space="preserve">experiments assessed effects during audio-only test phases that followed the </w:t>
+        </w:r>
+      </w:ins>
+      <w:ins w:id="193" w:author="Jaeger, Florian" w:date="2025-05-08T17:04:00Z" w16du:dateUtc="2025-05-08T21:04:00Z">
+        <w:r>
+          <w:rPr>
+            <w:rFonts w:ascii="Times New Roman" w:hAnsi="Times New Roman" w:cs="Times New Roman"/>
+            <w:sz w:val="24"/>
+            <w:szCs w:val="24"/>
+          </w:rPr>
+          <w:t xml:space="preserve">audio-visual </w:t>
+        </w:r>
+      </w:ins>
+      <w:ins w:id="194" w:author="Jaeger, Florian" w:date="2025-05-08T17:02:00Z" w16du:dateUtc="2025-05-08T21:02:00Z">
+        <w:r>
+          <w:rPr>
+            <w:rFonts w:ascii="Times New Roman" w:hAnsi="Times New Roman" w:cs="Times New Roman"/>
+            <w:sz w:val="24"/>
+            <w:szCs w:val="24"/>
+          </w:rPr>
+          <w:t>exposure phase in which pen placement was manipulated</w:t>
+        </w:r>
+      </w:ins>
+      <w:ins w:id="195" w:author="Jaeger, Florian" w:date="2025-05-08T17:03:00Z" w16du:dateUtc="2025-05-08T21:03:00Z">
+        <w:r>
+          <w:rPr>
+            <w:rFonts w:ascii="Times New Roman" w:hAnsi="Times New Roman" w:cs="Times New Roman"/>
+            <w:sz w:val="24"/>
+            <w:szCs w:val="24"/>
+          </w:rPr>
+          <w:t xml:space="preserve">. In those original experiments, it is thus unclear </w:t>
+        </w:r>
+      </w:ins>
+      <w:ins w:id="196" w:author="Jaeger, Florian" w:date="2025-05-08T17:05:00Z" w16du:dateUtc="2025-05-08T21:05:00Z">
+        <w:r>
+          <w:rPr>
+            <w:rFonts w:ascii="Times New Roman" w:hAnsi="Times New Roman" w:cs="Times New Roman"/>
+            <w:sz w:val="24"/>
+            <w:szCs w:val="24"/>
+          </w:rPr>
+          <w:t xml:space="preserve">(1) how the pen affects perception (as opposed to subsequent perceptual recalibration) and (2) </w:t>
+        </w:r>
+      </w:ins>
+      <w:ins w:id="197" w:author="Jaeger, Florian" w:date="2025-05-08T17:03:00Z" w16du:dateUtc="2025-05-08T21:03:00Z">
+        <w:r>
+          <w:rPr>
+            <w:rFonts w:ascii="Times New Roman" w:hAnsi="Times New Roman" w:cs="Times New Roman"/>
+            <w:sz w:val="24"/>
+            <w:szCs w:val="24"/>
+          </w:rPr>
+          <w:t xml:space="preserve">what assumptions listeners held about the pen placement during test </w:t>
+        </w:r>
+      </w:ins>
+      <w:ins w:id="198" w:author="Jaeger, Florian" w:date="2025-05-08T17:05:00Z" w16du:dateUtc="2025-05-08T21:05:00Z">
+        <w:r>
+          <w:rPr>
+            <w:rFonts w:ascii="Times New Roman" w:hAnsi="Times New Roman" w:cs="Times New Roman"/>
+            <w:sz w:val="24"/>
+            <w:szCs w:val="24"/>
+          </w:rPr>
+          <w:t>(</w:t>
+        </w:r>
+      </w:ins>
+      <w:ins w:id="199" w:author="Jaeger, Florian" w:date="2025-05-08T17:06:00Z" w16du:dateUtc="2025-05-08T21:06:00Z">
+        <w:r>
+          <w:rPr>
+            <w:rFonts w:ascii="Times New Roman" w:hAnsi="Times New Roman" w:cs="Times New Roman"/>
+            <w:sz w:val="24"/>
+            <w:szCs w:val="24"/>
+          </w:rPr>
+          <w:t>where no audiovisual materials were used</w:t>
+        </w:r>
+      </w:ins>
+      <w:ins w:id="200" w:author="Jaeger, Florian" w:date="2025-05-08T17:03:00Z" w16du:dateUtc="2025-05-08T21:03:00Z">
+        <w:r>
+          <w:rPr>
+            <w:rFonts w:ascii="Times New Roman" w:hAnsi="Times New Roman" w:cs="Times New Roman"/>
+            <w:sz w:val="24"/>
+            <w:szCs w:val="24"/>
+          </w:rPr>
+          <w:t>)</w:t>
+        </w:r>
+      </w:ins>
+      <w:ins w:id="201" w:author="Jaeger, Florian" w:date="2025-05-08T17:04:00Z" w16du:dateUtc="2025-05-08T21:04:00Z">
+        <w:r>
+          <w:rPr>
+            <w:rFonts w:ascii="Times New Roman" w:hAnsi="Times New Roman" w:cs="Times New Roman"/>
+            <w:sz w:val="24"/>
+            <w:szCs w:val="24"/>
+          </w:rPr>
+          <w:t xml:space="preserve">. </w:t>
+        </w:r>
+      </w:ins>
+    </w:p>
+    <w:p>
+      <w:pPr>
+        <w:spacing w:after="0" w:line="240" w:lineRule="auto"/>
+        <w:rPr>
+          <w:ins w:id="202" w:author="Jaeger, Florian" w:date="2025-05-08T17:06:00Z" w16du:dateUtc="2025-05-08T21:06:00Z"/>
+          <w:rFonts w:ascii="Times New Roman" w:hAnsi="Times New Roman" w:cs="Times New Roman"/>
+          <w:sz w:val="24"/>
+          <w:szCs w:val="24"/>
+        </w:rPr>
+      </w:pPr>
+    </w:p>
+    <w:p>
+      <w:pPr>
+        <w:spacing w:after="0" w:line="240" w:lineRule="auto"/>
+        <w:rPr>
+          <w:rFonts w:ascii="Times New Roman" w:hAnsi="Times New Roman" w:cs="Times New Roman"/>
+          <w:sz w:val="24"/>
+          <w:szCs w:val="24"/>
+        </w:rPr>
+      </w:pPr>
+      <w:ins w:id="203" w:author="Jaeger, Florian" w:date="2025-05-08T17:06:00Z" w16du:dateUtc="2025-05-08T21:06:00Z">
+        <w:r>
+          <w:rPr>
+            <w:rFonts w:ascii="Times New Roman" w:hAnsi="Times New Roman" w:cs="Times New Roman"/>
+            <w:sz w:val="24"/>
+            <w:szCs w:val="24"/>
+          </w:rPr>
+          <w:lastRenderedPageBreak/>
+          <w:t>These knowledge gaps</w:t>
+        </w:r>
+      </w:ins>
+      <w:ins w:id="204" w:author="Jaeger, Florian" w:date="2025-05-08T18:04:00Z" w16du:dateUtc="2025-05-08T22:04:00Z">
+        <w:r>
+          <w:rPr>
+            <w:rFonts w:ascii="Times New Roman" w:hAnsi="Times New Roman" w:cs="Times New Roman"/>
+            <w:sz w:val="24"/>
+            <w:szCs w:val="24"/>
+          </w:rPr>
+          <w:t>—which we address in the present work—</w:t>
+        </w:r>
+      </w:ins>
+      <w:ins w:id="205" w:author="Jaeger, Florian" w:date="2025-05-08T17:06:00Z" w16du:dateUtc="2025-05-08T21:06:00Z">
+        <w:r>
+          <w:rPr>
+            <w:rFonts w:ascii="Times New Roman" w:hAnsi="Times New Roman" w:cs="Times New Roman"/>
+            <w:sz w:val="24"/>
+            <w:szCs w:val="24"/>
+          </w:rPr>
+          <w:t>have</w:t>
+        </w:r>
+      </w:ins>
+      <w:ins w:id="206" w:author="Jaeger, Florian" w:date="2025-05-08T17:04:00Z" w16du:dateUtc="2025-05-08T21:04:00Z">
+        <w:r>
+          <w:rPr>
+            <w:rFonts w:ascii="Times New Roman" w:hAnsi="Times New Roman" w:cs="Times New Roman"/>
+            <w:sz w:val="24"/>
+            <w:szCs w:val="24"/>
+          </w:rPr>
+          <w:t xml:space="preserve"> limited </w:t>
+        </w:r>
+      </w:ins>
+      <w:ins w:id="207" w:author="Jaeger, Florian" w:date="2025-05-08T17:05:00Z" w16du:dateUtc="2025-05-08T21:05:00Z">
+        <w:r>
+          <w:rPr>
+            <w:rFonts w:ascii="Times New Roman" w:hAnsi="Times New Roman" w:cs="Times New Roman"/>
+            <w:sz w:val="24"/>
+            <w:szCs w:val="24"/>
+          </w:rPr>
+          <w:t>researchers’ ability</w:t>
+        </w:r>
+      </w:ins>
+      <w:ins w:id="208" w:author="Jaeger, Florian" w:date="2025-05-08T17:06:00Z" w16du:dateUtc="2025-05-08T21:06:00Z">
+        <w:r>
+          <w:rPr>
+            <w:rFonts w:ascii="Times New Roman" w:hAnsi="Times New Roman" w:cs="Times New Roman"/>
+            <w:sz w:val="24"/>
+            <w:szCs w:val="24"/>
+          </w:rPr>
+          <w:t xml:space="preserve"> to distinguish between the competing hypotheses described above.</w:t>
+        </w:r>
+      </w:ins>
+      <w:ins w:id="209" w:author="Jaeger, Florian" w:date="2025-05-08T17:07:00Z" w16du:dateUtc="2025-05-08T21:07:00Z">
+        <w:r>
+          <w:rPr>
+            <w:rFonts w:ascii="Times New Roman" w:hAnsi="Times New Roman" w:cs="Times New Roman"/>
+            <w:sz w:val="24"/>
+            <w:szCs w:val="24"/>
+          </w:rPr>
+          <w:t xml:space="preserve"> </w:t>
+        </w:r>
+      </w:ins>
+      <w:ins w:id="210" w:author="Jaeger, Florian" w:date="2025-05-08T18:04:00Z" w16du:dateUtc="2025-05-08T22:04:00Z">
+        <w:r>
+          <w:rPr>
+            <w:rFonts w:ascii="Times New Roman" w:hAnsi="Times New Roman" w:cs="Times New Roman"/>
+            <w:sz w:val="24"/>
+            <w:szCs w:val="24"/>
+          </w:rPr>
+          <w:t xml:space="preserve">Additionally, </w:t>
+        </w:r>
+      </w:ins>
+      <w:ins w:id="211" w:author="Jaeger, Florian" w:date="2025-05-08T17:07:00Z" w16du:dateUtc="2025-05-08T21:07:00Z">
+        <w:r>
+          <w:rPr>
+            <w:rFonts w:ascii="Times New Roman" w:hAnsi="Times New Roman" w:cs="Times New Roman"/>
+            <w:sz w:val="24"/>
+            <w:szCs w:val="24"/>
+          </w:rPr>
+          <w:t xml:space="preserve"> </w:t>
+        </w:r>
+      </w:ins>
+      <w:ins w:id="212" w:author="Jaeger, Florian" w:date="2025-05-08T18:05:00Z" w16du:dateUtc="2025-05-08T22:05:00Z">
+        <w:r>
+          <w:rPr>
+            <w:rFonts w:ascii="Times New Roman" w:hAnsi="Times New Roman" w:cs="Times New Roman"/>
+            <w:sz w:val="24"/>
+            <w:szCs w:val="24"/>
+          </w:rPr>
+          <w:t xml:space="preserve">our experiments have the potential to shed light on some more nuanced complexities in the line of work inspired by Kraljic and colleagues. For example, </w:t>
+        </w:r>
+      </w:ins>
+      <w:ins w:id="213" w:author="Jaeger, Florian" w:date="2025-05-08T17:07:00Z" w16du:dateUtc="2025-05-08T21:07:00Z">
+        <w:r>
+          <w:rPr>
+            <w:rFonts w:ascii="Times New Roman" w:hAnsi="Times New Roman" w:cs="Times New Roman"/>
+            <w:sz w:val="24"/>
+            <w:szCs w:val="24"/>
+          </w:rPr>
+          <w:t>Liu &amp; Jaeger (201</w:t>
+        </w:r>
+      </w:ins>
+      <w:ins w:id="214" w:author="Jaeger, Florian" w:date="2025-05-08T18:19:00Z" w16du:dateUtc="2025-05-08T22:19:00Z">
+        <w:r>
+          <w:rPr>
+            <w:rFonts w:ascii="Times New Roman" w:hAnsi="Times New Roman" w:cs="Times New Roman"/>
+            <w:sz w:val="24"/>
+            <w:szCs w:val="24"/>
+          </w:rPr>
+          <w:t>8</w:t>
+        </w:r>
+      </w:ins>
+      <w:ins w:id="215" w:author="Jaeger, Florian" w:date="2025-05-08T17:07:00Z" w16du:dateUtc="2025-05-08T21:07:00Z">
+        <w:r>
+          <w:rPr>
+            <w:rFonts w:ascii="Times New Roman" w:hAnsi="Times New Roman" w:cs="Times New Roman"/>
+            <w:sz w:val="24"/>
+            <w:szCs w:val="24"/>
+          </w:rPr>
+          <w:t xml:space="preserve">) found </w:t>
+        </w:r>
+      </w:ins>
+      <w:ins w:id="216" w:author="Jaeger, Florian" w:date="2025-05-08T18:05:00Z" w16du:dateUtc="2025-05-08T22:05:00Z">
+        <w:r>
+          <w:rPr>
+            <w:rFonts w:ascii="Times New Roman" w:hAnsi="Times New Roman" w:cs="Times New Roman"/>
+            <w:sz w:val="24"/>
+            <w:szCs w:val="24"/>
+          </w:rPr>
+          <w:t xml:space="preserve">that </w:t>
+        </w:r>
+      </w:ins>
+      <w:ins w:id="217" w:author="Jaeger, Florian" w:date="2025-05-08T18:09:00Z" w16du:dateUtc="2025-05-08T22:09:00Z">
+        <w:r>
+          <w:rPr>
+            <w:rFonts w:ascii="Times New Roman" w:hAnsi="Times New Roman" w:cs="Times New Roman"/>
+            <w:sz w:val="24"/>
+            <w:szCs w:val="24"/>
+          </w:rPr>
+          <w:t xml:space="preserve">the blocking/reduction of </w:t>
+        </w:r>
+      </w:ins>
+      <w:ins w:id="218" w:author="Jaeger, Florian" w:date="2025-05-08T17:09:00Z" w16du:dateUtc="2025-05-08T21:09:00Z">
+        <w:r>
+          <w:rPr>
+            <w:rFonts w:ascii="Times New Roman" w:hAnsi="Times New Roman" w:cs="Times New Roman"/>
+            <w:sz w:val="24"/>
+            <w:szCs w:val="24"/>
+          </w:rPr>
+          <w:t>perceptual recalibration</w:t>
+        </w:r>
+      </w:ins>
+      <w:ins w:id="219" w:author="Jaeger, Florian" w:date="2025-05-08T17:08:00Z" w16du:dateUtc="2025-05-08T21:08:00Z">
+        <w:r>
+          <w:rPr>
+            <w:rFonts w:ascii="Times New Roman" w:hAnsi="Times New Roman" w:cs="Times New Roman"/>
+            <w:sz w:val="24"/>
+            <w:szCs w:val="24"/>
+          </w:rPr>
+          <w:t xml:space="preserve"> </w:t>
+        </w:r>
+      </w:ins>
+      <w:ins w:id="220" w:author="Jaeger, Florian" w:date="2025-05-08T18:09:00Z" w16du:dateUtc="2025-05-08T22:09:00Z">
+        <w:r>
+          <w:rPr>
+            <w:rFonts w:ascii="Times New Roman" w:hAnsi="Times New Roman" w:cs="Times New Roman"/>
+            <w:sz w:val="24"/>
+            <w:szCs w:val="24"/>
+          </w:rPr>
+          <w:t>i</w:t>
+        </w:r>
+      </w:ins>
+      <w:ins w:id="221" w:author="Jaeger, Florian" w:date="2025-05-08T18:10:00Z" w16du:dateUtc="2025-05-08T22:10:00Z">
+        <w:r>
+          <w:rPr>
+            <w:rFonts w:ascii="Times New Roman" w:hAnsi="Times New Roman" w:cs="Times New Roman"/>
+            <w:sz w:val="24"/>
+            <w:szCs w:val="24"/>
+          </w:rPr>
+          <w:t xml:space="preserve">n the pen-in-the-mouth condition </w:t>
+        </w:r>
+      </w:ins>
+      <w:ins w:id="222" w:author="Jaeger, Florian" w:date="2025-05-08T18:09:00Z" w16du:dateUtc="2025-05-08T22:09:00Z">
+        <w:r>
+          <w:rPr>
+            <w:rFonts w:ascii="Times New Roman" w:hAnsi="Times New Roman" w:cs="Times New Roman"/>
+            <w:sz w:val="24"/>
+            <w:szCs w:val="24"/>
+          </w:rPr>
+          <w:t>is</w:t>
+        </w:r>
+      </w:ins>
+      <w:ins w:id="223" w:author="Jaeger, Florian" w:date="2025-05-08T17:09:00Z" w16du:dateUtc="2025-05-08T21:09:00Z">
+        <w:r>
+          <w:rPr>
+            <w:rFonts w:ascii="Times New Roman" w:hAnsi="Times New Roman" w:cs="Times New Roman"/>
+            <w:sz w:val="24"/>
+            <w:szCs w:val="24"/>
+          </w:rPr>
+          <w:t xml:space="preserve"> asy</w:t>
+        </w:r>
+      </w:ins>
+      <w:ins w:id="224" w:author="Jaeger, Florian" w:date="2025-05-08T17:08:00Z" w16du:dateUtc="2025-05-08T21:08:00Z">
+        <w:r>
+          <w:rPr>
+            <w:rFonts w:ascii="Times New Roman" w:hAnsi="Times New Roman" w:cs="Times New Roman"/>
+            <w:sz w:val="24"/>
+            <w:szCs w:val="24"/>
+          </w:rPr>
+          <w:t>mmetric between “s” and “sh”-biased exposure</w:t>
+        </w:r>
+      </w:ins>
+      <w:ins w:id="225" w:author="Jaeger, Florian" w:date="2025-05-08T17:09:00Z" w16du:dateUtc="2025-05-08T21:09:00Z">
+        <w:r>
+          <w:rPr>
+            <w:rFonts w:ascii="Times New Roman" w:hAnsi="Times New Roman" w:cs="Times New Roman"/>
+            <w:sz w:val="24"/>
+            <w:szCs w:val="24"/>
+          </w:rPr>
+          <w:t xml:space="preserve">. </w:t>
+        </w:r>
+      </w:ins>
+      <w:ins w:id="226" w:author="Jaeger, Florian" w:date="2025-05-08T18:12:00Z" w16du:dateUtc="2025-05-08T22:12:00Z">
+        <w:r>
+          <w:rPr>
+            <w:rFonts w:ascii="Times New Roman" w:hAnsi="Times New Roman" w:cs="Times New Roman"/>
+            <w:sz w:val="24"/>
+            <w:szCs w:val="24"/>
+          </w:rPr>
+          <w:t xml:space="preserve">In the </w:t>
+        </w:r>
+      </w:ins>
+      <w:ins w:id="227" w:author="Jaeger, Florian" w:date="2025-05-08T17:09:00Z" w16du:dateUtc="2025-05-08T21:09:00Z">
+        <w:r>
+          <w:rPr>
+            <w:rFonts w:ascii="Times New Roman" w:hAnsi="Times New Roman" w:cs="Times New Roman"/>
+            <w:sz w:val="24"/>
+            <w:szCs w:val="24"/>
+          </w:rPr>
+          <w:t xml:space="preserve">revised general </w:t>
+        </w:r>
+      </w:ins>
+      <w:ins w:id="228" w:author="Jaeger, Florian" w:date="2025-05-08T18:12:00Z" w16du:dateUtc="2025-05-08T22:12:00Z">
+        <w:r>
+          <w:rPr>
+            <w:rFonts w:ascii="Times New Roman" w:hAnsi="Times New Roman" w:cs="Times New Roman"/>
+            <w:sz w:val="24"/>
+            <w:szCs w:val="24"/>
+          </w:rPr>
+          <w:t>discussion, we clarify how</w:t>
+        </w:r>
+      </w:ins>
+      <w:ins w:id="229" w:author="Jaeger, Florian" w:date="2025-05-08T18:08:00Z" w16du:dateUtc="2025-05-08T22:08:00Z">
+        <w:r>
+          <w:rPr>
+            <w:rFonts w:ascii="Times New Roman" w:hAnsi="Times New Roman" w:cs="Times New Roman"/>
+            <w:sz w:val="24"/>
+            <w:szCs w:val="24"/>
+          </w:rPr>
+          <w:t xml:space="preserve"> our findings offer the beginning of </w:t>
+        </w:r>
+      </w:ins>
+      <w:ins w:id="230" w:author="Jaeger, Florian" w:date="2025-05-08T18:09:00Z" w16du:dateUtc="2025-05-08T22:09:00Z">
+        <w:r>
+          <w:rPr>
+            <w:rFonts w:ascii="Times New Roman" w:hAnsi="Times New Roman" w:cs="Times New Roman"/>
+            <w:sz w:val="24"/>
+            <w:szCs w:val="24"/>
+          </w:rPr>
+          <w:t>a new explanation for thi</w:t>
+        </w:r>
+      </w:ins>
+      <w:ins w:id="231" w:author="Jaeger, Florian" w:date="2025-05-08T18:10:00Z" w16du:dateUtc="2025-05-08T22:10:00Z">
+        <w:r>
+          <w:rPr>
+            <w:rFonts w:ascii="Times New Roman" w:hAnsi="Times New Roman" w:cs="Times New Roman"/>
+            <w:sz w:val="24"/>
+            <w:szCs w:val="24"/>
+          </w:rPr>
+          <w:t>s asymmetry.</w:t>
+        </w:r>
+      </w:ins>
+      <w:ins w:id="232" w:author="Jaeger, Florian" w:date="2025-05-08T16:55:00Z" w16du:dateUtc="2025-05-08T20:55:00Z">
+        <w:r>
+          <w:rPr>
+            <w:rFonts w:ascii="Times New Roman" w:hAnsi="Times New Roman" w:cs="Times New Roman"/>
+            <w:sz w:val="24"/>
+            <w:szCs w:val="24"/>
+          </w:rPr>
+          <w:br/>
+        </w:r>
+      </w:ins>
     </w:p>
     <w:p>
       <w:pPr>
@@ -853,63 +3069,97 @@
           <w:sz w:val="24"/>
           <w:szCs w:val="24"/>
         </w:rPr>
-        <w:lastRenderedPageBreak/>
-        <w:t xml:space="preserve">It is not entirely clear to me what exactly is the novelty of this work. As mentioned in the Discussion, the question of how listeners deal with shifted speech input as a function of whether the shift is attributed to idiosyncratic characteristics of the speaker (e.g., accent) versus incidental factors (e.g., pen in mouth) has already been addressed in the past. </w:t>
-      </w:r>
-      <w:proofErr w:type="spellStart"/>
-      <w:r>
-        <w:rPr>
-          <w:rFonts w:ascii="Times New Roman" w:hAnsi="Times New Roman" w:cs="Times New Roman"/>
-          <w:sz w:val="24"/>
-          <w:szCs w:val="24"/>
-        </w:rPr>
-        <w:t>Kraljic</w:t>
-      </w:r>
-      <w:proofErr w:type="spellEnd"/>
-      <w:r>
-        <w:rPr>
-          <w:rFonts w:ascii="Times New Roman" w:hAnsi="Times New Roman" w:cs="Times New Roman"/>
-          <w:sz w:val="24"/>
-          <w:szCs w:val="24"/>
-        </w:rPr>
-        <w:t xml:space="preserve"> et al (2008) asked this question and found that the effect of interest (perceptual recalibration in that case) goes away when the shift is attributed to incidental factors. Thus, the main conclusion of that study was the same as here: listeners 'explain away' the shift when it can be attributed to an incidental factor. I understand that there are some novel aspects introduced in this work, but they are not sufficiently highlighted/clarified right now. One suggestion would be to first present this work in the Introduction (rather than the Discussion) and explain what the present study adds that is new / different from that work.</w:t>
-      </w:r>
-    </w:p>
-    <w:p>
-      <w:pPr>
-        <w:spacing w:after="0" w:line="240" w:lineRule="auto"/>
-        <w:rPr>
-          <w:rFonts w:ascii="Times New Roman" w:hAnsi="Times New Roman" w:cs="Times New Roman"/>
-          <w:sz w:val="24"/>
-          <w:szCs w:val="24"/>
-        </w:rPr>
-      </w:pPr>
-      <w:proofErr w:type="spellStart"/>
-      <w:r>
-        <w:rPr>
-          <w:rFonts w:ascii="Times New Roman" w:hAnsi="Times New Roman" w:cs="Times New Roman"/>
-          <w:sz w:val="24"/>
-          <w:szCs w:val="24"/>
-        </w:rPr>
-        <w:t>Kraljic</w:t>
-      </w:r>
-      <w:proofErr w:type="spellEnd"/>
-      <w:r>
-        <w:rPr>
-          <w:rFonts w:ascii="Times New Roman" w:hAnsi="Times New Roman" w:cs="Times New Roman"/>
-          <w:sz w:val="24"/>
-          <w:szCs w:val="24"/>
-        </w:rPr>
-        <w:t xml:space="preserve"> </w:t>
-      </w:r>
-      <w:r>
-        <w:rPr>
-          <w:rFonts w:ascii="Times New Roman" w:hAnsi="Times New Roman" w:cs="Times New Roman"/>
-          <w:sz w:val="24"/>
-          <w:szCs w:val="24"/>
-        </w:rPr>
-        <w:t>et al. (2008).</w:t>
-      </w:r>
+        <w:t>I really liked the idea of testing whether the visibility of the pen-in-the-mouth manipulation modulates the effect; however, it is also possible that the black square was simply distracting and it was this distraction (rather than the occlusion of the articulatory information) what caused the effect going away. I am not sure whether this can be fully addressed without an additional experiment, but the authors can at least acknowledge this possibility.</w:t>
+      </w:r>
+    </w:p>
+    <w:p>
+      <w:pPr>
+        <w:spacing w:after="0" w:line="240" w:lineRule="auto"/>
+        <w:rPr>
+          <w:ins w:id="233" w:author="Jaeger, Florian" w:date="2025-05-08T18:13:00Z" w16du:dateUtc="2025-05-08T22:13:00Z"/>
+          <w:rFonts w:ascii="Times New Roman" w:hAnsi="Times New Roman" w:cs="Times New Roman"/>
+          <w:sz w:val="24"/>
+          <w:szCs w:val="24"/>
+        </w:rPr>
+      </w:pPr>
+    </w:p>
+    <w:p>
+      <w:pPr>
+        <w:spacing w:after="0" w:line="240" w:lineRule="auto"/>
+        <w:rPr>
+          <w:rFonts w:ascii="Times New Roman" w:hAnsi="Times New Roman" w:cs="Times New Roman"/>
+          <w:sz w:val="24"/>
+          <w:szCs w:val="24"/>
+        </w:rPr>
+      </w:pPr>
+      <w:r>
+        <w:rPr>
+          <w:rFonts w:ascii="Times New Roman" w:hAnsi="Times New Roman" w:cs="Times New Roman"/>
+          <w:sz w:val="24"/>
+          <w:szCs w:val="24"/>
+        </w:rPr>
+        <w:t>Thank</w:t>
+      </w:r>
+      <w:ins w:id="234" w:author="Jaeger, Florian" w:date="2025-05-08T18:13:00Z" w16du:dateUtc="2025-05-08T22:13:00Z">
+        <w:r>
+          <w:rPr>
+            <w:rFonts w:ascii="Times New Roman" w:hAnsi="Times New Roman" w:cs="Times New Roman"/>
+            <w:sz w:val="24"/>
+            <w:szCs w:val="24"/>
+          </w:rPr>
+          <w:t xml:space="preserve"> you</w:t>
+        </w:r>
+      </w:ins>
+      <w:ins w:id="235" w:author="Jaeger, Florian" w:date="2025-05-08T18:14:00Z" w16du:dateUtc="2025-05-08T22:14:00Z">
+        <w:r>
+          <w:rPr>
+            <w:rFonts w:ascii="Times New Roman" w:hAnsi="Times New Roman" w:cs="Times New Roman"/>
+            <w:sz w:val="24"/>
+            <w:szCs w:val="24"/>
+          </w:rPr>
+          <w:t xml:space="preserve"> for raising this point</w:t>
+        </w:r>
+      </w:ins>
+      <w:ins w:id="236" w:author="Jaeger, Florian" w:date="2025-05-08T18:13:00Z" w16du:dateUtc="2025-05-08T22:13:00Z">
+        <w:r>
+          <w:rPr>
+            <w:rFonts w:ascii="Times New Roman" w:hAnsi="Times New Roman" w:cs="Times New Roman"/>
+            <w:sz w:val="24"/>
+            <w:szCs w:val="24"/>
+          </w:rPr>
+          <w:t xml:space="preserve">. As laid out in the main part of the letter, </w:t>
+        </w:r>
+      </w:ins>
+      <w:ins w:id="237" w:author="Jaeger, Florian" w:date="2025-05-08T18:14:00Z" w16du:dateUtc="2025-05-08T22:14:00Z">
+        <w:r>
+          <w:rPr>
+            <w:rFonts w:ascii="Times New Roman" w:hAnsi="Times New Roman" w:cs="Times New Roman"/>
+            <w:sz w:val="24"/>
+            <w:szCs w:val="24"/>
+          </w:rPr>
+          <w:t>the revised discussion of Experiment 2</w:t>
+        </w:r>
+      </w:ins>
+      <w:ins w:id="238" w:author="Jaeger, Florian" w:date="2025-05-08T18:13:00Z" w16du:dateUtc="2025-05-08T22:13:00Z">
+        <w:r>
+          <w:rPr>
+            <w:rFonts w:ascii="Times New Roman" w:hAnsi="Times New Roman" w:cs="Times New Roman"/>
+            <w:sz w:val="24"/>
+            <w:szCs w:val="24"/>
+          </w:rPr>
+          <w:t xml:space="preserve"> now </w:t>
+        </w:r>
+      </w:ins>
+      <w:ins w:id="239" w:author="Jaeger, Florian" w:date="2025-05-08T18:14:00Z" w16du:dateUtc="2025-05-08T22:14:00Z">
+        <w:r>
+          <w:rPr>
+            <w:rFonts w:ascii="Times New Roman" w:hAnsi="Times New Roman" w:cs="Times New Roman"/>
+            <w:sz w:val="24"/>
+            <w:szCs w:val="24"/>
+          </w:rPr>
+          <w:t>acknowledges, and discusses this possibility.</w:t>
+        </w:r>
+      </w:ins>
     </w:p>
     <w:p>
       <w:pPr>
@@ -942,25 +3192,53 @@
           <w:sz w:val="24"/>
           <w:szCs w:val="24"/>
         </w:rPr>
-        <w:t>I really liked the idea of testing whether the visibility of the pen-in-the-mouth manipulation modulates the effect; however, it is also possible that the black square was simply distracting and it was this distraction (rather than the occlusion of the articulatory information) what caused the effect going away. I am not sure whether this can be fully addressed without an additional experiment, but the authors can at least acknowledge this possibility.</w:t>
-      </w:r>
-    </w:p>
-    <w:p>
-      <w:pPr>
-        <w:spacing w:after="0" w:line="240" w:lineRule="auto"/>
-        <w:rPr>
-          <w:rFonts w:ascii="Times New Roman" w:hAnsi="Times New Roman" w:cs="Times New Roman"/>
-          <w:sz w:val="24"/>
-          <w:szCs w:val="24"/>
-        </w:rPr>
-      </w:pPr>
-      <w:r>
-        <w:rPr>
-          <w:rFonts w:ascii="Times New Roman" w:hAnsi="Times New Roman" w:cs="Times New Roman"/>
-          <w:sz w:val="24"/>
-          <w:szCs w:val="24"/>
-        </w:rPr>
-        <w:t>Thank</w:t>
+        <w:t>Methods - &gt; Exclusions:</w:t>
+      </w:r>
+      <w:r>
+        <w:rPr>
+          <w:rFonts w:ascii="Times New Roman" w:hAnsi="Times New Roman" w:cs="Times New Roman"/>
+          <w:sz w:val="24"/>
+          <w:szCs w:val="24"/>
+        </w:rPr>
+        <w:br/>
+        <w:t>-"We removed participants who […] (4) had unusually fast or slow reaction times" -&gt; Please add more details as to what exact criteria where used here.</w:t>
+      </w:r>
+      <w:r>
+        <w:rPr>
+          <w:rFonts w:ascii="Times New Roman" w:hAnsi="Times New Roman" w:cs="Times New Roman"/>
+          <w:sz w:val="24"/>
+          <w:szCs w:val="24"/>
+        </w:rPr>
+        <w:br/>
+        <w:t>-"For this purpose, we considered participants with significant slopes in the opposite of the expected direction as likely having swapped the response keys" -&gt; What about participants with flat slopes?</w:t>
+      </w:r>
+    </w:p>
+    <w:p>
+      <w:pPr>
+        <w:spacing w:after="0" w:line="240" w:lineRule="auto"/>
+        <w:rPr>
+          <w:rFonts w:ascii="Times New Roman" w:hAnsi="Times New Roman" w:cs="Times New Roman"/>
+          <w:sz w:val="24"/>
+          <w:szCs w:val="24"/>
+        </w:rPr>
+      </w:pPr>
+    </w:p>
+    <w:p>
+      <w:pPr>
+        <w:spacing w:after="0" w:line="240" w:lineRule="auto"/>
+        <w:rPr>
+          <w:rFonts w:ascii="Times New Roman" w:hAnsi="Times New Roman" w:cs="Times New Roman"/>
+          <w:sz w:val="24"/>
+          <w:szCs w:val="24"/>
+        </w:rPr>
+      </w:pPr>
+      <w:r>
+        <w:rPr>
+          <w:rFonts w:ascii="Times New Roman" w:hAnsi="Times New Roman" w:cs="Times New Roman"/>
+          <w:sz w:val="24"/>
+          <w:szCs w:val="24"/>
+        </w:rPr>
+        <w:t xml:space="preserve">We have added the requested details. Participants with flat slopes were included. </w:t>
       </w:r>
     </w:p>
     <w:p>
@@ -994,53 +3272,35 @@
           <w:sz w:val="24"/>
           <w:szCs w:val="24"/>
         </w:rPr>
-        <w:t>Methods - &gt; Exclusions:</w:t>
-      </w:r>
-      <w:r>
-        <w:rPr>
-          <w:rFonts w:ascii="Times New Roman" w:hAnsi="Times New Roman" w:cs="Times New Roman"/>
-          <w:sz w:val="24"/>
-          <w:szCs w:val="24"/>
-        </w:rPr>
-        <w:br/>
-        <w:t>-"We removed participants who […] (4) had unusually fast or slow reaction times" -&gt; Please add more details as to what exact criteria where used here.</w:t>
-      </w:r>
-      <w:r>
-        <w:rPr>
-          <w:rFonts w:ascii="Times New Roman" w:hAnsi="Times New Roman" w:cs="Times New Roman"/>
-          <w:sz w:val="24"/>
-          <w:szCs w:val="24"/>
-        </w:rPr>
-        <w:br/>
-        <w:t>-"For this purpose, we considered participants with significant slopes in the opposite of the expected direction as likely having swapped the response keys" -&gt; What about participants with flat slopes?</w:t>
-      </w:r>
-    </w:p>
-    <w:p>
-      <w:pPr>
-        <w:spacing w:after="0" w:line="240" w:lineRule="auto"/>
-        <w:rPr>
-          <w:rFonts w:ascii="Times New Roman" w:hAnsi="Times New Roman" w:cs="Times New Roman"/>
-          <w:sz w:val="24"/>
-          <w:szCs w:val="24"/>
-        </w:rPr>
-      </w:pPr>
-    </w:p>
-    <w:p>
-      <w:pPr>
-        <w:spacing w:after="0" w:line="240" w:lineRule="auto"/>
-        <w:rPr>
-          <w:rFonts w:ascii="Times New Roman" w:hAnsi="Times New Roman" w:cs="Times New Roman"/>
-          <w:sz w:val="24"/>
-          <w:szCs w:val="24"/>
-        </w:rPr>
-      </w:pPr>
-      <w:r>
-        <w:rPr>
-          <w:rFonts w:ascii="Times New Roman" w:hAnsi="Times New Roman" w:cs="Times New Roman"/>
-          <w:sz w:val="24"/>
-          <w:szCs w:val="24"/>
-        </w:rPr>
-        <w:t xml:space="preserve">We have added the requested details. Participants with flat slopes were included. </w:t>
+        <w:t>Figures 2 and 4: Please include in the legend information about all three lines.</w:t>
+      </w:r>
+    </w:p>
+    <w:p>
+      <w:pPr>
+        <w:spacing w:after="0" w:line="240" w:lineRule="auto"/>
+        <w:rPr>
+          <w:rFonts w:ascii="Times New Roman" w:hAnsi="Times New Roman" w:cs="Times New Roman"/>
+          <w:sz w:val="24"/>
+          <w:szCs w:val="24"/>
+        </w:rPr>
+      </w:pPr>
+    </w:p>
+    <w:p>
+      <w:pPr>
+        <w:spacing w:after="0" w:line="240" w:lineRule="auto"/>
+        <w:rPr>
+          <w:rFonts w:ascii="Times New Roman" w:hAnsi="Times New Roman" w:cs="Times New Roman"/>
+          <w:sz w:val="24"/>
+          <w:szCs w:val="24"/>
+        </w:rPr>
+      </w:pPr>
+      <w:r>
+        <w:rPr>
+          <w:rFonts w:ascii="Times New Roman" w:hAnsi="Times New Roman" w:cs="Times New Roman"/>
+          <w:sz w:val="24"/>
+          <w:szCs w:val="24"/>
+        </w:rPr>
+        <w:t>We have done so.</w:t>
       </w:r>
     </w:p>
     <w:p>
@@ -1074,35 +3334,89 @@
           <w:sz w:val="24"/>
           <w:szCs w:val="24"/>
         </w:rPr>
-        <w:t>Figures 2 and 4: Please include in the legend information about all three lines.</w:t>
-      </w:r>
-    </w:p>
-    <w:p>
-      <w:pPr>
-        <w:spacing w:after="0" w:line="240" w:lineRule="auto"/>
-        <w:rPr>
-          <w:rFonts w:ascii="Times New Roman" w:hAnsi="Times New Roman" w:cs="Times New Roman"/>
-          <w:sz w:val="24"/>
-          <w:szCs w:val="24"/>
-        </w:rPr>
-      </w:pPr>
-    </w:p>
-    <w:p>
-      <w:pPr>
-        <w:spacing w:after="0" w:line="240" w:lineRule="auto"/>
-        <w:rPr>
-          <w:rFonts w:ascii="Times New Roman" w:hAnsi="Times New Roman" w:cs="Times New Roman"/>
-          <w:sz w:val="24"/>
-          <w:szCs w:val="24"/>
-        </w:rPr>
-      </w:pPr>
-      <w:r>
-        <w:rPr>
-          <w:rFonts w:ascii="Times New Roman" w:hAnsi="Times New Roman" w:cs="Times New Roman"/>
-          <w:sz w:val="24"/>
-          <w:szCs w:val="24"/>
-        </w:rPr>
-        <w:t>We have done so.</w:t>
+        <w:t>Overall, this is a very nice study that addresses an interesting question; however, I am afraid I cannot recommend it for publication given the issues identified above. I would be happy to look at a revision, if the authors are able to address the main two issues pointed out above.</w:t>
+      </w:r>
+    </w:p>
+    <w:p>
+      <w:pPr>
+        <w:spacing w:after="0" w:line="240" w:lineRule="auto"/>
+        <w:rPr>
+          <w:rFonts w:ascii="Times New Roman" w:hAnsi="Times New Roman" w:cs="Times New Roman"/>
+          <w:sz w:val="24"/>
+          <w:szCs w:val="24"/>
+        </w:rPr>
+      </w:pPr>
+    </w:p>
+    <w:p>
+      <w:pPr>
+        <w:spacing w:after="0" w:line="240" w:lineRule="auto"/>
+        <w:rPr>
+          <w:rFonts w:ascii="Times New Roman" w:hAnsi="Times New Roman" w:cs="Times New Roman"/>
+          <w:sz w:val="24"/>
+          <w:szCs w:val="24"/>
+        </w:rPr>
+      </w:pPr>
+      <w:r>
+        <w:rPr>
+          <w:rFonts w:ascii="Times New Roman" w:hAnsi="Times New Roman" w:cs="Times New Roman"/>
+          <w:sz w:val="24"/>
+          <w:szCs w:val="24"/>
+        </w:rPr>
+        <w:t>Thank you again for your careful assessment of the work</w:t>
+      </w:r>
+      <w:del w:id="240" w:author="Jaeger, Florian" w:date="2025-05-08T18:16:00Z" w16du:dateUtc="2025-05-08T22:16:00Z">
+        <w:r>
+          <w:rPr>
+            <w:rFonts w:ascii="Times New Roman" w:hAnsi="Times New Roman" w:cs="Times New Roman"/>
+            <w:sz w:val="24"/>
+            <w:szCs w:val="24"/>
+          </w:rPr>
+          <w:delText xml:space="preserve">, and for your willingness to </w:delText>
+        </w:r>
+      </w:del>
+      <w:ins w:id="241" w:author="Jaeger, Florian" w:date="2025-05-08T18:16:00Z" w16du:dateUtc="2025-05-08T22:16:00Z">
+        <w:r>
+          <w:rPr>
+            <w:rFonts w:ascii="Times New Roman" w:hAnsi="Times New Roman" w:cs="Times New Roman"/>
+            <w:sz w:val="24"/>
+            <w:szCs w:val="24"/>
+          </w:rPr>
+          <w:t>.</w:t>
+        </w:r>
+      </w:ins>
+    </w:p>
+    <w:p>
+      <w:pPr>
+        <w:spacing w:after="0" w:line="240" w:lineRule="auto"/>
+        <w:rPr>
+          <w:rFonts w:ascii="Times New Roman" w:hAnsi="Times New Roman" w:cs="Times New Roman"/>
+          <w:sz w:val="24"/>
+          <w:szCs w:val="24"/>
+        </w:rPr>
+      </w:pPr>
+    </w:p>
+    <w:p>
+      <w:pPr>
+        <w:spacing w:after="0" w:line="240" w:lineRule="auto"/>
+        <w:rPr>
+          <w:rFonts w:ascii="Times New Roman" w:hAnsi="Times New Roman" w:cs="Times New Roman"/>
+          <w:b/>
+          <w:bCs/>
+          <w:sz w:val="24"/>
+          <w:szCs w:val="24"/>
+          <w:u w:val="single"/>
+        </w:rPr>
+      </w:pPr>
+      <w:r>
+        <w:rPr>
+          <w:rFonts w:ascii="Times New Roman" w:hAnsi="Times New Roman" w:cs="Times New Roman"/>
+          <w:b/>
+          <w:bCs/>
+          <w:sz w:val="24"/>
+          <w:szCs w:val="24"/>
+          <w:u w:val="single"/>
+        </w:rPr>
+        <w:t>Reviewer 2</w:t>
       </w:r>
     </w:p>
     <w:p>
@@ -1125,86 +3439,94 @@
         </w:pBdr>
         <w:spacing w:after="0" w:line="240" w:lineRule="auto"/>
         <w:rPr>
-          <w:rFonts w:ascii="Times New Roman" w:hAnsi="Times New Roman" w:cs="Times New Roman"/>
-          <w:sz w:val="24"/>
-          <w:szCs w:val="24"/>
-        </w:rPr>
-      </w:pPr>
-      <w:r>
-        <w:rPr>
-          <w:rFonts w:ascii="Times New Roman" w:hAnsi="Times New Roman" w:cs="Times New Roman"/>
-          <w:sz w:val="24"/>
-          <w:szCs w:val="24"/>
-        </w:rPr>
-        <w:t>Overall, this is a very nice study that addresses an interesting question; however, I am afraid I cannot recommend it for publication given the issues identified above. I would be happy to look at a revision, if the authors are able to address the main two issues pointed out above.</w:t>
-      </w:r>
-    </w:p>
-    <w:p>
-      <w:pPr>
-        <w:spacing w:after="0" w:line="240" w:lineRule="auto"/>
-        <w:rPr>
-          <w:rFonts w:ascii="Times New Roman" w:hAnsi="Times New Roman" w:cs="Times New Roman"/>
-          <w:sz w:val="24"/>
-          <w:szCs w:val="24"/>
-        </w:rPr>
-      </w:pPr>
-    </w:p>
-    <w:p>
-      <w:pPr>
-        <w:spacing w:after="0" w:line="240" w:lineRule="auto"/>
-        <w:rPr>
-          <w:rFonts w:ascii="Times New Roman" w:hAnsi="Times New Roman" w:cs="Times New Roman"/>
-          <w:sz w:val="24"/>
-          <w:szCs w:val="24"/>
-        </w:rPr>
-      </w:pPr>
-      <w:r>
-        <w:rPr>
-          <w:rFonts w:ascii="Times New Roman" w:hAnsi="Times New Roman" w:cs="Times New Roman"/>
-          <w:sz w:val="24"/>
-          <w:szCs w:val="24"/>
-        </w:rPr>
-        <w:t xml:space="preserve">Thank you again for your careful assessment of the work, and for your willingness to </w:t>
-      </w:r>
-    </w:p>
-    <w:p>
-      <w:pPr>
-        <w:spacing w:after="0" w:line="240" w:lineRule="auto"/>
-        <w:rPr>
-          <w:rFonts w:ascii="Times New Roman" w:hAnsi="Times New Roman" w:cs="Times New Roman"/>
-          <w:sz w:val="24"/>
-          <w:szCs w:val="24"/>
-        </w:rPr>
-      </w:pPr>
-    </w:p>
-    <w:p>
-      <w:pPr>
-        <w:spacing w:after="0" w:line="240" w:lineRule="auto"/>
-        <w:rPr>
-          <w:rFonts w:ascii="Times New Roman" w:hAnsi="Times New Roman" w:cs="Times New Roman"/>
-          <w:b/>
-          <w:bCs/>
-          <w:sz w:val="24"/>
-          <w:szCs w:val="24"/>
-          <w:u w:val="single"/>
-        </w:rPr>
-      </w:pPr>
-      <w:r>
-        <w:rPr>
-          <w:rFonts w:ascii="Times New Roman" w:hAnsi="Times New Roman" w:cs="Times New Roman"/>
-          <w:b/>
-          <w:bCs/>
-          <w:sz w:val="24"/>
-          <w:szCs w:val="24"/>
-          <w:u w:val="single"/>
-        </w:rPr>
-        <w:t>Reviewer 2</w:t>
-      </w:r>
-    </w:p>
-    <w:p>
-      <w:pPr>
-        <w:spacing w:after="0" w:line="240" w:lineRule="auto"/>
-        <w:rPr>
+          <w:del w:id="242" w:author="Jaeger, Florian" w:date="2025-05-08T18:16:00Z" w16du:dateUtc="2025-05-08T22:16:00Z"/>
+          <w:rFonts w:ascii="Times New Roman" w:hAnsi="Times New Roman" w:cs="Times New Roman"/>
+          <w:sz w:val="24"/>
+          <w:szCs w:val="24"/>
+        </w:rPr>
+      </w:pPr>
+      <w:ins w:id="243" w:author="Jaeger, Florian" w:date="2025-05-08T18:16:00Z" w16du:dateUtc="2025-05-08T22:16:00Z">
+        <w:r>
+          <w:rPr>
+            <w:rFonts w:ascii="Times New Roman" w:hAnsi="Times New Roman" w:cs="Times New Roman"/>
+            <w:sz w:val="24"/>
+            <w:szCs w:val="24"/>
+          </w:rPr>
+          <w:t xml:space="preserve">[summary omitted] </w:t>
+        </w:r>
+      </w:ins>
+      <w:del w:id="244" w:author="Jaeger, Florian" w:date="2025-05-08T18:16:00Z" w16du:dateUtc="2025-05-08T22:16:00Z">
+        <w:r>
+          <w:rPr>
+            <w:rFonts w:ascii="Times New Roman" w:hAnsi="Times New Roman" w:cs="Times New Roman"/>
+            <w:sz w:val="24"/>
+            <w:szCs w:val="24"/>
+          </w:rPr>
+          <w:delText>This manuscript describes a series of experiments testing whether listeners compensate for articulatory effects when they are caused by a non-linguistic source (a pen in the mouth). In particular, the question is whether the presence of a pen in the mouth will lead to an increased rate of 's' responses to stimuli along an 's'-'sh' continuum (as a result of attributing the acoustics of the 'sh' to the consequences of the pen). This was observed in Experiment 1, where the visual effects of the pen were visible, but not in Experiment 2, where the visual effects of the pen were not visible. This study therefore finds support for broader compensation effects beyond those due to (acoustic or visual) phonetic context.</w:delText>
+        </w:r>
+      </w:del>
+    </w:p>
+    <w:p>
+      <w:pPr>
+        <w:spacing w:after="0" w:line="240" w:lineRule="auto"/>
+        <w:rPr>
+          <w:del w:id="245" w:author="Jaeger, Florian" w:date="2025-05-08T18:16:00Z" w16du:dateUtc="2025-05-08T22:16:00Z"/>
+          <w:rFonts w:ascii="Times New Roman" w:hAnsi="Times New Roman" w:cs="Times New Roman"/>
+          <w:sz w:val="24"/>
+          <w:szCs w:val="24"/>
+        </w:rPr>
+      </w:pPr>
+    </w:p>
+    <w:p>
+      <w:pPr>
+        <w:spacing w:after="0" w:line="240" w:lineRule="auto"/>
+        <w:rPr>
+          <w:del w:id="246" w:author="Jaeger, Florian" w:date="2025-05-08T18:16:00Z" w16du:dateUtc="2025-05-08T22:16:00Z"/>
+          <w:rFonts w:ascii="Times New Roman" w:hAnsi="Times New Roman" w:cs="Times New Roman"/>
+          <w:sz w:val="24"/>
+          <w:szCs w:val="24"/>
+        </w:rPr>
+      </w:pPr>
+      <w:del w:id="247" w:author="Jaeger, Florian" w:date="2025-05-08T18:16:00Z" w16du:dateUtc="2025-05-08T22:16:00Z">
+        <w:r>
+          <w:rPr>
+            <w:rFonts w:ascii="Times New Roman" w:hAnsi="Times New Roman" w:cs="Times New Roman"/>
+            <w:sz w:val="24"/>
+            <w:szCs w:val="24"/>
+          </w:rPr>
+          <w:delText xml:space="preserve">Thank you </w:delText>
+        </w:r>
+        <w:r>
+          <w:rPr>
+            <w:rFonts w:ascii="Times New Roman" w:hAnsi="Times New Roman" w:cs="Times New Roman"/>
+            <w:sz w:val="24"/>
+            <w:szCs w:val="24"/>
+          </w:rPr>
+          <w:delText>very much</w:delText>
+        </w:r>
+        <w:r>
+          <w:rPr>
+            <w:rFonts w:ascii="Times New Roman" w:hAnsi="Times New Roman" w:cs="Times New Roman"/>
+            <w:sz w:val="24"/>
+            <w:szCs w:val="24"/>
+          </w:rPr>
+          <w:delText xml:space="preserve"> for </w:delText>
+        </w:r>
+        <w:r>
+          <w:rPr>
+            <w:rFonts w:ascii="Times New Roman" w:hAnsi="Times New Roman" w:cs="Times New Roman"/>
+            <w:sz w:val="24"/>
+            <w:szCs w:val="24"/>
+          </w:rPr>
+          <w:delText>this careful summary.</w:delText>
+        </w:r>
+      </w:del>
+    </w:p>
+    <w:p>
+      <w:pPr>
+        <w:spacing w:after="0" w:line="240" w:lineRule="auto"/>
+        <w:rPr>
+          <w:del w:id="248" w:author="Jaeger, Florian" w:date="2025-05-08T18:16:00Z" w16du:dateUtc="2025-05-08T22:16:00Z"/>
           <w:rFonts w:ascii="Times New Roman" w:hAnsi="Times New Roman" w:cs="Times New Roman"/>
           <w:sz w:val="24"/>
           <w:szCs w:val="24"/>
@@ -1232,25 +3554,15 @@
           <w:sz w:val="24"/>
           <w:szCs w:val="24"/>
         </w:rPr>
-        <w:t>This manuscript describes a series of experiments testing whether listeners compensate for articulatory effects when they are caused by a non-linguistic source (a pen in the mouth). In particular, the question is whether the presence of a pen in the mouth will lead to an increased rate of 's' responses to stimuli along an 's'-'</w:t>
-      </w:r>
-      <w:proofErr w:type="spellStart"/>
-      <w:r>
-        <w:rPr>
-          <w:rFonts w:ascii="Times New Roman" w:hAnsi="Times New Roman" w:cs="Times New Roman"/>
-          <w:sz w:val="24"/>
-          <w:szCs w:val="24"/>
-        </w:rPr>
-        <w:t>sh</w:t>
-      </w:r>
-      <w:proofErr w:type="spellEnd"/>
-      <w:r>
-        <w:rPr>
-          <w:rFonts w:ascii="Times New Roman" w:hAnsi="Times New Roman" w:cs="Times New Roman"/>
-          <w:sz w:val="24"/>
-          <w:szCs w:val="24"/>
-        </w:rPr>
-        <w:t xml:space="preserve">' continuum (as a result of attributing the acoustics </w:t>
+        <w:t>I</w:t>
+      </w:r>
+      <w:r>
+        <w:rPr>
+          <w:rFonts w:ascii="Times New Roman" w:hAnsi="Times New Roman" w:cs="Times New Roman"/>
+          <w:sz w:val="24"/>
+          <w:szCs w:val="24"/>
+        </w:rPr>
+        <w:t xml:space="preserve"> thought this was a clever study with exciting results (all the more reason I am sorry about my delayed review!) Compensatory processes are both broader than previously thought (in the sense that non-phonetic information leads to compensation, but also narrower than I might have assumed in that it has to be perceptually transparent information, and not inferred - which I initially found surprising, but makes sense since it is not a given that the presence of a pen will always lead to the same articulatory consequences). I also found the proposal at the end for why we might not see perceptual learning when a speaker has a pen in </w:t>
       </w:r>
       <w:r>
         <w:rPr>
@@ -1259,78 +3571,86 @@
           <w:szCs w:val="24"/>
         </w:rPr>
         <w:lastRenderedPageBreak/>
-        <w:t>of the '</w:t>
-      </w:r>
-      <w:proofErr w:type="spellStart"/>
-      <w:r>
-        <w:rPr>
-          <w:rFonts w:ascii="Times New Roman" w:hAnsi="Times New Roman" w:cs="Times New Roman"/>
-          <w:sz w:val="24"/>
-          <w:szCs w:val="24"/>
-        </w:rPr>
-        <w:t>sh</w:t>
-      </w:r>
-      <w:proofErr w:type="spellEnd"/>
-      <w:r>
-        <w:rPr>
-          <w:rFonts w:ascii="Times New Roman" w:hAnsi="Times New Roman" w:cs="Times New Roman"/>
-          <w:sz w:val="24"/>
-          <w:szCs w:val="24"/>
-        </w:rPr>
-        <w:t>' to the consequences of the pen). This was observed in Experiment 1, where the visual effects of the pen were visible, but not in Experiment 2, where the visual effects of the pen were not visible. This study therefore finds support for broader compensation effects beyond those due to (acoustic or visual) phonetic context.</w:t>
-      </w:r>
-    </w:p>
-    <w:p>
-      <w:pPr>
-        <w:spacing w:after="0" w:line="240" w:lineRule="auto"/>
-        <w:rPr>
-          <w:rFonts w:ascii="Times New Roman" w:hAnsi="Times New Roman" w:cs="Times New Roman"/>
-          <w:sz w:val="24"/>
-          <w:szCs w:val="24"/>
-        </w:rPr>
-      </w:pPr>
-    </w:p>
-    <w:p>
-      <w:pPr>
-        <w:spacing w:after="0" w:line="240" w:lineRule="auto"/>
-        <w:rPr>
-          <w:rFonts w:ascii="Times New Roman" w:hAnsi="Times New Roman" w:cs="Times New Roman"/>
-          <w:sz w:val="24"/>
-          <w:szCs w:val="24"/>
-        </w:rPr>
-      </w:pPr>
-      <w:r>
-        <w:rPr>
-          <w:rFonts w:ascii="Times New Roman" w:hAnsi="Times New Roman" w:cs="Times New Roman"/>
-          <w:sz w:val="24"/>
-          <w:szCs w:val="24"/>
-        </w:rPr>
-        <w:t xml:space="preserve">Thank you </w:t>
-      </w:r>
-      <w:r>
-        <w:rPr>
-          <w:rFonts w:ascii="Times New Roman" w:hAnsi="Times New Roman" w:cs="Times New Roman"/>
-          <w:sz w:val="24"/>
-          <w:szCs w:val="24"/>
-        </w:rPr>
-        <w:t>very much</w:t>
-      </w:r>
-      <w:r>
-        <w:rPr>
-          <w:rFonts w:ascii="Times New Roman" w:hAnsi="Times New Roman" w:cs="Times New Roman"/>
-          <w:sz w:val="24"/>
-          <w:szCs w:val="24"/>
-        </w:rPr>
-        <w:t xml:space="preserve"> for </w:t>
-      </w:r>
-      <w:r>
-        <w:rPr>
-          <w:rFonts w:ascii="Times New Roman" w:hAnsi="Times New Roman" w:cs="Times New Roman"/>
-          <w:sz w:val="24"/>
-          <w:szCs w:val="24"/>
-        </w:rPr>
-        <w:t>this careful summary.</w:t>
-      </w:r>
+        <w:t>their mouth to be intriguing - if indeed this is due to compensation prior to any perceptual learning, this could indicate that higher level knowledge (i.e., I know this pen could be influencing the production, so I'll wait to see what happens without it) does not play the role we thought in perceptual learning (and would fit with other evidence that perceptual learning is heavily influenced by low-level factors like acoustic similarity).</w:t>
+      </w:r>
+    </w:p>
+    <w:p>
+      <w:pPr>
+        <w:spacing w:after="0" w:line="240" w:lineRule="auto"/>
+        <w:rPr>
+          <w:rFonts w:ascii="Times New Roman" w:hAnsi="Times New Roman" w:cs="Times New Roman"/>
+          <w:sz w:val="24"/>
+          <w:szCs w:val="24"/>
+        </w:rPr>
+      </w:pPr>
+    </w:p>
+    <w:p>
+      <w:pPr>
+        <w:spacing w:after="0" w:line="240" w:lineRule="auto"/>
+        <w:rPr>
+          <w:rFonts w:ascii="Times New Roman" w:hAnsi="Times New Roman" w:cs="Times New Roman"/>
+          <w:sz w:val="24"/>
+          <w:szCs w:val="24"/>
+        </w:rPr>
+      </w:pPr>
+      <w:r>
+        <w:rPr>
+          <w:rFonts w:ascii="Times New Roman" w:hAnsi="Times New Roman" w:cs="Times New Roman"/>
+          <w:sz w:val="24"/>
+          <w:szCs w:val="24"/>
+        </w:rPr>
+        <w:t xml:space="preserve">Thank you for these kind words! </w:t>
+      </w:r>
+      <w:del w:id="249" w:author="Jaeger, Florian" w:date="2025-05-08T18:17:00Z" w16du:dateUtc="2025-05-08T22:17:00Z">
+        <w:r>
+          <w:rPr>
+            <w:rFonts w:ascii="Times New Roman" w:hAnsi="Times New Roman" w:cs="Times New Roman"/>
+            <w:sz w:val="24"/>
+            <w:szCs w:val="24"/>
+          </w:rPr>
+          <w:delText>We too are intrigued with the possibility that….</w:delText>
+        </w:r>
+      </w:del>
+      <w:ins w:id="250" w:author="Jaeger, Florian" w:date="2025-05-08T18:17:00Z" w16du:dateUtc="2025-05-08T22:17:00Z">
+        <w:r>
+          <w:rPr>
+            <w:rFonts w:ascii="Times New Roman" w:hAnsi="Times New Roman" w:cs="Times New Roman"/>
+            <w:sz w:val="24"/>
+            <w:szCs w:val="24"/>
+          </w:rPr>
+          <w:t xml:space="preserve">And, yes, we were similarly intrigued by this possible explanation, which differs in some relevant ways from both </w:t>
+        </w:r>
+      </w:ins>
+      <w:ins w:id="251" w:author="Jaeger, Florian" w:date="2025-05-08T18:18:00Z" w16du:dateUtc="2025-05-08T22:18:00Z">
+        <w:r>
+          <w:rPr>
+            <w:rFonts w:ascii="Times New Roman" w:hAnsi="Times New Roman" w:cs="Times New Roman"/>
+            <w:sz w:val="24"/>
+            <w:szCs w:val="24"/>
+          </w:rPr>
+          <w:t xml:space="preserve">of the explanations that have previously been advanced to explain to explain why we might not see perceptual learning when a speaker has a pen in the </w:t>
+        </w:r>
+      </w:ins>
+      <w:ins w:id="252" w:author="Jaeger, Florian" w:date="2025-05-08T18:19:00Z" w16du:dateUtc="2025-05-08T22:19:00Z">
+        <w:r>
+          <w:rPr>
+            <w:rFonts w:ascii="Times New Roman" w:hAnsi="Times New Roman" w:cs="Times New Roman"/>
+            <w:sz w:val="24"/>
+            <w:szCs w:val="24"/>
+          </w:rPr>
+          <w:t>mouth (causal inference/’explaining way’, Kraljic et al., 2008; Liu &amp; Jaeger, 2018; v</w:t>
+        </w:r>
+      </w:ins>
+      <w:ins w:id="253" w:author="Jaeger, Florian" w:date="2025-05-08T18:20:00Z" w16du:dateUtc="2025-05-08T22:20:00Z">
+        <w:r>
+          <w:rPr>
+            <w:rFonts w:ascii="Times New Roman" w:hAnsi="Times New Roman" w:cs="Times New Roman"/>
+            <w:sz w:val="24"/>
+            <w:szCs w:val="24"/>
+          </w:rPr>
+          <w:t>s. separate exemplar storage for audio-visual vs. audio-only exemplars, Kraljic &amp; Samuel, 2011).</w:t>
+        </w:r>
+      </w:ins>
     </w:p>
     <w:p>
       <w:pPr>
@@ -1363,44 +3683,69 @@
           <w:sz w:val="24"/>
           <w:szCs w:val="24"/>
         </w:rPr>
-        <w:t>I</w:t>
-      </w:r>
-      <w:r>
-        <w:rPr>
-          <w:rFonts w:ascii="Times New Roman" w:hAnsi="Times New Roman" w:cs="Times New Roman"/>
-          <w:sz w:val="24"/>
-          <w:szCs w:val="24"/>
-        </w:rPr>
-        <w:t xml:space="preserve"> thought this was a clever study with exciting results (all the more reason I am sorry about my delayed review!) Compensatory processes are both broader than previously thought (in the sense that non-phonetic information leads to compensation, but also narrower than I might have assumed in that it has to be perceptually transparent information, and not inferred - which I initially found surprising, but makes sense since it is not a given that the presence of a pen will always lead to the same articulatory consequences). I also found the proposal at the end for why we might not see perceptual learning when a speaker has a pen in their mouth to be intriguing - if indeed this is due to compensation prior to any perceptual learning, this could indicate that higher level knowledge (i.e., I know this pen could be influencing the production, so I'll wait to see what happens without it) does not play the role we thought in perceptual learning (and would fit with other evidence that perceptual learning is heavily influenced by low-level factors like acoustic similarity).</w:t>
-      </w:r>
-    </w:p>
-    <w:p>
-      <w:pPr>
-        <w:spacing w:after="0" w:line="240" w:lineRule="auto"/>
-        <w:rPr>
-          <w:rFonts w:ascii="Times New Roman" w:hAnsi="Times New Roman" w:cs="Times New Roman"/>
-          <w:sz w:val="24"/>
-          <w:szCs w:val="24"/>
-        </w:rPr>
-      </w:pPr>
-    </w:p>
-    <w:p>
-      <w:pPr>
-        <w:spacing w:after="0" w:line="240" w:lineRule="auto"/>
-        <w:rPr>
-          <w:rFonts w:ascii="Times New Roman" w:hAnsi="Times New Roman" w:cs="Times New Roman"/>
-          <w:sz w:val="24"/>
-          <w:szCs w:val="24"/>
-        </w:rPr>
-      </w:pPr>
-      <w:r>
-        <w:rPr>
-          <w:rFonts w:ascii="Times New Roman" w:hAnsi="Times New Roman" w:cs="Times New Roman"/>
-          <w:sz w:val="24"/>
-          <w:szCs w:val="24"/>
-        </w:rPr>
-        <w:t>Thank you for these kind words! We too are intrigued with the possibility that….</w:t>
-      </w:r>
+        <w:t xml:space="preserve">I don't have any concerns about the study itself or the conclusions. My main issue with the manuscript is that it is so tersely written that it omits important information and is sometimes confusing to follow. I really appreciate the extensive detail provided in the supplementary material (it's rare to get such a transparent walkthrough of the research process). However, I don't think a reader should have to refer so often to the supplemental materials to understand basic aspects of what is being presented in the main text. Some of this information belongs in the main text as well. </w:t>
+      </w:r>
+    </w:p>
+    <w:p>
+      <w:pPr>
+        <w:spacing w:after="0" w:line="240" w:lineRule="auto"/>
+        <w:rPr>
+          <w:rFonts w:ascii="Times New Roman" w:hAnsi="Times New Roman" w:cs="Times New Roman"/>
+          <w:sz w:val="24"/>
+          <w:szCs w:val="24"/>
+        </w:rPr>
+      </w:pPr>
+    </w:p>
+    <w:p>
+      <w:pPr>
+        <w:spacing w:after="0" w:line="240" w:lineRule="auto"/>
+        <w:rPr>
+          <w:del w:id="254" w:author="Jaeger, Florian" w:date="2025-05-08T18:21:00Z" w16du:dateUtc="2025-05-08T22:21:00Z"/>
+          <w:rFonts w:ascii="Times New Roman" w:hAnsi="Times New Roman" w:cs="Times New Roman"/>
+          <w:sz w:val="24"/>
+          <w:szCs w:val="24"/>
+        </w:rPr>
+      </w:pPr>
+      <w:del w:id="255" w:author="Jaeger, Florian" w:date="2025-05-08T18:21:00Z" w16du:dateUtc="2025-05-08T22:21:00Z">
+        <w:r>
+          <w:rPr>
+            <w:rFonts w:ascii="Times New Roman" w:hAnsi="Times New Roman" w:cs="Times New Roman"/>
+            <w:sz w:val="24"/>
+            <w:szCs w:val="24"/>
+          </w:rPr>
+          <w:delText xml:space="preserve">We are heartened to hear your confidence in our study and conclusions. We are glad you appreciated the extensive detail provided in the supplementary material, and are happy to elevate needed information into the main text. More specific details can be found below.  </w:delText>
+        </w:r>
+      </w:del>
+      <w:ins w:id="256" w:author="Jaeger, Florian" w:date="2025-05-08T18:21:00Z" w16du:dateUtc="2025-05-08T22:21:00Z">
+        <w:r>
+          <w:rPr>
+            <w:rFonts w:ascii="Times New Roman" w:hAnsi="Times New Roman" w:cs="Times New Roman"/>
+            <w:sz w:val="24"/>
+            <w:szCs w:val="24"/>
+          </w:rPr>
+          <w:t>Agreed! R1 also requested more details on the methods to be included in the main part of the paper. And so we have moved many of the details from the SI into the paper.</w:t>
+        </w:r>
+      </w:ins>
+      <w:ins w:id="257" w:author="Jaeger, Florian" w:date="2025-05-08T18:22:00Z" w16du:dateUtc="2025-05-08T22:22:00Z">
+        <w:r>
+          <w:rPr>
+            <w:rFonts w:ascii="Times New Roman" w:hAnsi="Times New Roman" w:cs="Times New Roman"/>
+            <w:sz w:val="24"/>
+            <w:szCs w:val="24"/>
+          </w:rPr>
+          <w:t xml:space="preserve"> This includes clarifications for all of the questions raised below (thank you for listing them! That was very helpful in deciding what detail to include in the text).</w:t>
+        </w:r>
+      </w:ins>
+    </w:p>
+    <w:p>
+      <w:pPr>
+        <w:spacing w:after="0" w:line="240" w:lineRule="auto"/>
+        <w:rPr>
+          <w:rFonts w:ascii="Times New Roman" w:hAnsi="Times New Roman" w:cs="Times New Roman"/>
+          <w:sz w:val="24"/>
+          <w:szCs w:val="24"/>
+        </w:rPr>
+      </w:pPr>
     </w:p>
     <w:p>
       <w:pPr>
@@ -1433,56 +3778,8 @@
           <w:sz w:val="24"/>
           <w:szCs w:val="24"/>
         </w:rPr>
-        <w:t xml:space="preserve">I don't have any concerns about the study itself or the conclusions. My main issue with the manuscript is that it is so tersely written that it omits important information and is sometimes confusing to follow. I really appreciate the extensive detail provided in the supplementary material (it's rare to get such a transparent walkthrough of the research process). However, I don't think a reader should have to refer so often to the supplemental materials to understand basic aspects of what is being presented in the main text. Some of this information belongs in the main text as well. </w:t>
-      </w:r>
-    </w:p>
-    <w:p>
-      <w:pPr>
-        <w:spacing w:after="0" w:line="240" w:lineRule="auto"/>
-        <w:rPr>
-          <w:rFonts w:ascii="Times New Roman" w:hAnsi="Times New Roman" w:cs="Times New Roman"/>
-          <w:sz w:val="24"/>
-          <w:szCs w:val="24"/>
-        </w:rPr>
-      </w:pPr>
-    </w:p>
-    <w:p>
-      <w:pPr>
-        <w:spacing w:after="0" w:line="240" w:lineRule="auto"/>
-        <w:rPr>
-          <w:rFonts w:ascii="Times New Roman" w:hAnsi="Times New Roman" w:cs="Times New Roman"/>
-          <w:sz w:val="24"/>
-          <w:szCs w:val="24"/>
-        </w:rPr>
-      </w:pPr>
-      <w:r>
-        <w:rPr>
-          <w:rFonts w:ascii="Times New Roman" w:hAnsi="Times New Roman" w:cs="Times New Roman"/>
-          <w:sz w:val="24"/>
-          <w:szCs w:val="24"/>
-        </w:rPr>
-        <w:t xml:space="preserve">We are heartened to hear your confidence in our study and conclusions. We are glad you appreciated the extensive detail provided in the supplementary material, and are happy to elevate needed information into the main text. More specific details can be found below.  </w:t>
-      </w:r>
-    </w:p>
-    <w:p>
-      <w:pPr>
-        <w:spacing w:after="0" w:line="240" w:lineRule="auto"/>
-        <w:rPr>
-          <w:rFonts w:ascii="Times New Roman" w:hAnsi="Times New Roman" w:cs="Times New Roman"/>
-          <w:sz w:val="24"/>
-          <w:szCs w:val="24"/>
-        </w:rPr>
-      </w:pPr>
-    </w:p>
-    <w:p>
-      <w:pPr>
-        <w:spacing w:after="0" w:line="240" w:lineRule="auto"/>
-        <w:rPr>
-          <w:rFonts w:ascii="Times New Roman" w:hAnsi="Times New Roman" w:cs="Times New Roman"/>
-          <w:sz w:val="24"/>
-          <w:szCs w:val="24"/>
-        </w:rPr>
-      </w:pPr>
+        <w:t>Here are some of the questions/points of confusion I had:</w:t>
+      </w:r>
     </w:p>
     <w:p>
       <w:pPr>
@@ -1505,7 +3802,43 @@
           <w:sz w:val="24"/>
           <w:szCs w:val="24"/>
         </w:rPr>
-        <w:t>Here are some of the questions/points of confusion I had:</w:t>
+        <w:t>-</w:t>
+      </w:r>
+      <w:r>
+        <w:rPr>
+          <w:rFonts w:ascii="Times New Roman" w:hAnsi="Times New Roman" w:cs="Times New Roman"/>
+          <w:sz w:val="24"/>
+          <w:szCs w:val="24"/>
+        </w:rPr>
+        <w:t>what does it mean to be a video in kind?</w:t>
+      </w:r>
+    </w:p>
+    <w:p>
+      <w:pPr>
+        <w:spacing w:after="0" w:line="240" w:lineRule="auto"/>
+        <w:rPr>
+          <w:rFonts w:ascii="Times New Roman" w:hAnsi="Times New Roman" w:cs="Times New Roman"/>
+          <w:sz w:val="24"/>
+          <w:szCs w:val="24"/>
+        </w:rPr>
+      </w:pPr>
+    </w:p>
+    <w:p>
+      <w:pPr>
+        <w:spacing w:after="0" w:line="240" w:lineRule="auto"/>
+        <w:rPr>
+          <w:rFonts w:ascii="Times New Roman" w:hAnsi="Times New Roman" w:cs="Times New Roman"/>
+          <w:sz w:val="24"/>
+          <w:szCs w:val="24"/>
+        </w:rPr>
+      </w:pPr>
+      <w:r>
+        <w:rPr>
+          <w:rFonts w:ascii="Times New Roman" w:hAnsi="Times New Roman" w:cs="Times New Roman"/>
+          <w:sz w:val="24"/>
+          <w:szCs w:val="24"/>
+        </w:rPr>
+        <w:t>We have added ____.</w:t>
       </w:r>
     </w:p>
     <w:p>
@@ -1529,26 +3862,16 @@
           <w:sz w:val="24"/>
           <w:szCs w:val="24"/>
         </w:rPr>
-        <w:t>-</w:t>
-      </w:r>
-      <w:r>
-        <w:rPr>
-          <w:rFonts w:ascii="Times New Roman" w:hAnsi="Times New Roman" w:cs="Times New Roman"/>
-          <w:sz w:val="24"/>
-          <w:szCs w:val="24"/>
-        </w:rPr>
-        <w:t>what does it mean to be a video in kind?</w:t>
-      </w:r>
-    </w:p>
-    <w:p>
-      <w:pPr>
-        <w:spacing w:after="0" w:line="240" w:lineRule="auto"/>
-        <w:rPr>
-          <w:rFonts w:ascii="Times New Roman" w:hAnsi="Times New Roman" w:cs="Times New Roman"/>
-          <w:sz w:val="24"/>
-          <w:szCs w:val="24"/>
-        </w:rPr>
-      </w:pPr>
+        <w:t>-participants were excluded if they 'had unusually fast or slow reaction times' - these criteria are not specified in the text</w:t>
+      </w:r>
+      <w:r>
+        <w:rPr>
+          <w:rFonts w:ascii="Times New Roman" w:hAnsi="Times New Roman" w:cs="Times New Roman"/>
+          <w:sz w:val="24"/>
+          <w:szCs w:val="24"/>
+        </w:rPr>
+        <w:t>.</w:t>
+      </w:r>
     </w:p>
     <w:p>
       <w:pPr>
@@ -1567,6 +3890,16 @@
         </w:rPr>
         <w:t>We have added ____.</w:t>
       </w:r>
+    </w:p>
+    <w:p>
+      <w:pPr>
+        <w:spacing w:after="0" w:line="240" w:lineRule="auto"/>
+        <w:rPr>
+          <w:rFonts w:ascii="Times New Roman" w:hAnsi="Times New Roman" w:cs="Times New Roman"/>
+          <w:sz w:val="24"/>
+          <w:szCs w:val="24"/>
+        </w:rPr>
+      </w:pPr>
     </w:p>
     <w:p>
       <w:pPr>
@@ -1589,34 +3922,226 @@
           <w:sz w:val="24"/>
           <w:szCs w:val="24"/>
         </w:rPr>
-        <w:t>-participants were excluded if they 'had unusually fast or slow reaction times' - these criteria are not specified in the text</w:t>
-      </w:r>
-      <w:r>
-        <w:rPr>
-          <w:rFonts w:ascii="Times New Roman" w:hAnsi="Times New Roman" w:cs="Times New Roman"/>
-          <w:sz w:val="24"/>
-          <w:szCs w:val="24"/>
-        </w:rPr>
-        <w:t>.</w:t>
-      </w:r>
-    </w:p>
-    <w:p>
-      <w:pPr>
-        <w:spacing w:after="0" w:line="240" w:lineRule="auto"/>
-        <w:rPr>
-          <w:rFonts w:ascii="Times New Roman" w:hAnsi="Times New Roman" w:cs="Times New Roman"/>
-          <w:sz w:val="24"/>
-          <w:szCs w:val="24"/>
-        </w:rPr>
-      </w:pPr>
-      <w:r>
-        <w:rPr>
-          <w:rFonts w:ascii="Times New Roman" w:hAnsi="Times New Roman" w:cs="Times New Roman"/>
-          <w:sz w:val="24"/>
-          <w:szCs w:val="24"/>
-        </w:rPr>
-        <w:t>We have added ____.</w:t>
-      </w:r>
+        <w:t xml:space="preserve"> </w:t>
+      </w:r>
+      <w:r>
+        <w:rPr>
+          <w:rFonts w:ascii="Times New Roman" w:hAnsi="Times New Roman" w:cs="Times New Roman"/>
+          <w:sz w:val="24"/>
+          <w:szCs w:val="24"/>
+        </w:rPr>
+        <w:t>-I'm not entirely clear on what is happening with the white dot catch trials - I had assumed that if a participant failed these trials (indicated there was a white dot when there wasn't) that they would be discarded. But instead it seems that only the trials themselves were discarded, not the participants?</w:t>
+      </w:r>
+    </w:p>
+    <w:p>
+      <w:pPr>
+        <w:spacing w:after="0" w:line="240" w:lineRule="auto"/>
+        <w:rPr>
+          <w:del w:id="258" w:author="Jaeger, Florian" w:date="2025-05-08T18:26:00Z" w16du:dateUtc="2025-05-08T22:26:00Z"/>
+          <w:rFonts w:ascii="Times New Roman" w:hAnsi="Times New Roman" w:cs="Times New Roman"/>
+          <w:sz w:val="24"/>
+          <w:szCs w:val="24"/>
+        </w:rPr>
+      </w:pPr>
+      <w:del w:id="259" w:author="Jaeger, Florian" w:date="2025-05-08T18:26:00Z" w16du:dateUtc="2025-05-08T22:26:00Z">
+        <w:r>
+          <w:rPr>
+            <w:rFonts w:ascii="Times New Roman" w:hAnsi="Times New Roman" w:cs="Times New Roman"/>
+            <w:sz w:val="24"/>
+            <w:szCs w:val="24"/>
+          </w:rPr>
+          <w:delText>We have added ____.</w:delText>
+        </w:r>
+      </w:del>
+    </w:p>
+    <w:p>
+      <w:pPr>
+        <w:spacing w:after="0" w:line="240" w:lineRule="auto"/>
+        <w:rPr>
+          <w:ins w:id="260" w:author="Jaeger, Florian" w:date="2025-05-08T18:26:00Z" w16du:dateUtc="2025-05-08T22:26:00Z"/>
+          <w:rFonts w:ascii="Times New Roman" w:hAnsi="Times New Roman" w:cs="Times New Roman"/>
+          <w:sz w:val="24"/>
+          <w:szCs w:val="24"/>
+        </w:rPr>
+      </w:pPr>
+    </w:p>
+    <w:p>
+      <w:pPr>
+        <w:spacing w:after="0" w:line="240" w:lineRule="auto"/>
+        <w:rPr>
+          <w:ins w:id="261" w:author="Jaeger, Florian" w:date="2025-05-08T18:34:00Z" w16du:dateUtc="2025-05-08T22:34:00Z"/>
+          <w:rFonts w:ascii="Times New Roman" w:hAnsi="Times New Roman" w:cs="Times New Roman"/>
+          <w:sz w:val="24"/>
+          <w:szCs w:val="24"/>
+        </w:rPr>
+      </w:pPr>
+      <w:ins w:id="262" w:author="Jaeger, Florian" w:date="2025-05-08T18:27:00Z" w16du:dateUtc="2025-05-08T22:27:00Z">
+        <w:r>
+          <w:rPr>
+            <w:rFonts w:ascii="Times New Roman" w:hAnsi="Times New Roman" w:cs="Times New Roman"/>
+            <w:sz w:val="24"/>
+            <w:szCs w:val="24"/>
+          </w:rPr>
+          <w:t>None of the experiments actually had any trials with white dots. We only included the instructions about the white dots because we had planned to use such catch trials in subsequent perce</w:t>
+        </w:r>
+      </w:ins>
+      <w:ins w:id="263" w:author="Jaeger, Florian" w:date="2025-05-08T18:28:00Z" w16du:dateUtc="2025-05-08T22:28:00Z">
+        <w:r>
+          <w:rPr>
+            <w:rFonts w:ascii="Times New Roman" w:hAnsi="Times New Roman" w:cs="Times New Roman"/>
+            <w:sz w:val="24"/>
+            <w:szCs w:val="24"/>
+          </w:rPr>
+          <w:t xml:space="preserve">ptual recalibration experiments (which we have since done). </w:t>
+        </w:r>
+      </w:ins>
+      <w:ins w:id="264" w:author="Jaeger, Florian" w:date="2025-05-08T18:34:00Z" w16du:dateUtc="2025-05-08T22:34:00Z">
+        <w:r>
+          <w:rPr>
+            <w:rFonts w:ascii="Times New Roman" w:hAnsi="Times New Roman" w:cs="Times New Roman"/>
+            <w:sz w:val="24"/>
+            <w:szCs w:val="24"/>
+          </w:rPr>
+          <w:t xml:space="preserve">This meant that the only way to make a mistake that related to catch trials was to press SPACE on trials that were actually </w:t>
+        </w:r>
+        <w:r>
+          <w:rPr>
+            <w:rFonts w:ascii="Times New Roman" w:hAnsi="Times New Roman" w:cs="Times New Roman"/>
+            <w:i/>
+            <w:iCs/>
+            <w:sz w:val="24"/>
+            <w:szCs w:val="24"/>
+          </w:rPr>
+          <w:t>not</w:t>
+        </w:r>
+        <w:r>
+          <w:rPr>
+            <w:rFonts w:ascii="Times New Roman" w:hAnsi="Times New Roman" w:cs="Times New Roman"/>
+            <w:sz w:val="24"/>
+            <w:szCs w:val="24"/>
+          </w:rPr>
+          <w:t xml:space="preserve"> a catch trial.</w:t>
+        </w:r>
+      </w:ins>
+    </w:p>
+    <w:p>
+      <w:pPr>
+        <w:spacing w:after="0" w:line="240" w:lineRule="auto"/>
+        <w:rPr>
+          <w:ins w:id="265" w:author="Jaeger, Florian" w:date="2025-05-08T18:34:00Z" w16du:dateUtc="2025-05-08T22:34:00Z"/>
+          <w:rFonts w:ascii="Times New Roman" w:hAnsi="Times New Roman" w:cs="Times New Roman"/>
+          <w:sz w:val="24"/>
+          <w:szCs w:val="24"/>
+        </w:rPr>
+      </w:pPr>
+    </w:p>
+    <w:p>
+      <w:pPr>
+        <w:spacing w:after="0" w:line="240" w:lineRule="auto"/>
+        <w:rPr>
+          <w:rFonts w:ascii="Times New Roman" w:hAnsi="Times New Roman" w:cs="Times New Roman"/>
+          <w:sz w:val="24"/>
+          <w:szCs w:val="24"/>
+        </w:rPr>
+      </w:pPr>
+      <w:ins w:id="266" w:author="Jaeger, Florian" w:date="2025-05-08T18:34:00Z" w16du:dateUtc="2025-05-08T22:34:00Z">
+        <w:r>
+          <w:rPr>
+            <w:rFonts w:ascii="Times New Roman" w:hAnsi="Times New Roman" w:cs="Times New Roman"/>
+            <w:sz w:val="24"/>
+            <w:szCs w:val="24"/>
+          </w:rPr>
+          <w:lastRenderedPageBreak/>
+          <w:t xml:space="preserve">As we now clarify, participants </w:t>
+        </w:r>
+      </w:ins>
+      <w:ins w:id="267" w:author="Jaeger, Florian" w:date="2025-05-08T18:35:00Z" w16du:dateUtc="2025-05-08T22:35:00Z">
+        <w:r>
+          <w:rPr>
+            <w:rFonts w:ascii="Times New Roman" w:hAnsi="Times New Roman" w:cs="Times New Roman"/>
+            <w:sz w:val="24"/>
+            <w:szCs w:val="24"/>
+          </w:rPr>
+          <w:t xml:space="preserve">very </w:t>
+        </w:r>
+      </w:ins>
+      <w:ins w:id="268" w:author="Jaeger, Florian" w:date="2025-05-08T18:34:00Z" w16du:dateUtc="2025-05-08T22:34:00Z">
+        <w:r>
+          <w:rPr>
+            <w:rFonts w:ascii="Times New Roman" w:hAnsi="Times New Roman" w:cs="Times New Roman"/>
+            <w:i/>
+            <w:iCs/>
+            <w:sz w:val="24"/>
+            <w:szCs w:val="24"/>
+            <w:rPrChange w:id="269" w:author="Jaeger, Florian" w:date="2025-05-08T18:35:00Z" w16du:dateUtc="2025-05-08T22:35:00Z">
+              <w:rPr>
+                <w:rFonts w:ascii="Times New Roman" w:hAnsi="Times New Roman" w:cs="Times New Roman"/>
+                <w:sz w:val="24"/>
+                <w:szCs w:val="24"/>
+              </w:rPr>
+            </w:rPrChange>
+          </w:rPr>
+          <w:t>rarely</w:t>
+        </w:r>
+        <w:r>
+          <w:rPr>
+            <w:rFonts w:ascii="Times New Roman" w:hAnsi="Times New Roman" w:cs="Times New Roman"/>
+            <w:sz w:val="24"/>
+            <w:szCs w:val="24"/>
+          </w:rPr>
+          <w:t xml:space="preserve"> made that mistake, and no part</w:t>
+        </w:r>
+      </w:ins>
+      <w:ins w:id="270" w:author="Jaeger, Florian" w:date="2025-05-08T18:35:00Z" w16du:dateUtc="2025-05-08T22:35:00Z">
+        <w:r>
+          <w:rPr>
+            <w:rFonts w:ascii="Times New Roman" w:hAnsi="Times New Roman" w:cs="Times New Roman"/>
+            <w:sz w:val="24"/>
+            <w:szCs w:val="24"/>
+          </w:rPr>
+          <w:t xml:space="preserve">icipant had to be excluded based on that criterion. However, since pressing the SPACE bar </w:t>
+        </w:r>
+      </w:ins>
+      <w:ins w:id="271" w:author="Jaeger, Florian" w:date="2025-05-08T18:36:00Z" w16du:dateUtc="2025-05-08T22:36:00Z">
+        <w:r>
+          <w:rPr>
+            <w:rFonts w:ascii="Times New Roman" w:hAnsi="Times New Roman" w:cs="Times New Roman"/>
+            <w:sz w:val="24"/>
+            <w:szCs w:val="24"/>
+          </w:rPr>
+          <w:t>auto-advanced to the next trial, trials with SPACE bar responses are lacking categorization responses, and thus had to be excluded (1.6%</w:t>
+        </w:r>
+      </w:ins>
+      <w:ins w:id="272" w:author="Jaeger, Florian" w:date="2025-05-08T18:37:00Z" w16du:dateUtc="2025-05-08T22:37:00Z">
+        <w:r>
+          <w:rPr>
+            <w:rFonts w:ascii="Times New Roman" w:hAnsi="Times New Roman" w:cs="Times New Roman"/>
+            <w:sz w:val="24"/>
+            <w:szCs w:val="24"/>
+          </w:rPr>
+          <w:t xml:space="preserve"> of all trials</w:t>
+        </w:r>
+      </w:ins>
+      <w:ins w:id="273" w:author="Jaeger, Florian" w:date="2025-05-08T18:36:00Z" w16du:dateUtc="2025-05-08T22:36:00Z">
+        <w:r>
+          <w:rPr>
+            <w:rFonts w:ascii="Times New Roman" w:hAnsi="Times New Roman" w:cs="Times New Roman"/>
+            <w:sz w:val="24"/>
+            <w:szCs w:val="24"/>
+          </w:rPr>
+          <w:t>)</w:t>
+        </w:r>
+      </w:ins>
+      <w:ins w:id="274" w:author="Jaeger, Florian" w:date="2025-05-08T18:37:00Z" w16du:dateUtc="2025-05-08T22:37:00Z">
+        <w:r>
+          <w:rPr>
+            <w:rFonts w:ascii="Times New Roman" w:hAnsi="Times New Roman" w:cs="Times New Roman"/>
+            <w:sz w:val="24"/>
+            <w:szCs w:val="24"/>
+          </w:rPr>
+          <w:t xml:space="preserve">. </w:t>
+        </w:r>
+      </w:ins>
     </w:p>
     <w:p>
       <w:pPr>
@@ -1649,35 +4174,19 @@
           <w:sz w:val="24"/>
           <w:szCs w:val="24"/>
         </w:rPr>
-        <w:t xml:space="preserve"> </w:t>
-      </w:r>
-      <w:r>
-        <w:rPr>
-          <w:rFonts w:ascii="Times New Roman" w:hAnsi="Times New Roman" w:cs="Times New Roman"/>
-          <w:sz w:val="24"/>
-          <w:szCs w:val="24"/>
-        </w:rPr>
-        <w:t xml:space="preserve">-I'm not entirely clear on what is happening with the white dot catch trials - I had assumed that if a participant failed these trials (indicated there was a white dot when there wasn't) that they </w:t>
-      </w:r>
-      <w:r>
-        <w:rPr>
-          <w:rFonts w:ascii="Times New Roman" w:hAnsi="Times New Roman" w:cs="Times New Roman"/>
-          <w:sz w:val="24"/>
-          <w:szCs w:val="24"/>
-        </w:rPr>
-        <w:lastRenderedPageBreak/>
-        <w:t>would be discarded. But instead it seems that only the trials themselves were discarded, not the participants?</w:t>
-      </w:r>
-    </w:p>
-    <w:p>
-      <w:pPr>
-        <w:spacing w:after="0" w:line="240" w:lineRule="auto"/>
-        <w:rPr>
-          <w:rFonts w:ascii="Times New Roman" w:hAnsi="Times New Roman" w:cs="Times New Roman"/>
-          <w:sz w:val="24"/>
-          <w:szCs w:val="24"/>
-        </w:rPr>
-      </w:pPr>
+        <w:t>-it is impossible to interpret the figures without reading through the supplementary materials, because it is unclear what the extra lines on the figures refer to (results from a previous study).</w:t>
+      </w:r>
+    </w:p>
+    <w:p>
+      <w:pPr>
+        <w:spacing w:after="0" w:line="240" w:lineRule="auto"/>
+        <w:rPr>
+          <w:rFonts w:ascii="Times New Roman" w:hAnsi="Times New Roman" w:cs="Times New Roman"/>
+          <w:sz w:val="24"/>
+          <w:szCs w:val="24"/>
+        </w:rPr>
+      </w:pPr>
+      <w:commentRangeStart w:id="275"/>
       <w:r>
         <w:rPr>
           <w:rFonts w:ascii="Times New Roman" w:hAnsi="Times New Roman" w:cs="Times New Roman"/>
@@ -1686,16 +4195,13 @@
         </w:rPr>
         <w:t>We have added ____.</w:t>
       </w:r>
-    </w:p>
-    <w:p>
-      <w:pPr>
-        <w:spacing w:after="0" w:line="240" w:lineRule="auto"/>
-        <w:rPr>
-          <w:rFonts w:ascii="Times New Roman" w:hAnsi="Times New Roman" w:cs="Times New Roman"/>
-          <w:sz w:val="24"/>
-          <w:szCs w:val="24"/>
-        </w:rPr>
-      </w:pPr>
+      <w:commentRangeEnd w:id="275"/>
+      <w:r>
+        <w:rPr>
+          <w:rStyle w:val="CommentReference"/>
+        </w:rPr>
+        <w:commentReference w:id="275"/>
+      </w:r>
     </w:p>
     <w:p>
       <w:pPr>
@@ -1728,26 +4234,82 @@
           <w:sz w:val="24"/>
           <w:szCs w:val="24"/>
         </w:rPr>
-        <w:t>-it is impossible to interpret the figures without reading through the supplementary materials, because it is unclear what the extra lines on the figures refer to (results from a previous study).</w:t>
-      </w:r>
-    </w:p>
-    <w:p>
-      <w:pPr>
-        <w:spacing w:after="0" w:line="240" w:lineRule="auto"/>
-        <w:rPr>
-          <w:rFonts w:ascii="Times New Roman" w:hAnsi="Times New Roman" w:cs="Times New Roman"/>
-          <w:sz w:val="24"/>
-          <w:szCs w:val="24"/>
-        </w:rPr>
-      </w:pPr>
-      <w:r>
-        <w:rPr>
-          <w:rFonts w:ascii="Times New Roman" w:hAnsi="Times New Roman" w:cs="Times New Roman"/>
-          <w:sz w:val="24"/>
-          <w:szCs w:val="24"/>
-        </w:rPr>
-        <w:t>We have added ____.</w:t>
-      </w:r>
+        <w:t>-it is impossible to understand the difference between the a-c versions of Experiment 1 without reading the supplemental materials. All the main text says is that there were different test stimuli across their experiments, because they were chosen such that they elicited a certain percent of s and sh responses. But it's not clear why that would have changed so much across experiments until you see the issues that arose in the supplement (and it's so important to understand the differences because the predictions and a great deal of the discussion of Experiment 2 involve relating them to different conditions of Experiment 1 - for example, on p20 "Under this alternative hypothesis, both pen conditions (pen in mouth vs. hand) of Experiment 2 should yield rates of ashi-responses comparable to the pen in mouth condition in Experiment 1c (since Experiment 2 occludes most direct visual evidence of fricative articulation.)" All that needs to be said is that there were errors in labelling the continuum tokens and so the acoustic region covered by the continuum differed across these experiments, with Experiments 1a and 1b being shifted relative to Experiment 1c….</w:t>
+      </w:r>
+    </w:p>
+    <w:p>
+      <w:pPr>
+        <w:spacing w:after="0" w:line="240" w:lineRule="auto"/>
+        <w:rPr>
+          <w:del w:id="276" w:author="Jaeger, Florian" w:date="2025-05-08T18:25:00Z" w16du:dateUtc="2025-05-08T22:25:00Z"/>
+          <w:rFonts w:ascii="Times New Roman" w:hAnsi="Times New Roman" w:cs="Times New Roman"/>
+          <w:sz w:val="24"/>
+          <w:szCs w:val="24"/>
+        </w:rPr>
+      </w:pPr>
+      <w:del w:id="277" w:author="Jaeger, Florian" w:date="2025-05-08T18:25:00Z" w16du:dateUtc="2025-05-08T22:25:00Z">
+        <w:r>
+          <w:rPr>
+            <w:rFonts w:ascii="Times New Roman" w:hAnsi="Times New Roman" w:cs="Times New Roman"/>
+            <w:sz w:val="24"/>
+            <w:szCs w:val="24"/>
+          </w:rPr>
+          <w:delText>We have added ____.</w:delText>
+        </w:r>
+      </w:del>
+    </w:p>
+    <w:p>
+      <w:pPr>
+        <w:spacing w:after="0" w:line="240" w:lineRule="auto"/>
+        <w:rPr>
+          <w:ins w:id="278" w:author="Jaeger, Florian" w:date="2025-05-08T18:25:00Z" w16du:dateUtc="2025-05-08T22:25:00Z"/>
+          <w:rFonts w:ascii="Times New Roman" w:hAnsi="Times New Roman" w:cs="Times New Roman"/>
+          <w:sz w:val="24"/>
+          <w:szCs w:val="24"/>
+        </w:rPr>
+      </w:pPr>
+    </w:p>
+    <w:p>
+      <w:pPr>
+        <w:spacing w:after="0" w:line="240" w:lineRule="auto"/>
+        <w:rPr>
+          <w:del w:id="279" w:author="Jaeger, Florian" w:date="2025-05-08T18:25:00Z" w16du:dateUtc="2025-05-08T22:25:00Z"/>
+          <w:rFonts w:ascii="Times New Roman" w:hAnsi="Times New Roman" w:cs="Times New Roman"/>
+          <w:sz w:val="24"/>
+          <w:szCs w:val="24"/>
+        </w:rPr>
+      </w:pPr>
+      <w:ins w:id="280" w:author="Jaeger, Florian" w:date="2025-05-08T18:25:00Z" w16du:dateUtc="2025-05-08T22:25:00Z">
+        <w:r>
+          <w:rPr>
+            <w:rFonts w:ascii="Times New Roman" w:hAnsi="Times New Roman" w:cs="Times New Roman"/>
+            <w:sz w:val="24"/>
+            <w:szCs w:val="24"/>
+          </w:rPr>
+          <w:t>We have followed these suggestions (thank you for going the extra step o</w:t>
+        </w:r>
+      </w:ins>
+      <w:ins w:id="281" w:author="Jaeger, Florian" w:date="2025-05-08T18:26:00Z" w16du:dateUtc="2025-05-08T22:26:00Z">
+        <w:r>
+          <w:rPr>
+            <w:rFonts w:ascii="Times New Roman" w:hAnsi="Times New Roman" w:cs="Times New Roman"/>
+            <w:sz w:val="24"/>
+            <w:szCs w:val="24"/>
+          </w:rPr>
+          <w:t>f identifying the parts that are critical for understanding the experiments).</w:t>
+        </w:r>
+      </w:ins>
+    </w:p>
+    <w:p>
+      <w:pPr>
+        <w:spacing w:after="0" w:line="240" w:lineRule="auto"/>
+        <w:rPr>
+          <w:ins w:id="282" w:author="Jaeger, Florian" w:date="2025-05-08T18:25:00Z" w16du:dateUtc="2025-05-08T22:25:00Z"/>
+          <w:rFonts w:ascii="Times New Roman" w:hAnsi="Times New Roman" w:cs="Times New Roman"/>
+          <w:sz w:val="24"/>
+          <w:szCs w:val="24"/>
+        </w:rPr>
+      </w:pPr>
     </w:p>
     <w:p>
       <w:pPr>
@@ -1780,72 +4342,70 @@
           <w:sz w:val="24"/>
           <w:szCs w:val="24"/>
         </w:rPr>
-        <w:t xml:space="preserve">-it is impossible to understand the difference between the a-c versions of Experiment 1 without reading the supplemental materials. All the main text says is that there were different test stimuli across their experiments, because they were chosen such that they elicited a certain percent of s and </w:t>
-      </w:r>
-      <w:proofErr w:type="spellStart"/>
-      <w:r>
-        <w:rPr>
-          <w:rFonts w:ascii="Times New Roman" w:hAnsi="Times New Roman" w:cs="Times New Roman"/>
-          <w:sz w:val="24"/>
-          <w:szCs w:val="24"/>
-        </w:rPr>
-        <w:t>sh</w:t>
-      </w:r>
-      <w:proofErr w:type="spellEnd"/>
-      <w:r>
-        <w:rPr>
-          <w:rFonts w:ascii="Times New Roman" w:hAnsi="Times New Roman" w:cs="Times New Roman"/>
-          <w:sz w:val="24"/>
-          <w:szCs w:val="24"/>
-        </w:rPr>
-        <w:t xml:space="preserve"> responses. But it's not clear why that would have changed so much across experiments until you see the issues that arose in the supplement (and it's so important to understand the differences because the predictions and a great deal of the discussion of Experiment 2 involve relating them to different conditions of Experiment 1 - for example, on p20 "Under this alternative hypothesis, both pen conditions (pen in mouth vs. hand) of Experiment 2 should yield rates of </w:t>
-      </w:r>
-      <w:proofErr w:type="spellStart"/>
-      <w:r>
-        <w:rPr>
-          <w:rFonts w:ascii="Times New Roman" w:hAnsi="Times New Roman" w:cs="Times New Roman"/>
-          <w:sz w:val="24"/>
-          <w:szCs w:val="24"/>
-        </w:rPr>
-        <w:t>ashi</w:t>
-      </w:r>
-      <w:proofErr w:type="spellEnd"/>
-      <w:r>
-        <w:rPr>
-          <w:rFonts w:ascii="Times New Roman" w:hAnsi="Times New Roman" w:cs="Times New Roman"/>
-          <w:sz w:val="24"/>
-          <w:szCs w:val="24"/>
-        </w:rPr>
-        <w:t>-responses comparable to the pen in mouth condition in Experiment 1c (since Experiment 2 occludes most direct visual evidence of fricative articulation.)" All that needs to be said is that there were errors in labelling the continuum tokens and so the acoustic region covered by the continuum differed across these experiments, with Experiments 1a and 1b being shifted relative to Experiment 1c….</w:t>
-      </w:r>
-    </w:p>
-    <w:p>
-      <w:pPr>
-        <w:spacing w:after="0" w:line="240" w:lineRule="auto"/>
-        <w:rPr>
-          <w:rFonts w:ascii="Times New Roman" w:hAnsi="Times New Roman" w:cs="Times New Roman"/>
-          <w:sz w:val="24"/>
-          <w:szCs w:val="24"/>
-        </w:rPr>
-      </w:pPr>
-      <w:r>
-        <w:rPr>
-          <w:rFonts w:ascii="Times New Roman" w:hAnsi="Times New Roman" w:cs="Times New Roman"/>
-          <w:sz w:val="24"/>
-          <w:szCs w:val="24"/>
-        </w:rPr>
-        <w:t>We have added ____.</w:t>
-      </w:r>
-    </w:p>
-    <w:p>
-      <w:pPr>
-        <w:spacing w:after="0" w:line="240" w:lineRule="auto"/>
-        <w:rPr>
-          <w:rFonts w:ascii="Times New Roman" w:hAnsi="Times New Roman" w:cs="Times New Roman"/>
-          <w:sz w:val="24"/>
-          <w:szCs w:val="24"/>
-        </w:rPr>
-      </w:pPr>
+        <w:t>-"Here and for all other experiments, all 'main' effects were assessed in the center of the acoustic continuum for the first test block" - What counts as the center? Again, more specifics needed!</w:t>
+      </w:r>
+    </w:p>
+    <w:p>
+      <w:pPr>
+        <w:spacing w:after="0" w:line="240" w:lineRule="auto"/>
+        <w:rPr>
+          <w:del w:id="283" w:author="Jaeger, Florian" w:date="2025-05-08T18:23:00Z" w16du:dateUtc="2025-05-08T22:23:00Z"/>
+          <w:rFonts w:ascii="Times New Roman" w:hAnsi="Times New Roman" w:cs="Times New Roman"/>
+          <w:sz w:val="24"/>
+          <w:szCs w:val="24"/>
+        </w:rPr>
+      </w:pPr>
+      <w:del w:id="284" w:author="Jaeger, Florian" w:date="2025-05-08T18:23:00Z" w16du:dateUtc="2025-05-08T22:23:00Z">
+        <w:r>
+          <w:rPr>
+            <w:rFonts w:ascii="Times New Roman" w:hAnsi="Times New Roman" w:cs="Times New Roman"/>
+            <w:sz w:val="24"/>
+            <w:szCs w:val="24"/>
+          </w:rPr>
+          <w:delText>We have added ____.</w:delText>
+        </w:r>
+      </w:del>
+    </w:p>
+    <w:p>
+      <w:pPr>
+        <w:spacing w:after="0" w:line="240" w:lineRule="auto"/>
+        <w:rPr>
+          <w:ins w:id="285" w:author="Jaeger, Florian" w:date="2025-05-08T18:23:00Z" w16du:dateUtc="2025-05-08T22:23:00Z"/>
+          <w:rFonts w:ascii="Times New Roman" w:hAnsi="Times New Roman" w:cs="Times New Roman"/>
+          <w:sz w:val="24"/>
+          <w:szCs w:val="24"/>
+        </w:rPr>
+      </w:pPr>
+    </w:p>
+    <w:p>
+      <w:pPr>
+        <w:spacing w:after="0" w:line="240" w:lineRule="auto"/>
+        <w:rPr>
+          <w:rFonts w:ascii="Times New Roman" w:hAnsi="Times New Roman" w:cs="Times New Roman"/>
+          <w:sz w:val="24"/>
+          <w:szCs w:val="24"/>
+        </w:rPr>
+      </w:pPr>
+      <w:ins w:id="286" w:author="Jaeger, Florian" w:date="2025-05-08T18:23:00Z" w16du:dateUtc="2025-05-08T22:23:00Z">
+        <w:r>
+          <w:rPr>
+            <w:rFonts w:ascii="Times New Roman" w:hAnsi="Times New Roman" w:cs="Times New Roman"/>
+            <w:sz w:val="24"/>
+            <w:szCs w:val="24"/>
+          </w:rPr>
+          <w:t xml:space="preserve">This was poorly worded: we meant the center/mean of the continuum steps (a direct consequence of </w:t>
+        </w:r>
+      </w:ins>
+      <w:ins w:id="287" w:author="Jaeger, Florian" w:date="2025-05-08T18:24:00Z" w16du:dateUtc="2025-05-08T22:24:00Z">
+        <w:r>
+          <w:rPr>
+            <w:rFonts w:ascii="Times New Roman" w:hAnsi="Times New Roman" w:cs="Times New Roman"/>
+            <w:sz w:val="24"/>
+            <w:szCs w:val="24"/>
+          </w:rPr>
+          <w:t>centering and standardizing continuum as a predictor for our analysis). We have rephrased this.</w:t>
+        </w:r>
+      </w:ins>
     </w:p>
     <w:p>
       <w:pPr>
@@ -1878,41 +4438,126 @@
           <w:sz w:val="24"/>
           <w:szCs w:val="24"/>
         </w:rPr>
-        <w:t>-"Here and for all other experiments, all 'main' effects were assessed in the center of the acoustic continuum for the first test block" - What counts as the center? Again, more specifics needed!</w:t>
-      </w:r>
-    </w:p>
-    <w:p>
-      <w:pPr>
-        <w:spacing w:after="0" w:line="240" w:lineRule="auto"/>
-        <w:rPr>
-          <w:rFonts w:ascii="Times New Roman" w:hAnsi="Times New Roman" w:cs="Times New Roman"/>
-          <w:sz w:val="24"/>
-          <w:szCs w:val="24"/>
-        </w:rPr>
-      </w:pPr>
-      <w:r>
-        <w:rPr>
-          <w:rFonts w:ascii="Times New Roman" w:hAnsi="Times New Roman" w:cs="Times New Roman"/>
-          <w:sz w:val="24"/>
-          <w:szCs w:val="24"/>
-        </w:rPr>
-        <w:t>We have added ____.</w:t>
-      </w:r>
-    </w:p>
-    <w:p>
-      <w:pPr>
-        <w:spacing w:after="0" w:line="240" w:lineRule="auto"/>
-        <w:rPr>
-          <w:rFonts w:ascii="Times New Roman" w:hAnsi="Times New Roman" w:cs="Times New Roman"/>
-          <w:sz w:val="24"/>
-          <w:szCs w:val="24"/>
-        </w:rPr>
-      </w:pPr>
-    </w:p>
-    <w:p>
-      <w:pPr>
-        <w:spacing w:after="0" w:line="240" w:lineRule="auto"/>
-        <w:rPr>
+        <w:t>Once again, I'm really enthusiastic about this work and believe it will have a big impact on our understanding of fundamental aspects of speech perception and learning.</w:t>
+      </w:r>
+    </w:p>
+    <w:p>
+      <w:pPr>
+        <w:spacing w:after="0" w:line="240" w:lineRule="auto"/>
+        <w:rPr>
+          <w:ins w:id="288" w:author="Jaeger, Florian" w:date="2025-05-08T18:22:00Z" w16du:dateUtc="2025-05-08T22:22:00Z"/>
+          <w:rFonts w:ascii="Times New Roman" w:hAnsi="Times New Roman" w:cs="Times New Roman"/>
+          <w:sz w:val="24"/>
+          <w:szCs w:val="24"/>
+        </w:rPr>
+      </w:pPr>
+    </w:p>
+    <w:p>
+      <w:pPr>
+        <w:spacing w:after="0" w:line="240" w:lineRule="auto"/>
+        <w:rPr>
+          <w:rFonts w:ascii="Times New Roman" w:hAnsi="Times New Roman" w:cs="Times New Roman"/>
+          <w:sz w:val="24"/>
+          <w:szCs w:val="24"/>
+        </w:rPr>
+      </w:pPr>
+      <w:r>
+        <w:rPr>
+          <w:rFonts w:ascii="Times New Roman" w:hAnsi="Times New Roman" w:cs="Times New Roman"/>
+          <w:sz w:val="24"/>
+          <w:szCs w:val="24"/>
+        </w:rPr>
+        <w:t>Thank</w:t>
+      </w:r>
+      <w:ins w:id="289" w:author="Jaeger, Florian" w:date="2025-05-08T18:23:00Z" w16du:dateUtc="2025-05-08T22:23:00Z">
+        <w:r>
+          <w:rPr>
+            <w:rFonts w:ascii="Times New Roman" w:hAnsi="Times New Roman" w:cs="Times New Roman"/>
+            <w:sz w:val="24"/>
+            <w:szCs w:val="24"/>
+          </w:rPr>
+          <w:t xml:space="preserve"> you</w:t>
+        </w:r>
+      </w:ins>
+      <w:del w:id="290" w:author="Jaeger, Florian" w:date="2025-05-08T18:23:00Z" w16du:dateUtc="2025-05-08T22:23:00Z">
+        <w:r>
+          <w:rPr>
+            <w:rFonts w:ascii="Times New Roman" w:hAnsi="Times New Roman" w:cs="Times New Roman"/>
+            <w:sz w:val="24"/>
+            <w:szCs w:val="24"/>
+          </w:rPr>
+          <w:delText>s</w:delText>
+        </w:r>
+      </w:del>
+      <w:r>
+        <w:rPr>
+          <w:rFonts w:ascii="Times New Roman" w:hAnsi="Times New Roman" w:cs="Times New Roman"/>
+          <w:sz w:val="24"/>
+          <w:szCs w:val="24"/>
+        </w:rPr>
+        <w:t>!</w:t>
+      </w:r>
+    </w:p>
+    <w:p>
+      <w:pPr>
+        <w:spacing w:after="0" w:line="240" w:lineRule="auto"/>
+        <w:rPr>
+          <w:rFonts w:ascii="Times New Roman" w:hAnsi="Times New Roman" w:cs="Times New Roman"/>
+          <w:sz w:val="24"/>
+          <w:szCs w:val="24"/>
+        </w:rPr>
+      </w:pPr>
+    </w:p>
+    <w:p>
+      <w:pPr>
+        <w:spacing w:after="0" w:line="240" w:lineRule="auto"/>
+        <w:rPr>
+          <w:rFonts w:ascii="Times New Roman" w:hAnsi="Times New Roman" w:cs="Times New Roman"/>
+          <w:sz w:val="24"/>
+          <w:szCs w:val="24"/>
+        </w:rPr>
+      </w:pPr>
+    </w:p>
+    <w:p>
+      <w:pPr>
+        <w:spacing w:after="0" w:line="240" w:lineRule="auto"/>
+        <w:rPr>
+          <w:rFonts w:ascii="Times New Roman" w:hAnsi="Times New Roman" w:cs="Times New Roman"/>
+          <w:b/>
+          <w:bCs/>
+          <w:sz w:val="24"/>
+          <w:szCs w:val="24"/>
+          <w:u w:val="single"/>
+        </w:rPr>
+      </w:pPr>
+      <w:r>
+        <w:rPr>
+          <w:rFonts w:ascii="Times New Roman" w:hAnsi="Times New Roman" w:cs="Times New Roman"/>
+          <w:b/>
+          <w:bCs/>
+          <w:sz w:val="24"/>
+          <w:szCs w:val="24"/>
+          <w:u w:val="single"/>
+        </w:rPr>
+        <w:t xml:space="preserve">Reviewer </w:t>
+      </w:r>
+      <w:r>
+        <w:rPr>
+          <w:rFonts w:ascii="Times New Roman" w:hAnsi="Times New Roman" w:cs="Times New Roman"/>
+          <w:b/>
+          <w:bCs/>
+          <w:sz w:val="24"/>
+          <w:szCs w:val="24"/>
+          <w:u w:val="single"/>
+        </w:rPr>
+        <w:t>3</w:t>
+      </w:r>
+    </w:p>
+    <w:p>
+      <w:pPr>
+        <w:spacing w:after="0" w:line="240" w:lineRule="auto"/>
+        <w:rPr>
+          <w:del w:id="291" w:author="Jaeger, Florian" w:date="2025-05-08T18:41:00Z" w16du:dateUtc="2025-05-08T22:41:00Z"/>
           <w:rFonts w:ascii="Times New Roman" w:hAnsi="Times New Roman" w:cs="Times New Roman"/>
           <w:sz w:val="24"/>
           <w:szCs w:val="24"/>
@@ -1929,92 +4574,54 @@
         </w:pBdr>
         <w:spacing w:after="0" w:line="240" w:lineRule="auto"/>
         <w:rPr>
-          <w:rFonts w:ascii="Times New Roman" w:hAnsi="Times New Roman" w:cs="Times New Roman"/>
-          <w:sz w:val="24"/>
-          <w:szCs w:val="24"/>
-        </w:rPr>
-      </w:pPr>
-      <w:r>
-        <w:rPr>
-          <w:rFonts w:ascii="Times New Roman" w:hAnsi="Times New Roman" w:cs="Times New Roman"/>
-          <w:sz w:val="24"/>
-          <w:szCs w:val="24"/>
-        </w:rPr>
-        <w:t>Once again, I'm really enthusiastic about this work and believe it will have a big impact on our understanding of fundamental aspects of speech perception and learning.</w:t>
-      </w:r>
-    </w:p>
-    <w:p>
-      <w:pPr>
-        <w:spacing w:after="0" w:line="240" w:lineRule="auto"/>
-        <w:rPr>
-          <w:rFonts w:ascii="Times New Roman" w:hAnsi="Times New Roman" w:cs="Times New Roman"/>
-          <w:sz w:val="24"/>
-          <w:szCs w:val="24"/>
-        </w:rPr>
-      </w:pPr>
-      <w:r>
-        <w:rPr>
-          <w:rFonts w:ascii="Times New Roman" w:hAnsi="Times New Roman" w:cs="Times New Roman"/>
-          <w:sz w:val="24"/>
-          <w:szCs w:val="24"/>
-        </w:rPr>
-        <w:t>Thanks!</w:t>
-      </w:r>
-    </w:p>
-    <w:p>
-      <w:pPr>
-        <w:spacing w:after="0" w:line="240" w:lineRule="auto"/>
-        <w:rPr>
-          <w:rFonts w:ascii="Times New Roman" w:hAnsi="Times New Roman" w:cs="Times New Roman"/>
-          <w:sz w:val="24"/>
-          <w:szCs w:val="24"/>
-        </w:rPr>
-      </w:pPr>
-    </w:p>
-    <w:p>
-      <w:pPr>
-        <w:spacing w:after="0" w:line="240" w:lineRule="auto"/>
-        <w:rPr>
-          <w:rFonts w:ascii="Times New Roman" w:hAnsi="Times New Roman" w:cs="Times New Roman"/>
-          <w:sz w:val="24"/>
-          <w:szCs w:val="24"/>
-        </w:rPr>
-      </w:pPr>
-    </w:p>
-    <w:p>
-      <w:pPr>
-        <w:spacing w:after="0" w:line="240" w:lineRule="auto"/>
-        <w:rPr>
-          <w:rFonts w:ascii="Times New Roman" w:hAnsi="Times New Roman" w:cs="Times New Roman"/>
-          <w:b/>
-          <w:bCs/>
-          <w:sz w:val="24"/>
-          <w:szCs w:val="24"/>
-          <w:u w:val="single"/>
-        </w:rPr>
-      </w:pPr>
-      <w:r>
-        <w:rPr>
-          <w:rFonts w:ascii="Times New Roman" w:hAnsi="Times New Roman" w:cs="Times New Roman"/>
-          <w:b/>
-          <w:bCs/>
-          <w:sz w:val="24"/>
-          <w:szCs w:val="24"/>
-          <w:u w:val="single"/>
-        </w:rPr>
-        <w:t xml:space="preserve">Reviewer </w:t>
-      </w:r>
-      <w:r>
-        <w:rPr>
-          <w:rFonts w:ascii="Times New Roman" w:hAnsi="Times New Roman" w:cs="Times New Roman"/>
-          <w:b/>
-          <w:bCs/>
-          <w:sz w:val="24"/>
-          <w:szCs w:val="24"/>
-          <w:u w:val="single"/>
-        </w:rPr>
-        <w:t>3</w:t>
-      </w:r>
+          <w:del w:id="292" w:author="Jaeger, Florian" w:date="2025-05-08T18:41:00Z" w16du:dateUtc="2025-05-08T22:41:00Z"/>
+          <w:rFonts w:ascii="Times New Roman" w:hAnsi="Times New Roman" w:cs="Times New Roman"/>
+          <w:sz w:val="24"/>
+          <w:szCs w:val="24"/>
+        </w:rPr>
+      </w:pPr>
+      <w:del w:id="293" w:author="Jaeger, Florian" w:date="2025-05-08T18:41:00Z" w16du:dateUtc="2025-05-08T22:41:00Z">
+        <w:r>
+          <w:rPr>
+            <w:rFonts w:ascii="Times New Roman" w:hAnsi="Times New Roman" w:cs="Times New Roman"/>
+            <w:sz w:val="24"/>
+            <w:szCs w:val="24"/>
+          </w:rPr>
+          <w:delText>The current study explores the influence of visual information on the perception of phonemes. The novel contribution is that the visual information is not speech-related. Specifically, participants heard ambiguous s/sh phonemes while viewing video of a speaker with a pen in her mouth or in her hand, and perceived the ambiguous phoneme to be more s-like in the pen-in-mouth condition, demonstrating perceptual correction for the vocal tract changes imposed by the pen. In experiment 1, participants demonstrated the effect with full view of the mouth; in experiment 2, the effect disappeared when the mouth was obscured for the word onset and participants could only infer the pen's location. These results demonstrate that the effect is due to perceptual compensation, rather than to an integration of cues, and that seeing evidence of the effect of the pen on articulation is necessary to observe the compensation effect.</w:delText>
+        </w:r>
+      </w:del>
+    </w:p>
+    <w:p>
+      <w:pPr>
+        <w:spacing w:after="0" w:line="240" w:lineRule="auto"/>
+        <w:rPr>
+          <w:del w:id="294" w:author="Jaeger, Florian" w:date="2025-05-08T18:41:00Z" w16du:dateUtc="2025-05-08T22:41:00Z"/>
+          <w:rFonts w:ascii="Times New Roman" w:hAnsi="Times New Roman" w:cs="Times New Roman"/>
+          <w:sz w:val="24"/>
+          <w:szCs w:val="24"/>
+        </w:rPr>
+      </w:pPr>
+    </w:p>
+    <w:p>
+      <w:pPr>
+        <w:spacing w:after="0" w:line="240" w:lineRule="auto"/>
+        <w:rPr>
+          <w:del w:id="295" w:author="Jaeger, Florian" w:date="2025-05-08T18:41:00Z" w16du:dateUtc="2025-05-08T22:41:00Z"/>
+          <w:rFonts w:ascii="Times New Roman" w:hAnsi="Times New Roman" w:cs="Times New Roman"/>
+          <w:sz w:val="24"/>
+          <w:szCs w:val="24"/>
+        </w:rPr>
+      </w:pPr>
+      <w:del w:id="296" w:author="Jaeger, Florian" w:date="2025-05-08T18:41:00Z" w16du:dateUtc="2025-05-08T22:41:00Z">
+        <w:r>
+          <w:rPr>
+            <w:rFonts w:ascii="Times New Roman" w:hAnsi="Times New Roman" w:cs="Times New Roman"/>
+            <w:sz w:val="24"/>
+            <w:szCs w:val="24"/>
+          </w:rPr>
+          <w:delText>Thank you very much for this careful summary.</w:delText>
+        </w:r>
+      </w:del>
     </w:p>
     <w:p>
       <w:pPr>
@@ -2041,68 +4648,51 @@
           <w:szCs w:val="24"/>
         </w:rPr>
       </w:pPr>
-      <w:r>
-        <w:rPr>
-          <w:rFonts w:ascii="Times New Roman" w:hAnsi="Times New Roman" w:cs="Times New Roman"/>
-          <w:sz w:val="24"/>
-          <w:szCs w:val="24"/>
-        </w:rPr>
-        <w:t>The current study explores the influence of visual information on the perception of phonemes. The novel contribution is that the visual information is not speech-related. Specifically, participants heard ambiguous s/</w:t>
-      </w:r>
-      <w:proofErr w:type="spellStart"/>
-      <w:r>
-        <w:rPr>
-          <w:rFonts w:ascii="Times New Roman" w:hAnsi="Times New Roman" w:cs="Times New Roman"/>
-          <w:sz w:val="24"/>
-          <w:szCs w:val="24"/>
-        </w:rPr>
-        <w:t>sh</w:t>
-      </w:r>
-      <w:proofErr w:type="spellEnd"/>
-      <w:r>
-        <w:rPr>
-          <w:rFonts w:ascii="Times New Roman" w:hAnsi="Times New Roman" w:cs="Times New Roman"/>
-          <w:sz w:val="24"/>
-          <w:szCs w:val="24"/>
-        </w:rPr>
-        <w:t xml:space="preserve"> phonemes while viewing video of a speaker with a pen in her mouth or in her hand, and perceived the ambiguous phoneme to be more s-like in the pen-in-mouth condition, demonstrating perceptual correction for the vocal tract changes imposed by the pen. In experiment 1, participants demonstrated the effect with full view of the mouth; in experiment 2, the effect disappeared when the mouth was obscured for the word onset and participants could only infer the pen's location. These results demonstrate that the effect is due to </w:t>
-      </w:r>
-      <w:r>
-        <w:rPr>
-          <w:rFonts w:ascii="Times New Roman" w:hAnsi="Times New Roman" w:cs="Times New Roman"/>
-          <w:sz w:val="24"/>
-          <w:szCs w:val="24"/>
-        </w:rPr>
-        <w:lastRenderedPageBreak/>
-        <w:t>perceptual compensation, rather than to an integration of cues, and that seeing evidence of the effect of the pen on articulation is necessary to observe the compensation effect.</w:t>
-      </w:r>
-    </w:p>
-    <w:p>
-      <w:pPr>
-        <w:spacing w:after="0" w:line="240" w:lineRule="auto"/>
-        <w:rPr>
-          <w:rFonts w:ascii="Times New Roman" w:hAnsi="Times New Roman" w:cs="Times New Roman"/>
-          <w:sz w:val="24"/>
-          <w:szCs w:val="24"/>
-        </w:rPr>
-      </w:pPr>
-    </w:p>
-    <w:p>
-      <w:pPr>
-        <w:spacing w:after="0" w:line="240" w:lineRule="auto"/>
-        <w:rPr>
-          <w:rFonts w:ascii="Times New Roman" w:hAnsi="Times New Roman" w:cs="Times New Roman"/>
-          <w:sz w:val="24"/>
-          <w:szCs w:val="24"/>
-        </w:rPr>
-      </w:pPr>
-      <w:r>
-        <w:rPr>
-          <w:rFonts w:ascii="Times New Roman" w:hAnsi="Times New Roman" w:cs="Times New Roman"/>
-          <w:sz w:val="24"/>
-          <w:szCs w:val="24"/>
-        </w:rPr>
-        <w:t>Thank you very much for this careful summary.</w:t>
+      <w:ins w:id="297" w:author="Jaeger, Florian" w:date="2025-05-08T18:41:00Z" w16du:dateUtc="2025-05-08T22:41:00Z">
+        <w:r>
+          <w:rPr>
+            <w:rFonts w:ascii="Times New Roman" w:hAnsi="Times New Roman" w:cs="Times New Roman"/>
+            <w:sz w:val="24"/>
+            <w:szCs w:val="24"/>
+          </w:rPr>
+          <w:t xml:space="preserve">[summary omitted] </w:t>
+        </w:r>
+      </w:ins>
+      <w:r>
+        <w:rPr>
+          <w:rFonts w:ascii="Times New Roman" w:hAnsi="Times New Roman" w:cs="Times New Roman"/>
+          <w:sz w:val="24"/>
+          <w:szCs w:val="24"/>
+        </w:rPr>
+        <w:t>The paper describes a novel perceptual effect that will have wide interest. I would recommend publication after some revisions.</w:t>
+      </w:r>
+    </w:p>
+    <w:p>
+      <w:pPr>
+        <w:spacing w:after="0" w:line="240" w:lineRule="auto"/>
+        <w:rPr>
+          <w:rFonts w:ascii="Times New Roman" w:hAnsi="Times New Roman" w:cs="Times New Roman"/>
+          <w:sz w:val="24"/>
+          <w:szCs w:val="24"/>
+        </w:rPr>
+      </w:pPr>
+    </w:p>
+    <w:p>
+      <w:pPr>
+        <w:spacing w:after="0" w:line="240" w:lineRule="auto"/>
+        <w:rPr>
+          <w:rFonts w:ascii="Times New Roman" w:hAnsi="Times New Roman" w:cs="Times New Roman"/>
+          <w:sz w:val="24"/>
+          <w:szCs w:val="24"/>
+        </w:rPr>
+      </w:pPr>
+      <w:r>
+        <w:rPr>
+          <w:rFonts w:ascii="Times New Roman" w:hAnsi="Times New Roman" w:cs="Times New Roman"/>
+          <w:sz w:val="24"/>
+          <w:szCs w:val="24"/>
+        </w:rPr>
+        <w:t xml:space="preserve">Thank you for these kind words! </w:t>
       </w:r>
     </w:p>
     <w:p>
@@ -2136,36 +4726,74 @@
           <w:sz w:val="24"/>
           <w:szCs w:val="24"/>
         </w:rPr>
-        <w:t>The paper describes a novel perceptual effect that will have wide interest. I would recommend publication after some revisions.</w:t>
-      </w:r>
-    </w:p>
-    <w:p>
-      <w:pPr>
-        <w:spacing w:after="0" w:line="240" w:lineRule="auto"/>
-        <w:rPr>
-          <w:rFonts w:ascii="Times New Roman" w:hAnsi="Times New Roman" w:cs="Times New Roman"/>
-          <w:sz w:val="24"/>
-          <w:szCs w:val="24"/>
-        </w:rPr>
-      </w:pPr>
-    </w:p>
-    <w:p>
-      <w:pPr>
-        <w:spacing w:after="0" w:line="240" w:lineRule="auto"/>
-        <w:rPr>
-          <w:rFonts w:ascii="Times New Roman" w:hAnsi="Times New Roman" w:cs="Times New Roman"/>
-          <w:sz w:val="24"/>
-          <w:szCs w:val="24"/>
-        </w:rPr>
-      </w:pPr>
-      <w:r>
-        <w:rPr>
-          <w:rFonts w:ascii="Times New Roman" w:hAnsi="Times New Roman" w:cs="Times New Roman"/>
-          <w:sz w:val="24"/>
-          <w:szCs w:val="24"/>
-        </w:rPr>
-        <w:t xml:space="preserve">Thank you for these kind words! </w:t>
-      </w:r>
+        <w:t>I</w:t>
+      </w:r>
+      <w:r>
+        <w:rPr>
+          <w:rFonts w:ascii="Times New Roman" w:hAnsi="Times New Roman" w:cs="Times New Roman"/>
+          <w:sz w:val="24"/>
+          <w:szCs w:val="24"/>
+        </w:rPr>
+        <w:t xml:space="preserve"> find the abstract to be short and missing some relevant information - namely, the overall finding. Please revise.</w:t>
+      </w:r>
+    </w:p>
+    <w:p>
+      <w:pPr>
+        <w:spacing w:after="0" w:line="240" w:lineRule="auto"/>
+        <w:rPr>
+          <w:rFonts w:ascii="Times New Roman" w:hAnsi="Times New Roman" w:cs="Times New Roman"/>
+          <w:sz w:val="24"/>
+          <w:szCs w:val="24"/>
+        </w:rPr>
+      </w:pPr>
+    </w:p>
+    <w:p>
+      <w:pPr>
+        <w:spacing w:after="0" w:line="240" w:lineRule="auto"/>
+        <w:rPr>
+          <w:rFonts w:ascii="Times New Roman" w:hAnsi="Times New Roman" w:cs="Times New Roman"/>
+          <w:sz w:val="24"/>
+          <w:szCs w:val="24"/>
+        </w:rPr>
+      </w:pPr>
+      <w:ins w:id="298" w:author="Jaeger, Florian" w:date="2025-05-08T18:50:00Z" w16du:dateUtc="2025-05-08T22:50:00Z">
+        <w:r>
+          <w:rPr>
+            <w:rFonts w:ascii="Times New Roman" w:hAnsi="Times New Roman" w:cs="Times New Roman"/>
+            <w:sz w:val="24"/>
+            <w:szCs w:val="24"/>
+          </w:rPr>
+          <w:t xml:space="preserve">Thank you for catching this. </w:t>
+        </w:r>
+      </w:ins>
+      <w:r>
+        <w:rPr>
+          <w:rFonts w:ascii="Times New Roman" w:hAnsi="Times New Roman" w:cs="Times New Roman"/>
+          <w:sz w:val="24"/>
+          <w:szCs w:val="24"/>
+        </w:rPr>
+        <w:t xml:space="preserve">We </w:t>
+      </w:r>
+      <w:ins w:id="299" w:author="Jaeger, Florian" w:date="2025-05-08T18:50:00Z" w16du:dateUtc="2025-05-08T22:50:00Z">
+        <w:r>
+          <w:rPr>
+            <w:rFonts w:ascii="Times New Roman" w:hAnsi="Times New Roman" w:cs="Times New Roman"/>
+            <w:sz w:val="24"/>
+            <w:szCs w:val="24"/>
+          </w:rPr>
+          <w:t>have expanded the abstract to describe the finding.</w:t>
+        </w:r>
+      </w:ins>
+    </w:p>
+    <w:p>
+      <w:pPr>
+        <w:spacing w:after="0" w:line="240" w:lineRule="auto"/>
+        <w:rPr>
+          <w:rFonts w:ascii="Times New Roman" w:hAnsi="Times New Roman" w:cs="Times New Roman"/>
+          <w:sz w:val="24"/>
+          <w:szCs w:val="24"/>
+        </w:rPr>
+      </w:pPr>
     </w:p>
     <w:p>
       <w:pPr>
@@ -2198,86 +4826,6 @@
           <w:sz w:val="24"/>
           <w:szCs w:val="24"/>
         </w:rPr>
-        <w:t>I</w:t>
-      </w:r>
-      <w:r>
-        <w:rPr>
-          <w:rFonts w:ascii="Times New Roman" w:hAnsi="Times New Roman" w:cs="Times New Roman"/>
-          <w:sz w:val="24"/>
-          <w:szCs w:val="24"/>
-        </w:rPr>
-        <w:t xml:space="preserve"> find the abstract to be short and missing some relevant information - namely, the overall finding. Please revise.</w:t>
-      </w:r>
-    </w:p>
-    <w:p>
-      <w:pPr>
-        <w:spacing w:after="0" w:line="240" w:lineRule="auto"/>
-        <w:rPr>
-          <w:rFonts w:ascii="Times New Roman" w:hAnsi="Times New Roman" w:cs="Times New Roman"/>
-          <w:sz w:val="24"/>
-          <w:szCs w:val="24"/>
-        </w:rPr>
-      </w:pPr>
-    </w:p>
-    <w:p>
-      <w:pPr>
-        <w:spacing w:after="0" w:line="240" w:lineRule="auto"/>
-        <w:rPr>
-          <w:rFonts w:ascii="Times New Roman" w:hAnsi="Times New Roman" w:cs="Times New Roman"/>
-          <w:sz w:val="24"/>
-          <w:szCs w:val="24"/>
-        </w:rPr>
-      </w:pPr>
-      <w:r>
-        <w:rPr>
-          <w:rFonts w:ascii="Times New Roman" w:hAnsi="Times New Roman" w:cs="Times New Roman"/>
-          <w:sz w:val="24"/>
-          <w:szCs w:val="24"/>
-        </w:rPr>
-        <w:t xml:space="preserve">We </w:t>
-      </w:r>
-    </w:p>
-    <w:p>
-      <w:pPr>
-        <w:spacing w:after="0" w:line="240" w:lineRule="auto"/>
-        <w:rPr>
-          <w:rFonts w:ascii="Times New Roman" w:hAnsi="Times New Roman" w:cs="Times New Roman"/>
-          <w:sz w:val="24"/>
-          <w:szCs w:val="24"/>
-        </w:rPr>
-      </w:pPr>
-    </w:p>
-    <w:p>
-      <w:pPr>
-        <w:spacing w:after="0" w:line="240" w:lineRule="auto"/>
-        <w:rPr>
-          <w:rFonts w:ascii="Times New Roman" w:hAnsi="Times New Roman" w:cs="Times New Roman"/>
-          <w:sz w:val="24"/>
-          <w:szCs w:val="24"/>
-        </w:rPr>
-      </w:pPr>
-    </w:p>
-    <w:p>
-      <w:pPr>
-        <w:pBdr>
-          <w:top w:val="single" w:sz="4" w:space="1" w:color="auto"/>
-          <w:left w:val="single" w:sz="4" w:space="4" w:color="auto"/>
-          <w:bottom w:val="single" w:sz="4" w:space="1" w:color="auto"/>
-          <w:right w:val="single" w:sz="4" w:space="4" w:color="auto"/>
-        </w:pBdr>
-        <w:spacing w:after="0" w:line="240" w:lineRule="auto"/>
-        <w:rPr>
-          <w:rFonts w:ascii="Times New Roman" w:hAnsi="Times New Roman" w:cs="Times New Roman"/>
-          <w:sz w:val="24"/>
-          <w:szCs w:val="24"/>
-        </w:rPr>
-      </w:pPr>
-      <w:r>
-        <w:rPr>
-          <w:rFonts w:ascii="Times New Roman" w:hAnsi="Times New Roman" w:cs="Times New Roman"/>
-          <w:sz w:val="24"/>
-          <w:szCs w:val="24"/>
-        </w:rPr>
         <w:t>Pg. 15, Figure 2: this figure is challenging to parse. From the legend it looks like the gray line should be showing the effect of the pen in the hand across experiments, but that can't be true because the gray line is identical across panels. Please state what the gray line is indicating and also change the legend so the line is darker.</w:t>
       </w:r>
     </w:p>
@@ -2290,6 +4838,7 @@
           <w:szCs w:val="24"/>
         </w:rPr>
       </w:pPr>
+      <w:commentRangeStart w:id="300"/>
       <w:r>
         <w:rPr>
           <w:rFonts w:ascii="Times New Roman" w:hAnsi="Times New Roman" w:cs="Times New Roman"/>
@@ -2298,6 +4847,13 @@
         </w:rPr>
         <w:t>We have added ____.</w:t>
       </w:r>
+      <w:commentRangeEnd w:id="300"/>
+      <w:r>
+        <w:rPr>
+          <w:rStyle w:val="CommentReference"/>
+        </w:rPr>
+        <w:commentReference w:id="300"/>
+      </w:r>
     </w:p>
     <w:p>
       <w:pPr>
@@ -2435,7 +4991,7 @@
           <w:szCs w:val="24"/>
         </w:rPr>
       </w:pPr>
-      <w:commentRangeStart w:id="0"/>
+      <w:commentRangeStart w:id="301"/>
       <w:r>
         <w:rPr>
           <w:rFonts w:ascii="Times New Roman" w:hAnsi="Times New Roman" w:cs="Times New Roman"/>
@@ -2445,12 +5001,12 @@
         <w:lastRenderedPageBreak/>
         <w:t>TYPOS:</w:t>
       </w:r>
-      <w:commentRangeEnd w:id="0"/>
+      <w:commentRangeEnd w:id="301"/>
       <w:r>
         <w:rPr>
           <w:rStyle w:val="CommentReference"/>
         </w:rPr>
-        <w:commentReference w:id="0"/>
+        <w:commentReference w:id="301"/>
       </w:r>
     </w:p>
     <w:p>
@@ -2632,8 +5188,44 @@
 </file>
 
 <file path=word/comments.xml><?xml version="1.0" encoding="utf-8"?>
-<w:comments xmlns:wpc="http://schemas.microsoft.com/office/word/2010/wordprocessingCanvas" xmlns:cx="http://schemas.microsoft.com/office/drawing/2014/chartex" xmlns:cx1="http://schemas.microsoft.com/office/drawing/2015/9/8/chartex" xmlns:cx2="http://schemas.microsoft.com/office/drawing/2015/10/21/chartex" xmlns:cx3="http://schemas.microsoft.com/office/drawing/2016/5/9/chartex" xmlns:cx4="http://schemas.microsoft.com/office/drawing/2016/5/10/chartex" xmlns:cx5="http://schemas.microsoft.com/office/drawing/2016/5/11/chartex" xmlns:cx6="http://schemas.microsoft.com/office/drawing/2016/5/12/chartex" xmlns:cx7="http://schemas.microsoft.com/office/drawing/2016/5/13/chartex" xmlns:cx8="http://schemas.microsoft.com/office/drawing/2016/5/14/chartex" xmlns:mc="http://schemas.openxmlformats.org/markup-compatibility/2006" xmlns:aink="http://schemas.microsoft.com/office/drawing/2016/ink" xmlns:am3d="http://schemas.microsoft.com/office/drawing/2017/model3d" xmlns:o="urn:schemas-microsoft-com:office:office" xmlns:oel="http://schemas.microsoft.com/office/2019/extlst" xmlns:r="http://schemas.openxmlformats.org/officeDocument/2006/relationships" xmlns:m="http://schemas.openxmlformats.org/officeDocument/2006/math" xmlns:v="urn:schemas-microsoft-com:vml" xmlns:wp14="http://schemas.microsoft.com/office/word/2010/wordprocessingDrawing" xmlns:wp="http://schemas.openxmlformats.org/drawingml/2006/wordprocessingDrawing" xmlns:w10="urn:schemas-microsoft-com:office:word" xmlns:w="http://schemas.openxmlformats.org/wordprocessingml/2006/main" xmlns:w14="http://schemas.microsoft.com/office/word/2010/wordml" xmlns:w15="http://schemas.microsoft.com/office/word/2012/wordml" xmlns:w16cex="http://schemas.microsoft.com/office/word/2018/wordml/cex" xmlns:w16cid="http://schemas.microsoft.com/office/word/2016/wordml/cid" xmlns:w16="http://schemas.microsoft.com/office/word/2018/wordml" xmlns:w16du="http://schemas.microsoft.com/office/word/2023/wordml/word16du" xmlns:w16sdtdh="http://schemas.microsoft.com/office/word/2020/wordml/sdtdatahash" xmlns:w16se="http://schemas.microsoft.com/office/word/2015/wordml/symex" xmlns:wpg="http://schemas.microsoft.com/office/word/2010/wordprocessingGroup" xmlns:wpi="http://schemas.microsoft.com/office/word/2010/wordprocessingInk" xmlns:wne="http://schemas.microsoft.com/office/word/2006/wordml" xmlns:wps="http://schemas.microsoft.com/office/word/2010/wordprocessingShape" mc:Ignorable="w14 w15 w16se w16cid w16 w16cex w16sdtdh w16du wp14">
-  <w:comment w:id="0" w:author="Cummings, Shawn" w:date="2025-05-03T11:40:00Z" w:initials="SC">
+<w:comments xmlns:wpc="http://schemas.microsoft.com/office/word/2010/wordprocessingCanvas" xmlns:cx="http://schemas.microsoft.com/office/drawing/2014/chartex" xmlns:cx1="http://schemas.microsoft.com/office/drawing/2015/9/8/chartex" xmlns:cx2="http://schemas.microsoft.com/office/drawing/2015/10/21/chartex" xmlns:cx3="http://schemas.microsoft.com/office/drawing/2016/5/9/chartex" xmlns:cx4="http://schemas.microsoft.com/office/drawing/2016/5/10/chartex" xmlns:cx5="http://schemas.microsoft.com/office/drawing/2016/5/11/chartex" xmlns:cx6="http://schemas.microsoft.com/office/drawing/2016/5/12/chartex" xmlns:cx7="http://schemas.microsoft.com/office/drawing/2016/5/13/chartex" xmlns:cx8="http://schemas.microsoft.com/office/drawing/2016/5/14/chartex" xmlns:mc="http://schemas.openxmlformats.org/markup-compatibility/2006" xmlns:aink="http://schemas.microsoft.com/office/drawing/2016/ink" xmlns:am3d="http://schemas.microsoft.com/office/drawing/2017/model3d" xmlns:o="urn:schemas-microsoft-com:office:office" xmlns:oel="http://schemas.microsoft.com/office/2019/extlst" xmlns:r="http://schemas.openxmlformats.org/officeDocument/2006/relationships" xmlns:m="http://schemas.openxmlformats.org/officeDocument/2006/math" xmlns:v="urn:schemas-microsoft-com:vml" xmlns:wp14="http://schemas.microsoft.com/office/word/2010/wordprocessingDrawing" xmlns:wp="http://schemas.openxmlformats.org/drawingml/2006/wordprocessingDrawing" xmlns:w10="urn:schemas-microsoft-com:office:word" xmlns:w="http://schemas.openxmlformats.org/wordprocessingml/2006/main" xmlns:w14="http://schemas.microsoft.com/office/word/2010/wordml" xmlns:w15="http://schemas.microsoft.com/office/word/2012/wordml" xmlns:w16cex="http://schemas.microsoft.com/office/word/2018/wordml/cex" xmlns:w16cid="http://schemas.microsoft.com/office/word/2016/wordml/cid" xmlns:w16="http://schemas.microsoft.com/office/word/2018/wordml" xmlns:w16du="http://schemas.microsoft.com/office/word/2023/wordml/word16du" xmlns:w16sdtdh="http://schemas.microsoft.com/office/word/2020/wordml/sdtdatahash" xmlns:w16sdtfl="http://schemas.microsoft.com/office/word/2024/wordml/sdtformatlock" xmlns:w16se="http://schemas.microsoft.com/office/word/2015/wordml/symex" xmlns:wpg="http://schemas.microsoft.com/office/word/2010/wordprocessingGroup" xmlns:wpi="http://schemas.microsoft.com/office/word/2010/wordprocessingInk" xmlns:wne="http://schemas.microsoft.com/office/word/2006/wordml" xmlns:wps="http://schemas.microsoft.com/office/word/2010/wordprocessingShape" mc:Ignorable="w14 w15 w16se w16cid w16 w16cex w16sdtdh w16sdtfl w16du wp14">
+  <w:comment w:id="275" w:author="Jaeger, Florian" w:date="2025-05-08T18:41:00Z" w:initials="TJ">
+    <w:p>
+      <w:r>
+        <w:rPr>
+          <w:rStyle w:val="CommentReference"/>
+        </w:rPr>
+        <w:annotationRef/>
+      </w:r>
+      <w:r>
+        <w:rPr>
+          <w:color w:val="000000"/>
+          <w:sz w:val="20"/>
+          <w:szCs w:val="20"/>
+        </w:rPr>
+        <w:t>Do we ever refer to the LJ18 data in the main text? If not, perhaps just remove it from that figure?</w:t>
+      </w:r>
+    </w:p>
+  </w:comment>
+  <w:comment w:id="300" w:author="Jaeger, Florian" w:date="2025-05-08T18:51:00Z" w:initials="TJ">
+    <w:p>
+      <w:r>
+        <w:rPr>
+          <w:rStyle w:val="CommentReference"/>
+        </w:rPr>
+        <w:annotationRef/>
+      </w:r>
+      <w:r>
+        <w:rPr>
+          <w:color w:val="000000"/>
+          <w:sz w:val="20"/>
+          <w:szCs w:val="20"/>
+        </w:rPr>
+        <w:t>see comment above.</w:t>
+      </w:r>
+    </w:p>
+  </w:comment>
+  <w:comment w:id="301" w:author="Cummings, Shawn" w:date="2025-05-03T11:40:00Z" w:initials="SC">
     <w:p>
       <w:pPr>
         <w:pStyle w:val="CommentText"/>
@@ -2653,25 +5245,31 @@
 </file>
 
 <file path=word/commentsExtended.xml><?xml version="1.0" encoding="utf-8"?>
-<w15:commentsEx xmlns:wpc="http://schemas.microsoft.com/office/word/2010/wordprocessingCanvas" xmlns:cx="http://schemas.microsoft.com/office/drawing/2014/chartex" xmlns:cx1="http://schemas.microsoft.com/office/drawing/2015/9/8/chartex" xmlns:cx2="http://schemas.microsoft.com/office/drawing/2015/10/21/chartex" xmlns:cx3="http://schemas.microsoft.com/office/drawing/2016/5/9/chartex" xmlns:cx4="http://schemas.microsoft.com/office/drawing/2016/5/10/chartex" xmlns:cx5="http://schemas.microsoft.com/office/drawing/2016/5/11/chartex" xmlns:cx6="http://schemas.microsoft.com/office/drawing/2016/5/12/chartex" xmlns:cx7="http://schemas.microsoft.com/office/drawing/2016/5/13/chartex" xmlns:cx8="http://schemas.microsoft.com/office/drawing/2016/5/14/chartex" xmlns:mc="http://schemas.openxmlformats.org/markup-compatibility/2006" xmlns:aink="http://schemas.microsoft.com/office/drawing/2016/ink" xmlns:am3d="http://schemas.microsoft.com/office/drawing/2017/model3d" xmlns:o="urn:schemas-microsoft-com:office:office" xmlns:oel="http://schemas.microsoft.com/office/2019/extlst" xmlns:r="http://schemas.openxmlformats.org/officeDocument/2006/relationships" xmlns:m="http://schemas.openxmlformats.org/officeDocument/2006/math" xmlns:v="urn:schemas-microsoft-com:vml" xmlns:wp14="http://schemas.microsoft.com/office/word/2010/wordprocessingDrawing" xmlns:wp="http://schemas.openxmlformats.org/drawingml/2006/wordprocessingDrawing" xmlns:w10="urn:schemas-microsoft-com:office:word" xmlns:w="http://schemas.openxmlformats.org/wordprocessingml/2006/main" xmlns:w14="http://schemas.microsoft.com/office/word/2010/wordml" xmlns:w15="http://schemas.microsoft.com/office/word/2012/wordml" xmlns:w16cex="http://schemas.microsoft.com/office/word/2018/wordml/cex" xmlns:w16cid="http://schemas.microsoft.com/office/word/2016/wordml/cid" xmlns:w16="http://schemas.microsoft.com/office/word/2018/wordml" xmlns:w16du="http://schemas.microsoft.com/office/word/2023/wordml/word16du" xmlns:w16sdtdh="http://schemas.microsoft.com/office/word/2020/wordml/sdtdatahash" xmlns:w16se="http://schemas.microsoft.com/office/word/2015/wordml/symex" xmlns:wpg="http://schemas.microsoft.com/office/word/2010/wordprocessingGroup" xmlns:wpi="http://schemas.microsoft.com/office/word/2010/wordprocessingInk" xmlns:wne="http://schemas.microsoft.com/office/word/2006/wordml" xmlns:wps="http://schemas.microsoft.com/office/word/2010/wordprocessingShape" mc:Ignorable="w14 w15 w16se w16cid w16 w16cex w16sdtdh w16du wp14">
+<w15:commentsEx xmlns:wpc="http://schemas.microsoft.com/office/word/2010/wordprocessingCanvas" xmlns:cx="http://schemas.microsoft.com/office/drawing/2014/chartex" xmlns:cx1="http://schemas.microsoft.com/office/drawing/2015/9/8/chartex" xmlns:cx2="http://schemas.microsoft.com/office/drawing/2015/10/21/chartex" xmlns:cx3="http://schemas.microsoft.com/office/drawing/2016/5/9/chartex" xmlns:cx4="http://schemas.microsoft.com/office/drawing/2016/5/10/chartex" xmlns:cx5="http://schemas.microsoft.com/office/drawing/2016/5/11/chartex" xmlns:cx6="http://schemas.microsoft.com/office/drawing/2016/5/12/chartex" xmlns:cx7="http://schemas.microsoft.com/office/drawing/2016/5/13/chartex" xmlns:cx8="http://schemas.microsoft.com/office/drawing/2016/5/14/chartex" xmlns:mc="http://schemas.openxmlformats.org/markup-compatibility/2006" xmlns:aink="http://schemas.microsoft.com/office/drawing/2016/ink" xmlns:am3d="http://schemas.microsoft.com/office/drawing/2017/model3d" xmlns:o="urn:schemas-microsoft-com:office:office" xmlns:oel="http://schemas.microsoft.com/office/2019/extlst" xmlns:r="http://schemas.openxmlformats.org/officeDocument/2006/relationships" xmlns:m="http://schemas.openxmlformats.org/officeDocument/2006/math" xmlns:v="urn:schemas-microsoft-com:vml" xmlns:wp14="http://schemas.microsoft.com/office/word/2010/wordprocessingDrawing" xmlns:wp="http://schemas.openxmlformats.org/drawingml/2006/wordprocessingDrawing" xmlns:w10="urn:schemas-microsoft-com:office:word" xmlns:w="http://schemas.openxmlformats.org/wordprocessingml/2006/main" xmlns:w14="http://schemas.microsoft.com/office/word/2010/wordml" xmlns:w15="http://schemas.microsoft.com/office/word/2012/wordml" xmlns:w16cex="http://schemas.microsoft.com/office/word/2018/wordml/cex" xmlns:w16cid="http://schemas.microsoft.com/office/word/2016/wordml/cid" xmlns:w16="http://schemas.microsoft.com/office/word/2018/wordml" xmlns:w16du="http://schemas.microsoft.com/office/word/2023/wordml/word16du" xmlns:w16sdtdh="http://schemas.microsoft.com/office/word/2020/wordml/sdtdatahash" xmlns:w16sdtfl="http://schemas.microsoft.com/office/word/2024/wordml/sdtformatlock" xmlns:w16se="http://schemas.microsoft.com/office/word/2015/wordml/symex" xmlns:wpg="http://schemas.microsoft.com/office/word/2010/wordprocessingGroup" xmlns:wpi="http://schemas.microsoft.com/office/word/2010/wordprocessingInk" xmlns:wne="http://schemas.microsoft.com/office/word/2006/wordml" xmlns:wps="http://schemas.microsoft.com/office/word/2010/wordprocessingShape" mc:Ignorable="w14 w15 w16se w16cid w16 w16cex w16sdtdh w16sdtfl w16du wp14">
+  <w15:commentEx w15:paraId="6F322517" w15:done="0"/>
+  <w15:commentEx w15:paraId="2A929C5A" w15:done="0"/>
   <w15:commentEx w15:paraId="6D2F08B0" w15:done="0"/>
 </w15:commentsEx>
 </file>
 
 <file path=word/commentsExtensible.xml><?xml version="1.0" encoding="utf-8"?>
-<w16cex:commentsExtensible xmlns:wpc="http://schemas.microsoft.com/office/word/2010/wordprocessingCanvas" xmlns:cx="http://schemas.microsoft.com/office/drawing/2014/chartex" xmlns:cx1="http://schemas.microsoft.com/office/drawing/2015/9/8/chartex" xmlns:cx2="http://schemas.microsoft.com/office/drawing/2015/10/21/chartex" xmlns:cx3="http://schemas.microsoft.com/office/drawing/2016/5/9/chartex" xmlns:cx4="http://schemas.microsoft.com/office/drawing/2016/5/10/chartex" xmlns:cx5="http://schemas.microsoft.com/office/drawing/2016/5/11/chartex" xmlns:cx6="http://schemas.microsoft.com/office/drawing/2016/5/12/chartex" xmlns:cx7="http://schemas.microsoft.com/office/drawing/2016/5/13/chartex" xmlns:cx8="http://schemas.microsoft.com/office/drawing/2016/5/14/chartex" xmlns:cr="http://schemas.microsoft.com/office/comments/2020/reactions" xmlns:mc="http://schemas.openxmlformats.org/markup-compatibility/2006" xmlns:aink="http://schemas.microsoft.com/office/drawing/2016/ink" xmlns:am3d="http://schemas.microsoft.com/office/drawing/2017/model3d" xmlns:o="urn:schemas-microsoft-com:office:office" xmlns:oel="http://schemas.microsoft.com/office/2019/extlst" xmlns:r="http://schemas.openxmlformats.org/officeDocument/2006/relationships" xmlns:m="http://schemas.openxmlformats.org/officeDocument/2006/math" xmlns:v="urn:schemas-microsoft-com:vml" xmlns:wp14="http://schemas.microsoft.com/office/word/2010/wordprocessingDrawing" xmlns:wp="http://schemas.openxmlformats.org/drawingml/2006/wordprocessingDrawing" xmlns:w10="urn:schemas-microsoft-com:office:word" xmlns:w="http://schemas.openxmlformats.org/wordprocessingml/2006/main" xmlns:w14="http://schemas.microsoft.com/office/word/2010/wordml" xmlns:w15="http://schemas.microsoft.com/office/word/2012/wordml" xmlns:w16cex="http://schemas.microsoft.com/office/word/2018/wordml/cex" xmlns:w16cid="http://schemas.microsoft.com/office/word/2016/wordml/cid" xmlns:w16="http://schemas.microsoft.com/office/word/2018/wordml" xmlns:w16du="http://schemas.microsoft.com/office/word/2023/wordml/word16du" xmlns:w16sdtdh="http://schemas.microsoft.com/office/word/2020/wordml/sdtdatahash" xmlns:w16se="http://schemas.microsoft.com/office/word/2015/wordml/symex" xmlns:wpg="http://schemas.microsoft.com/office/word/2010/wordprocessingGroup" xmlns:wpi="http://schemas.microsoft.com/office/word/2010/wordprocessingInk" xmlns:wne="http://schemas.microsoft.com/office/word/2006/wordml" xmlns:wps="http://schemas.microsoft.com/office/word/2010/wordprocessingShape" mc:Ignorable="w14 w15 w16se w16cid w16 w16cex w16sdtdh cr w16du wp14">
+<w16cex:commentsExtensible xmlns:wpc="http://schemas.microsoft.com/office/word/2010/wordprocessingCanvas" xmlns:cx="http://schemas.microsoft.com/office/drawing/2014/chartex" xmlns:cx1="http://schemas.microsoft.com/office/drawing/2015/9/8/chartex" xmlns:cx2="http://schemas.microsoft.com/office/drawing/2015/10/21/chartex" xmlns:cx3="http://schemas.microsoft.com/office/drawing/2016/5/9/chartex" xmlns:cx4="http://schemas.microsoft.com/office/drawing/2016/5/10/chartex" xmlns:cx5="http://schemas.microsoft.com/office/drawing/2016/5/11/chartex" xmlns:cx6="http://schemas.microsoft.com/office/drawing/2016/5/12/chartex" xmlns:cx7="http://schemas.microsoft.com/office/drawing/2016/5/13/chartex" xmlns:cx8="http://schemas.microsoft.com/office/drawing/2016/5/14/chartex" xmlns:cr="http://schemas.microsoft.com/office/comments/2020/reactions" xmlns:mc="http://schemas.openxmlformats.org/markup-compatibility/2006" xmlns:aink="http://schemas.microsoft.com/office/drawing/2016/ink" xmlns:am3d="http://schemas.microsoft.com/office/drawing/2017/model3d" xmlns:o="urn:schemas-microsoft-com:office:office" xmlns:oel="http://schemas.microsoft.com/office/2019/extlst" xmlns:r="http://schemas.openxmlformats.org/officeDocument/2006/relationships" xmlns:m="http://schemas.openxmlformats.org/officeDocument/2006/math" xmlns:v="urn:schemas-microsoft-com:vml" xmlns:wp14="http://schemas.microsoft.com/office/word/2010/wordprocessingDrawing" xmlns:wp="http://schemas.openxmlformats.org/drawingml/2006/wordprocessingDrawing" xmlns:w10="urn:schemas-microsoft-com:office:word" xmlns:w="http://schemas.openxmlformats.org/wordprocessingml/2006/main" xmlns:w14="http://schemas.microsoft.com/office/word/2010/wordml" xmlns:w15="http://schemas.microsoft.com/office/word/2012/wordml" xmlns:w16cex="http://schemas.microsoft.com/office/word/2018/wordml/cex" xmlns:w16cid="http://schemas.microsoft.com/office/word/2016/wordml/cid" xmlns:w16="http://schemas.microsoft.com/office/word/2018/wordml" xmlns:w16du="http://schemas.microsoft.com/office/word/2023/wordml/word16du" xmlns:w16sdtdh="http://schemas.microsoft.com/office/word/2020/wordml/sdtdatahash" xmlns:w16sdtfl="http://schemas.microsoft.com/office/word/2024/wordml/sdtformatlock" xmlns:w16se="http://schemas.microsoft.com/office/word/2015/wordml/symex" xmlns:wpg="http://schemas.microsoft.com/office/word/2010/wordprocessingGroup" xmlns:wpi="http://schemas.microsoft.com/office/word/2010/wordprocessingInk" xmlns:wne="http://schemas.microsoft.com/office/word/2006/wordml" xmlns:wps="http://schemas.microsoft.com/office/word/2010/wordprocessingShape" mc:Ignorable="w14 w15 w16se w16cid w16 w16cex w16sdtdh w16sdtfl cr w16du wp14">
+  <w16cex:commentExtensible w16cex:durableId="5FDB0EAD" w16cex:dateUtc="2025-05-08T22:41:00Z"/>
+  <w16cex:commentExtensible w16cex:durableId="019ED708" w16cex:dateUtc="2025-05-08T22:51:00Z"/>
   <w16cex:commentExtensible w16cex:durableId="45BDE0BE" w16cex:dateUtc="2025-05-03T15:40:00Z"/>
 </w16cex:commentsExtensible>
 </file>
 
 <file path=word/commentsIds.xml><?xml version="1.0" encoding="utf-8"?>
-<w16cid:commentsIds xmlns:wpc="http://schemas.microsoft.com/office/word/2010/wordprocessingCanvas" xmlns:cx="http://schemas.microsoft.com/office/drawing/2014/chartex" xmlns:cx1="http://schemas.microsoft.com/office/drawing/2015/9/8/chartex" xmlns:cx2="http://schemas.microsoft.com/office/drawing/2015/10/21/chartex" xmlns:cx3="http://schemas.microsoft.com/office/drawing/2016/5/9/chartex" xmlns:cx4="http://schemas.microsoft.com/office/drawing/2016/5/10/chartex" xmlns:cx5="http://schemas.microsoft.com/office/drawing/2016/5/11/chartex" xmlns:cx6="http://schemas.microsoft.com/office/drawing/2016/5/12/chartex" xmlns:cx7="http://schemas.microsoft.com/office/drawing/2016/5/13/chartex" xmlns:cx8="http://schemas.microsoft.com/office/drawing/2016/5/14/chartex" xmlns:mc="http://schemas.openxmlformats.org/markup-compatibility/2006" xmlns:aink="http://schemas.microsoft.com/office/drawing/2016/ink" xmlns:am3d="http://schemas.microsoft.com/office/drawing/2017/model3d" xmlns:o="urn:schemas-microsoft-com:office:office" xmlns:oel="http://schemas.microsoft.com/office/2019/extlst" xmlns:r="http://schemas.openxmlformats.org/officeDocument/2006/relationships" xmlns:m="http://schemas.openxmlformats.org/officeDocument/2006/math" xmlns:v="urn:schemas-microsoft-com:vml" xmlns:wp14="http://schemas.microsoft.com/office/word/2010/wordprocessingDrawing" xmlns:wp="http://schemas.openxmlformats.org/drawingml/2006/wordprocessingDrawing" xmlns:w10="urn:schemas-microsoft-com:office:word" xmlns:w="http://schemas.openxmlformats.org/wordprocessingml/2006/main" xmlns:w14="http://schemas.microsoft.com/office/word/2010/wordml" xmlns:w15="http://schemas.microsoft.com/office/word/2012/wordml" xmlns:w16cex="http://schemas.microsoft.com/office/word/2018/wordml/cex" xmlns:w16cid="http://schemas.microsoft.com/office/word/2016/wordml/cid" xmlns:w16="http://schemas.microsoft.com/office/word/2018/wordml" xmlns:w16du="http://schemas.microsoft.com/office/word/2023/wordml/word16du" xmlns:w16sdtdh="http://schemas.microsoft.com/office/word/2020/wordml/sdtdatahash" xmlns:w16se="http://schemas.microsoft.com/office/word/2015/wordml/symex" xmlns:wpg="http://schemas.microsoft.com/office/word/2010/wordprocessingGroup" xmlns:wpi="http://schemas.microsoft.com/office/word/2010/wordprocessingInk" xmlns:wne="http://schemas.microsoft.com/office/word/2006/wordml" xmlns:wps="http://schemas.microsoft.com/office/word/2010/wordprocessingShape" mc:Ignorable="w14 w15 w16se w16cid w16 w16cex w16sdtdh w16du wp14">
+<w16cid:commentsIds xmlns:wpc="http://schemas.microsoft.com/office/word/2010/wordprocessingCanvas" xmlns:cx="http://schemas.microsoft.com/office/drawing/2014/chartex" xmlns:cx1="http://schemas.microsoft.com/office/drawing/2015/9/8/chartex" xmlns:cx2="http://schemas.microsoft.com/office/drawing/2015/10/21/chartex" xmlns:cx3="http://schemas.microsoft.com/office/drawing/2016/5/9/chartex" xmlns:cx4="http://schemas.microsoft.com/office/drawing/2016/5/10/chartex" xmlns:cx5="http://schemas.microsoft.com/office/drawing/2016/5/11/chartex" xmlns:cx6="http://schemas.microsoft.com/office/drawing/2016/5/12/chartex" xmlns:cx7="http://schemas.microsoft.com/office/drawing/2016/5/13/chartex" xmlns:cx8="http://schemas.microsoft.com/office/drawing/2016/5/14/chartex" xmlns:mc="http://schemas.openxmlformats.org/markup-compatibility/2006" xmlns:aink="http://schemas.microsoft.com/office/drawing/2016/ink" xmlns:am3d="http://schemas.microsoft.com/office/drawing/2017/model3d" xmlns:o="urn:schemas-microsoft-com:office:office" xmlns:oel="http://schemas.microsoft.com/office/2019/extlst" xmlns:r="http://schemas.openxmlformats.org/officeDocument/2006/relationships" xmlns:m="http://schemas.openxmlformats.org/officeDocument/2006/math" xmlns:v="urn:schemas-microsoft-com:vml" xmlns:wp14="http://schemas.microsoft.com/office/word/2010/wordprocessingDrawing" xmlns:wp="http://schemas.openxmlformats.org/drawingml/2006/wordprocessingDrawing" xmlns:w10="urn:schemas-microsoft-com:office:word" xmlns:w="http://schemas.openxmlformats.org/wordprocessingml/2006/main" xmlns:w14="http://schemas.microsoft.com/office/word/2010/wordml" xmlns:w15="http://schemas.microsoft.com/office/word/2012/wordml" xmlns:w16cex="http://schemas.microsoft.com/office/word/2018/wordml/cex" xmlns:w16cid="http://schemas.microsoft.com/office/word/2016/wordml/cid" xmlns:w16="http://schemas.microsoft.com/office/word/2018/wordml" xmlns:w16du="http://schemas.microsoft.com/office/word/2023/wordml/word16du" xmlns:w16sdtdh="http://schemas.microsoft.com/office/word/2020/wordml/sdtdatahash" xmlns:w16sdtfl="http://schemas.microsoft.com/office/word/2024/wordml/sdtformatlock" xmlns:w16se="http://schemas.microsoft.com/office/word/2015/wordml/symex" xmlns:wpg="http://schemas.microsoft.com/office/word/2010/wordprocessingGroup" xmlns:wpi="http://schemas.microsoft.com/office/word/2010/wordprocessingInk" xmlns:wne="http://schemas.microsoft.com/office/word/2006/wordml" xmlns:wps="http://schemas.microsoft.com/office/word/2010/wordprocessingShape" mc:Ignorable="w14 w15 w16se w16cid w16 w16cex w16sdtdh w16sdtfl w16du wp14">
+  <w16cid:commentId w16cid:paraId="6F322517" w16cid:durableId="5FDB0EAD"/>
+  <w16cid:commentId w16cid:paraId="2A929C5A" w16cid:durableId="019ED708"/>
   <w16cid:commentId w16cid:paraId="6D2F08B0" w16cid:durableId="45BDE0BE"/>
 </w16cid:commentsIds>
 </file>
 
 <file path=word/endnotes.xml><?xml version="1.0" encoding="utf-8"?>
-<w:endnotes xmlns:wpc="http://schemas.microsoft.com/office/word/2010/wordprocessingCanvas" xmlns:cx="http://schemas.microsoft.com/office/drawing/2014/chartex" xmlns:cx1="http://schemas.microsoft.com/office/drawing/2015/9/8/chartex" xmlns:cx2="http://schemas.microsoft.com/office/drawing/2015/10/21/chartex" xmlns:cx3="http://schemas.microsoft.com/office/drawing/2016/5/9/chartex" xmlns:cx4="http://schemas.microsoft.com/office/drawing/2016/5/10/chartex" xmlns:cx5="http://schemas.microsoft.com/office/drawing/2016/5/11/chartex" xmlns:cx6="http://schemas.microsoft.com/office/drawing/2016/5/12/chartex" xmlns:cx7="http://schemas.microsoft.com/office/drawing/2016/5/13/chartex" xmlns:cx8="http://schemas.microsoft.com/office/drawing/2016/5/14/chartex" xmlns:mc="http://schemas.openxmlformats.org/markup-compatibility/2006" xmlns:aink="http://schemas.microsoft.com/office/drawing/2016/ink" xmlns:am3d="http://schemas.microsoft.com/office/drawing/2017/model3d" xmlns:o="urn:schemas-microsoft-com:office:office" xmlns:oel="http://schemas.microsoft.com/office/2019/extlst" xmlns:r="http://schemas.openxmlformats.org/officeDocument/2006/relationships" xmlns:m="http://schemas.openxmlformats.org/officeDocument/2006/math" xmlns:v="urn:schemas-microsoft-com:vml" xmlns:wp14="http://schemas.microsoft.com/office/word/2010/wordprocessingDrawing" xmlns:wp="http://schemas.openxmlformats.org/drawingml/2006/wordprocessingDrawing" xmlns:w10="urn:schemas-microsoft-com:office:word" xmlns:w="http://schemas.openxmlformats.org/wordprocessingml/2006/main" xmlns:w14="http://schemas.microsoft.com/office/word/2010/wordml" xmlns:w15="http://schemas.microsoft.com/office/word/2012/wordml" xmlns:w16cex="http://schemas.microsoft.com/office/word/2018/wordml/cex" xmlns:w16cid="http://schemas.microsoft.com/office/word/2016/wordml/cid" xmlns:w16="http://schemas.microsoft.com/office/word/2018/wordml" xmlns:w16du="http://schemas.microsoft.com/office/word/2023/wordml/word16du" xmlns:w16sdtdh="http://schemas.microsoft.com/office/word/2020/wordml/sdtdatahash" xmlns:w16se="http://schemas.microsoft.com/office/word/2015/wordml/symex" xmlns:wpg="http://schemas.microsoft.com/office/word/2010/wordprocessingGroup" xmlns:wpi="http://schemas.microsoft.com/office/word/2010/wordprocessingInk" xmlns:wne="http://schemas.microsoft.com/office/word/2006/wordml" xmlns:wps="http://schemas.microsoft.com/office/word/2010/wordprocessingShape" mc:Ignorable="w14 w15 w16se w16cid w16 w16cex w16sdtdh w16du wp14">
+<w:endnotes xmlns:wpc="http://schemas.microsoft.com/office/word/2010/wordprocessingCanvas" xmlns:cx="http://schemas.microsoft.com/office/drawing/2014/chartex" xmlns:cx1="http://schemas.microsoft.com/office/drawing/2015/9/8/chartex" xmlns:cx2="http://schemas.microsoft.com/office/drawing/2015/10/21/chartex" xmlns:cx3="http://schemas.microsoft.com/office/drawing/2016/5/9/chartex" xmlns:cx4="http://schemas.microsoft.com/office/drawing/2016/5/10/chartex" xmlns:cx5="http://schemas.microsoft.com/office/drawing/2016/5/11/chartex" xmlns:cx6="http://schemas.microsoft.com/office/drawing/2016/5/12/chartex" xmlns:cx7="http://schemas.microsoft.com/office/drawing/2016/5/13/chartex" xmlns:cx8="http://schemas.microsoft.com/office/drawing/2016/5/14/chartex" xmlns:mc="http://schemas.openxmlformats.org/markup-compatibility/2006" xmlns:aink="http://schemas.microsoft.com/office/drawing/2016/ink" xmlns:am3d="http://schemas.microsoft.com/office/drawing/2017/model3d" xmlns:o="urn:schemas-microsoft-com:office:office" xmlns:oel="http://schemas.microsoft.com/office/2019/extlst" xmlns:r="http://schemas.openxmlformats.org/officeDocument/2006/relationships" xmlns:m="http://schemas.openxmlformats.org/officeDocument/2006/math" xmlns:v="urn:schemas-microsoft-com:vml" xmlns:wp14="http://schemas.microsoft.com/office/word/2010/wordprocessingDrawing" xmlns:wp="http://schemas.openxmlformats.org/drawingml/2006/wordprocessingDrawing" xmlns:w10="urn:schemas-microsoft-com:office:word" xmlns:w="http://schemas.openxmlformats.org/wordprocessingml/2006/main" xmlns:w14="http://schemas.microsoft.com/office/word/2010/wordml" xmlns:w15="http://schemas.microsoft.com/office/word/2012/wordml" xmlns:w16cex="http://schemas.microsoft.com/office/word/2018/wordml/cex" xmlns:w16cid="http://schemas.microsoft.com/office/word/2016/wordml/cid" xmlns:w16="http://schemas.microsoft.com/office/word/2018/wordml" xmlns:w16du="http://schemas.microsoft.com/office/word/2023/wordml/word16du" xmlns:w16sdtdh="http://schemas.microsoft.com/office/word/2020/wordml/sdtdatahash" xmlns:w16sdtfl="http://schemas.microsoft.com/office/word/2024/wordml/sdtformatlock" xmlns:w16se="http://schemas.microsoft.com/office/word/2015/wordml/symex" xmlns:wpg="http://schemas.microsoft.com/office/word/2010/wordprocessingGroup" xmlns:wpi="http://schemas.microsoft.com/office/word/2010/wordprocessingInk" xmlns:wne="http://schemas.microsoft.com/office/word/2006/wordml" xmlns:wps="http://schemas.microsoft.com/office/word/2010/wordprocessingShape" mc:Ignorable="w14 w15 w16se w16cid w16 w16cex w16sdtdh w16sdtfl w16du wp14">
   <w:endnote w:type="separator" w:id="-1">
     <w:p>
       <w:pPr>
@@ -2696,7 +5294,7 @@
 </file>
 
 <file path=word/footer1.xml><?xml version="1.0" encoding="utf-8"?>
-<w:ftr xmlns:wpc="http://schemas.microsoft.com/office/word/2010/wordprocessingCanvas" xmlns:cx="http://schemas.microsoft.com/office/drawing/2014/chartex" xmlns:cx1="http://schemas.microsoft.com/office/drawing/2015/9/8/chartex" xmlns:cx2="http://schemas.microsoft.com/office/drawing/2015/10/21/chartex" xmlns:cx3="http://schemas.microsoft.com/office/drawing/2016/5/9/chartex" xmlns:cx4="http://schemas.microsoft.com/office/drawing/2016/5/10/chartex" xmlns:cx5="http://schemas.microsoft.com/office/drawing/2016/5/11/chartex" xmlns:cx6="http://schemas.microsoft.com/office/drawing/2016/5/12/chartex" xmlns:cx7="http://schemas.microsoft.com/office/drawing/2016/5/13/chartex" xmlns:cx8="http://schemas.microsoft.com/office/drawing/2016/5/14/chartex" xmlns:mc="http://schemas.openxmlformats.org/markup-compatibility/2006" xmlns:aink="http://schemas.microsoft.com/office/drawing/2016/ink" xmlns:am3d="http://schemas.microsoft.com/office/drawing/2017/model3d" xmlns:o="urn:schemas-microsoft-com:office:office" xmlns:oel="http://schemas.microsoft.com/office/2019/extlst" xmlns:r="http://schemas.openxmlformats.org/officeDocument/2006/relationships" xmlns:m="http://schemas.openxmlformats.org/officeDocument/2006/math" xmlns:v="urn:schemas-microsoft-com:vml" xmlns:wp14="http://schemas.microsoft.com/office/word/2010/wordprocessingDrawing" xmlns:wp="http://schemas.openxmlformats.org/drawingml/2006/wordprocessingDrawing" xmlns:w10="urn:schemas-microsoft-com:office:word" xmlns:w="http://schemas.openxmlformats.org/wordprocessingml/2006/main" xmlns:w14="http://schemas.microsoft.com/office/word/2010/wordml" xmlns:w15="http://schemas.microsoft.com/office/word/2012/wordml" xmlns:w16cex="http://schemas.microsoft.com/office/word/2018/wordml/cex" xmlns:w16cid="http://schemas.microsoft.com/office/word/2016/wordml/cid" xmlns:w16="http://schemas.microsoft.com/office/word/2018/wordml" xmlns:w16du="http://schemas.microsoft.com/office/word/2023/wordml/word16du" xmlns:w16sdtdh="http://schemas.microsoft.com/office/word/2020/wordml/sdtdatahash" xmlns:w16se="http://schemas.microsoft.com/office/word/2015/wordml/symex" xmlns:wpg="http://schemas.microsoft.com/office/word/2010/wordprocessingGroup" xmlns:wpi="http://schemas.microsoft.com/office/word/2010/wordprocessingInk" xmlns:wne="http://schemas.microsoft.com/office/word/2006/wordml" xmlns:wps="http://schemas.microsoft.com/office/word/2010/wordprocessingShape" mc:Ignorable="w14 w15 w16se w16cid w16 w16cex w16sdtdh w16du wp14">
+<w:ftr xmlns:wpc="http://schemas.microsoft.com/office/word/2010/wordprocessingCanvas" xmlns:cx="http://schemas.microsoft.com/office/drawing/2014/chartex" xmlns:cx1="http://schemas.microsoft.com/office/drawing/2015/9/8/chartex" xmlns:cx2="http://schemas.microsoft.com/office/drawing/2015/10/21/chartex" xmlns:cx3="http://schemas.microsoft.com/office/drawing/2016/5/9/chartex" xmlns:cx4="http://schemas.microsoft.com/office/drawing/2016/5/10/chartex" xmlns:cx5="http://schemas.microsoft.com/office/drawing/2016/5/11/chartex" xmlns:cx6="http://schemas.microsoft.com/office/drawing/2016/5/12/chartex" xmlns:cx7="http://schemas.microsoft.com/office/drawing/2016/5/13/chartex" xmlns:cx8="http://schemas.microsoft.com/office/drawing/2016/5/14/chartex" xmlns:mc="http://schemas.openxmlformats.org/markup-compatibility/2006" xmlns:aink="http://schemas.microsoft.com/office/drawing/2016/ink" xmlns:am3d="http://schemas.microsoft.com/office/drawing/2017/model3d" xmlns:o="urn:schemas-microsoft-com:office:office" xmlns:oel="http://schemas.microsoft.com/office/2019/extlst" xmlns:r="http://schemas.openxmlformats.org/officeDocument/2006/relationships" xmlns:m="http://schemas.openxmlformats.org/officeDocument/2006/math" xmlns:v="urn:schemas-microsoft-com:vml" xmlns:wp14="http://schemas.microsoft.com/office/word/2010/wordprocessingDrawing" xmlns:wp="http://schemas.openxmlformats.org/drawingml/2006/wordprocessingDrawing" xmlns:w10="urn:schemas-microsoft-com:office:word" xmlns:w="http://schemas.openxmlformats.org/wordprocessingml/2006/main" xmlns:w14="http://schemas.microsoft.com/office/word/2010/wordml" xmlns:w15="http://schemas.microsoft.com/office/word/2012/wordml" xmlns:w16cex="http://schemas.microsoft.com/office/word/2018/wordml/cex" xmlns:w16cid="http://schemas.microsoft.com/office/word/2016/wordml/cid" xmlns:w16="http://schemas.microsoft.com/office/word/2018/wordml" xmlns:w16du="http://schemas.microsoft.com/office/word/2023/wordml/word16du" xmlns:w16sdtdh="http://schemas.microsoft.com/office/word/2020/wordml/sdtdatahash" xmlns:w16sdtfl="http://schemas.microsoft.com/office/word/2024/wordml/sdtformatlock" xmlns:w16se="http://schemas.microsoft.com/office/word/2015/wordml/symex" xmlns:wpg="http://schemas.microsoft.com/office/word/2010/wordprocessingGroup" xmlns:wpi="http://schemas.microsoft.com/office/word/2010/wordprocessingInk" xmlns:wne="http://schemas.microsoft.com/office/word/2006/wordml" xmlns:wps="http://schemas.microsoft.com/office/word/2010/wordprocessingShape" mc:Ignorable="w14 w15 w16se w16cid w16 w16cex w16sdtdh w16sdtfl w16du wp14">
   <w:p>
     <w:pPr>
       <w:pStyle w:val="Footer"/>
@@ -2706,12 +5304,12 @@
 </file>
 
 <file path=word/footer2.xml><?xml version="1.0" encoding="utf-8"?>
-<w:ftr xmlns:wpc="http://schemas.microsoft.com/office/word/2010/wordprocessingCanvas" xmlns:cx="http://schemas.microsoft.com/office/drawing/2014/chartex" xmlns:cx1="http://schemas.microsoft.com/office/drawing/2015/9/8/chartex" xmlns:cx2="http://schemas.microsoft.com/office/drawing/2015/10/21/chartex" xmlns:cx3="http://schemas.microsoft.com/office/drawing/2016/5/9/chartex" xmlns:cx4="http://schemas.microsoft.com/office/drawing/2016/5/10/chartex" xmlns:cx5="http://schemas.microsoft.com/office/drawing/2016/5/11/chartex" xmlns:cx6="http://schemas.microsoft.com/office/drawing/2016/5/12/chartex" xmlns:cx7="http://schemas.microsoft.com/office/drawing/2016/5/13/chartex" xmlns:cx8="http://schemas.microsoft.com/office/drawing/2016/5/14/chartex" xmlns:mc="http://schemas.openxmlformats.org/markup-compatibility/2006" xmlns:aink="http://schemas.microsoft.com/office/drawing/2016/ink" xmlns:am3d="http://schemas.microsoft.com/office/drawing/2017/model3d" xmlns:o="urn:schemas-microsoft-com:office:office" xmlns:oel="http://schemas.microsoft.com/office/2019/extlst" xmlns:r="http://schemas.openxmlformats.org/officeDocument/2006/relationships" xmlns:m="http://schemas.openxmlformats.org/officeDocument/2006/math" xmlns:v="urn:schemas-microsoft-com:vml" xmlns:wp14="http://schemas.microsoft.com/office/word/2010/wordprocessingDrawing" xmlns:wp="http://schemas.openxmlformats.org/drawingml/2006/wordprocessingDrawing" xmlns:w10="urn:schemas-microsoft-com:office:word" xmlns:w="http://schemas.openxmlformats.org/wordprocessingml/2006/main" xmlns:w14="http://schemas.microsoft.com/office/word/2010/wordml" xmlns:w15="http://schemas.microsoft.com/office/word/2012/wordml" xmlns:w16cex="http://schemas.microsoft.com/office/word/2018/wordml/cex" xmlns:w16cid="http://schemas.microsoft.com/office/word/2016/wordml/cid" xmlns:w16="http://schemas.microsoft.com/office/word/2018/wordml" xmlns:w16du="http://schemas.microsoft.com/office/word/2023/wordml/word16du" xmlns:w16sdtdh="http://schemas.microsoft.com/office/word/2020/wordml/sdtdatahash" xmlns:w16se="http://schemas.microsoft.com/office/word/2015/wordml/symex" xmlns:wpg="http://schemas.microsoft.com/office/word/2010/wordprocessingGroup" xmlns:wpi="http://schemas.microsoft.com/office/word/2010/wordprocessingInk" xmlns:wne="http://schemas.microsoft.com/office/word/2006/wordml" xmlns:wps="http://schemas.microsoft.com/office/word/2010/wordprocessingShape" mc:Ignorable="w14 w15 w16se w16cid w16 w16cex w16sdtdh w16du wp14">
+<w:ftr xmlns:wpc="http://schemas.microsoft.com/office/word/2010/wordprocessingCanvas" xmlns:cx="http://schemas.microsoft.com/office/drawing/2014/chartex" xmlns:cx1="http://schemas.microsoft.com/office/drawing/2015/9/8/chartex" xmlns:cx2="http://schemas.microsoft.com/office/drawing/2015/10/21/chartex" xmlns:cx3="http://schemas.microsoft.com/office/drawing/2016/5/9/chartex" xmlns:cx4="http://schemas.microsoft.com/office/drawing/2016/5/10/chartex" xmlns:cx5="http://schemas.microsoft.com/office/drawing/2016/5/11/chartex" xmlns:cx6="http://schemas.microsoft.com/office/drawing/2016/5/12/chartex" xmlns:cx7="http://schemas.microsoft.com/office/drawing/2016/5/13/chartex" xmlns:cx8="http://schemas.microsoft.com/office/drawing/2016/5/14/chartex" xmlns:mc="http://schemas.openxmlformats.org/markup-compatibility/2006" xmlns:aink="http://schemas.microsoft.com/office/drawing/2016/ink" xmlns:am3d="http://schemas.microsoft.com/office/drawing/2017/model3d" xmlns:o="urn:schemas-microsoft-com:office:office" xmlns:oel="http://schemas.microsoft.com/office/2019/extlst" xmlns:r="http://schemas.openxmlformats.org/officeDocument/2006/relationships" xmlns:m="http://schemas.openxmlformats.org/officeDocument/2006/math" xmlns:v="urn:schemas-microsoft-com:vml" xmlns:wp14="http://schemas.microsoft.com/office/word/2010/wordprocessingDrawing" xmlns:wp="http://schemas.openxmlformats.org/drawingml/2006/wordprocessingDrawing" xmlns:w10="urn:schemas-microsoft-com:office:word" xmlns:w="http://schemas.openxmlformats.org/wordprocessingml/2006/main" xmlns:w14="http://schemas.microsoft.com/office/word/2010/wordml" xmlns:w15="http://schemas.microsoft.com/office/word/2012/wordml" xmlns:w16cex="http://schemas.microsoft.com/office/word/2018/wordml/cex" xmlns:w16cid="http://schemas.microsoft.com/office/word/2016/wordml/cid" xmlns:w16="http://schemas.microsoft.com/office/word/2018/wordml" xmlns:w16du="http://schemas.microsoft.com/office/word/2023/wordml/word16du" xmlns:w16sdtdh="http://schemas.microsoft.com/office/word/2020/wordml/sdtdatahash" xmlns:w16sdtfl="http://schemas.microsoft.com/office/word/2024/wordml/sdtformatlock" xmlns:w16se="http://schemas.microsoft.com/office/word/2015/wordml/symex" xmlns:wpg="http://schemas.microsoft.com/office/word/2010/wordprocessingGroup" xmlns:wpi="http://schemas.microsoft.com/office/word/2010/wordprocessingInk" xmlns:wne="http://schemas.microsoft.com/office/word/2006/wordml" xmlns:wps="http://schemas.microsoft.com/office/word/2010/wordprocessingShape" mc:Ignorable="w14 w15 w16se w16cid w16 w16cex w16sdtdh w16sdtfl w16du wp14">
   <w:p>
     <w:pPr>
       <w:pStyle w:val="Footer"/>
     </w:pPr>
-    <w:bookmarkStart w:id="1" w:name="TITUS1FooterPrimary"/>
+    <w:bookmarkStart w:id="302" w:name="TITUS1FooterPrimary"/>
     <w:r>
       <w:rPr>
         <w:color w:val="000000"/>
@@ -2719,13 +5317,13 @@
       </w:rPr>
       <w:t>  </w:t>
     </w:r>
-    <w:bookmarkEnd w:id="1"/>
+    <w:bookmarkEnd w:id="302"/>
   </w:p>
 </w:ftr>
 </file>
 
 <file path=word/footer3.xml><?xml version="1.0" encoding="utf-8"?>
-<w:ftr xmlns:wpc="http://schemas.microsoft.com/office/word/2010/wordprocessingCanvas" xmlns:cx="http://schemas.microsoft.com/office/drawing/2014/chartex" xmlns:cx1="http://schemas.microsoft.com/office/drawing/2015/9/8/chartex" xmlns:cx2="http://schemas.microsoft.com/office/drawing/2015/10/21/chartex" xmlns:cx3="http://schemas.microsoft.com/office/drawing/2016/5/9/chartex" xmlns:cx4="http://schemas.microsoft.com/office/drawing/2016/5/10/chartex" xmlns:cx5="http://schemas.microsoft.com/office/drawing/2016/5/11/chartex" xmlns:cx6="http://schemas.microsoft.com/office/drawing/2016/5/12/chartex" xmlns:cx7="http://schemas.microsoft.com/office/drawing/2016/5/13/chartex" xmlns:cx8="http://schemas.microsoft.com/office/drawing/2016/5/14/chartex" xmlns:mc="http://schemas.openxmlformats.org/markup-compatibility/2006" xmlns:aink="http://schemas.microsoft.com/office/drawing/2016/ink" xmlns:am3d="http://schemas.microsoft.com/office/drawing/2017/model3d" xmlns:o="urn:schemas-microsoft-com:office:office" xmlns:oel="http://schemas.microsoft.com/office/2019/extlst" xmlns:r="http://schemas.openxmlformats.org/officeDocument/2006/relationships" xmlns:m="http://schemas.openxmlformats.org/officeDocument/2006/math" xmlns:v="urn:schemas-microsoft-com:vml" xmlns:wp14="http://schemas.microsoft.com/office/word/2010/wordprocessingDrawing" xmlns:wp="http://schemas.openxmlformats.org/drawingml/2006/wordprocessingDrawing" xmlns:w10="urn:schemas-microsoft-com:office:word" xmlns:w="http://schemas.openxmlformats.org/wordprocessingml/2006/main" xmlns:w14="http://schemas.microsoft.com/office/word/2010/wordml" xmlns:w15="http://schemas.microsoft.com/office/word/2012/wordml" xmlns:w16cex="http://schemas.microsoft.com/office/word/2018/wordml/cex" xmlns:w16cid="http://schemas.microsoft.com/office/word/2016/wordml/cid" xmlns:w16="http://schemas.microsoft.com/office/word/2018/wordml" xmlns:w16du="http://schemas.microsoft.com/office/word/2023/wordml/word16du" xmlns:w16sdtdh="http://schemas.microsoft.com/office/word/2020/wordml/sdtdatahash" xmlns:w16se="http://schemas.microsoft.com/office/word/2015/wordml/symex" xmlns:wpg="http://schemas.microsoft.com/office/word/2010/wordprocessingGroup" xmlns:wpi="http://schemas.microsoft.com/office/word/2010/wordprocessingInk" xmlns:wne="http://schemas.microsoft.com/office/word/2006/wordml" xmlns:wps="http://schemas.microsoft.com/office/word/2010/wordprocessingShape" mc:Ignorable="w14 w15 w16se w16cid w16 w16cex w16sdtdh w16du wp14">
+<w:ftr xmlns:wpc="http://schemas.microsoft.com/office/word/2010/wordprocessingCanvas" xmlns:cx="http://schemas.microsoft.com/office/drawing/2014/chartex" xmlns:cx1="http://schemas.microsoft.com/office/drawing/2015/9/8/chartex" xmlns:cx2="http://schemas.microsoft.com/office/drawing/2015/10/21/chartex" xmlns:cx3="http://schemas.microsoft.com/office/drawing/2016/5/9/chartex" xmlns:cx4="http://schemas.microsoft.com/office/drawing/2016/5/10/chartex" xmlns:cx5="http://schemas.microsoft.com/office/drawing/2016/5/11/chartex" xmlns:cx6="http://schemas.microsoft.com/office/drawing/2016/5/12/chartex" xmlns:cx7="http://schemas.microsoft.com/office/drawing/2016/5/13/chartex" xmlns:cx8="http://schemas.microsoft.com/office/drawing/2016/5/14/chartex" xmlns:mc="http://schemas.openxmlformats.org/markup-compatibility/2006" xmlns:aink="http://schemas.microsoft.com/office/drawing/2016/ink" xmlns:am3d="http://schemas.microsoft.com/office/drawing/2017/model3d" xmlns:o="urn:schemas-microsoft-com:office:office" xmlns:oel="http://schemas.microsoft.com/office/2019/extlst" xmlns:r="http://schemas.openxmlformats.org/officeDocument/2006/relationships" xmlns:m="http://schemas.openxmlformats.org/officeDocument/2006/math" xmlns:v="urn:schemas-microsoft-com:vml" xmlns:wp14="http://schemas.microsoft.com/office/word/2010/wordprocessingDrawing" xmlns:wp="http://schemas.openxmlformats.org/drawingml/2006/wordprocessingDrawing" xmlns:w10="urn:schemas-microsoft-com:office:word" xmlns:w="http://schemas.openxmlformats.org/wordprocessingml/2006/main" xmlns:w14="http://schemas.microsoft.com/office/word/2010/wordml" xmlns:w15="http://schemas.microsoft.com/office/word/2012/wordml" xmlns:w16cex="http://schemas.microsoft.com/office/word/2018/wordml/cex" xmlns:w16cid="http://schemas.microsoft.com/office/word/2016/wordml/cid" xmlns:w16="http://schemas.microsoft.com/office/word/2018/wordml" xmlns:w16du="http://schemas.microsoft.com/office/word/2023/wordml/word16du" xmlns:w16sdtdh="http://schemas.microsoft.com/office/word/2020/wordml/sdtdatahash" xmlns:w16sdtfl="http://schemas.microsoft.com/office/word/2024/wordml/sdtformatlock" xmlns:w16se="http://schemas.microsoft.com/office/word/2015/wordml/symex" xmlns:wpg="http://schemas.microsoft.com/office/word/2010/wordprocessingGroup" xmlns:wpi="http://schemas.microsoft.com/office/word/2010/wordprocessingInk" xmlns:wne="http://schemas.microsoft.com/office/word/2006/wordml" xmlns:wps="http://schemas.microsoft.com/office/word/2010/wordprocessingShape" mc:Ignorable="w14 w15 w16se w16cid w16 w16cex w16sdtdh w16sdtfl w16du wp14">
   <w:p>
     <w:pPr>
       <w:pStyle w:val="Footer"/>
@@ -2735,7 +5333,7 @@
 </file>
 
 <file path=word/footnotes.xml><?xml version="1.0" encoding="utf-8"?>
-<w:footnotes xmlns:wpc="http://schemas.microsoft.com/office/word/2010/wordprocessingCanvas" xmlns:cx="http://schemas.microsoft.com/office/drawing/2014/chartex" xmlns:cx1="http://schemas.microsoft.com/office/drawing/2015/9/8/chartex" xmlns:cx2="http://schemas.microsoft.com/office/drawing/2015/10/21/chartex" xmlns:cx3="http://schemas.microsoft.com/office/drawing/2016/5/9/chartex" xmlns:cx4="http://schemas.microsoft.com/office/drawing/2016/5/10/chartex" xmlns:cx5="http://schemas.microsoft.com/office/drawing/2016/5/11/chartex" xmlns:cx6="http://schemas.microsoft.com/office/drawing/2016/5/12/chartex" xmlns:cx7="http://schemas.microsoft.com/office/drawing/2016/5/13/chartex" xmlns:cx8="http://schemas.microsoft.com/office/drawing/2016/5/14/chartex" xmlns:mc="http://schemas.openxmlformats.org/markup-compatibility/2006" xmlns:aink="http://schemas.microsoft.com/office/drawing/2016/ink" xmlns:am3d="http://schemas.microsoft.com/office/drawing/2017/model3d" xmlns:o="urn:schemas-microsoft-com:office:office" xmlns:oel="http://schemas.microsoft.com/office/2019/extlst" xmlns:r="http://schemas.openxmlformats.org/officeDocument/2006/relationships" xmlns:m="http://schemas.openxmlformats.org/officeDocument/2006/math" xmlns:v="urn:schemas-microsoft-com:vml" xmlns:wp14="http://schemas.microsoft.com/office/word/2010/wordprocessingDrawing" xmlns:wp="http://schemas.openxmlformats.org/drawingml/2006/wordprocessingDrawing" xmlns:w10="urn:schemas-microsoft-com:office:word" xmlns:w="http://schemas.openxmlformats.org/wordprocessingml/2006/main" xmlns:w14="http://schemas.microsoft.com/office/word/2010/wordml" xmlns:w15="http://schemas.microsoft.com/office/word/2012/wordml" xmlns:w16cex="http://schemas.microsoft.com/office/word/2018/wordml/cex" xmlns:w16cid="http://schemas.microsoft.com/office/word/2016/wordml/cid" xmlns:w16="http://schemas.microsoft.com/office/word/2018/wordml" xmlns:w16du="http://schemas.microsoft.com/office/word/2023/wordml/word16du" xmlns:w16sdtdh="http://schemas.microsoft.com/office/word/2020/wordml/sdtdatahash" xmlns:w16se="http://schemas.microsoft.com/office/word/2015/wordml/symex" xmlns:wpg="http://schemas.microsoft.com/office/word/2010/wordprocessingGroup" xmlns:wpi="http://schemas.microsoft.com/office/word/2010/wordprocessingInk" xmlns:wne="http://schemas.microsoft.com/office/word/2006/wordml" xmlns:wps="http://schemas.microsoft.com/office/word/2010/wordprocessingShape" mc:Ignorable="w14 w15 w16se w16cid w16 w16cex w16sdtdh w16du wp14">
+<w:footnotes xmlns:wpc="http://schemas.microsoft.com/office/word/2010/wordprocessingCanvas" xmlns:cx="http://schemas.microsoft.com/office/drawing/2014/chartex" xmlns:cx1="http://schemas.microsoft.com/office/drawing/2015/9/8/chartex" xmlns:cx2="http://schemas.microsoft.com/office/drawing/2015/10/21/chartex" xmlns:cx3="http://schemas.microsoft.com/office/drawing/2016/5/9/chartex" xmlns:cx4="http://schemas.microsoft.com/office/drawing/2016/5/10/chartex" xmlns:cx5="http://schemas.microsoft.com/office/drawing/2016/5/11/chartex" xmlns:cx6="http://schemas.microsoft.com/office/drawing/2016/5/12/chartex" xmlns:cx7="http://schemas.microsoft.com/office/drawing/2016/5/13/chartex" xmlns:cx8="http://schemas.microsoft.com/office/drawing/2016/5/14/chartex" xmlns:mc="http://schemas.openxmlformats.org/markup-compatibility/2006" xmlns:aink="http://schemas.microsoft.com/office/drawing/2016/ink" xmlns:am3d="http://schemas.microsoft.com/office/drawing/2017/model3d" xmlns:o="urn:schemas-microsoft-com:office:office" xmlns:oel="http://schemas.microsoft.com/office/2019/extlst" xmlns:r="http://schemas.openxmlformats.org/officeDocument/2006/relationships" xmlns:m="http://schemas.openxmlformats.org/officeDocument/2006/math" xmlns:v="urn:schemas-microsoft-com:vml" xmlns:wp14="http://schemas.microsoft.com/office/word/2010/wordprocessingDrawing" xmlns:wp="http://schemas.openxmlformats.org/drawingml/2006/wordprocessingDrawing" xmlns:w10="urn:schemas-microsoft-com:office:word" xmlns:w="http://schemas.openxmlformats.org/wordprocessingml/2006/main" xmlns:w14="http://schemas.microsoft.com/office/word/2010/wordml" xmlns:w15="http://schemas.microsoft.com/office/word/2012/wordml" xmlns:w16cex="http://schemas.microsoft.com/office/word/2018/wordml/cex" xmlns:w16cid="http://schemas.microsoft.com/office/word/2016/wordml/cid" xmlns:w16="http://schemas.microsoft.com/office/word/2018/wordml" xmlns:w16du="http://schemas.microsoft.com/office/word/2023/wordml/word16du" xmlns:w16sdtdh="http://schemas.microsoft.com/office/word/2020/wordml/sdtdatahash" xmlns:w16sdtfl="http://schemas.microsoft.com/office/word/2024/wordml/sdtformatlock" xmlns:w16se="http://schemas.microsoft.com/office/word/2015/wordml/symex" xmlns:wpg="http://schemas.microsoft.com/office/word/2010/wordprocessingGroup" xmlns:wpi="http://schemas.microsoft.com/office/word/2010/wordprocessingInk" xmlns:wne="http://schemas.microsoft.com/office/word/2006/wordml" xmlns:wps="http://schemas.microsoft.com/office/word/2010/wordprocessingShape" mc:Ignorable="w14 w15 w16se w16cid w16 w16cex w16sdtdh w16sdtfl w16du wp14">
   <w:footnote w:type="separator" w:id="-1">
     <w:p>
       <w:pPr>
@@ -2760,7 +5358,7 @@
 </file>
 
 <file path=word/header1.xml><?xml version="1.0" encoding="utf-8"?>
-<w:hdr xmlns:wpc="http://schemas.microsoft.com/office/word/2010/wordprocessingCanvas" xmlns:cx="http://schemas.microsoft.com/office/drawing/2014/chartex" xmlns:cx1="http://schemas.microsoft.com/office/drawing/2015/9/8/chartex" xmlns:cx2="http://schemas.microsoft.com/office/drawing/2015/10/21/chartex" xmlns:cx3="http://schemas.microsoft.com/office/drawing/2016/5/9/chartex" xmlns:cx4="http://schemas.microsoft.com/office/drawing/2016/5/10/chartex" xmlns:cx5="http://schemas.microsoft.com/office/drawing/2016/5/11/chartex" xmlns:cx6="http://schemas.microsoft.com/office/drawing/2016/5/12/chartex" xmlns:cx7="http://schemas.microsoft.com/office/drawing/2016/5/13/chartex" xmlns:cx8="http://schemas.microsoft.com/office/drawing/2016/5/14/chartex" xmlns:mc="http://schemas.openxmlformats.org/markup-compatibility/2006" xmlns:aink="http://schemas.microsoft.com/office/drawing/2016/ink" xmlns:am3d="http://schemas.microsoft.com/office/drawing/2017/model3d" xmlns:o="urn:schemas-microsoft-com:office:office" xmlns:oel="http://schemas.microsoft.com/office/2019/extlst" xmlns:r="http://schemas.openxmlformats.org/officeDocument/2006/relationships" xmlns:m="http://schemas.openxmlformats.org/officeDocument/2006/math" xmlns:v="urn:schemas-microsoft-com:vml" xmlns:wp14="http://schemas.microsoft.com/office/word/2010/wordprocessingDrawing" xmlns:wp="http://schemas.openxmlformats.org/drawingml/2006/wordprocessingDrawing" xmlns:w10="urn:schemas-microsoft-com:office:word" xmlns:w="http://schemas.openxmlformats.org/wordprocessingml/2006/main" xmlns:w14="http://schemas.microsoft.com/office/word/2010/wordml" xmlns:w15="http://schemas.microsoft.com/office/word/2012/wordml" xmlns:w16cex="http://schemas.microsoft.com/office/word/2018/wordml/cex" xmlns:w16cid="http://schemas.microsoft.com/office/word/2016/wordml/cid" xmlns:w16="http://schemas.microsoft.com/office/word/2018/wordml" xmlns:w16du="http://schemas.microsoft.com/office/word/2023/wordml/word16du" xmlns:w16sdtdh="http://schemas.microsoft.com/office/word/2020/wordml/sdtdatahash" xmlns:w16se="http://schemas.microsoft.com/office/word/2015/wordml/symex" xmlns:wpg="http://schemas.microsoft.com/office/word/2010/wordprocessingGroup" xmlns:wpi="http://schemas.microsoft.com/office/word/2010/wordprocessingInk" xmlns:wne="http://schemas.microsoft.com/office/word/2006/wordml" xmlns:wps="http://schemas.microsoft.com/office/word/2010/wordprocessingShape" mc:Ignorable="w14 w15 w16se w16cid w16 w16cex w16sdtdh w16du wp14">
+<w:hdr xmlns:wpc="http://schemas.microsoft.com/office/word/2010/wordprocessingCanvas" xmlns:cx="http://schemas.microsoft.com/office/drawing/2014/chartex" xmlns:cx1="http://schemas.microsoft.com/office/drawing/2015/9/8/chartex" xmlns:cx2="http://schemas.microsoft.com/office/drawing/2015/10/21/chartex" xmlns:cx3="http://schemas.microsoft.com/office/drawing/2016/5/9/chartex" xmlns:cx4="http://schemas.microsoft.com/office/drawing/2016/5/10/chartex" xmlns:cx5="http://schemas.microsoft.com/office/drawing/2016/5/11/chartex" xmlns:cx6="http://schemas.microsoft.com/office/drawing/2016/5/12/chartex" xmlns:cx7="http://schemas.microsoft.com/office/drawing/2016/5/13/chartex" xmlns:cx8="http://schemas.microsoft.com/office/drawing/2016/5/14/chartex" xmlns:mc="http://schemas.openxmlformats.org/markup-compatibility/2006" xmlns:aink="http://schemas.microsoft.com/office/drawing/2016/ink" xmlns:am3d="http://schemas.microsoft.com/office/drawing/2017/model3d" xmlns:o="urn:schemas-microsoft-com:office:office" xmlns:oel="http://schemas.microsoft.com/office/2019/extlst" xmlns:r="http://schemas.openxmlformats.org/officeDocument/2006/relationships" xmlns:m="http://schemas.openxmlformats.org/officeDocument/2006/math" xmlns:v="urn:schemas-microsoft-com:vml" xmlns:wp14="http://schemas.microsoft.com/office/word/2010/wordprocessingDrawing" xmlns:wp="http://schemas.openxmlformats.org/drawingml/2006/wordprocessingDrawing" xmlns:w10="urn:schemas-microsoft-com:office:word" xmlns:w="http://schemas.openxmlformats.org/wordprocessingml/2006/main" xmlns:w14="http://schemas.microsoft.com/office/word/2010/wordml" xmlns:w15="http://schemas.microsoft.com/office/word/2012/wordml" xmlns:w16cex="http://schemas.microsoft.com/office/word/2018/wordml/cex" xmlns:w16cid="http://schemas.microsoft.com/office/word/2016/wordml/cid" xmlns:w16="http://schemas.microsoft.com/office/word/2018/wordml" xmlns:w16du="http://schemas.microsoft.com/office/word/2023/wordml/word16du" xmlns:w16sdtdh="http://schemas.microsoft.com/office/word/2020/wordml/sdtdatahash" xmlns:w16sdtfl="http://schemas.microsoft.com/office/word/2024/wordml/sdtformatlock" xmlns:w16se="http://schemas.microsoft.com/office/word/2015/wordml/symex" xmlns:wpg="http://schemas.microsoft.com/office/word/2010/wordprocessingGroup" xmlns:wpi="http://schemas.microsoft.com/office/word/2010/wordprocessingInk" xmlns:wne="http://schemas.microsoft.com/office/word/2006/wordml" xmlns:wps="http://schemas.microsoft.com/office/word/2010/wordprocessingShape" mc:Ignorable="w14 w15 w16se w16cid w16 w16cex w16sdtdh w16sdtfl w16du wp14">
   <w:p>
     <w:pPr>
       <w:pStyle w:val="Header"/>
@@ -2770,7 +5368,7 @@
 </file>
 
 <file path=word/header2.xml><?xml version="1.0" encoding="utf-8"?>
-<w:hdr xmlns:wpc="http://schemas.microsoft.com/office/word/2010/wordprocessingCanvas" xmlns:cx="http://schemas.microsoft.com/office/drawing/2014/chartex" xmlns:cx1="http://schemas.microsoft.com/office/drawing/2015/9/8/chartex" xmlns:cx2="http://schemas.microsoft.com/office/drawing/2015/10/21/chartex" xmlns:cx3="http://schemas.microsoft.com/office/drawing/2016/5/9/chartex" xmlns:cx4="http://schemas.microsoft.com/office/drawing/2016/5/10/chartex" xmlns:cx5="http://schemas.microsoft.com/office/drawing/2016/5/11/chartex" xmlns:cx6="http://schemas.microsoft.com/office/drawing/2016/5/12/chartex" xmlns:cx7="http://schemas.microsoft.com/office/drawing/2016/5/13/chartex" xmlns:cx8="http://schemas.microsoft.com/office/drawing/2016/5/14/chartex" xmlns:mc="http://schemas.openxmlformats.org/markup-compatibility/2006" xmlns:aink="http://schemas.microsoft.com/office/drawing/2016/ink" xmlns:am3d="http://schemas.microsoft.com/office/drawing/2017/model3d" xmlns:o="urn:schemas-microsoft-com:office:office" xmlns:oel="http://schemas.microsoft.com/office/2019/extlst" xmlns:r="http://schemas.openxmlformats.org/officeDocument/2006/relationships" xmlns:m="http://schemas.openxmlformats.org/officeDocument/2006/math" xmlns:v="urn:schemas-microsoft-com:vml" xmlns:wp14="http://schemas.microsoft.com/office/word/2010/wordprocessingDrawing" xmlns:wp="http://schemas.openxmlformats.org/drawingml/2006/wordprocessingDrawing" xmlns:w10="urn:schemas-microsoft-com:office:word" xmlns:w="http://schemas.openxmlformats.org/wordprocessingml/2006/main" xmlns:w14="http://schemas.microsoft.com/office/word/2010/wordml" xmlns:w15="http://schemas.microsoft.com/office/word/2012/wordml" xmlns:w16cex="http://schemas.microsoft.com/office/word/2018/wordml/cex" xmlns:w16cid="http://schemas.microsoft.com/office/word/2016/wordml/cid" xmlns:w16="http://schemas.microsoft.com/office/word/2018/wordml" xmlns:w16du="http://schemas.microsoft.com/office/word/2023/wordml/word16du" xmlns:w16sdtdh="http://schemas.microsoft.com/office/word/2020/wordml/sdtdatahash" xmlns:w16se="http://schemas.microsoft.com/office/word/2015/wordml/symex" xmlns:wpg="http://schemas.microsoft.com/office/word/2010/wordprocessingGroup" xmlns:wpi="http://schemas.microsoft.com/office/word/2010/wordprocessingInk" xmlns:wne="http://schemas.microsoft.com/office/word/2006/wordml" xmlns:wps="http://schemas.microsoft.com/office/word/2010/wordprocessingShape" mc:Ignorable="w14 w15 w16se w16cid w16 w16cex w16sdtdh w16du wp14">
+<w:hdr xmlns:wpc="http://schemas.microsoft.com/office/word/2010/wordprocessingCanvas" xmlns:cx="http://schemas.microsoft.com/office/drawing/2014/chartex" xmlns:cx1="http://schemas.microsoft.com/office/drawing/2015/9/8/chartex" xmlns:cx2="http://schemas.microsoft.com/office/drawing/2015/10/21/chartex" xmlns:cx3="http://schemas.microsoft.com/office/drawing/2016/5/9/chartex" xmlns:cx4="http://schemas.microsoft.com/office/drawing/2016/5/10/chartex" xmlns:cx5="http://schemas.microsoft.com/office/drawing/2016/5/11/chartex" xmlns:cx6="http://schemas.microsoft.com/office/drawing/2016/5/12/chartex" xmlns:cx7="http://schemas.microsoft.com/office/drawing/2016/5/13/chartex" xmlns:cx8="http://schemas.microsoft.com/office/drawing/2016/5/14/chartex" xmlns:mc="http://schemas.openxmlformats.org/markup-compatibility/2006" xmlns:aink="http://schemas.microsoft.com/office/drawing/2016/ink" xmlns:am3d="http://schemas.microsoft.com/office/drawing/2017/model3d" xmlns:o="urn:schemas-microsoft-com:office:office" xmlns:oel="http://schemas.microsoft.com/office/2019/extlst" xmlns:r="http://schemas.openxmlformats.org/officeDocument/2006/relationships" xmlns:m="http://schemas.openxmlformats.org/officeDocument/2006/math" xmlns:v="urn:schemas-microsoft-com:vml" xmlns:wp14="http://schemas.microsoft.com/office/word/2010/wordprocessingDrawing" xmlns:wp="http://schemas.openxmlformats.org/drawingml/2006/wordprocessingDrawing" xmlns:w10="urn:schemas-microsoft-com:office:word" xmlns:w="http://schemas.openxmlformats.org/wordprocessingml/2006/main" xmlns:w14="http://schemas.microsoft.com/office/word/2010/wordml" xmlns:w15="http://schemas.microsoft.com/office/word/2012/wordml" xmlns:w16cex="http://schemas.microsoft.com/office/word/2018/wordml/cex" xmlns:w16cid="http://schemas.microsoft.com/office/word/2016/wordml/cid" xmlns:w16="http://schemas.microsoft.com/office/word/2018/wordml" xmlns:w16du="http://schemas.microsoft.com/office/word/2023/wordml/word16du" xmlns:w16sdtdh="http://schemas.microsoft.com/office/word/2020/wordml/sdtdatahash" xmlns:w16sdtfl="http://schemas.microsoft.com/office/word/2024/wordml/sdtformatlock" xmlns:w16se="http://schemas.microsoft.com/office/word/2015/wordml/symex" xmlns:wpg="http://schemas.microsoft.com/office/word/2010/wordprocessingGroup" xmlns:wpi="http://schemas.microsoft.com/office/word/2010/wordprocessingInk" xmlns:wne="http://schemas.microsoft.com/office/word/2006/wordml" xmlns:wps="http://schemas.microsoft.com/office/word/2010/wordprocessingShape" mc:Ignorable="w14 w15 w16se w16cid w16 w16cex w16sdtdh w16sdtfl w16du wp14">
   <w:p>
     <w:pPr>
       <w:pStyle w:val="Header"/>
@@ -2780,7 +5378,7 @@
 </file>
 
 <file path=word/header3.xml><?xml version="1.0" encoding="utf-8"?>
-<w:hdr xmlns:wpc="http://schemas.microsoft.com/office/word/2010/wordprocessingCanvas" xmlns:cx="http://schemas.microsoft.com/office/drawing/2014/chartex" xmlns:cx1="http://schemas.microsoft.com/office/drawing/2015/9/8/chartex" xmlns:cx2="http://schemas.microsoft.com/office/drawing/2015/10/21/chartex" xmlns:cx3="http://schemas.microsoft.com/office/drawing/2016/5/9/chartex" xmlns:cx4="http://schemas.microsoft.com/office/drawing/2016/5/10/chartex" xmlns:cx5="http://schemas.microsoft.com/office/drawing/2016/5/11/chartex" xmlns:cx6="http://schemas.microsoft.com/office/drawing/2016/5/12/chartex" xmlns:cx7="http://schemas.microsoft.com/office/drawing/2016/5/13/chartex" xmlns:cx8="http://schemas.microsoft.com/office/drawing/2016/5/14/chartex" xmlns:mc="http://schemas.openxmlformats.org/markup-compatibility/2006" xmlns:aink="http://schemas.microsoft.com/office/drawing/2016/ink" xmlns:am3d="http://schemas.microsoft.com/office/drawing/2017/model3d" xmlns:o="urn:schemas-microsoft-com:office:office" xmlns:oel="http://schemas.microsoft.com/office/2019/extlst" xmlns:r="http://schemas.openxmlformats.org/officeDocument/2006/relationships" xmlns:m="http://schemas.openxmlformats.org/officeDocument/2006/math" xmlns:v="urn:schemas-microsoft-com:vml" xmlns:wp14="http://schemas.microsoft.com/office/word/2010/wordprocessingDrawing" xmlns:wp="http://schemas.openxmlformats.org/drawingml/2006/wordprocessingDrawing" xmlns:w10="urn:schemas-microsoft-com:office:word" xmlns:w="http://schemas.openxmlformats.org/wordprocessingml/2006/main" xmlns:w14="http://schemas.microsoft.com/office/word/2010/wordml" xmlns:w15="http://schemas.microsoft.com/office/word/2012/wordml" xmlns:w16cex="http://schemas.microsoft.com/office/word/2018/wordml/cex" xmlns:w16cid="http://schemas.microsoft.com/office/word/2016/wordml/cid" xmlns:w16="http://schemas.microsoft.com/office/word/2018/wordml" xmlns:w16du="http://schemas.microsoft.com/office/word/2023/wordml/word16du" xmlns:w16sdtdh="http://schemas.microsoft.com/office/word/2020/wordml/sdtdatahash" xmlns:w16se="http://schemas.microsoft.com/office/word/2015/wordml/symex" xmlns:wpg="http://schemas.microsoft.com/office/word/2010/wordprocessingGroup" xmlns:wpi="http://schemas.microsoft.com/office/word/2010/wordprocessingInk" xmlns:wne="http://schemas.microsoft.com/office/word/2006/wordml" xmlns:wps="http://schemas.microsoft.com/office/word/2010/wordprocessingShape" mc:Ignorable="w14 w15 w16se w16cid w16 w16cex w16sdtdh w16du wp14">
+<w:hdr xmlns:wpc="http://schemas.microsoft.com/office/word/2010/wordprocessingCanvas" xmlns:cx="http://schemas.microsoft.com/office/drawing/2014/chartex" xmlns:cx1="http://schemas.microsoft.com/office/drawing/2015/9/8/chartex" xmlns:cx2="http://schemas.microsoft.com/office/drawing/2015/10/21/chartex" xmlns:cx3="http://schemas.microsoft.com/office/drawing/2016/5/9/chartex" xmlns:cx4="http://schemas.microsoft.com/office/drawing/2016/5/10/chartex" xmlns:cx5="http://schemas.microsoft.com/office/drawing/2016/5/11/chartex" xmlns:cx6="http://schemas.microsoft.com/office/drawing/2016/5/12/chartex" xmlns:cx7="http://schemas.microsoft.com/office/drawing/2016/5/13/chartex" xmlns:cx8="http://schemas.microsoft.com/office/drawing/2016/5/14/chartex" xmlns:mc="http://schemas.openxmlformats.org/markup-compatibility/2006" xmlns:aink="http://schemas.microsoft.com/office/drawing/2016/ink" xmlns:am3d="http://schemas.microsoft.com/office/drawing/2017/model3d" xmlns:o="urn:schemas-microsoft-com:office:office" xmlns:oel="http://schemas.microsoft.com/office/2019/extlst" xmlns:r="http://schemas.openxmlformats.org/officeDocument/2006/relationships" xmlns:m="http://schemas.openxmlformats.org/officeDocument/2006/math" xmlns:v="urn:schemas-microsoft-com:vml" xmlns:wp14="http://schemas.microsoft.com/office/word/2010/wordprocessingDrawing" xmlns:wp="http://schemas.openxmlformats.org/drawingml/2006/wordprocessingDrawing" xmlns:w10="urn:schemas-microsoft-com:office:word" xmlns:w="http://schemas.openxmlformats.org/wordprocessingml/2006/main" xmlns:w14="http://schemas.microsoft.com/office/word/2010/wordml" xmlns:w15="http://schemas.microsoft.com/office/word/2012/wordml" xmlns:w16cex="http://schemas.microsoft.com/office/word/2018/wordml/cex" xmlns:w16cid="http://schemas.microsoft.com/office/word/2016/wordml/cid" xmlns:w16="http://schemas.microsoft.com/office/word/2018/wordml" xmlns:w16du="http://schemas.microsoft.com/office/word/2023/wordml/word16du" xmlns:w16sdtdh="http://schemas.microsoft.com/office/word/2020/wordml/sdtdatahash" xmlns:w16sdtfl="http://schemas.microsoft.com/office/word/2024/wordml/sdtformatlock" xmlns:w16se="http://schemas.microsoft.com/office/word/2015/wordml/symex" xmlns:wpg="http://schemas.microsoft.com/office/word/2010/wordprocessingGroup" xmlns:wpi="http://schemas.microsoft.com/office/word/2010/wordprocessingInk" xmlns:wne="http://schemas.microsoft.com/office/word/2006/wordml" xmlns:wps="http://schemas.microsoft.com/office/word/2010/wordprocessingShape" mc:Ignorable="w14 w15 w16se w16cid w16 w16cex w16sdtdh w16sdtfl w16du wp14">
   <w:p>
     <w:pPr>
       <w:pStyle w:val="Header"/>
@@ -2790,7 +5388,7 @@
 </file>
 
 <file path=word/numbering.xml><?xml version="1.0" encoding="utf-8"?>
-<w:numbering xmlns:wpc="http://schemas.microsoft.com/office/word/2010/wordprocessingCanvas" xmlns:cx="http://schemas.microsoft.com/office/drawing/2014/chartex" xmlns:cx1="http://schemas.microsoft.com/office/drawing/2015/9/8/chartex" xmlns:cx2="http://schemas.microsoft.com/office/drawing/2015/10/21/chartex" xmlns:cx3="http://schemas.microsoft.com/office/drawing/2016/5/9/chartex" xmlns:cx4="http://schemas.microsoft.com/office/drawing/2016/5/10/chartex" xmlns:cx5="http://schemas.microsoft.com/office/drawing/2016/5/11/chartex" xmlns:cx6="http://schemas.microsoft.com/office/drawing/2016/5/12/chartex" xmlns:cx7="http://schemas.microsoft.com/office/drawing/2016/5/13/chartex" xmlns:cx8="http://schemas.microsoft.com/office/drawing/2016/5/14/chartex" xmlns:mc="http://schemas.openxmlformats.org/markup-compatibility/2006" xmlns:aink="http://schemas.microsoft.com/office/drawing/2016/ink" xmlns:am3d="http://schemas.microsoft.com/office/drawing/2017/model3d" xmlns:o="urn:schemas-microsoft-com:office:office" xmlns:oel="http://schemas.microsoft.com/office/2019/extlst" xmlns:r="http://schemas.openxmlformats.org/officeDocument/2006/relationships" xmlns:m="http://schemas.openxmlformats.org/officeDocument/2006/math" xmlns:v="urn:schemas-microsoft-com:vml" xmlns:wp14="http://schemas.microsoft.com/office/word/2010/wordprocessingDrawing" xmlns:wp="http://schemas.openxmlformats.org/drawingml/2006/wordprocessingDrawing" xmlns:w10="urn:schemas-microsoft-com:office:word" xmlns:w="http://schemas.openxmlformats.org/wordprocessingml/2006/main" xmlns:w14="http://schemas.microsoft.com/office/word/2010/wordml" xmlns:w15="http://schemas.microsoft.com/office/word/2012/wordml" xmlns:w16cex="http://schemas.microsoft.com/office/word/2018/wordml/cex" xmlns:w16cid="http://schemas.microsoft.com/office/word/2016/wordml/cid" xmlns:w16="http://schemas.microsoft.com/office/word/2018/wordml" xmlns:w16du="http://schemas.microsoft.com/office/word/2023/wordml/word16du" xmlns:w16sdtdh="http://schemas.microsoft.com/office/word/2020/wordml/sdtdatahash" xmlns:w16se="http://schemas.microsoft.com/office/word/2015/wordml/symex" xmlns:wpg="http://schemas.microsoft.com/office/word/2010/wordprocessingGroup" xmlns:wpi="http://schemas.microsoft.com/office/word/2010/wordprocessingInk" xmlns:wne="http://schemas.microsoft.com/office/word/2006/wordml" xmlns:wps="http://schemas.microsoft.com/office/word/2010/wordprocessingShape" mc:Ignorable="w14 w15 w16se w16cid w16 w16cex w16sdtdh w16du wp14">
+<w:numbering xmlns:wpc="http://schemas.microsoft.com/office/word/2010/wordprocessingCanvas" xmlns:cx="http://schemas.microsoft.com/office/drawing/2014/chartex" xmlns:cx1="http://schemas.microsoft.com/office/drawing/2015/9/8/chartex" xmlns:cx2="http://schemas.microsoft.com/office/drawing/2015/10/21/chartex" xmlns:cx3="http://schemas.microsoft.com/office/drawing/2016/5/9/chartex" xmlns:cx4="http://schemas.microsoft.com/office/drawing/2016/5/10/chartex" xmlns:cx5="http://schemas.microsoft.com/office/drawing/2016/5/11/chartex" xmlns:cx6="http://schemas.microsoft.com/office/drawing/2016/5/12/chartex" xmlns:cx7="http://schemas.microsoft.com/office/drawing/2016/5/13/chartex" xmlns:cx8="http://schemas.microsoft.com/office/drawing/2016/5/14/chartex" xmlns:mc="http://schemas.openxmlformats.org/markup-compatibility/2006" xmlns:aink="http://schemas.microsoft.com/office/drawing/2016/ink" xmlns:am3d="http://schemas.microsoft.com/office/drawing/2017/model3d" xmlns:o="urn:schemas-microsoft-com:office:office" xmlns:oel="http://schemas.microsoft.com/office/2019/extlst" xmlns:r="http://schemas.openxmlformats.org/officeDocument/2006/relationships" xmlns:m="http://schemas.openxmlformats.org/officeDocument/2006/math" xmlns:v="urn:schemas-microsoft-com:vml" xmlns:wp14="http://schemas.microsoft.com/office/word/2010/wordprocessingDrawing" xmlns:wp="http://schemas.openxmlformats.org/drawingml/2006/wordprocessingDrawing" xmlns:w10="urn:schemas-microsoft-com:office:word" xmlns:w="http://schemas.openxmlformats.org/wordprocessingml/2006/main" xmlns:w14="http://schemas.microsoft.com/office/word/2010/wordml" xmlns:w15="http://schemas.microsoft.com/office/word/2012/wordml" xmlns:w16cex="http://schemas.microsoft.com/office/word/2018/wordml/cex" xmlns:w16cid="http://schemas.microsoft.com/office/word/2016/wordml/cid" xmlns:w16="http://schemas.microsoft.com/office/word/2018/wordml" xmlns:w16du="http://schemas.microsoft.com/office/word/2023/wordml/word16du" xmlns:w16sdtdh="http://schemas.microsoft.com/office/word/2020/wordml/sdtdatahash" xmlns:w16sdtfl="http://schemas.microsoft.com/office/word/2024/wordml/sdtformatlock" xmlns:w16se="http://schemas.microsoft.com/office/word/2015/wordml/symex" xmlns:wpg="http://schemas.microsoft.com/office/word/2010/wordprocessingGroup" xmlns:wpi="http://schemas.microsoft.com/office/word/2010/wordprocessingInk" xmlns:wne="http://schemas.microsoft.com/office/word/2006/wordml" xmlns:wps="http://schemas.microsoft.com/office/word/2010/wordprocessingShape" mc:Ignorable="w14 w15 w16se w16cid w16 w16cex w16sdtdh w16sdtfl w16du wp14">
   <w:abstractNum w:abstractNumId="0" w15:restartNumberingAfterBreak="0">
     <w:nsid w:val="4F5B2EFE"/>
     <w:multiLevelType w:val="multilevel"/>
@@ -2940,14 +5538,106 @@
       </w:rPr>
     </w:lvl>
   </w:abstractNum>
+  <w:abstractNum w:abstractNumId="1" w15:restartNumberingAfterBreak="0">
+    <w:nsid w:val="63755805"/>
+    <w:multiLevelType w:val="hybridMultilevel"/>
+    <w:tmpl w:val="1B8630F0"/>
+    <w:lvl w:ilvl="0" w:tplc="0409000F">
+      <w:start w:val="1"/>
+      <w:numFmt w:val="decimal"/>
+      <w:lvlText w:val="%1."/>
+      <w:lvlJc w:val="left"/>
+      <w:pPr>
+        <w:ind w:left="778" w:hanging="360"/>
+      </w:pPr>
+    </w:lvl>
+    <w:lvl w:ilvl="1" w:tplc="04090019" w:tentative="1">
+      <w:start w:val="1"/>
+      <w:numFmt w:val="lowerLetter"/>
+      <w:lvlText w:val="%2."/>
+      <w:lvlJc w:val="left"/>
+      <w:pPr>
+        <w:ind w:left="1498" w:hanging="360"/>
+      </w:pPr>
+    </w:lvl>
+    <w:lvl w:ilvl="2" w:tplc="0409001B" w:tentative="1">
+      <w:start w:val="1"/>
+      <w:numFmt w:val="lowerRoman"/>
+      <w:lvlText w:val="%3."/>
+      <w:lvlJc w:val="right"/>
+      <w:pPr>
+        <w:ind w:left="2218" w:hanging="180"/>
+      </w:pPr>
+    </w:lvl>
+    <w:lvl w:ilvl="3" w:tplc="0409000F" w:tentative="1">
+      <w:start w:val="1"/>
+      <w:numFmt w:val="decimal"/>
+      <w:lvlText w:val="%4."/>
+      <w:lvlJc w:val="left"/>
+      <w:pPr>
+        <w:ind w:left="2938" w:hanging="360"/>
+      </w:pPr>
+    </w:lvl>
+    <w:lvl w:ilvl="4" w:tplc="04090019" w:tentative="1">
+      <w:start w:val="1"/>
+      <w:numFmt w:val="lowerLetter"/>
+      <w:lvlText w:val="%5."/>
+      <w:lvlJc w:val="left"/>
+      <w:pPr>
+        <w:ind w:left="3658" w:hanging="360"/>
+      </w:pPr>
+    </w:lvl>
+    <w:lvl w:ilvl="5" w:tplc="0409001B" w:tentative="1">
+      <w:start w:val="1"/>
+      <w:numFmt w:val="lowerRoman"/>
+      <w:lvlText w:val="%6."/>
+      <w:lvlJc w:val="right"/>
+      <w:pPr>
+        <w:ind w:left="4378" w:hanging="180"/>
+      </w:pPr>
+    </w:lvl>
+    <w:lvl w:ilvl="6" w:tplc="0409000F" w:tentative="1">
+      <w:start w:val="1"/>
+      <w:numFmt w:val="decimal"/>
+      <w:lvlText w:val="%7."/>
+      <w:lvlJc w:val="left"/>
+      <w:pPr>
+        <w:ind w:left="5098" w:hanging="360"/>
+      </w:pPr>
+    </w:lvl>
+    <w:lvl w:ilvl="7" w:tplc="04090019" w:tentative="1">
+      <w:start w:val="1"/>
+      <w:numFmt w:val="lowerLetter"/>
+      <w:lvlText w:val="%8."/>
+      <w:lvlJc w:val="left"/>
+      <w:pPr>
+        <w:ind w:left="5818" w:hanging="360"/>
+      </w:pPr>
+    </w:lvl>
+    <w:lvl w:ilvl="8" w:tplc="0409001B" w:tentative="1">
+      <w:start w:val="1"/>
+      <w:numFmt w:val="lowerRoman"/>
+      <w:lvlText w:val="%9."/>
+      <w:lvlJc w:val="right"/>
+      <w:pPr>
+        <w:ind w:left="6538" w:hanging="180"/>
+      </w:pPr>
+    </w:lvl>
+  </w:abstractNum>
   <w:num w:numId="1" w16cid:durableId="295912683">
     <w:abstractNumId w:val="0"/>
+  </w:num>
+  <w:num w:numId="2" w16cid:durableId="1367680738">
+    <w:abstractNumId w:val="1"/>
   </w:num>
 </w:numbering>
 </file>
 
 <file path=word/people.xml><?xml version="1.0" encoding="utf-8"?>
-<w15:people xmlns:wpc="http://schemas.microsoft.com/office/word/2010/wordprocessingCanvas" xmlns:cx="http://schemas.microsoft.com/office/drawing/2014/chartex" xmlns:cx1="http://schemas.microsoft.com/office/drawing/2015/9/8/chartex" xmlns:cx2="http://schemas.microsoft.com/office/drawing/2015/10/21/chartex" xmlns:cx3="http://schemas.microsoft.com/office/drawing/2016/5/9/chartex" xmlns:cx4="http://schemas.microsoft.com/office/drawing/2016/5/10/chartex" xmlns:cx5="http://schemas.microsoft.com/office/drawing/2016/5/11/chartex" xmlns:cx6="http://schemas.microsoft.com/office/drawing/2016/5/12/chartex" xmlns:cx7="http://schemas.microsoft.com/office/drawing/2016/5/13/chartex" xmlns:cx8="http://schemas.microsoft.com/office/drawing/2016/5/14/chartex" xmlns:mc="http://schemas.openxmlformats.org/markup-compatibility/2006" xmlns:aink="http://schemas.microsoft.com/office/drawing/2016/ink" xmlns:am3d="http://schemas.microsoft.com/office/drawing/2017/model3d" xmlns:o="urn:schemas-microsoft-com:office:office" xmlns:oel="http://schemas.microsoft.com/office/2019/extlst" xmlns:r="http://schemas.openxmlformats.org/officeDocument/2006/relationships" xmlns:m="http://schemas.openxmlformats.org/officeDocument/2006/math" xmlns:v="urn:schemas-microsoft-com:vml" xmlns:wp14="http://schemas.microsoft.com/office/word/2010/wordprocessingDrawing" xmlns:wp="http://schemas.openxmlformats.org/drawingml/2006/wordprocessingDrawing" xmlns:w10="urn:schemas-microsoft-com:office:word" xmlns:w="http://schemas.openxmlformats.org/wordprocessingml/2006/main" xmlns:w14="http://schemas.microsoft.com/office/word/2010/wordml" xmlns:w15="http://schemas.microsoft.com/office/word/2012/wordml" xmlns:w16cex="http://schemas.microsoft.com/office/word/2018/wordml/cex" xmlns:w16cid="http://schemas.microsoft.com/office/word/2016/wordml/cid" xmlns:w16="http://schemas.microsoft.com/office/word/2018/wordml" xmlns:w16du="http://schemas.microsoft.com/office/word/2023/wordml/word16du" xmlns:w16sdtdh="http://schemas.microsoft.com/office/word/2020/wordml/sdtdatahash" xmlns:w16se="http://schemas.microsoft.com/office/word/2015/wordml/symex" xmlns:wpg="http://schemas.microsoft.com/office/word/2010/wordprocessingGroup" xmlns:wpi="http://schemas.microsoft.com/office/word/2010/wordprocessingInk" xmlns:wne="http://schemas.microsoft.com/office/word/2006/wordml" xmlns:wps="http://schemas.microsoft.com/office/word/2010/wordprocessingShape" mc:Ignorable="w14 w15 w16se w16cid w16 w16cex w16sdtdh w16du wp14">
+<w15:people xmlns:wpc="http://schemas.microsoft.com/office/word/2010/wordprocessingCanvas" xmlns:cx="http://schemas.microsoft.com/office/drawing/2014/chartex" xmlns:cx1="http://schemas.microsoft.com/office/drawing/2015/9/8/chartex" xmlns:cx2="http://schemas.microsoft.com/office/drawing/2015/10/21/chartex" xmlns:cx3="http://schemas.microsoft.com/office/drawing/2016/5/9/chartex" xmlns:cx4="http://schemas.microsoft.com/office/drawing/2016/5/10/chartex" xmlns:cx5="http://schemas.microsoft.com/office/drawing/2016/5/11/chartex" xmlns:cx6="http://schemas.microsoft.com/office/drawing/2016/5/12/chartex" xmlns:cx7="http://schemas.microsoft.com/office/drawing/2016/5/13/chartex" xmlns:cx8="http://schemas.microsoft.com/office/drawing/2016/5/14/chartex" xmlns:mc="http://schemas.openxmlformats.org/markup-compatibility/2006" xmlns:aink="http://schemas.microsoft.com/office/drawing/2016/ink" xmlns:am3d="http://schemas.microsoft.com/office/drawing/2017/model3d" xmlns:o="urn:schemas-microsoft-com:office:office" xmlns:oel="http://schemas.microsoft.com/office/2019/extlst" xmlns:r="http://schemas.openxmlformats.org/officeDocument/2006/relationships" xmlns:m="http://schemas.openxmlformats.org/officeDocument/2006/math" xmlns:v="urn:schemas-microsoft-com:vml" xmlns:wp14="http://schemas.microsoft.com/office/word/2010/wordprocessingDrawing" xmlns:wp="http://schemas.openxmlformats.org/drawingml/2006/wordprocessingDrawing" xmlns:w10="urn:schemas-microsoft-com:office:word" xmlns:w="http://schemas.openxmlformats.org/wordprocessingml/2006/main" xmlns:w14="http://schemas.microsoft.com/office/word/2010/wordml" xmlns:w15="http://schemas.microsoft.com/office/word/2012/wordml" xmlns:w16cex="http://schemas.microsoft.com/office/word/2018/wordml/cex" xmlns:w16cid="http://schemas.microsoft.com/office/word/2016/wordml/cid" xmlns:w16="http://schemas.microsoft.com/office/word/2018/wordml" xmlns:w16du="http://schemas.microsoft.com/office/word/2023/wordml/word16du" xmlns:w16sdtdh="http://schemas.microsoft.com/office/word/2020/wordml/sdtdatahash" xmlns:w16sdtfl="http://schemas.microsoft.com/office/word/2024/wordml/sdtformatlock" xmlns:w16se="http://schemas.microsoft.com/office/word/2015/wordml/symex" xmlns:wpg="http://schemas.microsoft.com/office/word/2010/wordprocessingGroup" xmlns:wpi="http://schemas.microsoft.com/office/word/2010/wordprocessingInk" xmlns:wne="http://schemas.microsoft.com/office/word/2006/wordml" xmlns:wps="http://schemas.microsoft.com/office/word/2010/wordprocessingShape" mc:Ignorable="w14 w15 w16se w16cid w16 w16cex w16sdtdh w16sdtfl w16du wp14">
+  <w15:person w15:author="Jaeger, Florian">
+    <w15:presenceInfo w15:providerId="AD" w15:userId="S::fjaeger@ur.rochester.edu::0d0acd91-09a2-4ddb-a934-22efc544688e"/>
+  </w15:person>
   <w15:person w15:author="Cummings, Shawn">
     <w15:presenceInfo w15:providerId="AD" w15:userId="S::shawn.cummings@uconn.edu::de2d00fc-0438-4d53-9dfb-ffd47e6e9224"/>
   </w15:person>
@@ -2955,7 +5645,7 @@
 </file>
 
 <file path=word/styles.xml><?xml version="1.0" encoding="utf-8"?>
-<w:styles xmlns:mc="http://schemas.openxmlformats.org/markup-compatibility/2006" xmlns:r="http://schemas.openxmlformats.org/officeDocument/2006/relationships" xmlns:w="http://schemas.openxmlformats.org/wordprocessingml/2006/main" xmlns:w14="http://schemas.microsoft.com/office/word/2010/wordml" xmlns:w15="http://schemas.microsoft.com/office/word/2012/wordml" xmlns:w16cex="http://schemas.microsoft.com/office/word/2018/wordml/cex" xmlns:w16cid="http://schemas.microsoft.com/office/word/2016/wordml/cid" xmlns:w16="http://schemas.microsoft.com/office/word/2018/wordml" xmlns:w16du="http://schemas.microsoft.com/office/word/2023/wordml/word16du" xmlns:w16sdtdh="http://schemas.microsoft.com/office/word/2020/wordml/sdtdatahash" xmlns:w16se="http://schemas.microsoft.com/office/word/2015/wordml/symex" mc:Ignorable="w14 w15 w16se w16cid w16 w16cex w16sdtdh w16du">
+<w:styles xmlns:mc="http://schemas.openxmlformats.org/markup-compatibility/2006" xmlns:r="http://schemas.openxmlformats.org/officeDocument/2006/relationships" xmlns:w="http://schemas.openxmlformats.org/wordprocessingml/2006/main" xmlns:w14="http://schemas.microsoft.com/office/word/2010/wordml" xmlns:w15="http://schemas.microsoft.com/office/word/2012/wordml" xmlns:w16cex="http://schemas.microsoft.com/office/word/2018/wordml/cex" xmlns:w16cid="http://schemas.microsoft.com/office/word/2016/wordml/cid" xmlns:w16="http://schemas.microsoft.com/office/word/2018/wordml" xmlns:w16du="http://schemas.microsoft.com/office/word/2023/wordml/word16du" xmlns:w16sdtdh="http://schemas.microsoft.com/office/word/2020/wordml/sdtdatahash" xmlns:w16sdtfl="http://schemas.microsoft.com/office/word/2024/wordml/sdtformatlock" xmlns:w16se="http://schemas.microsoft.com/office/word/2015/wordml/symex" mc:Ignorable="w14 w15 w16se w16cid w16 w16cex w16sdtdh w16sdtfl w16du">
   <w:docDefaults>
     <w:rPrDefault>
       <w:rPr>
@@ -3558,6 +6248,7 @@
   <w:style w:type="character" w:default="1" w:styleId="DefaultParagraphFont">
     <w:name w:val="Default Paragraph Font"/>
     <w:uiPriority w:val="1"/>
+    <w:semiHidden/>
     <w:unhideWhenUsed/>
   </w:style>
   <w:style w:type="table" w:default="1" w:styleId="TableNormal">
@@ -4004,6 +6695,16 @@
       <w:shd w:val="clear" w:color="auto" w:fill="E1DFDD"/>
     </w:rPr>
   </w:style>
+  <w:style w:type="paragraph" w:styleId="Revision">
+    <w:name w:val="Revision"/>
+    <w:hidden/>
+    <w:uiPriority w:val="99"/>
+    <w:semiHidden/>
+    <w:rsid w:val="000E62E5"/>
+    <w:pPr>
+      <w:spacing w:after="0" w:line="240" w:lineRule="auto"/>
+    </w:pPr>
+  </w:style>
 </w:styles>
 </file>
 

--- a/output/papers/Round 2/Response-to-reviewers.docx
+++ b/output/papers/Round 2/Response-to-reviewers.docx
@@ -1,6 +1,6 @@
 
 <file path=word/document.xml><?xml version="1.0" encoding="utf-8"?>
-<w:document xmlns:wpc="http://schemas.microsoft.com/office/word/2010/wordprocessingCanvas" xmlns:cx="http://schemas.microsoft.com/office/drawing/2014/chartex" xmlns:cx1="http://schemas.microsoft.com/office/drawing/2015/9/8/chartex" xmlns:cx2="http://schemas.microsoft.com/office/drawing/2015/10/21/chartex" xmlns:cx3="http://schemas.microsoft.com/office/drawing/2016/5/9/chartex" xmlns:cx4="http://schemas.microsoft.com/office/drawing/2016/5/10/chartex" xmlns:cx5="http://schemas.microsoft.com/office/drawing/2016/5/11/chartex" xmlns:cx6="http://schemas.microsoft.com/office/drawing/2016/5/12/chartex" xmlns:cx7="http://schemas.microsoft.com/office/drawing/2016/5/13/chartex" xmlns:cx8="http://schemas.microsoft.com/office/drawing/2016/5/14/chartex" xmlns:mc="http://schemas.openxmlformats.org/markup-compatibility/2006" xmlns:aink="http://schemas.microsoft.com/office/drawing/2016/ink" xmlns:am3d="http://schemas.microsoft.com/office/drawing/2017/model3d" xmlns:o="urn:schemas-microsoft-com:office:office" xmlns:oel="http://schemas.microsoft.com/office/2019/extlst" xmlns:r="http://schemas.openxmlformats.org/officeDocument/2006/relationships" xmlns:m="http://schemas.openxmlformats.org/officeDocument/2006/math" xmlns:v="urn:schemas-microsoft-com:vml" xmlns:wp14="http://schemas.microsoft.com/office/word/2010/wordprocessingDrawing" xmlns:wp="http://schemas.openxmlformats.org/drawingml/2006/wordprocessingDrawing" xmlns:w10="urn:schemas-microsoft-com:office:word" xmlns:w="http://schemas.openxmlformats.org/wordprocessingml/2006/main" xmlns:w14="http://schemas.microsoft.com/office/word/2010/wordml" xmlns:w15="http://schemas.microsoft.com/office/word/2012/wordml" xmlns:w16cex="http://schemas.microsoft.com/office/word/2018/wordml/cex" xmlns:w16cid="http://schemas.microsoft.com/office/word/2016/wordml/cid" xmlns:w16="http://schemas.microsoft.com/office/word/2018/wordml" xmlns:w16du="http://schemas.microsoft.com/office/word/2023/wordml/word16du" xmlns:w16sdtdh="http://schemas.microsoft.com/office/word/2020/wordml/sdtdatahash" xmlns:w16sdtfl="http://schemas.microsoft.com/office/word/2024/wordml/sdtformatlock" xmlns:w16se="http://schemas.microsoft.com/office/word/2015/wordml/symex" xmlns:wpg="http://schemas.microsoft.com/office/word/2010/wordprocessingGroup" xmlns:wpi="http://schemas.microsoft.com/office/word/2010/wordprocessingInk" xmlns:wne="http://schemas.microsoft.com/office/word/2006/wordml" xmlns:wps="http://schemas.microsoft.com/office/word/2010/wordprocessingShape" mc:Ignorable="w14 w15 w16se w16cid w16 w16cex w16sdtdh w16sdtfl w16du wp14">
+<w:document xmlns:wpc="http://schemas.microsoft.com/office/word/2010/wordprocessingCanvas" xmlns:cx="http://schemas.microsoft.com/office/drawing/2014/chartex" xmlns:cx1="http://schemas.microsoft.com/office/drawing/2015/9/8/chartex" xmlns:cx2="http://schemas.microsoft.com/office/drawing/2015/10/21/chartex" xmlns:cx3="http://schemas.microsoft.com/office/drawing/2016/5/9/chartex" xmlns:cx4="http://schemas.microsoft.com/office/drawing/2016/5/10/chartex" xmlns:cx5="http://schemas.microsoft.com/office/drawing/2016/5/11/chartex" xmlns:cx6="http://schemas.microsoft.com/office/drawing/2016/5/12/chartex" xmlns:cx7="http://schemas.microsoft.com/office/drawing/2016/5/13/chartex" xmlns:cx8="http://schemas.microsoft.com/office/drawing/2016/5/14/chartex" xmlns:mc="http://schemas.openxmlformats.org/markup-compatibility/2006" xmlns:aink="http://schemas.microsoft.com/office/drawing/2016/ink" xmlns:am3d="http://schemas.microsoft.com/office/drawing/2017/model3d" xmlns:o="urn:schemas-microsoft-com:office:office" xmlns:oel="http://schemas.microsoft.com/office/2019/extlst" xmlns:r="http://schemas.openxmlformats.org/officeDocument/2006/relationships" xmlns:m="http://schemas.openxmlformats.org/officeDocument/2006/math" xmlns:v="urn:schemas-microsoft-com:vml" xmlns:wp14="http://schemas.microsoft.com/office/word/2010/wordprocessingDrawing" xmlns:wp="http://schemas.openxmlformats.org/drawingml/2006/wordprocessingDrawing" xmlns:w10="urn:schemas-microsoft-com:office:word" xmlns:w="http://schemas.openxmlformats.org/wordprocessingml/2006/main" xmlns:w14="http://schemas.microsoft.com/office/word/2010/wordml" xmlns:w15="http://schemas.microsoft.com/office/word/2012/wordml" xmlns:w16cex="http://schemas.microsoft.com/office/word/2018/wordml/cex" xmlns:w16cid="http://schemas.microsoft.com/office/word/2016/wordml/cid" xmlns:w16="http://schemas.microsoft.com/office/word/2018/wordml" xmlns:w16du="http://schemas.microsoft.com/office/word/2023/wordml/word16du" xmlns:w16sdtdh="http://schemas.microsoft.com/office/word/2020/wordml/sdtdatahash" xmlns:w16se="http://schemas.microsoft.com/office/word/2015/wordml/symex" xmlns:wpg="http://schemas.microsoft.com/office/word/2010/wordprocessingGroup" xmlns:wpi="http://schemas.microsoft.com/office/word/2010/wordprocessingInk" xmlns:wne="http://schemas.microsoft.com/office/word/2006/wordml" xmlns:wps="http://schemas.microsoft.com/office/word/2010/wordprocessingShape" mc:Ignorable="w14 w15 w16se w16cid w16 w16cex w16sdtdh w16du wp14">
   <w:body>
     <w:p>
       <w:pPr>
@@ -644,53 +644,95 @@
               <w:rPr/>
             </w:rPrChange>
           </w:rPr>
-          <w:t>especially, Kraljic et al. 2008</w:t>
-        </w:r>
-      </w:ins>
-      <w:ins w:id="45" w:author="Jaeger, Florian" w:date="2025-05-08T16:31:00Z" w16du:dateUtc="2025-05-08T20:31:00Z">
-        <w:r>
-          <w:rPr>
-            <w:rFonts w:ascii="Times New Roman" w:hAnsi="Times New Roman" w:cs="Times New Roman"/>
-            <w:sz w:val="24"/>
-            <w:szCs w:val="24"/>
-          </w:rPr>
-          <w:t xml:space="preserve">, </w:t>
-        </w:r>
-      </w:ins>
-      <w:ins w:id="46" w:author="Jaeger, Florian" w:date="2025-05-08T16:40:00Z" w16du:dateUtc="2025-05-08T20:40:00Z">
-        <w:r>
-          <w:rPr>
-            <w:rFonts w:ascii="Times New Roman" w:hAnsi="Times New Roman" w:cs="Times New Roman"/>
-            <w:sz w:val="24"/>
-            <w:szCs w:val="24"/>
-          </w:rPr>
-          <w:t>as well as</w:t>
-        </w:r>
-      </w:ins>
-      <w:ins w:id="47" w:author="Jaeger, Florian" w:date="2025-05-08T16:31:00Z" w16du:dateUtc="2025-05-08T20:31:00Z">
-        <w:r>
-          <w:rPr>
-            <w:rFonts w:ascii="Times New Roman" w:hAnsi="Times New Roman" w:cs="Times New Roman"/>
-            <w:sz w:val="24"/>
-            <w:szCs w:val="24"/>
-          </w:rPr>
-          <w:t xml:space="preserve"> Kraljic &amp; Samuel, 2011; Liu &amp; Jaeger, 2018</w:t>
-        </w:r>
-      </w:ins>
-      <w:ins w:id="48" w:author="Jaeger, Florian" w:date="2025-05-08T16:29:00Z" w16du:dateUtc="2025-05-08T20:29:00Z">
-        <w:r>
-          <w:rPr>
-            <w:rFonts w:ascii="Times New Roman" w:hAnsi="Times New Roman" w:cs="Times New Roman"/>
-            <w:sz w:val="24"/>
-            <w:szCs w:val="24"/>
-            <w:rPrChange w:id="49" w:author="Jaeger, Florian" w:date="2025-05-08T16:29:00Z" w16du:dateUtc="2025-05-08T20:29:00Z">
+          <w:t xml:space="preserve">especially, </w:t>
+        </w:r>
+        <w:proofErr w:type="spellStart"/>
+        <w:r>
+          <w:rPr>
+            <w:rFonts w:ascii="Times New Roman" w:hAnsi="Times New Roman" w:cs="Times New Roman"/>
+            <w:sz w:val="24"/>
+            <w:szCs w:val="24"/>
+            <w:rPrChange w:id="45" w:author="Jaeger, Florian" w:date="2025-05-08T16:29:00Z" w16du:dateUtc="2025-05-08T20:29:00Z">
               <w:rPr/>
             </w:rPrChange>
           </w:rPr>
+          <w:t>Kraljic</w:t>
+        </w:r>
+        <w:proofErr w:type="spellEnd"/>
+        <w:r>
+          <w:rPr>
+            <w:rFonts w:ascii="Times New Roman" w:hAnsi="Times New Roman" w:cs="Times New Roman"/>
+            <w:sz w:val="24"/>
+            <w:szCs w:val="24"/>
+            <w:rPrChange w:id="46" w:author="Jaeger, Florian" w:date="2025-05-08T16:29:00Z" w16du:dateUtc="2025-05-08T20:29:00Z">
+              <w:rPr/>
+            </w:rPrChange>
+          </w:rPr>
+          <w:t xml:space="preserve"> et al. 2008</w:t>
+        </w:r>
+      </w:ins>
+      <w:ins w:id="47" w:author="Jaeger, Florian" w:date="2025-05-08T16:31:00Z" w16du:dateUtc="2025-05-08T20:31:00Z">
+        <w:r>
+          <w:rPr>
+            <w:rFonts w:ascii="Times New Roman" w:hAnsi="Times New Roman" w:cs="Times New Roman"/>
+            <w:sz w:val="24"/>
+            <w:szCs w:val="24"/>
+          </w:rPr>
+          <w:t xml:space="preserve">, </w:t>
+        </w:r>
+      </w:ins>
+      <w:ins w:id="48" w:author="Jaeger, Florian" w:date="2025-05-08T16:40:00Z" w16du:dateUtc="2025-05-08T20:40:00Z">
+        <w:r>
+          <w:rPr>
+            <w:rFonts w:ascii="Times New Roman" w:hAnsi="Times New Roman" w:cs="Times New Roman"/>
+            <w:sz w:val="24"/>
+            <w:szCs w:val="24"/>
+          </w:rPr>
+          <w:t>as well as</w:t>
+        </w:r>
+      </w:ins>
+      <w:ins w:id="49" w:author="Jaeger, Florian" w:date="2025-05-08T16:31:00Z" w16du:dateUtc="2025-05-08T20:31:00Z">
+        <w:r>
+          <w:rPr>
+            <w:rFonts w:ascii="Times New Roman" w:hAnsi="Times New Roman" w:cs="Times New Roman"/>
+            <w:sz w:val="24"/>
+            <w:szCs w:val="24"/>
+          </w:rPr>
+          <w:t xml:space="preserve"> </w:t>
+        </w:r>
+        <w:proofErr w:type="spellStart"/>
+        <w:r>
+          <w:rPr>
+            <w:rFonts w:ascii="Times New Roman" w:hAnsi="Times New Roman" w:cs="Times New Roman"/>
+            <w:sz w:val="24"/>
+            <w:szCs w:val="24"/>
+          </w:rPr>
+          <w:t>Kraljic</w:t>
+        </w:r>
+        <w:proofErr w:type="spellEnd"/>
+        <w:r>
+          <w:rPr>
+            <w:rFonts w:ascii="Times New Roman" w:hAnsi="Times New Roman" w:cs="Times New Roman"/>
+            <w:sz w:val="24"/>
+            <w:szCs w:val="24"/>
+          </w:rPr>
+          <w:t xml:space="preserve"> &amp; Samuel, 2011; Liu &amp; Jaeger, 2018</w:t>
+        </w:r>
+      </w:ins>
+      <w:ins w:id="50" w:author="Jaeger, Florian" w:date="2025-05-08T16:29:00Z" w16du:dateUtc="2025-05-08T20:29:00Z">
+        <w:r>
+          <w:rPr>
+            <w:rFonts w:ascii="Times New Roman" w:hAnsi="Times New Roman" w:cs="Times New Roman"/>
+            <w:sz w:val="24"/>
+            <w:szCs w:val="24"/>
+            <w:rPrChange w:id="51" w:author="Jaeger, Florian" w:date="2025-05-08T16:29:00Z" w16du:dateUtc="2025-05-08T20:29:00Z">
+              <w:rPr/>
+            </w:rPrChange>
+          </w:rPr>
           <w:t>)</w:t>
         </w:r>
       </w:ins>
-      <w:ins w:id="50" w:author="Jaeger, Florian" w:date="2025-05-08T16:30:00Z" w16du:dateUtc="2025-05-08T20:30:00Z">
+      <w:ins w:id="52" w:author="Jaeger, Florian" w:date="2025-05-08T16:30:00Z" w16du:dateUtc="2025-05-08T20:30:00Z">
         <w:r>
           <w:rPr>
             <w:rFonts w:ascii="Times New Roman" w:hAnsi="Times New Roman" w:cs="Times New Roman"/>
@@ -700,7 +742,7 @@
           <w:t xml:space="preserve">. </w:t>
         </w:r>
       </w:ins>
-      <w:ins w:id="51" w:author="Jaeger, Florian" w:date="2025-05-08T16:31:00Z" w16du:dateUtc="2025-05-08T20:31:00Z">
+      <w:ins w:id="53" w:author="Jaeger, Florian" w:date="2025-05-08T16:31:00Z" w16du:dateUtc="2025-05-08T20:31:00Z">
         <w:r>
           <w:rPr>
             <w:rFonts w:ascii="Times New Roman" w:hAnsi="Times New Roman" w:cs="Times New Roman"/>
@@ -718,7 +760,7 @@
           <w:br/>
         </w:r>
       </w:ins>
-      <w:ins w:id="52" w:author="Jaeger, Florian" w:date="2025-05-08T16:30:00Z" w16du:dateUtc="2025-05-08T20:30:00Z">
+      <w:ins w:id="54" w:author="Jaeger, Florian" w:date="2025-05-08T16:30:00Z" w16du:dateUtc="2025-05-08T20:30:00Z">
         <w:r>
           <w:rPr>
             <w:rFonts w:ascii="Times New Roman" w:hAnsi="Times New Roman" w:cs="Times New Roman"/>
@@ -728,7 +770,7 @@
           <w:t>In short, th</w:t>
         </w:r>
       </w:ins>
-      <w:ins w:id="53" w:author="Jaeger, Florian" w:date="2025-05-08T16:31:00Z" w16du:dateUtc="2025-05-08T20:31:00Z">
+      <w:ins w:id="55" w:author="Jaeger, Florian" w:date="2025-05-08T16:31:00Z" w16du:dateUtc="2025-05-08T20:31:00Z">
         <w:r>
           <w:rPr>
             <w:rFonts w:ascii="Times New Roman" w:hAnsi="Times New Roman" w:cs="Times New Roman"/>
@@ -738,7 +780,7 @@
           <w:t>e</w:t>
         </w:r>
       </w:ins>
-      <w:ins w:id="54" w:author="Jaeger, Florian" w:date="2025-05-08T16:30:00Z" w16du:dateUtc="2025-05-08T20:30:00Z">
+      <w:ins w:id="56" w:author="Jaeger, Florian" w:date="2025-05-08T16:30:00Z" w16du:dateUtc="2025-05-08T20:30:00Z">
         <w:r>
           <w:rPr>
             <w:rFonts w:ascii="Times New Roman" w:hAnsi="Times New Roman" w:cs="Times New Roman"/>
@@ -748,7 +790,7 @@
           <w:t xml:space="preserve">se </w:t>
         </w:r>
       </w:ins>
-      <w:ins w:id="55" w:author="Jaeger, Florian" w:date="2025-05-08T16:34:00Z" w16du:dateUtc="2025-05-08T20:34:00Z">
+      <w:ins w:id="57" w:author="Jaeger, Florian" w:date="2025-05-08T16:34:00Z" w16du:dateUtc="2025-05-08T20:34:00Z">
         <w:r>
           <w:rPr>
             <w:rFonts w:ascii="Times New Roman" w:hAnsi="Times New Roman" w:cs="Times New Roman"/>
@@ -758,7 +800,7 @@
           <w:t>studies investigated</w:t>
         </w:r>
       </w:ins>
-      <w:ins w:id="56" w:author="Jaeger, Florian" w:date="2025-05-08T16:30:00Z" w16du:dateUtc="2025-05-08T20:30:00Z">
+      <w:ins w:id="58" w:author="Jaeger, Florian" w:date="2025-05-08T16:30:00Z" w16du:dateUtc="2025-05-08T20:30:00Z">
         <w:r>
           <w:rPr>
             <w:rFonts w:ascii="Times New Roman" w:hAnsi="Times New Roman" w:cs="Times New Roman"/>
@@ -768,7 +810,7 @@
           <w:t xml:space="preserve"> </w:t>
         </w:r>
       </w:ins>
-      <w:ins w:id="57" w:author="Jaeger, Florian" w:date="2025-05-08T16:32:00Z" w16du:dateUtc="2025-05-08T20:32:00Z">
+      <w:ins w:id="59" w:author="Jaeger, Florian" w:date="2025-05-08T16:32:00Z" w16du:dateUtc="2025-05-08T20:32:00Z">
         <w:r>
           <w:rPr>
             <w:rFonts w:ascii="Times New Roman" w:hAnsi="Times New Roman" w:cs="Times New Roman"/>
@@ -778,7 +820,7 @@
           <w:t>how a</w:t>
         </w:r>
       </w:ins>
-      <w:ins w:id="58" w:author="Jaeger, Florian" w:date="2025-05-08T16:30:00Z" w16du:dateUtc="2025-05-08T20:30:00Z">
+      <w:ins w:id="60" w:author="Jaeger, Florian" w:date="2025-05-08T16:30:00Z" w16du:dateUtc="2025-05-08T20:30:00Z">
         <w:r>
           <w:rPr>
             <w:rFonts w:ascii="Times New Roman" w:hAnsi="Times New Roman" w:cs="Times New Roman"/>
@@ -788,7 +830,7 @@
           <w:t xml:space="preserve"> </w:t>
         </w:r>
       </w:ins>
-      <w:ins w:id="59" w:author="Jaeger, Florian" w:date="2025-05-08T16:32:00Z" w16du:dateUtc="2025-05-08T20:32:00Z">
+      <w:ins w:id="61" w:author="Jaeger, Florian" w:date="2025-05-08T16:32:00Z" w16du:dateUtc="2025-05-08T20:32:00Z">
         <w:r>
           <w:rPr>
             <w:rFonts w:ascii="Times New Roman" w:hAnsi="Times New Roman" w:cs="Times New Roman"/>
@@ -798,7 +840,7 @@
           <w:t xml:space="preserve">visually-presented </w:t>
         </w:r>
       </w:ins>
-      <w:ins w:id="60" w:author="Jaeger, Florian" w:date="2025-05-08T16:30:00Z" w16du:dateUtc="2025-05-08T20:30:00Z">
+      <w:ins w:id="62" w:author="Jaeger, Florian" w:date="2025-05-08T16:30:00Z" w16du:dateUtc="2025-05-08T20:30:00Z">
         <w:r>
           <w:rPr>
             <w:rFonts w:ascii="Times New Roman" w:hAnsi="Times New Roman" w:cs="Times New Roman"/>
@@ -808,7 +850,7 @@
           <w:t>pen</w:t>
         </w:r>
       </w:ins>
-      <w:ins w:id="61" w:author="Jaeger, Florian" w:date="2025-05-08T16:32:00Z" w16du:dateUtc="2025-05-08T20:32:00Z">
+      <w:ins w:id="63" w:author="Jaeger, Florian" w:date="2025-05-08T16:32:00Z" w16du:dateUtc="2025-05-08T20:32:00Z">
         <w:r>
           <w:rPr>
             <w:rFonts w:ascii="Times New Roman" w:hAnsi="Times New Roman" w:cs="Times New Roman"/>
@@ -818,7 +860,7 @@
           <w:t xml:space="preserve"> </w:t>
         </w:r>
       </w:ins>
-      <w:ins w:id="62" w:author="Jaeger, Florian" w:date="2025-05-08T16:30:00Z" w16du:dateUtc="2025-05-08T20:30:00Z">
+      <w:ins w:id="64" w:author="Jaeger, Florian" w:date="2025-05-08T16:30:00Z" w16du:dateUtc="2025-05-08T20:30:00Z">
         <w:r>
           <w:rPr>
             <w:rFonts w:ascii="Times New Roman" w:hAnsi="Times New Roman" w:cs="Times New Roman"/>
@@ -828,7 +870,7 @@
           <w:t xml:space="preserve">in the mouth </w:t>
         </w:r>
       </w:ins>
-      <w:ins w:id="63" w:author="Jaeger, Florian" w:date="2025-05-08T16:32:00Z" w16du:dateUtc="2025-05-08T20:32:00Z">
+      <w:ins w:id="65" w:author="Jaeger, Florian" w:date="2025-05-08T16:32:00Z" w16du:dateUtc="2025-05-08T20:32:00Z">
         <w:r>
           <w:rPr>
             <w:rFonts w:ascii="Times New Roman" w:hAnsi="Times New Roman" w:cs="Times New Roman"/>
@@ -838,7 +880,7 @@
           <w:t xml:space="preserve">(vs. hand) of a speaker during </w:t>
         </w:r>
       </w:ins>
-      <w:ins w:id="64" w:author="Jaeger, Florian" w:date="2025-05-08T16:33:00Z" w16du:dateUtc="2025-05-08T20:33:00Z">
+      <w:ins w:id="66" w:author="Jaeger, Florian" w:date="2025-05-08T16:33:00Z" w16du:dateUtc="2025-05-08T20:33:00Z">
         <w:r>
           <w:rPr>
             <w:rFonts w:ascii="Times New Roman" w:hAnsi="Times New Roman" w:cs="Times New Roman"/>
@@ -848,13 +890,13 @@
           <w:t xml:space="preserve">the lexically-guided </w:t>
         </w:r>
       </w:ins>
-      <w:ins w:id="65" w:author="Jaeger, Florian" w:date="2025-05-08T16:32:00Z" w16du:dateUtc="2025-05-08T20:32:00Z">
-        <w:r>
-          <w:rPr>
-            <w:rFonts w:ascii="Times New Roman" w:hAnsi="Times New Roman" w:cs="Times New Roman"/>
-            <w:sz w:val="24"/>
-            <w:szCs w:val="24"/>
-            <w:rPrChange w:id="66" w:author="Jaeger, Florian" w:date="2025-05-08T16:33:00Z" w16du:dateUtc="2025-05-08T20:33:00Z">
+      <w:ins w:id="67" w:author="Jaeger, Florian" w:date="2025-05-08T16:32:00Z" w16du:dateUtc="2025-05-08T20:32:00Z">
+        <w:r>
+          <w:rPr>
+            <w:rFonts w:ascii="Times New Roman" w:hAnsi="Times New Roman" w:cs="Times New Roman"/>
+            <w:sz w:val="24"/>
+            <w:szCs w:val="24"/>
+            <w:rPrChange w:id="68" w:author="Jaeger, Florian" w:date="2025-05-08T16:33:00Z" w16du:dateUtc="2025-05-08T20:33:00Z">
               <w:rPr>
                 <w:rFonts w:ascii="Times New Roman" w:hAnsi="Times New Roman" w:cs="Times New Roman"/>
                 <w:i/>
@@ -875,7 +917,7 @@
           <w:t xml:space="preserve"> </w:t>
         </w:r>
       </w:ins>
-      <w:ins w:id="67" w:author="Jaeger, Florian" w:date="2025-05-08T16:33:00Z" w16du:dateUtc="2025-05-08T20:33:00Z">
+      <w:ins w:id="69" w:author="Jaeger, Florian" w:date="2025-05-08T16:33:00Z" w16du:dateUtc="2025-05-08T20:33:00Z">
         <w:r>
           <w:rPr>
             <w:rFonts w:ascii="Times New Roman" w:hAnsi="Times New Roman" w:cs="Times New Roman"/>
@@ -909,7 +951,7 @@
             <w:rFonts w:ascii="Times New Roman" w:hAnsi="Times New Roman" w:cs="Times New Roman"/>
             <w:sz w:val="24"/>
             <w:szCs w:val="24"/>
-            <w:rPrChange w:id="68" w:author="Jaeger, Florian" w:date="2025-05-08T16:36:00Z" w16du:dateUtc="2025-05-08T20:36:00Z">
+            <w:rPrChange w:id="70" w:author="Jaeger, Florian" w:date="2025-05-08T16:36:00Z" w16du:dateUtc="2025-05-08T20:36:00Z">
               <w:rPr>
                 <w:rFonts w:ascii="Times New Roman" w:hAnsi="Times New Roman" w:cs="Times New Roman"/>
                 <w:i/>
@@ -932,7 +974,7 @@
           <w:t>.</w:t>
         </w:r>
       </w:ins>
-      <w:ins w:id="69" w:author="Jaeger, Florian" w:date="2025-05-08T16:34:00Z" w16du:dateUtc="2025-05-08T20:34:00Z">
+      <w:ins w:id="71" w:author="Jaeger, Florian" w:date="2025-05-08T16:34:00Z" w16du:dateUtc="2025-05-08T20:34:00Z">
         <w:r>
           <w:rPr>
             <w:rFonts w:ascii="Times New Roman" w:hAnsi="Times New Roman" w:cs="Times New Roman"/>
@@ -944,7 +986,7 @@
           <w:t xml:space="preserve"> </w:t>
         </w:r>
       </w:ins>
-      <w:ins w:id="70" w:author="Jaeger, Florian" w:date="2025-05-08T16:39:00Z" w16du:dateUtc="2025-05-08T20:39:00Z">
+      <w:ins w:id="72" w:author="Jaeger, Florian" w:date="2025-05-08T16:39:00Z" w16du:dateUtc="2025-05-08T20:39:00Z">
         <w:r>
           <w:rPr>
             <w:rFonts w:ascii="Times New Roman" w:hAnsi="Times New Roman" w:cs="Times New Roman"/>
@@ -954,7 +996,7 @@
           <w:t xml:space="preserve">The thought-provoking </w:t>
         </w:r>
       </w:ins>
-      <w:ins w:id="71" w:author="Jaeger, Florian" w:date="2025-05-08T16:41:00Z" w16du:dateUtc="2025-05-08T20:41:00Z">
+      <w:ins w:id="73" w:author="Jaeger, Florian" w:date="2025-05-08T16:41:00Z" w16du:dateUtc="2025-05-08T20:41:00Z">
         <w:r>
           <w:rPr>
             <w:rFonts w:ascii="Times New Roman" w:hAnsi="Times New Roman" w:cs="Times New Roman"/>
@@ -964,7 +1006,7 @@
           <w:t>finding</w:t>
         </w:r>
       </w:ins>
-      <w:ins w:id="72" w:author="Jaeger, Florian" w:date="2025-05-08T16:39:00Z" w16du:dateUtc="2025-05-08T20:39:00Z">
+      <w:ins w:id="74" w:author="Jaeger, Florian" w:date="2025-05-08T16:39:00Z" w16du:dateUtc="2025-05-08T20:39:00Z">
         <w:r>
           <w:rPr>
             <w:rFonts w:ascii="Times New Roman" w:hAnsi="Times New Roman" w:cs="Times New Roman"/>
@@ -974,7 +1016,7 @@
           <w:t xml:space="preserve"> of these</w:t>
         </w:r>
       </w:ins>
-      <w:ins w:id="73" w:author="Jaeger, Florian" w:date="2025-05-08T16:38:00Z" w16du:dateUtc="2025-05-08T20:38:00Z">
+      <w:ins w:id="75" w:author="Jaeger, Florian" w:date="2025-05-08T16:38:00Z" w16du:dateUtc="2025-05-08T20:38:00Z">
         <w:r>
           <w:rPr>
             <w:rFonts w:ascii="Times New Roman" w:hAnsi="Times New Roman" w:cs="Times New Roman"/>
@@ -984,7 +1026,7 @@
           <w:t xml:space="preserve"> studies </w:t>
         </w:r>
       </w:ins>
-      <w:ins w:id="74" w:author="Jaeger, Florian" w:date="2025-05-08T16:39:00Z" w16du:dateUtc="2025-05-08T20:39:00Z">
+      <w:ins w:id="76" w:author="Jaeger, Florian" w:date="2025-05-08T16:39:00Z" w16du:dateUtc="2025-05-08T20:39:00Z">
         <w:r>
           <w:rPr>
             <w:rFonts w:ascii="Times New Roman" w:hAnsi="Times New Roman" w:cs="Times New Roman"/>
@@ -994,7 +1036,7 @@
           <w:t xml:space="preserve">was that perceptual recalibration can be blocked or reduced if the </w:t>
         </w:r>
       </w:ins>
-      <w:ins w:id="75" w:author="Jaeger, Florian" w:date="2025-05-08T16:41:00Z" w16du:dateUtc="2025-05-08T20:41:00Z">
+      <w:ins w:id="77" w:author="Jaeger, Florian" w:date="2025-05-08T16:41:00Z" w16du:dateUtc="2025-05-08T20:41:00Z">
         <w:r>
           <w:rPr>
             <w:rFonts w:ascii="Times New Roman" w:hAnsi="Times New Roman" w:cs="Times New Roman"/>
@@ -1004,7 +1046,7 @@
           <w:t>audio-visual</w:t>
         </w:r>
       </w:ins>
-      <w:ins w:id="76" w:author="Jaeger, Florian" w:date="2025-05-08T16:39:00Z" w16du:dateUtc="2025-05-08T20:39:00Z">
+      <w:ins w:id="78" w:author="Jaeger, Florian" w:date="2025-05-08T16:39:00Z" w16du:dateUtc="2025-05-08T20:39:00Z">
         <w:r>
           <w:rPr>
             <w:rFonts w:ascii="Times New Roman" w:hAnsi="Times New Roman" w:cs="Times New Roman"/>
@@ -1014,7 +1056,7 @@
           <w:t xml:space="preserve"> exposure items </w:t>
         </w:r>
       </w:ins>
-      <w:ins w:id="77" w:author="Jaeger, Florian" w:date="2025-05-08T16:41:00Z" w16du:dateUtc="2025-05-08T20:41:00Z">
+      <w:ins w:id="79" w:author="Jaeger, Florian" w:date="2025-05-08T16:41:00Z" w16du:dateUtc="2025-05-08T20:41:00Z">
         <w:r>
           <w:rPr>
             <w:rFonts w:ascii="Times New Roman" w:hAnsi="Times New Roman" w:cs="Times New Roman"/>
@@ -1024,7 +1066,7 @@
           <w:t>with shifted pronunciations o</w:t>
         </w:r>
       </w:ins>
-      <w:ins w:id="78" w:author="Jaeger, Florian" w:date="2025-05-08T16:42:00Z" w16du:dateUtc="2025-05-08T20:42:00Z">
+      <w:ins w:id="80" w:author="Jaeger, Florian" w:date="2025-05-08T16:42:00Z" w16du:dateUtc="2025-05-08T20:42:00Z">
         <w:r>
           <w:rPr>
             <w:rFonts w:ascii="Times New Roman" w:hAnsi="Times New Roman" w:cs="Times New Roman"/>
@@ -1034,17 +1076,35 @@
           <w:t>ccur only while the speaker has a pen in the mouth. Competing explanations have been offered for this reduction of perceptual recalibration</w:t>
         </w:r>
       </w:ins>
-      <w:ins w:id="79" w:author="Jaeger, Florian" w:date="2025-05-08T16:43:00Z" w16du:dateUtc="2025-05-08T20:43:00Z">
-        <w:r>
-          <w:rPr>
-            <w:rFonts w:ascii="Times New Roman" w:hAnsi="Times New Roman" w:cs="Times New Roman"/>
-            <w:sz w:val="24"/>
-            <w:szCs w:val="24"/>
-          </w:rPr>
-          <w:t xml:space="preserve">—from causal inferences (e.g., Kraljic </w:t>
-        </w:r>
-      </w:ins>
-      <w:ins w:id="80" w:author="Jaeger, Florian" w:date="2025-05-08T16:55:00Z" w16du:dateUtc="2025-05-08T20:55:00Z">
+      <w:ins w:id="81" w:author="Jaeger, Florian" w:date="2025-05-08T16:43:00Z" w16du:dateUtc="2025-05-08T20:43:00Z">
+        <w:r>
+          <w:rPr>
+            <w:rFonts w:ascii="Times New Roman" w:hAnsi="Times New Roman" w:cs="Times New Roman"/>
+            <w:sz w:val="24"/>
+            <w:szCs w:val="24"/>
+          </w:rPr>
+          <w:t xml:space="preserve">—from causal inferences (e.g., </w:t>
+        </w:r>
+        <w:proofErr w:type="spellStart"/>
+        <w:r>
+          <w:rPr>
+            <w:rFonts w:ascii="Times New Roman" w:hAnsi="Times New Roman" w:cs="Times New Roman"/>
+            <w:sz w:val="24"/>
+            <w:szCs w:val="24"/>
+          </w:rPr>
+          <w:t>Kraljic</w:t>
+        </w:r>
+        <w:proofErr w:type="spellEnd"/>
+        <w:r>
+          <w:rPr>
+            <w:rFonts w:ascii="Times New Roman" w:hAnsi="Times New Roman" w:cs="Times New Roman"/>
+            <w:sz w:val="24"/>
+            <w:szCs w:val="24"/>
+          </w:rPr>
+          <w:t xml:space="preserve"> </w:t>
+        </w:r>
+      </w:ins>
+      <w:ins w:id="82" w:author="Jaeger, Florian" w:date="2025-05-08T16:55:00Z" w16du:dateUtc="2025-05-08T20:55:00Z">
         <w:r>
           <w:rPr>
             <w:rFonts w:ascii="Times New Roman" w:hAnsi="Times New Roman" w:cs="Times New Roman"/>
@@ -1054,7 +1114,7 @@
           <w:t>et al.</w:t>
         </w:r>
       </w:ins>
-      <w:ins w:id="81" w:author="Jaeger, Florian" w:date="2025-05-08T16:43:00Z" w16du:dateUtc="2025-05-08T20:43:00Z">
+      <w:ins w:id="83" w:author="Jaeger, Florian" w:date="2025-05-08T16:43:00Z" w16du:dateUtc="2025-05-08T20:43:00Z">
         <w:r>
           <w:rPr>
             <w:rFonts w:ascii="Times New Roman" w:hAnsi="Times New Roman" w:cs="Times New Roman"/>
@@ -1064,7 +1124,7 @@
           <w:t>, 2008; Liu &amp; Jaeger, 201</w:t>
         </w:r>
       </w:ins>
-      <w:ins w:id="82" w:author="Jaeger, Florian" w:date="2025-05-08T18:19:00Z" w16du:dateUtc="2025-05-08T22:19:00Z">
+      <w:ins w:id="84" w:author="Jaeger, Florian" w:date="2025-05-08T18:19:00Z" w16du:dateUtc="2025-05-08T22:19:00Z">
         <w:r>
           <w:rPr>
             <w:rFonts w:ascii="Times New Roman" w:hAnsi="Times New Roman" w:cs="Times New Roman"/>
@@ -1074,7 +1134,7 @@
           <w:t>8</w:t>
         </w:r>
       </w:ins>
-      <w:ins w:id="83" w:author="Jaeger, Florian" w:date="2025-05-08T16:43:00Z" w16du:dateUtc="2025-05-08T20:43:00Z">
+      <w:ins w:id="85" w:author="Jaeger, Florian" w:date="2025-05-08T16:43:00Z" w16du:dateUtc="2025-05-08T20:43:00Z">
         <w:r>
           <w:rPr>
             <w:rFonts w:ascii="Times New Roman" w:hAnsi="Times New Roman" w:cs="Times New Roman"/>
@@ -1084,17 +1144,35 @@
           <w:t xml:space="preserve">) to separate exemplar storage </w:t>
         </w:r>
       </w:ins>
-      <w:ins w:id="84" w:author="Jaeger, Florian" w:date="2025-05-08T16:44:00Z" w16du:dateUtc="2025-05-08T20:44:00Z">
-        <w:r>
-          <w:rPr>
-            <w:rFonts w:ascii="Times New Roman" w:hAnsi="Times New Roman" w:cs="Times New Roman"/>
-            <w:sz w:val="24"/>
-            <w:szCs w:val="24"/>
-          </w:rPr>
-          <w:t xml:space="preserve">of audio-only vs. audio-visual inputs (Kraljic &amp; Samuel, 2011). </w:t>
-        </w:r>
-      </w:ins>
-      <w:ins w:id="85" w:author="Jaeger, Florian" w:date="2025-05-08T16:48:00Z" w16du:dateUtc="2025-05-08T20:48:00Z">
+      <w:ins w:id="86" w:author="Jaeger, Florian" w:date="2025-05-08T16:44:00Z" w16du:dateUtc="2025-05-08T20:44:00Z">
+        <w:r>
+          <w:rPr>
+            <w:rFonts w:ascii="Times New Roman" w:hAnsi="Times New Roman" w:cs="Times New Roman"/>
+            <w:sz w:val="24"/>
+            <w:szCs w:val="24"/>
+          </w:rPr>
+          <w:t>of audio-only vs. audio-visual inputs (</w:t>
+        </w:r>
+        <w:proofErr w:type="spellStart"/>
+        <w:r>
+          <w:rPr>
+            <w:rFonts w:ascii="Times New Roman" w:hAnsi="Times New Roman" w:cs="Times New Roman"/>
+            <w:sz w:val="24"/>
+            <w:szCs w:val="24"/>
+          </w:rPr>
+          <w:t>Kraljic</w:t>
+        </w:r>
+        <w:proofErr w:type="spellEnd"/>
+        <w:r>
+          <w:rPr>
+            <w:rFonts w:ascii="Times New Roman" w:hAnsi="Times New Roman" w:cs="Times New Roman"/>
+            <w:sz w:val="24"/>
+            <w:szCs w:val="24"/>
+          </w:rPr>
+          <w:t xml:space="preserve"> &amp; Samuel, 2011). </w:t>
+        </w:r>
+      </w:ins>
+      <w:ins w:id="87" w:author="Jaeger, Florian" w:date="2025-05-08T16:48:00Z" w16du:dateUtc="2025-05-08T20:48:00Z">
         <w:r>
           <w:rPr>
             <w:rFonts w:ascii="Times New Roman" w:hAnsi="Times New Roman" w:cs="Times New Roman"/>
@@ -1112,20 +1190,7 @@
           <w:br/>
         </w:r>
       </w:ins>
-      <w:ins w:id="86" w:author="Jaeger, Florian" w:date="2025-05-08T16:44:00Z" w16du:dateUtc="2025-05-08T20:44:00Z">
-        <w:r>
-          <w:rPr>
-            <w:rFonts w:ascii="Times New Roman" w:hAnsi="Times New Roman" w:cs="Times New Roman"/>
-            <w:sz w:val="24"/>
-            <w:szCs w:val="24"/>
-            <w:rPrChange w:id="87" w:author="Jaeger, Florian" w:date="2025-05-08T16:48:00Z" w16du:dateUtc="2025-05-08T20:48:00Z">
-              <w:rPr/>
-            </w:rPrChange>
-          </w:rPr>
-          <w:t>Critically, t</w:t>
-        </w:r>
-      </w:ins>
-      <w:ins w:id="88" w:author="Jaeger, Florian" w:date="2025-05-08T16:34:00Z" w16du:dateUtc="2025-05-08T20:34:00Z">
+      <w:ins w:id="88" w:author="Jaeger, Florian" w:date="2025-05-08T16:44:00Z" w16du:dateUtc="2025-05-08T20:44:00Z">
         <w:r>
           <w:rPr>
             <w:rFonts w:ascii="Times New Roman" w:hAnsi="Times New Roman" w:cs="Times New Roman"/>
@@ -1135,10 +1200,10 @@
               <w:rPr/>
             </w:rPrChange>
           </w:rPr>
-          <w:t>he desig</w:t>
-        </w:r>
-      </w:ins>
-      <w:ins w:id="90" w:author="Jaeger, Florian" w:date="2025-05-08T16:35:00Z" w16du:dateUtc="2025-05-08T20:35:00Z">
+          <w:t>Critically, t</w:t>
+        </w:r>
+      </w:ins>
+      <w:ins w:id="90" w:author="Jaeger, Florian" w:date="2025-05-08T16:34:00Z" w16du:dateUtc="2025-05-08T20:34:00Z">
         <w:r>
           <w:rPr>
             <w:rFonts w:ascii="Times New Roman" w:hAnsi="Times New Roman" w:cs="Times New Roman"/>
@@ -1148,10 +1213,23 @@
               <w:rPr/>
             </w:rPrChange>
           </w:rPr>
+          <w:t>he desig</w:t>
+        </w:r>
+      </w:ins>
+      <w:ins w:id="92" w:author="Jaeger, Florian" w:date="2025-05-08T16:35:00Z" w16du:dateUtc="2025-05-08T20:35:00Z">
+        <w:r>
+          <w:rPr>
+            <w:rFonts w:ascii="Times New Roman" w:hAnsi="Times New Roman" w:cs="Times New Roman"/>
+            <w:sz w:val="24"/>
+            <w:szCs w:val="24"/>
+            <w:rPrChange w:id="93" w:author="Jaeger, Florian" w:date="2025-05-08T16:48:00Z" w16du:dateUtc="2025-05-08T20:48:00Z">
+              <w:rPr/>
+            </w:rPrChange>
+          </w:rPr>
           <w:t xml:space="preserve">n of these studies did not allow researchers to estimate how the placement of the pen affects perception </w:t>
         </w:r>
       </w:ins>
-      <w:ins w:id="92" w:author="Jaeger, Florian" w:date="2025-05-08T16:45:00Z" w16du:dateUtc="2025-05-08T20:45:00Z">
+      <w:ins w:id="94" w:author="Jaeger, Florian" w:date="2025-05-08T16:45:00Z" w16du:dateUtc="2025-05-08T20:45:00Z">
         <w:r>
           <w:rPr>
             <w:rFonts w:ascii="Times New Roman" w:hAnsi="Times New Roman" w:cs="Times New Roman"/>
@@ -1159,7 +1237,7 @@
             <w:iCs/>
             <w:sz w:val="24"/>
             <w:szCs w:val="24"/>
-            <w:rPrChange w:id="93" w:author="Jaeger, Florian" w:date="2025-05-08T16:48:00Z" w16du:dateUtc="2025-05-08T20:48:00Z">
+            <w:rPrChange w:id="95" w:author="Jaeger, Florian" w:date="2025-05-08T16:48:00Z" w16du:dateUtc="2025-05-08T20:48:00Z">
               <w:rPr>
                 <w:i/>
                 <w:iCs/>
@@ -1173,27 +1251,14 @@
             <w:rFonts w:ascii="Times New Roman" w:hAnsi="Times New Roman" w:cs="Times New Roman"/>
             <w:sz w:val="24"/>
             <w:szCs w:val="24"/>
-            <w:rPrChange w:id="94" w:author="Jaeger, Florian" w:date="2025-05-08T16:48:00Z" w16du:dateUtc="2025-05-08T20:48:00Z">
-              <w:rPr/>
-            </w:rPrChange>
-          </w:rPr>
-          <w:t xml:space="preserve">, </w:t>
-        </w:r>
-      </w:ins>
-      <w:ins w:id="95" w:author="Jaeger, Florian" w:date="2025-05-08T16:46:00Z" w16du:dateUtc="2025-05-08T20:46:00Z">
-        <w:r>
-          <w:rPr>
-            <w:rFonts w:ascii="Times New Roman" w:hAnsi="Times New Roman" w:cs="Times New Roman"/>
-            <w:sz w:val="24"/>
-            <w:szCs w:val="24"/>
             <w:rPrChange w:id="96" w:author="Jaeger, Florian" w:date="2025-05-08T16:48:00Z" w16du:dateUtc="2025-05-08T20:48:00Z">
               <w:rPr/>
             </w:rPrChange>
           </w:rPr>
-          <w:t>making it difficult to adjudicate between the competing hypotheses about its downstream effects during the test phase</w:t>
-        </w:r>
-      </w:ins>
-      <w:ins w:id="97" w:author="Jaeger, Florian" w:date="2025-05-08T16:37:00Z" w16du:dateUtc="2025-05-08T20:37:00Z">
+          <w:t xml:space="preserve">, </w:t>
+        </w:r>
+      </w:ins>
+      <w:ins w:id="97" w:author="Jaeger, Florian" w:date="2025-05-08T16:46:00Z" w16du:dateUtc="2025-05-08T20:46:00Z">
         <w:r>
           <w:rPr>
             <w:rFonts w:ascii="Times New Roman" w:hAnsi="Times New Roman" w:cs="Times New Roman"/>
@@ -1203,10 +1268,10 @@
               <w:rPr/>
             </w:rPrChange>
           </w:rPr>
-          <w:t>.</w:t>
-        </w:r>
-      </w:ins>
-      <w:ins w:id="99" w:author="Jaeger, Florian" w:date="2025-05-08T16:46:00Z" w16du:dateUtc="2025-05-08T20:46:00Z">
+          <w:t>making it difficult to adjudicate between the competing hypotheses about its downstream effects during the test phase</w:t>
+        </w:r>
+      </w:ins>
+      <w:ins w:id="99" w:author="Jaeger, Florian" w:date="2025-05-08T16:37:00Z" w16du:dateUtc="2025-05-08T20:37:00Z">
         <w:r>
           <w:rPr>
             <w:rFonts w:ascii="Times New Roman" w:hAnsi="Times New Roman" w:cs="Times New Roman"/>
@@ -1216,10 +1281,10 @@
               <w:rPr/>
             </w:rPrChange>
           </w:rPr>
-          <w:t xml:space="preserve"> The revised introduction now clarified that this is the knowledge gap addressed by our study</w:t>
-        </w:r>
-      </w:ins>
-      <w:ins w:id="101" w:author="Jaeger, Florian" w:date="2025-05-08T16:47:00Z" w16du:dateUtc="2025-05-08T20:47:00Z">
+          <w:t>.</w:t>
+        </w:r>
+      </w:ins>
+      <w:ins w:id="101" w:author="Jaeger, Florian" w:date="2025-05-08T16:46:00Z" w16du:dateUtc="2025-05-08T20:46:00Z">
         <w:r>
           <w:rPr>
             <w:rFonts w:ascii="Times New Roman" w:hAnsi="Times New Roman" w:cs="Times New Roman"/>
@@ -1229,10 +1294,23 @@
               <w:rPr/>
             </w:rPrChange>
           </w:rPr>
+          <w:t xml:space="preserve"> The revised introduction now clarified that this is the knowledge gap addressed by our study</w:t>
+        </w:r>
+      </w:ins>
+      <w:ins w:id="103" w:author="Jaeger, Florian" w:date="2025-05-08T16:47:00Z" w16du:dateUtc="2025-05-08T20:47:00Z">
+        <w:r>
+          <w:rPr>
+            <w:rFonts w:ascii="Times New Roman" w:hAnsi="Times New Roman" w:cs="Times New Roman"/>
+            <w:sz w:val="24"/>
+            <w:szCs w:val="24"/>
+            <w:rPrChange w:id="104" w:author="Jaeger, Florian" w:date="2025-05-08T16:48:00Z" w16du:dateUtc="2025-05-08T20:48:00Z">
+              <w:rPr/>
+            </w:rPrChange>
+          </w:rPr>
           <w:t>. We have also revised the discussion to spell out in more detail what our results mean for this earlier line of work.</w:t>
         </w:r>
       </w:ins>
-      <w:ins w:id="103" w:author="Jaeger, Florian" w:date="2025-05-08T16:48:00Z" w16du:dateUtc="2025-05-08T20:48:00Z">
+      <w:ins w:id="105" w:author="Jaeger, Florian" w:date="2025-05-08T16:48:00Z" w16du:dateUtc="2025-05-08T20:48:00Z">
         <w:r>
           <w:rPr>
             <w:rFonts w:ascii="Times New Roman" w:hAnsi="Times New Roman" w:cs="Times New Roman"/>
@@ -1252,20 +1330,20 @@
         </w:numPr>
         <w:spacing w:after="0" w:line="240" w:lineRule="auto"/>
         <w:rPr>
-          <w:ins w:id="104" w:author="Jaeger, Florian" w:date="2025-05-08T16:49:00Z" w16du:dateUtc="2025-05-08T20:49:00Z"/>
-          <w:rFonts w:ascii="Times New Roman" w:hAnsi="Times New Roman" w:cs="Times New Roman"/>
-          <w:sz w:val="24"/>
-          <w:szCs w:val="24"/>
-        </w:rPr>
-      </w:pPr>
-      <w:ins w:id="105" w:author="Jaeger, Florian" w:date="2025-05-08T16:48:00Z" w16du:dateUtc="2025-05-08T20:48:00Z">
+          <w:ins w:id="106" w:author="Jaeger, Florian" w:date="2025-05-08T16:49:00Z" w16du:dateUtc="2025-05-08T20:49:00Z"/>
+          <w:rFonts w:ascii="Times New Roman" w:hAnsi="Times New Roman" w:cs="Times New Roman"/>
+          <w:sz w:val="24"/>
+          <w:szCs w:val="24"/>
+        </w:rPr>
+      </w:pPr>
+      <w:ins w:id="107" w:author="Jaeger, Florian" w:date="2025-05-08T16:48:00Z" w16du:dateUtc="2025-05-08T20:48:00Z">
         <w:r>
           <w:rPr>
             <w:rFonts w:ascii="Times New Roman" w:hAnsi="Times New Roman" w:cs="Times New Roman"/>
             <w:sz w:val="24"/>
             <w:szCs w:val="24"/>
             <w:u w:val="single"/>
-            <w:rPrChange w:id="106" w:author="Jaeger, Florian" w:date="2025-05-08T16:48:00Z" w16du:dateUtc="2025-05-08T20:48:00Z">
+            <w:rPrChange w:id="108" w:author="Jaeger, Florian" w:date="2025-05-08T16:48:00Z" w16du:dateUtc="2025-05-08T20:48:00Z">
               <w:rPr>
                 <w:rFonts w:ascii="Times New Roman" w:hAnsi="Times New Roman" w:cs="Times New Roman"/>
                 <w:sz w:val="24"/>
@@ -1284,7 +1362,7 @@
           <w:t xml:space="preserve"> now contain all the information requested by reviewers (moved there from the supplementary information).</w:t>
         </w:r>
       </w:ins>
-      <w:ins w:id="107" w:author="Jaeger, Florian" w:date="2025-05-08T16:49:00Z" w16du:dateUtc="2025-05-08T20:49:00Z">
+      <w:ins w:id="109" w:author="Jaeger, Florian" w:date="2025-05-08T16:49:00Z" w16du:dateUtc="2025-05-08T20:49:00Z">
         <w:r>
           <w:rPr>
             <w:rFonts w:ascii="Times New Roman" w:hAnsi="Times New Roman" w:cs="Times New Roman"/>
@@ -1312,41 +1390,23 @@
         </w:numPr>
         <w:spacing w:after="0" w:line="240" w:lineRule="auto"/>
         <w:rPr>
-          <w:ins w:id="108" w:author="Jaeger, Florian" w:date="2025-05-08T16:28:00Z" w16du:dateUtc="2025-05-08T20:28:00Z"/>
-          <w:rFonts w:ascii="Times New Roman" w:hAnsi="Times New Roman" w:cs="Times New Roman"/>
-          <w:sz w:val="24"/>
-          <w:szCs w:val="24"/>
-          <w:rPrChange w:id="109" w:author="Jaeger, Florian" w:date="2025-05-08T16:52:00Z" w16du:dateUtc="2025-05-08T20:52:00Z">
+          <w:ins w:id="110" w:author="Jaeger, Florian" w:date="2025-05-08T16:28:00Z" w16du:dateUtc="2025-05-08T20:28:00Z"/>
+          <w:rFonts w:ascii="Times New Roman" w:hAnsi="Times New Roman" w:cs="Times New Roman"/>
+          <w:sz w:val="24"/>
+          <w:szCs w:val="24"/>
+          <w:rPrChange w:id="111" w:author="Jaeger, Florian" w:date="2025-05-08T16:52:00Z" w16du:dateUtc="2025-05-08T20:52:00Z">
             <w:rPr>
-              <w:ins w:id="110" w:author="Jaeger, Florian" w:date="2025-05-08T16:28:00Z" w16du:dateUtc="2025-05-08T20:28:00Z"/>
+              <w:ins w:id="112" w:author="Jaeger, Florian" w:date="2025-05-08T16:28:00Z" w16du:dateUtc="2025-05-08T20:28:00Z"/>
             </w:rPr>
           </w:rPrChange>
         </w:rPr>
-        <w:pPrChange w:id="111" w:author="Jaeger, Florian" w:date="2025-05-08T16:52:00Z" w16du:dateUtc="2025-05-08T20:52:00Z">
+        <w:pPrChange w:id="113" w:author="Jaeger, Florian" w:date="2025-05-08T16:52:00Z" w16du:dateUtc="2025-05-08T20:52:00Z">
           <w:pPr>
             <w:spacing w:after="0" w:line="240" w:lineRule="auto"/>
           </w:pPr>
         </w:pPrChange>
       </w:pPr>
-      <w:ins w:id="112" w:author="Jaeger, Florian" w:date="2025-05-08T16:49:00Z" w16du:dateUtc="2025-05-08T20:49:00Z">
-        <w:r>
-          <w:rPr>
-            <w:rFonts w:ascii="Times New Roman" w:hAnsi="Times New Roman" w:cs="Times New Roman"/>
-            <w:sz w:val="24"/>
-            <w:szCs w:val="24"/>
-            <w:u w:val="single"/>
-            <w:rPrChange w:id="113" w:author="Jaeger, Florian" w:date="2025-05-08T16:52:00Z" w16du:dateUtc="2025-05-08T20:52:00Z">
-              <w:rPr>
-                <w:rFonts w:ascii="Times New Roman" w:hAnsi="Times New Roman" w:cs="Times New Roman"/>
-                <w:sz w:val="24"/>
-                <w:szCs w:val="24"/>
-              </w:rPr>
-            </w:rPrChange>
-          </w:rPr>
-          <w:t>T</w:t>
-        </w:r>
-      </w:ins>
-      <w:ins w:id="114" w:author="Jaeger, Florian" w:date="2025-05-08T16:50:00Z" w16du:dateUtc="2025-05-08T20:50:00Z">
+      <w:ins w:id="114" w:author="Jaeger, Florian" w:date="2025-05-08T16:49:00Z" w16du:dateUtc="2025-05-08T20:49:00Z">
         <w:r>
           <w:rPr>
             <w:rFonts w:ascii="Times New Roman" w:hAnsi="Times New Roman" w:cs="Times New Roman"/>
@@ -1361,6 +1421,24 @@
               </w:rPr>
             </w:rPrChange>
           </w:rPr>
+          <w:t>T</w:t>
+        </w:r>
+      </w:ins>
+      <w:ins w:id="116" w:author="Jaeger, Florian" w:date="2025-05-08T16:50:00Z" w16du:dateUtc="2025-05-08T20:50:00Z">
+        <w:r>
+          <w:rPr>
+            <w:rFonts w:ascii="Times New Roman" w:hAnsi="Times New Roman" w:cs="Times New Roman"/>
+            <w:sz w:val="24"/>
+            <w:szCs w:val="24"/>
+            <w:u w:val="single"/>
+            <w:rPrChange w:id="117" w:author="Jaeger, Florian" w:date="2025-05-08T16:52:00Z" w16du:dateUtc="2025-05-08T20:52:00Z">
+              <w:rPr>
+                <w:rFonts w:ascii="Times New Roman" w:hAnsi="Times New Roman" w:cs="Times New Roman"/>
+                <w:sz w:val="24"/>
+                <w:szCs w:val="24"/>
+              </w:rPr>
+            </w:rPrChange>
+          </w:rPr>
           <w:t>he revised discussion of Study 2</w:t>
         </w:r>
         <w:r>
@@ -1372,7 +1450,7 @@
           <w:t xml:space="preserve"> now transparently acknowledges the concern raised by Reviewer 1. </w:t>
         </w:r>
       </w:ins>
-      <w:ins w:id="116" w:author="Jaeger, Florian" w:date="2025-05-08T16:51:00Z" w16du:dateUtc="2025-05-08T20:51:00Z">
+      <w:ins w:id="118" w:author="Jaeger, Florian" w:date="2025-05-08T16:51:00Z" w16du:dateUtc="2025-05-08T20:51:00Z">
         <w:r>
           <w:rPr>
             <w:rFonts w:ascii="Times New Roman" w:hAnsi="Times New Roman" w:cs="Times New Roman"/>
@@ -1382,7 +1460,7 @@
           <w:t>In that context, w</w:t>
         </w:r>
       </w:ins>
-      <w:ins w:id="117" w:author="Jaeger, Florian" w:date="2025-05-08T16:50:00Z" w16du:dateUtc="2025-05-08T20:50:00Z">
+      <w:ins w:id="119" w:author="Jaeger, Florian" w:date="2025-05-08T16:50:00Z" w16du:dateUtc="2025-05-08T20:50:00Z">
         <w:r>
           <w:rPr>
             <w:rFonts w:ascii="Times New Roman" w:hAnsi="Times New Roman" w:cs="Times New Roman"/>
@@ -1392,7 +1470,7 @@
           <w:t xml:space="preserve">e </w:t>
         </w:r>
       </w:ins>
-      <w:ins w:id="118" w:author="Jaeger, Florian" w:date="2025-05-08T16:51:00Z" w16du:dateUtc="2025-05-08T20:51:00Z">
+      <w:ins w:id="120" w:author="Jaeger, Florian" w:date="2025-05-08T16:51:00Z" w16du:dateUtc="2025-05-08T20:51:00Z">
         <w:r>
           <w:rPr>
             <w:rFonts w:ascii="Times New Roman" w:hAnsi="Times New Roman" w:cs="Times New Roman"/>
@@ -1418,7 +1496,7 @@
           <w:t xml:space="preserve"> </w:t>
         </w:r>
       </w:ins>
-      <w:ins w:id="119" w:author="Jaeger, Florian" w:date="2025-05-08T16:50:00Z" w16du:dateUtc="2025-05-08T20:50:00Z">
+      <w:ins w:id="121" w:author="Jaeger, Florian" w:date="2025-05-08T16:50:00Z" w16du:dateUtc="2025-05-08T20:50:00Z">
         <w:r>
           <w:rPr>
             <w:rFonts w:ascii="Times New Roman" w:hAnsi="Times New Roman" w:cs="Times New Roman"/>
@@ -1428,7 +1506,7 @@
           <w:t>Study 2b</w:t>
         </w:r>
       </w:ins>
-      <w:ins w:id="120" w:author="Jaeger, Florian" w:date="2025-05-08T16:51:00Z" w16du:dateUtc="2025-05-08T20:51:00Z">
+      <w:ins w:id="122" w:author="Jaeger, Florian" w:date="2025-05-08T16:51:00Z" w16du:dateUtc="2025-05-08T20:51:00Z">
         <w:r>
           <w:rPr>
             <w:rFonts w:ascii="Times New Roman" w:hAnsi="Times New Roman" w:cs="Times New Roman"/>
@@ -1446,7 +1524,7 @@
           <w:t>described in detail in the SI)</w:t>
         </w:r>
       </w:ins>
-      <w:ins w:id="121" w:author="Jaeger, Florian" w:date="2025-05-08T16:50:00Z" w16du:dateUtc="2025-05-08T20:50:00Z">
+      <w:ins w:id="123" w:author="Jaeger, Florian" w:date="2025-05-08T16:50:00Z" w16du:dateUtc="2025-05-08T20:50:00Z">
         <w:r>
           <w:rPr>
             <w:rFonts w:ascii="Times New Roman" w:hAnsi="Times New Roman" w:cs="Times New Roman"/>
@@ -1456,7 +1534,7 @@
           <w:t xml:space="preserve">, </w:t>
         </w:r>
       </w:ins>
-      <w:ins w:id="122" w:author="Jaeger, Florian" w:date="2025-05-08T16:51:00Z" w16du:dateUtc="2025-05-08T20:51:00Z">
+      <w:ins w:id="124" w:author="Jaeger, Florian" w:date="2025-05-08T16:51:00Z" w16du:dateUtc="2025-05-08T20:51:00Z">
         <w:r>
           <w:rPr>
             <w:rFonts w:ascii="Times New Roman" w:hAnsi="Times New Roman" w:cs="Times New Roman"/>
@@ -1466,7 +1544,7 @@
           <w:t>and how it speak</w:t>
         </w:r>
       </w:ins>
-      <w:ins w:id="123" w:author="Jaeger, Florian" w:date="2025-05-08T16:52:00Z" w16du:dateUtc="2025-05-08T20:52:00Z">
+      <w:ins w:id="125" w:author="Jaeger, Florian" w:date="2025-05-08T16:52:00Z" w16du:dateUtc="2025-05-08T20:52:00Z">
         <w:r>
           <w:rPr>
             <w:rFonts w:ascii="Times New Roman" w:hAnsi="Times New Roman" w:cs="Times New Roman"/>
@@ -1476,7 +1554,7 @@
           <w:t>s to—but does not fully remove—that concern.</w:t>
         </w:r>
       </w:ins>
-      <w:ins w:id="124" w:author="Jaeger, Florian" w:date="2025-05-08T16:53:00Z" w16du:dateUtc="2025-05-08T20:53:00Z">
+      <w:ins w:id="126" w:author="Jaeger, Florian" w:date="2025-05-08T16:53:00Z" w16du:dateUtc="2025-05-08T20:53:00Z">
         <w:r>
           <w:rPr>
             <w:rFonts w:ascii="Times New Roman" w:hAnsi="Times New Roman" w:cs="Times New Roman"/>
@@ -1491,28 +1569,6 @@
       <w:pPr>
         <w:spacing w:after="0" w:line="240" w:lineRule="auto"/>
         <w:rPr>
-          <w:del w:id="125" w:author="Jaeger, Florian" w:date="2025-05-08T16:27:00Z" w16du:dateUtc="2025-05-08T20:27:00Z"/>
-          <w:rFonts w:ascii="Times New Roman" w:hAnsi="Times New Roman" w:cs="Times New Roman"/>
-          <w:sz w:val="24"/>
-          <w:szCs w:val="24"/>
-        </w:rPr>
-      </w:pPr>
-    </w:p>
-    <w:p>
-      <w:pPr>
-        <w:spacing w:after="0" w:line="240" w:lineRule="auto"/>
-        <w:rPr>
-          <w:ins w:id="126" w:author="Jaeger, Florian" w:date="2025-05-08T16:53:00Z" w16du:dateUtc="2025-05-08T20:53:00Z"/>
-          <w:rFonts w:ascii="Times New Roman" w:hAnsi="Times New Roman" w:cs="Times New Roman"/>
-          <w:sz w:val="24"/>
-          <w:szCs w:val="24"/>
-        </w:rPr>
-      </w:pPr>
-    </w:p>
-    <w:p>
-      <w:pPr>
-        <w:spacing w:after="0" w:line="240" w:lineRule="auto"/>
-        <w:rPr>
           <w:del w:id="127" w:author="Jaeger, Florian" w:date="2025-05-08T16:27:00Z" w16du:dateUtc="2025-05-08T20:27:00Z"/>
           <w:rFonts w:ascii="Times New Roman" w:hAnsi="Times New Roman" w:cs="Times New Roman"/>
           <w:sz w:val="24"/>
@@ -1524,12 +1580,34 @@
       <w:pPr>
         <w:spacing w:after="0" w:line="240" w:lineRule="auto"/>
         <w:rPr>
-          <w:rFonts w:ascii="Times New Roman" w:hAnsi="Times New Roman" w:cs="Times New Roman"/>
-          <w:sz w:val="24"/>
-          <w:szCs w:val="24"/>
-        </w:rPr>
-      </w:pPr>
-      <w:del w:id="128" w:author="Jaeger, Florian" w:date="2025-05-08T16:53:00Z" w16du:dateUtc="2025-05-08T20:53:00Z">
+          <w:ins w:id="128" w:author="Jaeger, Florian" w:date="2025-05-08T16:53:00Z" w16du:dateUtc="2025-05-08T20:53:00Z"/>
+          <w:rFonts w:ascii="Times New Roman" w:hAnsi="Times New Roman" w:cs="Times New Roman"/>
+          <w:sz w:val="24"/>
+          <w:szCs w:val="24"/>
+        </w:rPr>
+      </w:pPr>
+    </w:p>
+    <w:p>
+      <w:pPr>
+        <w:spacing w:after="0" w:line="240" w:lineRule="auto"/>
+        <w:rPr>
+          <w:del w:id="129" w:author="Jaeger, Florian" w:date="2025-05-08T16:27:00Z" w16du:dateUtc="2025-05-08T20:27:00Z"/>
+          <w:rFonts w:ascii="Times New Roman" w:hAnsi="Times New Roman" w:cs="Times New Roman"/>
+          <w:sz w:val="24"/>
+          <w:szCs w:val="24"/>
+        </w:rPr>
+      </w:pPr>
+    </w:p>
+    <w:p>
+      <w:pPr>
+        <w:spacing w:after="0" w:line="240" w:lineRule="auto"/>
+        <w:rPr>
+          <w:rFonts w:ascii="Times New Roman" w:hAnsi="Times New Roman" w:cs="Times New Roman"/>
+          <w:sz w:val="24"/>
+          <w:szCs w:val="24"/>
+        </w:rPr>
+      </w:pPr>
+      <w:del w:id="130" w:author="Jaeger, Florian" w:date="2025-05-08T16:53:00Z" w16du:dateUtc="2025-05-08T20:53:00Z">
         <w:r>
           <w:rPr>
             <w:rFonts w:ascii="Times New Roman" w:hAnsi="Times New Roman" w:cs="Times New Roman"/>
@@ -1584,24 +1662,24 @@
       <w:pPr>
         <w:spacing w:after="0" w:line="240" w:lineRule="auto"/>
         <w:rPr>
-          <w:del w:id="129" w:author="Jaeger, Florian" w:date="2025-05-08T16:27:00Z" w16du:dateUtc="2025-05-08T20:27:00Z"/>
-          <w:rFonts w:ascii="Times New Roman" w:hAnsi="Times New Roman" w:cs="Times New Roman"/>
-          <w:sz w:val="24"/>
-          <w:szCs w:val="24"/>
-        </w:rPr>
-      </w:pPr>
-    </w:p>
-    <w:p>
-      <w:pPr>
-        <w:spacing w:after="0" w:line="240" w:lineRule="auto"/>
-        <w:rPr>
-          <w:del w:id="130" w:author="Jaeger, Florian" w:date="2025-05-08T16:27:00Z" w16du:dateUtc="2025-05-08T20:27:00Z"/>
-          <w:rFonts w:ascii="Times New Roman" w:hAnsi="Times New Roman" w:cs="Times New Roman"/>
-          <w:sz w:val="24"/>
-          <w:szCs w:val="24"/>
-        </w:rPr>
-      </w:pPr>
-      <w:del w:id="131" w:author="Jaeger, Florian" w:date="2025-05-08T16:27:00Z" w16du:dateUtc="2025-05-08T20:27:00Z">
+          <w:del w:id="131" w:author="Jaeger, Florian" w:date="2025-05-08T16:27:00Z" w16du:dateUtc="2025-05-08T20:27:00Z"/>
+          <w:rFonts w:ascii="Times New Roman" w:hAnsi="Times New Roman" w:cs="Times New Roman"/>
+          <w:sz w:val="24"/>
+          <w:szCs w:val="24"/>
+        </w:rPr>
+      </w:pPr>
+    </w:p>
+    <w:p>
+      <w:pPr>
+        <w:spacing w:after="0" w:line="240" w:lineRule="auto"/>
+        <w:rPr>
+          <w:del w:id="132" w:author="Jaeger, Florian" w:date="2025-05-08T16:27:00Z" w16du:dateUtc="2025-05-08T20:27:00Z"/>
+          <w:rFonts w:ascii="Times New Roman" w:hAnsi="Times New Roman" w:cs="Times New Roman"/>
+          <w:sz w:val="24"/>
+          <w:szCs w:val="24"/>
+        </w:rPr>
+      </w:pPr>
+      <w:del w:id="133" w:author="Jaeger, Florian" w:date="2025-05-08T16:27:00Z" w16du:dateUtc="2025-05-08T20:27:00Z">
         <w:r>
           <w:rPr>
             <w:rFonts w:ascii="Times New Roman" w:hAnsi="Times New Roman" w:cs="Times New Roman"/>
@@ -1713,32 +1791,62 @@
           <w:szCs w:val="24"/>
         </w:rPr>
       </w:pPr>
-      <w:r>
-        <w:rPr>
-          <w:rFonts w:ascii="Times New Roman" w:hAnsi="Times New Roman" w:cs="Times New Roman"/>
-          <w:sz w:val="24"/>
-          <w:szCs w:val="24"/>
-        </w:rPr>
-        <w:t>Menghan Yang</w:t>
-      </w:r>
-    </w:p>
-    <w:p>
-      <w:pPr>
-        <w:spacing w:after="0" w:line="240" w:lineRule="auto"/>
-        <w:rPr>
-          <w:rFonts w:ascii="Times New Roman" w:hAnsi="Times New Roman" w:cs="Times New Roman"/>
-          <w:sz w:val="24"/>
-          <w:szCs w:val="24"/>
-        </w:rPr>
-      </w:pPr>
-      <w:r>
-        <w:rPr>
-          <w:rFonts w:ascii="Times New Roman" w:hAnsi="Times New Roman" w:cs="Times New Roman"/>
-          <w:sz w:val="24"/>
-          <w:szCs w:val="24"/>
-        </w:rPr>
-        <w:t>Gevher Karboga</w:t>
-      </w:r>
+      <w:proofErr w:type="spellStart"/>
+      <w:r>
+        <w:rPr>
+          <w:rFonts w:ascii="Times New Roman" w:hAnsi="Times New Roman" w:cs="Times New Roman"/>
+          <w:sz w:val="24"/>
+          <w:szCs w:val="24"/>
+        </w:rPr>
+        <w:t>Menghan</w:t>
+      </w:r>
+      <w:proofErr w:type="spellEnd"/>
+      <w:r>
+        <w:rPr>
+          <w:rFonts w:ascii="Times New Roman" w:hAnsi="Times New Roman" w:cs="Times New Roman"/>
+          <w:sz w:val="24"/>
+          <w:szCs w:val="24"/>
+        </w:rPr>
+        <w:t xml:space="preserve"> Yang</w:t>
+      </w:r>
+    </w:p>
+    <w:p>
+      <w:pPr>
+        <w:spacing w:after="0" w:line="240" w:lineRule="auto"/>
+        <w:rPr>
+          <w:rFonts w:ascii="Times New Roman" w:hAnsi="Times New Roman" w:cs="Times New Roman"/>
+          <w:sz w:val="24"/>
+          <w:szCs w:val="24"/>
+        </w:rPr>
+      </w:pPr>
+      <w:proofErr w:type="spellStart"/>
+      <w:r>
+        <w:rPr>
+          <w:rFonts w:ascii="Times New Roman" w:hAnsi="Times New Roman" w:cs="Times New Roman"/>
+          <w:sz w:val="24"/>
+          <w:szCs w:val="24"/>
+        </w:rPr>
+        <w:t>Gevher</w:t>
+      </w:r>
+      <w:proofErr w:type="spellEnd"/>
+      <w:r>
+        <w:rPr>
+          <w:rFonts w:ascii="Times New Roman" w:hAnsi="Times New Roman" w:cs="Times New Roman"/>
+          <w:sz w:val="24"/>
+          <w:szCs w:val="24"/>
+        </w:rPr>
+        <w:t xml:space="preserve"> </w:t>
+      </w:r>
+      <w:proofErr w:type="spellStart"/>
+      <w:r>
+        <w:rPr>
+          <w:rFonts w:ascii="Times New Roman" w:hAnsi="Times New Roman" w:cs="Times New Roman"/>
+          <w:sz w:val="24"/>
+          <w:szCs w:val="24"/>
+        </w:rPr>
+        <w:t>Karboga</w:t>
+      </w:r>
+      <w:proofErr w:type="spellEnd"/>
     </w:p>
     <w:p>
       <w:pPr>
@@ -1795,13 +1903,13 @@
       <w:pPr>
         <w:spacing w:after="0" w:line="240" w:lineRule="auto"/>
         <w:rPr>
-          <w:del w:id="132" w:author="Jaeger, Florian" w:date="2025-05-08T16:28:00Z" w16du:dateUtc="2025-05-08T20:28:00Z"/>
-          <w:rFonts w:ascii="Times New Roman" w:hAnsi="Times New Roman" w:cs="Times New Roman"/>
-          <w:sz w:val="24"/>
-          <w:szCs w:val="24"/>
-        </w:rPr>
-      </w:pPr>
-      <w:del w:id="133" w:author="Jaeger, Florian" w:date="2025-05-08T16:28:00Z" w16du:dateUtc="2025-05-08T20:28:00Z">
+          <w:del w:id="134" w:author="Jaeger, Florian" w:date="2025-05-08T16:28:00Z" w16du:dateUtc="2025-05-08T20:28:00Z"/>
+          <w:rFonts w:ascii="Times New Roman" w:hAnsi="Times New Roman" w:cs="Times New Roman"/>
+          <w:sz w:val="24"/>
+          <w:szCs w:val="24"/>
+        </w:rPr>
+      </w:pPr>
+      <w:del w:id="135" w:author="Jaeger, Florian" w:date="2025-05-08T16:28:00Z" w16du:dateUtc="2025-05-08T20:28:00Z">
         <w:r>
           <w:rPr>
             <w:rFonts w:ascii="Times New Roman" w:hAnsi="Times New Roman" w:cs="Times New Roman"/>
@@ -1820,7 +1928,7 @@
       <w:pPr>
         <w:spacing w:after="0" w:line="240" w:lineRule="auto"/>
         <w:rPr>
-          <w:del w:id="134" w:author="Jaeger, Florian" w:date="2025-05-08T16:28:00Z" w16du:dateUtc="2025-05-08T20:28:00Z"/>
+          <w:del w:id="136" w:author="Jaeger, Florian" w:date="2025-05-08T16:28:00Z" w16du:dateUtc="2025-05-08T20:28:00Z"/>
           <w:rFonts w:ascii="Times New Roman" w:hAnsi="Times New Roman" w:cs="Times New Roman"/>
           <w:sz w:val="24"/>
           <w:szCs w:val="24"/>
@@ -1837,12 +1945,12 @@
         </w:pBdr>
         <w:spacing w:after="0" w:line="240" w:lineRule="auto"/>
         <w:rPr>
-          <w:del w:id="135" w:author="Jaeger, Florian" w:date="2025-05-08T16:28:00Z" w16du:dateUtc="2025-05-08T20:28:00Z"/>
-          <w:rFonts w:ascii="Times New Roman" w:hAnsi="Times New Roman" w:cs="Times New Roman"/>
-          <w:sz w:val="24"/>
-          <w:szCs w:val="24"/>
-        </w:rPr>
-        <w:pPrChange w:id="136" w:author="Jaeger, Florian" w:date="2025-05-08T16:27:00Z" w16du:dateUtc="2025-05-08T20:27:00Z">
+          <w:del w:id="137" w:author="Jaeger, Florian" w:date="2025-05-08T16:28:00Z" w16du:dateUtc="2025-05-08T20:28:00Z"/>
+          <w:rFonts w:ascii="Times New Roman" w:hAnsi="Times New Roman" w:cs="Times New Roman"/>
+          <w:sz w:val="24"/>
+          <w:szCs w:val="24"/>
+        </w:rPr>
+        <w:pPrChange w:id="138" w:author="Jaeger, Florian" w:date="2025-05-08T16:27:00Z" w16du:dateUtc="2025-05-08T20:27:00Z">
           <w:pPr>
             <w:pBdr>
               <w:top w:val="single" w:sz="4" w:space="1" w:color="auto"/>
@@ -1854,7 +1962,7 @@
           </w:pPr>
         </w:pPrChange>
       </w:pPr>
-      <w:del w:id="137" w:author="Jaeger, Florian" w:date="2025-05-08T16:28:00Z" w16du:dateUtc="2025-05-08T20:28:00Z">
+      <w:del w:id="139" w:author="Jaeger, Florian" w:date="2025-05-08T16:28:00Z" w16du:dateUtc="2025-05-08T20:28:00Z">
         <w:r>
           <w:rPr>
             <w:rFonts w:ascii="Times New Roman" w:hAnsi="Times New Roman" w:cs="Times New Roman"/>
@@ -1877,24 +1985,24 @@
       <w:pPr>
         <w:spacing w:after="0" w:line="240" w:lineRule="auto"/>
         <w:rPr>
-          <w:del w:id="138" w:author="Jaeger, Florian" w:date="2025-05-08T16:28:00Z" w16du:dateUtc="2025-05-08T20:28:00Z"/>
-          <w:rFonts w:ascii="Times New Roman" w:hAnsi="Times New Roman" w:cs="Times New Roman"/>
-          <w:sz w:val="24"/>
-          <w:szCs w:val="24"/>
-        </w:rPr>
-      </w:pPr>
-    </w:p>
-    <w:p>
-      <w:pPr>
-        <w:spacing w:after="0" w:line="240" w:lineRule="auto"/>
-        <w:rPr>
-          <w:del w:id="139" w:author="Jaeger, Florian" w:date="2025-05-08T16:28:00Z" w16du:dateUtc="2025-05-08T20:28:00Z"/>
-          <w:rFonts w:ascii="Times New Roman" w:hAnsi="Times New Roman" w:cs="Times New Roman"/>
-          <w:sz w:val="24"/>
-          <w:szCs w:val="24"/>
-        </w:rPr>
-      </w:pPr>
-      <w:del w:id="140" w:author="Jaeger, Florian" w:date="2025-05-08T16:28:00Z" w16du:dateUtc="2025-05-08T20:28:00Z">
+          <w:del w:id="140" w:author="Jaeger, Florian" w:date="2025-05-08T16:28:00Z" w16du:dateUtc="2025-05-08T20:28:00Z"/>
+          <w:rFonts w:ascii="Times New Roman" w:hAnsi="Times New Roman" w:cs="Times New Roman"/>
+          <w:sz w:val="24"/>
+          <w:szCs w:val="24"/>
+        </w:rPr>
+      </w:pPr>
+    </w:p>
+    <w:p>
+      <w:pPr>
+        <w:spacing w:after="0" w:line="240" w:lineRule="auto"/>
+        <w:rPr>
+          <w:del w:id="141" w:author="Jaeger, Florian" w:date="2025-05-08T16:28:00Z" w16du:dateUtc="2025-05-08T20:28:00Z"/>
+          <w:rFonts w:ascii="Times New Roman" w:hAnsi="Times New Roman" w:cs="Times New Roman"/>
+          <w:sz w:val="24"/>
+          <w:szCs w:val="24"/>
+        </w:rPr>
+      </w:pPr>
+      <w:del w:id="142" w:author="Jaeger, Florian" w:date="2025-05-08T16:28:00Z" w16du:dateUtc="2025-05-08T20:28:00Z">
         <w:r>
           <w:rPr>
             <w:rFonts w:ascii="Times New Roman" w:hAnsi="Times New Roman" w:cs="Times New Roman"/>
@@ -1909,7 +2017,7 @@
       <w:pPr>
         <w:spacing w:after="0" w:line="240" w:lineRule="auto"/>
         <w:rPr>
-          <w:del w:id="141" w:author="Jaeger, Florian" w:date="2025-05-08T16:28:00Z" w16du:dateUtc="2025-05-08T20:28:00Z"/>
+          <w:del w:id="143" w:author="Jaeger, Florian" w:date="2025-05-08T16:28:00Z" w16du:dateUtc="2025-05-08T20:28:00Z"/>
           <w:rFonts w:ascii="Times New Roman" w:hAnsi="Times New Roman" w:cs="Times New Roman"/>
           <w:sz w:val="24"/>
           <w:szCs w:val="24"/>
@@ -1926,13 +2034,13 @@
         </w:pBdr>
         <w:spacing w:after="0" w:line="240" w:lineRule="auto"/>
         <w:rPr>
-          <w:del w:id="142" w:author="Jaeger, Florian" w:date="2025-05-08T16:28:00Z" w16du:dateUtc="2025-05-08T20:28:00Z"/>
-          <w:rFonts w:ascii="Times New Roman" w:hAnsi="Times New Roman" w:cs="Times New Roman"/>
-          <w:sz w:val="24"/>
-          <w:szCs w:val="24"/>
-        </w:rPr>
-      </w:pPr>
-      <w:del w:id="143" w:author="Jaeger, Florian" w:date="2025-05-08T16:28:00Z" w16du:dateUtc="2025-05-08T20:28:00Z">
+          <w:del w:id="144" w:author="Jaeger, Florian" w:date="2025-05-08T16:28:00Z" w16du:dateUtc="2025-05-08T20:28:00Z"/>
+          <w:rFonts w:ascii="Times New Roman" w:hAnsi="Times New Roman" w:cs="Times New Roman"/>
+          <w:sz w:val="24"/>
+          <w:szCs w:val="24"/>
+        </w:rPr>
+      </w:pPr>
+      <w:del w:id="145" w:author="Jaeger, Florian" w:date="2025-05-08T16:28:00Z" w16du:dateUtc="2025-05-08T20:28:00Z">
         <w:r>
           <w:rPr>
             <w:rFonts w:ascii="Times New Roman" w:hAnsi="Times New Roman" w:cs="Times New Roman"/>
@@ -1947,24 +2055,24 @@
       <w:pPr>
         <w:spacing w:after="0" w:line="240" w:lineRule="auto"/>
         <w:rPr>
-          <w:del w:id="144" w:author="Jaeger, Florian" w:date="2025-05-08T16:28:00Z" w16du:dateUtc="2025-05-08T20:28:00Z"/>
-          <w:rFonts w:ascii="Times New Roman" w:hAnsi="Times New Roman" w:cs="Times New Roman"/>
-          <w:sz w:val="24"/>
-          <w:szCs w:val="24"/>
-        </w:rPr>
-      </w:pPr>
-    </w:p>
-    <w:p>
-      <w:pPr>
-        <w:spacing w:after="0" w:line="240" w:lineRule="auto"/>
-        <w:rPr>
-          <w:del w:id="145" w:author="Jaeger, Florian" w:date="2025-05-08T16:28:00Z" w16du:dateUtc="2025-05-08T20:28:00Z"/>
-          <w:rFonts w:ascii="Times New Roman" w:hAnsi="Times New Roman" w:cs="Times New Roman"/>
-          <w:sz w:val="24"/>
-          <w:szCs w:val="24"/>
-        </w:rPr>
-      </w:pPr>
-      <w:del w:id="146" w:author="Jaeger, Florian" w:date="2025-05-08T16:28:00Z" w16du:dateUtc="2025-05-08T20:28:00Z">
+          <w:del w:id="146" w:author="Jaeger, Florian" w:date="2025-05-08T16:28:00Z" w16du:dateUtc="2025-05-08T20:28:00Z"/>
+          <w:rFonts w:ascii="Times New Roman" w:hAnsi="Times New Roman" w:cs="Times New Roman"/>
+          <w:sz w:val="24"/>
+          <w:szCs w:val="24"/>
+        </w:rPr>
+      </w:pPr>
+    </w:p>
+    <w:p>
+      <w:pPr>
+        <w:spacing w:after="0" w:line="240" w:lineRule="auto"/>
+        <w:rPr>
+          <w:del w:id="147" w:author="Jaeger, Florian" w:date="2025-05-08T16:28:00Z" w16du:dateUtc="2025-05-08T20:28:00Z"/>
+          <w:rFonts w:ascii="Times New Roman" w:hAnsi="Times New Roman" w:cs="Times New Roman"/>
+          <w:sz w:val="24"/>
+          <w:szCs w:val="24"/>
+        </w:rPr>
+      </w:pPr>
+      <w:del w:id="148" w:author="Jaeger, Florian" w:date="2025-05-08T16:28:00Z" w16du:dateUtc="2025-05-08T20:28:00Z">
         <w:r>
           <w:rPr>
             <w:rFonts w:ascii="Times New Roman" w:hAnsi="Times New Roman" w:cs="Times New Roman"/>
@@ -1979,7 +2087,7 @@
       <w:pPr>
         <w:spacing w:after="0" w:line="240" w:lineRule="auto"/>
         <w:rPr>
-          <w:del w:id="147" w:author="Jaeger, Florian" w:date="2025-05-08T16:28:00Z" w16du:dateUtc="2025-05-08T20:28:00Z"/>
+          <w:del w:id="149" w:author="Jaeger, Florian" w:date="2025-05-08T16:28:00Z" w16du:dateUtc="2025-05-08T20:28:00Z"/>
           <w:rFonts w:ascii="Times New Roman" w:hAnsi="Times New Roman" w:cs="Times New Roman"/>
           <w:sz w:val="24"/>
           <w:szCs w:val="24"/>
@@ -1996,13 +2104,13 @@
         </w:pBdr>
         <w:spacing w:after="0" w:line="240" w:lineRule="auto"/>
         <w:rPr>
-          <w:del w:id="148" w:author="Jaeger, Florian" w:date="2025-05-08T16:28:00Z" w16du:dateUtc="2025-05-08T20:28:00Z"/>
-          <w:rFonts w:ascii="Times New Roman" w:hAnsi="Times New Roman" w:cs="Times New Roman"/>
-          <w:sz w:val="24"/>
-          <w:szCs w:val="24"/>
-        </w:rPr>
-      </w:pPr>
-      <w:del w:id="149" w:author="Jaeger, Florian" w:date="2025-05-08T16:28:00Z" w16du:dateUtc="2025-05-08T20:28:00Z">
+          <w:del w:id="150" w:author="Jaeger, Florian" w:date="2025-05-08T16:28:00Z" w16du:dateUtc="2025-05-08T20:28:00Z"/>
+          <w:rFonts w:ascii="Times New Roman" w:hAnsi="Times New Roman" w:cs="Times New Roman"/>
+          <w:sz w:val="24"/>
+          <w:szCs w:val="24"/>
+        </w:rPr>
+      </w:pPr>
+      <w:del w:id="151" w:author="Jaeger, Florian" w:date="2025-05-08T16:28:00Z" w16du:dateUtc="2025-05-08T20:28:00Z">
         <w:r>
           <w:rPr>
             <w:rFonts w:ascii="Times New Roman" w:hAnsi="Times New Roman" w:cs="Times New Roman"/>
@@ -2026,24 +2134,24 @@
       <w:pPr>
         <w:spacing w:after="0" w:line="240" w:lineRule="auto"/>
         <w:rPr>
-          <w:del w:id="150" w:author="Jaeger, Florian" w:date="2025-05-08T16:28:00Z" w16du:dateUtc="2025-05-08T20:28:00Z"/>
-          <w:rFonts w:ascii="Times New Roman" w:hAnsi="Times New Roman" w:cs="Times New Roman"/>
-          <w:sz w:val="24"/>
-          <w:szCs w:val="24"/>
-        </w:rPr>
-      </w:pPr>
-    </w:p>
-    <w:p>
-      <w:pPr>
-        <w:spacing w:after="0" w:line="240" w:lineRule="auto"/>
-        <w:rPr>
-          <w:del w:id="151" w:author="Jaeger, Florian" w:date="2025-05-08T16:28:00Z" w16du:dateUtc="2025-05-08T20:28:00Z"/>
-          <w:rFonts w:ascii="Times New Roman" w:hAnsi="Times New Roman" w:cs="Times New Roman"/>
-          <w:sz w:val="24"/>
-          <w:szCs w:val="24"/>
-        </w:rPr>
-      </w:pPr>
-      <w:del w:id="152" w:author="Jaeger, Florian" w:date="2025-05-08T16:28:00Z" w16du:dateUtc="2025-05-08T20:28:00Z">
+          <w:del w:id="152" w:author="Jaeger, Florian" w:date="2025-05-08T16:28:00Z" w16du:dateUtc="2025-05-08T20:28:00Z"/>
+          <w:rFonts w:ascii="Times New Roman" w:hAnsi="Times New Roman" w:cs="Times New Roman"/>
+          <w:sz w:val="24"/>
+          <w:szCs w:val="24"/>
+        </w:rPr>
+      </w:pPr>
+    </w:p>
+    <w:p>
+      <w:pPr>
+        <w:spacing w:after="0" w:line="240" w:lineRule="auto"/>
+        <w:rPr>
+          <w:del w:id="153" w:author="Jaeger, Florian" w:date="2025-05-08T16:28:00Z" w16du:dateUtc="2025-05-08T20:28:00Z"/>
+          <w:rFonts w:ascii="Times New Roman" w:hAnsi="Times New Roman" w:cs="Times New Roman"/>
+          <w:sz w:val="24"/>
+          <w:szCs w:val="24"/>
+        </w:rPr>
+      </w:pPr>
+      <w:del w:id="154" w:author="Jaeger, Florian" w:date="2025-05-08T16:28:00Z" w16du:dateUtc="2025-05-08T20:28:00Z">
         <w:r>
           <w:rPr>
             <w:rFonts w:ascii="Times New Roman" w:hAnsi="Times New Roman" w:cs="Times New Roman"/>
@@ -2058,7 +2166,7 @@
       <w:pPr>
         <w:spacing w:after="0" w:line="240" w:lineRule="auto"/>
         <w:rPr>
-          <w:del w:id="153" w:author="Jaeger, Florian" w:date="2025-05-08T16:28:00Z" w16du:dateUtc="2025-05-08T20:28:00Z"/>
+          <w:del w:id="155" w:author="Jaeger, Florian" w:date="2025-05-08T16:28:00Z" w16du:dateUtc="2025-05-08T20:28:00Z"/>
           <w:rFonts w:ascii="Times New Roman" w:hAnsi="Times New Roman" w:cs="Times New Roman"/>
           <w:sz w:val="24"/>
           <w:szCs w:val="24"/>
@@ -2106,13 +2214,13 @@
         </w:pBdr>
         <w:spacing w:after="0" w:line="240" w:lineRule="auto"/>
         <w:rPr>
-          <w:del w:id="154" w:author="Jaeger, Florian" w:date="2025-05-08T16:54:00Z" w16du:dateUtc="2025-05-08T20:54:00Z"/>
-          <w:rFonts w:ascii="Times New Roman" w:hAnsi="Times New Roman" w:cs="Times New Roman"/>
-          <w:sz w:val="24"/>
-          <w:szCs w:val="24"/>
-        </w:rPr>
-      </w:pPr>
-      <w:del w:id="155" w:author="Jaeger, Florian" w:date="2025-05-08T16:54:00Z" w16du:dateUtc="2025-05-08T20:54:00Z">
+          <w:del w:id="156" w:author="Jaeger, Florian" w:date="2025-05-08T16:54:00Z" w16du:dateUtc="2025-05-08T20:54:00Z"/>
+          <w:rFonts w:ascii="Times New Roman" w:hAnsi="Times New Roman" w:cs="Times New Roman"/>
+          <w:sz w:val="24"/>
+          <w:szCs w:val="24"/>
+        </w:rPr>
+      </w:pPr>
+      <w:del w:id="157" w:author="Jaeger, Florian" w:date="2025-05-08T16:54:00Z" w16du:dateUtc="2025-05-08T20:54:00Z">
         <w:r>
           <w:rPr>
             <w:rFonts w:ascii="Times New Roman" w:hAnsi="Times New Roman" w:cs="Times New Roman"/>
@@ -2122,7 +2230,7 @@
           <w:delText>This study aimed at examining whether listeners engage in compensation in audiovisual speech perception when the contextual cues are non-linguistic and presented visually (i.e., seeing a talker with a pen in their mouth). To examine this, the authors presented audiovisual speech stimuli to participants and tested their perception using a 2AFC task. The results suggest that listeners 'explain away' (part of) the pen-in-mouth effect, at least when the visual information is not blocked.</w:delText>
         </w:r>
       </w:del>
-      <w:ins w:id="156" w:author="Jaeger, Florian" w:date="2025-05-08T16:54:00Z" w16du:dateUtc="2025-05-08T20:54:00Z">
+      <w:ins w:id="158" w:author="Jaeger, Florian" w:date="2025-05-08T16:54:00Z" w16du:dateUtc="2025-05-08T20:54:00Z">
         <w:r>
           <w:rPr>
             <w:rFonts w:ascii="Times New Roman" w:hAnsi="Times New Roman" w:cs="Times New Roman"/>
@@ -2164,7 +2272,7 @@
         </w:rPr>
         <w:br/>
       </w:r>
-      <w:ins w:id="157" w:author="Jaeger, Florian" w:date="2025-05-08T16:54:00Z" w16du:dateUtc="2025-05-08T20:54:00Z">
+      <w:ins w:id="159" w:author="Jaeger, Florian" w:date="2025-05-08T16:54:00Z" w16du:dateUtc="2025-05-08T20:54:00Z">
         <w:r>
           <w:rPr>
             <w:rFonts w:ascii="Times New Roman" w:hAnsi="Times New Roman" w:cs="Times New Roman"/>
@@ -2250,20 +2358,38 @@
           <w:sz w:val="24"/>
           <w:szCs w:val="24"/>
         </w:rPr>
-        <w:t>It is not entirely clear to me what exactly is the novelty of this work. As mentioned in the Discussion, the question of how listeners deal with shifted speech input as a function of whether the shift is attributed to idiosyncratic characteristics of the speaker (e.g., accent) versus incidental factors (e.g., pen in mouth) has already been addressed in the past. Kraljic et al (2008) asked this question and found that the effect of interest (perceptual recalibration in that case) goes away when the shift is attributed to incidental factors. Thus, the main conclusion of that study was the same as here: listeners 'explain away' the shift when it can be attributed to an incidental factor. I understand that there are some novel aspects introduced in this work, but they are not sufficiently highlighted/clarified right now. One suggestion would be to first present this work in the Introduction (rather than the Discussion) and explain what the present study adds that is new / different from that work.</w:t>
-      </w:r>
-    </w:p>
-    <w:p>
-      <w:pPr>
-        <w:spacing w:after="0" w:line="240" w:lineRule="auto"/>
-        <w:rPr>
-          <w:del w:id="158" w:author="Jaeger, Florian" w:date="2025-05-08T16:55:00Z" w16du:dateUtc="2025-05-08T20:55:00Z"/>
-          <w:rFonts w:ascii="Times New Roman" w:hAnsi="Times New Roman" w:cs="Times New Roman"/>
-          <w:sz w:val="24"/>
-          <w:szCs w:val="24"/>
-        </w:rPr>
-      </w:pPr>
-      <w:del w:id="159" w:author="Jaeger, Florian" w:date="2025-05-08T16:55:00Z" w16du:dateUtc="2025-05-08T20:55:00Z">
+        <w:t xml:space="preserve">It is not entirely clear to me what exactly is the novelty of this work. As mentioned in the Discussion, the question of how listeners deal with shifted speech input as a function of whether the shift is attributed to idiosyncratic characteristics of the speaker (e.g., accent) versus incidental factors (e.g., pen in mouth) has already been addressed in the past. </w:t>
+      </w:r>
+      <w:proofErr w:type="spellStart"/>
+      <w:r>
+        <w:rPr>
+          <w:rFonts w:ascii="Times New Roman" w:hAnsi="Times New Roman" w:cs="Times New Roman"/>
+          <w:sz w:val="24"/>
+          <w:szCs w:val="24"/>
+        </w:rPr>
+        <w:t>Kraljic</w:t>
+      </w:r>
+      <w:proofErr w:type="spellEnd"/>
+      <w:r>
+        <w:rPr>
+          <w:rFonts w:ascii="Times New Roman" w:hAnsi="Times New Roman" w:cs="Times New Roman"/>
+          <w:sz w:val="24"/>
+          <w:szCs w:val="24"/>
+        </w:rPr>
+        <w:t xml:space="preserve"> et al (2008) asked this question and found that the effect of interest (perceptual recalibration in that case) goes away when the shift is attributed to incidental factors. Thus, the main conclusion of that study was the same as here: listeners 'explain away' the shift when it can be attributed to an incidental factor. I understand that there are some novel aspects introduced in this work, but they are not sufficiently highlighted/clarified right now. One suggestion would be to first present this work in the Introduction (rather than the Discussion) and explain what the present study adds that is new / different from that work.</w:t>
+      </w:r>
+    </w:p>
+    <w:p>
+      <w:pPr>
+        <w:spacing w:after="0" w:line="240" w:lineRule="auto"/>
+        <w:rPr>
+          <w:del w:id="160" w:author="Jaeger, Florian" w:date="2025-05-08T16:55:00Z" w16du:dateUtc="2025-05-08T20:55:00Z"/>
+          <w:rFonts w:ascii="Times New Roman" w:hAnsi="Times New Roman" w:cs="Times New Roman"/>
+          <w:sz w:val="24"/>
+          <w:szCs w:val="24"/>
+        </w:rPr>
+      </w:pPr>
+      <w:del w:id="161" w:author="Jaeger, Florian" w:date="2025-05-08T16:55:00Z" w16du:dateUtc="2025-05-08T20:55:00Z">
         <w:r>
           <w:rPr>
             <w:rFonts w:ascii="Times New Roman" w:hAnsi="Times New Roman" w:cs="Times New Roman"/>
@@ -2286,13 +2412,13 @@
       <w:pPr>
         <w:spacing w:after="0" w:line="240" w:lineRule="auto"/>
         <w:rPr>
-          <w:ins w:id="160" w:author="Jaeger, Florian" w:date="2025-05-08T16:57:00Z" w16du:dateUtc="2025-05-08T20:57:00Z"/>
-          <w:rFonts w:ascii="Times New Roman" w:hAnsi="Times New Roman" w:cs="Times New Roman"/>
-          <w:sz w:val="24"/>
-          <w:szCs w:val="24"/>
-        </w:rPr>
-      </w:pPr>
-      <w:ins w:id="161" w:author="Jaeger, Florian" w:date="2025-05-08T16:55:00Z" w16du:dateUtc="2025-05-08T20:55:00Z">
+          <w:ins w:id="162" w:author="Jaeger, Florian" w:date="2025-05-08T16:57:00Z" w16du:dateUtc="2025-05-08T20:57:00Z"/>
+          <w:rFonts w:ascii="Times New Roman" w:hAnsi="Times New Roman" w:cs="Times New Roman"/>
+          <w:sz w:val="24"/>
+          <w:szCs w:val="24"/>
+        </w:rPr>
+      </w:pPr>
+      <w:ins w:id="163" w:author="Jaeger, Florian" w:date="2025-05-08T16:55:00Z" w16du:dateUtc="2025-05-08T20:55:00Z">
         <w:r>
           <w:rPr>
             <w:rFonts w:ascii="Times New Roman" w:hAnsi="Times New Roman" w:cs="Times New Roman"/>
@@ -2303,7 +2429,7 @@
           <w:t xml:space="preserve">We thank the reviewer for highlighting this point. Indeed, our experiments were </w:t>
         </w:r>
       </w:ins>
-      <w:ins w:id="162" w:author="Jaeger, Florian" w:date="2025-05-08T18:04:00Z" w16du:dateUtc="2025-05-08T22:04:00Z">
+      <w:ins w:id="164" w:author="Jaeger, Florian" w:date="2025-05-08T18:04:00Z" w16du:dateUtc="2025-05-08T22:04:00Z">
         <w:r>
           <w:rPr>
             <w:rFonts w:ascii="Times New Roman" w:hAnsi="Times New Roman" w:cs="Times New Roman"/>
@@ -2313,7 +2439,7 @@
           <w:t>in part</w:t>
         </w:r>
       </w:ins>
-      <w:ins w:id="163" w:author="Jaeger, Florian" w:date="2025-05-08T16:55:00Z" w16du:dateUtc="2025-05-08T20:55:00Z">
+      <w:ins w:id="165" w:author="Jaeger, Florian" w:date="2025-05-08T16:55:00Z" w16du:dateUtc="2025-05-08T20:55:00Z">
         <w:r>
           <w:rPr>
             <w:rFonts w:ascii="Times New Roman" w:hAnsi="Times New Roman" w:cs="Times New Roman"/>
@@ -2323,7 +2449,7 @@
           <w:t xml:space="preserve"> motivated by </w:t>
         </w:r>
       </w:ins>
-      <w:ins w:id="164" w:author="Jaeger, Florian" w:date="2025-05-08T18:03:00Z" w16du:dateUtc="2025-05-08T22:03:00Z">
+      <w:ins w:id="166" w:author="Jaeger, Florian" w:date="2025-05-08T18:03:00Z" w16du:dateUtc="2025-05-08T22:03:00Z">
         <w:r>
           <w:rPr>
             <w:rFonts w:ascii="Times New Roman" w:hAnsi="Times New Roman" w:cs="Times New Roman"/>
@@ -2333,7 +2459,8 @@
           <w:t xml:space="preserve">an effort to better understand the results of </w:t>
         </w:r>
       </w:ins>
-      <w:ins w:id="165" w:author="Jaeger, Florian" w:date="2025-05-08T16:55:00Z" w16du:dateUtc="2025-05-08T20:55:00Z">
+      <w:proofErr w:type="spellStart"/>
+      <w:ins w:id="167" w:author="Jaeger, Florian" w:date="2025-05-08T16:55:00Z" w16du:dateUtc="2025-05-08T20:55:00Z">
         <w:r>
           <w:rPr>
             <w:rFonts w:ascii="Times New Roman" w:hAnsi="Times New Roman" w:cs="Times New Roman"/>
@@ -2343,17 +2470,26 @@
           <w:t>Kralj</w:t>
         </w:r>
       </w:ins>
-      <w:ins w:id="166" w:author="Jaeger, Florian" w:date="2025-05-08T16:56:00Z" w16du:dateUtc="2025-05-08T20:56:00Z">
-        <w:r>
-          <w:rPr>
-            <w:rFonts w:ascii="Times New Roman" w:hAnsi="Times New Roman" w:cs="Times New Roman"/>
-            <w:sz w:val="24"/>
-            <w:szCs w:val="24"/>
-          </w:rPr>
-          <w:t>ic and colleagues’ seminal work</w:t>
-        </w:r>
-      </w:ins>
-      <w:ins w:id="167" w:author="Jaeger, Florian" w:date="2025-05-08T18:03:00Z" w16du:dateUtc="2025-05-08T22:03:00Z">
+      <w:ins w:id="168" w:author="Jaeger, Florian" w:date="2025-05-08T16:56:00Z" w16du:dateUtc="2025-05-08T20:56:00Z">
+        <w:r>
+          <w:rPr>
+            <w:rFonts w:ascii="Times New Roman" w:hAnsi="Times New Roman" w:cs="Times New Roman"/>
+            <w:sz w:val="24"/>
+            <w:szCs w:val="24"/>
+          </w:rPr>
+          <w:t>ic</w:t>
+        </w:r>
+        <w:proofErr w:type="spellEnd"/>
+        <w:r>
+          <w:rPr>
+            <w:rFonts w:ascii="Times New Roman" w:hAnsi="Times New Roman" w:cs="Times New Roman"/>
+            <w:sz w:val="24"/>
+            <w:szCs w:val="24"/>
+          </w:rPr>
+          <w:t xml:space="preserve"> and colleagues’ seminal work</w:t>
+        </w:r>
+      </w:ins>
+      <w:ins w:id="169" w:author="Jaeger, Florian" w:date="2025-05-08T18:03:00Z" w16du:dateUtc="2025-05-08T22:03:00Z">
         <w:r>
           <w:rPr>
             <w:rFonts w:ascii="Times New Roman" w:hAnsi="Times New Roman" w:cs="Times New Roman"/>
@@ -2363,7 +2499,7 @@
           <w:t>, and to take some steps towards</w:t>
         </w:r>
       </w:ins>
-      <w:ins w:id="168" w:author="Jaeger, Florian" w:date="2025-05-08T16:57:00Z" w16du:dateUtc="2025-05-08T20:57:00Z">
+      <w:ins w:id="170" w:author="Jaeger, Florian" w:date="2025-05-08T16:57:00Z" w16du:dateUtc="2025-05-08T20:57:00Z">
         <w:r>
           <w:rPr>
             <w:rFonts w:ascii="Times New Roman" w:hAnsi="Times New Roman" w:cs="Times New Roman"/>
@@ -2373,7 +2509,7 @@
           <w:t xml:space="preserve"> disentangl</w:t>
         </w:r>
       </w:ins>
-      <w:ins w:id="169" w:author="Jaeger, Florian" w:date="2025-05-08T18:04:00Z" w16du:dateUtc="2025-05-08T22:04:00Z">
+      <w:ins w:id="171" w:author="Jaeger, Florian" w:date="2025-05-08T18:04:00Z" w16du:dateUtc="2025-05-08T22:04:00Z">
         <w:r>
           <w:rPr>
             <w:rFonts w:ascii="Times New Roman" w:hAnsi="Times New Roman" w:cs="Times New Roman"/>
@@ -2383,49 +2519,85 @@
           <w:t>ing</w:t>
         </w:r>
       </w:ins>
-      <w:ins w:id="170" w:author="Jaeger, Florian" w:date="2025-05-08T16:57:00Z" w16du:dateUtc="2025-05-08T20:57:00Z">
-        <w:r>
-          <w:rPr>
-            <w:rFonts w:ascii="Times New Roman" w:hAnsi="Times New Roman" w:cs="Times New Roman"/>
-            <w:sz w:val="24"/>
-            <w:szCs w:val="24"/>
-          </w:rPr>
-          <w:t xml:space="preserve"> competing explanations for the result obtained by Kraljic et al. (2008). </w:t>
-        </w:r>
-      </w:ins>
-    </w:p>
-    <w:p>
-      <w:pPr>
-        <w:spacing w:after="0" w:line="240" w:lineRule="auto"/>
-        <w:rPr>
-          <w:ins w:id="171" w:author="Jaeger, Florian" w:date="2025-05-08T16:57:00Z" w16du:dateUtc="2025-05-08T20:57:00Z"/>
-          <w:rFonts w:ascii="Times New Roman" w:hAnsi="Times New Roman" w:cs="Times New Roman"/>
-          <w:sz w:val="24"/>
-          <w:szCs w:val="24"/>
-        </w:rPr>
-      </w:pPr>
-    </w:p>
-    <w:p>
-      <w:pPr>
-        <w:spacing w:after="0" w:line="240" w:lineRule="auto"/>
-        <w:rPr>
-          <w:ins w:id="172" w:author="Jaeger, Florian" w:date="2025-05-08T17:01:00Z" w16du:dateUtc="2025-05-08T21:01:00Z"/>
-          <w:rFonts w:ascii="Times New Roman" w:hAnsi="Times New Roman" w:cs="Times New Roman"/>
-          <w:sz w:val="24"/>
-          <w:szCs w:val="24"/>
-        </w:rPr>
-      </w:pPr>
-      <w:ins w:id="173" w:author="Jaeger, Florian" w:date="2025-05-08T16:57:00Z" w16du:dateUtc="2025-05-08T20:57:00Z">
-        <w:r>
-          <w:rPr>
-            <w:rFonts w:ascii="Times New Roman" w:hAnsi="Times New Roman" w:cs="Times New Roman"/>
-            <w:sz w:val="24"/>
-            <w:szCs w:val="24"/>
-          </w:rPr>
-          <w:t>For instance, Kraljic &amp; Samuel (2011) proposed an alternative explanation</w:t>
-        </w:r>
-      </w:ins>
-      <w:ins w:id="174" w:author="Jaeger, Florian" w:date="2025-05-08T16:58:00Z" w16du:dateUtc="2025-05-08T20:58:00Z">
+      <w:ins w:id="172" w:author="Jaeger, Florian" w:date="2025-05-08T16:57:00Z" w16du:dateUtc="2025-05-08T20:57:00Z">
+        <w:r>
+          <w:rPr>
+            <w:rFonts w:ascii="Times New Roman" w:hAnsi="Times New Roman" w:cs="Times New Roman"/>
+            <w:sz w:val="24"/>
+            <w:szCs w:val="24"/>
+          </w:rPr>
+          <w:t xml:space="preserve"> competing explanations for the result obtained by </w:t>
+        </w:r>
+        <w:proofErr w:type="spellStart"/>
+        <w:r>
+          <w:rPr>
+            <w:rFonts w:ascii="Times New Roman" w:hAnsi="Times New Roman" w:cs="Times New Roman"/>
+            <w:sz w:val="24"/>
+            <w:szCs w:val="24"/>
+          </w:rPr>
+          <w:t>Kraljic</w:t>
+        </w:r>
+        <w:proofErr w:type="spellEnd"/>
+        <w:r>
+          <w:rPr>
+            <w:rFonts w:ascii="Times New Roman" w:hAnsi="Times New Roman" w:cs="Times New Roman"/>
+            <w:sz w:val="24"/>
+            <w:szCs w:val="24"/>
+          </w:rPr>
+          <w:t xml:space="preserve"> et al. (2008). </w:t>
+        </w:r>
+      </w:ins>
+    </w:p>
+    <w:p>
+      <w:pPr>
+        <w:spacing w:after="0" w:line="240" w:lineRule="auto"/>
+        <w:rPr>
+          <w:ins w:id="173" w:author="Jaeger, Florian" w:date="2025-05-08T16:57:00Z" w16du:dateUtc="2025-05-08T20:57:00Z"/>
+          <w:rFonts w:ascii="Times New Roman" w:hAnsi="Times New Roman" w:cs="Times New Roman"/>
+          <w:sz w:val="24"/>
+          <w:szCs w:val="24"/>
+        </w:rPr>
+      </w:pPr>
+    </w:p>
+    <w:p>
+      <w:pPr>
+        <w:spacing w:after="0" w:line="240" w:lineRule="auto"/>
+        <w:rPr>
+          <w:ins w:id="174" w:author="Jaeger, Florian" w:date="2025-05-08T17:01:00Z" w16du:dateUtc="2025-05-08T21:01:00Z"/>
+          <w:rFonts w:ascii="Times New Roman" w:hAnsi="Times New Roman" w:cs="Times New Roman"/>
+          <w:sz w:val="24"/>
+          <w:szCs w:val="24"/>
+        </w:rPr>
+      </w:pPr>
+      <w:ins w:id="175" w:author="Jaeger, Florian" w:date="2025-05-08T16:57:00Z" w16du:dateUtc="2025-05-08T20:57:00Z">
+        <w:r>
+          <w:rPr>
+            <w:rFonts w:ascii="Times New Roman" w:hAnsi="Times New Roman" w:cs="Times New Roman"/>
+            <w:sz w:val="24"/>
+            <w:szCs w:val="24"/>
+          </w:rPr>
+          <w:t xml:space="preserve">For instance, </w:t>
+        </w:r>
+        <w:proofErr w:type="spellStart"/>
+        <w:r>
+          <w:rPr>
+            <w:rFonts w:ascii="Times New Roman" w:hAnsi="Times New Roman" w:cs="Times New Roman"/>
+            <w:sz w:val="24"/>
+            <w:szCs w:val="24"/>
+          </w:rPr>
+          <w:t>Kraljic</w:t>
+        </w:r>
+        <w:proofErr w:type="spellEnd"/>
+        <w:r>
+          <w:rPr>
+            <w:rFonts w:ascii="Times New Roman" w:hAnsi="Times New Roman" w:cs="Times New Roman"/>
+            <w:sz w:val="24"/>
+            <w:szCs w:val="24"/>
+          </w:rPr>
+          <w:t xml:space="preserve"> &amp; Samuel (2011) proposed an alternative explanation</w:t>
+        </w:r>
+      </w:ins>
+      <w:ins w:id="176" w:author="Jaeger, Florian" w:date="2025-05-08T16:58:00Z" w16du:dateUtc="2025-05-08T20:58:00Z">
         <w:r>
           <w:rPr>
             <w:rFonts w:ascii="Times New Roman" w:hAnsi="Times New Roman" w:cs="Times New Roman"/>
@@ -2435,7 +2607,7 @@
           <w:t xml:space="preserve"> that does not appeal to ‘explaining away’, but rather appeals to specifics of exemplar storage. Liu &amp; Jaeger (201</w:t>
         </w:r>
       </w:ins>
-      <w:ins w:id="175" w:author="Jaeger, Florian" w:date="2025-05-08T18:19:00Z" w16du:dateUtc="2025-05-08T22:19:00Z">
+      <w:ins w:id="177" w:author="Jaeger, Florian" w:date="2025-05-08T18:19:00Z" w16du:dateUtc="2025-05-08T22:19:00Z">
         <w:r>
           <w:rPr>
             <w:rFonts w:ascii="Times New Roman" w:hAnsi="Times New Roman" w:cs="Times New Roman"/>
@@ -2445,7 +2617,7 @@
           <w:t>8</w:t>
         </w:r>
       </w:ins>
-      <w:ins w:id="176" w:author="Jaeger, Florian" w:date="2025-05-08T16:58:00Z" w16du:dateUtc="2025-05-08T20:58:00Z">
+      <w:ins w:id="178" w:author="Jaeger, Florian" w:date="2025-05-08T16:58:00Z" w16du:dateUtc="2025-05-08T20:58:00Z">
         <w:r>
           <w:rPr>
             <w:rFonts w:ascii="Times New Roman" w:hAnsi="Times New Roman" w:cs="Times New Roman"/>
@@ -2455,7 +2627,7 @@
           <w:t xml:space="preserve">) argued that this alternative </w:t>
         </w:r>
       </w:ins>
-      <w:ins w:id="177" w:author="Jaeger, Florian" w:date="2025-05-08T16:59:00Z" w16du:dateUtc="2025-05-08T20:59:00Z">
+      <w:ins w:id="179" w:author="Jaeger, Florian" w:date="2025-05-08T16:59:00Z" w16du:dateUtc="2025-05-08T20:59:00Z">
         <w:r>
           <w:rPr>
             <w:rFonts w:ascii="Times New Roman" w:hAnsi="Times New Roman" w:cs="Times New Roman"/>
@@ -2465,7 +2637,7 @@
           <w:t>account faces both theoretical and empirical issue. In a series of experiments, Liu &amp; Jaeger (201</w:t>
         </w:r>
       </w:ins>
-      <w:ins w:id="178" w:author="Jaeger, Florian" w:date="2025-05-08T18:19:00Z" w16du:dateUtc="2025-05-08T22:19:00Z">
+      <w:ins w:id="180" w:author="Jaeger, Florian" w:date="2025-05-08T18:19:00Z" w16du:dateUtc="2025-05-08T22:19:00Z">
         <w:r>
           <w:rPr>
             <w:rFonts w:ascii="Times New Roman" w:hAnsi="Times New Roman" w:cs="Times New Roman"/>
@@ -2475,17 +2647,35 @@
           <w:t>8</w:t>
         </w:r>
       </w:ins>
-      <w:ins w:id="179" w:author="Jaeger, Florian" w:date="2025-05-08T16:59:00Z" w16du:dateUtc="2025-05-08T20:59:00Z">
-        <w:r>
-          <w:rPr>
-            <w:rFonts w:ascii="Times New Roman" w:hAnsi="Times New Roman" w:cs="Times New Roman"/>
-            <w:sz w:val="24"/>
-            <w:szCs w:val="24"/>
-          </w:rPr>
-          <w:t>) argued for an elaborated version of the original proposal in Kraljic et al. (2008): that the effe</w:t>
-        </w:r>
-      </w:ins>
-      <w:ins w:id="180" w:author="Jaeger, Florian" w:date="2025-05-08T17:00:00Z" w16du:dateUtc="2025-05-08T21:00:00Z">
+      <w:ins w:id="181" w:author="Jaeger, Florian" w:date="2025-05-08T16:59:00Z" w16du:dateUtc="2025-05-08T20:59:00Z">
+        <w:r>
+          <w:rPr>
+            <w:rFonts w:ascii="Times New Roman" w:hAnsi="Times New Roman" w:cs="Times New Roman"/>
+            <w:sz w:val="24"/>
+            <w:szCs w:val="24"/>
+          </w:rPr>
+          <w:t xml:space="preserve">) argued for an elaborated version of the original proposal in </w:t>
+        </w:r>
+        <w:proofErr w:type="spellStart"/>
+        <w:r>
+          <w:rPr>
+            <w:rFonts w:ascii="Times New Roman" w:hAnsi="Times New Roman" w:cs="Times New Roman"/>
+            <w:sz w:val="24"/>
+            <w:szCs w:val="24"/>
+          </w:rPr>
+          <w:t>Kraljic</w:t>
+        </w:r>
+        <w:proofErr w:type="spellEnd"/>
+        <w:r>
+          <w:rPr>
+            <w:rFonts w:ascii="Times New Roman" w:hAnsi="Times New Roman" w:cs="Times New Roman"/>
+            <w:sz w:val="24"/>
+            <w:szCs w:val="24"/>
+          </w:rPr>
+          <w:t xml:space="preserve"> et al. (2008): that the effe</w:t>
+        </w:r>
+      </w:ins>
+      <w:ins w:id="182" w:author="Jaeger, Florian" w:date="2025-05-08T17:00:00Z" w16du:dateUtc="2025-05-08T21:00:00Z">
         <w:r>
           <w:rPr>
             <w:rFonts w:ascii="Times New Roman" w:hAnsi="Times New Roman" w:cs="Times New Roman"/>
@@ -2495,7 +2685,7 @@
           <w:t xml:space="preserve">cts of pen placement are rooted in </w:t>
         </w:r>
       </w:ins>
-      <w:ins w:id="181" w:author="Jaeger, Florian" w:date="2025-05-08T17:01:00Z" w16du:dateUtc="2025-05-08T21:01:00Z">
+      <w:ins w:id="183" w:author="Jaeger, Florian" w:date="2025-05-08T17:01:00Z" w16du:dateUtc="2025-05-08T21:01:00Z">
         <w:r>
           <w:rPr>
             <w:rFonts w:ascii="Times New Roman" w:hAnsi="Times New Roman" w:cs="Times New Roman"/>
@@ -2505,7 +2695,7 @@
           <w:t xml:space="preserve">causal inferences under uncertainty—uncertainty about whether the pen or the talker is the cause for the observed unexpected pronunciation. </w:t>
         </w:r>
       </w:ins>
-      <w:ins w:id="182" w:author="Jaeger, Florian" w:date="2025-05-08T18:07:00Z" w16du:dateUtc="2025-05-08T22:07:00Z">
+      <w:ins w:id="184" w:author="Jaeger, Florian" w:date="2025-05-08T18:07:00Z" w16du:dateUtc="2025-05-08T22:07:00Z">
         <w:r>
           <w:rPr>
             <w:rFonts w:ascii="Times New Roman" w:hAnsi="Times New Roman" w:cs="Times New Roman"/>
@@ -2515,17 +2705,35 @@
           <w:t xml:space="preserve">In short, competing explanations have been offered for the findings </w:t>
         </w:r>
       </w:ins>
-      <w:ins w:id="183" w:author="Jaeger, Florian" w:date="2025-05-08T18:11:00Z" w16du:dateUtc="2025-05-08T22:11:00Z">
-        <w:r>
-          <w:rPr>
-            <w:rFonts w:ascii="Times New Roman" w:hAnsi="Times New Roman" w:cs="Times New Roman"/>
-            <w:sz w:val="24"/>
-            <w:szCs w:val="24"/>
-          </w:rPr>
-          <w:t>of Kraljic et al. (2008) and subsequent related works</w:t>
-        </w:r>
-      </w:ins>
-      <w:ins w:id="184" w:author="Jaeger, Florian" w:date="2025-05-08T18:07:00Z" w16du:dateUtc="2025-05-08T22:07:00Z">
+      <w:ins w:id="185" w:author="Jaeger, Florian" w:date="2025-05-08T18:11:00Z" w16du:dateUtc="2025-05-08T22:11:00Z">
+        <w:r>
+          <w:rPr>
+            <w:rFonts w:ascii="Times New Roman" w:hAnsi="Times New Roman" w:cs="Times New Roman"/>
+            <w:sz w:val="24"/>
+            <w:szCs w:val="24"/>
+          </w:rPr>
+          <w:t xml:space="preserve">of </w:t>
+        </w:r>
+        <w:proofErr w:type="spellStart"/>
+        <w:r>
+          <w:rPr>
+            <w:rFonts w:ascii="Times New Roman" w:hAnsi="Times New Roman" w:cs="Times New Roman"/>
+            <w:sz w:val="24"/>
+            <w:szCs w:val="24"/>
+          </w:rPr>
+          <w:t>Kraljic</w:t>
+        </w:r>
+        <w:proofErr w:type="spellEnd"/>
+        <w:r>
+          <w:rPr>
+            <w:rFonts w:ascii="Times New Roman" w:hAnsi="Times New Roman" w:cs="Times New Roman"/>
+            <w:sz w:val="24"/>
+            <w:szCs w:val="24"/>
+          </w:rPr>
+          <w:t xml:space="preserve"> et al. (2008) and subsequent related works</w:t>
+        </w:r>
+      </w:ins>
+      <w:ins w:id="186" w:author="Jaeger, Florian" w:date="2025-05-08T18:07:00Z" w16du:dateUtc="2025-05-08T22:07:00Z">
         <w:r>
           <w:rPr>
             <w:rFonts w:ascii="Times New Roman" w:hAnsi="Times New Roman" w:cs="Times New Roman"/>
@@ -2540,24 +2748,24 @@
       <w:pPr>
         <w:spacing w:after="0" w:line="240" w:lineRule="auto"/>
         <w:rPr>
-          <w:ins w:id="185" w:author="Jaeger, Florian" w:date="2025-05-08T17:01:00Z" w16du:dateUtc="2025-05-08T21:01:00Z"/>
-          <w:rFonts w:ascii="Times New Roman" w:hAnsi="Times New Roman" w:cs="Times New Roman"/>
-          <w:sz w:val="24"/>
-          <w:szCs w:val="24"/>
-        </w:rPr>
-      </w:pPr>
-    </w:p>
-    <w:p>
-      <w:pPr>
-        <w:spacing w:after="0" w:line="240" w:lineRule="auto"/>
-        <w:rPr>
-          <w:ins w:id="186" w:author="Jaeger, Florian" w:date="2025-05-08T17:06:00Z" w16du:dateUtc="2025-05-08T21:06:00Z"/>
-          <w:rFonts w:ascii="Times New Roman" w:hAnsi="Times New Roman" w:cs="Times New Roman"/>
-          <w:sz w:val="24"/>
-          <w:szCs w:val="24"/>
-        </w:rPr>
-      </w:pPr>
-      <w:ins w:id="187" w:author="Jaeger, Florian" w:date="2025-05-08T17:01:00Z" w16du:dateUtc="2025-05-08T21:01:00Z">
+          <w:ins w:id="187" w:author="Jaeger, Florian" w:date="2025-05-08T17:01:00Z" w16du:dateUtc="2025-05-08T21:01:00Z"/>
+          <w:rFonts w:ascii="Times New Roman" w:hAnsi="Times New Roman" w:cs="Times New Roman"/>
+          <w:sz w:val="24"/>
+          <w:szCs w:val="24"/>
+        </w:rPr>
+      </w:pPr>
+    </w:p>
+    <w:p>
+      <w:pPr>
+        <w:spacing w:after="0" w:line="240" w:lineRule="auto"/>
+        <w:rPr>
+          <w:ins w:id="188" w:author="Jaeger, Florian" w:date="2025-05-08T17:06:00Z" w16du:dateUtc="2025-05-08T21:06:00Z"/>
+          <w:rFonts w:ascii="Times New Roman" w:hAnsi="Times New Roman" w:cs="Times New Roman"/>
+          <w:sz w:val="24"/>
+          <w:szCs w:val="24"/>
+        </w:rPr>
+      </w:pPr>
+      <w:ins w:id="189" w:author="Jaeger, Florian" w:date="2025-05-08T17:01:00Z" w16du:dateUtc="2025-05-08T21:01:00Z">
         <w:r>
           <w:rPr>
             <w:rFonts w:ascii="Times New Roman" w:hAnsi="Times New Roman" w:cs="Times New Roman"/>
@@ -2567,7 +2775,7 @@
           <w:t xml:space="preserve">Critically, none of these </w:t>
         </w:r>
       </w:ins>
-      <w:ins w:id="188" w:author="Jaeger, Florian" w:date="2025-05-08T18:10:00Z" w16du:dateUtc="2025-05-08T22:10:00Z">
+      <w:ins w:id="190" w:author="Jaeger, Florian" w:date="2025-05-08T18:10:00Z" w16du:dateUtc="2025-05-08T22:10:00Z">
         <w:r>
           <w:rPr>
             <w:rFonts w:ascii="Times New Roman" w:hAnsi="Times New Roman" w:cs="Times New Roman"/>
@@ -2577,7 +2785,7 @@
           <w:t>earlier</w:t>
         </w:r>
       </w:ins>
-      <w:ins w:id="189" w:author="Jaeger, Florian" w:date="2025-05-08T17:01:00Z" w16du:dateUtc="2025-05-08T21:01:00Z">
+      <w:ins w:id="191" w:author="Jaeger, Florian" w:date="2025-05-08T17:01:00Z" w16du:dateUtc="2025-05-08T21:01:00Z">
         <w:r>
           <w:rPr>
             <w:rFonts w:ascii="Times New Roman" w:hAnsi="Times New Roman" w:cs="Times New Roman"/>
@@ -2587,7 +2795,7 @@
           <w:t xml:space="preserve"> experiments addressed how the pen actually affects p</w:t>
         </w:r>
       </w:ins>
-      <w:ins w:id="190" w:author="Jaeger, Florian" w:date="2025-05-08T17:02:00Z" w16du:dateUtc="2025-05-08T21:02:00Z">
+      <w:ins w:id="192" w:author="Jaeger, Florian" w:date="2025-05-08T17:02:00Z" w16du:dateUtc="2025-05-08T21:02:00Z">
         <w:r>
           <w:rPr>
             <w:rFonts w:ascii="Times New Roman" w:hAnsi="Times New Roman" w:cs="Times New Roman"/>
@@ -2615,7 +2823,7 @@
           <w:t xml:space="preserve">. Instead, all </w:t>
         </w:r>
       </w:ins>
-      <w:ins w:id="191" w:author="Jaeger, Florian" w:date="2025-05-08T17:04:00Z" w16du:dateUtc="2025-05-08T21:04:00Z">
+      <w:ins w:id="193" w:author="Jaeger, Florian" w:date="2025-05-08T17:04:00Z" w16du:dateUtc="2025-05-08T21:04:00Z">
         <w:r>
           <w:rPr>
             <w:rFonts w:ascii="Times New Roman" w:hAnsi="Times New Roman" w:cs="Times New Roman"/>
@@ -2625,7 +2833,7 @@
           <w:t xml:space="preserve">previous </w:t>
         </w:r>
       </w:ins>
-      <w:ins w:id="192" w:author="Jaeger, Florian" w:date="2025-05-08T17:02:00Z" w16du:dateUtc="2025-05-08T21:02:00Z">
+      <w:ins w:id="194" w:author="Jaeger, Florian" w:date="2025-05-08T17:02:00Z" w16du:dateUtc="2025-05-08T21:02:00Z">
         <w:r>
           <w:rPr>
             <w:rFonts w:ascii="Times New Roman" w:hAnsi="Times New Roman" w:cs="Times New Roman"/>
@@ -2635,7 +2843,7 @@
           <w:t xml:space="preserve">experiments assessed effects during audio-only test phases that followed the </w:t>
         </w:r>
       </w:ins>
-      <w:ins w:id="193" w:author="Jaeger, Florian" w:date="2025-05-08T17:04:00Z" w16du:dateUtc="2025-05-08T21:04:00Z">
+      <w:ins w:id="195" w:author="Jaeger, Florian" w:date="2025-05-08T17:04:00Z" w16du:dateUtc="2025-05-08T21:04:00Z">
         <w:r>
           <w:rPr>
             <w:rFonts w:ascii="Times New Roman" w:hAnsi="Times New Roman" w:cs="Times New Roman"/>
@@ -2645,7 +2853,7 @@
           <w:t xml:space="preserve">audio-visual </w:t>
         </w:r>
       </w:ins>
-      <w:ins w:id="194" w:author="Jaeger, Florian" w:date="2025-05-08T17:02:00Z" w16du:dateUtc="2025-05-08T21:02:00Z">
+      <w:ins w:id="196" w:author="Jaeger, Florian" w:date="2025-05-08T17:02:00Z" w16du:dateUtc="2025-05-08T21:02:00Z">
         <w:r>
           <w:rPr>
             <w:rFonts w:ascii="Times New Roman" w:hAnsi="Times New Roman" w:cs="Times New Roman"/>
@@ -2655,7 +2863,7 @@
           <w:t>exposure phase in which pen placement was manipulated</w:t>
         </w:r>
       </w:ins>
-      <w:ins w:id="195" w:author="Jaeger, Florian" w:date="2025-05-08T17:03:00Z" w16du:dateUtc="2025-05-08T21:03:00Z">
+      <w:ins w:id="197" w:author="Jaeger, Florian" w:date="2025-05-08T17:03:00Z" w16du:dateUtc="2025-05-08T21:03:00Z">
         <w:r>
           <w:rPr>
             <w:rFonts w:ascii="Times New Roman" w:hAnsi="Times New Roman" w:cs="Times New Roman"/>
@@ -2665,7 +2873,7 @@
           <w:t xml:space="preserve">. In those original experiments, it is thus unclear </w:t>
         </w:r>
       </w:ins>
-      <w:ins w:id="196" w:author="Jaeger, Florian" w:date="2025-05-08T17:05:00Z" w16du:dateUtc="2025-05-08T21:05:00Z">
+      <w:ins w:id="198" w:author="Jaeger, Florian" w:date="2025-05-08T17:05:00Z" w16du:dateUtc="2025-05-08T21:05:00Z">
         <w:r>
           <w:rPr>
             <w:rFonts w:ascii="Times New Roman" w:hAnsi="Times New Roman" w:cs="Times New Roman"/>
@@ -2675,7 +2883,7 @@
           <w:t xml:space="preserve">(1) how the pen affects perception (as opposed to subsequent perceptual recalibration) and (2) </w:t>
         </w:r>
       </w:ins>
-      <w:ins w:id="197" w:author="Jaeger, Florian" w:date="2025-05-08T17:03:00Z" w16du:dateUtc="2025-05-08T21:03:00Z">
+      <w:ins w:id="199" w:author="Jaeger, Florian" w:date="2025-05-08T17:03:00Z" w16du:dateUtc="2025-05-08T21:03:00Z">
         <w:r>
           <w:rPr>
             <w:rFonts w:ascii="Times New Roman" w:hAnsi="Times New Roman" w:cs="Times New Roman"/>
@@ -2685,7 +2893,7 @@
           <w:t xml:space="preserve">what assumptions listeners held about the pen placement during test </w:t>
         </w:r>
       </w:ins>
-      <w:ins w:id="198" w:author="Jaeger, Florian" w:date="2025-05-08T17:05:00Z" w16du:dateUtc="2025-05-08T21:05:00Z">
+      <w:ins w:id="200" w:author="Jaeger, Florian" w:date="2025-05-08T17:05:00Z" w16du:dateUtc="2025-05-08T21:05:00Z">
         <w:r>
           <w:rPr>
             <w:rFonts w:ascii="Times New Roman" w:hAnsi="Times New Roman" w:cs="Times New Roman"/>
@@ -2695,7 +2903,7 @@
           <w:t>(</w:t>
         </w:r>
       </w:ins>
-      <w:ins w:id="199" w:author="Jaeger, Florian" w:date="2025-05-08T17:06:00Z" w16du:dateUtc="2025-05-08T21:06:00Z">
+      <w:ins w:id="201" w:author="Jaeger, Florian" w:date="2025-05-08T17:06:00Z" w16du:dateUtc="2025-05-08T21:06:00Z">
         <w:r>
           <w:rPr>
             <w:rFonts w:ascii="Times New Roman" w:hAnsi="Times New Roman" w:cs="Times New Roman"/>
@@ -2705,7 +2913,7 @@
           <w:t>where no audiovisual materials were used</w:t>
         </w:r>
       </w:ins>
-      <w:ins w:id="200" w:author="Jaeger, Florian" w:date="2025-05-08T17:03:00Z" w16du:dateUtc="2025-05-08T21:03:00Z">
+      <w:ins w:id="202" w:author="Jaeger, Florian" w:date="2025-05-08T17:03:00Z" w16du:dateUtc="2025-05-08T21:03:00Z">
         <w:r>
           <w:rPr>
             <w:rFonts w:ascii="Times New Roman" w:hAnsi="Times New Roman" w:cs="Times New Roman"/>
@@ -2715,7 +2923,7 @@
           <w:t>)</w:t>
         </w:r>
       </w:ins>
-      <w:ins w:id="201" w:author="Jaeger, Florian" w:date="2025-05-08T17:04:00Z" w16du:dateUtc="2025-05-08T21:04:00Z">
+      <w:ins w:id="203" w:author="Jaeger, Florian" w:date="2025-05-08T17:04:00Z" w16du:dateUtc="2025-05-08T21:04:00Z">
         <w:r>
           <w:rPr>
             <w:rFonts w:ascii="Times New Roman" w:hAnsi="Times New Roman" w:cs="Times New Roman"/>
@@ -2730,23 +2938,23 @@
       <w:pPr>
         <w:spacing w:after="0" w:line="240" w:lineRule="auto"/>
         <w:rPr>
-          <w:ins w:id="202" w:author="Jaeger, Florian" w:date="2025-05-08T17:06:00Z" w16du:dateUtc="2025-05-08T21:06:00Z"/>
-          <w:rFonts w:ascii="Times New Roman" w:hAnsi="Times New Roman" w:cs="Times New Roman"/>
-          <w:sz w:val="24"/>
-          <w:szCs w:val="24"/>
-        </w:rPr>
-      </w:pPr>
-    </w:p>
-    <w:p>
-      <w:pPr>
-        <w:spacing w:after="0" w:line="240" w:lineRule="auto"/>
-        <w:rPr>
-          <w:rFonts w:ascii="Times New Roman" w:hAnsi="Times New Roman" w:cs="Times New Roman"/>
-          <w:sz w:val="24"/>
-          <w:szCs w:val="24"/>
-        </w:rPr>
-      </w:pPr>
-      <w:ins w:id="203" w:author="Jaeger, Florian" w:date="2025-05-08T17:06:00Z" w16du:dateUtc="2025-05-08T21:06:00Z">
+          <w:ins w:id="204" w:author="Jaeger, Florian" w:date="2025-05-08T17:06:00Z" w16du:dateUtc="2025-05-08T21:06:00Z"/>
+          <w:rFonts w:ascii="Times New Roman" w:hAnsi="Times New Roman" w:cs="Times New Roman"/>
+          <w:sz w:val="24"/>
+          <w:szCs w:val="24"/>
+        </w:rPr>
+      </w:pPr>
+    </w:p>
+    <w:p>
+      <w:pPr>
+        <w:spacing w:after="0" w:line="240" w:lineRule="auto"/>
+        <w:rPr>
+          <w:rFonts w:ascii="Times New Roman" w:hAnsi="Times New Roman" w:cs="Times New Roman"/>
+          <w:sz w:val="24"/>
+          <w:szCs w:val="24"/>
+        </w:rPr>
+      </w:pPr>
+      <w:ins w:id="205" w:author="Jaeger, Florian" w:date="2025-05-08T17:06:00Z" w16du:dateUtc="2025-05-08T21:06:00Z">
         <w:r>
           <w:rPr>
             <w:rFonts w:ascii="Times New Roman" w:hAnsi="Times New Roman" w:cs="Times New Roman"/>
@@ -2757,7 +2965,7 @@
           <w:t>These knowledge gaps</w:t>
         </w:r>
       </w:ins>
-      <w:ins w:id="204" w:author="Jaeger, Florian" w:date="2025-05-08T18:04:00Z" w16du:dateUtc="2025-05-08T22:04:00Z">
+      <w:ins w:id="206" w:author="Jaeger, Florian" w:date="2025-05-08T18:04:00Z" w16du:dateUtc="2025-05-08T22:04:00Z">
         <w:r>
           <w:rPr>
             <w:rFonts w:ascii="Times New Roman" w:hAnsi="Times New Roman" w:cs="Times New Roman"/>
@@ -2767,7 +2975,7 @@
           <w:t>—which we address in the present work—</w:t>
         </w:r>
       </w:ins>
-      <w:ins w:id="205" w:author="Jaeger, Florian" w:date="2025-05-08T17:06:00Z" w16du:dateUtc="2025-05-08T21:06:00Z">
+      <w:ins w:id="207" w:author="Jaeger, Florian" w:date="2025-05-08T17:06:00Z" w16du:dateUtc="2025-05-08T21:06:00Z">
         <w:r>
           <w:rPr>
             <w:rFonts w:ascii="Times New Roman" w:hAnsi="Times New Roman" w:cs="Times New Roman"/>
@@ -2777,7 +2985,7 @@
           <w:t>have</w:t>
         </w:r>
       </w:ins>
-      <w:ins w:id="206" w:author="Jaeger, Florian" w:date="2025-05-08T17:04:00Z" w16du:dateUtc="2025-05-08T21:04:00Z">
+      <w:ins w:id="208" w:author="Jaeger, Florian" w:date="2025-05-08T17:04:00Z" w16du:dateUtc="2025-05-08T21:04:00Z">
         <w:r>
           <w:rPr>
             <w:rFonts w:ascii="Times New Roman" w:hAnsi="Times New Roman" w:cs="Times New Roman"/>
@@ -2787,7 +2995,7 @@
           <w:t xml:space="preserve"> limited </w:t>
         </w:r>
       </w:ins>
-      <w:ins w:id="207" w:author="Jaeger, Florian" w:date="2025-05-08T17:05:00Z" w16du:dateUtc="2025-05-08T21:05:00Z">
+      <w:ins w:id="209" w:author="Jaeger, Florian" w:date="2025-05-08T17:05:00Z" w16du:dateUtc="2025-05-08T21:05:00Z">
         <w:r>
           <w:rPr>
             <w:rFonts w:ascii="Times New Roman" w:hAnsi="Times New Roman" w:cs="Times New Roman"/>
@@ -2797,7 +3005,7 @@
           <w:t>researchers’ ability</w:t>
         </w:r>
       </w:ins>
-      <w:ins w:id="208" w:author="Jaeger, Florian" w:date="2025-05-08T17:06:00Z" w16du:dateUtc="2025-05-08T21:06:00Z">
+      <w:ins w:id="210" w:author="Jaeger, Florian" w:date="2025-05-08T17:06:00Z" w16du:dateUtc="2025-05-08T21:06:00Z">
         <w:r>
           <w:rPr>
             <w:rFonts w:ascii="Times New Roman" w:hAnsi="Times New Roman" w:cs="Times New Roman"/>
@@ -2807,7 +3015,7 @@
           <w:t xml:space="preserve"> to distinguish between the competing hypotheses described above.</w:t>
         </w:r>
       </w:ins>
-      <w:ins w:id="209" w:author="Jaeger, Florian" w:date="2025-05-08T17:07:00Z" w16du:dateUtc="2025-05-08T21:07:00Z">
+      <w:ins w:id="211" w:author="Jaeger, Florian" w:date="2025-05-08T17:07:00Z" w16du:dateUtc="2025-05-08T21:07:00Z">
         <w:r>
           <w:rPr>
             <w:rFonts w:ascii="Times New Roman" w:hAnsi="Times New Roman" w:cs="Times New Roman"/>
@@ -2817,7 +3025,7 @@
           <w:t xml:space="preserve"> </w:t>
         </w:r>
       </w:ins>
-      <w:ins w:id="210" w:author="Jaeger, Florian" w:date="2025-05-08T18:04:00Z" w16du:dateUtc="2025-05-08T22:04:00Z">
+      <w:ins w:id="212" w:author="Jaeger, Florian" w:date="2025-05-08T18:04:00Z" w16du:dateUtc="2025-05-08T22:04:00Z">
         <w:r>
           <w:rPr>
             <w:rFonts w:ascii="Times New Roman" w:hAnsi="Times New Roman" w:cs="Times New Roman"/>
@@ -2827,7 +3035,7 @@
           <w:t xml:space="preserve">Additionally, </w:t>
         </w:r>
       </w:ins>
-      <w:ins w:id="211" w:author="Jaeger, Florian" w:date="2025-05-08T17:07:00Z" w16du:dateUtc="2025-05-08T21:07:00Z">
+      <w:ins w:id="213" w:author="Jaeger, Florian" w:date="2025-05-08T17:07:00Z" w16du:dateUtc="2025-05-08T21:07:00Z">
         <w:r>
           <w:rPr>
             <w:rFonts w:ascii="Times New Roman" w:hAnsi="Times New Roman" w:cs="Times New Roman"/>
@@ -2837,17 +3045,35 @@
           <w:t xml:space="preserve"> </w:t>
         </w:r>
       </w:ins>
-      <w:ins w:id="212" w:author="Jaeger, Florian" w:date="2025-05-08T18:05:00Z" w16du:dateUtc="2025-05-08T22:05:00Z">
-        <w:r>
-          <w:rPr>
-            <w:rFonts w:ascii="Times New Roman" w:hAnsi="Times New Roman" w:cs="Times New Roman"/>
-            <w:sz w:val="24"/>
-            <w:szCs w:val="24"/>
-          </w:rPr>
-          <w:t xml:space="preserve">our experiments have the potential to shed light on some more nuanced complexities in the line of work inspired by Kraljic and colleagues. For example, </w:t>
-        </w:r>
-      </w:ins>
-      <w:ins w:id="213" w:author="Jaeger, Florian" w:date="2025-05-08T17:07:00Z" w16du:dateUtc="2025-05-08T21:07:00Z">
+      <w:ins w:id="214" w:author="Jaeger, Florian" w:date="2025-05-08T18:05:00Z" w16du:dateUtc="2025-05-08T22:05:00Z">
+        <w:r>
+          <w:rPr>
+            <w:rFonts w:ascii="Times New Roman" w:hAnsi="Times New Roman" w:cs="Times New Roman"/>
+            <w:sz w:val="24"/>
+            <w:szCs w:val="24"/>
+          </w:rPr>
+          <w:t xml:space="preserve">our experiments have the potential to shed light on some more nuanced complexities in the line of work inspired by </w:t>
+        </w:r>
+        <w:proofErr w:type="spellStart"/>
+        <w:r>
+          <w:rPr>
+            <w:rFonts w:ascii="Times New Roman" w:hAnsi="Times New Roman" w:cs="Times New Roman"/>
+            <w:sz w:val="24"/>
+            <w:szCs w:val="24"/>
+          </w:rPr>
+          <w:t>Kraljic</w:t>
+        </w:r>
+        <w:proofErr w:type="spellEnd"/>
+        <w:r>
+          <w:rPr>
+            <w:rFonts w:ascii="Times New Roman" w:hAnsi="Times New Roman" w:cs="Times New Roman"/>
+            <w:sz w:val="24"/>
+            <w:szCs w:val="24"/>
+          </w:rPr>
+          <w:t xml:space="preserve"> and colleagues. For example, </w:t>
+        </w:r>
+      </w:ins>
+      <w:ins w:id="215" w:author="Jaeger, Florian" w:date="2025-05-08T17:07:00Z" w16du:dateUtc="2025-05-08T21:07:00Z">
         <w:r>
           <w:rPr>
             <w:rFonts w:ascii="Times New Roman" w:hAnsi="Times New Roman" w:cs="Times New Roman"/>
@@ -2857,7 +3083,7 @@
           <w:t>Liu &amp; Jaeger (201</w:t>
         </w:r>
       </w:ins>
-      <w:ins w:id="214" w:author="Jaeger, Florian" w:date="2025-05-08T18:19:00Z" w16du:dateUtc="2025-05-08T22:19:00Z">
+      <w:ins w:id="216" w:author="Jaeger, Florian" w:date="2025-05-08T18:19:00Z" w16du:dateUtc="2025-05-08T22:19:00Z">
         <w:r>
           <w:rPr>
             <w:rFonts w:ascii="Times New Roman" w:hAnsi="Times New Roman" w:cs="Times New Roman"/>
@@ -2867,7 +3093,7 @@
           <w:t>8</w:t>
         </w:r>
       </w:ins>
-      <w:ins w:id="215" w:author="Jaeger, Florian" w:date="2025-05-08T17:07:00Z" w16du:dateUtc="2025-05-08T21:07:00Z">
+      <w:ins w:id="217" w:author="Jaeger, Florian" w:date="2025-05-08T17:07:00Z" w16du:dateUtc="2025-05-08T21:07:00Z">
         <w:r>
           <w:rPr>
             <w:rFonts w:ascii="Times New Roman" w:hAnsi="Times New Roman" w:cs="Times New Roman"/>
@@ -2877,7 +3103,7 @@
           <w:t xml:space="preserve">) found </w:t>
         </w:r>
       </w:ins>
-      <w:ins w:id="216" w:author="Jaeger, Florian" w:date="2025-05-08T18:05:00Z" w16du:dateUtc="2025-05-08T22:05:00Z">
+      <w:ins w:id="218" w:author="Jaeger, Florian" w:date="2025-05-08T18:05:00Z" w16du:dateUtc="2025-05-08T22:05:00Z">
         <w:r>
           <w:rPr>
             <w:rFonts w:ascii="Times New Roman" w:hAnsi="Times New Roman" w:cs="Times New Roman"/>
@@ -2887,7 +3113,7 @@
           <w:t xml:space="preserve">that </w:t>
         </w:r>
       </w:ins>
-      <w:ins w:id="217" w:author="Jaeger, Florian" w:date="2025-05-08T18:09:00Z" w16du:dateUtc="2025-05-08T22:09:00Z">
+      <w:ins w:id="219" w:author="Jaeger, Florian" w:date="2025-05-08T18:09:00Z" w16du:dateUtc="2025-05-08T22:09:00Z">
         <w:r>
           <w:rPr>
             <w:rFonts w:ascii="Times New Roman" w:hAnsi="Times New Roman" w:cs="Times New Roman"/>
@@ -2897,7 +3123,7 @@
           <w:t xml:space="preserve">the blocking/reduction of </w:t>
         </w:r>
       </w:ins>
-      <w:ins w:id="218" w:author="Jaeger, Florian" w:date="2025-05-08T17:09:00Z" w16du:dateUtc="2025-05-08T21:09:00Z">
+      <w:ins w:id="220" w:author="Jaeger, Florian" w:date="2025-05-08T17:09:00Z" w16du:dateUtc="2025-05-08T21:09:00Z">
         <w:r>
           <w:rPr>
             <w:rFonts w:ascii="Times New Roman" w:hAnsi="Times New Roman" w:cs="Times New Roman"/>
@@ -2907,7 +3133,7 @@
           <w:t>perceptual recalibration</w:t>
         </w:r>
       </w:ins>
-      <w:ins w:id="219" w:author="Jaeger, Florian" w:date="2025-05-08T17:08:00Z" w16du:dateUtc="2025-05-08T21:08:00Z">
+      <w:ins w:id="221" w:author="Jaeger, Florian" w:date="2025-05-08T17:08:00Z" w16du:dateUtc="2025-05-08T21:08:00Z">
         <w:r>
           <w:rPr>
             <w:rFonts w:ascii="Times New Roman" w:hAnsi="Times New Roman" w:cs="Times New Roman"/>
@@ -2917,7 +3143,7 @@
           <w:t xml:space="preserve"> </w:t>
         </w:r>
       </w:ins>
-      <w:ins w:id="220" w:author="Jaeger, Florian" w:date="2025-05-08T18:09:00Z" w16du:dateUtc="2025-05-08T22:09:00Z">
+      <w:ins w:id="222" w:author="Jaeger, Florian" w:date="2025-05-08T18:09:00Z" w16du:dateUtc="2025-05-08T22:09:00Z">
         <w:r>
           <w:rPr>
             <w:rFonts w:ascii="Times New Roman" w:hAnsi="Times New Roman" w:cs="Times New Roman"/>
@@ -2927,7 +3153,7 @@
           <w:t>i</w:t>
         </w:r>
       </w:ins>
-      <w:ins w:id="221" w:author="Jaeger, Florian" w:date="2025-05-08T18:10:00Z" w16du:dateUtc="2025-05-08T22:10:00Z">
+      <w:ins w:id="223" w:author="Jaeger, Florian" w:date="2025-05-08T18:10:00Z" w16du:dateUtc="2025-05-08T22:10:00Z">
         <w:r>
           <w:rPr>
             <w:rFonts w:ascii="Times New Roman" w:hAnsi="Times New Roman" w:cs="Times New Roman"/>
@@ -2937,7 +3163,7 @@
           <w:t xml:space="preserve">n the pen-in-the-mouth condition </w:t>
         </w:r>
       </w:ins>
-      <w:ins w:id="222" w:author="Jaeger, Florian" w:date="2025-05-08T18:09:00Z" w16du:dateUtc="2025-05-08T22:09:00Z">
+      <w:ins w:id="224" w:author="Jaeger, Florian" w:date="2025-05-08T18:09:00Z" w16du:dateUtc="2025-05-08T22:09:00Z">
         <w:r>
           <w:rPr>
             <w:rFonts w:ascii="Times New Roman" w:hAnsi="Times New Roman" w:cs="Times New Roman"/>
@@ -2947,7 +3173,7 @@
           <w:t>is</w:t>
         </w:r>
       </w:ins>
-      <w:ins w:id="223" w:author="Jaeger, Florian" w:date="2025-05-08T17:09:00Z" w16du:dateUtc="2025-05-08T21:09:00Z">
+      <w:ins w:id="225" w:author="Jaeger, Florian" w:date="2025-05-08T17:09:00Z" w16du:dateUtc="2025-05-08T21:09:00Z">
         <w:r>
           <w:rPr>
             <w:rFonts w:ascii="Times New Roman" w:hAnsi="Times New Roman" w:cs="Times New Roman"/>
@@ -2957,17 +3183,35 @@
           <w:t xml:space="preserve"> asy</w:t>
         </w:r>
       </w:ins>
-      <w:ins w:id="224" w:author="Jaeger, Florian" w:date="2025-05-08T17:08:00Z" w16du:dateUtc="2025-05-08T21:08:00Z">
-        <w:r>
-          <w:rPr>
-            <w:rFonts w:ascii="Times New Roman" w:hAnsi="Times New Roman" w:cs="Times New Roman"/>
-            <w:sz w:val="24"/>
-            <w:szCs w:val="24"/>
-          </w:rPr>
-          <w:t>mmetric between “s” and “sh”-biased exposure</w:t>
-        </w:r>
-      </w:ins>
-      <w:ins w:id="225" w:author="Jaeger, Florian" w:date="2025-05-08T17:09:00Z" w16du:dateUtc="2025-05-08T21:09:00Z">
+      <w:ins w:id="226" w:author="Jaeger, Florian" w:date="2025-05-08T17:08:00Z" w16du:dateUtc="2025-05-08T21:08:00Z">
+        <w:r>
+          <w:rPr>
+            <w:rFonts w:ascii="Times New Roman" w:hAnsi="Times New Roman" w:cs="Times New Roman"/>
+            <w:sz w:val="24"/>
+            <w:szCs w:val="24"/>
+          </w:rPr>
+          <w:t>mmetric between “s” and “</w:t>
+        </w:r>
+        <w:proofErr w:type="spellStart"/>
+        <w:r>
+          <w:rPr>
+            <w:rFonts w:ascii="Times New Roman" w:hAnsi="Times New Roman" w:cs="Times New Roman"/>
+            <w:sz w:val="24"/>
+            <w:szCs w:val="24"/>
+          </w:rPr>
+          <w:t>sh</w:t>
+        </w:r>
+        <w:proofErr w:type="spellEnd"/>
+        <w:r>
+          <w:rPr>
+            <w:rFonts w:ascii="Times New Roman" w:hAnsi="Times New Roman" w:cs="Times New Roman"/>
+            <w:sz w:val="24"/>
+            <w:szCs w:val="24"/>
+          </w:rPr>
+          <w:t>”-biased exposure</w:t>
+        </w:r>
+      </w:ins>
+      <w:ins w:id="227" w:author="Jaeger, Florian" w:date="2025-05-08T17:09:00Z" w16du:dateUtc="2025-05-08T21:09:00Z">
         <w:r>
           <w:rPr>
             <w:rFonts w:ascii="Times New Roman" w:hAnsi="Times New Roman" w:cs="Times New Roman"/>
@@ -2977,7 +3221,7 @@
           <w:t xml:space="preserve">. </w:t>
         </w:r>
       </w:ins>
-      <w:ins w:id="226" w:author="Jaeger, Florian" w:date="2025-05-08T18:12:00Z" w16du:dateUtc="2025-05-08T22:12:00Z">
+      <w:ins w:id="228" w:author="Jaeger, Florian" w:date="2025-05-08T18:12:00Z" w16du:dateUtc="2025-05-08T22:12:00Z">
         <w:r>
           <w:rPr>
             <w:rFonts w:ascii="Times New Roman" w:hAnsi="Times New Roman" w:cs="Times New Roman"/>
@@ -2987,7 +3231,7 @@
           <w:t xml:space="preserve">In the </w:t>
         </w:r>
       </w:ins>
-      <w:ins w:id="227" w:author="Jaeger, Florian" w:date="2025-05-08T17:09:00Z" w16du:dateUtc="2025-05-08T21:09:00Z">
+      <w:ins w:id="229" w:author="Jaeger, Florian" w:date="2025-05-08T17:09:00Z" w16du:dateUtc="2025-05-08T21:09:00Z">
         <w:r>
           <w:rPr>
             <w:rFonts w:ascii="Times New Roman" w:hAnsi="Times New Roman" w:cs="Times New Roman"/>
@@ -2997,7 +3241,7 @@
           <w:t xml:space="preserve">revised general </w:t>
         </w:r>
       </w:ins>
-      <w:ins w:id="228" w:author="Jaeger, Florian" w:date="2025-05-08T18:12:00Z" w16du:dateUtc="2025-05-08T22:12:00Z">
+      <w:ins w:id="230" w:author="Jaeger, Florian" w:date="2025-05-08T18:12:00Z" w16du:dateUtc="2025-05-08T22:12:00Z">
         <w:r>
           <w:rPr>
             <w:rFonts w:ascii="Times New Roman" w:hAnsi="Times New Roman" w:cs="Times New Roman"/>
@@ -3007,7 +3251,7 @@
           <w:t>discussion, we clarify how</w:t>
         </w:r>
       </w:ins>
-      <w:ins w:id="229" w:author="Jaeger, Florian" w:date="2025-05-08T18:08:00Z" w16du:dateUtc="2025-05-08T22:08:00Z">
+      <w:ins w:id="231" w:author="Jaeger, Florian" w:date="2025-05-08T18:08:00Z" w16du:dateUtc="2025-05-08T22:08:00Z">
         <w:r>
           <w:rPr>
             <w:rFonts w:ascii="Times New Roman" w:hAnsi="Times New Roman" w:cs="Times New Roman"/>
@@ -3017,7 +3261,7 @@
           <w:t xml:space="preserve"> our findings offer the beginning of </w:t>
         </w:r>
       </w:ins>
-      <w:ins w:id="230" w:author="Jaeger, Florian" w:date="2025-05-08T18:09:00Z" w16du:dateUtc="2025-05-08T22:09:00Z">
+      <w:ins w:id="232" w:author="Jaeger, Florian" w:date="2025-05-08T18:09:00Z" w16du:dateUtc="2025-05-08T22:09:00Z">
         <w:r>
           <w:rPr>
             <w:rFonts w:ascii="Times New Roman" w:hAnsi="Times New Roman" w:cs="Times New Roman"/>
@@ -3027,7 +3271,7 @@
           <w:t>a new explanation for thi</w:t>
         </w:r>
       </w:ins>
-      <w:ins w:id="231" w:author="Jaeger, Florian" w:date="2025-05-08T18:10:00Z" w16du:dateUtc="2025-05-08T22:10:00Z">
+      <w:ins w:id="233" w:author="Jaeger, Florian" w:date="2025-05-08T18:10:00Z" w16du:dateUtc="2025-05-08T22:10:00Z">
         <w:r>
           <w:rPr>
             <w:rFonts w:ascii="Times New Roman" w:hAnsi="Times New Roman" w:cs="Times New Roman"/>
@@ -3037,7 +3281,7 @@
           <w:t>s asymmetry.</w:t>
         </w:r>
       </w:ins>
-      <w:ins w:id="232" w:author="Jaeger, Florian" w:date="2025-05-08T16:55:00Z" w16du:dateUtc="2025-05-08T20:55:00Z">
+      <w:ins w:id="234" w:author="Jaeger, Florian" w:date="2025-05-08T16:55:00Z" w16du:dateUtc="2025-05-08T20:55:00Z">
         <w:r>
           <w:rPr>
             <w:rFonts w:ascii="Times New Roman" w:hAnsi="Times New Roman" w:cs="Times New Roman"/>
@@ -3076,7 +3320,7 @@
       <w:pPr>
         <w:spacing w:after="0" w:line="240" w:lineRule="auto"/>
         <w:rPr>
-          <w:ins w:id="233" w:author="Jaeger, Florian" w:date="2025-05-08T18:13:00Z" w16du:dateUtc="2025-05-08T22:13:00Z"/>
+          <w:ins w:id="235" w:author="Jaeger, Florian" w:date="2025-05-08T18:13:00Z" w16du:dateUtc="2025-05-08T22:13:00Z"/>
           <w:rFonts w:ascii="Times New Roman" w:hAnsi="Times New Roman" w:cs="Times New Roman"/>
           <w:sz w:val="24"/>
           <w:szCs w:val="24"/>
@@ -3100,7 +3344,7 @@
         </w:rPr>
         <w:t>Thank</w:t>
       </w:r>
-      <w:ins w:id="234" w:author="Jaeger, Florian" w:date="2025-05-08T18:13:00Z" w16du:dateUtc="2025-05-08T22:13:00Z">
+      <w:ins w:id="236" w:author="Jaeger, Florian" w:date="2025-05-08T18:13:00Z" w16du:dateUtc="2025-05-08T22:13:00Z">
         <w:r>
           <w:rPr>
             <w:rFonts w:ascii="Times New Roman" w:hAnsi="Times New Roman" w:cs="Times New Roman"/>
@@ -3110,7 +3354,7 @@
           <w:t xml:space="preserve"> you</w:t>
         </w:r>
       </w:ins>
-      <w:ins w:id="235" w:author="Jaeger, Florian" w:date="2025-05-08T18:14:00Z" w16du:dateUtc="2025-05-08T22:14:00Z">
+      <w:ins w:id="237" w:author="Jaeger, Florian" w:date="2025-05-08T18:14:00Z" w16du:dateUtc="2025-05-08T22:14:00Z">
         <w:r>
           <w:rPr>
             <w:rFonts w:ascii="Times New Roman" w:hAnsi="Times New Roman" w:cs="Times New Roman"/>
@@ -3120,7 +3364,7 @@
           <w:t xml:space="preserve"> for raising this point</w:t>
         </w:r>
       </w:ins>
-      <w:ins w:id="236" w:author="Jaeger, Florian" w:date="2025-05-08T18:13:00Z" w16du:dateUtc="2025-05-08T22:13:00Z">
+      <w:ins w:id="238" w:author="Jaeger, Florian" w:date="2025-05-08T18:13:00Z" w16du:dateUtc="2025-05-08T22:13:00Z">
         <w:r>
           <w:rPr>
             <w:rFonts w:ascii="Times New Roman" w:hAnsi="Times New Roman" w:cs="Times New Roman"/>
@@ -3130,7 +3374,7 @@
           <w:t xml:space="preserve">. As laid out in the main part of the letter, </w:t>
         </w:r>
       </w:ins>
-      <w:ins w:id="237" w:author="Jaeger, Florian" w:date="2025-05-08T18:14:00Z" w16du:dateUtc="2025-05-08T22:14:00Z">
+      <w:ins w:id="239" w:author="Jaeger, Florian" w:date="2025-05-08T18:14:00Z" w16du:dateUtc="2025-05-08T22:14:00Z">
         <w:r>
           <w:rPr>
             <w:rFonts w:ascii="Times New Roman" w:hAnsi="Times New Roman" w:cs="Times New Roman"/>
@@ -3140,7 +3384,7 @@
           <w:t>the revised discussion of Experiment 2</w:t>
         </w:r>
       </w:ins>
-      <w:ins w:id="238" w:author="Jaeger, Florian" w:date="2025-05-08T18:13:00Z" w16du:dateUtc="2025-05-08T22:13:00Z">
+      <w:ins w:id="240" w:author="Jaeger, Florian" w:date="2025-05-08T18:13:00Z" w16du:dateUtc="2025-05-08T22:13:00Z">
         <w:r>
           <w:rPr>
             <w:rFonts w:ascii="Times New Roman" w:hAnsi="Times New Roman" w:cs="Times New Roman"/>
@@ -3150,7 +3394,7 @@
           <w:t xml:space="preserve"> now </w:t>
         </w:r>
       </w:ins>
-      <w:ins w:id="239" w:author="Jaeger, Florian" w:date="2025-05-08T18:14:00Z" w16du:dateUtc="2025-05-08T22:14:00Z">
+      <w:ins w:id="241" w:author="Jaeger, Florian" w:date="2025-05-08T18:14:00Z" w16du:dateUtc="2025-05-08T22:14:00Z">
         <w:r>
           <w:rPr>
             <w:rFonts w:ascii="Times New Roman" w:hAnsi="Times New Roman" w:cs="Times New Roman"/>
@@ -3364,7 +3608,7 @@
         </w:rPr>
         <w:t>Thank you again for your careful assessment of the work</w:t>
       </w:r>
-      <w:del w:id="240" w:author="Jaeger, Florian" w:date="2025-05-08T18:16:00Z" w16du:dateUtc="2025-05-08T22:16:00Z">
+      <w:del w:id="242" w:author="Jaeger, Florian" w:date="2025-05-08T18:16:00Z" w16du:dateUtc="2025-05-08T22:16:00Z">
         <w:r>
           <w:rPr>
             <w:rFonts w:ascii="Times New Roman" w:hAnsi="Times New Roman" w:cs="Times New Roman"/>
@@ -3374,7 +3618,7 @@
           <w:delText xml:space="preserve">, and for your willingness to </w:delText>
         </w:r>
       </w:del>
-      <w:ins w:id="241" w:author="Jaeger, Florian" w:date="2025-05-08T18:16:00Z" w16du:dateUtc="2025-05-08T22:16:00Z">
+      <w:ins w:id="243" w:author="Jaeger, Florian" w:date="2025-05-08T18:16:00Z" w16du:dateUtc="2025-05-08T22:16:00Z">
         <w:r>
           <w:rPr>
             <w:rFonts w:ascii="Times New Roman" w:hAnsi="Times New Roman" w:cs="Times New Roman"/>
@@ -3439,13 +3683,13 @@
         </w:pBdr>
         <w:spacing w:after="0" w:line="240" w:lineRule="auto"/>
         <w:rPr>
-          <w:del w:id="242" w:author="Jaeger, Florian" w:date="2025-05-08T18:16:00Z" w16du:dateUtc="2025-05-08T22:16:00Z"/>
-          <w:rFonts w:ascii="Times New Roman" w:hAnsi="Times New Roman" w:cs="Times New Roman"/>
-          <w:sz w:val="24"/>
-          <w:szCs w:val="24"/>
-        </w:rPr>
-      </w:pPr>
-      <w:ins w:id="243" w:author="Jaeger, Florian" w:date="2025-05-08T18:16:00Z" w16du:dateUtc="2025-05-08T22:16:00Z">
+          <w:del w:id="244" w:author="Jaeger, Florian" w:date="2025-05-08T18:16:00Z" w16du:dateUtc="2025-05-08T22:16:00Z"/>
+          <w:rFonts w:ascii="Times New Roman" w:hAnsi="Times New Roman" w:cs="Times New Roman"/>
+          <w:sz w:val="24"/>
+          <w:szCs w:val="24"/>
+        </w:rPr>
+      </w:pPr>
+      <w:ins w:id="245" w:author="Jaeger, Florian" w:date="2025-05-08T18:16:00Z" w16du:dateUtc="2025-05-08T22:16:00Z">
         <w:r>
           <w:rPr>
             <w:rFonts w:ascii="Times New Roman" w:hAnsi="Times New Roman" w:cs="Times New Roman"/>
@@ -3455,7 +3699,7 @@
           <w:t xml:space="preserve">[summary omitted] </w:t>
         </w:r>
       </w:ins>
-      <w:del w:id="244" w:author="Jaeger, Florian" w:date="2025-05-08T18:16:00Z" w16du:dateUtc="2025-05-08T22:16:00Z">
+      <w:del w:id="246" w:author="Jaeger, Florian" w:date="2025-05-08T18:16:00Z" w16du:dateUtc="2025-05-08T22:16:00Z">
         <w:r>
           <w:rPr>
             <w:rFonts w:ascii="Times New Roman" w:hAnsi="Times New Roman" w:cs="Times New Roman"/>
@@ -3470,24 +3714,24 @@
       <w:pPr>
         <w:spacing w:after="0" w:line="240" w:lineRule="auto"/>
         <w:rPr>
-          <w:del w:id="245" w:author="Jaeger, Florian" w:date="2025-05-08T18:16:00Z" w16du:dateUtc="2025-05-08T22:16:00Z"/>
-          <w:rFonts w:ascii="Times New Roman" w:hAnsi="Times New Roman" w:cs="Times New Roman"/>
-          <w:sz w:val="24"/>
-          <w:szCs w:val="24"/>
-        </w:rPr>
-      </w:pPr>
-    </w:p>
-    <w:p>
-      <w:pPr>
-        <w:spacing w:after="0" w:line="240" w:lineRule="auto"/>
-        <w:rPr>
-          <w:del w:id="246" w:author="Jaeger, Florian" w:date="2025-05-08T18:16:00Z" w16du:dateUtc="2025-05-08T22:16:00Z"/>
-          <w:rFonts w:ascii="Times New Roman" w:hAnsi="Times New Roman" w:cs="Times New Roman"/>
-          <w:sz w:val="24"/>
-          <w:szCs w:val="24"/>
-        </w:rPr>
-      </w:pPr>
-      <w:del w:id="247" w:author="Jaeger, Florian" w:date="2025-05-08T18:16:00Z" w16du:dateUtc="2025-05-08T22:16:00Z">
+          <w:del w:id="247" w:author="Jaeger, Florian" w:date="2025-05-08T18:16:00Z" w16du:dateUtc="2025-05-08T22:16:00Z"/>
+          <w:rFonts w:ascii="Times New Roman" w:hAnsi="Times New Roman" w:cs="Times New Roman"/>
+          <w:sz w:val="24"/>
+          <w:szCs w:val="24"/>
+        </w:rPr>
+      </w:pPr>
+    </w:p>
+    <w:p>
+      <w:pPr>
+        <w:spacing w:after="0" w:line="240" w:lineRule="auto"/>
+        <w:rPr>
+          <w:del w:id="248" w:author="Jaeger, Florian" w:date="2025-05-08T18:16:00Z" w16du:dateUtc="2025-05-08T22:16:00Z"/>
+          <w:rFonts w:ascii="Times New Roman" w:hAnsi="Times New Roman" w:cs="Times New Roman"/>
+          <w:sz w:val="24"/>
+          <w:szCs w:val="24"/>
+        </w:rPr>
+      </w:pPr>
+      <w:del w:id="249" w:author="Jaeger, Florian" w:date="2025-05-08T18:16:00Z" w16du:dateUtc="2025-05-08T22:16:00Z">
         <w:r>
           <w:rPr>
             <w:rFonts w:ascii="Times New Roman" w:hAnsi="Times New Roman" w:cs="Times New Roman"/>
@@ -3526,7 +3770,7 @@
       <w:pPr>
         <w:spacing w:after="0" w:line="240" w:lineRule="auto"/>
         <w:rPr>
-          <w:del w:id="248" w:author="Jaeger, Florian" w:date="2025-05-08T18:16:00Z" w16du:dateUtc="2025-05-08T22:16:00Z"/>
+          <w:del w:id="250" w:author="Jaeger, Florian" w:date="2025-05-08T18:16:00Z" w16du:dateUtc="2025-05-08T22:16:00Z"/>
           <w:rFonts w:ascii="Times New Roman" w:hAnsi="Times New Roman" w:cs="Times New Roman"/>
           <w:sz w:val="24"/>
           <w:szCs w:val="24"/>
@@ -3601,7 +3845,7 @@
         </w:rPr>
         <w:t xml:space="preserve">Thank you for these kind words! </w:t>
       </w:r>
-      <w:del w:id="249" w:author="Jaeger, Florian" w:date="2025-05-08T18:17:00Z" w16du:dateUtc="2025-05-08T22:17:00Z">
+      <w:del w:id="251" w:author="Jaeger, Florian" w:date="2025-05-08T18:17:00Z" w16du:dateUtc="2025-05-08T22:17:00Z">
         <w:r>
           <w:rPr>
             <w:rFonts w:ascii="Times New Roman" w:hAnsi="Times New Roman" w:cs="Times New Roman"/>
@@ -3611,7 +3855,7 @@
           <w:delText>We too are intrigued with the possibility that….</w:delText>
         </w:r>
       </w:del>
-      <w:ins w:id="250" w:author="Jaeger, Florian" w:date="2025-05-08T18:17:00Z" w16du:dateUtc="2025-05-08T22:17:00Z">
+      <w:ins w:id="252" w:author="Jaeger, Florian" w:date="2025-05-08T18:17:00Z" w16du:dateUtc="2025-05-08T22:17:00Z">
         <w:r>
           <w:rPr>
             <w:rFonts w:ascii="Times New Roman" w:hAnsi="Times New Roman" w:cs="Times New Roman"/>
@@ -3621,7 +3865,7 @@
           <w:t xml:space="preserve">And, yes, we were similarly intrigued by this possible explanation, which differs in some relevant ways from both </w:t>
         </w:r>
       </w:ins>
-      <w:ins w:id="251" w:author="Jaeger, Florian" w:date="2025-05-08T18:18:00Z" w16du:dateUtc="2025-05-08T22:18:00Z">
+      <w:ins w:id="253" w:author="Jaeger, Florian" w:date="2025-05-08T18:18:00Z" w16du:dateUtc="2025-05-08T22:18:00Z">
         <w:r>
           <w:rPr>
             <w:rFonts w:ascii="Times New Roman" w:hAnsi="Times New Roman" w:cs="Times New Roman"/>
@@ -3631,24 +3875,60 @@
           <w:t xml:space="preserve">of the explanations that have previously been advanced to explain to explain why we might not see perceptual learning when a speaker has a pen in the </w:t>
         </w:r>
       </w:ins>
-      <w:ins w:id="252" w:author="Jaeger, Florian" w:date="2025-05-08T18:19:00Z" w16du:dateUtc="2025-05-08T22:19:00Z">
-        <w:r>
-          <w:rPr>
-            <w:rFonts w:ascii="Times New Roman" w:hAnsi="Times New Roman" w:cs="Times New Roman"/>
-            <w:sz w:val="24"/>
-            <w:szCs w:val="24"/>
-          </w:rPr>
-          <w:t>mouth (causal inference/’explaining way’, Kraljic et al., 2008; Liu &amp; Jaeger, 2018; v</w:t>
-        </w:r>
-      </w:ins>
-      <w:ins w:id="253" w:author="Jaeger, Florian" w:date="2025-05-08T18:20:00Z" w16du:dateUtc="2025-05-08T22:20:00Z">
-        <w:r>
-          <w:rPr>
-            <w:rFonts w:ascii="Times New Roman" w:hAnsi="Times New Roman" w:cs="Times New Roman"/>
-            <w:sz w:val="24"/>
-            <w:szCs w:val="24"/>
-          </w:rPr>
-          <w:t>s. separate exemplar storage for audio-visual vs. audio-only exemplars, Kraljic &amp; Samuel, 2011).</w:t>
+      <w:ins w:id="254" w:author="Jaeger, Florian" w:date="2025-05-08T18:19:00Z" w16du:dateUtc="2025-05-08T22:19:00Z">
+        <w:r>
+          <w:rPr>
+            <w:rFonts w:ascii="Times New Roman" w:hAnsi="Times New Roman" w:cs="Times New Roman"/>
+            <w:sz w:val="24"/>
+            <w:szCs w:val="24"/>
+          </w:rPr>
+          <w:t xml:space="preserve">mouth (causal inference/’explaining way’, </w:t>
+        </w:r>
+        <w:proofErr w:type="spellStart"/>
+        <w:r>
+          <w:rPr>
+            <w:rFonts w:ascii="Times New Roman" w:hAnsi="Times New Roman" w:cs="Times New Roman"/>
+            <w:sz w:val="24"/>
+            <w:szCs w:val="24"/>
+          </w:rPr>
+          <w:t>Kraljic</w:t>
+        </w:r>
+        <w:proofErr w:type="spellEnd"/>
+        <w:r>
+          <w:rPr>
+            <w:rFonts w:ascii="Times New Roman" w:hAnsi="Times New Roman" w:cs="Times New Roman"/>
+            <w:sz w:val="24"/>
+            <w:szCs w:val="24"/>
+          </w:rPr>
+          <w:t xml:space="preserve"> et al., 2008; Liu &amp; Jaeger, 2018; v</w:t>
+        </w:r>
+      </w:ins>
+      <w:ins w:id="255" w:author="Jaeger, Florian" w:date="2025-05-08T18:20:00Z" w16du:dateUtc="2025-05-08T22:20:00Z">
+        <w:r>
+          <w:rPr>
+            <w:rFonts w:ascii="Times New Roman" w:hAnsi="Times New Roman" w:cs="Times New Roman"/>
+            <w:sz w:val="24"/>
+            <w:szCs w:val="24"/>
+          </w:rPr>
+          <w:t xml:space="preserve">s. separate exemplar storage for audio-visual vs. audio-only exemplars, </w:t>
+        </w:r>
+        <w:proofErr w:type="spellStart"/>
+        <w:r>
+          <w:rPr>
+            <w:rFonts w:ascii="Times New Roman" w:hAnsi="Times New Roman" w:cs="Times New Roman"/>
+            <w:sz w:val="24"/>
+            <w:szCs w:val="24"/>
+          </w:rPr>
+          <w:t>Kraljic</w:t>
+        </w:r>
+        <w:proofErr w:type="spellEnd"/>
+        <w:r>
+          <w:rPr>
+            <w:rFonts w:ascii="Times New Roman" w:hAnsi="Times New Roman" w:cs="Times New Roman"/>
+            <w:sz w:val="24"/>
+            <w:szCs w:val="24"/>
+          </w:rPr>
+          <w:t xml:space="preserve"> &amp; Samuel, 2011).</w:t>
         </w:r>
       </w:ins>
     </w:p>
@@ -3700,13 +3980,13 @@
       <w:pPr>
         <w:spacing w:after="0" w:line="240" w:lineRule="auto"/>
         <w:rPr>
-          <w:del w:id="254" w:author="Jaeger, Florian" w:date="2025-05-08T18:21:00Z" w16du:dateUtc="2025-05-08T22:21:00Z"/>
-          <w:rFonts w:ascii="Times New Roman" w:hAnsi="Times New Roman" w:cs="Times New Roman"/>
-          <w:sz w:val="24"/>
-          <w:szCs w:val="24"/>
-        </w:rPr>
-      </w:pPr>
-      <w:del w:id="255" w:author="Jaeger, Florian" w:date="2025-05-08T18:21:00Z" w16du:dateUtc="2025-05-08T22:21:00Z">
+          <w:del w:id="256" w:author="Jaeger, Florian" w:date="2025-05-08T18:21:00Z" w16du:dateUtc="2025-05-08T22:21:00Z"/>
+          <w:rFonts w:ascii="Times New Roman" w:hAnsi="Times New Roman" w:cs="Times New Roman"/>
+          <w:sz w:val="24"/>
+          <w:szCs w:val="24"/>
+        </w:rPr>
+      </w:pPr>
+      <w:del w:id="257" w:author="Jaeger, Florian" w:date="2025-05-08T18:21:00Z" w16du:dateUtc="2025-05-08T22:21:00Z">
         <w:r>
           <w:rPr>
             <w:rFonts w:ascii="Times New Roman" w:hAnsi="Times New Roman" w:cs="Times New Roman"/>
@@ -3716,7 +3996,7 @@
           <w:delText xml:space="preserve">We are heartened to hear your confidence in our study and conclusions. We are glad you appreciated the extensive detail provided in the supplementary material, and are happy to elevate needed information into the main text. More specific details can be found below.  </w:delText>
         </w:r>
       </w:del>
-      <w:ins w:id="256" w:author="Jaeger, Florian" w:date="2025-05-08T18:21:00Z" w16du:dateUtc="2025-05-08T22:21:00Z">
+      <w:ins w:id="258" w:author="Jaeger, Florian" w:date="2025-05-08T18:21:00Z" w16du:dateUtc="2025-05-08T22:21:00Z">
         <w:r>
           <w:rPr>
             <w:rFonts w:ascii="Times New Roman" w:hAnsi="Times New Roman" w:cs="Times New Roman"/>
@@ -3726,7 +4006,7 @@
           <w:t>Agreed! R1 also requested more details on the methods to be included in the main part of the paper. And so we have moved many of the details from the SI into the paper.</w:t>
         </w:r>
       </w:ins>
-      <w:ins w:id="257" w:author="Jaeger, Florian" w:date="2025-05-08T18:22:00Z" w16du:dateUtc="2025-05-08T22:22:00Z">
+      <w:ins w:id="259" w:author="Jaeger, Florian" w:date="2025-05-08T18:22:00Z" w16du:dateUtc="2025-05-08T22:22:00Z">
         <w:r>
           <w:rPr>
             <w:rFonts w:ascii="Times New Roman" w:hAnsi="Times New Roman" w:cs="Times New Roman"/>
@@ -3937,13 +4217,13 @@
       <w:pPr>
         <w:spacing w:after="0" w:line="240" w:lineRule="auto"/>
         <w:rPr>
-          <w:del w:id="258" w:author="Jaeger, Florian" w:date="2025-05-08T18:26:00Z" w16du:dateUtc="2025-05-08T22:26:00Z"/>
-          <w:rFonts w:ascii="Times New Roman" w:hAnsi="Times New Roman" w:cs="Times New Roman"/>
-          <w:sz w:val="24"/>
-          <w:szCs w:val="24"/>
-        </w:rPr>
-      </w:pPr>
-      <w:del w:id="259" w:author="Jaeger, Florian" w:date="2025-05-08T18:26:00Z" w16du:dateUtc="2025-05-08T22:26:00Z">
+          <w:del w:id="260" w:author="Jaeger, Florian" w:date="2025-05-08T18:26:00Z" w16du:dateUtc="2025-05-08T22:26:00Z"/>
+          <w:rFonts w:ascii="Times New Roman" w:hAnsi="Times New Roman" w:cs="Times New Roman"/>
+          <w:sz w:val="24"/>
+          <w:szCs w:val="24"/>
+        </w:rPr>
+      </w:pPr>
+      <w:del w:id="261" w:author="Jaeger, Florian" w:date="2025-05-08T18:26:00Z" w16du:dateUtc="2025-05-08T22:26:00Z">
         <w:r>
           <w:rPr>
             <w:rFonts w:ascii="Times New Roman" w:hAnsi="Times New Roman" w:cs="Times New Roman"/>
@@ -3958,24 +4238,24 @@
       <w:pPr>
         <w:spacing w:after="0" w:line="240" w:lineRule="auto"/>
         <w:rPr>
-          <w:ins w:id="260" w:author="Jaeger, Florian" w:date="2025-05-08T18:26:00Z" w16du:dateUtc="2025-05-08T22:26:00Z"/>
-          <w:rFonts w:ascii="Times New Roman" w:hAnsi="Times New Roman" w:cs="Times New Roman"/>
-          <w:sz w:val="24"/>
-          <w:szCs w:val="24"/>
-        </w:rPr>
-      </w:pPr>
-    </w:p>
-    <w:p>
-      <w:pPr>
-        <w:spacing w:after="0" w:line="240" w:lineRule="auto"/>
-        <w:rPr>
-          <w:ins w:id="261" w:author="Jaeger, Florian" w:date="2025-05-08T18:34:00Z" w16du:dateUtc="2025-05-08T22:34:00Z"/>
-          <w:rFonts w:ascii="Times New Roman" w:hAnsi="Times New Roman" w:cs="Times New Roman"/>
-          <w:sz w:val="24"/>
-          <w:szCs w:val="24"/>
-        </w:rPr>
-      </w:pPr>
-      <w:ins w:id="262" w:author="Jaeger, Florian" w:date="2025-05-08T18:27:00Z" w16du:dateUtc="2025-05-08T22:27:00Z">
+          <w:ins w:id="262" w:author="Jaeger, Florian" w:date="2025-05-08T18:26:00Z" w16du:dateUtc="2025-05-08T22:26:00Z"/>
+          <w:rFonts w:ascii="Times New Roman" w:hAnsi="Times New Roman" w:cs="Times New Roman"/>
+          <w:sz w:val="24"/>
+          <w:szCs w:val="24"/>
+        </w:rPr>
+      </w:pPr>
+    </w:p>
+    <w:p>
+      <w:pPr>
+        <w:spacing w:after="0" w:line="240" w:lineRule="auto"/>
+        <w:rPr>
+          <w:ins w:id="263" w:author="Jaeger, Florian" w:date="2025-05-08T18:34:00Z" w16du:dateUtc="2025-05-08T22:34:00Z"/>
+          <w:rFonts w:ascii="Times New Roman" w:hAnsi="Times New Roman" w:cs="Times New Roman"/>
+          <w:sz w:val="24"/>
+          <w:szCs w:val="24"/>
+        </w:rPr>
+      </w:pPr>
+      <w:ins w:id="264" w:author="Jaeger, Florian" w:date="2025-05-08T18:27:00Z" w16du:dateUtc="2025-05-08T22:27:00Z">
         <w:r>
           <w:rPr>
             <w:rFonts w:ascii="Times New Roman" w:hAnsi="Times New Roman" w:cs="Times New Roman"/>
@@ -3985,7 +4265,7 @@
           <w:t>None of the experiments actually had any trials with white dots. We only included the instructions about the white dots because we had planned to use such catch trials in subsequent perce</w:t>
         </w:r>
       </w:ins>
-      <w:ins w:id="263" w:author="Jaeger, Florian" w:date="2025-05-08T18:28:00Z" w16du:dateUtc="2025-05-08T22:28:00Z">
+      <w:ins w:id="265" w:author="Jaeger, Florian" w:date="2025-05-08T18:28:00Z" w16du:dateUtc="2025-05-08T22:28:00Z">
         <w:r>
           <w:rPr>
             <w:rFonts w:ascii="Times New Roman" w:hAnsi="Times New Roman" w:cs="Times New Roman"/>
@@ -3995,7 +4275,7 @@
           <w:t xml:space="preserve">ptual recalibration experiments (which we have since done). </w:t>
         </w:r>
       </w:ins>
-      <w:ins w:id="264" w:author="Jaeger, Florian" w:date="2025-05-08T18:34:00Z" w16du:dateUtc="2025-05-08T22:34:00Z">
+      <w:ins w:id="266" w:author="Jaeger, Florian" w:date="2025-05-08T18:34:00Z" w16du:dateUtc="2025-05-08T22:34:00Z">
         <w:r>
           <w:rPr>
             <w:rFonts w:ascii="Times New Roman" w:hAnsi="Times New Roman" w:cs="Times New Roman"/>
@@ -4028,23 +4308,23 @@
       <w:pPr>
         <w:spacing w:after="0" w:line="240" w:lineRule="auto"/>
         <w:rPr>
-          <w:ins w:id="265" w:author="Jaeger, Florian" w:date="2025-05-08T18:34:00Z" w16du:dateUtc="2025-05-08T22:34:00Z"/>
-          <w:rFonts w:ascii="Times New Roman" w:hAnsi="Times New Roman" w:cs="Times New Roman"/>
-          <w:sz w:val="24"/>
-          <w:szCs w:val="24"/>
-        </w:rPr>
-      </w:pPr>
-    </w:p>
-    <w:p>
-      <w:pPr>
-        <w:spacing w:after="0" w:line="240" w:lineRule="auto"/>
-        <w:rPr>
-          <w:rFonts w:ascii="Times New Roman" w:hAnsi="Times New Roman" w:cs="Times New Roman"/>
-          <w:sz w:val="24"/>
-          <w:szCs w:val="24"/>
-        </w:rPr>
-      </w:pPr>
-      <w:ins w:id="266" w:author="Jaeger, Florian" w:date="2025-05-08T18:34:00Z" w16du:dateUtc="2025-05-08T22:34:00Z">
+          <w:ins w:id="267" w:author="Jaeger, Florian" w:date="2025-05-08T18:34:00Z" w16du:dateUtc="2025-05-08T22:34:00Z"/>
+          <w:rFonts w:ascii="Times New Roman" w:hAnsi="Times New Roman" w:cs="Times New Roman"/>
+          <w:sz w:val="24"/>
+          <w:szCs w:val="24"/>
+        </w:rPr>
+      </w:pPr>
+    </w:p>
+    <w:p>
+      <w:pPr>
+        <w:spacing w:after="0" w:line="240" w:lineRule="auto"/>
+        <w:rPr>
+          <w:rFonts w:ascii="Times New Roman" w:hAnsi="Times New Roman" w:cs="Times New Roman"/>
+          <w:sz w:val="24"/>
+          <w:szCs w:val="24"/>
+        </w:rPr>
+      </w:pPr>
+      <w:ins w:id="268" w:author="Jaeger, Florian" w:date="2025-05-08T18:34:00Z" w16du:dateUtc="2025-05-08T22:34:00Z">
         <w:r>
           <w:rPr>
             <w:rFonts w:ascii="Times New Roman" w:hAnsi="Times New Roman" w:cs="Times New Roman"/>
@@ -4055,7 +4335,7 @@
           <w:t xml:space="preserve">As we now clarify, participants </w:t>
         </w:r>
       </w:ins>
-      <w:ins w:id="267" w:author="Jaeger, Florian" w:date="2025-05-08T18:35:00Z" w16du:dateUtc="2025-05-08T22:35:00Z">
+      <w:ins w:id="269" w:author="Jaeger, Florian" w:date="2025-05-08T18:35:00Z" w16du:dateUtc="2025-05-08T22:35:00Z">
         <w:r>
           <w:rPr>
             <w:rFonts w:ascii="Times New Roman" w:hAnsi="Times New Roman" w:cs="Times New Roman"/>
@@ -4065,7 +4345,7 @@
           <w:t xml:space="preserve">very </w:t>
         </w:r>
       </w:ins>
-      <w:ins w:id="268" w:author="Jaeger, Florian" w:date="2025-05-08T18:34:00Z" w16du:dateUtc="2025-05-08T22:34:00Z">
+      <w:ins w:id="270" w:author="Jaeger, Florian" w:date="2025-05-08T18:34:00Z" w16du:dateUtc="2025-05-08T22:34:00Z">
         <w:r>
           <w:rPr>
             <w:rFonts w:ascii="Times New Roman" w:hAnsi="Times New Roman" w:cs="Times New Roman"/>
@@ -4073,7 +4353,7 @@
             <w:iCs/>
             <w:sz w:val="24"/>
             <w:szCs w:val="24"/>
-            <w:rPrChange w:id="269" w:author="Jaeger, Florian" w:date="2025-05-08T18:35:00Z" w16du:dateUtc="2025-05-08T22:35:00Z">
+            <w:rPrChange w:id="271" w:author="Jaeger, Florian" w:date="2025-05-08T18:35:00Z" w16du:dateUtc="2025-05-08T22:35:00Z">
               <w:rPr>
                 <w:rFonts w:ascii="Times New Roman" w:hAnsi="Times New Roman" w:cs="Times New Roman"/>
                 <w:sz w:val="24"/>
@@ -4092,7 +4372,7 @@
           <w:t xml:space="preserve"> made that mistake, and no part</w:t>
         </w:r>
       </w:ins>
-      <w:ins w:id="270" w:author="Jaeger, Florian" w:date="2025-05-08T18:35:00Z" w16du:dateUtc="2025-05-08T22:35:00Z">
+      <w:ins w:id="272" w:author="Jaeger, Florian" w:date="2025-05-08T18:35:00Z" w16du:dateUtc="2025-05-08T22:35:00Z">
         <w:r>
           <w:rPr>
             <w:rFonts w:ascii="Times New Roman" w:hAnsi="Times New Roman" w:cs="Times New Roman"/>
@@ -4102,7 +4382,7 @@
           <w:t xml:space="preserve">icipant had to be excluded based on that criterion. However, since pressing the SPACE bar </w:t>
         </w:r>
       </w:ins>
-      <w:ins w:id="271" w:author="Jaeger, Florian" w:date="2025-05-08T18:36:00Z" w16du:dateUtc="2025-05-08T22:36:00Z">
+      <w:ins w:id="273" w:author="Jaeger, Florian" w:date="2025-05-08T18:36:00Z" w16du:dateUtc="2025-05-08T22:36:00Z">
         <w:r>
           <w:rPr>
             <w:rFonts w:ascii="Times New Roman" w:hAnsi="Times New Roman" w:cs="Times New Roman"/>
@@ -4112,7 +4392,7 @@
           <w:t>auto-advanced to the next trial, trials with SPACE bar responses are lacking categorization responses, and thus had to be excluded (1.6%</w:t>
         </w:r>
       </w:ins>
-      <w:ins w:id="272" w:author="Jaeger, Florian" w:date="2025-05-08T18:37:00Z" w16du:dateUtc="2025-05-08T22:37:00Z">
+      <w:ins w:id="274" w:author="Jaeger, Florian" w:date="2025-05-08T18:37:00Z" w16du:dateUtc="2025-05-08T22:37:00Z">
         <w:r>
           <w:rPr>
             <w:rFonts w:ascii="Times New Roman" w:hAnsi="Times New Roman" w:cs="Times New Roman"/>
@@ -4122,7 +4402,7 @@
           <w:t xml:space="preserve"> of all trials</w:t>
         </w:r>
       </w:ins>
-      <w:ins w:id="273" w:author="Jaeger, Florian" w:date="2025-05-08T18:36:00Z" w16du:dateUtc="2025-05-08T22:36:00Z">
+      <w:ins w:id="275" w:author="Jaeger, Florian" w:date="2025-05-08T18:36:00Z" w16du:dateUtc="2025-05-08T22:36:00Z">
         <w:r>
           <w:rPr>
             <w:rFonts w:ascii="Times New Roman" w:hAnsi="Times New Roman" w:cs="Times New Roman"/>
@@ -4132,7 +4412,7 @@
           <w:t>)</w:t>
         </w:r>
       </w:ins>
-      <w:ins w:id="274" w:author="Jaeger, Florian" w:date="2025-05-08T18:37:00Z" w16du:dateUtc="2025-05-08T22:37:00Z">
+      <w:ins w:id="276" w:author="Jaeger, Florian" w:date="2025-05-08T18:37:00Z" w16du:dateUtc="2025-05-08T22:37:00Z">
         <w:r>
           <w:rPr>
             <w:rFonts w:ascii="Times New Roman" w:hAnsi="Times New Roman" w:cs="Times New Roman"/>
@@ -4186,7 +4466,7 @@
           <w:szCs w:val="24"/>
         </w:rPr>
       </w:pPr>
-      <w:commentRangeStart w:id="275"/>
+      <w:commentRangeStart w:id="277"/>
       <w:r>
         <w:rPr>
           <w:rFonts w:ascii="Times New Roman" w:hAnsi="Times New Roman" w:cs="Times New Roman"/>
@@ -4195,12 +4475,12 @@
         </w:rPr>
         <w:t>We have added ____.</w:t>
       </w:r>
-      <w:commentRangeEnd w:id="275"/>
+      <w:commentRangeEnd w:id="277"/>
       <w:r>
         <w:rPr>
           <w:rStyle w:val="CommentReference"/>
         </w:rPr>
-        <w:commentReference w:id="275"/>
+        <w:commentReference w:id="277"/>
       </w:r>
     </w:p>
     <w:p>
@@ -4234,20 +4514,56 @@
           <w:sz w:val="24"/>
           <w:szCs w:val="24"/>
         </w:rPr>
-        <w:t>-it is impossible to understand the difference between the a-c versions of Experiment 1 without reading the supplemental materials. All the main text says is that there were different test stimuli across their experiments, because they were chosen such that they elicited a certain percent of s and sh responses. But it's not clear why that would have changed so much across experiments until you see the issues that arose in the supplement (and it's so important to understand the differences because the predictions and a great deal of the discussion of Experiment 2 involve relating them to different conditions of Experiment 1 - for example, on p20 "Under this alternative hypothesis, both pen conditions (pen in mouth vs. hand) of Experiment 2 should yield rates of ashi-responses comparable to the pen in mouth condition in Experiment 1c (since Experiment 2 occludes most direct visual evidence of fricative articulation.)" All that needs to be said is that there were errors in labelling the continuum tokens and so the acoustic region covered by the continuum differed across these experiments, with Experiments 1a and 1b being shifted relative to Experiment 1c….</w:t>
-      </w:r>
-    </w:p>
-    <w:p>
-      <w:pPr>
-        <w:spacing w:after="0" w:line="240" w:lineRule="auto"/>
-        <w:rPr>
-          <w:del w:id="276" w:author="Jaeger, Florian" w:date="2025-05-08T18:25:00Z" w16du:dateUtc="2025-05-08T22:25:00Z"/>
-          <w:rFonts w:ascii="Times New Roman" w:hAnsi="Times New Roman" w:cs="Times New Roman"/>
-          <w:sz w:val="24"/>
-          <w:szCs w:val="24"/>
-        </w:rPr>
-      </w:pPr>
-      <w:del w:id="277" w:author="Jaeger, Florian" w:date="2025-05-08T18:25:00Z" w16du:dateUtc="2025-05-08T22:25:00Z">
+        <w:t xml:space="preserve">-it is impossible to understand the difference between the a-c versions of Experiment 1 without reading the supplemental materials. All the main text says is that there were different test stimuli across their experiments, because they were chosen such that they elicited a certain percent of s and </w:t>
+      </w:r>
+      <w:proofErr w:type="spellStart"/>
+      <w:r>
+        <w:rPr>
+          <w:rFonts w:ascii="Times New Roman" w:hAnsi="Times New Roman" w:cs="Times New Roman"/>
+          <w:sz w:val="24"/>
+          <w:szCs w:val="24"/>
+        </w:rPr>
+        <w:t>sh</w:t>
+      </w:r>
+      <w:proofErr w:type="spellEnd"/>
+      <w:r>
+        <w:rPr>
+          <w:rFonts w:ascii="Times New Roman" w:hAnsi="Times New Roman" w:cs="Times New Roman"/>
+          <w:sz w:val="24"/>
+          <w:szCs w:val="24"/>
+        </w:rPr>
+        <w:t xml:space="preserve"> responses. But it's not clear why that would have changed so much across experiments until you see the issues that arose in the supplement (and it's so important to understand the differences because the predictions and a great deal of the discussion of Experiment 2 involve relating them to different conditions of Experiment 1 - for example, on p20 "Under this alternative hypothesis, both pen conditions (pen in mouth vs. hand) of Experiment 2 should yield rates of </w:t>
+      </w:r>
+      <w:proofErr w:type="spellStart"/>
+      <w:r>
+        <w:rPr>
+          <w:rFonts w:ascii="Times New Roman" w:hAnsi="Times New Roman" w:cs="Times New Roman"/>
+          <w:sz w:val="24"/>
+          <w:szCs w:val="24"/>
+        </w:rPr>
+        <w:t>ashi</w:t>
+      </w:r>
+      <w:proofErr w:type="spellEnd"/>
+      <w:r>
+        <w:rPr>
+          <w:rFonts w:ascii="Times New Roman" w:hAnsi="Times New Roman" w:cs="Times New Roman"/>
+          <w:sz w:val="24"/>
+          <w:szCs w:val="24"/>
+        </w:rPr>
+        <w:t>-responses comparable to the pen in mouth condition in Experiment 1c (since Experiment 2 occludes most direct visual evidence of fricative articulation.)" All that needs to be said is that there were errors in labelling the continuum tokens and so the acoustic region covered by the continuum differed across these experiments, with Experiments 1a and 1b being shifted relative to Experiment 1c….</w:t>
+      </w:r>
+    </w:p>
+    <w:p>
+      <w:pPr>
+        <w:spacing w:after="0" w:line="240" w:lineRule="auto"/>
+        <w:rPr>
+          <w:del w:id="278" w:author="Jaeger, Florian" w:date="2025-05-08T18:25:00Z" w16du:dateUtc="2025-05-08T22:25:00Z"/>
+          <w:rFonts w:ascii="Times New Roman" w:hAnsi="Times New Roman" w:cs="Times New Roman"/>
+          <w:sz w:val="24"/>
+          <w:szCs w:val="24"/>
+        </w:rPr>
+      </w:pPr>
+      <w:del w:id="279" w:author="Jaeger, Florian" w:date="2025-05-08T18:25:00Z" w16du:dateUtc="2025-05-08T22:25:00Z">
         <w:r>
           <w:rPr>
             <w:rFonts w:ascii="Times New Roman" w:hAnsi="Times New Roman" w:cs="Times New Roman"/>
@@ -4262,24 +4578,24 @@
       <w:pPr>
         <w:spacing w:after="0" w:line="240" w:lineRule="auto"/>
         <w:rPr>
-          <w:ins w:id="278" w:author="Jaeger, Florian" w:date="2025-05-08T18:25:00Z" w16du:dateUtc="2025-05-08T22:25:00Z"/>
-          <w:rFonts w:ascii="Times New Roman" w:hAnsi="Times New Roman" w:cs="Times New Roman"/>
-          <w:sz w:val="24"/>
-          <w:szCs w:val="24"/>
-        </w:rPr>
-      </w:pPr>
-    </w:p>
-    <w:p>
-      <w:pPr>
-        <w:spacing w:after="0" w:line="240" w:lineRule="auto"/>
-        <w:rPr>
-          <w:del w:id="279" w:author="Jaeger, Florian" w:date="2025-05-08T18:25:00Z" w16du:dateUtc="2025-05-08T22:25:00Z"/>
-          <w:rFonts w:ascii="Times New Roman" w:hAnsi="Times New Roman" w:cs="Times New Roman"/>
-          <w:sz w:val="24"/>
-          <w:szCs w:val="24"/>
-        </w:rPr>
-      </w:pPr>
-      <w:ins w:id="280" w:author="Jaeger, Florian" w:date="2025-05-08T18:25:00Z" w16du:dateUtc="2025-05-08T22:25:00Z">
+          <w:ins w:id="280" w:author="Jaeger, Florian" w:date="2025-05-08T18:25:00Z" w16du:dateUtc="2025-05-08T22:25:00Z"/>
+          <w:rFonts w:ascii="Times New Roman" w:hAnsi="Times New Roman" w:cs="Times New Roman"/>
+          <w:sz w:val="24"/>
+          <w:szCs w:val="24"/>
+        </w:rPr>
+      </w:pPr>
+    </w:p>
+    <w:p>
+      <w:pPr>
+        <w:spacing w:after="0" w:line="240" w:lineRule="auto"/>
+        <w:rPr>
+          <w:del w:id="281" w:author="Jaeger, Florian" w:date="2025-05-08T18:25:00Z" w16du:dateUtc="2025-05-08T22:25:00Z"/>
+          <w:rFonts w:ascii="Times New Roman" w:hAnsi="Times New Roman" w:cs="Times New Roman"/>
+          <w:sz w:val="24"/>
+          <w:szCs w:val="24"/>
+        </w:rPr>
+      </w:pPr>
+      <w:ins w:id="282" w:author="Jaeger, Florian" w:date="2025-05-08T18:25:00Z" w16du:dateUtc="2025-05-08T22:25:00Z">
         <w:r>
           <w:rPr>
             <w:rFonts w:ascii="Times New Roman" w:hAnsi="Times New Roman" w:cs="Times New Roman"/>
@@ -4289,7 +4605,7 @@
           <w:t>We have followed these suggestions (thank you for going the extra step o</w:t>
         </w:r>
       </w:ins>
-      <w:ins w:id="281" w:author="Jaeger, Florian" w:date="2025-05-08T18:26:00Z" w16du:dateUtc="2025-05-08T22:26:00Z">
+      <w:ins w:id="283" w:author="Jaeger, Florian" w:date="2025-05-08T18:26:00Z" w16du:dateUtc="2025-05-08T22:26:00Z">
         <w:r>
           <w:rPr>
             <w:rFonts w:ascii="Times New Roman" w:hAnsi="Times New Roman" w:cs="Times New Roman"/>
@@ -4304,7 +4620,7 @@
       <w:pPr>
         <w:spacing w:after="0" w:line="240" w:lineRule="auto"/>
         <w:rPr>
-          <w:ins w:id="282" w:author="Jaeger, Florian" w:date="2025-05-08T18:25:00Z" w16du:dateUtc="2025-05-08T22:25:00Z"/>
+          <w:ins w:id="284" w:author="Jaeger, Florian" w:date="2025-05-08T18:25:00Z" w16du:dateUtc="2025-05-08T22:25:00Z"/>
           <w:rFonts w:ascii="Times New Roman" w:hAnsi="Times New Roman" w:cs="Times New Roman"/>
           <w:sz w:val="24"/>
           <w:szCs w:val="24"/>
@@ -4349,13 +4665,13 @@
       <w:pPr>
         <w:spacing w:after="0" w:line="240" w:lineRule="auto"/>
         <w:rPr>
-          <w:del w:id="283" w:author="Jaeger, Florian" w:date="2025-05-08T18:23:00Z" w16du:dateUtc="2025-05-08T22:23:00Z"/>
-          <w:rFonts w:ascii="Times New Roman" w:hAnsi="Times New Roman" w:cs="Times New Roman"/>
-          <w:sz w:val="24"/>
-          <w:szCs w:val="24"/>
-        </w:rPr>
-      </w:pPr>
-      <w:del w:id="284" w:author="Jaeger, Florian" w:date="2025-05-08T18:23:00Z" w16du:dateUtc="2025-05-08T22:23:00Z">
+          <w:del w:id="285" w:author="Jaeger, Florian" w:date="2025-05-08T18:23:00Z" w16du:dateUtc="2025-05-08T22:23:00Z"/>
+          <w:rFonts w:ascii="Times New Roman" w:hAnsi="Times New Roman" w:cs="Times New Roman"/>
+          <w:sz w:val="24"/>
+          <w:szCs w:val="24"/>
+        </w:rPr>
+      </w:pPr>
+      <w:del w:id="286" w:author="Jaeger, Florian" w:date="2025-05-08T18:23:00Z" w16du:dateUtc="2025-05-08T22:23:00Z">
         <w:r>
           <w:rPr>
             <w:rFonts w:ascii="Times New Roman" w:hAnsi="Times New Roman" w:cs="Times New Roman"/>
@@ -4370,23 +4686,23 @@
       <w:pPr>
         <w:spacing w:after="0" w:line="240" w:lineRule="auto"/>
         <w:rPr>
-          <w:ins w:id="285" w:author="Jaeger, Florian" w:date="2025-05-08T18:23:00Z" w16du:dateUtc="2025-05-08T22:23:00Z"/>
-          <w:rFonts w:ascii="Times New Roman" w:hAnsi="Times New Roman" w:cs="Times New Roman"/>
-          <w:sz w:val="24"/>
-          <w:szCs w:val="24"/>
-        </w:rPr>
-      </w:pPr>
-    </w:p>
-    <w:p>
-      <w:pPr>
-        <w:spacing w:after="0" w:line="240" w:lineRule="auto"/>
-        <w:rPr>
-          <w:rFonts w:ascii="Times New Roman" w:hAnsi="Times New Roman" w:cs="Times New Roman"/>
-          <w:sz w:val="24"/>
-          <w:szCs w:val="24"/>
-        </w:rPr>
-      </w:pPr>
-      <w:ins w:id="286" w:author="Jaeger, Florian" w:date="2025-05-08T18:23:00Z" w16du:dateUtc="2025-05-08T22:23:00Z">
+          <w:ins w:id="287" w:author="Jaeger, Florian" w:date="2025-05-08T18:23:00Z" w16du:dateUtc="2025-05-08T22:23:00Z"/>
+          <w:rFonts w:ascii="Times New Roman" w:hAnsi="Times New Roman" w:cs="Times New Roman"/>
+          <w:sz w:val="24"/>
+          <w:szCs w:val="24"/>
+        </w:rPr>
+      </w:pPr>
+    </w:p>
+    <w:p>
+      <w:pPr>
+        <w:spacing w:after="0" w:line="240" w:lineRule="auto"/>
+        <w:rPr>
+          <w:rFonts w:ascii="Times New Roman" w:hAnsi="Times New Roman" w:cs="Times New Roman"/>
+          <w:sz w:val="24"/>
+          <w:szCs w:val="24"/>
+        </w:rPr>
+      </w:pPr>
+      <w:ins w:id="288" w:author="Jaeger, Florian" w:date="2025-05-08T18:23:00Z" w16du:dateUtc="2025-05-08T22:23:00Z">
         <w:r>
           <w:rPr>
             <w:rFonts w:ascii="Times New Roman" w:hAnsi="Times New Roman" w:cs="Times New Roman"/>
@@ -4396,7 +4712,7 @@
           <w:t xml:space="preserve">This was poorly worded: we meant the center/mean of the continuum steps (a direct consequence of </w:t>
         </w:r>
       </w:ins>
-      <w:ins w:id="287" w:author="Jaeger, Florian" w:date="2025-05-08T18:24:00Z" w16du:dateUtc="2025-05-08T22:24:00Z">
+      <w:ins w:id="289" w:author="Jaeger, Florian" w:date="2025-05-08T18:24:00Z" w16du:dateUtc="2025-05-08T22:24:00Z">
         <w:r>
           <w:rPr>
             <w:rFonts w:ascii="Times New Roman" w:hAnsi="Times New Roman" w:cs="Times New Roman"/>
@@ -4445,7 +4761,7 @@
       <w:pPr>
         <w:spacing w:after="0" w:line="240" w:lineRule="auto"/>
         <w:rPr>
-          <w:ins w:id="288" w:author="Jaeger, Florian" w:date="2025-05-08T18:22:00Z" w16du:dateUtc="2025-05-08T22:22:00Z"/>
+          <w:ins w:id="290" w:author="Jaeger, Florian" w:date="2025-05-08T18:22:00Z" w16du:dateUtc="2025-05-08T22:22:00Z"/>
           <w:rFonts w:ascii="Times New Roman" w:hAnsi="Times New Roman" w:cs="Times New Roman"/>
           <w:sz w:val="24"/>
           <w:szCs w:val="24"/>
@@ -4469,7 +4785,7 @@
         </w:rPr>
         <w:t>Thank</w:t>
       </w:r>
-      <w:ins w:id="289" w:author="Jaeger, Florian" w:date="2025-05-08T18:23:00Z" w16du:dateUtc="2025-05-08T22:23:00Z">
+      <w:ins w:id="291" w:author="Jaeger, Florian" w:date="2025-05-08T18:23:00Z" w16du:dateUtc="2025-05-08T22:23:00Z">
         <w:r>
           <w:rPr>
             <w:rFonts w:ascii="Times New Roman" w:hAnsi="Times New Roman" w:cs="Times New Roman"/>
@@ -4479,7 +4795,7 @@
           <w:t xml:space="preserve"> you</w:t>
         </w:r>
       </w:ins>
-      <w:del w:id="290" w:author="Jaeger, Florian" w:date="2025-05-08T18:23:00Z" w16du:dateUtc="2025-05-08T22:23:00Z">
+      <w:del w:id="292" w:author="Jaeger, Florian" w:date="2025-05-08T18:23:00Z" w16du:dateUtc="2025-05-08T22:23:00Z">
         <w:r>
           <w:rPr>
             <w:rFonts w:ascii="Times New Roman" w:hAnsi="Times New Roman" w:cs="Times New Roman"/>
@@ -4557,7 +4873,7 @@
       <w:pPr>
         <w:spacing w:after="0" w:line="240" w:lineRule="auto"/>
         <w:rPr>
-          <w:del w:id="291" w:author="Jaeger, Florian" w:date="2025-05-08T18:41:00Z" w16du:dateUtc="2025-05-08T22:41:00Z"/>
+          <w:del w:id="293" w:author="Jaeger, Florian" w:date="2025-05-08T18:41:00Z" w16du:dateUtc="2025-05-08T22:41:00Z"/>
           <w:rFonts w:ascii="Times New Roman" w:hAnsi="Times New Roman" w:cs="Times New Roman"/>
           <w:sz w:val="24"/>
           <w:szCs w:val="24"/>
@@ -4574,13 +4890,13 @@
         </w:pBdr>
         <w:spacing w:after="0" w:line="240" w:lineRule="auto"/>
         <w:rPr>
-          <w:del w:id="292" w:author="Jaeger, Florian" w:date="2025-05-08T18:41:00Z" w16du:dateUtc="2025-05-08T22:41:00Z"/>
-          <w:rFonts w:ascii="Times New Roman" w:hAnsi="Times New Roman" w:cs="Times New Roman"/>
-          <w:sz w:val="24"/>
-          <w:szCs w:val="24"/>
-        </w:rPr>
-      </w:pPr>
-      <w:del w:id="293" w:author="Jaeger, Florian" w:date="2025-05-08T18:41:00Z" w16du:dateUtc="2025-05-08T22:41:00Z">
+          <w:del w:id="294" w:author="Jaeger, Florian" w:date="2025-05-08T18:41:00Z" w16du:dateUtc="2025-05-08T22:41:00Z"/>
+          <w:rFonts w:ascii="Times New Roman" w:hAnsi="Times New Roman" w:cs="Times New Roman"/>
+          <w:sz w:val="24"/>
+          <w:szCs w:val="24"/>
+        </w:rPr>
+      </w:pPr>
+      <w:del w:id="295" w:author="Jaeger, Florian" w:date="2025-05-08T18:41:00Z" w16du:dateUtc="2025-05-08T22:41:00Z">
         <w:r>
           <w:rPr>
             <w:rFonts w:ascii="Times New Roman" w:hAnsi="Times New Roman" w:cs="Times New Roman"/>
@@ -4595,24 +4911,24 @@
       <w:pPr>
         <w:spacing w:after="0" w:line="240" w:lineRule="auto"/>
         <w:rPr>
-          <w:del w:id="294" w:author="Jaeger, Florian" w:date="2025-05-08T18:41:00Z" w16du:dateUtc="2025-05-08T22:41:00Z"/>
-          <w:rFonts w:ascii="Times New Roman" w:hAnsi="Times New Roman" w:cs="Times New Roman"/>
-          <w:sz w:val="24"/>
-          <w:szCs w:val="24"/>
-        </w:rPr>
-      </w:pPr>
-    </w:p>
-    <w:p>
-      <w:pPr>
-        <w:spacing w:after="0" w:line="240" w:lineRule="auto"/>
-        <w:rPr>
-          <w:del w:id="295" w:author="Jaeger, Florian" w:date="2025-05-08T18:41:00Z" w16du:dateUtc="2025-05-08T22:41:00Z"/>
-          <w:rFonts w:ascii="Times New Roman" w:hAnsi="Times New Roman" w:cs="Times New Roman"/>
-          <w:sz w:val="24"/>
-          <w:szCs w:val="24"/>
-        </w:rPr>
-      </w:pPr>
-      <w:del w:id="296" w:author="Jaeger, Florian" w:date="2025-05-08T18:41:00Z" w16du:dateUtc="2025-05-08T22:41:00Z">
+          <w:del w:id="296" w:author="Jaeger, Florian" w:date="2025-05-08T18:41:00Z" w16du:dateUtc="2025-05-08T22:41:00Z"/>
+          <w:rFonts w:ascii="Times New Roman" w:hAnsi="Times New Roman" w:cs="Times New Roman"/>
+          <w:sz w:val="24"/>
+          <w:szCs w:val="24"/>
+        </w:rPr>
+      </w:pPr>
+    </w:p>
+    <w:p>
+      <w:pPr>
+        <w:spacing w:after="0" w:line="240" w:lineRule="auto"/>
+        <w:rPr>
+          <w:del w:id="297" w:author="Jaeger, Florian" w:date="2025-05-08T18:41:00Z" w16du:dateUtc="2025-05-08T22:41:00Z"/>
+          <w:rFonts w:ascii="Times New Roman" w:hAnsi="Times New Roman" w:cs="Times New Roman"/>
+          <w:sz w:val="24"/>
+          <w:szCs w:val="24"/>
+        </w:rPr>
+      </w:pPr>
+      <w:del w:id="298" w:author="Jaeger, Florian" w:date="2025-05-08T18:41:00Z" w16du:dateUtc="2025-05-08T22:41:00Z">
         <w:r>
           <w:rPr>
             <w:rFonts w:ascii="Times New Roman" w:hAnsi="Times New Roman" w:cs="Times New Roman"/>
@@ -4648,7 +4964,7 @@
           <w:szCs w:val="24"/>
         </w:rPr>
       </w:pPr>
-      <w:ins w:id="297" w:author="Jaeger, Florian" w:date="2025-05-08T18:41:00Z" w16du:dateUtc="2025-05-08T22:41:00Z">
+      <w:ins w:id="299" w:author="Jaeger, Florian" w:date="2025-05-08T18:41:00Z" w16du:dateUtc="2025-05-08T22:41:00Z">
         <w:r>
           <w:rPr>
             <w:rFonts w:ascii="Times New Roman" w:hAnsi="Times New Roman" w:cs="Times New Roman"/>
@@ -4756,7 +5072,7 @@
           <w:szCs w:val="24"/>
         </w:rPr>
       </w:pPr>
-      <w:ins w:id="298" w:author="Jaeger, Florian" w:date="2025-05-08T18:50:00Z" w16du:dateUtc="2025-05-08T22:50:00Z">
+      <w:ins w:id="300" w:author="Jaeger, Florian" w:date="2025-05-08T18:50:00Z" w16du:dateUtc="2025-05-08T22:50:00Z">
         <w:r>
           <w:rPr>
             <w:rFonts w:ascii="Times New Roman" w:hAnsi="Times New Roman" w:cs="Times New Roman"/>
@@ -4774,7 +5090,7 @@
         </w:rPr>
         <w:t xml:space="preserve">We </w:t>
       </w:r>
-      <w:ins w:id="299" w:author="Jaeger, Florian" w:date="2025-05-08T18:50:00Z" w16du:dateUtc="2025-05-08T22:50:00Z">
+      <w:ins w:id="301" w:author="Jaeger, Florian" w:date="2025-05-08T18:50:00Z" w16du:dateUtc="2025-05-08T22:50:00Z">
         <w:r>
           <w:rPr>
             <w:rFonts w:ascii="Times New Roman" w:hAnsi="Times New Roman" w:cs="Times New Roman"/>
@@ -4838,7 +5154,7 @@
           <w:szCs w:val="24"/>
         </w:rPr>
       </w:pPr>
-      <w:commentRangeStart w:id="300"/>
+      <w:commentRangeStart w:id="302"/>
       <w:r>
         <w:rPr>
           <w:rFonts w:ascii="Times New Roman" w:hAnsi="Times New Roman" w:cs="Times New Roman"/>
@@ -4847,12 +5163,12 @@
         </w:rPr>
         <w:t>We have added ____.</w:t>
       </w:r>
-      <w:commentRangeEnd w:id="300"/>
+      <w:commentRangeEnd w:id="302"/>
       <w:r>
         <w:rPr>
           <w:rStyle w:val="CommentReference"/>
         </w:rPr>
-        <w:commentReference w:id="300"/>
+        <w:commentReference w:id="302"/>
       </w:r>
     </w:p>
     <w:p>
@@ -4991,7 +5307,7 @@
           <w:szCs w:val="24"/>
         </w:rPr>
       </w:pPr>
-      <w:commentRangeStart w:id="301"/>
+      <w:commentRangeStart w:id="303"/>
       <w:r>
         <w:rPr>
           <w:rFonts w:ascii="Times New Roman" w:hAnsi="Times New Roman" w:cs="Times New Roman"/>
@@ -5001,23 +5317,44 @@
         <w:lastRenderedPageBreak/>
         <w:t>TYPOS:</w:t>
       </w:r>
-      <w:commentRangeEnd w:id="301"/>
+      <w:commentRangeEnd w:id="303"/>
       <w:r>
         <w:rPr>
           <w:rStyle w:val="CommentReference"/>
         </w:rPr>
-        <w:commentReference w:id="301"/>
-      </w:r>
-    </w:p>
-    <w:p>
-      <w:pPr>
-        <w:spacing w:after="0" w:line="240" w:lineRule="auto"/>
-        <w:rPr>
-          <w:rFonts w:ascii="Times New Roman" w:hAnsi="Times New Roman" w:cs="Times New Roman"/>
-          <w:sz w:val="24"/>
-          <w:szCs w:val="24"/>
-        </w:rPr>
-      </w:pPr>
+        <w:commentReference w:id="303"/>
+      </w:r>
+    </w:p>
+    <w:p>
+      <w:pPr>
+        <w:spacing w:after="0" w:line="240" w:lineRule="auto"/>
+        <w:rPr>
+          <w:rFonts w:ascii="Times New Roman" w:hAnsi="Times New Roman" w:cs="Times New Roman"/>
+          <w:sz w:val="24"/>
+          <w:szCs w:val="24"/>
+        </w:rPr>
+      </w:pPr>
+    </w:p>
+    <w:p>
+      <w:pPr>
+        <w:spacing w:after="0" w:line="240" w:lineRule="auto"/>
+        <w:rPr>
+          <w:del w:id="304" w:author="Cummings, Shawn" w:date="2025-05-08T22:44:00Z" w16du:dateUtc="2025-05-09T02:44:00Z"/>
+          <w:rFonts w:ascii="Times New Roman" w:hAnsi="Times New Roman" w:cs="Times New Roman"/>
+          <w:sz w:val="24"/>
+          <w:szCs w:val="24"/>
+        </w:rPr>
+      </w:pPr>
+      <w:del w:id="305" w:author="Cummings, Shawn" w:date="2025-05-08T22:44:00Z" w16du:dateUtc="2025-05-09T02:44:00Z">
+        <w:r>
+          <w:rPr>
+            <w:rFonts w:ascii="Times New Roman" w:hAnsi="Times New Roman" w:cs="Times New Roman"/>
+            <w:sz w:val="24"/>
+            <w:szCs w:val="24"/>
+          </w:rPr>
+          <w:delText>Discussion -&gt; "In perceptual recalibration experiments, listeners are expected to speech from an unfamiliar talker for which the realization of a particular sound is shifted towards a neighboring category". -&gt; Did you mean "listeners are exposed"?</w:delText>
+        </w:r>
+      </w:del>
     </w:p>
     <w:p>
       <w:pPr>
@@ -5029,147 +5366,173 @@
         </w:pBdr>
         <w:spacing w:after="0" w:line="240" w:lineRule="auto"/>
         <w:rPr>
-          <w:rFonts w:ascii="Times New Roman" w:hAnsi="Times New Roman" w:cs="Times New Roman"/>
-          <w:sz w:val="24"/>
-          <w:szCs w:val="24"/>
-        </w:rPr>
-      </w:pPr>
-      <w:r>
-        <w:rPr>
-          <w:rFonts w:ascii="Times New Roman" w:hAnsi="Times New Roman" w:cs="Times New Roman"/>
-          <w:sz w:val="24"/>
-          <w:szCs w:val="24"/>
-        </w:rPr>
-        <w:t>Discussion -&gt; "In perceptual recalibration experiments, listeners are expected to speech from an unfamiliar talker for which the realization of a particular sound is shifted towards a neighboring category". -&gt; Did you mean "listeners are exposed"?</w:t>
-      </w:r>
-    </w:p>
-    <w:p>
-      <w:pPr>
-        <w:spacing w:after="0" w:line="240" w:lineRule="auto"/>
-        <w:rPr>
-          <w:rFonts w:ascii="Times New Roman" w:hAnsi="Times New Roman" w:cs="Times New Roman"/>
-          <w:sz w:val="24"/>
-          <w:szCs w:val="24"/>
-        </w:rPr>
-      </w:pPr>
-      <w:r>
-        <w:rPr>
-          <w:rFonts w:ascii="Times New Roman" w:hAnsi="Times New Roman" w:cs="Times New Roman"/>
-          <w:sz w:val="24"/>
-          <w:szCs w:val="24"/>
-        </w:rPr>
-        <w:t>p13: "40 instead of 64 fewer participants" - - delete fewer</w:t>
-      </w:r>
-      <w:r>
-        <w:rPr>
-          <w:rFonts w:ascii="Times New Roman" w:hAnsi="Times New Roman" w:cs="Times New Roman"/>
-          <w:sz w:val="24"/>
-          <w:szCs w:val="24"/>
-        </w:rPr>
-        <w:br/>
-      </w:r>
-    </w:p>
-    <w:p>
-      <w:pPr>
-        <w:spacing w:after="0" w:line="240" w:lineRule="auto"/>
-        <w:rPr>
-          <w:rFonts w:ascii="Times New Roman" w:hAnsi="Times New Roman" w:cs="Times New Roman"/>
-          <w:sz w:val="24"/>
-          <w:szCs w:val="24"/>
-        </w:rPr>
-      </w:pPr>
-      <w:r>
-        <w:rPr>
-          <w:rFonts w:ascii="Times New Roman" w:hAnsi="Times New Roman" w:cs="Times New Roman"/>
-          <w:sz w:val="24"/>
-          <w:szCs w:val="24"/>
-        </w:rPr>
-        <w:br/>
-        <w:t>p25: "listeners are expected to speech from an unfamiliar talker for which the realization of a particular sound is shifted towards a neighboring category" - this should be "exposed to speech"</w:t>
-      </w:r>
-    </w:p>
-    <w:p>
-      <w:pPr>
-        <w:spacing w:after="0" w:line="240" w:lineRule="auto"/>
-        <w:rPr>
-          <w:rFonts w:ascii="Times New Roman" w:hAnsi="Times New Roman" w:cs="Times New Roman"/>
-          <w:sz w:val="24"/>
-          <w:szCs w:val="24"/>
-        </w:rPr>
-      </w:pPr>
-    </w:p>
-    <w:p>
-      <w:pPr>
-        <w:spacing w:after="0" w:line="240" w:lineRule="auto"/>
-        <w:rPr>
-          <w:rFonts w:ascii="Times New Roman" w:hAnsi="Times New Roman" w:cs="Times New Roman"/>
-          <w:sz w:val="24"/>
-          <w:szCs w:val="24"/>
-        </w:rPr>
-      </w:pPr>
-      <w:r>
-        <w:rPr>
-          <w:rFonts w:ascii="Times New Roman" w:hAnsi="Times New Roman" w:cs="Times New Roman"/>
-          <w:sz w:val="24"/>
-          <w:szCs w:val="24"/>
-        </w:rPr>
-        <w:t>Pg. 11, 2nd para., line 7. "each of each of" --&gt; "each of"</w:t>
-      </w:r>
-      <w:r>
-        <w:rPr>
-          <w:rFonts w:ascii="Times New Roman" w:hAnsi="Times New Roman" w:cs="Times New Roman"/>
-          <w:sz w:val="24"/>
-          <w:szCs w:val="24"/>
-        </w:rPr>
-        <w:br/>
-        <w:t>Pg. 13, Statistical Power</w:t>
-      </w:r>
-      <w:r>
-        <w:rPr>
-          <w:rFonts w:ascii="Times New Roman" w:hAnsi="Times New Roman" w:cs="Times New Roman"/>
-          <w:sz w:val="24"/>
-          <w:szCs w:val="24"/>
-        </w:rPr>
-        <w:br/>
-        <w:t>Change "reliable" to "reliably"; remove "fewer"?</w:t>
-      </w:r>
-      <w:r>
-        <w:rPr>
-          <w:rFonts w:ascii="Times New Roman" w:hAnsi="Times New Roman" w:cs="Times New Roman"/>
-          <w:sz w:val="24"/>
-          <w:szCs w:val="24"/>
-        </w:rPr>
-        <w:br/>
-        <w:t>Pg. 14, 3rd para. "the exact same (missing word) as in"</w:t>
-      </w:r>
-    </w:p>
-    <w:p>
-      <w:pPr>
-        <w:spacing w:after="0" w:line="240" w:lineRule="auto"/>
-        <w:rPr>
-          <w:rFonts w:ascii="Times New Roman" w:hAnsi="Times New Roman" w:cs="Times New Roman"/>
-          <w:sz w:val="24"/>
-          <w:szCs w:val="24"/>
-        </w:rPr>
-      </w:pPr>
-    </w:p>
-    <w:p>
-      <w:pPr>
-        <w:spacing w:after="0" w:line="240" w:lineRule="auto"/>
-        <w:rPr>
-          <w:rFonts w:ascii="Times New Roman" w:hAnsi="Times New Roman" w:cs="Times New Roman"/>
-          <w:sz w:val="24"/>
-          <w:szCs w:val="24"/>
-        </w:rPr>
-      </w:pPr>
-      <w:r>
-        <w:rPr>
-          <w:rFonts w:ascii="Times New Roman" w:hAnsi="Times New Roman" w:cs="Times New Roman"/>
-          <w:sz w:val="24"/>
-          <w:szCs w:val="24"/>
-        </w:rPr>
-        <w:t>Pg. 25, 3rd para. "listeners are expected to speech from an unfamiliar talker"--&gt; "listeners are expected to adapt to speech from an unfamiliar talker"?</w:t>
-      </w:r>
+          <w:ins w:id="306" w:author="Cummings, Shawn" w:date="2025-05-08T22:44:00Z" w16du:dateUtc="2025-05-09T02:44:00Z"/>
+          <w:rFonts w:ascii="Times New Roman" w:hAnsi="Times New Roman" w:cs="Times New Roman"/>
+          <w:sz w:val="24"/>
+          <w:szCs w:val="24"/>
+        </w:rPr>
+      </w:pPr>
+    </w:p>
+    <w:p>
+      <w:pPr>
+        <w:spacing w:after="0" w:line="240" w:lineRule="auto"/>
+        <w:rPr>
+          <w:del w:id="307" w:author="Cummings, Shawn" w:date="2025-05-08T22:44:00Z" w16du:dateUtc="2025-05-09T02:44:00Z"/>
+          <w:rFonts w:ascii="Times New Roman" w:hAnsi="Times New Roman" w:cs="Times New Roman"/>
+          <w:sz w:val="24"/>
+          <w:szCs w:val="24"/>
+        </w:rPr>
+      </w:pPr>
+      <w:ins w:id="308" w:author="Cummings, Shawn" w:date="2025-05-08T22:44:00Z" w16du:dateUtc="2025-05-09T02:44:00Z">
+        <w:r>
+          <w:rPr>
+            <w:rFonts w:ascii="Times New Roman" w:hAnsi="Times New Roman" w:cs="Times New Roman"/>
+            <w:sz w:val="24"/>
+            <w:szCs w:val="24"/>
+          </w:rPr>
+          <w:t xml:space="preserve">We also amended a </w:t>
+        </w:r>
+      </w:ins>
+      <w:ins w:id="309" w:author="Cummings, Shawn" w:date="2025-05-08T22:45:00Z" w16du:dateUtc="2025-05-09T02:45:00Z">
+        <w:r>
+          <w:rPr>
+            <w:rFonts w:ascii="Times New Roman" w:hAnsi="Times New Roman" w:cs="Times New Roman"/>
+            <w:sz w:val="24"/>
+            <w:szCs w:val="24"/>
+          </w:rPr>
+          <w:t xml:space="preserve">handful of typos helpfully pointed out by all reviewers. </w:t>
+        </w:r>
+      </w:ins>
+      <w:del w:id="310" w:author="Cummings, Shawn" w:date="2025-05-08T22:44:00Z" w16du:dateUtc="2025-05-09T02:44:00Z">
+        <w:r>
+          <w:rPr>
+            <w:rFonts w:ascii="Times New Roman" w:hAnsi="Times New Roman" w:cs="Times New Roman"/>
+            <w:sz w:val="24"/>
+            <w:szCs w:val="24"/>
+          </w:rPr>
+          <w:delText>p13: "40 instead of 64 fewer participants" - - delete fewer</w:delText>
+        </w:r>
+        <w:r>
+          <w:rPr>
+            <w:rFonts w:ascii="Times New Roman" w:hAnsi="Times New Roman" w:cs="Times New Roman"/>
+            <w:sz w:val="24"/>
+            <w:szCs w:val="24"/>
+          </w:rPr>
+          <w:br/>
+        </w:r>
+      </w:del>
+    </w:p>
+    <w:p>
+      <w:pPr>
+        <w:spacing w:after="0" w:line="240" w:lineRule="auto"/>
+        <w:rPr>
+          <w:del w:id="311" w:author="Cummings, Shawn" w:date="2025-05-08T22:44:00Z" w16du:dateUtc="2025-05-09T02:44:00Z"/>
+          <w:rFonts w:ascii="Times New Roman" w:hAnsi="Times New Roman" w:cs="Times New Roman"/>
+          <w:sz w:val="24"/>
+          <w:szCs w:val="24"/>
+        </w:rPr>
+      </w:pPr>
+      <w:del w:id="312" w:author="Cummings, Shawn" w:date="2025-05-08T22:44:00Z" w16du:dateUtc="2025-05-09T02:44:00Z">
+        <w:r>
+          <w:rPr>
+            <w:rFonts w:ascii="Times New Roman" w:hAnsi="Times New Roman" w:cs="Times New Roman"/>
+            <w:sz w:val="24"/>
+            <w:szCs w:val="24"/>
+          </w:rPr>
+          <w:br/>
+          <w:delText>p25: "listeners are expected to speech from an unfamiliar talker for which the realization of a particular sound is shifted towards a neighboring category" - this should be "exposed to speech"</w:delText>
+        </w:r>
+      </w:del>
+    </w:p>
+    <w:p>
+      <w:pPr>
+        <w:spacing w:after="0" w:line="240" w:lineRule="auto"/>
+        <w:rPr>
+          <w:del w:id="313" w:author="Cummings, Shawn" w:date="2025-05-08T22:44:00Z" w16du:dateUtc="2025-05-09T02:44:00Z"/>
+          <w:rFonts w:ascii="Times New Roman" w:hAnsi="Times New Roman" w:cs="Times New Roman"/>
+          <w:sz w:val="24"/>
+          <w:szCs w:val="24"/>
+        </w:rPr>
+      </w:pPr>
+    </w:p>
+    <w:p>
+      <w:pPr>
+        <w:spacing w:after="0" w:line="240" w:lineRule="auto"/>
+        <w:rPr>
+          <w:del w:id="314" w:author="Cummings, Shawn" w:date="2025-05-08T22:44:00Z" w16du:dateUtc="2025-05-09T02:44:00Z"/>
+          <w:rFonts w:ascii="Times New Roman" w:hAnsi="Times New Roman" w:cs="Times New Roman"/>
+          <w:sz w:val="24"/>
+          <w:szCs w:val="24"/>
+        </w:rPr>
+      </w:pPr>
+      <w:del w:id="315" w:author="Cummings, Shawn" w:date="2025-05-08T22:44:00Z" w16du:dateUtc="2025-05-09T02:44:00Z">
+        <w:r>
+          <w:rPr>
+            <w:rFonts w:ascii="Times New Roman" w:hAnsi="Times New Roman" w:cs="Times New Roman"/>
+            <w:sz w:val="24"/>
+            <w:szCs w:val="24"/>
+          </w:rPr>
+          <w:delText>Pg. 11, 2nd para., line 7. "each of each of" --&gt; "each of"</w:delText>
+        </w:r>
+        <w:r>
+          <w:rPr>
+            <w:rFonts w:ascii="Times New Roman" w:hAnsi="Times New Roman" w:cs="Times New Roman"/>
+            <w:sz w:val="24"/>
+            <w:szCs w:val="24"/>
+          </w:rPr>
+          <w:br/>
+          <w:delText>Pg. 13, Statistical Power</w:delText>
+        </w:r>
+        <w:r>
+          <w:rPr>
+            <w:rFonts w:ascii="Times New Roman" w:hAnsi="Times New Roman" w:cs="Times New Roman"/>
+            <w:sz w:val="24"/>
+            <w:szCs w:val="24"/>
+          </w:rPr>
+          <w:br/>
+          <w:delText>Change "reliable" to "reliably"; remove "fewer"?</w:delText>
+        </w:r>
+        <w:r>
+          <w:rPr>
+            <w:rFonts w:ascii="Times New Roman" w:hAnsi="Times New Roman" w:cs="Times New Roman"/>
+            <w:sz w:val="24"/>
+            <w:szCs w:val="24"/>
+          </w:rPr>
+          <w:br/>
+          <w:delText>Pg. 14, 3rd para. "the exact same (missing word) as in"</w:delText>
+        </w:r>
+      </w:del>
+    </w:p>
+    <w:p>
+      <w:pPr>
+        <w:spacing w:after="0" w:line="240" w:lineRule="auto"/>
+        <w:rPr>
+          <w:del w:id="316" w:author="Cummings, Shawn" w:date="2025-05-08T22:44:00Z" w16du:dateUtc="2025-05-09T02:44:00Z"/>
+          <w:rFonts w:ascii="Times New Roman" w:hAnsi="Times New Roman" w:cs="Times New Roman"/>
+          <w:sz w:val="24"/>
+          <w:szCs w:val="24"/>
+        </w:rPr>
+      </w:pPr>
+    </w:p>
+    <w:p>
+      <w:pPr>
+        <w:spacing w:after="0" w:line="240" w:lineRule="auto"/>
+        <w:rPr>
+          <w:rFonts w:ascii="Times New Roman" w:hAnsi="Times New Roman" w:cs="Times New Roman"/>
+          <w:sz w:val="24"/>
+          <w:szCs w:val="24"/>
+        </w:rPr>
+      </w:pPr>
+      <w:del w:id="317" w:author="Cummings, Shawn" w:date="2025-05-08T22:44:00Z" w16du:dateUtc="2025-05-09T02:44:00Z">
+        <w:r>
+          <w:rPr>
+            <w:rFonts w:ascii="Times New Roman" w:hAnsi="Times New Roman" w:cs="Times New Roman"/>
+            <w:sz w:val="24"/>
+            <w:szCs w:val="24"/>
+          </w:rPr>
+          <w:delText>Pg. 25, 3rd para. "listeners are expected to speech from an unfamiliar talker"--&gt; "listeners are expected to adapt to speech from an unfamiliar talker"?</w:delText>
+        </w:r>
+      </w:del>
     </w:p>
     <w:sectPr>
       <w:headerReference w:type="even" r:id="rId12"/>
@@ -5188,8 +5551,8 @@
 </file>
 
 <file path=word/comments.xml><?xml version="1.0" encoding="utf-8"?>
-<w:comments xmlns:wpc="http://schemas.microsoft.com/office/word/2010/wordprocessingCanvas" xmlns:cx="http://schemas.microsoft.com/office/drawing/2014/chartex" xmlns:cx1="http://schemas.microsoft.com/office/drawing/2015/9/8/chartex" xmlns:cx2="http://schemas.microsoft.com/office/drawing/2015/10/21/chartex" xmlns:cx3="http://schemas.microsoft.com/office/drawing/2016/5/9/chartex" xmlns:cx4="http://schemas.microsoft.com/office/drawing/2016/5/10/chartex" xmlns:cx5="http://schemas.microsoft.com/office/drawing/2016/5/11/chartex" xmlns:cx6="http://schemas.microsoft.com/office/drawing/2016/5/12/chartex" xmlns:cx7="http://schemas.microsoft.com/office/drawing/2016/5/13/chartex" xmlns:cx8="http://schemas.microsoft.com/office/drawing/2016/5/14/chartex" xmlns:mc="http://schemas.openxmlformats.org/markup-compatibility/2006" xmlns:aink="http://schemas.microsoft.com/office/drawing/2016/ink" xmlns:am3d="http://schemas.microsoft.com/office/drawing/2017/model3d" xmlns:o="urn:schemas-microsoft-com:office:office" xmlns:oel="http://schemas.microsoft.com/office/2019/extlst" xmlns:r="http://schemas.openxmlformats.org/officeDocument/2006/relationships" xmlns:m="http://schemas.openxmlformats.org/officeDocument/2006/math" xmlns:v="urn:schemas-microsoft-com:vml" xmlns:wp14="http://schemas.microsoft.com/office/word/2010/wordprocessingDrawing" xmlns:wp="http://schemas.openxmlformats.org/drawingml/2006/wordprocessingDrawing" xmlns:w10="urn:schemas-microsoft-com:office:word" xmlns:w="http://schemas.openxmlformats.org/wordprocessingml/2006/main" xmlns:w14="http://schemas.microsoft.com/office/word/2010/wordml" xmlns:w15="http://schemas.microsoft.com/office/word/2012/wordml" xmlns:w16cex="http://schemas.microsoft.com/office/word/2018/wordml/cex" xmlns:w16cid="http://schemas.microsoft.com/office/word/2016/wordml/cid" xmlns:w16="http://schemas.microsoft.com/office/word/2018/wordml" xmlns:w16du="http://schemas.microsoft.com/office/word/2023/wordml/word16du" xmlns:w16sdtdh="http://schemas.microsoft.com/office/word/2020/wordml/sdtdatahash" xmlns:w16sdtfl="http://schemas.microsoft.com/office/word/2024/wordml/sdtformatlock" xmlns:w16se="http://schemas.microsoft.com/office/word/2015/wordml/symex" xmlns:wpg="http://schemas.microsoft.com/office/word/2010/wordprocessingGroup" xmlns:wpi="http://schemas.microsoft.com/office/word/2010/wordprocessingInk" xmlns:wne="http://schemas.microsoft.com/office/word/2006/wordml" xmlns:wps="http://schemas.microsoft.com/office/word/2010/wordprocessingShape" mc:Ignorable="w14 w15 w16se w16cid w16 w16cex w16sdtdh w16sdtfl w16du wp14">
-  <w:comment w:id="275" w:author="Jaeger, Florian" w:date="2025-05-08T18:41:00Z" w:initials="TJ">
+<w:comments xmlns:wpc="http://schemas.microsoft.com/office/word/2010/wordprocessingCanvas" xmlns:cx="http://schemas.microsoft.com/office/drawing/2014/chartex" xmlns:cx1="http://schemas.microsoft.com/office/drawing/2015/9/8/chartex" xmlns:cx2="http://schemas.microsoft.com/office/drawing/2015/10/21/chartex" xmlns:cx3="http://schemas.microsoft.com/office/drawing/2016/5/9/chartex" xmlns:cx4="http://schemas.microsoft.com/office/drawing/2016/5/10/chartex" xmlns:cx5="http://schemas.microsoft.com/office/drawing/2016/5/11/chartex" xmlns:cx6="http://schemas.microsoft.com/office/drawing/2016/5/12/chartex" xmlns:cx7="http://schemas.microsoft.com/office/drawing/2016/5/13/chartex" xmlns:cx8="http://schemas.microsoft.com/office/drawing/2016/5/14/chartex" xmlns:mc="http://schemas.openxmlformats.org/markup-compatibility/2006" xmlns:aink="http://schemas.microsoft.com/office/drawing/2016/ink" xmlns:am3d="http://schemas.microsoft.com/office/drawing/2017/model3d" xmlns:o="urn:schemas-microsoft-com:office:office" xmlns:oel="http://schemas.microsoft.com/office/2019/extlst" xmlns:r="http://schemas.openxmlformats.org/officeDocument/2006/relationships" xmlns:m="http://schemas.openxmlformats.org/officeDocument/2006/math" xmlns:v="urn:schemas-microsoft-com:vml" xmlns:wp14="http://schemas.microsoft.com/office/word/2010/wordprocessingDrawing" xmlns:wp="http://schemas.openxmlformats.org/drawingml/2006/wordprocessingDrawing" xmlns:w10="urn:schemas-microsoft-com:office:word" xmlns:w="http://schemas.openxmlformats.org/wordprocessingml/2006/main" xmlns:w14="http://schemas.microsoft.com/office/word/2010/wordml" xmlns:w15="http://schemas.microsoft.com/office/word/2012/wordml" xmlns:w16cex="http://schemas.microsoft.com/office/word/2018/wordml/cex" xmlns:w16cid="http://schemas.microsoft.com/office/word/2016/wordml/cid" xmlns:w16="http://schemas.microsoft.com/office/word/2018/wordml" xmlns:w16du="http://schemas.microsoft.com/office/word/2023/wordml/word16du" xmlns:w16sdtdh="http://schemas.microsoft.com/office/word/2020/wordml/sdtdatahash" xmlns:w16se="http://schemas.microsoft.com/office/word/2015/wordml/symex" xmlns:wpg="http://schemas.microsoft.com/office/word/2010/wordprocessingGroup" xmlns:wpi="http://schemas.microsoft.com/office/word/2010/wordprocessingInk" xmlns:wne="http://schemas.microsoft.com/office/word/2006/wordml" xmlns:wps="http://schemas.microsoft.com/office/word/2010/wordprocessingShape" mc:Ignorable="w14 w15 w16se w16cid w16 w16cex w16sdtdh w16du wp14">
+  <w:comment w:id="277" w:author="Jaeger, Florian" w:date="2025-05-08T18:41:00Z" w:initials="TJ">
     <w:p>
       <w:r>
         <w:rPr>
@@ -5207,7 +5570,7 @@
       </w:r>
     </w:p>
   </w:comment>
-  <w:comment w:id="300" w:author="Jaeger, Florian" w:date="2025-05-08T18:51:00Z" w:initials="TJ">
+  <w:comment w:id="302" w:author="Jaeger, Florian" w:date="2025-05-08T18:51:00Z" w:initials="TJ">
     <w:p>
       <w:r>
         <w:rPr>
@@ -5225,7 +5588,7 @@
       </w:r>
     </w:p>
   </w:comment>
-  <w:comment w:id="301" w:author="Cummings, Shawn" w:date="2025-05-03T11:40:00Z" w:initials="SC">
+  <w:comment w:id="303" w:author="Cummings, Shawn" w:date="2025-05-03T11:40:00Z" w:initials="SC">
     <w:p>
       <w:pPr>
         <w:pStyle w:val="CommentText"/>
@@ -5245,7 +5608,7 @@
 </file>
 
 <file path=word/commentsExtended.xml><?xml version="1.0" encoding="utf-8"?>
-<w15:commentsEx xmlns:wpc="http://schemas.microsoft.com/office/word/2010/wordprocessingCanvas" xmlns:cx="http://schemas.microsoft.com/office/drawing/2014/chartex" xmlns:cx1="http://schemas.microsoft.com/office/drawing/2015/9/8/chartex" xmlns:cx2="http://schemas.microsoft.com/office/drawing/2015/10/21/chartex" xmlns:cx3="http://schemas.microsoft.com/office/drawing/2016/5/9/chartex" xmlns:cx4="http://schemas.microsoft.com/office/drawing/2016/5/10/chartex" xmlns:cx5="http://schemas.microsoft.com/office/drawing/2016/5/11/chartex" xmlns:cx6="http://schemas.microsoft.com/office/drawing/2016/5/12/chartex" xmlns:cx7="http://schemas.microsoft.com/office/drawing/2016/5/13/chartex" xmlns:cx8="http://schemas.microsoft.com/office/drawing/2016/5/14/chartex" xmlns:mc="http://schemas.openxmlformats.org/markup-compatibility/2006" xmlns:aink="http://schemas.microsoft.com/office/drawing/2016/ink" xmlns:am3d="http://schemas.microsoft.com/office/drawing/2017/model3d" xmlns:o="urn:schemas-microsoft-com:office:office" xmlns:oel="http://schemas.microsoft.com/office/2019/extlst" xmlns:r="http://schemas.openxmlformats.org/officeDocument/2006/relationships" xmlns:m="http://schemas.openxmlformats.org/officeDocument/2006/math" xmlns:v="urn:schemas-microsoft-com:vml" xmlns:wp14="http://schemas.microsoft.com/office/word/2010/wordprocessingDrawing" xmlns:wp="http://schemas.openxmlformats.org/drawingml/2006/wordprocessingDrawing" xmlns:w10="urn:schemas-microsoft-com:office:word" xmlns:w="http://schemas.openxmlformats.org/wordprocessingml/2006/main" xmlns:w14="http://schemas.microsoft.com/office/word/2010/wordml" xmlns:w15="http://schemas.microsoft.com/office/word/2012/wordml" xmlns:w16cex="http://schemas.microsoft.com/office/word/2018/wordml/cex" xmlns:w16cid="http://schemas.microsoft.com/office/word/2016/wordml/cid" xmlns:w16="http://schemas.microsoft.com/office/word/2018/wordml" xmlns:w16du="http://schemas.microsoft.com/office/word/2023/wordml/word16du" xmlns:w16sdtdh="http://schemas.microsoft.com/office/word/2020/wordml/sdtdatahash" xmlns:w16sdtfl="http://schemas.microsoft.com/office/word/2024/wordml/sdtformatlock" xmlns:w16se="http://schemas.microsoft.com/office/word/2015/wordml/symex" xmlns:wpg="http://schemas.microsoft.com/office/word/2010/wordprocessingGroup" xmlns:wpi="http://schemas.microsoft.com/office/word/2010/wordprocessingInk" xmlns:wne="http://schemas.microsoft.com/office/word/2006/wordml" xmlns:wps="http://schemas.microsoft.com/office/word/2010/wordprocessingShape" mc:Ignorable="w14 w15 w16se w16cid w16 w16cex w16sdtdh w16sdtfl w16du wp14">
+<w15:commentsEx xmlns:wpc="http://schemas.microsoft.com/office/word/2010/wordprocessingCanvas" xmlns:cx="http://schemas.microsoft.com/office/drawing/2014/chartex" xmlns:cx1="http://schemas.microsoft.com/office/drawing/2015/9/8/chartex" xmlns:cx2="http://schemas.microsoft.com/office/drawing/2015/10/21/chartex" xmlns:cx3="http://schemas.microsoft.com/office/drawing/2016/5/9/chartex" xmlns:cx4="http://schemas.microsoft.com/office/drawing/2016/5/10/chartex" xmlns:cx5="http://schemas.microsoft.com/office/drawing/2016/5/11/chartex" xmlns:cx6="http://schemas.microsoft.com/office/drawing/2016/5/12/chartex" xmlns:cx7="http://schemas.microsoft.com/office/drawing/2016/5/13/chartex" xmlns:cx8="http://schemas.microsoft.com/office/drawing/2016/5/14/chartex" xmlns:mc="http://schemas.openxmlformats.org/markup-compatibility/2006" xmlns:aink="http://schemas.microsoft.com/office/drawing/2016/ink" xmlns:am3d="http://schemas.microsoft.com/office/drawing/2017/model3d" xmlns:o="urn:schemas-microsoft-com:office:office" xmlns:oel="http://schemas.microsoft.com/office/2019/extlst" xmlns:r="http://schemas.openxmlformats.org/officeDocument/2006/relationships" xmlns:m="http://schemas.openxmlformats.org/officeDocument/2006/math" xmlns:v="urn:schemas-microsoft-com:vml" xmlns:wp14="http://schemas.microsoft.com/office/word/2010/wordprocessingDrawing" xmlns:wp="http://schemas.openxmlformats.org/drawingml/2006/wordprocessingDrawing" xmlns:w10="urn:schemas-microsoft-com:office:word" xmlns:w="http://schemas.openxmlformats.org/wordprocessingml/2006/main" xmlns:w14="http://schemas.microsoft.com/office/word/2010/wordml" xmlns:w15="http://schemas.microsoft.com/office/word/2012/wordml" xmlns:w16cex="http://schemas.microsoft.com/office/word/2018/wordml/cex" xmlns:w16cid="http://schemas.microsoft.com/office/word/2016/wordml/cid" xmlns:w16="http://schemas.microsoft.com/office/word/2018/wordml" xmlns:w16du="http://schemas.microsoft.com/office/word/2023/wordml/word16du" xmlns:w16sdtdh="http://schemas.microsoft.com/office/word/2020/wordml/sdtdatahash" xmlns:w16se="http://schemas.microsoft.com/office/word/2015/wordml/symex" xmlns:wpg="http://schemas.microsoft.com/office/word/2010/wordprocessingGroup" xmlns:wpi="http://schemas.microsoft.com/office/word/2010/wordprocessingInk" xmlns:wne="http://schemas.microsoft.com/office/word/2006/wordml" xmlns:wps="http://schemas.microsoft.com/office/word/2010/wordprocessingShape" mc:Ignorable="w14 w15 w16se w16cid w16 w16cex w16sdtdh w16du wp14">
   <w15:commentEx w15:paraId="6F322517" w15:done="0"/>
   <w15:commentEx w15:paraId="2A929C5A" w15:done="0"/>
   <w15:commentEx w15:paraId="6D2F08B0" w15:done="0"/>
@@ -5253,7 +5616,7 @@
 </file>
 
 <file path=word/commentsExtensible.xml><?xml version="1.0" encoding="utf-8"?>
-<w16cex:commentsExtensible xmlns:wpc="http://schemas.microsoft.com/office/word/2010/wordprocessingCanvas" xmlns:cx="http://schemas.microsoft.com/office/drawing/2014/chartex" xmlns:cx1="http://schemas.microsoft.com/office/drawing/2015/9/8/chartex" xmlns:cx2="http://schemas.microsoft.com/office/drawing/2015/10/21/chartex" xmlns:cx3="http://schemas.microsoft.com/office/drawing/2016/5/9/chartex" xmlns:cx4="http://schemas.microsoft.com/office/drawing/2016/5/10/chartex" xmlns:cx5="http://schemas.microsoft.com/office/drawing/2016/5/11/chartex" xmlns:cx6="http://schemas.microsoft.com/office/drawing/2016/5/12/chartex" xmlns:cx7="http://schemas.microsoft.com/office/drawing/2016/5/13/chartex" xmlns:cx8="http://schemas.microsoft.com/office/drawing/2016/5/14/chartex" xmlns:cr="http://schemas.microsoft.com/office/comments/2020/reactions" xmlns:mc="http://schemas.openxmlformats.org/markup-compatibility/2006" xmlns:aink="http://schemas.microsoft.com/office/drawing/2016/ink" xmlns:am3d="http://schemas.microsoft.com/office/drawing/2017/model3d" xmlns:o="urn:schemas-microsoft-com:office:office" xmlns:oel="http://schemas.microsoft.com/office/2019/extlst" xmlns:r="http://schemas.openxmlformats.org/officeDocument/2006/relationships" xmlns:m="http://schemas.openxmlformats.org/officeDocument/2006/math" xmlns:v="urn:schemas-microsoft-com:vml" xmlns:wp14="http://schemas.microsoft.com/office/word/2010/wordprocessingDrawing" xmlns:wp="http://schemas.openxmlformats.org/drawingml/2006/wordprocessingDrawing" xmlns:w10="urn:schemas-microsoft-com:office:word" xmlns:w="http://schemas.openxmlformats.org/wordprocessingml/2006/main" xmlns:w14="http://schemas.microsoft.com/office/word/2010/wordml" xmlns:w15="http://schemas.microsoft.com/office/word/2012/wordml" xmlns:w16cex="http://schemas.microsoft.com/office/word/2018/wordml/cex" xmlns:w16cid="http://schemas.microsoft.com/office/word/2016/wordml/cid" xmlns:w16="http://schemas.microsoft.com/office/word/2018/wordml" xmlns:w16du="http://schemas.microsoft.com/office/word/2023/wordml/word16du" xmlns:w16sdtdh="http://schemas.microsoft.com/office/word/2020/wordml/sdtdatahash" xmlns:w16sdtfl="http://schemas.microsoft.com/office/word/2024/wordml/sdtformatlock" xmlns:w16se="http://schemas.microsoft.com/office/word/2015/wordml/symex" xmlns:wpg="http://schemas.microsoft.com/office/word/2010/wordprocessingGroup" xmlns:wpi="http://schemas.microsoft.com/office/word/2010/wordprocessingInk" xmlns:wne="http://schemas.microsoft.com/office/word/2006/wordml" xmlns:wps="http://schemas.microsoft.com/office/word/2010/wordprocessingShape" mc:Ignorable="w14 w15 w16se w16cid w16 w16cex w16sdtdh w16sdtfl cr w16du wp14">
+<w16cex:commentsExtensible xmlns:wpc="http://schemas.microsoft.com/office/word/2010/wordprocessingCanvas" xmlns:cx="http://schemas.microsoft.com/office/drawing/2014/chartex" xmlns:cx1="http://schemas.microsoft.com/office/drawing/2015/9/8/chartex" xmlns:cx2="http://schemas.microsoft.com/office/drawing/2015/10/21/chartex" xmlns:cx3="http://schemas.microsoft.com/office/drawing/2016/5/9/chartex" xmlns:cx4="http://schemas.microsoft.com/office/drawing/2016/5/10/chartex" xmlns:cx5="http://schemas.microsoft.com/office/drawing/2016/5/11/chartex" xmlns:cx6="http://schemas.microsoft.com/office/drawing/2016/5/12/chartex" xmlns:cx7="http://schemas.microsoft.com/office/drawing/2016/5/13/chartex" xmlns:cx8="http://schemas.microsoft.com/office/drawing/2016/5/14/chartex" xmlns:cr="http://schemas.microsoft.com/office/comments/2020/reactions" xmlns:mc="http://schemas.openxmlformats.org/markup-compatibility/2006" xmlns:aink="http://schemas.microsoft.com/office/drawing/2016/ink" xmlns:am3d="http://schemas.microsoft.com/office/drawing/2017/model3d" xmlns:o="urn:schemas-microsoft-com:office:office" xmlns:oel="http://schemas.microsoft.com/office/2019/extlst" xmlns:r="http://schemas.openxmlformats.org/officeDocument/2006/relationships" xmlns:m="http://schemas.openxmlformats.org/officeDocument/2006/math" xmlns:v="urn:schemas-microsoft-com:vml" xmlns:wp14="http://schemas.microsoft.com/office/word/2010/wordprocessingDrawing" xmlns:wp="http://schemas.openxmlformats.org/drawingml/2006/wordprocessingDrawing" xmlns:w10="urn:schemas-microsoft-com:office:word" xmlns:w="http://schemas.openxmlformats.org/wordprocessingml/2006/main" xmlns:w14="http://schemas.microsoft.com/office/word/2010/wordml" xmlns:w15="http://schemas.microsoft.com/office/word/2012/wordml" xmlns:w16cex="http://schemas.microsoft.com/office/word/2018/wordml/cex" xmlns:w16cid="http://schemas.microsoft.com/office/word/2016/wordml/cid" xmlns:w16="http://schemas.microsoft.com/office/word/2018/wordml" xmlns:w16du="http://schemas.microsoft.com/office/word/2023/wordml/word16du" xmlns:w16sdtdh="http://schemas.microsoft.com/office/word/2020/wordml/sdtdatahash" xmlns:w16se="http://schemas.microsoft.com/office/word/2015/wordml/symex" xmlns:wpg="http://schemas.microsoft.com/office/word/2010/wordprocessingGroup" xmlns:wpi="http://schemas.microsoft.com/office/word/2010/wordprocessingInk" xmlns:wne="http://schemas.microsoft.com/office/word/2006/wordml" xmlns:wps="http://schemas.microsoft.com/office/word/2010/wordprocessingShape" mc:Ignorable="w14 w15 w16se w16cid w16 w16cex w16sdtdh cr w16du wp14">
   <w16cex:commentExtensible w16cex:durableId="5FDB0EAD" w16cex:dateUtc="2025-05-08T22:41:00Z"/>
   <w16cex:commentExtensible w16cex:durableId="019ED708" w16cex:dateUtc="2025-05-08T22:51:00Z"/>
   <w16cex:commentExtensible w16cex:durableId="45BDE0BE" w16cex:dateUtc="2025-05-03T15:40:00Z"/>
@@ -5261,7 +5624,7 @@
 </file>
 
 <file path=word/commentsIds.xml><?xml version="1.0" encoding="utf-8"?>
-<w16cid:commentsIds xmlns:wpc="http://schemas.microsoft.com/office/word/2010/wordprocessingCanvas" xmlns:cx="http://schemas.microsoft.com/office/drawing/2014/chartex" xmlns:cx1="http://schemas.microsoft.com/office/drawing/2015/9/8/chartex" xmlns:cx2="http://schemas.microsoft.com/office/drawing/2015/10/21/chartex" xmlns:cx3="http://schemas.microsoft.com/office/drawing/2016/5/9/chartex" xmlns:cx4="http://schemas.microsoft.com/office/drawing/2016/5/10/chartex" xmlns:cx5="http://schemas.microsoft.com/office/drawing/2016/5/11/chartex" xmlns:cx6="http://schemas.microsoft.com/office/drawing/2016/5/12/chartex" xmlns:cx7="http://schemas.microsoft.com/office/drawing/2016/5/13/chartex" xmlns:cx8="http://schemas.microsoft.com/office/drawing/2016/5/14/chartex" xmlns:mc="http://schemas.openxmlformats.org/markup-compatibility/2006" xmlns:aink="http://schemas.microsoft.com/office/drawing/2016/ink" xmlns:am3d="http://schemas.microsoft.com/office/drawing/2017/model3d" xmlns:o="urn:schemas-microsoft-com:office:office" xmlns:oel="http://schemas.microsoft.com/office/2019/extlst" xmlns:r="http://schemas.openxmlformats.org/officeDocument/2006/relationships" xmlns:m="http://schemas.openxmlformats.org/officeDocument/2006/math" xmlns:v="urn:schemas-microsoft-com:vml" xmlns:wp14="http://schemas.microsoft.com/office/word/2010/wordprocessingDrawing" xmlns:wp="http://schemas.openxmlformats.org/drawingml/2006/wordprocessingDrawing" xmlns:w10="urn:schemas-microsoft-com:office:word" xmlns:w="http://schemas.openxmlformats.org/wordprocessingml/2006/main" xmlns:w14="http://schemas.microsoft.com/office/word/2010/wordml" xmlns:w15="http://schemas.microsoft.com/office/word/2012/wordml" xmlns:w16cex="http://schemas.microsoft.com/office/word/2018/wordml/cex" xmlns:w16cid="http://schemas.microsoft.com/office/word/2016/wordml/cid" xmlns:w16="http://schemas.microsoft.com/office/word/2018/wordml" xmlns:w16du="http://schemas.microsoft.com/office/word/2023/wordml/word16du" xmlns:w16sdtdh="http://schemas.microsoft.com/office/word/2020/wordml/sdtdatahash" xmlns:w16sdtfl="http://schemas.microsoft.com/office/word/2024/wordml/sdtformatlock" xmlns:w16se="http://schemas.microsoft.com/office/word/2015/wordml/symex" xmlns:wpg="http://schemas.microsoft.com/office/word/2010/wordprocessingGroup" xmlns:wpi="http://schemas.microsoft.com/office/word/2010/wordprocessingInk" xmlns:wne="http://schemas.microsoft.com/office/word/2006/wordml" xmlns:wps="http://schemas.microsoft.com/office/word/2010/wordprocessingShape" mc:Ignorable="w14 w15 w16se w16cid w16 w16cex w16sdtdh w16sdtfl w16du wp14">
+<w16cid:commentsIds xmlns:wpc="http://schemas.microsoft.com/office/word/2010/wordprocessingCanvas" xmlns:cx="http://schemas.microsoft.com/office/drawing/2014/chartex" xmlns:cx1="http://schemas.microsoft.com/office/drawing/2015/9/8/chartex" xmlns:cx2="http://schemas.microsoft.com/office/drawing/2015/10/21/chartex" xmlns:cx3="http://schemas.microsoft.com/office/drawing/2016/5/9/chartex" xmlns:cx4="http://schemas.microsoft.com/office/drawing/2016/5/10/chartex" xmlns:cx5="http://schemas.microsoft.com/office/drawing/2016/5/11/chartex" xmlns:cx6="http://schemas.microsoft.com/office/drawing/2016/5/12/chartex" xmlns:cx7="http://schemas.microsoft.com/office/drawing/2016/5/13/chartex" xmlns:cx8="http://schemas.microsoft.com/office/drawing/2016/5/14/chartex" xmlns:mc="http://schemas.openxmlformats.org/markup-compatibility/2006" xmlns:aink="http://schemas.microsoft.com/office/drawing/2016/ink" xmlns:am3d="http://schemas.microsoft.com/office/drawing/2017/model3d" xmlns:o="urn:schemas-microsoft-com:office:office" xmlns:oel="http://schemas.microsoft.com/office/2019/extlst" xmlns:r="http://schemas.openxmlformats.org/officeDocument/2006/relationships" xmlns:m="http://schemas.openxmlformats.org/officeDocument/2006/math" xmlns:v="urn:schemas-microsoft-com:vml" xmlns:wp14="http://schemas.microsoft.com/office/word/2010/wordprocessingDrawing" xmlns:wp="http://schemas.openxmlformats.org/drawingml/2006/wordprocessingDrawing" xmlns:w10="urn:schemas-microsoft-com:office:word" xmlns:w="http://schemas.openxmlformats.org/wordprocessingml/2006/main" xmlns:w14="http://schemas.microsoft.com/office/word/2010/wordml" xmlns:w15="http://schemas.microsoft.com/office/word/2012/wordml" xmlns:w16cex="http://schemas.microsoft.com/office/word/2018/wordml/cex" xmlns:w16cid="http://schemas.microsoft.com/office/word/2016/wordml/cid" xmlns:w16="http://schemas.microsoft.com/office/word/2018/wordml" xmlns:w16du="http://schemas.microsoft.com/office/word/2023/wordml/word16du" xmlns:w16sdtdh="http://schemas.microsoft.com/office/word/2020/wordml/sdtdatahash" xmlns:w16se="http://schemas.microsoft.com/office/word/2015/wordml/symex" xmlns:wpg="http://schemas.microsoft.com/office/word/2010/wordprocessingGroup" xmlns:wpi="http://schemas.microsoft.com/office/word/2010/wordprocessingInk" xmlns:wne="http://schemas.microsoft.com/office/word/2006/wordml" xmlns:wps="http://schemas.microsoft.com/office/word/2010/wordprocessingShape" mc:Ignorable="w14 w15 w16se w16cid w16 w16cex w16sdtdh w16du wp14">
   <w16cid:commentId w16cid:paraId="6F322517" w16cid:durableId="5FDB0EAD"/>
   <w16cid:commentId w16cid:paraId="2A929C5A" w16cid:durableId="019ED708"/>
   <w16cid:commentId w16cid:paraId="6D2F08B0" w16cid:durableId="45BDE0BE"/>
@@ -5269,7 +5632,7 @@
 </file>
 
 <file path=word/endnotes.xml><?xml version="1.0" encoding="utf-8"?>
-<w:endnotes xmlns:wpc="http://schemas.microsoft.com/office/word/2010/wordprocessingCanvas" xmlns:cx="http://schemas.microsoft.com/office/drawing/2014/chartex" xmlns:cx1="http://schemas.microsoft.com/office/drawing/2015/9/8/chartex" xmlns:cx2="http://schemas.microsoft.com/office/drawing/2015/10/21/chartex" xmlns:cx3="http://schemas.microsoft.com/office/drawing/2016/5/9/chartex" xmlns:cx4="http://schemas.microsoft.com/office/drawing/2016/5/10/chartex" xmlns:cx5="http://schemas.microsoft.com/office/drawing/2016/5/11/chartex" xmlns:cx6="http://schemas.microsoft.com/office/drawing/2016/5/12/chartex" xmlns:cx7="http://schemas.microsoft.com/office/drawing/2016/5/13/chartex" xmlns:cx8="http://schemas.microsoft.com/office/drawing/2016/5/14/chartex" xmlns:mc="http://schemas.openxmlformats.org/markup-compatibility/2006" xmlns:aink="http://schemas.microsoft.com/office/drawing/2016/ink" xmlns:am3d="http://schemas.microsoft.com/office/drawing/2017/model3d" xmlns:o="urn:schemas-microsoft-com:office:office" xmlns:oel="http://schemas.microsoft.com/office/2019/extlst" xmlns:r="http://schemas.openxmlformats.org/officeDocument/2006/relationships" xmlns:m="http://schemas.openxmlformats.org/officeDocument/2006/math" xmlns:v="urn:schemas-microsoft-com:vml" xmlns:wp14="http://schemas.microsoft.com/office/word/2010/wordprocessingDrawing" xmlns:wp="http://schemas.openxmlformats.org/drawingml/2006/wordprocessingDrawing" xmlns:w10="urn:schemas-microsoft-com:office:word" xmlns:w="http://schemas.openxmlformats.org/wordprocessingml/2006/main" xmlns:w14="http://schemas.microsoft.com/office/word/2010/wordml" xmlns:w15="http://schemas.microsoft.com/office/word/2012/wordml" xmlns:w16cex="http://schemas.microsoft.com/office/word/2018/wordml/cex" xmlns:w16cid="http://schemas.microsoft.com/office/word/2016/wordml/cid" xmlns:w16="http://schemas.microsoft.com/office/word/2018/wordml" xmlns:w16du="http://schemas.microsoft.com/office/word/2023/wordml/word16du" xmlns:w16sdtdh="http://schemas.microsoft.com/office/word/2020/wordml/sdtdatahash" xmlns:w16sdtfl="http://schemas.microsoft.com/office/word/2024/wordml/sdtformatlock" xmlns:w16se="http://schemas.microsoft.com/office/word/2015/wordml/symex" xmlns:wpg="http://schemas.microsoft.com/office/word/2010/wordprocessingGroup" xmlns:wpi="http://schemas.microsoft.com/office/word/2010/wordprocessingInk" xmlns:wne="http://schemas.microsoft.com/office/word/2006/wordml" xmlns:wps="http://schemas.microsoft.com/office/word/2010/wordprocessingShape" mc:Ignorable="w14 w15 w16se w16cid w16 w16cex w16sdtdh w16sdtfl w16du wp14">
+<w:endnotes xmlns:wpc="http://schemas.microsoft.com/office/word/2010/wordprocessingCanvas" xmlns:cx="http://schemas.microsoft.com/office/drawing/2014/chartex" xmlns:cx1="http://schemas.microsoft.com/office/drawing/2015/9/8/chartex" xmlns:cx2="http://schemas.microsoft.com/office/drawing/2015/10/21/chartex" xmlns:cx3="http://schemas.microsoft.com/office/drawing/2016/5/9/chartex" xmlns:cx4="http://schemas.microsoft.com/office/drawing/2016/5/10/chartex" xmlns:cx5="http://schemas.microsoft.com/office/drawing/2016/5/11/chartex" xmlns:cx6="http://schemas.microsoft.com/office/drawing/2016/5/12/chartex" xmlns:cx7="http://schemas.microsoft.com/office/drawing/2016/5/13/chartex" xmlns:cx8="http://schemas.microsoft.com/office/drawing/2016/5/14/chartex" xmlns:mc="http://schemas.openxmlformats.org/markup-compatibility/2006" xmlns:aink="http://schemas.microsoft.com/office/drawing/2016/ink" xmlns:am3d="http://schemas.microsoft.com/office/drawing/2017/model3d" xmlns:o="urn:schemas-microsoft-com:office:office" xmlns:oel="http://schemas.microsoft.com/office/2019/extlst" xmlns:r="http://schemas.openxmlformats.org/officeDocument/2006/relationships" xmlns:m="http://schemas.openxmlformats.org/officeDocument/2006/math" xmlns:v="urn:schemas-microsoft-com:vml" xmlns:wp14="http://schemas.microsoft.com/office/word/2010/wordprocessingDrawing" xmlns:wp="http://schemas.openxmlformats.org/drawingml/2006/wordprocessingDrawing" xmlns:w10="urn:schemas-microsoft-com:office:word" xmlns:w="http://schemas.openxmlformats.org/wordprocessingml/2006/main" xmlns:w14="http://schemas.microsoft.com/office/word/2010/wordml" xmlns:w15="http://schemas.microsoft.com/office/word/2012/wordml" xmlns:w16cex="http://schemas.microsoft.com/office/word/2018/wordml/cex" xmlns:w16cid="http://schemas.microsoft.com/office/word/2016/wordml/cid" xmlns:w16="http://schemas.microsoft.com/office/word/2018/wordml" xmlns:w16du="http://schemas.microsoft.com/office/word/2023/wordml/word16du" xmlns:w16sdtdh="http://schemas.microsoft.com/office/word/2020/wordml/sdtdatahash" xmlns:w16se="http://schemas.microsoft.com/office/word/2015/wordml/symex" xmlns:wpg="http://schemas.microsoft.com/office/word/2010/wordprocessingGroup" xmlns:wpi="http://schemas.microsoft.com/office/word/2010/wordprocessingInk" xmlns:wne="http://schemas.microsoft.com/office/word/2006/wordml" xmlns:wps="http://schemas.microsoft.com/office/word/2010/wordprocessingShape" mc:Ignorable="w14 w15 w16se w16cid w16 w16cex w16sdtdh w16du wp14">
   <w:endnote w:type="separator" w:id="-1">
     <w:p>
       <w:pPr>
@@ -5294,7 +5657,7 @@
 </file>
 
 <file path=word/footer1.xml><?xml version="1.0" encoding="utf-8"?>
-<w:ftr xmlns:wpc="http://schemas.microsoft.com/office/word/2010/wordprocessingCanvas" xmlns:cx="http://schemas.microsoft.com/office/drawing/2014/chartex" xmlns:cx1="http://schemas.microsoft.com/office/drawing/2015/9/8/chartex" xmlns:cx2="http://schemas.microsoft.com/office/drawing/2015/10/21/chartex" xmlns:cx3="http://schemas.microsoft.com/office/drawing/2016/5/9/chartex" xmlns:cx4="http://schemas.microsoft.com/office/drawing/2016/5/10/chartex" xmlns:cx5="http://schemas.microsoft.com/office/drawing/2016/5/11/chartex" xmlns:cx6="http://schemas.microsoft.com/office/drawing/2016/5/12/chartex" xmlns:cx7="http://schemas.microsoft.com/office/drawing/2016/5/13/chartex" xmlns:cx8="http://schemas.microsoft.com/office/drawing/2016/5/14/chartex" xmlns:mc="http://schemas.openxmlformats.org/markup-compatibility/2006" xmlns:aink="http://schemas.microsoft.com/office/drawing/2016/ink" xmlns:am3d="http://schemas.microsoft.com/office/drawing/2017/model3d" xmlns:o="urn:schemas-microsoft-com:office:office" xmlns:oel="http://schemas.microsoft.com/office/2019/extlst" xmlns:r="http://schemas.openxmlformats.org/officeDocument/2006/relationships" xmlns:m="http://schemas.openxmlformats.org/officeDocument/2006/math" xmlns:v="urn:schemas-microsoft-com:vml" xmlns:wp14="http://schemas.microsoft.com/office/word/2010/wordprocessingDrawing" xmlns:wp="http://schemas.openxmlformats.org/drawingml/2006/wordprocessingDrawing" xmlns:w10="urn:schemas-microsoft-com:office:word" xmlns:w="http://schemas.openxmlformats.org/wordprocessingml/2006/main" xmlns:w14="http://schemas.microsoft.com/office/word/2010/wordml" xmlns:w15="http://schemas.microsoft.com/office/word/2012/wordml" xmlns:w16cex="http://schemas.microsoft.com/office/word/2018/wordml/cex" xmlns:w16cid="http://schemas.microsoft.com/office/word/2016/wordml/cid" xmlns:w16="http://schemas.microsoft.com/office/word/2018/wordml" xmlns:w16du="http://schemas.microsoft.com/office/word/2023/wordml/word16du" xmlns:w16sdtdh="http://schemas.microsoft.com/office/word/2020/wordml/sdtdatahash" xmlns:w16sdtfl="http://schemas.microsoft.com/office/word/2024/wordml/sdtformatlock" xmlns:w16se="http://schemas.microsoft.com/office/word/2015/wordml/symex" xmlns:wpg="http://schemas.microsoft.com/office/word/2010/wordprocessingGroup" xmlns:wpi="http://schemas.microsoft.com/office/word/2010/wordprocessingInk" xmlns:wne="http://schemas.microsoft.com/office/word/2006/wordml" xmlns:wps="http://schemas.microsoft.com/office/word/2010/wordprocessingShape" mc:Ignorable="w14 w15 w16se w16cid w16 w16cex w16sdtdh w16sdtfl w16du wp14">
+<w:ftr xmlns:wpc="http://schemas.microsoft.com/office/word/2010/wordprocessingCanvas" xmlns:cx="http://schemas.microsoft.com/office/drawing/2014/chartex" xmlns:cx1="http://schemas.microsoft.com/office/drawing/2015/9/8/chartex" xmlns:cx2="http://schemas.microsoft.com/office/drawing/2015/10/21/chartex" xmlns:cx3="http://schemas.microsoft.com/office/drawing/2016/5/9/chartex" xmlns:cx4="http://schemas.microsoft.com/office/drawing/2016/5/10/chartex" xmlns:cx5="http://schemas.microsoft.com/office/drawing/2016/5/11/chartex" xmlns:cx6="http://schemas.microsoft.com/office/drawing/2016/5/12/chartex" xmlns:cx7="http://schemas.microsoft.com/office/drawing/2016/5/13/chartex" xmlns:cx8="http://schemas.microsoft.com/office/drawing/2016/5/14/chartex" xmlns:mc="http://schemas.openxmlformats.org/markup-compatibility/2006" xmlns:aink="http://schemas.microsoft.com/office/drawing/2016/ink" xmlns:am3d="http://schemas.microsoft.com/office/drawing/2017/model3d" xmlns:o="urn:schemas-microsoft-com:office:office" xmlns:oel="http://schemas.microsoft.com/office/2019/extlst" xmlns:r="http://schemas.openxmlformats.org/officeDocument/2006/relationships" xmlns:m="http://schemas.openxmlformats.org/officeDocument/2006/math" xmlns:v="urn:schemas-microsoft-com:vml" xmlns:wp14="http://schemas.microsoft.com/office/word/2010/wordprocessingDrawing" xmlns:wp="http://schemas.openxmlformats.org/drawingml/2006/wordprocessingDrawing" xmlns:w10="urn:schemas-microsoft-com:office:word" xmlns:w="http://schemas.openxmlformats.org/wordprocessingml/2006/main" xmlns:w14="http://schemas.microsoft.com/office/word/2010/wordml" xmlns:w15="http://schemas.microsoft.com/office/word/2012/wordml" xmlns:w16cex="http://schemas.microsoft.com/office/word/2018/wordml/cex" xmlns:w16cid="http://schemas.microsoft.com/office/word/2016/wordml/cid" xmlns:w16="http://schemas.microsoft.com/office/word/2018/wordml" xmlns:w16du="http://schemas.microsoft.com/office/word/2023/wordml/word16du" xmlns:w16sdtdh="http://schemas.microsoft.com/office/word/2020/wordml/sdtdatahash" xmlns:w16se="http://schemas.microsoft.com/office/word/2015/wordml/symex" xmlns:wpg="http://schemas.microsoft.com/office/word/2010/wordprocessingGroup" xmlns:wpi="http://schemas.microsoft.com/office/word/2010/wordprocessingInk" xmlns:wne="http://schemas.microsoft.com/office/word/2006/wordml" xmlns:wps="http://schemas.microsoft.com/office/word/2010/wordprocessingShape" mc:Ignorable="w14 w15 w16se w16cid w16 w16cex w16sdtdh w16du wp14">
   <w:p>
     <w:pPr>
       <w:pStyle w:val="Footer"/>
@@ -5304,12 +5667,12 @@
 </file>
 
 <file path=word/footer2.xml><?xml version="1.0" encoding="utf-8"?>
-<w:ftr xmlns:wpc="http://schemas.microsoft.com/office/word/2010/wordprocessingCanvas" xmlns:cx="http://schemas.microsoft.com/office/drawing/2014/chartex" xmlns:cx1="http://schemas.microsoft.com/office/drawing/2015/9/8/chartex" xmlns:cx2="http://schemas.microsoft.com/office/drawing/2015/10/21/chartex" xmlns:cx3="http://schemas.microsoft.com/office/drawing/2016/5/9/chartex" xmlns:cx4="http://schemas.microsoft.com/office/drawing/2016/5/10/chartex" xmlns:cx5="http://schemas.microsoft.com/office/drawing/2016/5/11/chartex" xmlns:cx6="http://schemas.microsoft.com/office/drawing/2016/5/12/chartex" xmlns:cx7="http://schemas.microsoft.com/office/drawing/2016/5/13/chartex" xmlns:cx8="http://schemas.microsoft.com/office/drawing/2016/5/14/chartex" xmlns:mc="http://schemas.openxmlformats.org/markup-compatibility/2006" xmlns:aink="http://schemas.microsoft.com/office/drawing/2016/ink" xmlns:am3d="http://schemas.microsoft.com/office/drawing/2017/model3d" xmlns:o="urn:schemas-microsoft-com:office:office" xmlns:oel="http://schemas.microsoft.com/office/2019/extlst" xmlns:r="http://schemas.openxmlformats.org/officeDocument/2006/relationships" xmlns:m="http://schemas.openxmlformats.org/officeDocument/2006/math" xmlns:v="urn:schemas-microsoft-com:vml" xmlns:wp14="http://schemas.microsoft.com/office/word/2010/wordprocessingDrawing" xmlns:wp="http://schemas.openxmlformats.org/drawingml/2006/wordprocessingDrawing" xmlns:w10="urn:schemas-microsoft-com:office:word" xmlns:w="http://schemas.openxmlformats.org/wordprocessingml/2006/main" xmlns:w14="http://schemas.microsoft.com/office/word/2010/wordml" xmlns:w15="http://schemas.microsoft.com/office/word/2012/wordml" xmlns:w16cex="http://schemas.microsoft.com/office/word/2018/wordml/cex" xmlns:w16cid="http://schemas.microsoft.com/office/word/2016/wordml/cid" xmlns:w16="http://schemas.microsoft.com/office/word/2018/wordml" xmlns:w16du="http://schemas.microsoft.com/office/word/2023/wordml/word16du" xmlns:w16sdtdh="http://schemas.microsoft.com/office/word/2020/wordml/sdtdatahash" xmlns:w16sdtfl="http://schemas.microsoft.com/office/word/2024/wordml/sdtformatlock" xmlns:w16se="http://schemas.microsoft.com/office/word/2015/wordml/symex" xmlns:wpg="http://schemas.microsoft.com/office/word/2010/wordprocessingGroup" xmlns:wpi="http://schemas.microsoft.com/office/word/2010/wordprocessingInk" xmlns:wne="http://schemas.microsoft.com/office/word/2006/wordml" xmlns:wps="http://schemas.microsoft.com/office/word/2010/wordprocessingShape" mc:Ignorable="w14 w15 w16se w16cid w16 w16cex w16sdtdh w16sdtfl w16du wp14">
+<w:ftr xmlns:wpc="http://schemas.microsoft.com/office/word/2010/wordprocessingCanvas" xmlns:cx="http://schemas.microsoft.com/office/drawing/2014/chartex" xmlns:cx1="http://schemas.microsoft.com/office/drawing/2015/9/8/chartex" xmlns:cx2="http://schemas.microsoft.com/office/drawing/2015/10/21/chartex" xmlns:cx3="http://schemas.microsoft.com/office/drawing/2016/5/9/chartex" xmlns:cx4="http://schemas.microsoft.com/office/drawing/2016/5/10/chartex" xmlns:cx5="http://schemas.microsoft.com/office/drawing/2016/5/11/chartex" xmlns:cx6="http://schemas.microsoft.com/office/drawing/2016/5/12/chartex" xmlns:cx7="http://schemas.microsoft.com/office/drawing/2016/5/13/chartex" xmlns:cx8="http://schemas.microsoft.com/office/drawing/2016/5/14/chartex" xmlns:mc="http://schemas.openxmlformats.org/markup-compatibility/2006" xmlns:aink="http://schemas.microsoft.com/office/drawing/2016/ink" xmlns:am3d="http://schemas.microsoft.com/office/drawing/2017/model3d" xmlns:o="urn:schemas-microsoft-com:office:office" xmlns:oel="http://schemas.microsoft.com/office/2019/extlst" xmlns:r="http://schemas.openxmlformats.org/officeDocument/2006/relationships" xmlns:m="http://schemas.openxmlformats.org/officeDocument/2006/math" xmlns:v="urn:schemas-microsoft-com:vml" xmlns:wp14="http://schemas.microsoft.com/office/word/2010/wordprocessingDrawing" xmlns:wp="http://schemas.openxmlformats.org/drawingml/2006/wordprocessingDrawing" xmlns:w10="urn:schemas-microsoft-com:office:word" xmlns:w="http://schemas.openxmlformats.org/wordprocessingml/2006/main" xmlns:w14="http://schemas.microsoft.com/office/word/2010/wordml" xmlns:w15="http://schemas.microsoft.com/office/word/2012/wordml" xmlns:w16cex="http://schemas.microsoft.com/office/word/2018/wordml/cex" xmlns:w16cid="http://schemas.microsoft.com/office/word/2016/wordml/cid" xmlns:w16="http://schemas.microsoft.com/office/word/2018/wordml" xmlns:w16du="http://schemas.microsoft.com/office/word/2023/wordml/word16du" xmlns:w16sdtdh="http://schemas.microsoft.com/office/word/2020/wordml/sdtdatahash" xmlns:w16se="http://schemas.microsoft.com/office/word/2015/wordml/symex" xmlns:wpg="http://schemas.microsoft.com/office/word/2010/wordprocessingGroup" xmlns:wpi="http://schemas.microsoft.com/office/word/2010/wordprocessingInk" xmlns:wne="http://schemas.microsoft.com/office/word/2006/wordml" xmlns:wps="http://schemas.microsoft.com/office/word/2010/wordprocessingShape" mc:Ignorable="w14 w15 w16se w16cid w16 w16cex w16sdtdh w16du wp14">
   <w:p>
     <w:pPr>
       <w:pStyle w:val="Footer"/>
     </w:pPr>
-    <w:bookmarkStart w:id="302" w:name="TITUS1FooterPrimary"/>
+    <w:bookmarkStart w:id="318" w:name="TITUS1FooterPrimary"/>
     <w:r>
       <w:rPr>
         <w:color w:val="000000"/>
@@ -5317,13 +5680,13 @@
       </w:rPr>
       <w:t>  </w:t>
     </w:r>
-    <w:bookmarkEnd w:id="302"/>
+    <w:bookmarkEnd w:id="318"/>
   </w:p>
 </w:ftr>
 </file>
 
 <file path=word/footer3.xml><?xml version="1.0" encoding="utf-8"?>
-<w:ftr xmlns:wpc="http://schemas.microsoft.com/office/word/2010/wordprocessingCanvas" xmlns:cx="http://schemas.microsoft.com/office/drawing/2014/chartex" xmlns:cx1="http://schemas.microsoft.com/office/drawing/2015/9/8/chartex" xmlns:cx2="http://schemas.microsoft.com/office/drawing/2015/10/21/chartex" xmlns:cx3="http://schemas.microsoft.com/office/drawing/2016/5/9/chartex" xmlns:cx4="http://schemas.microsoft.com/office/drawing/2016/5/10/chartex" xmlns:cx5="http://schemas.microsoft.com/office/drawing/2016/5/11/chartex" xmlns:cx6="http://schemas.microsoft.com/office/drawing/2016/5/12/chartex" xmlns:cx7="http://schemas.microsoft.com/office/drawing/2016/5/13/chartex" xmlns:cx8="http://schemas.microsoft.com/office/drawing/2016/5/14/chartex" xmlns:mc="http://schemas.openxmlformats.org/markup-compatibility/2006" xmlns:aink="http://schemas.microsoft.com/office/drawing/2016/ink" xmlns:am3d="http://schemas.microsoft.com/office/drawing/2017/model3d" xmlns:o="urn:schemas-microsoft-com:office:office" xmlns:oel="http://schemas.microsoft.com/office/2019/extlst" xmlns:r="http://schemas.openxmlformats.org/officeDocument/2006/relationships" xmlns:m="http://schemas.openxmlformats.org/officeDocument/2006/math" xmlns:v="urn:schemas-microsoft-com:vml" xmlns:wp14="http://schemas.microsoft.com/office/word/2010/wordprocessingDrawing" xmlns:wp="http://schemas.openxmlformats.org/drawingml/2006/wordprocessingDrawing" xmlns:w10="urn:schemas-microsoft-com:office:word" xmlns:w="http://schemas.openxmlformats.org/wordprocessingml/2006/main" xmlns:w14="http://schemas.microsoft.com/office/word/2010/wordml" xmlns:w15="http://schemas.microsoft.com/office/word/2012/wordml" xmlns:w16cex="http://schemas.microsoft.com/office/word/2018/wordml/cex" xmlns:w16cid="http://schemas.microsoft.com/office/word/2016/wordml/cid" xmlns:w16="http://schemas.microsoft.com/office/word/2018/wordml" xmlns:w16du="http://schemas.microsoft.com/office/word/2023/wordml/word16du" xmlns:w16sdtdh="http://schemas.microsoft.com/office/word/2020/wordml/sdtdatahash" xmlns:w16sdtfl="http://schemas.microsoft.com/office/word/2024/wordml/sdtformatlock" xmlns:w16se="http://schemas.microsoft.com/office/word/2015/wordml/symex" xmlns:wpg="http://schemas.microsoft.com/office/word/2010/wordprocessingGroup" xmlns:wpi="http://schemas.microsoft.com/office/word/2010/wordprocessingInk" xmlns:wne="http://schemas.microsoft.com/office/word/2006/wordml" xmlns:wps="http://schemas.microsoft.com/office/word/2010/wordprocessingShape" mc:Ignorable="w14 w15 w16se w16cid w16 w16cex w16sdtdh w16sdtfl w16du wp14">
+<w:ftr xmlns:wpc="http://schemas.microsoft.com/office/word/2010/wordprocessingCanvas" xmlns:cx="http://schemas.microsoft.com/office/drawing/2014/chartex" xmlns:cx1="http://schemas.microsoft.com/office/drawing/2015/9/8/chartex" xmlns:cx2="http://schemas.microsoft.com/office/drawing/2015/10/21/chartex" xmlns:cx3="http://schemas.microsoft.com/office/drawing/2016/5/9/chartex" xmlns:cx4="http://schemas.microsoft.com/office/drawing/2016/5/10/chartex" xmlns:cx5="http://schemas.microsoft.com/office/drawing/2016/5/11/chartex" xmlns:cx6="http://schemas.microsoft.com/office/drawing/2016/5/12/chartex" xmlns:cx7="http://schemas.microsoft.com/office/drawing/2016/5/13/chartex" xmlns:cx8="http://schemas.microsoft.com/office/drawing/2016/5/14/chartex" xmlns:mc="http://schemas.openxmlformats.org/markup-compatibility/2006" xmlns:aink="http://schemas.microsoft.com/office/drawing/2016/ink" xmlns:am3d="http://schemas.microsoft.com/office/drawing/2017/model3d" xmlns:o="urn:schemas-microsoft-com:office:office" xmlns:oel="http://schemas.microsoft.com/office/2019/extlst" xmlns:r="http://schemas.openxmlformats.org/officeDocument/2006/relationships" xmlns:m="http://schemas.openxmlformats.org/officeDocument/2006/math" xmlns:v="urn:schemas-microsoft-com:vml" xmlns:wp14="http://schemas.microsoft.com/office/word/2010/wordprocessingDrawing" xmlns:wp="http://schemas.openxmlformats.org/drawingml/2006/wordprocessingDrawing" xmlns:w10="urn:schemas-microsoft-com:office:word" xmlns:w="http://schemas.openxmlformats.org/wordprocessingml/2006/main" xmlns:w14="http://schemas.microsoft.com/office/word/2010/wordml" xmlns:w15="http://schemas.microsoft.com/office/word/2012/wordml" xmlns:w16cex="http://schemas.microsoft.com/office/word/2018/wordml/cex" xmlns:w16cid="http://schemas.microsoft.com/office/word/2016/wordml/cid" xmlns:w16="http://schemas.microsoft.com/office/word/2018/wordml" xmlns:w16du="http://schemas.microsoft.com/office/word/2023/wordml/word16du" xmlns:w16sdtdh="http://schemas.microsoft.com/office/word/2020/wordml/sdtdatahash" xmlns:w16se="http://schemas.microsoft.com/office/word/2015/wordml/symex" xmlns:wpg="http://schemas.microsoft.com/office/word/2010/wordprocessingGroup" xmlns:wpi="http://schemas.microsoft.com/office/word/2010/wordprocessingInk" xmlns:wne="http://schemas.microsoft.com/office/word/2006/wordml" xmlns:wps="http://schemas.microsoft.com/office/word/2010/wordprocessingShape" mc:Ignorable="w14 w15 w16se w16cid w16 w16cex w16sdtdh w16du wp14">
   <w:p>
     <w:pPr>
       <w:pStyle w:val="Footer"/>
@@ -5333,7 +5696,7 @@
 </file>
 
 <file path=word/footnotes.xml><?xml version="1.0" encoding="utf-8"?>
-<w:footnotes xmlns:wpc="http://schemas.microsoft.com/office/word/2010/wordprocessingCanvas" xmlns:cx="http://schemas.microsoft.com/office/drawing/2014/chartex" xmlns:cx1="http://schemas.microsoft.com/office/drawing/2015/9/8/chartex" xmlns:cx2="http://schemas.microsoft.com/office/drawing/2015/10/21/chartex" xmlns:cx3="http://schemas.microsoft.com/office/drawing/2016/5/9/chartex" xmlns:cx4="http://schemas.microsoft.com/office/drawing/2016/5/10/chartex" xmlns:cx5="http://schemas.microsoft.com/office/drawing/2016/5/11/chartex" xmlns:cx6="http://schemas.microsoft.com/office/drawing/2016/5/12/chartex" xmlns:cx7="http://schemas.microsoft.com/office/drawing/2016/5/13/chartex" xmlns:cx8="http://schemas.microsoft.com/office/drawing/2016/5/14/chartex" xmlns:mc="http://schemas.openxmlformats.org/markup-compatibility/2006" xmlns:aink="http://schemas.microsoft.com/office/drawing/2016/ink" xmlns:am3d="http://schemas.microsoft.com/office/drawing/2017/model3d" xmlns:o="urn:schemas-microsoft-com:office:office" xmlns:oel="http://schemas.microsoft.com/office/2019/extlst" xmlns:r="http://schemas.openxmlformats.org/officeDocument/2006/relationships" xmlns:m="http://schemas.openxmlformats.org/officeDocument/2006/math" xmlns:v="urn:schemas-microsoft-com:vml" xmlns:wp14="http://schemas.microsoft.com/office/word/2010/wordprocessingDrawing" xmlns:wp="http://schemas.openxmlformats.org/drawingml/2006/wordprocessingDrawing" xmlns:w10="urn:schemas-microsoft-com:office:word" xmlns:w="http://schemas.openxmlformats.org/wordprocessingml/2006/main" xmlns:w14="http://schemas.microsoft.com/office/word/2010/wordml" xmlns:w15="http://schemas.microsoft.com/office/word/2012/wordml" xmlns:w16cex="http://schemas.microsoft.com/office/word/2018/wordml/cex" xmlns:w16cid="http://schemas.microsoft.com/office/word/2016/wordml/cid" xmlns:w16="http://schemas.microsoft.com/office/word/2018/wordml" xmlns:w16du="http://schemas.microsoft.com/office/word/2023/wordml/word16du" xmlns:w16sdtdh="http://schemas.microsoft.com/office/word/2020/wordml/sdtdatahash" xmlns:w16sdtfl="http://schemas.microsoft.com/office/word/2024/wordml/sdtformatlock" xmlns:w16se="http://schemas.microsoft.com/office/word/2015/wordml/symex" xmlns:wpg="http://schemas.microsoft.com/office/word/2010/wordprocessingGroup" xmlns:wpi="http://schemas.microsoft.com/office/word/2010/wordprocessingInk" xmlns:wne="http://schemas.microsoft.com/office/word/2006/wordml" xmlns:wps="http://schemas.microsoft.com/office/word/2010/wordprocessingShape" mc:Ignorable="w14 w15 w16se w16cid w16 w16cex w16sdtdh w16sdtfl w16du wp14">
+<w:footnotes xmlns:wpc="http://schemas.microsoft.com/office/word/2010/wordprocessingCanvas" xmlns:cx="http://schemas.microsoft.com/office/drawing/2014/chartex" xmlns:cx1="http://schemas.microsoft.com/office/drawing/2015/9/8/chartex" xmlns:cx2="http://schemas.microsoft.com/office/drawing/2015/10/21/chartex" xmlns:cx3="http://schemas.microsoft.com/office/drawing/2016/5/9/chartex" xmlns:cx4="http://schemas.microsoft.com/office/drawing/2016/5/10/chartex" xmlns:cx5="http://schemas.microsoft.com/office/drawing/2016/5/11/chartex" xmlns:cx6="http://schemas.microsoft.com/office/drawing/2016/5/12/chartex" xmlns:cx7="http://schemas.microsoft.com/office/drawing/2016/5/13/chartex" xmlns:cx8="http://schemas.microsoft.com/office/drawing/2016/5/14/chartex" xmlns:mc="http://schemas.openxmlformats.org/markup-compatibility/2006" xmlns:aink="http://schemas.microsoft.com/office/drawing/2016/ink" xmlns:am3d="http://schemas.microsoft.com/office/drawing/2017/model3d" xmlns:o="urn:schemas-microsoft-com:office:office" xmlns:oel="http://schemas.microsoft.com/office/2019/extlst" xmlns:r="http://schemas.openxmlformats.org/officeDocument/2006/relationships" xmlns:m="http://schemas.openxmlformats.org/officeDocument/2006/math" xmlns:v="urn:schemas-microsoft-com:vml" xmlns:wp14="http://schemas.microsoft.com/office/word/2010/wordprocessingDrawing" xmlns:wp="http://schemas.openxmlformats.org/drawingml/2006/wordprocessingDrawing" xmlns:w10="urn:schemas-microsoft-com:office:word" xmlns:w="http://schemas.openxmlformats.org/wordprocessingml/2006/main" xmlns:w14="http://schemas.microsoft.com/office/word/2010/wordml" xmlns:w15="http://schemas.microsoft.com/office/word/2012/wordml" xmlns:w16cex="http://schemas.microsoft.com/office/word/2018/wordml/cex" xmlns:w16cid="http://schemas.microsoft.com/office/word/2016/wordml/cid" xmlns:w16="http://schemas.microsoft.com/office/word/2018/wordml" xmlns:w16du="http://schemas.microsoft.com/office/word/2023/wordml/word16du" xmlns:w16sdtdh="http://schemas.microsoft.com/office/word/2020/wordml/sdtdatahash" xmlns:w16se="http://schemas.microsoft.com/office/word/2015/wordml/symex" xmlns:wpg="http://schemas.microsoft.com/office/word/2010/wordprocessingGroup" xmlns:wpi="http://schemas.microsoft.com/office/word/2010/wordprocessingInk" xmlns:wne="http://schemas.microsoft.com/office/word/2006/wordml" xmlns:wps="http://schemas.microsoft.com/office/word/2010/wordprocessingShape" mc:Ignorable="w14 w15 w16se w16cid w16 w16cex w16sdtdh w16du wp14">
   <w:footnote w:type="separator" w:id="-1">
     <w:p>
       <w:pPr>
@@ -5358,7 +5721,7 @@
 </file>
 
 <file path=word/header1.xml><?xml version="1.0" encoding="utf-8"?>
-<w:hdr xmlns:wpc="http://schemas.microsoft.com/office/word/2010/wordprocessingCanvas" xmlns:cx="http://schemas.microsoft.com/office/drawing/2014/chartex" xmlns:cx1="http://schemas.microsoft.com/office/drawing/2015/9/8/chartex" xmlns:cx2="http://schemas.microsoft.com/office/drawing/2015/10/21/chartex" xmlns:cx3="http://schemas.microsoft.com/office/drawing/2016/5/9/chartex" xmlns:cx4="http://schemas.microsoft.com/office/drawing/2016/5/10/chartex" xmlns:cx5="http://schemas.microsoft.com/office/drawing/2016/5/11/chartex" xmlns:cx6="http://schemas.microsoft.com/office/drawing/2016/5/12/chartex" xmlns:cx7="http://schemas.microsoft.com/office/drawing/2016/5/13/chartex" xmlns:cx8="http://schemas.microsoft.com/office/drawing/2016/5/14/chartex" xmlns:mc="http://schemas.openxmlformats.org/markup-compatibility/2006" xmlns:aink="http://schemas.microsoft.com/office/drawing/2016/ink" xmlns:am3d="http://schemas.microsoft.com/office/drawing/2017/model3d" xmlns:o="urn:schemas-microsoft-com:office:office" xmlns:oel="http://schemas.microsoft.com/office/2019/extlst" xmlns:r="http://schemas.openxmlformats.org/officeDocument/2006/relationships" xmlns:m="http://schemas.openxmlformats.org/officeDocument/2006/math" xmlns:v="urn:schemas-microsoft-com:vml" xmlns:wp14="http://schemas.microsoft.com/office/word/2010/wordprocessingDrawing" xmlns:wp="http://schemas.openxmlformats.org/drawingml/2006/wordprocessingDrawing" xmlns:w10="urn:schemas-microsoft-com:office:word" xmlns:w="http://schemas.openxmlformats.org/wordprocessingml/2006/main" xmlns:w14="http://schemas.microsoft.com/office/word/2010/wordml" xmlns:w15="http://schemas.microsoft.com/office/word/2012/wordml" xmlns:w16cex="http://schemas.microsoft.com/office/word/2018/wordml/cex" xmlns:w16cid="http://schemas.microsoft.com/office/word/2016/wordml/cid" xmlns:w16="http://schemas.microsoft.com/office/word/2018/wordml" xmlns:w16du="http://schemas.microsoft.com/office/word/2023/wordml/word16du" xmlns:w16sdtdh="http://schemas.microsoft.com/office/word/2020/wordml/sdtdatahash" xmlns:w16sdtfl="http://schemas.microsoft.com/office/word/2024/wordml/sdtformatlock" xmlns:w16se="http://schemas.microsoft.com/office/word/2015/wordml/symex" xmlns:wpg="http://schemas.microsoft.com/office/word/2010/wordprocessingGroup" xmlns:wpi="http://schemas.microsoft.com/office/word/2010/wordprocessingInk" xmlns:wne="http://schemas.microsoft.com/office/word/2006/wordml" xmlns:wps="http://schemas.microsoft.com/office/word/2010/wordprocessingShape" mc:Ignorable="w14 w15 w16se w16cid w16 w16cex w16sdtdh w16sdtfl w16du wp14">
+<w:hdr xmlns:wpc="http://schemas.microsoft.com/office/word/2010/wordprocessingCanvas" xmlns:cx="http://schemas.microsoft.com/office/drawing/2014/chartex" xmlns:cx1="http://schemas.microsoft.com/office/drawing/2015/9/8/chartex" xmlns:cx2="http://schemas.microsoft.com/office/drawing/2015/10/21/chartex" xmlns:cx3="http://schemas.microsoft.com/office/drawing/2016/5/9/chartex" xmlns:cx4="http://schemas.microsoft.com/office/drawing/2016/5/10/chartex" xmlns:cx5="http://schemas.microsoft.com/office/drawing/2016/5/11/chartex" xmlns:cx6="http://schemas.microsoft.com/office/drawing/2016/5/12/chartex" xmlns:cx7="http://schemas.microsoft.com/office/drawing/2016/5/13/chartex" xmlns:cx8="http://schemas.microsoft.com/office/drawing/2016/5/14/chartex" xmlns:mc="http://schemas.openxmlformats.org/markup-compatibility/2006" xmlns:aink="http://schemas.microsoft.com/office/drawing/2016/ink" xmlns:am3d="http://schemas.microsoft.com/office/drawing/2017/model3d" xmlns:o="urn:schemas-microsoft-com:office:office" xmlns:oel="http://schemas.microsoft.com/office/2019/extlst" xmlns:r="http://schemas.openxmlformats.org/officeDocument/2006/relationships" xmlns:m="http://schemas.openxmlformats.org/officeDocument/2006/math" xmlns:v="urn:schemas-microsoft-com:vml" xmlns:wp14="http://schemas.microsoft.com/office/word/2010/wordprocessingDrawing" xmlns:wp="http://schemas.openxmlformats.org/drawingml/2006/wordprocessingDrawing" xmlns:w10="urn:schemas-microsoft-com:office:word" xmlns:w="http://schemas.openxmlformats.org/wordprocessingml/2006/main" xmlns:w14="http://schemas.microsoft.com/office/word/2010/wordml" xmlns:w15="http://schemas.microsoft.com/office/word/2012/wordml" xmlns:w16cex="http://schemas.microsoft.com/office/word/2018/wordml/cex" xmlns:w16cid="http://schemas.microsoft.com/office/word/2016/wordml/cid" xmlns:w16="http://schemas.microsoft.com/office/word/2018/wordml" xmlns:w16du="http://schemas.microsoft.com/office/word/2023/wordml/word16du" xmlns:w16sdtdh="http://schemas.microsoft.com/office/word/2020/wordml/sdtdatahash" xmlns:w16se="http://schemas.microsoft.com/office/word/2015/wordml/symex" xmlns:wpg="http://schemas.microsoft.com/office/word/2010/wordprocessingGroup" xmlns:wpi="http://schemas.microsoft.com/office/word/2010/wordprocessingInk" xmlns:wne="http://schemas.microsoft.com/office/word/2006/wordml" xmlns:wps="http://schemas.microsoft.com/office/word/2010/wordprocessingShape" mc:Ignorable="w14 w15 w16se w16cid w16 w16cex w16sdtdh w16du wp14">
   <w:p>
     <w:pPr>
       <w:pStyle w:val="Header"/>
@@ -5368,7 +5731,7 @@
 </file>
 
 <file path=word/header2.xml><?xml version="1.0" encoding="utf-8"?>
-<w:hdr xmlns:wpc="http://schemas.microsoft.com/office/word/2010/wordprocessingCanvas" xmlns:cx="http://schemas.microsoft.com/office/drawing/2014/chartex" xmlns:cx1="http://schemas.microsoft.com/office/drawing/2015/9/8/chartex" xmlns:cx2="http://schemas.microsoft.com/office/drawing/2015/10/21/chartex" xmlns:cx3="http://schemas.microsoft.com/office/drawing/2016/5/9/chartex" xmlns:cx4="http://schemas.microsoft.com/office/drawing/2016/5/10/chartex" xmlns:cx5="http://schemas.microsoft.com/office/drawing/2016/5/11/chartex" xmlns:cx6="http://schemas.microsoft.com/office/drawing/2016/5/12/chartex" xmlns:cx7="http://schemas.microsoft.com/office/drawing/2016/5/13/chartex" xmlns:cx8="http://schemas.microsoft.com/office/drawing/2016/5/14/chartex" xmlns:mc="http://schemas.openxmlformats.org/markup-compatibility/2006" xmlns:aink="http://schemas.microsoft.com/office/drawing/2016/ink" xmlns:am3d="http://schemas.microsoft.com/office/drawing/2017/model3d" xmlns:o="urn:schemas-microsoft-com:office:office" xmlns:oel="http://schemas.microsoft.com/office/2019/extlst" xmlns:r="http://schemas.openxmlformats.org/officeDocument/2006/relationships" xmlns:m="http://schemas.openxmlformats.org/officeDocument/2006/math" xmlns:v="urn:schemas-microsoft-com:vml" xmlns:wp14="http://schemas.microsoft.com/office/word/2010/wordprocessingDrawing" xmlns:wp="http://schemas.openxmlformats.org/drawingml/2006/wordprocessingDrawing" xmlns:w10="urn:schemas-microsoft-com:office:word" xmlns:w="http://schemas.openxmlformats.org/wordprocessingml/2006/main" xmlns:w14="http://schemas.microsoft.com/office/word/2010/wordml" xmlns:w15="http://schemas.microsoft.com/office/word/2012/wordml" xmlns:w16cex="http://schemas.microsoft.com/office/word/2018/wordml/cex" xmlns:w16cid="http://schemas.microsoft.com/office/word/2016/wordml/cid" xmlns:w16="http://schemas.microsoft.com/office/word/2018/wordml" xmlns:w16du="http://schemas.microsoft.com/office/word/2023/wordml/word16du" xmlns:w16sdtdh="http://schemas.microsoft.com/office/word/2020/wordml/sdtdatahash" xmlns:w16sdtfl="http://schemas.microsoft.com/office/word/2024/wordml/sdtformatlock" xmlns:w16se="http://schemas.microsoft.com/office/word/2015/wordml/symex" xmlns:wpg="http://schemas.microsoft.com/office/word/2010/wordprocessingGroup" xmlns:wpi="http://schemas.microsoft.com/office/word/2010/wordprocessingInk" xmlns:wne="http://schemas.microsoft.com/office/word/2006/wordml" xmlns:wps="http://schemas.microsoft.com/office/word/2010/wordprocessingShape" mc:Ignorable="w14 w15 w16se w16cid w16 w16cex w16sdtdh w16sdtfl w16du wp14">
+<w:hdr xmlns:wpc="http://schemas.microsoft.com/office/word/2010/wordprocessingCanvas" xmlns:cx="http://schemas.microsoft.com/office/drawing/2014/chartex" xmlns:cx1="http://schemas.microsoft.com/office/drawing/2015/9/8/chartex" xmlns:cx2="http://schemas.microsoft.com/office/drawing/2015/10/21/chartex" xmlns:cx3="http://schemas.microsoft.com/office/drawing/2016/5/9/chartex" xmlns:cx4="http://schemas.microsoft.com/office/drawing/2016/5/10/chartex" xmlns:cx5="http://schemas.microsoft.com/office/drawing/2016/5/11/chartex" xmlns:cx6="http://schemas.microsoft.com/office/drawing/2016/5/12/chartex" xmlns:cx7="http://schemas.microsoft.com/office/drawing/2016/5/13/chartex" xmlns:cx8="http://schemas.microsoft.com/office/drawing/2016/5/14/chartex" xmlns:mc="http://schemas.openxmlformats.org/markup-compatibility/2006" xmlns:aink="http://schemas.microsoft.com/office/drawing/2016/ink" xmlns:am3d="http://schemas.microsoft.com/office/drawing/2017/model3d" xmlns:o="urn:schemas-microsoft-com:office:office" xmlns:oel="http://schemas.microsoft.com/office/2019/extlst" xmlns:r="http://schemas.openxmlformats.org/officeDocument/2006/relationships" xmlns:m="http://schemas.openxmlformats.org/officeDocument/2006/math" xmlns:v="urn:schemas-microsoft-com:vml" xmlns:wp14="http://schemas.microsoft.com/office/word/2010/wordprocessingDrawing" xmlns:wp="http://schemas.openxmlformats.org/drawingml/2006/wordprocessingDrawing" xmlns:w10="urn:schemas-microsoft-com:office:word" xmlns:w="http://schemas.openxmlformats.org/wordprocessingml/2006/main" xmlns:w14="http://schemas.microsoft.com/office/word/2010/wordml" xmlns:w15="http://schemas.microsoft.com/office/word/2012/wordml" xmlns:w16cex="http://schemas.microsoft.com/office/word/2018/wordml/cex" xmlns:w16cid="http://schemas.microsoft.com/office/word/2016/wordml/cid" xmlns:w16="http://schemas.microsoft.com/office/word/2018/wordml" xmlns:w16du="http://schemas.microsoft.com/office/word/2023/wordml/word16du" xmlns:w16sdtdh="http://schemas.microsoft.com/office/word/2020/wordml/sdtdatahash" xmlns:w16se="http://schemas.microsoft.com/office/word/2015/wordml/symex" xmlns:wpg="http://schemas.microsoft.com/office/word/2010/wordprocessingGroup" xmlns:wpi="http://schemas.microsoft.com/office/word/2010/wordprocessingInk" xmlns:wne="http://schemas.microsoft.com/office/word/2006/wordml" xmlns:wps="http://schemas.microsoft.com/office/word/2010/wordprocessingShape" mc:Ignorable="w14 w15 w16se w16cid w16 w16cex w16sdtdh w16du wp14">
   <w:p>
     <w:pPr>
       <w:pStyle w:val="Header"/>
@@ -5378,7 +5741,7 @@
 </file>
 
 <file path=word/header3.xml><?xml version="1.0" encoding="utf-8"?>
-<w:hdr xmlns:wpc="http://schemas.microsoft.com/office/word/2010/wordprocessingCanvas" xmlns:cx="http://schemas.microsoft.com/office/drawing/2014/chartex" xmlns:cx1="http://schemas.microsoft.com/office/drawing/2015/9/8/chartex" xmlns:cx2="http://schemas.microsoft.com/office/drawing/2015/10/21/chartex" xmlns:cx3="http://schemas.microsoft.com/office/drawing/2016/5/9/chartex" xmlns:cx4="http://schemas.microsoft.com/office/drawing/2016/5/10/chartex" xmlns:cx5="http://schemas.microsoft.com/office/drawing/2016/5/11/chartex" xmlns:cx6="http://schemas.microsoft.com/office/drawing/2016/5/12/chartex" xmlns:cx7="http://schemas.microsoft.com/office/drawing/2016/5/13/chartex" xmlns:cx8="http://schemas.microsoft.com/office/drawing/2016/5/14/chartex" xmlns:mc="http://schemas.openxmlformats.org/markup-compatibility/2006" xmlns:aink="http://schemas.microsoft.com/office/drawing/2016/ink" xmlns:am3d="http://schemas.microsoft.com/office/drawing/2017/model3d" xmlns:o="urn:schemas-microsoft-com:office:office" xmlns:oel="http://schemas.microsoft.com/office/2019/extlst" xmlns:r="http://schemas.openxmlformats.org/officeDocument/2006/relationships" xmlns:m="http://schemas.openxmlformats.org/officeDocument/2006/math" xmlns:v="urn:schemas-microsoft-com:vml" xmlns:wp14="http://schemas.microsoft.com/office/word/2010/wordprocessingDrawing" xmlns:wp="http://schemas.openxmlformats.org/drawingml/2006/wordprocessingDrawing" xmlns:w10="urn:schemas-microsoft-com:office:word" xmlns:w="http://schemas.openxmlformats.org/wordprocessingml/2006/main" xmlns:w14="http://schemas.microsoft.com/office/word/2010/wordml" xmlns:w15="http://schemas.microsoft.com/office/word/2012/wordml" xmlns:w16cex="http://schemas.microsoft.com/office/word/2018/wordml/cex" xmlns:w16cid="http://schemas.microsoft.com/office/word/2016/wordml/cid" xmlns:w16="http://schemas.microsoft.com/office/word/2018/wordml" xmlns:w16du="http://schemas.microsoft.com/office/word/2023/wordml/word16du" xmlns:w16sdtdh="http://schemas.microsoft.com/office/word/2020/wordml/sdtdatahash" xmlns:w16sdtfl="http://schemas.microsoft.com/office/word/2024/wordml/sdtformatlock" xmlns:w16se="http://schemas.microsoft.com/office/word/2015/wordml/symex" xmlns:wpg="http://schemas.microsoft.com/office/word/2010/wordprocessingGroup" xmlns:wpi="http://schemas.microsoft.com/office/word/2010/wordprocessingInk" xmlns:wne="http://schemas.microsoft.com/office/word/2006/wordml" xmlns:wps="http://schemas.microsoft.com/office/word/2010/wordprocessingShape" mc:Ignorable="w14 w15 w16se w16cid w16 w16cex w16sdtdh w16sdtfl w16du wp14">
+<w:hdr xmlns:wpc="http://schemas.microsoft.com/office/word/2010/wordprocessingCanvas" xmlns:cx="http://schemas.microsoft.com/office/drawing/2014/chartex" xmlns:cx1="http://schemas.microsoft.com/office/drawing/2015/9/8/chartex" xmlns:cx2="http://schemas.microsoft.com/office/drawing/2015/10/21/chartex" xmlns:cx3="http://schemas.microsoft.com/office/drawing/2016/5/9/chartex" xmlns:cx4="http://schemas.microsoft.com/office/drawing/2016/5/10/chartex" xmlns:cx5="http://schemas.microsoft.com/office/drawing/2016/5/11/chartex" xmlns:cx6="http://schemas.microsoft.com/office/drawing/2016/5/12/chartex" xmlns:cx7="http://schemas.microsoft.com/office/drawing/2016/5/13/chartex" xmlns:cx8="http://schemas.microsoft.com/office/drawing/2016/5/14/chartex" xmlns:mc="http://schemas.openxmlformats.org/markup-compatibility/2006" xmlns:aink="http://schemas.microsoft.com/office/drawing/2016/ink" xmlns:am3d="http://schemas.microsoft.com/office/drawing/2017/model3d" xmlns:o="urn:schemas-microsoft-com:office:office" xmlns:oel="http://schemas.microsoft.com/office/2019/extlst" xmlns:r="http://schemas.openxmlformats.org/officeDocument/2006/relationships" xmlns:m="http://schemas.openxmlformats.org/officeDocument/2006/math" xmlns:v="urn:schemas-microsoft-com:vml" xmlns:wp14="http://schemas.microsoft.com/office/word/2010/wordprocessingDrawing" xmlns:wp="http://schemas.openxmlformats.org/drawingml/2006/wordprocessingDrawing" xmlns:w10="urn:schemas-microsoft-com:office:word" xmlns:w="http://schemas.openxmlformats.org/wordprocessingml/2006/main" xmlns:w14="http://schemas.microsoft.com/office/word/2010/wordml" xmlns:w15="http://schemas.microsoft.com/office/word/2012/wordml" xmlns:w16cex="http://schemas.microsoft.com/office/word/2018/wordml/cex" xmlns:w16cid="http://schemas.microsoft.com/office/word/2016/wordml/cid" xmlns:w16="http://schemas.microsoft.com/office/word/2018/wordml" xmlns:w16du="http://schemas.microsoft.com/office/word/2023/wordml/word16du" xmlns:w16sdtdh="http://schemas.microsoft.com/office/word/2020/wordml/sdtdatahash" xmlns:w16se="http://schemas.microsoft.com/office/word/2015/wordml/symex" xmlns:wpg="http://schemas.microsoft.com/office/word/2010/wordprocessingGroup" xmlns:wpi="http://schemas.microsoft.com/office/word/2010/wordprocessingInk" xmlns:wne="http://schemas.microsoft.com/office/word/2006/wordml" xmlns:wps="http://schemas.microsoft.com/office/word/2010/wordprocessingShape" mc:Ignorable="w14 w15 w16se w16cid w16 w16cex w16sdtdh w16du wp14">
   <w:p>
     <w:pPr>
       <w:pStyle w:val="Header"/>
@@ -5388,7 +5751,7 @@
 </file>
 
 <file path=word/numbering.xml><?xml version="1.0" encoding="utf-8"?>
-<w:numbering xmlns:wpc="http://schemas.microsoft.com/office/word/2010/wordprocessingCanvas" xmlns:cx="http://schemas.microsoft.com/office/drawing/2014/chartex" xmlns:cx1="http://schemas.microsoft.com/office/drawing/2015/9/8/chartex" xmlns:cx2="http://schemas.microsoft.com/office/drawing/2015/10/21/chartex" xmlns:cx3="http://schemas.microsoft.com/office/drawing/2016/5/9/chartex" xmlns:cx4="http://schemas.microsoft.com/office/drawing/2016/5/10/chartex" xmlns:cx5="http://schemas.microsoft.com/office/drawing/2016/5/11/chartex" xmlns:cx6="http://schemas.microsoft.com/office/drawing/2016/5/12/chartex" xmlns:cx7="http://schemas.microsoft.com/office/drawing/2016/5/13/chartex" xmlns:cx8="http://schemas.microsoft.com/office/drawing/2016/5/14/chartex" xmlns:mc="http://schemas.openxmlformats.org/markup-compatibility/2006" xmlns:aink="http://schemas.microsoft.com/office/drawing/2016/ink" xmlns:am3d="http://schemas.microsoft.com/office/drawing/2017/model3d" xmlns:o="urn:schemas-microsoft-com:office:office" xmlns:oel="http://schemas.microsoft.com/office/2019/extlst" xmlns:r="http://schemas.openxmlformats.org/officeDocument/2006/relationships" xmlns:m="http://schemas.openxmlformats.org/officeDocument/2006/math" xmlns:v="urn:schemas-microsoft-com:vml" xmlns:wp14="http://schemas.microsoft.com/office/word/2010/wordprocessingDrawing" xmlns:wp="http://schemas.openxmlformats.org/drawingml/2006/wordprocessingDrawing" xmlns:w10="urn:schemas-microsoft-com:office:word" xmlns:w="http://schemas.openxmlformats.org/wordprocessingml/2006/main" xmlns:w14="http://schemas.microsoft.com/office/word/2010/wordml" xmlns:w15="http://schemas.microsoft.com/office/word/2012/wordml" xmlns:w16cex="http://schemas.microsoft.com/office/word/2018/wordml/cex" xmlns:w16cid="http://schemas.microsoft.com/office/word/2016/wordml/cid" xmlns:w16="http://schemas.microsoft.com/office/word/2018/wordml" xmlns:w16du="http://schemas.microsoft.com/office/word/2023/wordml/word16du" xmlns:w16sdtdh="http://schemas.microsoft.com/office/word/2020/wordml/sdtdatahash" xmlns:w16sdtfl="http://schemas.microsoft.com/office/word/2024/wordml/sdtformatlock" xmlns:w16se="http://schemas.microsoft.com/office/word/2015/wordml/symex" xmlns:wpg="http://schemas.microsoft.com/office/word/2010/wordprocessingGroup" xmlns:wpi="http://schemas.microsoft.com/office/word/2010/wordprocessingInk" xmlns:wne="http://schemas.microsoft.com/office/word/2006/wordml" xmlns:wps="http://schemas.microsoft.com/office/word/2010/wordprocessingShape" mc:Ignorable="w14 w15 w16se w16cid w16 w16cex w16sdtdh w16sdtfl w16du wp14">
+<w:numbering xmlns:wpc="http://schemas.microsoft.com/office/word/2010/wordprocessingCanvas" xmlns:cx="http://schemas.microsoft.com/office/drawing/2014/chartex" xmlns:cx1="http://schemas.microsoft.com/office/drawing/2015/9/8/chartex" xmlns:cx2="http://schemas.microsoft.com/office/drawing/2015/10/21/chartex" xmlns:cx3="http://schemas.microsoft.com/office/drawing/2016/5/9/chartex" xmlns:cx4="http://schemas.microsoft.com/office/drawing/2016/5/10/chartex" xmlns:cx5="http://schemas.microsoft.com/office/drawing/2016/5/11/chartex" xmlns:cx6="http://schemas.microsoft.com/office/drawing/2016/5/12/chartex" xmlns:cx7="http://schemas.microsoft.com/office/drawing/2016/5/13/chartex" xmlns:cx8="http://schemas.microsoft.com/office/drawing/2016/5/14/chartex" xmlns:mc="http://schemas.openxmlformats.org/markup-compatibility/2006" xmlns:aink="http://schemas.microsoft.com/office/drawing/2016/ink" xmlns:am3d="http://schemas.microsoft.com/office/drawing/2017/model3d" xmlns:o="urn:schemas-microsoft-com:office:office" xmlns:oel="http://schemas.microsoft.com/office/2019/extlst" xmlns:r="http://schemas.openxmlformats.org/officeDocument/2006/relationships" xmlns:m="http://schemas.openxmlformats.org/officeDocument/2006/math" xmlns:v="urn:schemas-microsoft-com:vml" xmlns:wp14="http://schemas.microsoft.com/office/word/2010/wordprocessingDrawing" xmlns:wp="http://schemas.openxmlformats.org/drawingml/2006/wordprocessingDrawing" xmlns:w10="urn:schemas-microsoft-com:office:word" xmlns:w="http://schemas.openxmlformats.org/wordprocessingml/2006/main" xmlns:w14="http://schemas.microsoft.com/office/word/2010/wordml" xmlns:w15="http://schemas.microsoft.com/office/word/2012/wordml" xmlns:w16cex="http://schemas.microsoft.com/office/word/2018/wordml/cex" xmlns:w16cid="http://schemas.microsoft.com/office/word/2016/wordml/cid" xmlns:w16="http://schemas.microsoft.com/office/word/2018/wordml" xmlns:w16du="http://schemas.microsoft.com/office/word/2023/wordml/word16du" xmlns:w16sdtdh="http://schemas.microsoft.com/office/word/2020/wordml/sdtdatahash" xmlns:w16se="http://schemas.microsoft.com/office/word/2015/wordml/symex" xmlns:wpg="http://schemas.microsoft.com/office/word/2010/wordprocessingGroup" xmlns:wpi="http://schemas.microsoft.com/office/word/2010/wordprocessingInk" xmlns:wne="http://schemas.microsoft.com/office/word/2006/wordml" xmlns:wps="http://schemas.microsoft.com/office/word/2010/wordprocessingShape" mc:Ignorable="w14 w15 w16se w16cid w16 w16cex w16sdtdh w16du wp14">
   <w:abstractNum w:abstractNumId="0" w15:restartNumberingAfterBreak="0">
     <w:nsid w:val="4F5B2EFE"/>
     <w:multiLevelType w:val="multilevel"/>
@@ -5634,7 +5997,7 @@
 </file>
 
 <file path=word/people.xml><?xml version="1.0" encoding="utf-8"?>
-<w15:people xmlns:wpc="http://schemas.microsoft.com/office/word/2010/wordprocessingCanvas" xmlns:cx="http://schemas.microsoft.com/office/drawing/2014/chartex" xmlns:cx1="http://schemas.microsoft.com/office/drawing/2015/9/8/chartex" xmlns:cx2="http://schemas.microsoft.com/office/drawing/2015/10/21/chartex" xmlns:cx3="http://schemas.microsoft.com/office/drawing/2016/5/9/chartex" xmlns:cx4="http://schemas.microsoft.com/office/drawing/2016/5/10/chartex" xmlns:cx5="http://schemas.microsoft.com/office/drawing/2016/5/11/chartex" xmlns:cx6="http://schemas.microsoft.com/office/drawing/2016/5/12/chartex" xmlns:cx7="http://schemas.microsoft.com/office/drawing/2016/5/13/chartex" xmlns:cx8="http://schemas.microsoft.com/office/drawing/2016/5/14/chartex" xmlns:mc="http://schemas.openxmlformats.org/markup-compatibility/2006" xmlns:aink="http://schemas.microsoft.com/office/drawing/2016/ink" xmlns:am3d="http://schemas.microsoft.com/office/drawing/2017/model3d" xmlns:o="urn:schemas-microsoft-com:office:office" xmlns:oel="http://schemas.microsoft.com/office/2019/extlst" xmlns:r="http://schemas.openxmlformats.org/officeDocument/2006/relationships" xmlns:m="http://schemas.openxmlformats.org/officeDocument/2006/math" xmlns:v="urn:schemas-microsoft-com:vml" xmlns:wp14="http://schemas.microsoft.com/office/word/2010/wordprocessingDrawing" xmlns:wp="http://schemas.openxmlformats.org/drawingml/2006/wordprocessingDrawing" xmlns:w10="urn:schemas-microsoft-com:office:word" xmlns:w="http://schemas.openxmlformats.org/wordprocessingml/2006/main" xmlns:w14="http://schemas.microsoft.com/office/word/2010/wordml" xmlns:w15="http://schemas.microsoft.com/office/word/2012/wordml" xmlns:w16cex="http://schemas.microsoft.com/office/word/2018/wordml/cex" xmlns:w16cid="http://schemas.microsoft.com/office/word/2016/wordml/cid" xmlns:w16="http://schemas.microsoft.com/office/word/2018/wordml" xmlns:w16du="http://schemas.microsoft.com/office/word/2023/wordml/word16du" xmlns:w16sdtdh="http://schemas.microsoft.com/office/word/2020/wordml/sdtdatahash" xmlns:w16sdtfl="http://schemas.microsoft.com/office/word/2024/wordml/sdtformatlock" xmlns:w16se="http://schemas.microsoft.com/office/word/2015/wordml/symex" xmlns:wpg="http://schemas.microsoft.com/office/word/2010/wordprocessingGroup" xmlns:wpi="http://schemas.microsoft.com/office/word/2010/wordprocessingInk" xmlns:wne="http://schemas.microsoft.com/office/word/2006/wordml" xmlns:wps="http://schemas.microsoft.com/office/word/2010/wordprocessingShape" mc:Ignorable="w14 w15 w16se w16cid w16 w16cex w16sdtdh w16sdtfl w16du wp14">
+<w15:people xmlns:wpc="http://schemas.microsoft.com/office/word/2010/wordprocessingCanvas" xmlns:cx="http://schemas.microsoft.com/office/drawing/2014/chartex" xmlns:cx1="http://schemas.microsoft.com/office/drawing/2015/9/8/chartex" xmlns:cx2="http://schemas.microsoft.com/office/drawing/2015/10/21/chartex" xmlns:cx3="http://schemas.microsoft.com/office/drawing/2016/5/9/chartex" xmlns:cx4="http://schemas.microsoft.com/office/drawing/2016/5/10/chartex" xmlns:cx5="http://schemas.microsoft.com/office/drawing/2016/5/11/chartex" xmlns:cx6="http://schemas.microsoft.com/office/drawing/2016/5/12/chartex" xmlns:cx7="http://schemas.microsoft.com/office/drawing/2016/5/13/chartex" xmlns:cx8="http://schemas.microsoft.com/office/drawing/2016/5/14/chartex" xmlns:mc="http://schemas.openxmlformats.org/markup-compatibility/2006" xmlns:aink="http://schemas.microsoft.com/office/drawing/2016/ink" xmlns:am3d="http://schemas.microsoft.com/office/drawing/2017/model3d" xmlns:o="urn:schemas-microsoft-com:office:office" xmlns:oel="http://schemas.microsoft.com/office/2019/extlst" xmlns:r="http://schemas.openxmlformats.org/officeDocument/2006/relationships" xmlns:m="http://schemas.openxmlformats.org/officeDocument/2006/math" xmlns:v="urn:schemas-microsoft-com:vml" xmlns:wp14="http://schemas.microsoft.com/office/word/2010/wordprocessingDrawing" xmlns:wp="http://schemas.openxmlformats.org/drawingml/2006/wordprocessingDrawing" xmlns:w10="urn:schemas-microsoft-com:office:word" xmlns:w="http://schemas.openxmlformats.org/wordprocessingml/2006/main" xmlns:w14="http://schemas.microsoft.com/office/word/2010/wordml" xmlns:w15="http://schemas.microsoft.com/office/word/2012/wordml" xmlns:w16cex="http://schemas.microsoft.com/office/word/2018/wordml/cex" xmlns:w16cid="http://schemas.microsoft.com/office/word/2016/wordml/cid" xmlns:w16="http://schemas.microsoft.com/office/word/2018/wordml" xmlns:w16du="http://schemas.microsoft.com/office/word/2023/wordml/word16du" xmlns:w16sdtdh="http://schemas.microsoft.com/office/word/2020/wordml/sdtdatahash" xmlns:w16se="http://schemas.microsoft.com/office/word/2015/wordml/symex" xmlns:wpg="http://schemas.microsoft.com/office/word/2010/wordprocessingGroup" xmlns:wpi="http://schemas.microsoft.com/office/word/2010/wordprocessingInk" xmlns:wne="http://schemas.microsoft.com/office/word/2006/wordml" xmlns:wps="http://schemas.microsoft.com/office/word/2010/wordprocessingShape" mc:Ignorable="w14 w15 w16se w16cid w16 w16cex w16sdtdh w16du wp14">
   <w15:person w15:author="Jaeger, Florian">
     <w15:presenceInfo w15:providerId="AD" w15:userId="S::fjaeger@ur.rochester.edu::0d0acd91-09a2-4ddb-a934-22efc544688e"/>
   </w15:person>
@@ -5645,7 +6008,7 @@
 </file>
 
 <file path=word/styles.xml><?xml version="1.0" encoding="utf-8"?>
-<w:styles xmlns:mc="http://schemas.openxmlformats.org/markup-compatibility/2006" xmlns:r="http://schemas.openxmlformats.org/officeDocument/2006/relationships" xmlns:w="http://schemas.openxmlformats.org/wordprocessingml/2006/main" xmlns:w14="http://schemas.microsoft.com/office/word/2010/wordml" xmlns:w15="http://schemas.microsoft.com/office/word/2012/wordml" xmlns:w16cex="http://schemas.microsoft.com/office/word/2018/wordml/cex" xmlns:w16cid="http://schemas.microsoft.com/office/word/2016/wordml/cid" xmlns:w16="http://schemas.microsoft.com/office/word/2018/wordml" xmlns:w16du="http://schemas.microsoft.com/office/word/2023/wordml/word16du" xmlns:w16sdtdh="http://schemas.microsoft.com/office/word/2020/wordml/sdtdatahash" xmlns:w16sdtfl="http://schemas.microsoft.com/office/word/2024/wordml/sdtformatlock" xmlns:w16se="http://schemas.microsoft.com/office/word/2015/wordml/symex" mc:Ignorable="w14 w15 w16se w16cid w16 w16cex w16sdtdh w16sdtfl w16du">
+<w:styles xmlns:mc="http://schemas.openxmlformats.org/markup-compatibility/2006" xmlns:r="http://schemas.openxmlformats.org/officeDocument/2006/relationships" xmlns:w="http://schemas.openxmlformats.org/wordprocessingml/2006/main" xmlns:w14="http://schemas.microsoft.com/office/word/2010/wordml" xmlns:w15="http://schemas.microsoft.com/office/word/2012/wordml" xmlns:w16cex="http://schemas.microsoft.com/office/word/2018/wordml/cex" xmlns:w16cid="http://schemas.microsoft.com/office/word/2016/wordml/cid" xmlns:w16="http://schemas.microsoft.com/office/word/2018/wordml" xmlns:w16du="http://schemas.microsoft.com/office/word/2023/wordml/word16du" xmlns:w16sdtdh="http://schemas.microsoft.com/office/word/2020/wordml/sdtdatahash" xmlns:w16se="http://schemas.microsoft.com/office/word/2015/wordml/symex" mc:Ignorable="w14 w15 w16se w16cid w16 w16cex w16sdtdh w16du">
   <w:docDefaults>
     <w:rPrDefault>
       <w:rPr>

--- a/output/papers/Round 2/Response-to-reviewers.docx
+++ b/output/papers/Round 2/Response-to-reviewers.docx
@@ -1878,7 +1878,41 @@
           <w:sz w:val="24"/>
           <w:szCs w:val="24"/>
         </w:rPr>
-        <w:t xml:space="preserve">We have added the requested details. Participants with flat slopes were included. </w:t>
+        <w:t>We have added the requested details</w:t>
+      </w:r>
+      <w:ins w:id="1" w:author="Cummings, Shawn" w:date="2025-05-09T12:51:00Z" w16du:dateUtc="2025-05-09T16:51:00Z">
+        <w:r>
+          <w:rPr>
+            <w:rFonts w:ascii="Times New Roman" w:hAnsi="Times New Roman" w:cs="Times New Roman"/>
+            <w:sz w:val="24"/>
+            <w:szCs w:val="24"/>
+          </w:rPr>
+          <w:t xml:space="preserve"> (</w:t>
+        </w:r>
+        <w:r>
+          <w:rPr>
+            <w:rFonts w:ascii="Times New Roman" w:hAnsi="Times New Roman" w:cs="Times New Roman"/>
+            <w:sz w:val="24"/>
+            <w:szCs w:val="24"/>
+          </w:rPr>
+          <w:t>participants were excluded if their mean log reaction time was 3 standard deviations above or below the mean</w:t>
+        </w:r>
+        <w:r>
+          <w:rPr>
+            <w:rFonts w:ascii="Times New Roman" w:hAnsi="Times New Roman" w:cs="Times New Roman"/>
+            <w:sz w:val="24"/>
+            <w:szCs w:val="24"/>
+          </w:rPr>
+          <w:t>).</w:t>
+        </w:r>
+      </w:ins>
+      <w:r>
+        <w:rPr>
+          <w:rFonts w:ascii="Times New Roman" w:hAnsi="Times New Roman" w:cs="Times New Roman"/>
+          <w:sz w:val="24"/>
+          <w:szCs w:val="24"/>
+        </w:rPr>
+        <w:t xml:space="preserve">. Participants with flat slopes were included. </w:t>
       </w:r>
     </w:p>
     <w:p>
@@ -1906,6 +1940,7 @@
           <w:szCs w:val="24"/>
         </w:rPr>
       </w:pPr>
+      <w:commentRangeStart w:id="2"/>
       <w:r>
         <w:rPr>
           <w:rFonts w:ascii="Times New Roman" w:hAnsi="Times New Roman" w:cs="Times New Roman"/>
@@ -1941,6 +1976,13 @@
           <w:szCs w:val="24"/>
         </w:rPr>
         <w:t>We have done so.</w:t>
+      </w:r>
+      <w:commentRangeEnd w:id="2"/>
+      <w:r>
+        <w:rPr>
+          <w:rStyle w:val="CommentReference"/>
+        </w:rPr>
+        <w:commentReference w:id="2"/>
       </w:r>
     </w:p>
     <w:p>
@@ -2094,7 +2136,7 @@
           <w:sz w:val="24"/>
           <w:szCs w:val="24"/>
         </w:rPr>
-        <w:t xml:space="preserve"> thought this was a clever study with exciting results (all the more reason I am sorry about my delayed review!) Compensatory processes are both broader than previously thought (in the sense that non-phonetic information leads to compensation, but also narrower than I might have assumed in that it has to be perceptually transparent information, and not inferred - which I initially found surprising, but makes sense since it is not a given that the presence of a pen will always lead to the same articulatory consequences). I also found the proposal at the end for why we might not see perceptual learning when a speaker has a pen in </w:t>
+        <w:t xml:space="preserve"> thought this was a clever study with exciting results (all the more reason I am sorry about my delayed review!) Compensatory processes are both broader than previously thought (in the sense that non-phonetic information leads to compensation, but also narrower than I might have assumed in that it has to be perceptually transparent information, and not inferred - which I initially found surprising, but makes sense since it is not a given that the presence of a pen will always lead to the same articulatory consequences). I also found the </w:t>
       </w:r>
       <w:r>
         <w:rPr>
@@ -2103,7 +2145,7 @@
           <w:szCs w:val="24"/>
         </w:rPr>
         <w:lastRenderedPageBreak/>
-        <w:t>their mouth to be intriguing - if indeed this is due to compensation prior to any perceptual learning, this could indicate that higher level knowledge (i.e., I know this pen could be influencing the production, so I'll wait to see what happens without it) does not play the role we thought in perceptual learning (and would fit with other evidence that perceptual learning is heavily influenced by low-level factors like acoustic similarity).</w:t>
+        <w:t>proposal at the end for why we might not see perceptual learning when a speaker has a pen in their mouth to be intriguing - if indeed this is due to compensation prior to any perceptual learning, this could indicate that higher level knowledge (i.e., I know this pen could be influencing the production, so I'll wait to see what happens without it) does not play the role we thought in perceptual learning (and would fit with other evidence that perceptual learning is heavily influenced by low-level factors like acoustic similarity).</w:t>
       </w:r>
     </w:p>
     <w:p>
@@ -2310,29 +2352,103 @@
       <w:pPr>
         <w:spacing w:after="0" w:line="240" w:lineRule="auto"/>
         <w:rPr>
-          <w:rFonts w:ascii="Times New Roman" w:hAnsi="Times New Roman" w:cs="Times New Roman"/>
-          <w:sz w:val="24"/>
-          <w:szCs w:val="24"/>
-        </w:rPr>
-      </w:pPr>
-    </w:p>
-    <w:p>
-      <w:pPr>
-        <w:spacing w:after="0" w:line="240" w:lineRule="auto"/>
-        <w:rPr>
-          <w:rFonts w:ascii="Times New Roman" w:hAnsi="Times New Roman" w:cs="Times New Roman"/>
-          <w:sz w:val="24"/>
-          <w:szCs w:val="24"/>
-        </w:rPr>
-      </w:pPr>
-      <w:r>
-        <w:rPr>
-          <w:rFonts w:ascii="Times New Roman" w:hAnsi="Times New Roman" w:cs="Times New Roman"/>
-          <w:sz w:val="24"/>
-          <w:szCs w:val="24"/>
-        </w:rPr>
-        <w:t>We have added ____.</w:t>
-      </w:r>
+          <w:ins w:id="3" w:author="Cummings, Shawn" w:date="2025-05-09T12:48:00Z" w16du:dateUtc="2025-05-09T16:48:00Z"/>
+          <w:rFonts w:ascii="Times New Roman" w:hAnsi="Times New Roman" w:cs="Times New Roman"/>
+          <w:sz w:val="24"/>
+          <w:szCs w:val="24"/>
+        </w:rPr>
+      </w:pPr>
+      <w:ins w:id="4" w:author="Cummings, Shawn" w:date="2025-05-09T12:46:00Z" w16du:dateUtc="2025-05-09T16:46:00Z">
+        <w:r>
+          <w:rPr>
+            <w:rFonts w:ascii="Times New Roman" w:hAnsi="Times New Roman" w:cs="Times New Roman"/>
+            <w:sz w:val="24"/>
+            <w:szCs w:val="24"/>
+          </w:rPr>
+          <w:t xml:space="preserve">By “in kind”, we meant a </w:t>
+        </w:r>
+      </w:ins>
+      <w:ins w:id="5" w:author="Cummings, Shawn" w:date="2025-05-09T12:47:00Z" w16du:dateUtc="2025-05-09T16:47:00Z">
+        <w:r>
+          <w:rPr>
+            <w:rFonts w:ascii="Times New Roman" w:hAnsi="Times New Roman" w:cs="Times New Roman"/>
+            <w:sz w:val="24"/>
+            <w:szCs w:val="24"/>
+          </w:rPr>
+          <w:t xml:space="preserve">different </w:t>
+        </w:r>
+      </w:ins>
+      <w:ins w:id="6" w:author="Cummings, Shawn" w:date="2025-05-09T12:46:00Z" w16du:dateUtc="2025-05-09T16:46:00Z">
+        <w:r>
+          <w:rPr>
+            <w:rFonts w:ascii="Times New Roman" w:hAnsi="Times New Roman" w:cs="Times New Roman"/>
+            <w:sz w:val="24"/>
+            <w:szCs w:val="24"/>
+          </w:rPr>
+          <w:t>video</w:t>
+        </w:r>
+      </w:ins>
+      <w:ins w:id="7" w:author="Cummings, Shawn" w:date="2025-05-09T12:47:00Z" w16du:dateUtc="2025-05-09T16:47:00Z">
+        <w:r>
+          <w:rPr>
+            <w:rFonts w:ascii="Times New Roman" w:hAnsi="Times New Roman" w:cs="Times New Roman"/>
+            <w:sz w:val="24"/>
+            <w:szCs w:val="24"/>
+          </w:rPr>
+          <w:t xml:space="preserve"> which fulfilled all the same criteria as the original (in this case, similar phonetic context and original fricative). We have clarified these criteria in the revised </w:t>
+        </w:r>
+      </w:ins>
+      <w:ins w:id="8" w:author="Cummings, Shawn" w:date="2025-05-09T12:48:00Z" w16du:dateUtc="2025-05-09T16:48:00Z">
+        <w:r>
+          <w:rPr>
+            <w:rFonts w:ascii="Times New Roman" w:hAnsi="Times New Roman" w:cs="Times New Roman"/>
+            <w:sz w:val="24"/>
+            <w:szCs w:val="24"/>
+          </w:rPr>
+          <w:t xml:space="preserve">manuscript. </w:t>
+        </w:r>
+      </w:ins>
+      <w:ins w:id="9" w:author="Cummings, Shawn" w:date="2025-05-09T12:46:00Z" w16du:dateUtc="2025-05-09T16:46:00Z">
+        <w:r>
+          <w:rPr>
+            <w:rFonts w:ascii="Times New Roman" w:hAnsi="Times New Roman" w:cs="Times New Roman"/>
+            <w:sz w:val="24"/>
+            <w:szCs w:val="24"/>
+          </w:rPr>
+          <w:t xml:space="preserve"> </w:t>
+        </w:r>
+      </w:ins>
+    </w:p>
+    <w:p>
+      <w:pPr>
+        <w:spacing w:after="0" w:line="240" w:lineRule="auto"/>
+        <w:rPr>
+          <w:rFonts w:ascii="Times New Roman" w:hAnsi="Times New Roman" w:cs="Times New Roman"/>
+          <w:sz w:val="24"/>
+          <w:szCs w:val="24"/>
+        </w:rPr>
+      </w:pPr>
+    </w:p>
+    <w:p>
+      <w:pPr>
+        <w:spacing w:after="0" w:line="240" w:lineRule="auto"/>
+        <w:rPr>
+          <w:del w:id="10" w:author="Cummings, Shawn" w:date="2025-05-09T12:48:00Z" w16du:dateUtc="2025-05-09T16:48:00Z"/>
+          <w:rFonts w:ascii="Times New Roman" w:hAnsi="Times New Roman" w:cs="Times New Roman"/>
+          <w:sz w:val="24"/>
+          <w:szCs w:val="24"/>
+        </w:rPr>
+      </w:pPr>
+      <w:del w:id="11" w:author="Cummings, Shawn" w:date="2025-05-09T12:48:00Z" w16du:dateUtc="2025-05-09T16:48:00Z">
+        <w:r>
+          <w:rPr>
+            <w:rFonts w:ascii="Times New Roman" w:hAnsi="Times New Roman" w:cs="Times New Roman"/>
+            <w:sz w:val="24"/>
+            <w:szCs w:val="24"/>
+          </w:rPr>
+          <w:delText>We have added ____.</w:delText>
+        </w:r>
+      </w:del>
     </w:p>
     <w:p>
       <w:pPr>
@@ -2375,14 +2491,96 @@
           <w:szCs w:val="24"/>
         </w:rPr>
       </w:pPr>
-      <w:r>
-        <w:rPr>
-          <w:rFonts w:ascii="Times New Roman" w:hAnsi="Times New Roman" w:cs="Times New Roman"/>
-          <w:sz w:val="24"/>
-          <w:szCs w:val="24"/>
-        </w:rPr>
-        <w:t>We have added ____.</w:t>
-      </w:r>
+      <w:ins w:id="12" w:author="Cummings, Shawn" w:date="2025-05-09T12:48:00Z" w16du:dateUtc="2025-05-09T16:48:00Z">
+        <w:r>
+          <w:rPr>
+            <w:rFonts w:ascii="Times New Roman" w:hAnsi="Times New Roman" w:cs="Times New Roman"/>
+            <w:sz w:val="24"/>
+            <w:szCs w:val="24"/>
+          </w:rPr>
+          <w:t xml:space="preserve">The methods now clarify that </w:t>
+        </w:r>
+      </w:ins>
+      <w:del w:id="13" w:author="Cummings, Shawn" w:date="2025-05-09T12:46:00Z" w16du:dateUtc="2025-05-09T16:46:00Z">
+        <w:r>
+          <w:rPr>
+            <w:rFonts w:ascii="Times New Roman" w:hAnsi="Times New Roman" w:cs="Times New Roman"/>
+            <w:sz w:val="24"/>
+            <w:szCs w:val="24"/>
+          </w:rPr>
+          <w:delText>We have added ____.</w:delText>
+        </w:r>
+      </w:del>
+      <w:ins w:id="14" w:author="Cummings, Shawn" w:date="2025-05-09T12:48:00Z" w16du:dateUtc="2025-05-09T16:48:00Z">
+        <w:r>
+          <w:rPr>
+            <w:rFonts w:ascii="Times New Roman" w:hAnsi="Times New Roman" w:cs="Times New Roman"/>
+            <w:sz w:val="24"/>
+            <w:szCs w:val="24"/>
+          </w:rPr>
+          <w:t>p</w:t>
+        </w:r>
+      </w:ins>
+      <w:ins w:id="15" w:author="Cummings, Shawn" w:date="2025-05-09T12:46:00Z" w16du:dateUtc="2025-05-09T16:46:00Z">
+        <w:r>
+          <w:rPr>
+            <w:rFonts w:ascii="Times New Roman" w:hAnsi="Times New Roman" w:cs="Times New Roman"/>
+            <w:sz w:val="24"/>
+            <w:szCs w:val="24"/>
+          </w:rPr>
+          <w:t xml:space="preserve">articipants were excluded if their mean log </w:t>
+        </w:r>
+      </w:ins>
+      <w:ins w:id="16" w:author="Cummings, Shawn" w:date="2025-05-09T12:48:00Z" w16du:dateUtc="2025-05-09T16:48:00Z">
+        <w:r>
+          <w:rPr>
+            <w:rFonts w:ascii="Times New Roman" w:hAnsi="Times New Roman" w:cs="Times New Roman"/>
+            <w:sz w:val="24"/>
+            <w:szCs w:val="24"/>
+          </w:rPr>
+          <w:t>reaction time</w:t>
+        </w:r>
+      </w:ins>
+      <w:ins w:id="17" w:author="Cummings, Shawn" w:date="2025-05-09T12:46:00Z" w16du:dateUtc="2025-05-09T16:46:00Z">
+        <w:r>
+          <w:rPr>
+            <w:rFonts w:ascii="Times New Roman" w:hAnsi="Times New Roman" w:cs="Times New Roman"/>
+            <w:sz w:val="24"/>
+            <w:szCs w:val="24"/>
+          </w:rPr>
+          <w:t xml:space="preserve"> was 3 </w:t>
+        </w:r>
+      </w:ins>
+      <w:ins w:id="18" w:author="Cummings, Shawn" w:date="2025-05-09T12:48:00Z" w16du:dateUtc="2025-05-09T16:48:00Z">
+        <w:r>
+          <w:rPr>
+            <w:rFonts w:ascii="Times New Roman" w:hAnsi="Times New Roman" w:cs="Times New Roman"/>
+            <w:sz w:val="24"/>
+            <w:szCs w:val="24"/>
+          </w:rPr>
+          <w:t>standard deviations</w:t>
+        </w:r>
+      </w:ins>
+      <w:ins w:id="19" w:author="Cummings, Shawn" w:date="2025-05-09T12:46:00Z" w16du:dateUtc="2025-05-09T16:46:00Z">
+        <w:r>
+          <w:rPr>
+            <w:rFonts w:ascii="Times New Roman" w:hAnsi="Times New Roman" w:cs="Times New Roman"/>
+            <w:sz w:val="24"/>
+            <w:szCs w:val="24"/>
+          </w:rPr>
+          <w:t xml:space="preserve"> above or below the mean</w:t>
+        </w:r>
+      </w:ins>
+      <w:ins w:id="20" w:author="Cummings, Shawn" w:date="2025-05-09T12:48:00Z" w16du:dateUtc="2025-05-09T16:48:00Z">
+        <w:r>
+          <w:rPr>
+            <w:rFonts w:ascii="Times New Roman" w:hAnsi="Times New Roman" w:cs="Times New Roman"/>
+            <w:sz w:val="24"/>
+            <w:szCs w:val="24"/>
+          </w:rPr>
+          <w:t>.</w:t>
+        </w:r>
+      </w:ins>
     </w:p>
     <w:p>
       <w:pPr>
@@ -2451,7 +2649,16 @@
           <w:sz w:val="24"/>
           <w:szCs w:val="24"/>
         </w:rPr>
-        <w:t xml:space="preserve">None of the experiments actually had any trials with white dots. We only included the instructions about the white dots because we had planned to use such catch trials in subsequent perceptual recalibration experiments (which we have since done). </w:t>
+        <w:t xml:space="preserve">None of the experiments actually had any trials with white dots. We only included the instructions about the white dots because we had planned to use such catch trials in subsequent </w:t>
+      </w:r>
+      <w:r>
+        <w:rPr>
+          <w:rFonts w:ascii="Times New Roman" w:hAnsi="Times New Roman" w:cs="Times New Roman"/>
+          <w:sz w:val="24"/>
+          <w:szCs w:val="24"/>
+        </w:rPr>
+        <w:lastRenderedPageBreak/>
+        <w:t xml:space="preserve">perceptual recalibration experiments (which we have since done). </w:t>
       </w:r>
       <w:r>
         <w:rPr>
@@ -2505,7 +2712,6 @@
           <w:sz w:val="24"/>
           <w:szCs w:val="24"/>
         </w:rPr>
-        <w:lastRenderedPageBreak/>
         <w:t xml:space="preserve">As we now clarify, participants very </w:t>
       </w:r>
       <w:r>
@@ -2570,8 +2776,8 @@
           <w:szCs w:val="24"/>
         </w:rPr>
       </w:pPr>
-      <w:commentRangeStart w:id="1"/>
-      <w:commentRangeStart w:id="2"/>
+      <w:commentRangeStart w:id="21"/>
+      <w:commentRangeStart w:id="22"/>
       <w:r>
         <w:rPr>
           <w:rFonts w:ascii="Times New Roman" w:hAnsi="Times New Roman" w:cs="Times New Roman"/>
@@ -2580,19 +2786,19 @@
         </w:rPr>
         <w:t>We have added ____.</w:t>
       </w:r>
-      <w:commentRangeEnd w:id="1"/>
+      <w:commentRangeEnd w:id="21"/>
       <w:r>
         <w:rPr>
           <w:rStyle w:val="CommentReference"/>
         </w:rPr>
-        <w:commentReference w:id="1"/>
-      </w:r>
-      <w:commentRangeEnd w:id="2"/>
+        <w:commentReference w:id="21"/>
+      </w:r>
+      <w:commentRangeEnd w:id="22"/>
       <w:r>
         <w:rPr>
           <w:rStyle w:val="CommentReference"/>
         </w:rPr>
-        <w:commentReference w:id="2"/>
+        <w:commentReference w:id="22"/>
       </w:r>
     </w:p>
     <w:p>
@@ -2919,6 +3125,7 @@
           <w:sz w:val="24"/>
           <w:szCs w:val="24"/>
         </w:rPr>
+        <w:lastRenderedPageBreak/>
         <w:t xml:space="preserve">[summary omitted] </w:t>
       </w:r>
       <w:r>
@@ -3097,7 +3304,7 @@
           <w:szCs w:val="24"/>
         </w:rPr>
       </w:pPr>
-      <w:commentRangeStart w:id="3"/>
+      <w:commentRangeStart w:id="23"/>
       <w:r>
         <w:rPr>
           <w:rFonts w:ascii="Times New Roman" w:hAnsi="Times New Roman" w:cs="Times New Roman"/>
@@ -3106,172 +3313,178 @@
         </w:rPr>
         <w:t>We have added ____.</w:t>
       </w:r>
-      <w:commentRangeEnd w:id="3"/>
+      <w:commentRangeEnd w:id="23"/>
       <w:r>
         <w:rPr>
           <w:rStyle w:val="CommentReference"/>
         </w:rPr>
-        <w:commentReference w:id="3"/>
-      </w:r>
-    </w:p>
-    <w:p>
-      <w:pPr>
-        <w:spacing w:after="0" w:line="240" w:lineRule="auto"/>
-        <w:rPr>
-          <w:rFonts w:ascii="Times New Roman" w:hAnsi="Times New Roman" w:cs="Times New Roman"/>
-          <w:sz w:val="24"/>
-          <w:szCs w:val="24"/>
-        </w:rPr>
-      </w:pPr>
-    </w:p>
-    <w:p>
-      <w:pPr>
-        <w:spacing w:after="0" w:line="240" w:lineRule="auto"/>
-        <w:rPr>
-          <w:rFonts w:ascii="Times New Roman" w:hAnsi="Times New Roman" w:cs="Times New Roman"/>
-          <w:sz w:val="24"/>
-          <w:szCs w:val="24"/>
-        </w:rPr>
-      </w:pPr>
-    </w:p>
-    <w:p>
-      <w:pPr>
-        <w:spacing w:after="0" w:line="240" w:lineRule="auto"/>
-        <w:rPr>
-          <w:rFonts w:ascii="Times New Roman" w:hAnsi="Times New Roman" w:cs="Times New Roman"/>
-          <w:sz w:val="24"/>
-          <w:szCs w:val="24"/>
-        </w:rPr>
-      </w:pPr>
-    </w:p>
-    <w:p>
-      <w:pPr>
-        <w:spacing w:after="0" w:line="240" w:lineRule="auto"/>
-        <w:rPr>
-          <w:rFonts w:ascii="Times New Roman" w:hAnsi="Times New Roman" w:cs="Times New Roman"/>
-          <w:sz w:val="24"/>
-          <w:szCs w:val="24"/>
-        </w:rPr>
-      </w:pPr>
-    </w:p>
-    <w:p>
-      <w:pPr>
-        <w:spacing w:after="0" w:line="240" w:lineRule="auto"/>
-        <w:rPr>
-          <w:rFonts w:ascii="Times New Roman" w:hAnsi="Times New Roman" w:cs="Times New Roman"/>
-          <w:sz w:val="24"/>
-          <w:szCs w:val="24"/>
-        </w:rPr>
-      </w:pPr>
-    </w:p>
-    <w:p>
-      <w:pPr>
-        <w:spacing w:after="0" w:line="240" w:lineRule="auto"/>
-        <w:rPr>
-          <w:rFonts w:ascii="Times New Roman" w:hAnsi="Times New Roman" w:cs="Times New Roman"/>
-          <w:sz w:val="24"/>
-          <w:szCs w:val="24"/>
-        </w:rPr>
-      </w:pPr>
-    </w:p>
-    <w:p>
-      <w:pPr>
-        <w:spacing w:after="0" w:line="240" w:lineRule="auto"/>
-        <w:rPr>
-          <w:rFonts w:ascii="Times New Roman" w:hAnsi="Times New Roman" w:cs="Times New Roman"/>
-          <w:sz w:val="24"/>
-          <w:szCs w:val="24"/>
-        </w:rPr>
-      </w:pPr>
-    </w:p>
-    <w:p>
-      <w:pPr>
-        <w:spacing w:after="0" w:line="240" w:lineRule="auto"/>
-        <w:rPr>
-          <w:rFonts w:ascii="Times New Roman" w:hAnsi="Times New Roman" w:cs="Times New Roman"/>
-          <w:sz w:val="24"/>
-          <w:szCs w:val="24"/>
-        </w:rPr>
-      </w:pPr>
-    </w:p>
-    <w:p>
-      <w:pPr>
-        <w:spacing w:after="0" w:line="240" w:lineRule="auto"/>
-        <w:rPr>
-          <w:rFonts w:ascii="Times New Roman" w:hAnsi="Times New Roman" w:cs="Times New Roman"/>
-          <w:sz w:val="24"/>
-          <w:szCs w:val="24"/>
-        </w:rPr>
-      </w:pPr>
-    </w:p>
-    <w:p>
-      <w:pPr>
-        <w:spacing w:after="0" w:line="240" w:lineRule="auto"/>
-        <w:rPr>
-          <w:rFonts w:ascii="Times New Roman" w:hAnsi="Times New Roman" w:cs="Times New Roman"/>
-          <w:sz w:val="24"/>
-          <w:szCs w:val="24"/>
-        </w:rPr>
-      </w:pPr>
-    </w:p>
-    <w:p>
-      <w:pPr>
-        <w:spacing w:after="0" w:line="240" w:lineRule="auto"/>
-        <w:rPr>
-          <w:rFonts w:ascii="Times New Roman" w:hAnsi="Times New Roman" w:cs="Times New Roman"/>
-          <w:sz w:val="24"/>
-          <w:szCs w:val="24"/>
-        </w:rPr>
-      </w:pPr>
-    </w:p>
-    <w:p>
-      <w:pPr>
-        <w:rPr>
-          <w:rFonts w:ascii="Times New Roman" w:hAnsi="Times New Roman" w:cs="Times New Roman"/>
-          <w:sz w:val="24"/>
-          <w:szCs w:val="24"/>
-        </w:rPr>
-      </w:pPr>
-      <w:r>
-        <w:rPr>
-          <w:rFonts w:ascii="Times New Roman" w:hAnsi="Times New Roman" w:cs="Times New Roman"/>
-          <w:sz w:val="24"/>
-          <w:szCs w:val="24"/>
-        </w:rPr>
-        <w:br w:type="page"/>
-      </w:r>
-    </w:p>
-    <w:p>
-      <w:pPr>
-        <w:spacing w:after="0" w:line="240" w:lineRule="auto"/>
-        <w:rPr>
-          <w:rFonts w:ascii="Times New Roman" w:hAnsi="Times New Roman" w:cs="Times New Roman"/>
-          <w:sz w:val="24"/>
-          <w:szCs w:val="24"/>
-        </w:rPr>
-      </w:pPr>
-      <w:commentRangeStart w:id="4"/>
-      <w:r>
-        <w:rPr>
-          <w:rFonts w:ascii="Times New Roman" w:hAnsi="Times New Roman" w:cs="Times New Roman"/>
-          <w:sz w:val="24"/>
-          <w:szCs w:val="24"/>
-        </w:rPr>
-        <w:lastRenderedPageBreak/>
-        <w:t>TYPOS:</w:t>
-      </w:r>
-      <w:commentRangeEnd w:id="4"/>
-      <w:r>
-        <w:rPr>
-          <w:rStyle w:val="CommentReference"/>
-        </w:rPr>
-        <w:commentReference w:id="4"/>
-      </w:r>
-    </w:p>
-    <w:p>
-      <w:pPr>
-        <w:spacing w:after="0" w:line="240" w:lineRule="auto"/>
-        <w:rPr>
+        <w:commentReference w:id="23"/>
+      </w:r>
+    </w:p>
+    <w:p>
+      <w:pPr>
+        <w:spacing w:after="0" w:line="240" w:lineRule="auto"/>
+        <w:rPr>
+          <w:rFonts w:ascii="Times New Roman" w:hAnsi="Times New Roman" w:cs="Times New Roman"/>
+          <w:sz w:val="24"/>
+          <w:szCs w:val="24"/>
+        </w:rPr>
+      </w:pPr>
+    </w:p>
+    <w:p>
+      <w:pPr>
+        <w:spacing w:after="0" w:line="240" w:lineRule="auto"/>
+        <w:rPr>
+          <w:rFonts w:ascii="Times New Roman" w:hAnsi="Times New Roman" w:cs="Times New Roman"/>
+          <w:sz w:val="24"/>
+          <w:szCs w:val="24"/>
+        </w:rPr>
+      </w:pPr>
+    </w:p>
+    <w:p>
+      <w:pPr>
+        <w:spacing w:after="0" w:line="240" w:lineRule="auto"/>
+        <w:rPr>
+          <w:rFonts w:ascii="Times New Roman" w:hAnsi="Times New Roman" w:cs="Times New Roman"/>
+          <w:sz w:val="24"/>
+          <w:szCs w:val="24"/>
+        </w:rPr>
+      </w:pPr>
+    </w:p>
+    <w:p>
+      <w:pPr>
+        <w:spacing w:after="0" w:line="240" w:lineRule="auto"/>
+        <w:rPr>
+          <w:rFonts w:ascii="Times New Roman" w:hAnsi="Times New Roman" w:cs="Times New Roman"/>
+          <w:sz w:val="24"/>
+          <w:szCs w:val="24"/>
+        </w:rPr>
+      </w:pPr>
+    </w:p>
+    <w:p>
+      <w:pPr>
+        <w:spacing w:after="0" w:line="240" w:lineRule="auto"/>
+        <w:rPr>
+          <w:rFonts w:ascii="Times New Roman" w:hAnsi="Times New Roman" w:cs="Times New Roman"/>
+          <w:sz w:val="24"/>
+          <w:szCs w:val="24"/>
+        </w:rPr>
+      </w:pPr>
+    </w:p>
+    <w:p>
+      <w:pPr>
+        <w:spacing w:after="0" w:line="240" w:lineRule="auto"/>
+        <w:rPr>
+          <w:rFonts w:ascii="Times New Roman" w:hAnsi="Times New Roman" w:cs="Times New Roman"/>
+          <w:sz w:val="24"/>
+          <w:szCs w:val="24"/>
+        </w:rPr>
+      </w:pPr>
+    </w:p>
+    <w:p>
+      <w:pPr>
+        <w:spacing w:after="0" w:line="240" w:lineRule="auto"/>
+        <w:rPr>
+          <w:rFonts w:ascii="Times New Roman" w:hAnsi="Times New Roman" w:cs="Times New Roman"/>
+          <w:sz w:val="24"/>
+          <w:szCs w:val="24"/>
+        </w:rPr>
+      </w:pPr>
+    </w:p>
+    <w:p>
+      <w:pPr>
+        <w:spacing w:after="0" w:line="240" w:lineRule="auto"/>
+        <w:rPr>
+          <w:rFonts w:ascii="Times New Roman" w:hAnsi="Times New Roman" w:cs="Times New Roman"/>
+          <w:sz w:val="24"/>
+          <w:szCs w:val="24"/>
+        </w:rPr>
+      </w:pPr>
+    </w:p>
+    <w:p>
+      <w:pPr>
+        <w:spacing w:after="0" w:line="240" w:lineRule="auto"/>
+        <w:rPr>
+          <w:rFonts w:ascii="Times New Roman" w:hAnsi="Times New Roman" w:cs="Times New Roman"/>
+          <w:sz w:val="24"/>
+          <w:szCs w:val="24"/>
+        </w:rPr>
+      </w:pPr>
+    </w:p>
+    <w:p>
+      <w:pPr>
+        <w:spacing w:after="0" w:line="240" w:lineRule="auto"/>
+        <w:rPr>
+          <w:rFonts w:ascii="Times New Roman" w:hAnsi="Times New Roman" w:cs="Times New Roman"/>
+          <w:sz w:val="24"/>
+          <w:szCs w:val="24"/>
+        </w:rPr>
+      </w:pPr>
+    </w:p>
+    <w:p>
+      <w:pPr>
+        <w:spacing w:after="0" w:line="240" w:lineRule="auto"/>
+        <w:rPr>
+          <w:rFonts w:ascii="Times New Roman" w:hAnsi="Times New Roman" w:cs="Times New Roman"/>
+          <w:sz w:val="24"/>
+          <w:szCs w:val="24"/>
+        </w:rPr>
+      </w:pPr>
+    </w:p>
+    <w:p>
+      <w:pPr>
+        <w:rPr>
+          <w:del w:id="24" w:author="Cummings, Shawn" w:date="2025-05-09T12:49:00Z" w16du:dateUtc="2025-05-09T16:49:00Z"/>
+          <w:rFonts w:ascii="Times New Roman" w:hAnsi="Times New Roman" w:cs="Times New Roman"/>
+          <w:sz w:val="24"/>
+          <w:szCs w:val="24"/>
+        </w:rPr>
+      </w:pPr>
+      <w:del w:id="25" w:author="Cummings, Shawn" w:date="2025-05-09T12:49:00Z" w16du:dateUtc="2025-05-09T16:49:00Z">
+        <w:r>
+          <w:rPr>
+            <w:rFonts w:ascii="Times New Roman" w:hAnsi="Times New Roman" w:cs="Times New Roman"/>
+            <w:sz w:val="24"/>
+            <w:szCs w:val="24"/>
+          </w:rPr>
+          <w:br w:type="page"/>
+        </w:r>
+      </w:del>
+    </w:p>
+    <w:p>
+      <w:pPr>
+        <w:spacing w:after="0" w:line="240" w:lineRule="auto"/>
+        <w:rPr>
+          <w:del w:id="26" w:author="Cummings, Shawn" w:date="2025-05-09T12:49:00Z" w16du:dateUtc="2025-05-09T16:49:00Z"/>
+          <w:rFonts w:ascii="Times New Roman" w:hAnsi="Times New Roman" w:cs="Times New Roman"/>
+          <w:sz w:val="24"/>
+          <w:szCs w:val="24"/>
+        </w:rPr>
+      </w:pPr>
+      <w:commentRangeStart w:id="27"/>
+      <w:del w:id="28" w:author="Cummings, Shawn" w:date="2025-05-09T12:49:00Z" w16du:dateUtc="2025-05-09T16:49:00Z">
+        <w:r>
+          <w:rPr>
+            <w:rFonts w:ascii="Times New Roman" w:hAnsi="Times New Roman" w:cs="Times New Roman"/>
+            <w:sz w:val="24"/>
+            <w:szCs w:val="24"/>
+          </w:rPr>
+          <w:delText>TYPOS:</w:delText>
+        </w:r>
+        <w:commentRangeEnd w:id="27"/>
+        <w:r>
+          <w:rPr>
+            <w:rStyle w:val="CommentReference"/>
+          </w:rPr>
+          <w:commentReference w:id="27"/>
+        </w:r>
+      </w:del>
+    </w:p>
+    <w:p>
+      <w:pPr>
+        <w:spacing w:after="0" w:line="240" w:lineRule="auto"/>
+        <w:rPr>
+          <w:del w:id="29" w:author="Cummings, Shawn" w:date="2025-05-09T12:49:00Z" w16du:dateUtc="2025-05-09T16:49:00Z"/>
           <w:rFonts w:ascii="Times New Roman" w:hAnsi="Times New Roman" w:cs="Times New Roman"/>
           <w:sz w:val="24"/>
           <w:szCs w:val="24"/>
@@ -3288,28 +3501,39 @@
         </w:pBdr>
         <w:spacing w:after="0" w:line="240" w:lineRule="auto"/>
         <w:rPr>
-          <w:rFonts w:ascii="Times New Roman" w:hAnsi="Times New Roman" w:cs="Times New Roman"/>
-          <w:sz w:val="24"/>
-          <w:szCs w:val="24"/>
-        </w:rPr>
-      </w:pPr>
-    </w:p>
-    <w:p>
-      <w:pPr>
-        <w:spacing w:after="0" w:line="240" w:lineRule="auto"/>
-        <w:rPr>
-          <w:rFonts w:ascii="Times New Roman" w:hAnsi="Times New Roman" w:cs="Times New Roman"/>
-          <w:sz w:val="24"/>
-          <w:szCs w:val="24"/>
-        </w:rPr>
-      </w:pPr>
-      <w:r>
-        <w:rPr>
-          <w:rFonts w:ascii="Times New Roman" w:hAnsi="Times New Roman" w:cs="Times New Roman"/>
-          <w:sz w:val="24"/>
-          <w:szCs w:val="24"/>
-        </w:rPr>
-        <w:t xml:space="preserve">We also amended a handful of typos helpfully pointed out by all reviewers. </w:t>
+          <w:del w:id="30" w:author="Cummings, Shawn" w:date="2025-05-09T12:49:00Z" w16du:dateUtc="2025-05-09T16:49:00Z"/>
+          <w:rFonts w:ascii="Times New Roman" w:hAnsi="Times New Roman" w:cs="Times New Roman"/>
+          <w:sz w:val="24"/>
+          <w:szCs w:val="24"/>
+        </w:rPr>
+      </w:pPr>
+    </w:p>
+    <w:p>
+      <w:pPr>
+        <w:spacing w:after="0" w:line="240" w:lineRule="auto"/>
+        <w:rPr>
+          <w:rFonts w:ascii="Times New Roman" w:hAnsi="Times New Roman" w:cs="Times New Roman"/>
+          <w:sz w:val="24"/>
+          <w:szCs w:val="24"/>
+        </w:rPr>
+      </w:pPr>
+      <w:del w:id="31" w:author="Cummings, Shawn" w:date="2025-05-09T12:49:00Z" w16du:dateUtc="2025-05-09T16:49:00Z">
+        <w:r>
+          <w:rPr>
+            <w:rFonts w:ascii="Times New Roman" w:hAnsi="Times New Roman" w:cs="Times New Roman"/>
+            <w:sz w:val="24"/>
+            <w:szCs w:val="24"/>
+          </w:rPr>
+          <w:delText>We also amended a handful of typos helpfully pointed out by all reviewers.</w:delText>
+        </w:r>
+      </w:del>
+      <w:r>
+        <w:rPr>
+          <w:rFonts w:ascii="Times New Roman" w:hAnsi="Times New Roman" w:cs="Times New Roman"/>
+          <w:sz w:val="24"/>
+          <w:szCs w:val="24"/>
+        </w:rPr>
+        <w:t xml:space="preserve"> </w:t>
       </w:r>
     </w:p>
     <w:sectPr>
@@ -3330,7 +3554,24 @@
 
 <file path=word/comments.xml><?xml version="1.0" encoding="utf-8"?>
 <w:comments xmlns:wpc="http://schemas.microsoft.com/office/word/2010/wordprocessingCanvas" xmlns:cx="http://schemas.microsoft.com/office/drawing/2014/chartex" xmlns:cx1="http://schemas.microsoft.com/office/drawing/2015/9/8/chartex" xmlns:cx2="http://schemas.microsoft.com/office/drawing/2015/10/21/chartex" xmlns:cx3="http://schemas.microsoft.com/office/drawing/2016/5/9/chartex" xmlns:cx4="http://schemas.microsoft.com/office/drawing/2016/5/10/chartex" xmlns:cx5="http://schemas.microsoft.com/office/drawing/2016/5/11/chartex" xmlns:cx6="http://schemas.microsoft.com/office/drawing/2016/5/12/chartex" xmlns:cx7="http://schemas.microsoft.com/office/drawing/2016/5/13/chartex" xmlns:cx8="http://schemas.microsoft.com/office/drawing/2016/5/14/chartex" xmlns:mc="http://schemas.openxmlformats.org/markup-compatibility/2006" xmlns:aink="http://schemas.microsoft.com/office/drawing/2016/ink" xmlns:am3d="http://schemas.microsoft.com/office/drawing/2017/model3d" xmlns:o="urn:schemas-microsoft-com:office:office" xmlns:oel="http://schemas.microsoft.com/office/2019/extlst" xmlns:r="http://schemas.openxmlformats.org/officeDocument/2006/relationships" xmlns:m="http://schemas.openxmlformats.org/officeDocument/2006/math" xmlns:v="urn:schemas-microsoft-com:vml" xmlns:wp14="http://schemas.microsoft.com/office/word/2010/wordprocessingDrawing" xmlns:wp="http://schemas.openxmlformats.org/drawingml/2006/wordprocessingDrawing" xmlns:w10="urn:schemas-microsoft-com:office:word" xmlns:w="http://schemas.openxmlformats.org/wordprocessingml/2006/main" xmlns:w14="http://schemas.microsoft.com/office/word/2010/wordml" xmlns:w15="http://schemas.microsoft.com/office/word/2012/wordml" xmlns:w16cex="http://schemas.microsoft.com/office/word/2018/wordml/cex" xmlns:w16cid="http://schemas.microsoft.com/office/word/2016/wordml/cid" xmlns:w16="http://schemas.microsoft.com/office/word/2018/wordml" xmlns:w16du="http://schemas.microsoft.com/office/word/2023/wordml/word16du" xmlns:w16sdtdh="http://schemas.microsoft.com/office/word/2020/wordml/sdtdatahash" xmlns:w16se="http://schemas.microsoft.com/office/word/2015/wordml/symex" xmlns:wpg="http://schemas.microsoft.com/office/word/2010/wordprocessingGroup" xmlns:wpi="http://schemas.microsoft.com/office/word/2010/wordprocessingInk" xmlns:wne="http://schemas.microsoft.com/office/word/2006/wordml" xmlns:wps="http://schemas.microsoft.com/office/word/2010/wordprocessingShape" mc:Ignorable="w14 w15 w16se w16cid w16 w16cex w16sdtdh w16du wp14">
-  <w:comment w:id="1" w:author="Jaeger, Florian" w:date="2025-05-08T18:41:00Z" w:initials="TJ">
+  <w:comment w:id="2" w:author="Cummings, Shawn" w:date="2025-05-09T13:18:00Z" w:initials="SC">
+    <w:p>
+      <w:r>
+        <w:rPr>
+          <w:rStyle w:val="CommentReference"/>
+        </w:rPr>
+        <w:annotationRef/>
+      </w:r>
+      <w:r>
+        <w:rPr>
+          <w:sz w:val="20"/>
+          <w:szCs w:val="20"/>
+        </w:rPr>
+        <w:t>Unless we instead just remove the LJ18 line</w:t>
+      </w:r>
+    </w:p>
+  </w:comment>
+  <w:comment w:id="21" w:author="Jaeger, Florian" w:date="2025-05-08T18:41:00Z" w:initials="TJ">
     <w:p>
       <w:r>
         <w:rPr>
@@ -3348,7 +3589,7 @@
       </w:r>
     </w:p>
   </w:comment>
-  <w:comment w:id="2" w:author="Cummings, Shawn" w:date="2025-05-09T12:06:00Z" w:initials="SC">
+  <w:comment w:id="22" w:author="Cummings, Shawn" w:date="2025-05-09T12:06:00Z" w:initials="SC">
     <w:p>
       <w:r>
         <w:rPr>
@@ -3365,7 +3606,7 @@
       </w:r>
     </w:p>
   </w:comment>
-  <w:comment w:id="3" w:author="Jaeger, Florian" w:date="2025-05-08T18:51:00Z" w:initials="TJ">
+  <w:comment w:id="23" w:author="Jaeger, Florian" w:date="2025-05-08T18:51:00Z" w:initials="TJ">
     <w:p>
       <w:r>
         <w:rPr>
@@ -3383,7 +3624,7 @@
       </w:r>
     </w:p>
   </w:comment>
-  <w:comment w:id="4" w:author="Cummings, Shawn" w:date="2025-05-03T11:40:00Z" w:initials="SC">
+  <w:comment w:id="27" w:author="Cummings, Shawn" w:date="2025-05-03T11:40:00Z" w:initials="SC">
     <w:p>
       <w:pPr>
         <w:pStyle w:val="CommentText"/>
@@ -3404,24 +3645,39 @@
 
 <file path=word/commentsExtended.xml><?xml version="1.0" encoding="utf-8"?>
 <w15:commentsEx xmlns:wpc="http://schemas.microsoft.com/office/word/2010/wordprocessingCanvas" xmlns:cx="http://schemas.microsoft.com/office/drawing/2014/chartex" xmlns:cx1="http://schemas.microsoft.com/office/drawing/2015/9/8/chartex" xmlns:cx2="http://schemas.microsoft.com/office/drawing/2015/10/21/chartex" xmlns:cx3="http://schemas.microsoft.com/office/drawing/2016/5/9/chartex" xmlns:cx4="http://schemas.microsoft.com/office/drawing/2016/5/10/chartex" xmlns:cx5="http://schemas.microsoft.com/office/drawing/2016/5/11/chartex" xmlns:cx6="http://schemas.microsoft.com/office/drawing/2016/5/12/chartex" xmlns:cx7="http://schemas.microsoft.com/office/drawing/2016/5/13/chartex" xmlns:cx8="http://schemas.microsoft.com/office/drawing/2016/5/14/chartex" xmlns:mc="http://schemas.openxmlformats.org/markup-compatibility/2006" xmlns:aink="http://schemas.microsoft.com/office/drawing/2016/ink" xmlns:am3d="http://schemas.microsoft.com/office/drawing/2017/model3d" xmlns:o="urn:schemas-microsoft-com:office:office" xmlns:oel="http://schemas.microsoft.com/office/2019/extlst" xmlns:r="http://schemas.openxmlformats.org/officeDocument/2006/relationships" xmlns:m="http://schemas.openxmlformats.org/officeDocument/2006/math" xmlns:v="urn:schemas-microsoft-com:vml" xmlns:wp14="http://schemas.microsoft.com/office/word/2010/wordprocessingDrawing" xmlns:wp="http://schemas.openxmlformats.org/drawingml/2006/wordprocessingDrawing" xmlns:w10="urn:schemas-microsoft-com:office:word" xmlns:w="http://schemas.openxmlformats.org/wordprocessingml/2006/main" xmlns:w14="http://schemas.microsoft.com/office/word/2010/wordml" xmlns:w15="http://schemas.microsoft.com/office/word/2012/wordml" xmlns:w16cex="http://schemas.microsoft.com/office/word/2018/wordml/cex" xmlns:w16cid="http://schemas.microsoft.com/office/word/2016/wordml/cid" xmlns:w16="http://schemas.microsoft.com/office/word/2018/wordml" xmlns:w16du="http://schemas.microsoft.com/office/word/2023/wordml/word16du" xmlns:w16sdtdh="http://schemas.microsoft.com/office/word/2020/wordml/sdtdatahash" xmlns:w16se="http://schemas.microsoft.com/office/word/2015/wordml/symex" xmlns:wpg="http://schemas.microsoft.com/office/word/2010/wordprocessingGroup" xmlns:wpi="http://schemas.microsoft.com/office/word/2010/wordprocessingInk" xmlns:wne="http://schemas.microsoft.com/office/word/2006/wordml" xmlns:wps="http://schemas.microsoft.com/office/word/2010/wordprocessingShape" mc:Ignorable="w14 w15 w16se w16cid w16 w16cex w16sdtdh w16du wp14">
+  <w15:commentEx w15:paraId="492B34B2" w15:done="0"/>
   <w15:commentEx w15:paraId="6F322517" w15:done="0"/>
   <w15:commentEx w15:paraId="176D0065" w15:paraIdParent="6F322517" w15:done="0"/>
   <w15:commentEx w15:paraId="2A929C5A" w15:done="0"/>
-  <w15:commentEx w15:paraId="6D2F08B0" w15:done="0"/>
+  <w15:commentEx w15:paraId="6D2F08B0" w15:done="1"/>
 </w15:commentsEx>
 </file>
 
 <file path=word/commentsExtensible.xml><?xml version="1.0" encoding="utf-8"?>
 <w16cex:commentsExtensible xmlns:wpc="http://schemas.microsoft.com/office/word/2010/wordprocessingCanvas" xmlns:cx="http://schemas.microsoft.com/office/drawing/2014/chartex" xmlns:cx1="http://schemas.microsoft.com/office/drawing/2015/9/8/chartex" xmlns:cx2="http://schemas.microsoft.com/office/drawing/2015/10/21/chartex" xmlns:cx3="http://schemas.microsoft.com/office/drawing/2016/5/9/chartex" xmlns:cx4="http://schemas.microsoft.com/office/drawing/2016/5/10/chartex" xmlns:cx5="http://schemas.microsoft.com/office/drawing/2016/5/11/chartex" xmlns:cx6="http://schemas.microsoft.com/office/drawing/2016/5/12/chartex" xmlns:cx7="http://schemas.microsoft.com/office/drawing/2016/5/13/chartex" xmlns:cx8="http://schemas.microsoft.com/office/drawing/2016/5/14/chartex" xmlns:cr="http://schemas.microsoft.com/office/comments/2020/reactions" xmlns:mc="http://schemas.openxmlformats.org/markup-compatibility/2006" xmlns:aink="http://schemas.microsoft.com/office/drawing/2016/ink" xmlns:am3d="http://schemas.microsoft.com/office/drawing/2017/model3d" xmlns:o="urn:schemas-microsoft-com:office:office" xmlns:oel="http://schemas.microsoft.com/office/2019/extlst" xmlns:r="http://schemas.openxmlformats.org/officeDocument/2006/relationships" xmlns:m="http://schemas.openxmlformats.org/officeDocument/2006/math" xmlns:v="urn:schemas-microsoft-com:vml" xmlns:wp14="http://schemas.microsoft.com/office/word/2010/wordprocessingDrawing" xmlns:wp="http://schemas.openxmlformats.org/drawingml/2006/wordprocessingDrawing" xmlns:w10="urn:schemas-microsoft-com:office:word" xmlns:w="http://schemas.openxmlformats.org/wordprocessingml/2006/main" xmlns:w14="http://schemas.microsoft.com/office/word/2010/wordml" xmlns:w15="http://schemas.microsoft.com/office/word/2012/wordml" xmlns:w16cex="http://schemas.microsoft.com/office/word/2018/wordml/cex" xmlns:w16cid="http://schemas.microsoft.com/office/word/2016/wordml/cid" xmlns:w16="http://schemas.microsoft.com/office/word/2018/wordml" xmlns:w16du="http://schemas.microsoft.com/office/word/2023/wordml/word16du" xmlns:w16sdtdh="http://schemas.microsoft.com/office/word/2020/wordml/sdtdatahash" xmlns:w16se="http://schemas.microsoft.com/office/word/2015/wordml/symex" xmlns:wpg="http://schemas.microsoft.com/office/word/2010/wordprocessingGroup" xmlns:wpi="http://schemas.microsoft.com/office/word/2010/wordprocessingInk" xmlns:wne="http://schemas.microsoft.com/office/word/2006/wordml" xmlns:wps="http://schemas.microsoft.com/office/word/2010/wordprocessingShape" mc:Ignorable="w14 w15 w16se w16cid w16 w16cex w16sdtdh cr w16du wp14">
+  <w16cex:commentExtensible w16cex:durableId="3BC2F3FC" w16cex:dateUtc="2025-05-09T17:18:00Z"/>
   <w16cex:commentExtensible w16cex:durableId="5FDB0EAD" w16cex:dateUtc="2025-05-08T22:41:00Z"/>
   <w16cex:commentExtensible w16cex:durableId="461AD974" w16cex:dateUtc="2025-05-09T16:06:00Z"/>
   <w16cex:commentExtensible w16cex:durableId="019ED708" w16cex:dateUtc="2025-05-08T22:51:00Z"/>
-  <w16cex:commentExtensible w16cex:durableId="45BDE0BE" w16cex:dateUtc="2025-05-03T15:40:00Z"/>
+  <w16cex:commentExtensible w16cex:durableId="45BDE0BE" w16cex:dateUtc="2025-05-03T15:40:00Z">
+    <w16cex:extLst>
+      <w16:ext w16:uri="{CE6994B0-6A32-4C9F-8C6B-6E91EDA988CE}">
+        <cr:reactions xmlns:cr="http://schemas.microsoft.com/office/comments/2020/reactions">
+          <cr:reaction reactionType="1">
+            <cr:reactionInfo dateUtc="2025-05-09T16:49:47Z">
+              <cr:user userId="S::shawn.cummings@uconn.edu::de2d00fc-0438-4d53-9dfb-ffd47e6e9224" userProvider="AD" userName="Cummings, Shawn"/>
+            </cr:reactionInfo>
+          </cr:reaction>
+        </cr:reactions>
+      </w16:ext>
+    </w16cex:extLst>
+  </w16cex:commentExtensible>
 </w16cex:commentsExtensible>
 </file>
 
 <file path=word/commentsIds.xml><?xml version="1.0" encoding="utf-8"?>
 <w16cid:commentsIds xmlns:wpc="http://schemas.microsoft.com/office/word/2010/wordprocessingCanvas" xmlns:cx="http://schemas.microsoft.com/office/drawing/2014/chartex" xmlns:cx1="http://schemas.microsoft.com/office/drawing/2015/9/8/chartex" xmlns:cx2="http://schemas.microsoft.com/office/drawing/2015/10/21/chartex" xmlns:cx3="http://schemas.microsoft.com/office/drawing/2016/5/9/chartex" xmlns:cx4="http://schemas.microsoft.com/office/drawing/2016/5/10/chartex" xmlns:cx5="http://schemas.microsoft.com/office/drawing/2016/5/11/chartex" xmlns:cx6="http://schemas.microsoft.com/office/drawing/2016/5/12/chartex" xmlns:cx7="http://schemas.microsoft.com/office/drawing/2016/5/13/chartex" xmlns:cx8="http://schemas.microsoft.com/office/drawing/2016/5/14/chartex" xmlns:mc="http://schemas.openxmlformats.org/markup-compatibility/2006" xmlns:aink="http://schemas.microsoft.com/office/drawing/2016/ink" xmlns:am3d="http://schemas.microsoft.com/office/drawing/2017/model3d" xmlns:o="urn:schemas-microsoft-com:office:office" xmlns:oel="http://schemas.microsoft.com/office/2019/extlst" xmlns:r="http://schemas.openxmlformats.org/officeDocument/2006/relationships" xmlns:m="http://schemas.openxmlformats.org/officeDocument/2006/math" xmlns:v="urn:schemas-microsoft-com:vml" xmlns:wp14="http://schemas.microsoft.com/office/word/2010/wordprocessingDrawing" xmlns:wp="http://schemas.openxmlformats.org/drawingml/2006/wordprocessingDrawing" xmlns:w10="urn:schemas-microsoft-com:office:word" xmlns:w="http://schemas.openxmlformats.org/wordprocessingml/2006/main" xmlns:w14="http://schemas.microsoft.com/office/word/2010/wordml" xmlns:w15="http://schemas.microsoft.com/office/word/2012/wordml" xmlns:w16cex="http://schemas.microsoft.com/office/word/2018/wordml/cex" xmlns:w16cid="http://schemas.microsoft.com/office/word/2016/wordml/cid" xmlns:w16="http://schemas.microsoft.com/office/word/2018/wordml" xmlns:w16du="http://schemas.microsoft.com/office/word/2023/wordml/word16du" xmlns:w16sdtdh="http://schemas.microsoft.com/office/word/2020/wordml/sdtdatahash" xmlns:w16se="http://schemas.microsoft.com/office/word/2015/wordml/symex" xmlns:wpg="http://schemas.microsoft.com/office/word/2010/wordprocessingGroup" xmlns:wpi="http://schemas.microsoft.com/office/word/2010/wordprocessingInk" xmlns:wne="http://schemas.microsoft.com/office/word/2006/wordml" xmlns:wps="http://schemas.microsoft.com/office/word/2010/wordprocessingShape" mc:Ignorable="w14 w15 w16se w16cid w16 w16cex w16sdtdh w16du wp14">
+  <w16cid:commentId w16cid:paraId="492B34B2" w16cid:durableId="3BC2F3FC"/>
   <w16cid:commentId w16cid:paraId="6F322517" w16cid:durableId="5FDB0EAD"/>
   <w16cid:commentId w16cid:paraId="176D0065" w16cid:durableId="461AD974"/>
   <w16cid:commentId w16cid:paraId="2A929C5A" w16cid:durableId="019ED708"/>
@@ -3470,7 +3726,7 @@
     <w:pPr>
       <w:pStyle w:val="Footer"/>
     </w:pPr>
-    <w:bookmarkStart w:id="5" w:name="TITUS1FooterPrimary"/>
+    <w:bookmarkStart w:id="32" w:name="TITUS1FooterPrimary"/>
     <w:r>
       <w:rPr>
         <w:color w:val="000000"/>
@@ -3478,7 +3734,7 @@
       </w:rPr>
       <w:t>  </w:t>
     </w:r>
-    <w:bookmarkEnd w:id="5"/>
+    <w:bookmarkEnd w:id="32"/>
   </w:p>
 </w:ftr>
 </file>

--- a/output/papers/Round 2/Response-to-reviewers.docx
+++ b/output/papers/Round 2/Response-to-reviewers.docx
@@ -1762,7 +1762,31 @@
           <w:sz w:val="24"/>
           <w:szCs w:val="24"/>
         </w:rPr>
-        <w:t>I really liked the idea of testing whether the visibility of the pen-in-the-mouth manipulation modulates the effect; however, it is also possible that the black square was simply distracting and it was this distraction (rather than the occlusion of the articulatory information) what caused the effect going away. I am not sure whether this can be fully addressed without an additional experiment, but the authors can at least acknowledge this possibility.</w:t>
+        <w:t xml:space="preserve">I </w:t>
+      </w:r>
+      <w:commentRangeStart w:id="1"/>
+      <w:commentRangeStart w:id="2"/>
+      <w:r>
+        <w:rPr>
+          <w:rFonts w:ascii="Times New Roman" w:hAnsi="Times New Roman" w:cs="Times New Roman"/>
+          <w:sz w:val="24"/>
+          <w:szCs w:val="24"/>
+        </w:rPr>
+        <w:t>really liked the idea of testing whether the visibility of the pen-in-the-mouth manipulation modulates the effect; however, it is also possible that the black square was simply distracting and it was this distraction (rather than the occlusion of the articulatory information) what caused the effect going away. I am not sure whether this can be fully addressed without an additional experiment, but the authors can at least acknowledge this possibility.</w:t>
+      </w:r>
+      <w:commentRangeEnd w:id="1"/>
+      <w:r>
+        <w:rPr>
+          <w:rStyle w:val="CommentReference"/>
+        </w:rPr>
+        <w:commentReference w:id="1"/>
+      </w:r>
+      <w:commentRangeEnd w:id="2"/>
+      <w:r>
+        <w:rPr>
+          <w:rStyle w:val="CommentReference"/>
+        </w:rPr>
+        <w:commentReference w:id="2"/>
       </w:r>
     </w:p>
     <w:p>
@@ -1880,7 +1904,7 @@
         </w:rPr>
         <w:t>We have added the requested details</w:t>
       </w:r>
-      <w:ins w:id="1" w:author="Cummings, Shawn" w:date="2025-05-09T12:51:00Z" w16du:dateUtc="2025-05-09T16:51:00Z">
+      <w:ins w:id="3" w:author="Cummings, Shawn" w:date="2025-05-09T12:51:00Z" w16du:dateUtc="2025-05-09T16:51:00Z">
         <w:r>
           <w:rPr>
             <w:rFonts w:ascii="Times New Roman" w:hAnsi="Times New Roman" w:cs="Times New Roman"/>
@@ -1940,7 +1964,7 @@
           <w:szCs w:val="24"/>
         </w:rPr>
       </w:pPr>
-      <w:commentRangeStart w:id="2"/>
+      <w:commentRangeStart w:id="4"/>
       <w:r>
         <w:rPr>
           <w:rFonts w:ascii="Times New Roman" w:hAnsi="Times New Roman" w:cs="Times New Roman"/>
@@ -1977,12 +2001,12 @@
         </w:rPr>
         <w:t>We have done so.</w:t>
       </w:r>
-      <w:commentRangeEnd w:id="2"/>
+      <w:commentRangeEnd w:id="4"/>
       <w:r>
         <w:rPr>
           <w:rStyle w:val="CommentReference"/>
         </w:rPr>
-        <w:commentReference w:id="2"/>
+        <w:commentReference w:id="4"/>
       </w:r>
     </w:p>
     <w:p>
@@ -2352,13 +2376,13 @@
       <w:pPr>
         <w:spacing w:after="0" w:line="240" w:lineRule="auto"/>
         <w:rPr>
-          <w:ins w:id="3" w:author="Cummings, Shawn" w:date="2025-05-09T12:48:00Z" w16du:dateUtc="2025-05-09T16:48:00Z"/>
-          <w:rFonts w:ascii="Times New Roman" w:hAnsi="Times New Roman" w:cs="Times New Roman"/>
-          <w:sz w:val="24"/>
-          <w:szCs w:val="24"/>
-        </w:rPr>
-      </w:pPr>
-      <w:ins w:id="4" w:author="Cummings, Shawn" w:date="2025-05-09T12:46:00Z" w16du:dateUtc="2025-05-09T16:46:00Z">
+          <w:ins w:id="5" w:author="Cummings, Shawn" w:date="2025-05-09T12:48:00Z" w16du:dateUtc="2025-05-09T16:48:00Z"/>
+          <w:rFonts w:ascii="Times New Roman" w:hAnsi="Times New Roman" w:cs="Times New Roman"/>
+          <w:sz w:val="24"/>
+          <w:szCs w:val="24"/>
+        </w:rPr>
+      </w:pPr>
+      <w:ins w:id="6" w:author="Cummings, Shawn" w:date="2025-05-09T12:46:00Z" w16du:dateUtc="2025-05-09T16:46:00Z">
         <w:r>
           <w:rPr>
             <w:rFonts w:ascii="Times New Roman" w:hAnsi="Times New Roman" w:cs="Times New Roman"/>
@@ -2368,7 +2392,7 @@
           <w:t xml:space="preserve">By “in kind”, we meant a </w:t>
         </w:r>
       </w:ins>
-      <w:ins w:id="5" w:author="Cummings, Shawn" w:date="2025-05-09T12:47:00Z" w16du:dateUtc="2025-05-09T16:47:00Z">
+      <w:ins w:id="7" w:author="Cummings, Shawn" w:date="2025-05-09T12:47:00Z" w16du:dateUtc="2025-05-09T16:47:00Z">
         <w:r>
           <w:rPr>
             <w:rFonts w:ascii="Times New Roman" w:hAnsi="Times New Roman" w:cs="Times New Roman"/>
@@ -2378,7 +2402,7 @@
           <w:t xml:space="preserve">different </w:t>
         </w:r>
       </w:ins>
-      <w:ins w:id="6" w:author="Cummings, Shawn" w:date="2025-05-09T12:46:00Z" w16du:dateUtc="2025-05-09T16:46:00Z">
+      <w:ins w:id="8" w:author="Cummings, Shawn" w:date="2025-05-09T12:46:00Z" w16du:dateUtc="2025-05-09T16:46:00Z">
         <w:r>
           <w:rPr>
             <w:rFonts w:ascii="Times New Roman" w:hAnsi="Times New Roman" w:cs="Times New Roman"/>
@@ -2388,7 +2412,7 @@
           <w:t>video</w:t>
         </w:r>
       </w:ins>
-      <w:ins w:id="7" w:author="Cummings, Shawn" w:date="2025-05-09T12:47:00Z" w16du:dateUtc="2025-05-09T16:47:00Z">
+      <w:ins w:id="9" w:author="Cummings, Shawn" w:date="2025-05-09T12:47:00Z" w16du:dateUtc="2025-05-09T16:47:00Z">
         <w:r>
           <w:rPr>
             <w:rFonts w:ascii="Times New Roman" w:hAnsi="Times New Roman" w:cs="Times New Roman"/>
@@ -2398,7 +2422,7 @@
           <w:t xml:space="preserve"> which fulfilled all the same criteria as the original (in this case, similar phonetic context and original fricative). We have clarified these criteria in the revised </w:t>
         </w:r>
       </w:ins>
-      <w:ins w:id="8" w:author="Cummings, Shawn" w:date="2025-05-09T12:48:00Z" w16du:dateUtc="2025-05-09T16:48:00Z">
+      <w:ins w:id="10" w:author="Cummings, Shawn" w:date="2025-05-09T12:48:00Z" w16du:dateUtc="2025-05-09T16:48:00Z">
         <w:r>
           <w:rPr>
             <w:rFonts w:ascii="Times New Roman" w:hAnsi="Times New Roman" w:cs="Times New Roman"/>
@@ -2408,7 +2432,7 @@
           <w:t xml:space="preserve">manuscript. </w:t>
         </w:r>
       </w:ins>
-      <w:ins w:id="9" w:author="Cummings, Shawn" w:date="2025-05-09T12:46:00Z" w16du:dateUtc="2025-05-09T16:46:00Z">
+      <w:ins w:id="11" w:author="Cummings, Shawn" w:date="2025-05-09T12:46:00Z" w16du:dateUtc="2025-05-09T16:46:00Z">
         <w:r>
           <w:rPr>
             <w:rFonts w:ascii="Times New Roman" w:hAnsi="Times New Roman" w:cs="Times New Roman"/>
@@ -2433,13 +2457,13 @@
       <w:pPr>
         <w:spacing w:after="0" w:line="240" w:lineRule="auto"/>
         <w:rPr>
-          <w:del w:id="10" w:author="Cummings, Shawn" w:date="2025-05-09T12:48:00Z" w16du:dateUtc="2025-05-09T16:48:00Z"/>
-          <w:rFonts w:ascii="Times New Roman" w:hAnsi="Times New Roman" w:cs="Times New Roman"/>
-          <w:sz w:val="24"/>
-          <w:szCs w:val="24"/>
-        </w:rPr>
-      </w:pPr>
-      <w:del w:id="11" w:author="Cummings, Shawn" w:date="2025-05-09T12:48:00Z" w16du:dateUtc="2025-05-09T16:48:00Z">
+          <w:del w:id="12" w:author="Cummings, Shawn" w:date="2025-05-09T12:48:00Z" w16du:dateUtc="2025-05-09T16:48:00Z"/>
+          <w:rFonts w:ascii="Times New Roman" w:hAnsi="Times New Roman" w:cs="Times New Roman"/>
+          <w:sz w:val="24"/>
+          <w:szCs w:val="24"/>
+        </w:rPr>
+      </w:pPr>
+      <w:del w:id="13" w:author="Cummings, Shawn" w:date="2025-05-09T12:48:00Z" w16du:dateUtc="2025-05-09T16:48:00Z">
         <w:r>
           <w:rPr>
             <w:rFonts w:ascii="Times New Roman" w:hAnsi="Times New Roman" w:cs="Times New Roman"/>
@@ -2491,7 +2515,7 @@
           <w:szCs w:val="24"/>
         </w:rPr>
       </w:pPr>
-      <w:ins w:id="12" w:author="Cummings, Shawn" w:date="2025-05-09T12:48:00Z" w16du:dateUtc="2025-05-09T16:48:00Z">
+      <w:ins w:id="14" w:author="Cummings, Shawn" w:date="2025-05-09T12:48:00Z" w16du:dateUtc="2025-05-09T16:48:00Z">
         <w:r>
           <w:rPr>
             <w:rFonts w:ascii="Times New Roman" w:hAnsi="Times New Roman" w:cs="Times New Roman"/>
@@ -2501,7 +2525,7 @@
           <w:t xml:space="preserve">The methods now clarify that </w:t>
         </w:r>
       </w:ins>
-      <w:del w:id="13" w:author="Cummings, Shawn" w:date="2025-05-09T12:46:00Z" w16du:dateUtc="2025-05-09T16:46:00Z">
+      <w:del w:id="15" w:author="Cummings, Shawn" w:date="2025-05-09T12:46:00Z" w16du:dateUtc="2025-05-09T16:46:00Z">
         <w:r>
           <w:rPr>
             <w:rFonts w:ascii="Times New Roman" w:hAnsi="Times New Roman" w:cs="Times New Roman"/>
@@ -2511,7 +2535,7 @@
           <w:delText>We have added ____.</w:delText>
         </w:r>
       </w:del>
-      <w:ins w:id="14" w:author="Cummings, Shawn" w:date="2025-05-09T12:48:00Z" w16du:dateUtc="2025-05-09T16:48:00Z">
+      <w:ins w:id="16" w:author="Cummings, Shawn" w:date="2025-05-09T12:48:00Z" w16du:dateUtc="2025-05-09T16:48:00Z">
         <w:r>
           <w:rPr>
             <w:rFonts w:ascii="Times New Roman" w:hAnsi="Times New Roman" w:cs="Times New Roman"/>
@@ -2521,7 +2545,7 @@
           <w:t>p</w:t>
         </w:r>
       </w:ins>
-      <w:ins w:id="15" w:author="Cummings, Shawn" w:date="2025-05-09T12:46:00Z" w16du:dateUtc="2025-05-09T16:46:00Z">
+      <w:ins w:id="17" w:author="Cummings, Shawn" w:date="2025-05-09T12:46:00Z" w16du:dateUtc="2025-05-09T16:46:00Z">
         <w:r>
           <w:rPr>
             <w:rFonts w:ascii="Times New Roman" w:hAnsi="Times New Roman" w:cs="Times New Roman"/>
@@ -2531,7 +2555,7 @@
           <w:t xml:space="preserve">articipants were excluded if their mean log </w:t>
         </w:r>
       </w:ins>
-      <w:ins w:id="16" w:author="Cummings, Shawn" w:date="2025-05-09T12:48:00Z" w16du:dateUtc="2025-05-09T16:48:00Z">
+      <w:ins w:id="18" w:author="Cummings, Shawn" w:date="2025-05-09T12:48:00Z" w16du:dateUtc="2025-05-09T16:48:00Z">
         <w:r>
           <w:rPr>
             <w:rFonts w:ascii="Times New Roman" w:hAnsi="Times New Roman" w:cs="Times New Roman"/>
@@ -2541,7 +2565,7 @@
           <w:t>reaction time</w:t>
         </w:r>
       </w:ins>
-      <w:ins w:id="17" w:author="Cummings, Shawn" w:date="2025-05-09T12:46:00Z" w16du:dateUtc="2025-05-09T16:46:00Z">
+      <w:ins w:id="19" w:author="Cummings, Shawn" w:date="2025-05-09T12:46:00Z" w16du:dateUtc="2025-05-09T16:46:00Z">
         <w:r>
           <w:rPr>
             <w:rFonts w:ascii="Times New Roman" w:hAnsi="Times New Roman" w:cs="Times New Roman"/>
@@ -2551,7 +2575,7 @@
           <w:t xml:space="preserve"> was 3 </w:t>
         </w:r>
       </w:ins>
-      <w:ins w:id="18" w:author="Cummings, Shawn" w:date="2025-05-09T12:48:00Z" w16du:dateUtc="2025-05-09T16:48:00Z">
+      <w:ins w:id="20" w:author="Cummings, Shawn" w:date="2025-05-09T12:48:00Z" w16du:dateUtc="2025-05-09T16:48:00Z">
         <w:r>
           <w:rPr>
             <w:rFonts w:ascii="Times New Roman" w:hAnsi="Times New Roman" w:cs="Times New Roman"/>
@@ -2561,7 +2585,7 @@
           <w:t>standard deviations</w:t>
         </w:r>
       </w:ins>
-      <w:ins w:id="19" w:author="Cummings, Shawn" w:date="2025-05-09T12:46:00Z" w16du:dateUtc="2025-05-09T16:46:00Z">
+      <w:ins w:id="21" w:author="Cummings, Shawn" w:date="2025-05-09T12:46:00Z" w16du:dateUtc="2025-05-09T16:46:00Z">
         <w:r>
           <w:rPr>
             <w:rFonts w:ascii="Times New Roman" w:hAnsi="Times New Roman" w:cs="Times New Roman"/>
@@ -2571,7 +2595,7 @@
           <w:t xml:space="preserve"> above or below the mean</w:t>
         </w:r>
       </w:ins>
-      <w:ins w:id="20" w:author="Cummings, Shawn" w:date="2025-05-09T12:48:00Z" w16du:dateUtc="2025-05-09T16:48:00Z">
+      <w:ins w:id="22" w:author="Cummings, Shawn" w:date="2025-05-09T12:48:00Z" w16du:dateUtc="2025-05-09T16:48:00Z">
         <w:r>
           <w:rPr>
             <w:rFonts w:ascii="Times New Roman" w:hAnsi="Times New Roman" w:cs="Times New Roman"/>
@@ -2776,8 +2800,8 @@
           <w:szCs w:val="24"/>
         </w:rPr>
       </w:pPr>
-      <w:commentRangeStart w:id="21"/>
-      <w:commentRangeStart w:id="22"/>
+      <w:commentRangeStart w:id="23"/>
+      <w:commentRangeStart w:id="24"/>
       <w:r>
         <w:rPr>
           <w:rFonts w:ascii="Times New Roman" w:hAnsi="Times New Roman" w:cs="Times New Roman"/>
@@ -2786,19 +2810,19 @@
         </w:rPr>
         <w:t>We have added ____.</w:t>
       </w:r>
-      <w:commentRangeEnd w:id="21"/>
+      <w:commentRangeEnd w:id="23"/>
       <w:r>
         <w:rPr>
           <w:rStyle w:val="CommentReference"/>
         </w:rPr>
-        <w:commentReference w:id="21"/>
-      </w:r>
-      <w:commentRangeEnd w:id="22"/>
+        <w:commentReference w:id="23"/>
+      </w:r>
+      <w:commentRangeEnd w:id="24"/>
       <w:r>
         <w:rPr>
           <w:rStyle w:val="CommentReference"/>
         </w:rPr>
-        <w:commentReference w:id="22"/>
+        <w:commentReference w:id="24"/>
       </w:r>
     </w:p>
     <w:p>
@@ -2832,7 +2856,16 @@
           <w:sz w:val="24"/>
           <w:szCs w:val="24"/>
         </w:rPr>
-        <w:t xml:space="preserve">-it is impossible to understand the difference between the a-c versions of Experiment 1 without reading the supplemental materials. All the main text says is that there were different test stimuli across their experiments, because they were chosen such that they elicited a certain percent of s and </w:t>
+        <w:t>-</w:t>
+      </w:r>
+      <w:commentRangeStart w:id="25"/>
+      <w:r>
+        <w:rPr>
+          <w:rFonts w:ascii="Times New Roman" w:hAnsi="Times New Roman" w:cs="Times New Roman"/>
+          <w:sz w:val="24"/>
+          <w:szCs w:val="24"/>
+        </w:rPr>
+        <w:t xml:space="preserve">it is impossible to understand the difference between the a-c versions of Experiment 1 without reading the supplemental materials. All the main text says is that there were different test stimuli across their experiments, because they were chosen such that they elicited a certain percent of s and </w:t>
       </w:r>
       <w:proofErr w:type="spellStart"/>
       <w:r>
@@ -2897,6 +2930,13 @@
           <w:szCs w:val="24"/>
         </w:rPr>
         <w:t>We have followed these suggestions (thank you for going the extra step of identifying the parts that are critical for understanding the experiments).</w:t>
+      </w:r>
+      <w:commentRangeEnd w:id="25"/>
+      <w:r>
+        <w:rPr>
+          <w:rStyle w:val="CommentReference"/>
+        </w:rPr>
+        <w:commentReference w:id="25"/>
       </w:r>
     </w:p>
     <w:p>
@@ -3304,7 +3344,7 @@
           <w:szCs w:val="24"/>
         </w:rPr>
       </w:pPr>
-      <w:commentRangeStart w:id="23"/>
+      <w:commentRangeStart w:id="26"/>
       <w:r>
         <w:rPr>
           <w:rFonts w:ascii="Times New Roman" w:hAnsi="Times New Roman" w:cs="Times New Roman"/>
@@ -3313,134 +3353,134 @@
         </w:rPr>
         <w:t>We have added ____.</w:t>
       </w:r>
-      <w:commentRangeEnd w:id="23"/>
+      <w:commentRangeEnd w:id="26"/>
       <w:r>
         <w:rPr>
           <w:rStyle w:val="CommentReference"/>
         </w:rPr>
-        <w:commentReference w:id="23"/>
-      </w:r>
-    </w:p>
-    <w:p>
-      <w:pPr>
-        <w:spacing w:after="0" w:line="240" w:lineRule="auto"/>
-        <w:rPr>
-          <w:rFonts w:ascii="Times New Roman" w:hAnsi="Times New Roman" w:cs="Times New Roman"/>
-          <w:sz w:val="24"/>
-          <w:szCs w:val="24"/>
-        </w:rPr>
-      </w:pPr>
-    </w:p>
-    <w:p>
-      <w:pPr>
-        <w:spacing w:after="0" w:line="240" w:lineRule="auto"/>
-        <w:rPr>
-          <w:rFonts w:ascii="Times New Roman" w:hAnsi="Times New Roman" w:cs="Times New Roman"/>
-          <w:sz w:val="24"/>
-          <w:szCs w:val="24"/>
-        </w:rPr>
-      </w:pPr>
-    </w:p>
-    <w:p>
-      <w:pPr>
-        <w:spacing w:after="0" w:line="240" w:lineRule="auto"/>
-        <w:rPr>
-          <w:rFonts w:ascii="Times New Roman" w:hAnsi="Times New Roman" w:cs="Times New Roman"/>
-          <w:sz w:val="24"/>
-          <w:szCs w:val="24"/>
-        </w:rPr>
-      </w:pPr>
-    </w:p>
-    <w:p>
-      <w:pPr>
-        <w:spacing w:after="0" w:line="240" w:lineRule="auto"/>
-        <w:rPr>
-          <w:rFonts w:ascii="Times New Roman" w:hAnsi="Times New Roman" w:cs="Times New Roman"/>
-          <w:sz w:val="24"/>
-          <w:szCs w:val="24"/>
-        </w:rPr>
-      </w:pPr>
-    </w:p>
-    <w:p>
-      <w:pPr>
-        <w:spacing w:after="0" w:line="240" w:lineRule="auto"/>
-        <w:rPr>
-          <w:rFonts w:ascii="Times New Roman" w:hAnsi="Times New Roman" w:cs="Times New Roman"/>
-          <w:sz w:val="24"/>
-          <w:szCs w:val="24"/>
-        </w:rPr>
-      </w:pPr>
-    </w:p>
-    <w:p>
-      <w:pPr>
-        <w:spacing w:after="0" w:line="240" w:lineRule="auto"/>
-        <w:rPr>
-          <w:rFonts w:ascii="Times New Roman" w:hAnsi="Times New Roman" w:cs="Times New Roman"/>
-          <w:sz w:val="24"/>
-          <w:szCs w:val="24"/>
-        </w:rPr>
-      </w:pPr>
-    </w:p>
-    <w:p>
-      <w:pPr>
-        <w:spacing w:after="0" w:line="240" w:lineRule="auto"/>
-        <w:rPr>
-          <w:rFonts w:ascii="Times New Roman" w:hAnsi="Times New Roman" w:cs="Times New Roman"/>
-          <w:sz w:val="24"/>
-          <w:szCs w:val="24"/>
-        </w:rPr>
-      </w:pPr>
-    </w:p>
-    <w:p>
-      <w:pPr>
-        <w:spacing w:after="0" w:line="240" w:lineRule="auto"/>
-        <w:rPr>
-          <w:rFonts w:ascii="Times New Roman" w:hAnsi="Times New Roman" w:cs="Times New Roman"/>
-          <w:sz w:val="24"/>
-          <w:szCs w:val="24"/>
-        </w:rPr>
-      </w:pPr>
-    </w:p>
-    <w:p>
-      <w:pPr>
-        <w:spacing w:after="0" w:line="240" w:lineRule="auto"/>
-        <w:rPr>
-          <w:rFonts w:ascii="Times New Roman" w:hAnsi="Times New Roman" w:cs="Times New Roman"/>
-          <w:sz w:val="24"/>
-          <w:szCs w:val="24"/>
-        </w:rPr>
-      </w:pPr>
-    </w:p>
-    <w:p>
-      <w:pPr>
-        <w:spacing w:after="0" w:line="240" w:lineRule="auto"/>
-        <w:rPr>
-          <w:rFonts w:ascii="Times New Roman" w:hAnsi="Times New Roman" w:cs="Times New Roman"/>
-          <w:sz w:val="24"/>
-          <w:szCs w:val="24"/>
-        </w:rPr>
-      </w:pPr>
-    </w:p>
-    <w:p>
-      <w:pPr>
-        <w:spacing w:after="0" w:line="240" w:lineRule="auto"/>
-        <w:rPr>
-          <w:rFonts w:ascii="Times New Roman" w:hAnsi="Times New Roman" w:cs="Times New Roman"/>
-          <w:sz w:val="24"/>
-          <w:szCs w:val="24"/>
-        </w:rPr>
-      </w:pPr>
-    </w:p>
-    <w:p>
-      <w:pPr>
-        <w:rPr>
-          <w:del w:id="24" w:author="Cummings, Shawn" w:date="2025-05-09T12:49:00Z" w16du:dateUtc="2025-05-09T16:49:00Z"/>
-          <w:rFonts w:ascii="Times New Roman" w:hAnsi="Times New Roman" w:cs="Times New Roman"/>
-          <w:sz w:val="24"/>
-          <w:szCs w:val="24"/>
-        </w:rPr>
-      </w:pPr>
-      <w:del w:id="25" w:author="Cummings, Shawn" w:date="2025-05-09T12:49:00Z" w16du:dateUtc="2025-05-09T16:49:00Z">
+        <w:commentReference w:id="26"/>
+      </w:r>
+    </w:p>
+    <w:p>
+      <w:pPr>
+        <w:spacing w:after="0" w:line="240" w:lineRule="auto"/>
+        <w:rPr>
+          <w:rFonts w:ascii="Times New Roman" w:hAnsi="Times New Roman" w:cs="Times New Roman"/>
+          <w:sz w:val="24"/>
+          <w:szCs w:val="24"/>
+        </w:rPr>
+      </w:pPr>
+    </w:p>
+    <w:p>
+      <w:pPr>
+        <w:spacing w:after="0" w:line="240" w:lineRule="auto"/>
+        <w:rPr>
+          <w:rFonts w:ascii="Times New Roman" w:hAnsi="Times New Roman" w:cs="Times New Roman"/>
+          <w:sz w:val="24"/>
+          <w:szCs w:val="24"/>
+        </w:rPr>
+      </w:pPr>
+    </w:p>
+    <w:p>
+      <w:pPr>
+        <w:spacing w:after="0" w:line="240" w:lineRule="auto"/>
+        <w:rPr>
+          <w:rFonts w:ascii="Times New Roman" w:hAnsi="Times New Roman" w:cs="Times New Roman"/>
+          <w:sz w:val="24"/>
+          <w:szCs w:val="24"/>
+        </w:rPr>
+      </w:pPr>
+    </w:p>
+    <w:p>
+      <w:pPr>
+        <w:spacing w:after="0" w:line="240" w:lineRule="auto"/>
+        <w:rPr>
+          <w:rFonts w:ascii="Times New Roman" w:hAnsi="Times New Roman" w:cs="Times New Roman"/>
+          <w:sz w:val="24"/>
+          <w:szCs w:val="24"/>
+        </w:rPr>
+      </w:pPr>
+    </w:p>
+    <w:p>
+      <w:pPr>
+        <w:spacing w:after="0" w:line="240" w:lineRule="auto"/>
+        <w:rPr>
+          <w:rFonts w:ascii="Times New Roman" w:hAnsi="Times New Roman" w:cs="Times New Roman"/>
+          <w:sz w:val="24"/>
+          <w:szCs w:val="24"/>
+        </w:rPr>
+      </w:pPr>
+    </w:p>
+    <w:p>
+      <w:pPr>
+        <w:spacing w:after="0" w:line="240" w:lineRule="auto"/>
+        <w:rPr>
+          <w:rFonts w:ascii="Times New Roman" w:hAnsi="Times New Roman" w:cs="Times New Roman"/>
+          <w:sz w:val="24"/>
+          <w:szCs w:val="24"/>
+        </w:rPr>
+      </w:pPr>
+    </w:p>
+    <w:p>
+      <w:pPr>
+        <w:spacing w:after="0" w:line="240" w:lineRule="auto"/>
+        <w:rPr>
+          <w:rFonts w:ascii="Times New Roman" w:hAnsi="Times New Roman" w:cs="Times New Roman"/>
+          <w:sz w:val="24"/>
+          <w:szCs w:val="24"/>
+        </w:rPr>
+      </w:pPr>
+    </w:p>
+    <w:p>
+      <w:pPr>
+        <w:spacing w:after="0" w:line="240" w:lineRule="auto"/>
+        <w:rPr>
+          <w:rFonts w:ascii="Times New Roman" w:hAnsi="Times New Roman" w:cs="Times New Roman"/>
+          <w:sz w:val="24"/>
+          <w:szCs w:val="24"/>
+        </w:rPr>
+      </w:pPr>
+    </w:p>
+    <w:p>
+      <w:pPr>
+        <w:spacing w:after="0" w:line="240" w:lineRule="auto"/>
+        <w:rPr>
+          <w:rFonts w:ascii="Times New Roman" w:hAnsi="Times New Roman" w:cs="Times New Roman"/>
+          <w:sz w:val="24"/>
+          <w:szCs w:val="24"/>
+        </w:rPr>
+      </w:pPr>
+    </w:p>
+    <w:p>
+      <w:pPr>
+        <w:spacing w:after="0" w:line="240" w:lineRule="auto"/>
+        <w:rPr>
+          <w:rFonts w:ascii="Times New Roman" w:hAnsi="Times New Roman" w:cs="Times New Roman"/>
+          <w:sz w:val="24"/>
+          <w:szCs w:val="24"/>
+        </w:rPr>
+      </w:pPr>
+    </w:p>
+    <w:p>
+      <w:pPr>
+        <w:spacing w:after="0" w:line="240" w:lineRule="auto"/>
+        <w:rPr>
+          <w:rFonts w:ascii="Times New Roman" w:hAnsi="Times New Roman" w:cs="Times New Roman"/>
+          <w:sz w:val="24"/>
+          <w:szCs w:val="24"/>
+        </w:rPr>
+      </w:pPr>
+    </w:p>
+    <w:p>
+      <w:pPr>
+        <w:rPr>
+          <w:del w:id="27" w:author="Cummings, Shawn" w:date="2025-05-09T12:49:00Z" w16du:dateUtc="2025-05-09T16:49:00Z"/>
+          <w:rFonts w:ascii="Times New Roman" w:hAnsi="Times New Roman" w:cs="Times New Roman"/>
+          <w:sz w:val="24"/>
+          <w:szCs w:val="24"/>
+        </w:rPr>
+      </w:pPr>
+      <w:del w:id="28" w:author="Cummings, Shawn" w:date="2025-05-09T12:49:00Z" w16du:dateUtc="2025-05-09T16:49:00Z">
         <w:r>
           <w:rPr>
             <w:rFonts w:ascii="Times New Roman" w:hAnsi="Times New Roman" w:cs="Times New Roman"/>
@@ -3455,14 +3495,14 @@
       <w:pPr>
         <w:spacing w:after="0" w:line="240" w:lineRule="auto"/>
         <w:rPr>
-          <w:del w:id="26" w:author="Cummings, Shawn" w:date="2025-05-09T12:49:00Z" w16du:dateUtc="2025-05-09T16:49:00Z"/>
-          <w:rFonts w:ascii="Times New Roman" w:hAnsi="Times New Roman" w:cs="Times New Roman"/>
-          <w:sz w:val="24"/>
-          <w:szCs w:val="24"/>
-        </w:rPr>
-      </w:pPr>
-      <w:commentRangeStart w:id="27"/>
-      <w:del w:id="28" w:author="Cummings, Shawn" w:date="2025-05-09T12:49:00Z" w16du:dateUtc="2025-05-09T16:49:00Z">
+          <w:del w:id="29" w:author="Cummings, Shawn" w:date="2025-05-09T12:49:00Z" w16du:dateUtc="2025-05-09T16:49:00Z"/>
+          <w:rFonts w:ascii="Times New Roman" w:hAnsi="Times New Roman" w:cs="Times New Roman"/>
+          <w:sz w:val="24"/>
+          <w:szCs w:val="24"/>
+        </w:rPr>
+      </w:pPr>
+      <w:commentRangeStart w:id="30"/>
+      <w:del w:id="31" w:author="Cummings, Shawn" w:date="2025-05-09T12:49:00Z" w16du:dateUtc="2025-05-09T16:49:00Z">
         <w:r>
           <w:rPr>
             <w:rFonts w:ascii="Times New Roman" w:hAnsi="Times New Roman" w:cs="Times New Roman"/>
@@ -3471,12 +3511,12 @@
           </w:rPr>
           <w:delText>TYPOS:</w:delText>
         </w:r>
-        <w:commentRangeEnd w:id="27"/>
+        <w:commentRangeEnd w:id="30"/>
         <w:r>
           <w:rPr>
             <w:rStyle w:val="CommentReference"/>
           </w:rPr>
-          <w:commentReference w:id="27"/>
+          <w:commentReference w:id="30"/>
         </w:r>
       </w:del>
     </w:p>
@@ -3484,7 +3524,7 @@
       <w:pPr>
         <w:spacing w:after="0" w:line="240" w:lineRule="auto"/>
         <w:rPr>
-          <w:del w:id="29" w:author="Cummings, Shawn" w:date="2025-05-09T12:49:00Z" w16du:dateUtc="2025-05-09T16:49:00Z"/>
+          <w:del w:id="32" w:author="Cummings, Shawn" w:date="2025-05-09T12:49:00Z" w16du:dateUtc="2025-05-09T16:49:00Z"/>
           <w:rFonts w:ascii="Times New Roman" w:hAnsi="Times New Roman" w:cs="Times New Roman"/>
           <w:sz w:val="24"/>
           <w:szCs w:val="24"/>
@@ -3501,23 +3541,23 @@
         </w:pBdr>
         <w:spacing w:after="0" w:line="240" w:lineRule="auto"/>
         <w:rPr>
-          <w:del w:id="30" w:author="Cummings, Shawn" w:date="2025-05-09T12:49:00Z" w16du:dateUtc="2025-05-09T16:49:00Z"/>
-          <w:rFonts w:ascii="Times New Roman" w:hAnsi="Times New Roman" w:cs="Times New Roman"/>
-          <w:sz w:val="24"/>
-          <w:szCs w:val="24"/>
-        </w:rPr>
-      </w:pPr>
-    </w:p>
-    <w:p>
-      <w:pPr>
-        <w:spacing w:after="0" w:line="240" w:lineRule="auto"/>
-        <w:rPr>
-          <w:rFonts w:ascii="Times New Roman" w:hAnsi="Times New Roman" w:cs="Times New Roman"/>
-          <w:sz w:val="24"/>
-          <w:szCs w:val="24"/>
-        </w:rPr>
-      </w:pPr>
-      <w:del w:id="31" w:author="Cummings, Shawn" w:date="2025-05-09T12:49:00Z" w16du:dateUtc="2025-05-09T16:49:00Z">
+          <w:del w:id="33" w:author="Cummings, Shawn" w:date="2025-05-09T12:49:00Z" w16du:dateUtc="2025-05-09T16:49:00Z"/>
+          <w:rFonts w:ascii="Times New Roman" w:hAnsi="Times New Roman" w:cs="Times New Roman"/>
+          <w:sz w:val="24"/>
+          <w:szCs w:val="24"/>
+        </w:rPr>
+      </w:pPr>
+    </w:p>
+    <w:p>
+      <w:pPr>
+        <w:spacing w:after="0" w:line="240" w:lineRule="auto"/>
+        <w:rPr>
+          <w:rFonts w:ascii="Times New Roman" w:hAnsi="Times New Roman" w:cs="Times New Roman"/>
+          <w:sz w:val="24"/>
+          <w:szCs w:val="24"/>
+        </w:rPr>
+      </w:pPr>
+      <w:del w:id="34" w:author="Cummings, Shawn" w:date="2025-05-09T12:49:00Z" w16du:dateUtc="2025-05-09T16:49:00Z">
         <w:r>
           <w:rPr>
             <w:rFonts w:ascii="Times New Roman" w:hAnsi="Times New Roman" w:cs="Times New Roman"/>
@@ -3554,7 +3594,7 @@
 
 <file path=word/comments.xml><?xml version="1.0" encoding="utf-8"?>
 <w:comments xmlns:wpc="http://schemas.microsoft.com/office/word/2010/wordprocessingCanvas" xmlns:cx="http://schemas.microsoft.com/office/drawing/2014/chartex" xmlns:cx1="http://schemas.microsoft.com/office/drawing/2015/9/8/chartex" xmlns:cx2="http://schemas.microsoft.com/office/drawing/2015/10/21/chartex" xmlns:cx3="http://schemas.microsoft.com/office/drawing/2016/5/9/chartex" xmlns:cx4="http://schemas.microsoft.com/office/drawing/2016/5/10/chartex" xmlns:cx5="http://schemas.microsoft.com/office/drawing/2016/5/11/chartex" xmlns:cx6="http://schemas.microsoft.com/office/drawing/2016/5/12/chartex" xmlns:cx7="http://schemas.microsoft.com/office/drawing/2016/5/13/chartex" xmlns:cx8="http://schemas.microsoft.com/office/drawing/2016/5/14/chartex" xmlns:mc="http://schemas.openxmlformats.org/markup-compatibility/2006" xmlns:aink="http://schemas.microsoft.com/office/drawing/2016/ink" xmlns:am3d="http://schemas.microsoft.com/office/drawing/2017/model3d" xmlns:o="urn:schemas-microsoft-com:office:office" xmlns:oel="http://schemas.microsoft.com/office/2019/extlst" xmlns:r="http://schemas.openxmlformats.org/officeDocument/2006/relationships" xmlns:m="http://schemas.openxmlformats.org/officeDocument/2006/math" xmlns:v="urn:schemas-microsoft-com:vml" xmlns:wp14="http://schemas.microsoft.com/office/word/2010/wordprocessingDrawing" xmlns:wp="http://schemas.openxmlformats.org/drawingml/2006/wordprocessingDrawing" xmlns:w10="urn:schemas-microsoft-com:office:word" xmlns:w="http://schemas.openxmlformats.org/wordprocessingml/2006/main" xmlns:w14="http://schemas.microsoft.com/office/word/2010/wordml" xmlns:w15="http://schemas.microsoft.com/office/word/2012/wordml" xmlns:w16cex="http://schemas.microsoft.com/office/word/2018/wordml/cex" xmlns:w16cid="http://schemas.microsoft.com/office/word/2016/wordml/cid" xmlns:w16="http://schemas.microsoft.com/office/word/2018/wordml" xmlns:w16du="http://schemas.microsoft.com/office/word/2023/wordml/word16du" xmlns:w16sdtdh="http://schemas.microsoft.com/office/word/2020/wordml/sdtdatahash" xmlns:w16se="http://schemas.microsoft.com/office/word/2015/wordml/symex" xmlns:wpg="http://schemas.microsoft.com/office/word/2010/wordprocessingGroup" xmlns:wpi="http://schemas.microsoft.com/office/word/2010/wordprocessingInk" xmlns:wne="http://schemas.microsoft.com/office/word/2006/wordml" xmlns:wps="http://schemas.microsoft.com/office/word/2010/wordprocessingShape" mc:Ignorable="w14 w15 w16se w16cid w16 w16cex w16sdtdh w16du wp14">
-  <w:comment w:id="2" w:author="Cummings, Shawn" w:date="2025-05-09T13:18:00Z" w:initials="SC">
+  <w:comment w:id="1" w:author="Cummings, Shawn" w:date="2025-05-09T14:25:00Z" w:initials="SC">
     <w:p>
       <w:r>
         <w:rPr>
@@ -3567,11 +3607,81 @@
           <w:sz w:val="20"/>
           <w:szCs w:val="20"/>
         </w:rPr>
+        <w:t>In disc. Of E2:</w:t>
+      </w:r>
+    </w:p>
+    <w:p>
+      <w:r>
+        <w:rPr>
+          <w:sz w:val="20"/>
+          <w:szCs w:val="20"/>
+        </w:rPr>
+        <w:t xml:space="preserve">-sensitivity to continuum preserved , it’s not just inattention. </w:t>
+      </w:r>
+    </w:p>
+    <w:p>
+      <w:r>
+        <w:rPr>
+          <w:sz w:val="20"/>
+          <w:szCs w:val="20"/>
+        </w:rPr>
+        <w:t>-distraction is a potential concern: to really adjudicate, one would need the wild goose chase of a global filter/occluder and another condition with non-occluding distractor…</w:t>
+      </w:r>
+    </w:p>
+    <w:p>
+      <w:r>
+        <w:rPr>
+          <w:sz w:val="20"/>
+          <w:szCs w:val="20"/>
+        </w:rPr>
+        <w:t>-RT is the same, which speaks against any strong confusion</w:t>
+      </w:r>
+    </w:p>
+    <w:p>
+      <w:r>
+        <w:rPr>
+          <w:sz w:val="20"/>
+          <w:szCs w:val="20"/>
+        </w:rPr>
+        <w:t>-TWO POSSIBILITIES: people are just distracted, we can’t rule out but not super plausible (black box always showed up, sensitivity retained, no diff in RT), OR we made the visual information harder to access (so either listeners missed it more often or disengaged.</w:t>
+      </w:r>
+    </w:p>
+  </w:comment>
+  <w:comment w:id="2" w:author="Cummings, Shawn" w:date="2025-05-09T14:26:00Z" w:initials="SC">
+    <w:p>
+      <w:r>
+        <w:rPr>
+          <w:rStyle w:val="CommentReference"/>
+        </w:rPr>
+        <w:annotationRef/>
+      </w:r>
+      <w:r>
+        <w:rPr>
+          <w:sz w:val="20"/>
+          <w:szCs w:val="20"/>
+        </w:rPr>
+        <w:t>2nd option left for future experiments</w:t>
+      </w:r>
+    </w:p>
+  </w:comment>
+  <w:comment w:id="4" w:author="Cummings, Shawn" w:date="2025-05-09T13:18:00Z" w:initials="SC">
+    <w:p>
+      <w:r>
+        <w:rPr>
+          <w:rStyle w:val="CommentReference"/>
+        </w:rPr>
+        <w:annotationRef/>
+      </w:r>
+      <w:r>
+        <w:rPr>
+          <w:sz w:val="20"/>
+          <w:szCs w:val="20"/>
+        </w:rPr>
         <w:t>Unless we instead just remove the LJ18 line</w:t>
       </w:r>
     </w:p>
   </w:comment>
-  <w:comment w:id="21" w:author="Jaeger, Florian" w:date="2025-05-08T18:41:00Z" w:initials="TJ">
+  <w:comment w:id="23" w:author="Jaeger, Florian" w:date="2025-05-08T18:41:00Z" w:initials="TJ">
     <w:p>
       <w:r>
         <w:rPr>
@@ -3589,7 +3699,7 @@
       </w:r>
     </w:p>
   </w:comment>
-  <w:comment w:id="22" w:author="Cummings, Shawn" w:date="2025-05-09T12:06:00Z" w:initials="SC">
+  <w:comment w:id="24" w:author="Cummings, Shawn" w:date="2025-05-09T12:06:00Z" w:initials="SC">
     <w:p>
       <w:r>
         <w:rPr>
@@ -3606,7 +3716,24 @@
       </w:r>
     </w:p>
   </w:comment>
-  <w:comment w:id="23" w:author="Jaeger, Florian" w:date="2025-05-08T18:51:00Z" w:initials="TJ">
+  <w:comment w:id="25" w:author="Cummings, Shawn" w:date="2025-05-09T13:26:00Z" w:initials="SC">
+    <w:p>
+      <w:r>
+        <w:rPr>
+          <w:rStyle w:val="CommentReference"/>
+        </w:rPr>
+        <w:annotationRef/>
+      </w:r>
+      <w:r>
+        <w:rPr>
+          <w:sz w:val="20"/>
+          <w:szCs w:val="20"/>
+        </w:rPr>
+        <w:t xml:space="preserve">I actually think this reader got garden-pathed by E1a-b? </w:t>
+      </w:r>
+    </w:p>
+  </w:comment>
+  <w:comment w:id="26" w:author="Jaeger, Florian" w:date="2025-05-08T18:51:00Z" w:initials="TJ">
     <w:p>
       <w:r>
         <w:rPr>
@@ -3624,7 +3751,7 @@
       </w:r>
     </w:p>
   </w:comment>
-  <w:comment w:id="27" w:author="Cummings, Shawn" w:date="2025-05-03T11:40:00Z" w:initials="SC">
+  <w:comment w:id="30" w:author="Cummings, Shawn" w:date="2025-05-03T11:40:00Z" w:initials="SC">
     <w:p>
       <w:pPr>
         <w:pStyle w:val="CommentText"/>
@@ -3645,9 +3772,12 @@
 
 <file path=word/commentsExtended.xml><?xml version="1.0" encoding="utf-8"?>
 <w15:commentsEx xmlns:wpc="http://schemas.microsoft.com/office/word/2010/wordprocessingCanvas" xmlns:cx="http://schemas.microsoft.com/office/drawing/2014/chartex" xmlns:cx1="http://schemas.microsoft.com/office/drawing/2015/9/8/chartex" xmlns:cx2="http://schemas.microsoft.com/office/drawing/2015/10/21/chartex" xmlns:cx3="http://schemas.microsoft.com/office/drawing/2016/5/9/chartex" xmlns:cx4="http://schemas.microsoft.com/office/drawing/2016/5/10/chartex" xmlns:cx5="http://schemas.microsoft.com/office/drawing/2016/5/11/chartex" xmlns:cx6="http://schemas.microsoft.com/office/drawing/2016/5/12/chartex" xmlns:cx7="http://schemas.microsoft.com/office/drawing/2016/5/13/chartex" xmlns:cx8="http://schemas.microsoft.com/office/drawing/2016/5/14/chartex" xmlns:mc="http://schemas.openxmlformats.org/markup-compatibility/2006" xmlns:aink="http://schemas.microsoft.com/office/drawing/2016/ink" xmlns:am3d="http://schemas.microsoft.com/office/drawing/2017/model3d" xmlns:o="urn:schemas-microsoft-com:office:office" xmlns:oel="http://schemas.microsoft.com/office/2019/extlst" xmlns:r="http://schemas.openxmlformats.org/officeDocument/2006/relationships" xmlns:m="http://schemas.openxmlformats.org/officeDocument/2006/math" xmlns:v="urn:schemas-microsoft-com:vml" xmlns:wp14="http://schemas.microsoft.com/office/word/2010/wordprocessingDrawing" xmlns:wp="http://schemas.openxmlformats.org/drawingml/2006/wordprocessingDrawing" xmlns:w10="urn:schemas-microsoft-com:office:word" xmlns:w="http://schemas.openxmlformats.org/wordprocessingml/2006/main" xmlns:w14="http://schemas.microsoft.com/office/word/2010/wordml" xmlns:w15="http://schemas.microsoft.com/office/word/2012/wordml" xmlns:w16cex="http://schemas.microsoft.com/office/word/2018/wordml/cex" xmlns:w16cid="http://schemas.microsoft.com/office/word/2016/wordml/cid" xmlns:w16="http://schemas.microsoft.com/office/word/2018/wordml" xmlns:w16du="http://schemas.microsoft.com/office/word/2023/wordml/word16du" xmlns:w16sdtdh="http://schemas.microsoft.com/office/word/2020/wordml/sdtdatahash" xmlns:w16se="http://schemas.microsoft.com/office/word/2015/wordml/symex" xmlns:wpg="http://schemas.microsoft.com/office/word/2010/wordprocessingGroup" xmlns:wpi="http://schemas.microsoft.com/office/word/2010/wordprocessingInk" xmlns:wne="http://schemas.microsoft.com/office/word/2006/wordml" xmlns:wps="http://schemas.microsoft.com/office/word/2010/wordprocessingShape" mc:Ignorable="w14 w15 w16se w16cid w16 w16cex w16sdtdh w16du wp14">
+  <w15:commentEx w15:paraId="5DE0D8CE" w15:done="0"/>
+  <w15:commentEx w15:paraId="7AF8D018" w15:paraIdParent="5DE0D8CE" w15:done="0"/>
   <w15:commentEx w15:paraId="492B34B2" w15:done="0"/>
   <w15:commentEx w15:paraId="6F322517" w15:done="0"/>
   <w15:commentEx w15:paraId="176D0065" w15:paraIdParent="6F322517" w15:done="0"/>
+  <w15:commentEx w15:paraId="4DC50076" w15:done="0"/>
   <w15:commentEx w15:paraId="2A929C5A" w15:done="0"/>
   <w15:commentEx w15:paraId="6D2F08B0" w15:done="1"/>
 </w15:commentsEx>
@@ -3655,9 +3785,12 @@
 
 <file path=word/commentsExtensible.xml><?xml version="1.0" encoding="utf-8"?>
 <w16cex:commentsExtensible xmlns:wpc="http://schemas.microsoft.com/office/word/2010/wordprocessingCanvas" xmlns:cx="http://schemas.microsoft.com/office/drawing/2014/chartex" xmlns:cx1="http://schemas.microsoft.com/office/drawing/2015/9/8/chartex" xmlns:cx2="http://schemas.microsoft.com/office/drawing/2015/10/21/chartex" xmlns:cx3="http://schemas.microsoft.com/office/drawing/2016/5/9/chartex" xmlns:cx4="http://schemas.microsoft.com/office/drawing/2016/5/10/chartex" xmlns:cx5="http://schemas.microsoft.com/office/drawing/2016/5/11/chartex" xmlns:cx6="http://schemas.microsoft.com/office/drawing/2016/5/12/chartex" xmlns:cx7="http://schemas.microsoft.com/office/drawing/2016/5/13/chartex" xmlns:cx8="http://schemas.microsoft.com/office/drawing/2016/5/14/chartex" xmlns:cr="http://schemas.microsoft.com/office/comments/2020/reactions" xmlns:mc="http://schemas.openxmlformats.org/markup-compatibility/2006" xmlns:aink="http://schemas.microsoft.com/office/drawing/2016/ink" xmlns:am3d="http://schemas.microsoft.com/office/drawing/2017/model3d" xmlns:o="urn:schemas-microsoft-com:office:office" xmlns:oel="http://schemas.microsoft.com/office/2019/extlst" xmlns:r="http://schemas.openxmlformats.org/officeDocument/2006/relationships" xmlns:m="http://schemas.openxmlformats.org/officeDocument/2006/math" xmlns:v="urn:schemas-microsoft-com:vml" xmlns:wp14="http://schemas.microsoft.com/office/word/2010/wordprocessingDrawing" xmlns:wp="http://schemas.openxmlformats.org/drawingml/2006/wordprocessingDrawing" xmlns:w10="urn:schemas-microsoft-com:office:word" xmlns:w="http://schemas.openxmlformats.org/wordprocessingml/2006/main" xmlns:w14="http://schemas.microsoft.com/office/word/2010/wordml" xmlns:w15="http://schemas.microsoft.com/office/word/2012/wordml" xmlns:w16cex="http://schemas.microsoft.com/office/word/2018/wordml/cex" xmlns:w16cid="http://schemas.microsoft.com/office/word/2016/wordml/cid" xmlns:w16="http://schemas.microsoft.com/office/word/2018/wordml" xmlns:w16du="http://schemas.microsoft.com/office/word/2023/wordml/word16du" xmlns:w16sdtdh="http://schemas.microsoft.com/office/word/2020/wordml/sdtdatahash" xmlns:w16se="http://schemas.microsoft.com/office/word/2015/wordml/symex" xmlns:wpg="http://schemas.microsoft.com/office/word/2010/wordprocessingGroup" xmlns:wpi="http://schemas.microsoft.com/office/word/2010/wordprocessingInk" xmlns:wne="http://schemas.microsoft.com/office/word/2006/wordml" xmlns:wps="http://schemas.microsoft.com/office/word/2010/wordprocessingShape" mc:Ignorable="w14 w15 w16se w16cid w16 w16cex w16sdtdh cr w16du wp14">
+  <w16cex:commentExtensible w16cex:durableId="2359F89B" w16cex:dateUtc="2025-05-09T18:25:00Z"/>
+  <w16cex:commentExtensible w16cex:durableId="11B78463" w16cex:dateUtc="2025-05-09T18:26:00Z"/>
   <w16cex:commentExtensible w16cex:durableId="3BC2F3FC" w16cex:dateUtc="2025-05-09T17:18:00Z"/>
   <w16cex:commentExtensible w16cex:durableId="5FDB0EAD" w16cex:dateUtc="2025-05-08T22:41:00Z"/>
   <w16cex:commentExtensible w16cex:durableId="461AD974" w16cex:dateUtc="2025-05-09T16:06:00Z"/>
+  <w16cex:commentExtensible w16cex:durableId="0A32BC00" w16cex:dateUtc="2025-05-09T17:26:00Z"/>
   <w16cex:commentExtensible w16cex:durableId="019ED708" w16cex:dateUtc="2025-05-08T22:51:00Z"/>
   <w16cex:commentExtensible w16cex:durableId="45BDE0BE" w16cex:dateUtc="2025-05-03T15:40:00Z">
     <w16cex:extLst>
@@ -3677,9 +3810,12 @@
 
 <file path=word/commentsIds.xml><?xml version="1.0" encoding="utf-8"?>
 <w16cid:commentsIds xmlns:wpc="http://schemas.microsoft.com/office/word/2010/wordprocessingCanvas" xmlns:cx="http://schemas.microsoft.com/office/drawing/2014/chartex" xmlns:cx1="http://schemas.microsoft.com/office/drawing/2015/9/8/chartex" xmlns:cx2="http://schemas.microsoft.com/office/drawing/2015/10/21/chartex" xmlns:cx3="http://schemas.microsoft.com/office/drawing/2016/5/9/chartex" xmlns:cx4="http://schemas.microsoft.com/office/drawing/2016/5/10/chartex" xmlns:cx5="http://schemas.microsoft.com/office/drawing/2016/5/11/chartex" xmlns:cx6="http://schemas.microsoft.com/office/drawing/2016/5/12/chartex" xmlns:cx7="http://schemas.microsoft.com/office/drawing/2016/5/13/chartex" xmlns:cx8="http://schemas.microsoft.com/office/drawing/2016/5/14/chartex" xmlns:mc="http://schemas.openxmlformats.org/markup-compatibility/2006" xmlns:aink="http://schemas.microsoft.com/office/drawing/2016/ink" xmlns:am3d="http://schemas.microsoft.com/office/drawing/2017/model3d" xmlns:o="urn:schemas-microsoft-com:office:office" xmlns:oel="http://schemas.microsoft.com/office/2019/extlst" xmlns:r="http://schemas.openxmlformats.org/officeDocument/2006/relationships" xmlns:m="http://schemas.openxmlformats.org/officeDocument/2006/math" xmlns:v="urn:schemas-microsoft-com:vml" xmlns:wp14="http://schemas.microsoft.com/office/word/2010/wordprocessingDrawing" xmlns:wp="http://schemas.openxmlformats.org/drawingml/2006/wordprocessingDrawing" xmlns:w10="urn:schemas-microsoft-com:office:word" xmlns:w="http://schemas.openxmlformats.org/wordprocessingml/2006/main" xmlns:w14="http://schemas.microsoft.com/office/word/2010/wordml" xmlns:w15="http://schemas.microsoft.com/office/word/2012/wordml" xmlns:w16cex="http://schemas.microsoft.com/office/word/2018/wordml/cex" xmlns:w16cid="http://schemas.microsoft.com/office/word/2016/wordml/cid" xmlns:w16="http://schemas.microsoft.com/office/word/2018/wordml" xmlns:w16du="http://schemas.microsoft.com/office/word/2023/wordml/word16du" xmlns:w16sdtdh="http://schemas.microsoft.com/office/word/2020/wordml/sdtdatahash" xmlns:w16se="http://schemas.microsoft.com/office/word/2015/wordml/symex" xmlns:wpg="http://schemas.microsoft.com/office/word/2010/wordprocessingGroup" xmlns:wpi="http://schemas.microsoft.com/office/word/2010/wordprocessingInk" xmlns:wne="http://schemas.microsoft.com/office/word/2006/wordml" xmlns:wps="http://schemas.microsoft.com/office/word/2010/wordprocessingShape" mc:Ignorable="w14 w15 w16se w16cid w16 w16cex w16sdtdh w16du wp14">
+  <w16cid:commentId w16cid:paraId="5DE0D8CE" w16cid:durableId="2359F89B"/>
+  <w16cid:commentId w16cid:paraId="7AF8D018" w16cid:durableId="11B78463"/>
   <w16cid:commentId w16cid:paraId="492B34B2" w16cid:durableId="3BC2F3FC"/>
   <w16cid:commentId w16cid:paraId="6F322517" w16cid:durableId="5FDB0EAD"/>
   <w16cid:commentId w16cid:paraId="176D0065" w16cid:durableId="461AD974"/>
+  <w16cid:commentId w16cid:paraId="4DC50076" w16cid:durableId="0A32BC00"/>
   <w16cid:commentId w16cid:paraId="2A929C5A" w16cid:durableId="019ED708"/>
   <w16cid:commentId w16cid:paraId="6D2F08B0" w16cid:durableId="45BDE0BE"/>
 </w16cid:commentsIds>
@@ -3726,7 +3862,7 @@
     <w:pPr>
       <w:pStyle w:val="Footer"/>
     </w:pPr>
-    <w:bookmarkStart w:id="32" w:name="TITUS1FooterPrimary"/>
+    <w:bookmarkStart w:id="35" w:name="TITUS1FooterPrimary"/>
     <w:r>
       <w:rPr>
         <w:color w:val="000000"/>
@@ -3734,7 +3870,7 @@
       </w:rPr>
       <w:t>  </w:t>
     </w:r>
-    <w:bookmarkEnd w:id="32"/>
+    <w:bookmarkEnd w:id="35"/>
   </w:p>
 </w:ftr>
 </file>

--- a/output/papers/Round 2/Response-to-reviewers.docx
+++ b/output/papers/Round 2/Response-to-reviewers.docx
@@ -799,7 +799,16 @@
           <w:sz w:val="24"/>
           <w:szCs w:val="24"/>
         </w:rPr>
-        <w:t xml:space="preserve"> now transparently acknowledges the concern raised by Reviewer 1. In that context, we now also </w:t>
+        <w:t xml:space="preserve"> n</w:t>
+      </w:r>
+      <w:commentRangeStart w:id="0"/>
+      <w:r>
+        <w:rPr>
+          <w:rFonts w:ascii="Times New Roman" w:hAnsi="Times New Roman" w:cs="Times New Roman"/>
+          <w:sz w:val="24"/>
+          <w:szCs w:val="24"/>
+        </w:rPr>
+        <w:t xml:space="preserve">ow transparently acknowledges the concern raised by Reviewer 1. In that context, we now also </w:t>
       </w:r>
       <w:r>
         <w:rPr>
@@ -841,6 +850,13 @@
         </w:rPr>
         <w:t>and how it speaks to—but does not fully remove—that concern. This revision, we hope, helps readers to maintain an adequate level of uncertainty about our interpretation of our results.</w:t>
       </w:r>
+      <w:commentRangeEnd w:id="0"/>
+      <w:r>
+        <w:rPr>
+          <w:rStyle w:val="CommentReference"/>
+        </w:rPr>
+        <w:commentReference w:id="0"/>
+      </w:r>
     </w:p>
     <w:p>
       <w:pPr>
@@ -869,6 +885,26 @@
         </w:rPr>
         <w:t>Below we provide a point-by-point response to the reviewers’ comments; original comments are bounded by boxes with our response immediately below each box.</w:t>
       </w:r>
+      <w:ins w:id="1" w:author="Cummings, Shawn" w:date="2025-05-10T14:57:00Z" w16du:dateUtc="2025-05-10T18:57:00Z">
+        <w:r>
+          <w:rPr>
+            <w:rFonts w:ascii="Times New Roman" w:hAnsi="Times New Roman" w:cs="Times New Roman"/>
+            <w:sz w:val="24"/>
+            <w:szCs w:val="24"/>
+          </w:rPr>
+          <w:t xml:space="preserve"> We have also fix</w:t>
+        </w:r>
+      </w:ins>
+      <w:ins w:id="2" w:author="Cummings, Shawn" w:date="2025-05-10T14:58:00Z" w16du:dateUtc="2025-05-10T18:58:00Z">
+        <w:r>
+          <w:rPr>
+            <w:rFonts w:ascii="Times New Roman" w:hAnsi="Times New Roman" w:cs="Times New Roman"/>
+            <w:sz w:val="24"/>
+            <w:szCs w:val="24"/>
+          </w:rPr>
+          <w:t xml:space="preserve">ed the typos pointed out by all reviewers; we thank them for their attention and have given the manuscript another careful read ourselves to eliminate further mistakes. </w:t>
+        </w:r>
+      </w:ins>
     </w:p>
     <w:p>
       <w:pPr>
@@ -1407,7 +1443,7 @@
         </w:rPr>
         <w:t>) argued that this alternative account faces both theoretical and empirical issue</w:t>
       </w:r>
-      <w:ins w:id="0" w:author="Cummings, Shawn" w:date="2025-05-09T12:07:00Z" w16du:dateUtc="2025-05-09T16:07:00Z">
+      <w:ins w:id="3" w:author="Cummings, Shawn" w:date="2025-05-09T12:07:00Z" w16du:dateUtc="2025-05-09T16:07:00Z">
         <w:r>
           <w:rPr>
             <w:rFonts w:ascii="Times New Roman" w:hAnsi="Times New Roman" w:cs="Times New Roman"/>
@@ -1762,31 +1798,7 @@
           <w:sz w:val="24"/>
           <w:szCs w:val="24"/>
         </w:rPr>
-        <w:t xml:space="preserve">I </w:t>
-      </w:r>
-      <w:commentRangeStart w:id="1"/>
-      <w:commentRangeStart w:id="2"/>
-      <w:r>
-        <w:rPr>
-          <w:rFonts w:ascii="Times New Roman" w:hAnsi="Times New Roman" w:cs="Times New Roman"/>
-          <w:sz w:val="24"/>
-          <w:szCs w:val="24"/>
-        </w:rPr>
-        <w:t>really liked the idea of testing whether the visibility of the pen-in-the-mouth manipulation modulates the effect; however, it is also possible that the black square was simply distracting and it was this distraction (rather than the occlusion of the articulatory information) what caused the effect going away. I am not sure whether this can be fully addressed without an additional experiment, but the authors can at least acknowledge this possibility.</w:t>
-      </w:r>
-      <w:commentRangeEnd w:id="1"/>
-      <w:r>
-        <w:rPr>
-          <w:rStyle w:val="CommentReference"/>
-        </w:rPr>
-        <w:commentReference w:id="1"/>
-      </w:r>
-      <w:commentRangeEnd w:id="2"/>
-      <w:r>
-        <w:rPr>
-          <w:rStyle w:val="CommentReference"/>
-        </w:rPr>
-        <w:commentReference w:id="2"/>
+        <w:t>I really liked the idea of testing whether the visibility of the pen-in-the-mouth manipulation modulates the effect; however, it is also possible that the black square was simply distracting and it was this distraction (rather than the occlusion of the articulatory information) what caused the effect going away. I am not sure whether this can be fully addressed without an additional experiment, but the authors can at least acknowledge this possibility.</w:t>
       </w:r>
     </w:p>
     <w:p>
@@ -1904,7 +1916,7 @@
         </w:rPr>
         <w:t>We have added the requested details</w:t>
       </w:r>
-      <w:ins w:id="3" w:author="Cummings, Shawn" w:date="2025-05-09T12:51:00Z" w16du:dateUtc="2025-05-09T16:51:00Z">
+      <w:ins w:id="4" w:author="Cummings, Shawn" w:date="2025-05-09T12:51:00Z" w16du:dateUtc="2025-05-09T16:51:00Z">
         <w:r>
           <w:rPr>
             <w:rFonts w:ascii="Times New Roman" w:hAnsi="Times New Roman" w:cs="Times New Roman"/>
@@ -1964,7 +1976,7 @@
           <w:szCs w:val="24"/>
         </w:rPr>
       </w:pPr>
-      <w:commentRangeStart w:id="4"/>
+      <w:commentRangeStart w:id="5"/>
       <w:r>
         <w:rPr>
           <w:rFonts w:ascii="Times New Roman" w:hAnsi="Times New Roman" w:cs="Times New Roman"/>
@@ -2001,12 +2013,12 @@
         </w:rPr>
         <w:t>We have done so.</w:t>
       </w:r>
-      <w:commentRangeEnd w:id="4"/>
+      <w:commentRangeEnd w:id="5"/>
       <w:r>
         <w:rPr>
           <w:rStyle w:val="CommentReference"/>
         </w:rPr>
-        <w:commentReference w:id="4"/>
+        <w:commentReference w:id="5"/>
       </w:r>
     </w:p>
     <w:p>
@@ -2376,13 +2388,13 @@
       <w:pPr>
         <w:spacing w:after="0" w:line="240" w:lineRule="auto"/>
         <w:rPr>
-          <w:ins w:id="5" w:author="Cummings, Shawn" w:date="2025-05-09T12:48:00Z" w16du:dateUtc="2025-05-09T16:48:00Z"/>
-          <w:rFonts w:ascii="Times New Roman" w:hAnsi="Times New Roman" w:cs="Times New Roman"/>
-          <w:sz w:val="24"/>
-          <w:szCs w:val="24"/>
-        </w:rPr>
-      </w:pPr>
-      <w:ins w:id="6" w:author="Cummings, Shawn" w:date="2025-05-09T12:46:00Z" w16du:dateUtc="2025-05-09T16:46:00Z">
+          <w:ins w:id="6" w:author="Cummings, Shawn" w:date="2025-05-09T12:48:00Z" w16du:dateUtc="2025-05-09T16:48:00Z"/>
+          <w:rFonts w:ascii="Times New Roman" w:hAnsi="Times New Roman" w:cs="Times New Roman"/>
+          <w:sz w:val="24"/>
+          <w:szCs w:val="24"/>
+        </w:rPr>
+      </w:pPr>
+      <w:ins w:id="7" w:author="Cummings, Shawn" w:date="2025-05-09T12:46:00Z" w16du:dateUtc="2025-05-09T16:46:00Z">
         <w:r>
           <w:rPr>
             <w:rFonts w:ascii="Times New Roman" w:hAnsi="Times New Roman" w:cs="Times New Roman"/>
@@ -2392,7 +2404,7 @@
           <w:t xml:space="preserve">By “in kind”, we meant a </w:t>
         </w:r>
       </w:ins>
-      <w:ins w:id="7" w:author="Cummings, Shawn" w:date="2025-05-09T12:47:00Z" w16du:dateUtc="2025-05-09T16:47:00Z">
+      <w:ins w:id="8" w:author="Cummings, Shawn" w:date="2025-05-09T12:47:00Z" w16du:dateUtc="2025-05-09T16:47:00Z">
         <w:r>
           <w:rPr>
             <w:rFonts w:ascii="Times New Roman" w:hAnsi="Times New Roman" w:cs="Times New Roman"/>
@@ -2402,7 +2414,7 @@
           <w:t xml:space="preserve">different </w:t>
         </w:r>
       </w:ins>
-      <w:ins w:id="8" w:author="Cummings, Shawn" w:date="2025-05-09T12:46:00Z" w16du:dateUtc="2025-05-09T16:46:00Z">
+      <w:ins w:id="9" w:author="Cummings, Shawn" w:date="2025-05-09T12:46:00Z" w16du:dateUtc="2025-05-09T16:46:00Z">
         <w:r>
           <w:rPr>
             <w:rFonts w:ascii="Times New Roman" w:hAnsi="Times New Roman" w:cs="Times New Roman"/>
@@ -2412,7 +2424,7 @@
           <w:t>video</w:t>
         </w:r>
       </w:ins>
-      <w:ins w:id="9" w:author="Cummings, Shawn" w:date="2025-05-09T12:47:00Z" w16du:dateUtc="2025-05-09T16:47:00Z">
+      <w:ins w:id="10" w:author="Cummings, Shawn" w:date="2025-05-09T12:47:00Z" w16du:dateUtc="2025-05-09T16:47:00Z">
         <w:r>
           <w:rPr>
             <w:rFonts w:ascii="Times New Roman" w:hAnsi="Times New Roman" w:cs="Times New Roman"/>
@@ -2422,7 +2434,7 @@
           <w:t xml:space="preserve"> which fulfilled all the same criteria as the original (in this case, similar phonetic context and original fricative). We have clarified these criteria in the revised </w:t>
         </w:r>
       </w:ins>
-      <w:ins w:id="10" w:author="Cummings, Shawn" w:date="2025-05-09T12:48:00Z" w16du:dateUtc="2025-05-09T16:48:00Z">
+      <w:ins w:id="11" w:author="Cummings, Shawn" w:date="2025-05-09T12:48:00Z" w16du:dateUtc="2025-05-09T16:48:00Z">
         <w:r>
           <w:rPr>
             <w:rFonts w:ascii="Times New Roman" w:hAnsi="Times New Roman" w:cs="Times New Roman"/>
@@ -2432,7 +2444,7 @@
           <w:t xml:space="preserve">manuscript. </w:t>
         </w:r>
       </w:ins>
-      <w:ins w:id="11" w:author="Cummings, Shawn" w:date="2025-05-09T12:46:00Z" w16du:dateUtc="2025-05-09T16:46:00Z">
+      <w:ins w:id="12" w:author="Cummings, Shawn" w:date="2025-05-09T12:46:00Z" w16du:dateUtc="2025-05-09T16:46:00Z">
         <w:r>
           <w:rPr>
             <w:rFonts w:ascii="Times New Roman" w:hAnsi="Times New Roman" w:cs="Times New Roman"/>
@@ -2457,13 +2469,13 @@
       <w:pPr>
         <w:spacing w:after="0" w:line="240" w:lineRule="auto"/>
         <w:rPr>
-          <w:del w:id="12" w:author="Cummings, Shawn" w:date="2025-05-09T12:48:00Z" w16du:dateUtc="2025-05-09T16:48:00Z"/>
-          <w:rFonts w:ascii="Times New Roman" w:hAnsi="Times New Roman" w:cs="Times New Roman"/>
-          <w:sz w:val="24"/>
-          <w:szCs w:val="24"/>
-        </w:rPr>
-      </w:pPr>
-      <w:del w:id="13" w:author="Cummings, Shawn" w:date="2025-05-09T12:48:00Z" w16du:dateUtc="2025-05-09T16:48:00Z">
+          <w:del w:id="13" w:author="Cummings, Shawn" w:date="2025-05-09T12:48:00Z" w16du:dateUtc="2025-05-09T16:48:00Z"/>
+          <w:rFonts w:ascii="Times New Roman" w:hAnsi="Times New Roman" w:cs="Times New Roman"/>
+          <w:sz w:val="24"/>
+          <w:szCs w:val="24"/>
+        </w:rPr>
+      </w:pPr>
+      <w:del w:id="14" w:author="Cummings, Shawn" w:date="2025-05-09T12:48:00Z" w16du:dateUtc="2025-05-09T16:48:00Z">
         <w:r>
           <w:rPr>
             <w:rFonts w:ascii="Times New Roman" w:hAnsi="Times New Roman" w:cs="Times New Roman"/>
@@ -2515,7 +2527,7 @@
           <w:szCs w:val="24"/>
         </w:rPr>
       </w:pPr>
-      <w:ins w:id="14" w:author="Cummings, Shawn" w:date="2025-05-09T12:48:00Z" w16du:dateUtc="2025-05-09T16:48:00Z">
+      <w:ins w:id="15" w:author="Cummings, Shawn" w:date="2025-05-09T12:48:00Z" w16du:dateUtc="2025-05-09T16:48:00Z">
         <w:r>
           <w:rPr>
             <w:rFonts w:ascii="Times New Roman" w:hAnsi="Times New Roman" w:cs="Times New Roman"/>
@@ -2525,7 +2537,7 @@
           <w:t xml:space="preserve">The methods now clarify that </w:t>
         </w:r>
       </w:ins>
-      <w:del w:id="15" w:author="Cummings, Shawn" w:date="2025-05-09T12:46:00Z" w16du:dateUtc="2025-05-09T16:46:00Z">
+      <w:del w:id="16" w:author="Cummings, Shawn" w:date="2025-05-09T12:46:00Z" w16du:dateUtc="2025-05-09T16:46:00Z">
         <w:r>
           <w:rPr>
             <w:rFonts w:ascii="Times New Roman" w:hAnsi="Times New Roman" w:cs="Times New Roman"/>
@@ -2535,7 +2547,7 @@
           <w:delText>We have added ____.</w:delText>
         </w:r>
       </w:del>
-      <w:ins w:id="16" w:author="Cummings, Shawn" w:date="2025-05-09T12:48:00Z" w16du:dateUtc="2025-05-09T16:48:00Z">
+      <w:ins w:id="17" w:author="Cummings, Shawn" w:date="2025-05-09T12:48:00Z" w16du:dateUtc="2025-05-09T16:48:00Z">
         <w:r>
           <w:rPr>
             <w:rFonts w:ascii="Times New Roman" w:hAnsi="Times New Roman" w:cs="Times New Roman"/>
@@ -2545,7 +2557,7 @@
           <w:t>p</w:t>
         </w:r>
       </w:ins>
-      <w:ins w:id="17" w:author="Cummings, Shawn" w:date="2025-05-09T12:46:00Z" w16du:dateUtc="2025-05-09T16:46:00Z">
+      <w:ins w:id="18" w:author="Cummings, Shawn" w:date="2025-05-09T12:46:00Z" w16du:dateUtc="2025-05-09T16:46:00Z">
         <w:r>
           <w:rPr>
             <w:rFonts w:ascii="Times New Roman" w:hAnsi="Times New Roman" w:cs="Times New Roman"/>
@@ -2555,7 +2567,7 @@
           <w:t xml:space="preserve">articipants were excluded if their mean log </w:t>
         </w:r>
       </w:ins>
-      <w:ins w:id="18" w:author="Cummings, Shawn" w:date="2025-05-09T12:48:00Z" w16du:dateUtc="2025-05-09T16:48:00Z">
+      <w:ins w:id="19" w:author="Cummings, Shawn" w:date="2025-05-09T12:48:00Z" w16du:dateUtc="2025-05-09T16:48:00Z">
         <w:r>
           <w:rPr>
             <w:rFonts w:ascii="Times New Roman" w:hAnsi="Times New Roman" w:cs="Times New Roman"/>
@@ -2565,7 +2577,7 @@
           <w:t>reaction time</w:t>
         </w:r>
       </w:ins>
-      <w:ins w:id="19" w:author="Cummings, Shawn" w:date="2025-05-09T12:46:00Z" w16du:dateUtc="2025-05-09T16:46:00Z">
+      <w:ins w:id="20" w:author="Cummings, Shawn" w:date="2025-05-09T12:46:00Z" w16du:dateUtc="2025-05-09T16:46:00Z">
         <w:r>
           <w:rPr>
             <w:rFonts w:ascii="Times New Roman" w:hAnsi="Times New Roman" w:cs="Times New Roman"/>
@@ -2575,7 +2587,7 @@
           <w:t xml:space="preserve"> was 3 </w:t>
         </w:r>
       </w:ins>
-      <w:ins w:id="20" w:author="Cummings, Shawn" w:date="2025-05-09T12:48:00Z" w16du:dateUtc="2025-05-09T16:48:00Z">
+      <w:ins w:id="21" w:author="Cummings, Shawn" w:date="2025-05-09T12:48:00Z" w16du:dateUtc="2025-05-09T16:48:00Z">
         <w:r>
           <w:rPr>
             <w:rFonts w:ascii="Times New Roman" w:hAnsi="Times New Roman" w:cs="Times New Roman"/>
@@ -2585,7 +2597,7 @@
           <w:t>standard deviations</w:t>
         </w:r>
       </w:ins>
-      <w:ins w:id="21" w:author="Cummings, Shawn" w:date="2025-05-09T12:46:00Z" w16du:dateUtc="2025-05-09T16:46:00Z">
+      <w:ins w:id="22" w:author="Cummings, Shawn" w:date="2025-05-09T12:46:00Z" w16du:dateUtc="2025-05-09T16:46:00Z">
         <w:r>
           <w:rPr>
             <w:rFonts w:ascii="Times New Roman" w:hAnsi="Times New Roman" w:cs="Times New Roman"/>
@@ -2595,7 +2607,7 @@
           <w:t xml:space="preserve"> above or below the mean</w:t>
         </w:r>
       </w:ins>
-      <w:ins w:id="22" w:author="Cummings, Shawn" w:date="2025-05-09T12:48:00Z" w16du:dateUtc="2025-05-09T16:48:00Z">
+      <w:ins w:id="23" w:author="Cummings, Shawn" w:date="2025-05-09T12:48:00Z" w16du:dateUtc="2025-05-09T16:48:00Z">
         <w:r>
           <w:rPr>
             <w:rFonts w:ascii="Times New Roman" w:hAnsi="Times New Roman" w:cs="Times New Roman"/>
@@ -2754,7 +2766,31 @@
           <w:sz w:val="24"/>
           <w:szCs w:val="24"/>
         </w:rPr>
-        <w:t xml:space="preserve"> made that mistake, and no participant had to be excluded based on that criterion. However, since pressing the SPACE bar auto-advanced to the next trial, trials with SPACE bar responses are lacking categorization responses, and thus had to be excluded (1.6% of all trials). </w:t>
+        <w:t xml:space="preserve"> made that mistake, and no participant had to be excluded based on that criterion. However, since pressing the SPACE bar auto-advanced to the next trial, trials with SPACE bar responses are lacking categorization responses, and thus had to be excluded (</w:t>
+      </w:r>
+      <w:commentRangeStart w:id="24"/>
+      <w:r>
+        <w:rPr>
+          <w:rFonts w:ascii="Times New Roman" w:hAnsi="Times New Roman" w:cs="Times New Roman"/>
+          <w:sz w:val="24"/>
+          <w:szCs w:val="24"/>
+        </w:rPr>
+        <w:t xml:space="preserve">1.6% </w:t>
+      </w:r>
+      <w:commentRangeEnd w:id="24"/>
+      <w:r>
+        <w:rPr>
+          <w:rStyle w:val="CommentReference"/>
+        </w:rPr>
+        <w:commentReference w:id="24"/>
+      </w:r>
+      <w:r>
+        <w:rPr>
+          <w:rFonts w:ascii="Times New Roman" w:hAnsi="Times New Roman" w:cs="Times New Roman"/>
+          <w:sz w:val="24"/>
+          <w:szCs w:val="24"/>
+        </w:rPr>
+        <w:t xml:space="preserve">of all trials). </w:t>
       </w:r>
     </w:p>
     <w:p>
@@ -2800,8 +2836,8 @@
           <w:szCs w:val="24"/>
         </w:rPr>
       </w:pPr>
-      <w:commentRangeStart w:id="23"/>
-      <w:commentRangeStart w:id="24"/>
+      <w:commentRangeStart w:id="25"/>
+      <w:commentRangeStart w:id="26"/>
       <w:r>
         <w:rPr>
           <w:rFonts w:ascii="Times New Roman" w:hAnsi="Times New Roman" w:cs="Times New Roman"/>
@@ -2810,19 +2846,19 @@
         </w:rPr>
         <w:t>We have added ____.</w:t>
       </w:r>
-      <w:commentRangeEnd w:id="23"/>
+      <w:commentRangeEnd w:id="25"/>
       <w:r>
         <w:rPr>
           <w:rStyle w:val="CommentReference"/>
         </w:rPr>
-        <w:commentReference w:id="23"/>
-      </w:r>
-      <w:commentRangeEnd w:id="24"/>
+        <w:commentReference w:id="25"/>
+      </w:r>
+      <w:commentRangeEnd w:id="26"/>
       <w:r>
         <w:rPr>
           <w:rStyle w:val="CommentReference"/>
         </w:rPr>
-        <w:commentReference w:id="24"/>
+        <w:commentReference w:id="26"/>
       </w:r>
     </w:p>
     <w:p>
@@ -2858,7 +2894,7 @@
         </w:rPr>
         <w:t>-</w:t>
       </w:r>
-      <w:commentRangeStart w:id="25"/>
+      <w:commentRangeStart w:id="27"/>
       <w:r>
         <w:rPr>
           <w:rFonts w:ascii="Times New Roman" w:hAnsi="Times New Roman" w:cs="Times New Roman"/>
@@ -2931,12 +2967,12 @@
         </w:rPr>
         <w:t>We have followed these suggestions (thank you for going the extra step of identifying the parts that are critical for understanding the experiments).</w:t>
       </w:r>
-      <w:commentRangeEnd w:id="25"/>
+      <w:commentRangeEnd w:id="27"/>
       <w:r>
         <w:rPr>
           <w:rStyle w:val="CommentReference"/>
         </w:rPr>
-        <w:commentReference w:id="25"/>
+        <w:commentReference w:id="27"/>
       </w:r>
     </w:p>
     <w:p>
@@ -3344,7 +3380,7 @@
           <w:szCs w:val="24"/>
         </w:rPr>
       </w:pPr>
-      <w:commentRangeStart w:id="26"/>
+      <w:commentRangeStart w:id="28"/>
       <w:r>
         <w:rPr>
           <w:rFonts w:ascii="Times New Roman" w:hAnsi="Times New Roman" w:cs="Times New Roman"/>
@@ -3353,134 +3389,134 @@
         </w:rPr>
         <w:t>We have added ____.</w:t>
       </w:r>
-      <w:commentRangeEnd w:id="26"/>
+      <w:commentRangeEnd w:id="28"/>
       <w:r>
         <w:rPr>
           <w:rStyle w:val="CommentReference"/>
         </w:rPr>
-        <w:commentReference w:id="26"/>
-      </w:r>
-    </w:p>
-    <w:p>
-      <w:pPr>
-        <w:spacing w:after="0" w:line="240" w:lineRule="auto"/>
-        <w:rPr>
-          <w:rFonts w:ascii="Times New Roman" w:hAnsi="Times New Roman" w:cs="Times New Roman"/>
-          <w:sz w:val="24"/>
-          <w:szCs w:val="24"/>
-        </w:rPr>
-      </w:pPr>
-    </w:p>
-    <w:p>
-      <w:pPr>
-        <w:spacing w:after="0" w:line="240" w:lineRule="auto"/>
-        <w:rPr>
-          <w:rFonts w:ascii="Times New Roman" w:hAnsi="Times New Roman" w:cs="Times New Roman"/>
-          <w:sz w:val="24"/>
-          <w:szCs w:val="24"/>
-        </w:rPr>
-      </w:pPr>
-    </w:p>
-    <w:p>
-      <w:pPr>
-        <w:spacing w:after="0" w:line="240" w:lineRule="auto"/>
-        <w:rPr>
-          <w:rFonts w:ascii="Times New Roman" w:hAnsi="Times New Roman" w:cs="Times New Roman"/>
-          <w:sz w:val="24"/>
-          <w:szCs w:val="24"/>
-        </w:rPr>
-      </w:pPr>
-    </w:p>
-    <w:p>
-      <w:pPr>
-        <w:spacing w:after="0" w:line="240" w:lineRule="auto"/>
-        <w:rPr>
-          <w:rFonts w:ascii="Times New Roman" w:hAnsi="Times New Roman" w:cs="Times New Roman"/>
-          <w:sz w:val="24"/>
-          <w:szCs w:val="24"/>
-        </w:rPr>
-      </w:pPr>
-    </w:p>
-    <w:p>
-      <w:pPr>
-        <w:spacing w:after="0" w:line="240" w:lineRule="auto"/>
-        <w:rPr>
-          <w:rFonts w:ascii="Times New Roman" w:hAnsi="Times New Roman" w:cs="Times New Roman"/>
-          <w:sz w:val="24"/>
-          <w:szCs w:val="24"/>
-        </w:rPr>
-      </w:pPr>
-    </w:p>
-    <w:p>
-      <w:pPr>
-        <w:spacing w:after="0" w:line="240" w:lineRule="auto"/>
-        <w:rPr>
-          <w:rFonts w:ascii="Times New Roman" w:hAnsi="Times New Roman" w:cs="Times New Roman"/>
-          <w:sz w:val="24"/>
-          <w:szCs w:val="24"/>
-        </w:rPr>
-      </w:pPr>
-    </w:p>
-    <w:p>
-      <w:pPr>
-        <w:spacing w:after="0" w:line="240" w:lineRule="auto"/>
-        <w:rPr>
-          <w:rFonts w:ascii="Times New Roman" w:hAnsi="Times New Roman" w:cs="Times New Roman"/>
-          <w:sz w:val="24"/>
-          <w:szCs w:val="24"/>
-        </w:rPr>
-      </w:pPr>
-    </w:p>
-    <w:p>
-      <w:pPr>
-        <w:spacing w:after="0" w:line="240" w:lineRule="auto"/>
-        <w:rPr>
-          <w:rFonts w:ascii="Times New Roman" w:hAnsi="Times New Roman" w:cs="Times New Roman"/>
-          <w:sz w:val="24"/>
-          <w:szCs w:val="24"/>
-        </w:rPr>
-      </w:pPr>
-    </w:p>
-    <w:p>
-      <w:pPr>
-        <w:spacing w:after="0" w:line="240" w:lineRule="auto"/>
-        <w:rPr>
-          <w:rFonts w:ascii="Times New Roman" w:hAnsi="Times New Roman" w:cs="Times New Roman"/>
-          <w:sz w:val="24"/>
-          <w:szCs w:val="24"/>
-        </w:rPr>
-      </w:pPr>
-    </w:p>
-    <w:p>
-      <w:pPr>
-        <w:spacing w:after="0" w:line="240" w:lineRule="auto"/>
-        <w:rPr>
-          <w:rFonts w:ascii="Times New Roman" w:hAnsi="Times New Roman" w:cs="Times New Roman"/>
-          <w:sz w:val="24"/>
-          <w:szCs w:val="24"/>
-        </w:rPr>
-      </w:pPr>
-    </w:p>
-    <w:p>
-      <w:pPr>
-        <w:spacing w:after="0" w:line="240" w:lineRule="auto"/>
-        <w:rPr>
-          <w:rFonts w:ascii="Times New Roman" w:hAnsi="Times New Roman" w:cs="Times New Roman"/>
-          <w:sz w:val="24"/>
-          <w:szCs w:val="24"/>
-        </w:rPr>
-      </w:pPr>
-    </w:p>
-    <w:p>
-      <w:pPr>
-        <w:rPr>
-          <w:del w:id="27" w:author="Cummings, Shawn" w:date="2025-05-09T12:49:00Z" w16du:dateUtc="2025-05-09T16:49:00Z"/>
-          <w:rFonts w:ascii="Times New Roman" w:hAnsi="Times New Roman" w:cs="Times New Roman"/>
-          <w:sz w:val="24"/>
-          <w:szCs w:val="24"/>
-        </w:rPr>
-      </w:pPr>
-      <w:del w:id="28" w:author="Cummings, Shawn" w:date="2025-05-09T12:49:00Z" w16du:dateUtc="2025-05-09T16:49:00Z">
+        <w:commentReference w:id="28"/>
+      </w:r>
+    </w:p>
+    <w:p>
+      <w:pPr>
+        <w:spacing w:after="0" w:line="240" w:lineRule="auto"/>
+        <w:rPr>
+          <w:rFonts w:ascii="Times New Roman" w:hAnsi="Times New Roman" w:cs="Times New Roman"/>
+          <w:sz w:val="24"/>
+          <w:szCs w:val="24"/>
+        </w:rPr>
+      </w:pPr>
+    </w:p>
+    <w:p>
+      <w:pPr>
+        <w:spacing w:after="0" w:line="240" w:lineRule="auto"/>
+        <w:rPr>
+          <w:rFonts w:ascii="Times New Roman" w:hAnsi="Times New Roman" w:cs="Times New Roman"/>
+          <w:sz w:val="24"/>
+          <w:szCs w:val="24"/>
+        </w:rPr>
+      </w:pPr>
+    </w:p>
+    <w:p>
+      <w:pPr>
+        <w:spacing w:after="0" w:line="240" w:lineRule="auto"/>
+        <w:rPr>
+          <w:rFonts w:ascii="Times New Roman" w:hAnsi="Times New Roman" w:cs="Times New Roman"/>
+          <w:sz w:val="24"/>
+          <w:szCs w:val="24"/>
+        </w:rPr>
+      </w:pPr>
+    </w:p>
+    <w:p>
+      <w:pPr>
+        <w:spacing w:after="0" w:line="240" w:lineRule="auto"/>
+        <w:rPr>
+          <w:rFonts w:ascii="Times New Roman" w:hAnsi="Times New Roman" w:cs="Times New Roman"/>
+          <w:sz w:val="24"/>
+          <w:szCs w:val="24"/>
+        </w:rPr>
+      </w:pPr>
+    </w:p>
+    <w:p>
+      <w:pPr>
+        <w:spacing w:after="0" w:line="240" w:lineRule="auto"/>
+        <w:rPr>
+          <w:rFonts w:ascii="Times New Roman" w:hAnsi="Times New Roman" w:cs="Times New Roman"/>
+          <w:sz w:val="24"/>
+          <w:szCs w:val="24"/>
+        </w:rPr>
+      </w:pPr>
+    </w:p>
+    <w:p>
+      <w:pPr>
+        <w:spacing w:after="0" w:line="240" w:lineRule="auto"/>
+        <w:rPr>
+          <w:rFonts w:ascii="Times New Roman" w:hAnsi="Times New Roman" w:cs="Times New Roman"/>
+          <w:sz w:val="24"/>
+          <w:szCs w:val="24"/>
+        </w:rPr>
+      </w:pPr>
+    </w:p>
+    <w:p>
+      <w:pPr>
+        <w:spacing w:after="0" w:line="240" w:lineRule="auto"/>
+        <w:rPr>
+          <w:rFonts w:ascii="Times New Roman" w:hAnsi="Times New Roman" w:cs="Times New Roman"/>
+          <w:sz w:val="24"/>
+          <w:szCs w:val="24"/>
+        </w:rPr>
+      </w:pPr>
+    </w:p>
+    <w:p>
+      <w:pPr>
+        <w:spacing w:after="0" w:line="240" w:lineRule="auto"/>
+        <w:rPr>
+          <w:rFonts w:ascii="Times New Roman" w:hAnsi="Times New Roman" w:cs="Times New Roman"/>
+          <w:sz w:val="24"/>
+          <w:szCs w:val="24"/>
+        </w:rPr>
+      </w:pPr>
+    </w:p>
+    <w:p>
+      <w:pPr>
+        <w:spacing w:after="0" w:line="240" w:lineRule="auto"/>
+        <w:rPr>
+          <w:rFonts w:ascii="Times New Roman" w:hAnsi="Times New Roman" w:cs="Times New Roman"/>
+          <w:sz w:val="24"/>
+          <w:szCs w:val="24"/>
+        </w:rPr>
+      </w:pPr>
+    </w:p>
+    <w:p>
+      <w:pPr>
+        <w:spacing w:after="0" w:line="240" w:lineRule="auto"/>
+        <w:rPr>
+          <w:rFonts w:ascii="Times New Roman" w:hAnsi="Times New Roman" w:cs="Times New Roman"/>
+          <w:sz w:val="24"/>
+          <w:szCs w:val="24"/>
+        </w:rPr>
+      </w:pPr>
+    </w:p>
+    <w:p>
+      <w:pPr>
+        <w:spacing w:after="0" w:line="240" w:lineRule="auto"/>
+        <w:rPr>
+          <w:rFonts w:ascii="Times New Roman" w:hAnsi="Times New Roman" w:cs="Times New Roman"/>
+          <w:sz w:val="24"/>
+          <w:szCs w:val="24"/>
+        </w:rPr>
+      </w:pPr>
+    </w:p>
+    <w:p>
+      <w:pPr>
+        <w:rPr>
+          <w:del w:id="29" w:author="Cummings, Shawn" w:date="2025-05-09T12:49:00Z" w16du:dateUtc="2025-05-09T16:49:00Z"/>
+          <w:rFonts w:ascii="Times New Roman" w:hAnsi="Times New Roman" w:cs="Times New Roman"/>
+          <w:sz w:val="24"/>
+          <w:szCs w:val="24"/>
+        </w:rPr>
+      </w:pPr>
+      <w:del w:id="30" w:author="Cummings, Shawn" w:date="2025-05-09T12:49:00Z" w16du:dateUtc="2025-05-09T16:49:00Z">
         <w:r>
           <w:rPr>
             <w:rFonts w:ascii="Times New Roman" w:hAnsi="Times New Roman" w:cs="Times New Roman"/>
@@ -3495,14 +3531,14 @@
       <w:pPr>
         <w:spacing w:after="0" w:line="240" w:lineRule="auto"/>
         <w:rPr>
-          <w:del w:id="29" w:author="Cummings, Shawn" w:date="2025-05-09T12:49:00Z" w16du:dateUtc="2025-05-09T16:49:00Z"/>
-          <w:rFonts w:ascii="Times New Roman" w:hAnsi="Times New Roman" w:cs="Times New Roman"/>
-          <w:sz w:val="24"/>
-          <w:szCs w:val="24"/>
-        </w:rPr>
-      </w:pPr>
-      <w:commentRangeStart w:id="30"/>
-      <w:del w:id="31" w:author="Cummings, Shawn" w:date="2025-05-09T12:49:00Z" w16du:dateUtc="2025-05-09T16:49:00Z">
+          <w:del w:id="31" w:author="Cummings, Shawn" w:date="2025-05-09T12:49:00Z" w16du:dateUtc="2025-05-09T16:49:00Z"/>
+          <w:rFonts w:ascii="Times New Roman" w:hAnsi="Times New Roman" w:cs="Times New Roman"/>
+          <w:sz w:val="24"/>
+          <w:szCs w:val="24"/>
+        </w:rPr>
+      </w:pPr>
+      <w:commentRangeStart w:id="32"/>
+      <w:del w:id="33" w:author="Cummings, Shawn" w:date="2025-05-09T12:49:00Z" w16du:dateUtc="2025-05-09T16:49:00Z">
         <w:r>
           <w:rPr>
             <w:rFonts w:ascii="Times New Roman" w:hAnsi="Times New Roman" w:cs="Times New Roman"/>
@@ -3511,12 +3547,12 @@
           </w:rPr>
           <w:delText>TYPOS:</w:delText>
         </w:r>
-        <w:commentRangeEnd w:id="30"/>
+        <w:commentRangeEnd w:id="32"/>
         <w:r>
           <w:rPr>
             <w:rStyle w:val="CommentReference"/>
           </w:rPr>
-          <w:commentReference w:id="30"/>
+          <w:commentReference w:id="32"/>
         </w:r>
       </w:del>
     </w:p>
@@ -3524,7 +3560,7 @@
       <w:pPr>
         <w:spacing w:after="0" w:line="240" w:lineRule="auto"/>
         <w:rPr>
-          <w:del w:id="32" w:author="Cummings, Shawn" w:date="2025-05-09T12:49:00Z" w16du:dateUtc="2025-05-09T16:49:00Z"/>
+          <w:del w:id="34" w:author="Cummings, Shawn" w:date="2025-05-09T12:49:00Z" w16du:dateUtc="2025-05-09T16:49:00Z"/>
           <w:rFonts w:ascii="Times New Roman" w:hAnsi="Times New Roman" w:cs="Times New Roman"/>
           <w:sz w:val="24"/>
           <w:szCs w:val="24"/>
@@ -3541,23 +3577,23 @@
         </w:pBdr>
         <w:spacing w:after="0" w:line="240" w:lineRule="auto"/>
         <w:rPr>
-          <w:del w:id="33" w:author="Cummings, Shawn" w:date="2025-05-09T12:49:00Z" w16du:dateUtc="2025-05-09T16:49:00Z"/>
-          <w:rFonts w:ascii="Times New Roman" w:hAnsi="Times New Roman" w:cs="Times New Roman"/>
-          <w:sz w:val="24"/>
-          <w:szCs w:val="24"/>
-        </w:rPr>
-      </w:pPr>
-    </w:p>
-    <w:p>
-      <w:pPr>
-        <w:spacing w:after="0" w:line="240" w:lineRule="auto"/>
-        <w:rPr>
-          <w:rFonts w:ascii="Times New Roman" w:hAnsi="Times New Roman" w:cs="Times New Roman"/>
-          <w:sz w:val="24"/>
-          <w:szCs w:val="24"/>
-        </w:rPr>
-      </w:pPr>
-      <w:del w:id="34" w:author="Cummings, Shawn" w:date="2025-05-09T12:49:00Z" w16du:dateUtc="2025-05-09T16:49:00Z">
+          <w:del w:id="35" w:author="Cummings, Shawn" w:date="2025-05-09T12:49:00Z" w16du:dateUtc="2025-05-09T16:49:00Z"/>
+          <w:rFonts w:ascii="Times New Roman" w:hAnsi="Times New Roman" w:cs="Times New Roman"/>
+          <w:sz w:val="24"/>
+          <w:szCs w:val="24"/>
+        </w:rPr>
+      </w:pPr>
+    </w:p>
+    <w:p>
+      <w:pPr>
+        <w:spacing w:after="0" w:line="240" w:lineRule="auto"/>
+        <w:rPr>
+          <w:rFonts w:ascii="Times New Roman" w:hAnsi="Times New Roman" w:cs="Times New Roman"/>
+          <w:sz w:val="24"/>
+          <w:szCs w:val="24"/>
+        </w:rPr>
+      </w:pPr>
+      <w:del w:id="36" w:author="Cummings, Shawn" w:date="2025-05-09T12:49:00Z" w16du:dateUtc="2025-05-09T16:49:00Z">
         <w:r>
           <w:rPr>
             <w:rFonts w:ascii="Times New Roman" w:hAnsi="Times New Roman" w:cs="Times New Roman"/>
@@ -3594,7 +3630,7 @@
 
 <file path=word/comments.xml><?xml version="1.0" encoding="utf-8"?>
 <w:comments xmlns:wpc="http://schemas.microsoft.com/office/word/2010/wordprocessingCanvas" xmlns:cx="http://schemas.microsoft.com/office/drawing/2014/chartex" xmlns:cx1="http://schemas.microsoft.com/office/drawing/2015/9/8/chartex" xmlns:cx2="http://schemas.microsoft.com/office/drawing/2015/10/21/chartex" xmlns:cx3="http://schemas.microsoft.com/office/drawing/2016/5/9/chartex" xmlns:cx4="http://schemas.microsoft.com/office/drawing/2016/5/10/chartex" xmlns:cx5="http://schemas.microsoft.com/office/drawing/2016/5/11/chartex" xmlns:cx6="http://schemas.microsoft.com/office/drawing/2016/5/12/chartex" xmlns:cx7="http://schemas.microsoft.com/office/drawing/2016/5/13/chartex" xmlns:cx8="http://schemas.microsoft.com/office/drawing/2016/5/14/chartex" xmlns:mc="http://schemas.openxmlformats.org/markup-compatibility/2006" xmlns:aink="http://schemas.microsoft.com/office/drawing/2016/ink" xmlns:am3d="http://schemas.microsoft.com/office/drawing/2017/model3d" xmlns:o="urn:schemas-microsoft-com:office:office" xmlns:oel="http://schemas.microsoft.com/office/2019/extlst" xmlns:r="http://schemas.openxmlformats.org/officeDocument/2006/relationships" xmlns:m="http://schemas.openxmlformats.org/officeDocument/2006/math" xmlns:v="urn:schemas-microsoft-com:vml" xmlns:wp14="http://schemas.microsoft.com/office/word/2010/wordprocessingDrawing" xmlns:wp="http://schemas.openxmlformats.org/drawingml/2006/wordprocessingDrawing" xmlns:w10="urn:schemas-microsoft-com:office:word" xmlns:w="http://schemas.openxmlformats.org/wordprocessingml/2006/main" xmlns:w14="http://schemas.microsoft.com/office/word/2010/wordml" xmlns:w15="http://schemas.microsoft.com/office/word/2012/wordml" xmlns:w16cex="http://schemas.microsoft.com/office/word/2018/wordml/cex" xmlns:w16cid="http://schemas.microsoft.com/office/word/2016/wordml/cid" xmlns:w16="http://schemas.microsoft.com/office/word/2018/wordml" xmlns:w16du="http://schemas.microsoft.com/office/word/2023/wordml/word16du" xmlns:w16sdtdh="http://schemas.microsoft.com/office/word/2020/wordml/sdtdatahash" xmlns:w16se="http://schemas.microsoft.com/office/word/2015/wordml/symex" xmlns:wpg="http://schemas.microsoft.com/office/word/2010/wordprocessingGroup" xmlns:wpi="http://schemas.microsoft.com/office/word/2010/wordprocessingInk" xmlns:wne="http://schemas.microsoft.com/office/word/2006/wordml" xmlns:wps="http://schemas.microsoft.com/office/word/2010/wordprocessingShape" mc:Ignorable="w14 w15 w16se w16cid w16 w16cex w16sdtdh w16du wp14">
-  <w:comment w:id="1" w:author="Cummings, Shawn" w:date="2025-05-09T14:25:00Z" w:initials="SC">
+  <w:comment w:id="0" w:author="Cummings, Shawn" w:date="2025-05-10T13:53:00Z" w:initials="SC">
     <w:p>
       <w:r>
         <w:rPr>
@@ -3607,81 +3643,45 @@
           <w:sz w:val="20"/>
           <w:szCs w:val="20"/>
         </w:rPr>
-        <w:t>In disc. Of E2:</w:t>
-      </w:r>
-    </w:p>
-    <w:p>
+        <w:t>Revisit once paragraph drafted</w:t>
+      </w:r>
+    </w:p>
+  </w:comment>
+  <w:comment w:id="5" w:author="Cummings, Shawn" w:date="2025-05-09T13:18:00Z" w:initials="SC">
+    <w:p>
+      <w:r>
+        <w:rPr>
+          <w:rStyle w:val="CommentReference"/>
+        </w:rPr>
+        <w:annotationRef/>
+      </w:r>
       <w:r>
         <w:rPr>
           <w:sz w:val="20"/>
           <w:szCs w:val="20"/>
         </w:rPr>
-        <w:t xml:space="preserve">-sensitivity to continuum preserved , it’s not just inattention. </w:t>
-      </w:r>
-    </w:p>
-    <w:p>
+        <w:t>Unless we instead just remove the LJ18 line</w:t>
+      </w:r>
+    </w:p>
+  </w:comment>
+  <w:comment w:id="24" w:author="Cummings, Shawn" w:date="2025-05-10T15:00:00Z" w:initials="SC">
+    <w:p>
+      <w:r>
+        <w:rPr>
+          <w:rStyle w:val="CommentReference"/>
+        </w:rPr>
+        <w:annotationRef/>
+      </w:r>
       <w:r>
         <w:rPr>
           <w:sz w:val="20"/>
           <w:szCs w:val="20"/>
         </w:rPr>
-        <w:t>-distraction is a potential concern: to really adjudicate, one would need the wild goose chase of a global filter/occluder and another condition with non-occluding distractor…</w:t>
-      </w:r>
-    </w:p>
-    <w:p>
-      <w:r>
-        <w:rPr>
-          <w:sz w:val="20"/>
-          <w:szCs w:val="20"/>
-        </w:rPr>
-        <w:t>-RT is the same, which speaks against any strong confusion</w:t>
-      </w:r>
-    </w:p>
-    <w:p>
-      <w:r>
-        <w:rPr>
-          <w:sz w:val="20"/>
-          <w:szCs w:val="20"/>
-        </w:rPr>
-        <w:t>-TWO POSSIBILITIES: people are just distracted, we can’t rule out but not super plausible (black box always showed up, sensitivity retained, no diff in RT), OR we made the visual information harder to access (so either listeners missed it more often or disengaged.</w:t>
+        <w:t>In text we say 0.5%— let’s double check this?</w:t>
       </w:r>
     </w:p>
   </w:comment>
-  <w:comment w:id="2" w:author="Cummings, Shawn" w:date="2025-05-09T14:26:00Z" w:initials="SC">
-    <w:p>
-      <w:r>
-        <w:rPr>
-          <w:rStyle w:val="CommentReference"/>
-        </w:rPr>
-        <w:annotationRef/>
-      </w:r>
-      <w:r>
-        <w:rPr>
-          <w:sz w:val="20"/>
-          <w:szCs w:val="20"/>
-        </w:rPr>
-        <w:t>2nd option left for future experiments</w:t>
-      </w:r>
-    </w:p>
-  </w:comment>
-  <w:comment w:id="4" w:author="Cummings, Shawn" w:date="2025-05-09T13:18:00Z" w:initials="SC">
-    <w:p>
-      <w:r>
-        <w:rPr>
-          <w:rStyle w:val="CommentReference"/>
-        </w:rPr>
-        <w:annotationRef/>
-      </w:r>
-      <w:r>
-        <w:rPr>
-          <w:sz w:val="20"/>
-          <w:szCs w:val="20"/>
-        </w:rPr>
-        <w:t>Unless we instead just remove the LJ18 line</w:t>
-      </w:r>
-    </w:p>
-  </w:comment>
-  <w:comment w:id="23" w:author="Jaeger, Florian" w:date="2025-05-08T18:41:00Z" w:initials="TJ">
+  <w:comment w:id="25" w:author="Jaeger, Florian" w:date="2025-05-08T18:41:00Z" w:initials="TJ">
     <w:p>
       <w:r>
         <w:rPr>
@@ -3699,7 +3699,7 @@
       </w:r>
     </w:p>
   </w:comment>
-  <w:comment w:id="24" w:author="Cummings, Shawn" w:date="2025-05-09T12:06:00Z" w:initials="SC">
+  <w:comment w:id="26" w:author="Cummings, Shawn" w:date="2025-05-09T12:06:00Z" w:initials="SC">
     <w:p>
       <w:r>
         <w:rPr>
@@ -3716,7 +3716,7 @@
       </w:r>
     </w:p>
   </w:comment>
-  <w:comment w:id="25" w:author="Cummings, Shawn" w:date="2025-05-09T13:26:00Z" w:initials="SC">
+  <w:comment w:id="27" w:author="Cummings, Shawn" w:date="2025-05-09T13:26:00Z" w:initials="SC">
     <w:p>
       <w:r>
         <w:rPr>
@@ -3733,7 +3733,7 @@
       </w:r>
     </w:p>
   </w:comment>
-  <w:comment w:id="26" w:author="Jaeger, Florian" w:date="2025-05-08T18:51:00Z" w:initials="TJ">
+  <w:comment w:id="28" w:author="Jaeger, Florian" w:date="2025-05-08T18:51:00Z" w:initials="TJ">
     <w:p>
       <w:r>
         <w:rPr>
@@ -3751,7 +3751,7 @@
       </w:r>
     </w:p>
   </w:comment>
-  <w:comment w:id="30" w:author="Cummings, Shawn" w:date="2025-05-03T11:40:00Z" w:initials="SC">
+  <w:comment w:id="32" w:author="Cummings, Shawn" w:date="2025-05-03T11:40:00Z" w:initials="SC">
     <w:p>
       <w:pPr>
         <w:pStyle w:val="CommentText"/>
@@ -3772,9 +3772,9 @@
 
 <file path=word/commentsExtended.xml><?xml version="1.0" encoding="utf-8"?>
 <w15:commentsEx xmlns:wpc="http://schemas.microsoft.com/office/word/2010/wordprocessingCanvas" xmlns:cx="http://schemas.microsoft.com/office/drawing/2014/chartex" xmlns:cx1="http://schemas.microsoft.com/office/drawing/2015/9/8/chartex" xmlns:cx2="http://schemas.microsoft.com/office/drawing/2015/10/21/chartex" xmlns:cx3="http://schemas.microsoft.com/office/drawing/2016/5/9/chartex" xmlns:cx4="http://schemas.microsoft.com/office/drawing/2016/5/10/chartex" xmlns:cx5="http://schemas.microsoft.com/office/drawing/2016/5/11/chartex" xmlns:cx6="http://schemas.microsoft.com/office/drawing/2016/5/12/chartex" xmlns:cx7="http://schemas.microsoft.com/office/drawing/2016/5/13/chartex" xmlns:cx8="http://schemas.microsoft.com/office/drawing/2016/5/14/chartex" xmlns:mc="http://schemas.openxmlformats.org/markup-compatibility/2006" xmlns:aink="http://schemas.microsoft.com/office/drawing/2016/ink" xmlns:am3d="http://schemas.microsoft.com/office/drawing/2017/model3d" xmlns:o="urn:schemas-microsoft-com:office:office" xmlns:oel="http://schemas.microsoft.com/office/2019/extlst" xmlns:r="http://schemas.openxmlformats.org/officeDocument/2006/relationships" xmlns:m="http://schemas.openxmlformats.org/officeDocument/2006/math" xmlns:v="urn:schemas-microsoft-com:vml" xmlns:wp14="http://schemas.microsoft.com/office/word/2010/wordprocessingDrawing" xmlns:wp="http://schemas.openxmlformats.org/drawingml/2006/wordprocessingDrawing" xmlns:w10="urn:schemas-microsoft-com:office:word" xmlns:w="http://schemas.openxmlformats.org/wordprocessingml/2006/main" xmlns:w14="http://schemas.microsoft.com/office/word/2010/wordml" xmlns:w15="http://schemas.microsoft.com/office/word/2012/wordml" xmlns:w16cex="http://schemas.microsoft.com/office/word/2018/wordml/cex" xmlns:w16cid="http://schemas.microsoft.com/office/word/2016/wordml/cid" xmlns:w16="http://schemas.microsoft.com/office/word/2018/wordml" xmlns:w16du="http://schemas.microsoft.com/office/word/2023/wordml/word16du" xmlns:w16sdtdh="http://schemas.microsoft.com/office/word/2020/wordml/sdtdatahash" xmlns:w16se="http://schemas.microsoft.com/office/word/2015/wordml/symex" xmlns:wpg="http://schemas.microsoft.com/office/word/2010/wordprocessingGroup" xmlns:wpi="http://schemas.microsoft.com/office/word/2010/wordprocessingInk" xmlns:wne="http://schemas.microsoft.com/office/word/2006/wordml" xmlns:wps="http://schemas.microsoft.com/office/word/2010/wordprocessingShape" mc:Ignorable="w14 w15 w16se w16cid w16 w16cex w16sdtdh w16du wp14">
-  <w15:commentEx w15:paraId="5DE0D8CE" w15:done="0"/>
-  <w15:commentEx w15:paraId="7AF8D018" w15:paraIdParent="5DE0D8CE" w15:done="0"/>
+  <w15:commentEx w15:paraId="2C45303E" w15:done="0"/>
   <w15:commentEx w15:paraId="492B34B2" w15:done="0"/>
+  <w15:commentEx w15:paraId="7C915410" w15:done="0"/>
   <w15:commentEx w15:paraId="6F322517" w15:done="0"/>
   <w15:commentEx w15:paraId="176D0065" w15:paraIdParent="6F322517" w15:done="0"/>
   <w15:commentEx w15:paraId="4DC50076" w15:done="0"/>
@@ -3785,9 +3785,9 @@
 
 <file path=word/commentsExtensible.xml><?xml version="1.0" encoding="utf-8"?>
 <w16cex:commentsExtensible xmlns:wpc="http://schemas.microsoft.com/office/word/2010/wordprocessingCanvas" xmlns:cx="http://schemas.microsoft.com/office/drawing/2014/chartex" xmlns:cx1="http://schemas.microsoft.com/office/drawing/2015/9/8/chartex" xmlns:cx2="http://schemas.microsoft.com/office/drawing/2015/10/21/chartex" xmlns:cx3="http://schemas.microsoft.com/office/drawing/2016/5/9/chartex" xmlns:cx4="http://schemas.microsoft.com/office/drawing/2016/5/10/chartex" xmlns:cx5="http://schemas.microsoft.com/office/drawing/2016/5/11/chartex" xmlns:cx6="http://schemas.microsoft.com/office/drawing/2016/5/12/chartex" xmlns:cx7="http://schemas.microsoft.com/office/drawing/2016/5/13/chartex" xmlns:cx8="http://schemas.microsoft.com/office/drawing/2016/5/14/chartex" xmlns:cr="http://schemas.microsoft.com/office/comments/2020/reactions" xmlns:mc="http://schemas.openxmlformats.org/markup-compatibility/2006" xmlns:aink="http://schemas.microsoft.com/office/drawing/2016/ink" xmlns:am3d="http://schemas.microsoft.com/office/drawing/2017/model3d" xmlns:o="urn:schemas-microsoft-com:office:office" xmlns:oel="http://schemas.microsoft.com/office/2019/extlst" xmlns:r="http://schemas.openxmlformats.org/officeDocument/2006/relationships" xmlns:m="http://schemas.openxmlformats.org/officeDocument/2006/math" xmlns:v="urn:schemas-microsoft-com:vml" xmlns:wp14="http://schemas.microsoft.com/office/word/2010/wordprocessingDrawing" xmlns:wp="http://schemas.openxmlformats.org/drawingml/2006/wordprocessingDrawing" xmlns:w10="urn:schemas-microsoft-com:office:word" xmlns:w="http://schemas.openxmlformats.org/wordprocessingml/2006/main" xmlns:w14="http://schemas.microsoft.com/office/word/2010/wordml" xmlns:w15="http://schemas.microsoft.com/office/word/2012/wordml" xmlns:w16cex="http://schemas.microsoft.com/office/word/2018/wordml/cex" xmlns:w16cid="http://schemas.microsoft.com/office/word/2016/wordml/cid" xmlns:w16="http://schemas.microsoft.com/office/word/2018/wordml" xmlns:w16du="http://schemas.microsoft.com/office/word/2023/wordml/word16du" xmlns:w16sdtdh="http://schemas.microsoft.com/office/word/2020/wordml/sdtdatahash" xmlns:w16se="http://schemas.microsoft.com/office/word/2015/wordml/symex" xmlns:wpg="http://schemas.microsoft.com/office/word/2010/wordprocessingGroup" xmlns:wpi="http://schemas.microsoft.com/office/word/2010/wordprocessingInk" xmlns:wne="http://schemas.microsoft.com/office/word/2006/wordml" xmlns:wps="http://schemas.microsoft.com/office/word/2010/wordprocessingShape" mc:Ignorable="w14 w15 w16se w16cid w16 w16cex w16sdtdh cr w16du wp14">
-  <w16cex:commentExtensible w16cex:durableId="2359F89B" w16cex:dateUtc="2025-05-09T18:25:00Z"/>
-  <w16cex:commentExtensible w16cex:durableId="11B78463" w16cex:dateUtc="2025-05-09T18:26:00Z"/>
+  <w16cex:commentExtensible w16cex:durableId="6CD008D0" w16cex:dateUtc="2025-05-10T17:53:00Z"/>
   <w16cex:commentExtensible w16cex:durableId="3BC2F3FC" w16cex:dateUtc="2025-05-09T17:18:00Z"/>
+  <w16cex:commentExtensible w16cex:durableId="5B5573C8" w16cex:dateUtc="2025-05-10T19:00:00Z"/>
   <w16cex:commentExtensible w16cex:durableId="5FDB0EAD" w16cex:dateUtc="2025-05-08T22:41:00Z"/>
   <w16cex:commentExtensible w16cex:durableId="461AD974" w16cex:dateUtc="2025-05-09T16:06:00Z"/>
   <w16cex:commentExtensible w16cex:durableId="0A32BC00" w16cex:dateUtc="2025-05-09T17:26:00Z"/>
@@ -3810,9 +3810,9 @@
 
 <file path=word/commentsIds.xml><?xml version="1.0" encoding="utf-8"?>
 <w16cid:commentsIds xmlns:wpc="http://schemas.microsoft.com/office/word/2010/wordprocessingCanvas" xmlns:cx="http://schemas.microsoft.com/office/drawing/2014/chartex" xmlns:cx1="http://schemas.microsoft.com/office/drawing/2015/9/8/chartex" xmlns:cx2="http://schemas.microsoft.com/office/drawing/2015/10/21/chartex" xmlns:cx3="http://schemas.microsoft.com/office/drawing/2016/5/9/chartex" xmlns:cx4="http://schemas.microsoft.com/office/drawing/2016/5/10/chartex" xmlns:cx5="http://schemas.microsoft.com/office/drawing/2016/5/11/chartex" xmlns:cx6="http://schemas.microsoft.com/office/drawing/2016/5/12/chartex" xmlns:cx7="http://schemas.microsoft.com/office/drawing/2016/5/13/chartex" xmlns:cx8="http://schemas.microsoft.com/office/drawing/2016/5/14/chartex" xmlns:mc="http://schemas.openxmlformats.org/markup-compatibility/2006" xmlns:aink="http://schemas.microsoft.com/office/drawing/2016/ink" xmlns:am3d="http://schemas.microsoft.com/office/drawing/2017/model3d" xmlns:o="urn:schemas-microsoft-com:office:office" xmlns:oel="http://schemas.microsoft.com/office/2019/extlst" xmlns:r="http://schemas.openxmlformats.org/officeDocument/2006/relationships" xmlns:m="http://schemas.openxmlformats.org/officeDocument/2006/math" xmlns:v="urn:schemas-microsoft-com:vml" xmlns:wp14="http://schemas.microsoft.com/office/word/2010/wordprocessingDrawing" xmlns:wp="http://schemas.openxmlformats.org/drawingml/2006/wordprocessingDrawing" xmlns:w10="urn:schemas-microsoft-com:office:word" xmlns:w="http://schemas.openxmlformats.org/wordprocessingml/2006/main" xmlns:w14="http://schemas.microsoft.com/office/word/2010/wordml" xmlns:w15="http://schemas.microsoft.com/office/word/2012/wordml" xmlns:w16cex="http://schemas.microsoft.com/office/word/2018/wordml/cex" xmlns:w16cid="http://schemas.microsoft.com/office/word/2016/wordml/cid" xmlns:w16="http://schemas.microsoft.com/office/word/2018/wordml" xmlns:w16du="http://schemas.microsoft.com/office/word/2023/wordml/word16du" xmlns:w16sdtdh="http://schemas.microsoft.com/office/word/2020/wordml/sdtdatahash" xmlns:w16se="http://schemas.microsoft.com/office/word/2015/wordml/symex" xmlns:wpg="http://schemas.microsoft.com/office/word/2010/wordprocessingGroup" xmlns:wpi="http://schemas.microsoft.com/office/word/2010/wordprocessingInk" xmlns:wne="http://schemas.microsoft.com/office/word/2006/wordml" xmlns:wps="http://schemas.microsoft.com/office/word/2010/wordprocessingShape" mc:Ignorable="w14 w15 w16se w16cid w16 w16cex w16sdtdh w16du wp14">
-  <w16cid:commentId w16cid:paraId="5DE0D8CE" w16cid:durableId="2359F89B"/>
-  <w16cid:commentId w16cid:paraId="7AF8D018" w16cid:durableId="11B78463"/>
+  <w16cid:commentId w16cid:paraId="2C45303E" w16cid:durableId="6CD008D0"/>
   <w16cid:commentId w16cid:paraId="492B34B2" w16cid:durableId="3BC2F3FC"/>
+  <w16cid:commentId w16cid:paraId="7C915410" w16cid:durableId="5B5573C8"/>
   <w16cid:commentId w16cid:paraId="6F322517" w16cid:durableId="5FDB0EAD"/>
   <w16cid:commentId w16cid:paraId="176D0065" w16cid:durableId="461AD974"/>
   <w16cid:commentId w16cid:paraId="4DC50076" w16cid:durableId="0A32BC00"/>
@@ -3862,7 +3862,7 @@
     <w:pPr>
       <w:pStyle w:val="Footer"/>
     </w:pPr>
-    <w:bookmarkStart w:id="35" w:name="TITUS1FooterPrimary"/>
+    <w:bookmarkStart w:id="37" w:name="TITUS1FooterPrimary"/>
     <w:r>
       <w:rPr>
         <w:color w:val="000000"/>
@@ -3870,7 +3870,7 @@
       </w:rPr>
       <w:t>  </w:t>
     </w:r>
-    <w:bookmarkEnd w:id="35"/>
+    <w:bookmarkEnd w:id="37"/>
   </w:p>
 </w:ftr>
 </file>

--- a/output/papers/Round 2/Response-to-reviewers.docx
+++ b/output/papers/Round 2/Response-to-reviewers.docx
@@ -1,6 +1,6 @@
 
 <file path=word/document.xml><?xml version="1.0" encoding="utf-8"?>
-<w:document xmlns:wpc="http://schemas.microsoft.com/office/word/2010/wordprocessingCanvas" xmlns:cx="http://schemas.microsoft.com/office/drawing/2014/chartex" xmlns:cx1="http://schemas.microsoft.com/office/drawing/2015/9/8/chartex" xmlns:cx2="http://schemas.microsoft.com/office/drawing/2015/10/21/chartex" xmlns:cx3="http://schemas.microsoft.com/office/drawing/2016/5/9/chartex" xmlns:cx4="http://schemas.microsoft.com/office/drawing/2016/5/10/chartex" xmlns:cx5="http://schemas.microsoft.com/office/drawing/2016/5/11/chartex" xmlns:cx6="http://schemas.microsoft.com/office/drawing/2016/5/12/chartex" xmlns:cx7="http://schemas.microsoft.com/office/drawing/2016/5/13/chartex" xmlns:cx8="http://schemas.microsoft.com/office/drawing/2016/5/14/chartex" xmlns:mc="http://schemas.openxmlformats.org/markup-compatibility/2006" xmlns:aink="http://schemas.microsoft.com/office/drawing/2016/ink" xmlns:am3d="http://schemas.microsoft.com/office/drawing/2017/model3d" xmlns:o="urn:schemas-microsoft-com:office:office" xmlns:oel="http://schemas.microsoft.com/office/2019/extlst" xmlns:r="http://schemas.openxmlformats.org/officeDocument/2006/relationships" xmlns:m="http://schemas.openxmlformats.org/officeDocument/2006/math" xmlns:v="urn:schemas-microsoft-com:vml" xmlns:wp14="http://schemas.microsoft.com/office/word/2010/wordprocessingDrawing" xmlns:wp="http://schemas.openxmlformats.org/drawingml/2006/wordprocessingDrawing" xmlns:w10="urn:schemas-microsoft-com:office:word" xmlns:w="http://schemas.openxmlformats.org/wordprocessingml/2006/main" xmlns:w14="http://schemas.microsoft.com/office/word/2010/wordml" xmlns:w15="http://schemas.microsoft.com/office/word/2012/wordml" xmlns:w16cex="http://schemas.microsoft.com/office/word/2018/wordml/cex" xmlns:w16cid="http://schemas.microsoft.com/office/word/2016/wordml/cid" xmlns:w16="http://schemas.microsoft.com/office/word/2018/wordml" xmlns:w16du="http://schemas.microsoft.com/office/word/2023/wordml/word16du" xmlns:w16sdtdh="http://schemas.microsoft.com/office/word/2020/wordml/sdtdatahash" xmlns:w16se="http://schemas.microsoft.com/office/word/2015/wordml/symex" xmlns:wpg="http://schemas.microsoft.com/office/word/2010/wordprocessingGroup" xmlns:wpi="http://schemas.microsoft.com/office/word/2010/wordprocessingInk" xmlns:wne="http://schemas.microsoft.com/office/word/2006/wordml" xmlns:wps="http://schemas.microsoft.com/office/word/2010/wordprocessingShape" mc:Ignorable="w14 w15 w16se w16cid w16 w16cex w16sdtdh w16du wp14">
+<w:document xmlns:wpc="http://schemas.microsoft.com/office/word/2010/wordprocessingCanvas" xmlns:cx="http://schemas.microsoft.com/office/drawing/2014/chartex" xmlns:cx1="http://schemas.microsoft.com/office/drawing/2015/9/8/chartex" xmlns:cx2="http://schemas.microsoft.com/office/drawing/2015/10/21/chartex" xmlns:cx3="http://schemas.microsoft.com/office/drawing/2016/5/9/chartex" xmlns:cx4="http://schemas.microsoft.com/office/drawing/2016/5/10/chartex" xmlns:cx5="http://schemas.microsoft.com/office/drawing/2016/5/11/chartex" xmlns:cx6="http://schemas.microsoft.com/office/drawing/2016/5/12/chartex" xmlns:cx7="http://schemas.microsoft.com/office/drawing/2016/5/13/chartex" xmlns:cx8="http://schemas.microsoft.com/office/drawing/2016/5/14/chartex" xmlns:mc="http://schemas.openxmlformats.org/markup-compatibility/2006" xmlns:aink="http://schemas.microsoft.com/office/drawing/2016/ink" xmlns:am3d="http://schemas.microsoft.com/office/drawing/2017/model3d" xmlns:o="urn:schemas-microsoft-com:office:office" xmlns:oel="http://schemas.microsoft.com/office/2019/extlst" xmlns:r="http://schemas.openxmlformats.org/officeDocument/2006/relationships" xmlns:m="http://schemas.openxmlformats.org/officeDocument/2006/math" xmlns:v="urn:schemas-microsoft-com:vml" xmlns:wp14="http://schemas.microsoft.com/office/word/2010/wordprocessingDrawing" xmlns:wp="http://schemas.openxmlformats.org/drawingml/2006/wordprocessingDrawing" xmlns:w10="urn:schemas-microsoft-com:office:word" xmlns:w="http://schemas.openxmlformats.org/wordprocessingml/2006/main" xmlns:w14="http://schemas.microsoft.com/office/word/2010/wordml" xmlns:w15="http://schemas.microsoft.com/office/word/2012/wordml" xmlns:w16cex="http://schemas.microsoft.com/office/word/2018/wordml/cex" xmlns:w16cid="http://schemas.microsoft.com/office/word/2016/wordml/cid" xmlns:w16="http://schemas.microsoft.com/office/word/2018/wordml" xmlns:w16du="http://schemas.microsoft.com/office/word/2023/wordml/word16du" xmlns:w16sdtdh="http://schemas.microsoft.com/office/word/2020/wordml/sdtdatahash" xmlns:w16sdtfl="http://schemas.microsoft.com/office/word/2024/wordml/sdtformatlock" xmlns:w16se="http://schemas.microsoft.com/office/word/2015/wordml/symex" xmlns:wpg="http://schemas.microsoft.com/office/word/2010/wordprocessingGroup" xmlns:wpi="http://schemas.microsoft.com/office/word/2010/wordprocessingInk" xmlns:wne="http://schemas.microsoft.com/office/word/2006/wordml" xmlns:wps="http://schemas.microsoft.com/office/word/2010/wordprocessingShape" mc:Ignorable="w14 w15 w16se w16cid w16 w16cex w16sdtdh w16sdtfl w16du wp14">
   <w:body>
     <w:p>
       <w:pPr>
@@ -113,7 +113,15 @@
           <w:sz w:val="24"/>
           <w:szCs w:val="24"/>
         </w:rPr>
-        <w:t>This letter accompanies a revised submission of our manuscript (</w:t>
+        <w:t>We are resubmitting</w:t>
+      </w:r>
+      <w:r>
+        <w:rPr>
+          <w:rFonts w:ascii="Times New Roman" w:hAnsi="Times New Roman" w:cs="Times New Roman"/>
+          <w:sz w:val="24"/>
+          <w:szCs w:val="24"/>
+        </w:rPr>
+        <w:t xml:space="preserve"> our manuscript (</w:t>
       </w:r>
       <w:r>
         <w:rPr>
@@ -185,7 +193,25 @@
           <w:sz w:val="24"/>
           <w:szCs w:val="24"/>
         </w:rPr>
-        <w:t>” and, in particular, that considered the focus on</w:t>
+        <w:t>” and</w:t>
+      </w:r>
+      <w:proofErr w:type="gramStart"/>
+      <w:r>
+        <w:rPr>
+          <w:rFonts w:ascii="Times New Roman" w:hAnsi="Times New Roman" w:cs="Times New Roman"/>
+          <w:sz w:val="24"/>
+          <w:szCs w:val="24"/>
+        </w:rPr>
+        <w:t>, in particular, that</w:t>
+      </w:r>
+      <w:proofErr w:type="gramEnd"/>
+      <w:r>
+        <w:rPr>
+          <w:rFonts w:ascii="Times New Roman" w:hAnsi="Times New Roman" w:cs="Times New Roman"/>
+          <w:sz w:val="24"/>
+          <w:szCs w:val="24"/>
+        </w:rPr>
+        <w:t xml:space="preserve"> considered the focus on</w:t>
       </w:r>
       <w:r>
         <w:rPr>
@@ -229,8 +255,18 @@
           <w:sz w:val="24"/>
           <w:szCs w:val="24"/>
         </w:rPr>
-        <w:t>We very much appreciate the feedback from reviewers, which helped us address the presentational points they raised, and also</w:t>
-      </w:r>
+        <w:t xml:space="preserve">We very much appreciate the feedback from reviewers, which helped us address the presentational points they raised, </w:t>
+      </w:r>
+      <w:proofErr w:type="gramStart"/>
+      <w:r>
+        <w:rPr>
+          <w:rFonts w:ascii="Times New Roman" w:hAnsi="Times New Roman" w:cs="Times New Roman"/>
+          <w:sz w:val="24"/>
+          <w:szCs w:val="24"/>
+        </w:rPr>
+        <w:t>and also</w:t>
+      </w:r>
+      <w:proofErr w:type="gramEnd"/>
       <w:r>
         <w:rPr>
           <w:rFonts w:ascii="Times New Roman" w:hAnsi="Times New Roman" w:cs="Times New Roman"/>
@@ -351,59 +387,41 @@
           <w:sz w:val="24"/>
           <w:szCs w:val="24"/>
         </w:rPr>
-        <w:t xml:space="preserve">that has used similar audiovisual manipulations as part of experiments on lexically-guided perceptual recalibration </w:t>
-      </w:r>
-      <w:r>
-        <w:rPr>
-          <w:rFonts w:ascii="Times New Roman" w:hAnsi="Times New Roman" w:cs="Times New Roman"/>
-          <w:sz w:val="24"/>
-          <w:szCs w:val="24"/>
-        </w:rPr>
-        <w:t xml:space="preserve">(especially, </w:t>
-      </w:r>
-      <w:proofErr w:type="spellStart"/>
-      <w:r>
-        <w:rPr>
-          <w:rFonts w:ascii="Times New Roman" w:hAnsi="Times New Roman" w:cs="Times New Roman"/>
-          <w:sz w:val="24"/>
-          <w:szCs w:val="24"/>
-        </w:rPr>
-        <w:t>Kraljic</w:t>
-      </w:r>
-      <w:proofErr w:type="spellEnd"/>
-      <w:r>
-        <w:rPr>
-          <w:rFonts w:ascii="Times New Roman" w:hAnsi="Times New Roman" w:cs="Times New Roman"/>
-          <w:sz w:val="24"/>
-          <w:szCs w:val="24"/>
-        </w:rPr>
-        <w:t xml:space="preserve"> et al. 2008</w:t>
-      </w:r>
-      <w:r>
-        <w:rPr>
-          <w:rFonts w:ascii="Times New Roman" w:hAnsi="Times New Roman" w:cs="Times New Roman"/>
-          <w:sz w:val="24"/>
-          <w:szCs w:val="24"/>
-        </w:rPr>
-        <w:t xml:space="preserve">, as well as </w:t>
-      </w:r>
-      <w:proofErr w:type="spellStart"/>
-      <w:r>
-        <w:rPr>
-          <w:rFonts w:ascii="Times New Roman" w:hAnsi="Times New Roman" w:cs="Times New Roman"/>
-          <w:sz w:val="24"/>
-          <w:szCs w:val="24"/>
-        </w:rPr>
-        <w:t>Kraljic</w:t>
-      </w:r>
-      <w:proofErr w:type="spellEnd"/>
-      <w:r>
-        <w:rPr>
-          <w:rFonts w:ascii="Times New Roman" w:hAnsi="Times New Roman" w:cs="Times New Roman"/>
-          <w:sz w:val="24"/>
-          <w:szCs w:val="24"/>
-        </w:rPr>
-        <w:t xml:space="preserve"> &amp; Samuel, 2011; Liu &amp; Jaeger, 2018</w:t>
+        <w:t xml:space="preserve">that has used similar audiovisual manipulations as part of experiments on </w:t>
+      </w:r>
+      <w:proofErr w:type="gramStart"/>
+      <w:r>
+        <w:rPr>
+          <w:rFonts w:ascii="Times New Roman" w:hAnsi="Times New Roman" w:cs="Times New Roman"/>
+          <w:sz w:val="24"/>
+          <w:szCs w:val="24"/>
+        </w:rPr>
+        <w:t>lexically-guided</w:t>
+      </w:r>
+      <w:proofErr w:type="gramEnd"/>
+      <w:r>
+        <w:rPr>
+          <w:rFonts w:ascii="Times New Roman" w:hAnsi="Times New Roman" w:cs="Times New Roman"/>
+          <w:sz w:val="24"/>
+          <w:szCs w:val="24"/>
+        </w:rPr>
+        <w:t xml:space="preserve"> perceptual recalibration </w:t>
+      </w:r>
+      <w:r>
+        <w:rPr>
+          <w:rFonts w:ascii="Times New Roman" w:hAnsi="Times New Roman" w:cs="Times New Roman"/>
+          <w:sz w:val="24"/>
+          <w:szCs w:val="24"/>
+        </w:rPr>
+        <w:t>(especially, Kraljic et al. 2008</w:t>
+      </w:r>
+      <w:r>
+        <w:rPr>
+          <w:rFonts w:ascii="Times New Roman" w:hAnsi="Times New Roman" w:cs="Times New Roman"/>
+          <w:sz w:val="24"/>
+          <w:szCs w:val="24"/>
+        </w:rPr>
+        <w:t>, as well as Kraljic &amp; Samuel, 2011; Liu &amp; Jaeger, 2018</w:t>
       </w:r>
       <w:r>
         <w:rPr>
@@ -483,7 +501,43 @@
           <w:sz w:val="24"/>
           <w:szCs w:val="24"/>
         </w:rPr>
-        <w:t xml:space="preserve">how a visually-presented pen in the mouth (vs. hand) of a speaker during the lexically-guided </w:t>
+        <w:t xml:space="preserve">how a </w:t>
+      </w:r>
+      <w:proofErr w:type="gramStart"/>
+      <w:r>
+        <w:rPr>
+          <w:rFonts w:ascii="Times New Roman" w:hAnsi="Times New Roman" w:cs="Times New Roman"/>
+          <w:sz w:val="24"/>
+          <w:szCs w:val="24"/>
+        </w:rPr>
+        <w:t>visually-presented</w:t>
+      </w:r>
+      <w:proofErr w:type="gramEnd"/>
+      <w:r>
+        <w:rPr>
+          <w:rFonts w:ascii="Times New Roman" w:hAnsi="Times New Roman" w:cs="Times New Roman"/>
+          <w:sz w:val="24"/>
+          <w:szCs w:val="24"/>
+        </w:rPr>
+        <w:t xml:space="preserve"> pen in the mouth (vs. hand) of a speaker during the </w:t>
+      </w:r>
+      <w:proofErr w:type="gramStart"/>
+      <w:r>
+        <w:rPr>
+          <w:rFonts w:ascii="Times New Roman" w:hAnsi="Times New Roman" w:cs="Times New Roman"/>
+          <w:sz w:val="24"/>
+          <w:szCs w:val="24"/>
+        </w:rPr>
+        <w:t>lexically-guided</w:t>
+      </w:r>
+      <w:proofErr w:type="gramEnd"/>
+      <w:r>
+        <w:rPr>
+          <w:rFonts w:ascii="Times New Roman" w:hAnsi="Times New Roman" w:cs="Times New Roman"/>
+          <w:sz w:val="24"/>
+          <w:szCs w:val="24"/>
+        </w:rPr>
+        <w:t xml:space="preserve"> </w:t>
       </w:r>
       <w:r>
         <w:rPr>
@@ -585,25 +639,7 @@
           <w:sz w:val="24"/>
           <w:szCs w:val="24"/>
         </w:rPr>
-        <w:t xml:space="preserve">with shifted pronunciations occur only while the speaker has a pen in the mouth. Competing explanations have been offered for this reduction of perceptual recalibration—from causal inferences (e.g., </w:t>
-      </w:r>
-      <w:proofErr w:type="spellStart"/>
-      <w:r>
-        <w:rPr>
-          <w:rFonts w:ascii="Times New Roman" w:hAnsi="Times New Roman" w:cs="Times New Roman"/>
-          <w:sz w:val="24"/>
-          <w:szCs w:val="24"/>
-        </w:rPr>
-        <w:t>Kraljic</w:t>
-      </w:r>
-      <w:proofErr w:type="spellEnd"/>
-      <w:r>
-        <w:rPr>
-          <w:rFonts w:ascii="Times New Roman" w:hAnsi="Times New Roman" w:cs="Times New Roman"/>
-          <w:sz w:val="24"/>
-          <w:szCs w:val="24"/>
-        </w:rPr>
-        <w:t xml:space="preserve"> </w:t>
+        <w:t xml:space="preserve">with shifted pronunciations occur only while the speaker has a pen in the mouth. Competing explanations have been offered for this reduction of perceptual recalibration—from causal inferences (e.g., Kraljic </w:t>
       </w:r>
       <w:r>
         <w:rPr>
@@ -635,25 +671,7 @@
           <w:sz w:val="24"/>
           <w:szCs w:val="24"/>
         </w:rPr>
-        <w:t>) to separate exemplar storage of audio-only vs. audio-visual inputs (</w:t>
-      </w:r>
-      <w:proofErr w:type="spellStart"/>
-      <w:r>
-        <w:rPr>
-          <w:rFonts w:ascii="Times New Roman" w:hAnsi="Times New Roman" w:cs="Times New Roman"/>
-          <w:sz w:val="24"/>
-          <w:szCs w:val="24"/>
-        </w:rPr>
-        <w:t>Kraljic</w:t>
-      </w:r>
-      <w:proofErr w:type="spellEnd"/>
-      <w:r>
-        <w:rPr>
-          <w:rFonts w:ascii="Times New Roman" w:hAnsi="Times New Roman" w:cs="Times New Roman"/>
-          <w:sz w:val="24"/>
-          <w:szCs w:val="24"/>
-        </w:rPr>
-        <w:t xml:space="preserve"> &amp; Samuel, 2011). </w:t>
+        <w:t xml:space="preserve">) to separate exemplar storage of audio-only vs. audio-visual inputs (Kraljic &amp; Samuel, 2011). </w:t>
       </w:r>
       <w:r>
         <w:rPr>
@@ -883,1040 +901,1918 @@
           <w:sz w:val="24"/>
           <w:szCs w:val="24"/>
         </w:rPr>
+        <w:lastRenderedPageBreak/>
         <w:t>Below we provide a point-by-point response to the reviewers’ comments; original comments are bounded by boxes with our response immediately below each box.</w:t>
       </w:r>
-      <w:ins w:id="1" w:author="Cummings, Shawn" w:date="2025-05-10T14:57:00Z" w16du:dateUtc="2025-05-10T18:57:00Z">
+      <w:r>
+        <w:rPr>
+          <w:rFonts w:ascii="Times New Roman" w:hAnsi="Times New Roman" w:cs="Times New Roman"/>
+          <w:sz w:val="24"/>
+          <w:szCs w:val="24"/>
+        </w:rPr>
+        <w:t xml:space="preserve"> We have also fixed the typos pointed out by all reviewers; we thank them for their attention and have given the manuscript another careful read ourselves to eliminate further mistakes. </w:t>
+      </w:r>
+    </w:p>
+    <w:p>
+      <w:pPr>
+        <w:spacing w:after="0" w:line="240" w:lineRule="auto"/>
+        <w:rPr>
+          <w:rFonts w:ascii="Times New Roman" w:hAnsi="Times New Roman" w:cs="Times New Roman"/>
+          <w:sz w:val="24"/>
+          <w:szCs w:val="24"/>
+        </w:rPr>
+      </w:pPr>
+      <w:r>
+        <w:rPr>
+          <w:rFonts w:ascii="Times New Roman" w:hAnsi="Times New Roman" w:cs="Times New Roman"/>
+          <w:sz w:val="24"/>
+          <w:szCs w:val="24"/>
+        </w:rPr>
+        <w:t> </w:t>
+      </w:r>
+    </w:p>
+    <w:p>
+      <w:pPr>
+        <w:spacing w:after="0" w:line="240" w:lineRule="auto"/>
+        <w:rPr>
+          <w:rFonts w:ascii="Times New Roman" w:hAnsi="Times New Roman" w:cs="Times New Roman"/>
+          <w:sz w:val="24"/>
+          <w:szCs w:val="24"/>
+        </w:rPr>
+      </w:pPr>
+      <w:r>
+        <w:rPr>
+          <w:rFonts w:ascii="Times New Roman" w:hAnsi="Times New Roman" w:cs="Times New Roman"/>
+          <w:sz w:val="24"/>
+          <w:szCs w:val="24"/>
+        </w:rPr>
+        <w:t>Sincerely,</w:t>
+      </w:r>
+    </w:p>
+    <w:p>
+      <w:pPr>
+        <w:spacing w:after="0" w:line="240" w:lineRule="auto"/>
+        <w:rPr>
+          <w:rFonts w:ascii="Times New Roman" w:hAnsi="Times New Roman" w:cs="Times New Roman"/>
+          <w:sz w:val="24"/>
+          <w:szCs w:val="24"/>
+        </w:rPr>
+      </w:pPr>
+      <w:r>
+        <w:rPr>
+          <w:rFonts w:ascii="Times New Roman" w:hAnsi="Times New Roman" w:cs="Times New Roman"/>
+          <w:sz w:val="24"/>
+          <w:szCs w:val="24"/>
+        </w:rPr>
+        <w:t> </w:t>
+      </w:r>
+    </w:p>
+    <w:p>
+      <w:pPr>
+        <w:spacing w:after="0" w:line="240" w:lineRule="auto"/>
+        <w:rPr>
+          <w:rFonts w:ascii="Times New Roman" w:hAnsi="Times New Roman" w:cs="Times New Roman"/>
+          <w:sz w:val="24"/>
+          <w:szCs w:val="24"/>
+        </w:rPr>
+      </w:pPr>
+      <w:r>
+        <w:rPr>
+          <w:rFonts w:ascii="Times New Roman" w:hAnsi="Times New Roman" w:cs="Times New Roman"/>
+          <w:sz w:val="24"/>
+          <w:szCs w:val="24"/>
+        </w:rPr>
+        <w:t>Shawn Cummings</w:t>
+      </w:r>
+    </w:p>
+    <w:p>
+      <w:pPr>
+        <w:spacing w:after="0" w:line="240" w:lineRule="auto"/>
+        <w:rPr>
+          <w:rFonts w:ascii="Times New Roman" w:hAnsi="Times New Roman" w:cs="Times New Roman"/>
+          <w:sz w:val="24"/>
+          <w:szCs w:val="24"/>
+        </w:rPr>
+      </w:pPr>
+      <w:r>
+        <w:rPr>
+          <w:rFonts w:ascii="Times New Roman" w:hAnsi="Times New Roman" w:cs="Times New Roman"/>
+          <w:sz w:val="24"/>
+          <w:szCs w:val="24"/>
+        </w:rPr>
+        <w:t>Menghan Yang</w:t>
+      </w:r>
+    </w:p>
+    <w:p>
+      <w:pPr>
+        <w:spacing w:after="0" w:line="240" w:lineRule="auto"/>
+        <w:rPr>
+          <w:rFonts w:ascii="Times New Roman" w:hAnsi="Times New Roman" w:cs="Times New Roman"/>
+          <w:sz w:val="24"/>
+          <w:szCs w:val="24"/>
+        </w:rPr>
+      </w:pPr>
+      <w:r>
+        <w:rPr>
+          <w:rFonts w:ascii="Times New Roman" w:hAnsi="Times New Roman" w:cs="Times New Roman"/>
+          <w:sz w:val="24"/>
+          <w:szCs w:val="24"/>
+        </w:rPr>
+        <w:t xml:space="preserve">Gevher </w:t>
+      </w:r>
+      <w:proofErr w:type="spellStart"/>
+      <w:r>
+        <w:rPr>
+          <w:rFonts w:ascii="Times New Roman" w:hAnsi="Times New Roman" w:cs="Times New Roman"/>
+          <w:sz w:val="24"/>
+          <w:szCs w:val="24"/>
+        </w:rPr>
+        <w:t>Karboga</w:t>
+      </w:r>
+      <w:proofErr w:type="spellEnd"/>
+    </w:p>
+    <w:p>
+      <w:pPr>
+        <w:spacing w:after="0" w:line="240" w:lineRule="auto"/>
+        <w:rPr>
+          <w:rFonts w:ascii="Times New Roman" w:hAnsi="Times New Roman" w:cs="Times New Roman"/>
+          <w:sz w:val="24"/>
+          <w:szCs w:val="24"/>
+        </w:rPr>
+      </w:pPr>
+      <w:r>
+        <w:rPr>
+          <w:rFonts w:ascii="Times New Roman" w:hAnsi="Times New Roman" w:cs="Times New Roman"/>
+          <w:sz w:val="24"/>
+          <w:szCs w:val="24"/>
+        </w:rPr>
+        <w:t>T. Florian Jaeger</w:t>
+      </w:r>
+    </w:p>
+    <w:p>
+      <w:pPr>
+        <w:spacing w:after="0" w:line="240" w:lineRule="auto"/>
+        <w:rPr>
+          <w:rFonts w:ascii="Times New Roman" w:hAnsi="Times New Roman" w:cs="Times New Roman"/>
+          <w:sz w:val="24"/>
+          <w:szCs w:val="24"/>
+        </w:rPr>
+      </w:pPr>
+    </w:p>
+    <w:p>
+      <w:pPr>
+        <w:rPr>
+          <w:rFonts w:ascii="Times New Roman" w:hAnsi="Times New Roman" w:cs="Times New Roman"/>
+          <w:b/>
+          <w:bCs/>
+          <w:sz w:val="24"/>
+          <w:szCs w:val="24"/>
+          <w:u w:val="single"/>
+        </w:rPr>
+      </w:pPr>
+      <w:r>
+        <w:rPr>
+          <w:rFonts w:ascii="Times New Roman" w:hAnsi="Times New Roman" w:cs="Times New Roman"/>
+          <w:b/>
+          <w:bCs/>
+          <w:sz w:val="24"/>
+          <w:szCs w:val="24"/>
+          <w:u w:val="single"/>
+        </w:rPr>
+        <w:br w:type="page"/>
+      </w:r>
+    </w:p>
+    <w:p>
+      <w:pPr>
+        <w:spacing w:after="0" w:line="240" w:lineRule="auto"/>
+        <w:rPr>
+          <w:rFonts w:ascii="Times New Roman" w:hAnsi="Times New Roman" w:cs="Times New Roman"/>
+          <w:sz w:val="24"/>
+          <w:szCs w:val="24"/>
+        </w:rPr>
+      </w:pPr>
+      <w:r>
+        <w:rPr>
+          <w:rFonts w:ascii="Times New Roman" w:hAnsi="Times New Roman" w:cs="Times New Roman"/>
+          <w:b/>
+          <w:bCs/>
+          <w:sz w:val="24"/>
+          <w:szCs w:val="24"/>
+          <w:u w:val="single"/>
+        </w:rPr>
+        <w:lastRenderedPageBreak/>
+        <w:t>Reviewer 1</w:t>
+      </w:r>
+    </w:p>
+    <w:p>
+      <w:pPr>
+        <w:spacing w:after="0" w:line="240" w:lineRule="auto"/>
+        <w:rPr>
+          <w:rFonts w:ascii="Times New Roman" w:hAnsi="Times New Roman" w:cs="Times New Roman"/>
+          <w:sz w:val="24"/>
+          <w:szCs w:val="24"/>
+        </w:rPr>
+      </w:pPr>
+    </w:p>
+    <w:p>
+      <w:pPr>
+        <w:pBdr>
+          <w:top w:val="single" w:sz="4" w:space="1" w:color="auto"/>
+          <w:left w:val="single" w:sz="4" w:space="4" w:color="auto"/>
+          <w:bottom w:val="single" w:sz="4" w:space="1" w:color="auto"/>
+          <w:right w:val="single" w:sz="4" w:space="4" w:color="auto"/>
+        </w:pBdr>
+        <w:spacing w:after="0" w:line="240" w:lineRule="auto"/>
+        <w:rPr>
+          <w:rFonts w:ascii="Times New Roman" w:hAnsi="Times New Roman" w:cs="Times New Roman"/>
+          <w:sz w:val="24"/>
+          <w:szCs w:val="24"/>
+        </w:rPr>
+      </w:pPr>
+      <w:r>
+        <w:rPr>
+          <w:rFonts w:ascii="Times New Roman" w:hAnsi="Times New Roman" w:cs="Times New Roman"/>
+          <w:sz w:val="24"/>
+          <w:szCs w:val="24"/>
+        </w:rPr>
+        <w:t xml:space="preserve">[summary omitted] </w:t>
+      </w:r>
+      <w:r>
+        <w:rPr>
+          <w:rFonts w:ascii="Times New Roman" w:hAnsi="Times New Roman" w:cs="Times New Roman"/>
+          <w:sz w:val="24"/>
+          <w:szCs w:val="24"/>
+        </w:rPr>
+        <w:t xml:space="preserve">Overall, this is a very nice study that addresses an interesting question about speech perception. The literature review is brief, but sufficient to give </w:t>
+      </w:r>
+      <w:proofErr w:type="gramStart"/>
+      <w:r>
+        <w:rPr>
+          <w:rFonts w:ascii="Times New Roman" w:hAnsi="Times New Roman" w:cs="Times New Roman"/>
+          <w:sz w:val="24"/>
+          <w:szCs w:val="24"/>
+        </w:rPr>
+        <w:t>an</w:t>
+      </w:r>
+      <w:proofErr w:type="gramEnd"/>
+      <w:r>
+        <w:rPr>
+          <w:rFonts w:ascii="Times New Roman" w:hAnsi="Times New Roman" w:cs="Times New Roman"/>
+          <w:sz w:val="24"/>
+          <w:szCs w:val="24"/>
+        </w:rPr>
+        <w:t xml:space="preserve"> quick overview of the theoretical background. The research questions are clearly </w:t>
+      </w:r>
+      <w:proofErr w:type="gramStart"/>
+      <w:r>
+        <w:rPr>
+          <w:rFonts w:ascii="Times New Roman" w:hAnsi="Times New Roman" w:cs="Times New Roman"/>
+          <w:sz w:val="24"/>
+          <w:szCs w:val="24"/>
+        </w:rPr>
+        <w:t>spelled-out</w:t>
+      </w:r>
+      <w:proofErr w:type="gramEnd"/>
+      <w:r>
+        <w:rPr>
+          <w:rFonts w:ascii="Times New Roman" w:hAnsi="Times New Roman" w:cs="Times New Roman"/>
+          <w:sz w:val="24"/>
+          <w:szCs w:val="24"/>
+        </w:rPr>
+        <w:t>, the writing is quite clear, and the narrative is easy to follow.</w:t>
+      </w:r>
+      <w:r>
+        <w:rPr>
+          <w:rFonts w:ascii="Times New Roman" w:hAnsi="Times New Roman" w:cs="Times New Roman"/>
+          <w:sz w:val="24"/>
+          <w:szCs w:val="24"/>
+        </w:rPr>
+        <w:br/>
+      </w:r>
+      <w:r>
+        <w:rPr>
+          <w:rFonts w:ascii="Times New Roman" w:hAnsi="Times New Roman" w:cs="Times New Roman"/>
+          <w:sz w:val="24"/>
+          <w:szCs w:val="24"/>
+        </w:rPr>
+        <w:br/>
+      </w:r>
+      <w:r>
+        <w:rPr>
+          <w:rFonts w:ascii="Times New Roman" w:hAnsi="Times New Roman" w:cs="Times New Roman"/>
+          <w:sz w:val="24"/>
+          <w:szCs w:val="24"/>
+        </w:rPr>
+        <w:t>This work has many positive features, however there a couple of important issues that prevent me from recommending it for publication in its current form.</w:t>
+      </w:r>
+    </w:p>
+    <w:p>
+      <w:pPr>
+        <w:spacing w:after="0" w:line="240" w:lineRule="auto"/>
+        <w:rPr>
+          <w:rFonts w:ascii="Times New Roman" w:hAnsi="Times New Roman" w:cs="Times New Roman"/>
+          <w:sz w:val="24"/>
+          <w:szCs w:val="24"/>
+        </w:rPr>
+      </w:pPr>
+    </w:p>
+    <w:p>
+      <w:pPr>
+        <w:spacing w:after="0" w:line="240" w:lineRule="auto"/>
+        <w:rPr>
+          <w:rFonts w:ascii="Times New Roman" w:hAnsi="Times New Roman" w:cs="Times New Roman"/>
+          <w:sz w:val="24"/>
+          <w:szCs w:val="24"/>
+        </w:rPr>
+      </w:pPr>
+      <w:r>
+        <w:rPr>
+          <w:rFonts w:ascii="Times New Roman" w:hAnsi="Times New Roman" w:cs="Times New Roman"/>
+          <w:sz w:val="24"/>
+          <w:szCs w:val="24"/>
+        </w:rPr>
+        <w:t>Thank you for this careful summary and contextualization of our manuscript</w:t>
+      </w:r>
+      <w:r>
+        <w:rPr>
+          <w:rFonts w:ascii="Times New Roman" w:hAnsi="Times New Roman" w:cs="Times New Roman"/>
+          <w:sz w:val="24"/>
+          <w:szCs w:val="24"/>
+        </w:rPr>
+        <w:t xml:space="preserve">, as well as for your positive assessment. </w:t>
+      </w:r>
+    </w:p>
+    <w:p>
+      <w:pPr>
+        <w:spacing w:after="0" w:line="240" w:lineRule="auto"/>
+        <w:rPr>
+          <w:rFonts w:ascii="Times New Roman" w:hAnsi="Times New Roman" w:cs="Times New Roman"/>
+          <w:sz w:val="24"/>
+          <w:szCs w:val="24"/>
+        </w:rPr>
+      </w:pPr>
+    </w:p>
+    <w:p>
+      <w:pPr>
+        <w:pBdr>
+          <w:top w:val="single" w:sz="4" w:space="1" w:color="auto"/>
+          <w:left w:val="single" w:sz="4" w:space="4" w:color="auto"/>
+          <w:bottom w:val="single" w:sz="4" w:space="1" w:color="auto"/>
+          <w:right w:val="single" w:sz="4" w:space="4" w:color="auto"/>
+        </w:pBdr>
+        <w:spacing w:after="0" w:line="240" w:lineRule="auto"/>
+        <w:rPr>
+          <w:rFonts w:ascii="Times New Roman" w:hAnsi="Times New Roman" w:cs="Times New Roman"/>
+          <w:sz w:val="24"/>
+          <w:szCs w:val="24"/>
+        </w:rPr>
+      </w:pPr>
+      <w:r>
+        <w:rPr>
+          <w:rFonts w:ascii="Times New Roman" w:hAnsi="Times New Roman" w:cs="Times New Roman"/>
+          <w:sz w:val="24"/>
+          <w:szCs w:val="24"/>
+        </w:rPr>
+        <w:t>It is not entirely clear to me what exactly is the novelty of this work. As mentioned in the Discussion, the question of how listeners deal with shifted speech input as a function of whether the shift is attributed to idiosyncratic characteristics of the speaker (e.g., accent) versus incidental factors (e.g., pen in mouth) has already been addressed in the past. Kraljic et al (2008) asked this question and found that the effect of interest (perceptual recalibration in that case) goes away when the shift is attributed to incidental factors. Thus, the main conclusion of that study was the same as here: listeners 'explain away' the shift when it can be attributed to an incidental factor. I understand that there are some novel aspects introduced in this work, but they are not sufficiently highlighted/clarified right now. One suggestion would be to first present this work in the Introduction (rather than the Discussion) and explain what the present study adds that is new / different from that work.</w:t>
+      </w:r>
+    </w:p>
+    <w:p>
+      <w:pPr>
+        <w:spacing w:after="0" w:line="240" w:lineRule="auto"/>
+        <w:rPr>
+          <w:rFonts w:ascii="Times New Roman" w:hAnsi="Times New Roman" w:cs="Times New Roman"/>
+          <w:sz w:val="24"/>
+          <w:szCs w:val="24"/>
+        </w:rPr>
+      </w:pPr>
+      <w:r>
+        <w:rPr>
+          <w:rFonts w:ascii="Times New Roman" w:hAnsi="Times New Roman" w:cs="Times New Roman"/>
+          <w:sz w:val="24"/>
+          <w:szCs w:val="24"/>
+        </w:rPr>
+        <w:br/>
+        <w:t xml:space="preserve">We thank the reviewer for highlighting this point. Indeed, our experiments were </w:t>
+      </w:r>
+      <w:r>
+        <w:rPr>
+          <w:rFonts w:ascii="Times New Roman" w:hAnsi="Times New Roman" w:cs="Times New Roman"/>
+          <w:sz w:val="24"/>
+          <w:szCs w:val="24"/>
+        </w:rPr>
+        <w:t>in part</w:t>
+      </w:r>
+      <w:r>
+        <w:rPr>
+          <w:rFonts w:ascii="Times New Roman" w:hAnsi="Times New Roman" w:cs="Times New Roman"/>
+          <w:sz w:val="24"/>
+          <w:szCs w:val="24"/>
+        </w:rPr>
+        <w:t xml:space="preserve"> motivated by </w:t>
+      </w:r>
+      <w:r>
+        <w:rPr>
+          <w:rFonts w:ascii="Times New Roman" w:hAnsi="Times New Roman" w:cs="Times New Roman"/>
+          <w:sz w:val="24"/>
+          <w:szCs w:val="24"/>
+        </w:rPr>
+        <w:t xml:space="preserve">an effort to better understand the results of </w:t>
+      </w:r>
+      <w:r>
+        <w:rPr>
+          <w:rFonts w:ascii="Times New Roman" w:hAnsi="Times New Roman" w:cs="Times New Roman"/>
+          <w:sz w:val="24"/>
+          <w:szCs w:val="24"/>
+        </w:rPr>
+        <w:t>Kraljic and colleagues’ seminal work</w:t>
+      </w:r>
+      <w:r>
+        <w:rPr>
+          <w:rFonts w:ascii="Times New Roman" w:hAnsi="Times New Roman" w:cs="Times New Roman"/>
+          <w:sz w:val="24"/>
+          <w:szCs w:val="24"/>
+        </w:rPr>
+        <w:t>, and to take some steps towards</w:t>
+      </w:r>
+      <w:r>
+        <w:rPr>
+          <w:rFonts w:ascii="Times New Roman" w:hAnsi="Times New Roman" w:cs="Times New Roman"/>
+          <w:sz w:val="24"/>
+          <w:szCs w:val="24"/>
+        </w:rPr>
+        <w:t xml:space="preserve"> disentangl</w:t>
+      </w:r>
+      <w:r>
+        <w:rPr>
+          <w:rFonts w:ascii="Times New Roman" w:hAnsi="Times New Roman" w:cs="Times New Roman"/>
+          <w:sz w:val="24"/>
+          <w:szCs w:val="24"/>
+        </w:rPr>
+        <w:t>ing</w:t>
+      </w:r>
+      <w:r>
+        <w:rPr>
+          <w:rFonts w:ascii="Times New Roman" w:hAnsi="Times New Roman" w:cs="Times New Roman"/>
+          <w:sz w:val="24"/>
+          <w:szCs w:val="24"/>
+        </w:rPr>
+        <w:t xml:space="preserve"> competing explanations for the result obtained by Kraljic et al. (2008). </w:t>
+      </w:r>
+    </w:p>
+    <w:p>
+      <w:pPr>
+        <w:spacing w:after="0" w:line="240" w:lineRule="auto"/>
+        <w:rPr>
+          <w:rFonts w:ascii="Times New Roman" w:hAnsi="Times New Roman" w:cs="Times New Roman"/>
+          <w:sz w:val="24"/>
+          <w:szCs w:val="24"/>
+        </w:rPr>
+      </w:pPr>
+    </w:p>
+    <w:p>
+      <w:pPr>
+        <w:spacing w:after="0" w:line="240" w:lineRule="auto"/>
+        <w:rPr>
+          <w:rFonts w:ascii="Times New Roman" w:hAnsi="Times New Roman" w:cs="Times New Roman"/>
+          <w:sz w:val="24"/>
+          <w:szCs w:val="24"/>
+        </w:rPr>
+      </w:pPr>
+      <w:r>
+        <w:rPr>
+          <w:rFonts w:ascii="Times New Roman" w:hAnsi="Times New Roman" w:cs="Times New Roman"/>
+          <w:sz w:val="24"/>
+          <w:szCs w:val="24"/>
+        </w:rPr>
+        <w:t>For instance, Kraljic &amp; Samuel (2011) proposed an alternative explanation that does not appeal to ‘explaining away</w:t>
+      </w:r>
+      <w:proofErr w:type="gramStart"/>
+      <w:r>
+        <w:rPr>
+          <w:rFonts w:ascii="Times New Roman" w:hAnsi="Times New Roman" w:cs="Times New Roman"/>
+          <w:sz w:val="24"/>
+          <w:szCs w:val="24"/>
+        </w:rPr>
+        <w:t>’, but</w:t>
+      </w:r>
+      <w:proofErr w:type="gramEnd"/>
+      <w:r>
+        <w:rPr>
+          <w:rFonts w:ascii="Times New Roman" w:hAnsi="Times New Roman" w:cs="Times New Roman"/>
+          <w:sz w:val="24"/>
+          <w:szCs w:val="24"/>
+        </w:rPr>
+        <w:t xml:space="preserve"> rather appeals to specifics of exemplar storage. Liu &amp; Jaeger (201</w:t>
+      </w:r>
+      <w:r>
+        <w:rPr>
+          <w:rFonts w:ascii="Times New Roman" w:hAnsi="Times New Roman" w:cs="Times New Roman"/>
+          <w:sz w:val="24"/>
+          <w:szCs w:val="24"/>
+        </w:rPr>
+        <w:t>8</w:t>
+      </w:r>
+      <w:r>
+        <w:rPr>
+          <w:rFonts w:ascii="Times New Roman" w:hAnsi="Times New Roman" w:cs="Times New Roman"/>
+          <w:sz w:val="24"/>
+          <w:szCs w:val="24"/>
+        </w:rPr>
+        <w:t>) argued that this alternative account faces both theoretical and empirical issue</w:t>
+      </w:r>
+      <w:r>
+        <w:rPr>
+          <w:rFonts w:ascii="Times New Roman" w:hAnsi="Times New Roman" w:cs="Times New Roman"/>
+          <w:sz w:val="24"/>
+          <w:szCs w:val="24"/>
+        </w:rPr>
+        <w:t>s</w:t>
+      </w:r>
+      <w:r>
+        <w:rPr>
+          <w:rFonts w:ascii="Times New Roman" w:hAnsi="Times New Roman" w:cs="Times New Roman"/>
+          <w:sz w:val="24"/>
+          <w:szCs w:val="24"/>
+        </w:rPr>
+        <w:t>. In a series of experiments, Liu &amp; Jaeger (201</w:t>
+      </w:r>
+      <w:r>
+        <w:rPr>
+          <w:rFonts w:ascii="Times New Roman" w:hAnsi="Times New Roman" w:cs="Times New Roman"/>
+          <w:sz w:val="24"/>
+          <w:szCs w:val="24"/>
+        </w:rPr>
+        <w:t>8</w:t>
+      </w:r>
+      <w:r>
+        <w:rPr>
+          <w:rFonts w:ascii="Times New Roman" w:hAnsi="Times New Roman" w:cs="Times New Roman"/>
+          <w:sz w:val="24"/>
+          <w:szCs w:val="24"/>
+        </w:rPr>
+        <w:t xml:space="preserve">) argued for an elaborated version of the original proposal in Kraljic et al. (2008): that the effects of pen placement are rooted in causal inferences under uncertainty—uncertainty about whether the pen or the talker is the cause for the observed unexpected pronunciation. </w:t>
+      </w:r>
+      <w:r>
+        <w:rPr>
+          <w:rFonts w:ascii="Times New Roman" w:hAnsi="Times New Roman" w:cs="Times New Roman"/>
+          <w:sz w:val="24"/>
+          <w:szCs w:val="24"/>
+        </w:rPr>
+        <w:t>In short, competing explanations have been offered for the findings of Kraljic et al. (2008) and subsequent related works.</w:t>
+      </w:r>
+    </w:p>
+    <w:p>
+      <w:pPr>
+        <w:spacing w:after="0" w:line="240" w:lineRule="auto"/>
+        <w:rPr>
+          <w:rFonts w:ascii="Times New Roman" w:hAnsi="Times New Roman" w:cs="Times New Roman"/>
+          <w:sz w:val="24"/>
+          <w:szCs w:val="24"/>
+        </w:rPr>
+      </w:pPr>
+    </w:p>
+    <w:p>
+      <w:pPr>
+        <w:spacing w:after="0" w:line="240" w:lineRule="auto"/>
+        <w:rPr>
+          <w:rFonts w:ascii="Times New Roman" w:hAnsi="Times New Roman" w:cs="Times New Roman"/>
+          <w:sz w:val="24"/>
+          <w:szCs w:val="24"/>
+        </w:rPr>
+      </w:pPr>
+      <w:r>
+        <w:rPr>
+          <w:rFonts w:ascii="Times New Roman" w:hAnsi="Times New Roman" w:cs="Times New Roman"/>
+          <w:sz w:val="24"/>
+          <w:szCs w:val="24"/>
+        </w:rPr>
+        <w:t xml:space="preserve">Critically, none of these </w:t>
+      </w:r>
+      <w:r>
+        <w:rPr>
+          <w:rFonts w:ascii="Times New Roman" w:hAnsi="Times New Roman" w:cs="Times New Roman"/>
+          <w:sz w:val="24"/>
+          <w:szCs w:val="24"/>
+        </w:rPr>
+        <w:t>earlier</w:t>
+      </w:r>
+      <w:r>
+        <w:rPr>
+          <w:rFonts w:ascii="Times New Roman" w:hAnsi="Times New Roman" w:cs="Times New Roman"/>
+          <w:sz w:val="24"/>
+          <w:szCs w:val="24"/>
+        </w:rPr>
+        <w:t xml:space="preserve"> experiments addressed how the pen </w:t>
+      </w:r>
+      <w:proofErr w:type="gramStart"/>
+      <w:r>
+        <w:rPr>
+          <w:rFonts w:ascii="Times New Roman" w:hAnsi="Times New Roman" w:cs="Times New Roman"/>
+          <w:sz w:val="24"/>
+          <w:szCs w:val="24"/>
+        </w:rPr>
+        <w:t>actually affects</w:t>
+      </w:r>
+      <w:proofErr w:type="gramEnd"/>
+      <w:r>
+        <w:rPr>
+          <w:rFonts w:ascii="Times New Roman" w:hAnsi="Times New Roman" w:cs="Times New Roman"/>
+          <w:sz w:val="24"/>
+          <w:szCs w:val="24"/>
+        </w:rPr>
+        <w:t xml:space="preserve"> perception </w:t>
+      </w:r>
+      <w:r>
+        <w:rPr>
+          <w:rFonts w:ascii="Times New Roman" w:hAnsi="Times New Roman" w:cs="Times New Roman"/>
+          <w:i/>
+          <w:iCs/>
+          <w:sz w:val="24"/>
+          <w:szCs w:val="24"/>
+        </w:rPr>
+        <w:t>in the moment</w:t>
+      </w:r>
+      <w:r>
+        <w:rPr>
+          <w:rFonts w:ascii="Times New Roman" w:hAnsi="Times New Roman" w:cs="Times New Roman"/>
+          <w:sz w:val="24"/>
+          <w:szCs w:val="24"/>
+        </w:rPr>
+        <w:t xml:space="preserve">. Instead, all previous experiments assessed effects during audio-only test phases that followed the audio-visual exposure phase in which pen placement was manipulated. In those original experiments, it is thus unclear (1) how the pen affects perception (as opposed to subsequent perceptual recalibration) and (2) what assumptions listeners held about the pen placement during test (where no audiovisual materials were used). </w:t>
+      </w:r>
+    </w:p>
+    <w:p>
+      <w:pPr>
+        <w:spacing w:after="0" w:line="240" w:lineRule="auto"/>
+        <w:rPr>
+          <w:rFonts w:ascii="Times New Roman" w:hAnsi="Times New Roman" w:cs="Times New Roman"/>
+          <w:sz w:val="24"/>
+          <w:szCs w:val="24"/>
+        </w:rPr>
+      </w:pPr>
+    </w:p>
+    <w:p>
+      <w:pPr>
+        <w:spacing w:after="0" w:line="240" w:lineRule="auto"/>
+        <w:rPr>
+          <w:rFonts w:ascii="Times New Roman" w:hAnsi="Times New Roman" w:cs="Times New Roman"/>
+          <w:sz w:val="24"/>
+          <w:szCs w:val="24"/>
+        </w:rPr>
+      </w:pPr>
+      <w:r>
+        <w:rPr>
+          <w:rFonts w:ascii="Times New Roman" w:hAnsi="Times New Roman" w:cs="Times New Roman"/>
+          <w:sz w:val="24"/>
+          <w:szCs w:val="24"/>
+        </w:rPr>
+        <w:lastRenderedPageBreak/>
+        <w:t>These knowledge gaps</w:t>
+      </w:r>
+      <w:r>
+        <w:rPr>
+          <w:rFonts w:ascii="Times New Roman" w:hAnsi="Times New Roman" w:cs="Times New Roman"/>
+          <w:sz w:val="24"/>
+          <w:szCs w:val="24"/>
+        </w:rPr>
+        <w:t>—which we address in the present work—</w:t>
+      </w:r>
+      <w:r>
+        <w:rPr>
+          <w:rFonts w:ascii="Times New Roman" w:hAnsi="Times New Roman" w:cs="Times New Roman"/>
+          <w:sz w:val="24"/>
+          <w:szCs w:val="24"/>
+        </w:rPr>
+        <w:t xml:space="preserve">have limited researchers’ ability to distinguish between the competing hypotheses described above. </w:t>
+      </w:r>
+      <w:proofErr w:type="gramStart"/>
+      <w:r>
+        <w:rPr>
+          <w:rFonts w:ascii="Times New Roman" w:hAnsi="Times New Roman" w:cs="Times New Roman"/>
+          <w:sz w:val="24"/>
+          <w:szCs w:val="24"/>
+        </w:rPr>
+        <w:t xml:space="preserve">Additionally, </w:t>
+      </w:r>
+      <w:r>
+        <w:rPr>
+          <w:rFonts w:ascii="Times New Roman" w:hAnsi="Times New Roman" w:cs="Times New Roman"/>
+          <w:sz w:val="24"/>
+          <w:szCs w:val="24"/>
+        </w:rPr>
+        <w:t xml:space="preserve"> </w:t>
+      </w:r>
+      <w:r>
+        <w:rPr>
+          <w:rFonts w:ascii="Times New Roman" w:hAnsi="Times New Roman" w:cs="Times New Roman"/>
+          <w:sz w:val="24"/>
+          <w:szCs w:val="24"/>
+        </w:rPr>
+        <w:t>our</w:t>
+      </w:r>
+      <w:proofErr w:type="gramEnd"/>
+      <w:r>
+        <w:rPr>
+          <w:rFonts w:ascii="Times New Roman" w:hAnsi="Times New Roman" w:cs="Times New Roman"/>
+          <w:sz w:val="24"/>
+          <w:szCs w:val="24"/>
+        </w:rPr>
+        <w:t xml:space="preserve"> experiments have the potential to shed light on some more nuanced complexities in the line of work inspired by Kraljic and colleagues. For example, </w:t>
+      </w:r>
+      <w:r>
+        <w:rPr>
+          <w:rFonts w:ascii="Times New Roman" w:hAnsi="Times New Roman" w:cs="Times New Roman"/>
+          <w:sz w:val="24"/>
+          <w:szCs w:val="24"/>
+        </w:rPr>
+        <w:t>Liu &amp; Jaeger (201</w:t>
+      </w:r>
+      <w:r>
+        <w:rPr>
+          <w:rFonts w:ascii="Times New Roman" w:hAnsi="Times New Roman" w:cs="Times New Roman"/>
+          <w:sz w:val="24"/>
+          <w:szCs w:val="24"/>
+        </w:rPr>
+        <w:t>8</w:t>
+      </w:r>
+      <w:r>
+        <w:rPr>
+          <w:rFonts w:ascii="Times New Roman" w:hAnsi="Times New Roman" w:cs="Times New Roman"/>
+          <w:sz w:val="24"/>
+          <w:szCs w:val="24"/>
+        </w:rPr>
+        <w:t xml:space="preserve">) found </w:t>
+      </w:r>
+      <w:r>
+        <w:rPr>
+          <w:rFonts w:ascii="Times New Roman" w:hAnsi="Times New Roman" w:cs="Times New Roman"/>
+          <w:sz w:val="24"/>
+          <w:szCs w:val="24"/>
+        </w:rPr>
+        <w:t xml:space="preserve">that the blocking/reduction of </w:t>
+      </w:r>
+      <w:r>
+        <w:rPr>
+          <w:rFonts w:ascii="Times New Roman" w:hAnsi="Times New Roman" w:cs="Times New Roman"/>
+          <w:sz w:val="24"/>
+          <w:szCs w:val="24"/>
+        </w:rPr>
+        <w:t xml:space="preserve">perceptual recalibration </w:t>
+      </w:r>
+      <w:r>
+        <w:rPr>
+          <w:rFonts w:ascii="Times New Roman" w:hAnsi="Times New Roman" w:cs="Times New Roman"/>
+          <w:sz w:val="24"/>
+          <w:szCs w:val="24"/>
+        </w:rPr>
+        <w:t>in the pen-in-the-mouth condition is</w:t>
+      </w:r>
+      <w:r>
+        <w:rPr>
+          <w:rFonts w:ascii="Times New Roman" w:hAnsi="Times New Roman" w:cs="Times New Roman"/>
+          <w:sz w:val="24"/>
+          <w:szCs w:val="24"/>
+        </w:rPr>
+        <w:t xml:space="preserve"> asymmetric between “s” and “</w:t>
+      </w:r>
+      <w:proofErr w:type="spellStart"/>
+      <w:r>
+        <w:rPr>
+          <w:rFonts w:ascii="Times New Roman" w:hAnsi="Times New Roman" w:cs="Times New Roman"/>
+          <w:sz w:val="24"/>
+          <w:szCs w:val="24"/>
+        </w:rPr>
+        <w:t>sh</w:t>
+      </w:r>
+      <w:proofErr w:type="spellEnd"/>
+      <w:r>
+        <w:rPr>
+          <w:rFonts w:ascii="Times New Roman" w:hAnsi="Times New Roman" w:cs="Times New Roman"/>
+          <w:sz w:val="24"/>
+          <w:szCs w:val="24"/>
+        </w:rPr>
+        <w:t xml:space="preserve">”-biased exposure. </w:t>
+      </w:r>
+      <w:r>
+        <w:rPr>
+          <w:rFonts w:ascii="Times New Roman" w:hAnsi="Times New Roman" w:cs="Times New Roman"/>
+          <w:sz w:val="24"/>
+          <w:szCs w:val="24"/>
+        </w:rPr>
+        <w:t xml:space="preserve">In the </w:t>
+      </w:r>
+      <w:r>
+        <w:rPr>
+          <w:rFonts w:ascii="Times New Roman" w:hAnsi="Times New Roman" w:cs="Times New Roman"/>
+          <w:sz w:val="24"/>
+          <w:szCs w:val="24"/>
+        </w:rPr>
+        <w:t xml:space="preserve">revised general </w:t>
+      </w:r>
+      <w:r>
+        <w:rPr>
+          <w:rFonts w:ascii="Times New Roman" w:hAnsi="Times New Roman" w:cs="Times New Roman"/>
+          <w:sz w:val="24"/>
+          <w:szCs w:val="24"/>
+        </w:rPr>
+        <w:t>discussion, we clarify how our findings offer the beginning of a new explanation for this asymmetry.</w:t>
+      </w:r>
+      <w:r>
+        <w:rPr>
+          <w:rFonts w:ascii="Times New Roman" w:hAnsi="Times New Roman" w:cs="Times New Roman"/>
+          <w:sz w:val="24"/>
+          <w:szCs w:val="24"/>
+        </w:rPr>
+        <w:br/>
+      </w:r>
+    </w:p>
+    <w:p>
+      <w:pPr>
+        <w:pBdr>
+          <w:top w:val="single" w:sz="4" w:space="1" w:color="auto"/>
+          <w:left w:val="single" w:sz="4" w:space="4" w:color="auto"/>
+          <w:bottom w:val="single" w:sz="4" w:space="1" w:color="auto"/>
+          <w:right w:val="single" w:sz="4" w:space="4" w:color="auto"/>
+        </w:pBdr>
+        <w:spacing w:after="0" w:line="240" w:lineRule="auto"/>
+        <w:rPr>
+          <w:rFonts w:ascii="Times New Roman" w:hAnsi="Times New Roman" w:cs="Times New Roman"/>
+          <w:sz w:val="24"/>
+          <w:szCs w:val="24"/>
+        </w:rPr>
+      </w:pPr>
+      <w:r>
+        <w:rPr>
+          <w:rFonts w:ascii="Times New Roman" w:hAnsi="Times New Roman" w:cs="Times New Roman"/>
+          <w:sz w:val="24"/>
+          <w:szCs w:val="24"/>
+        </w:rPr>
+        <w:t xml:space="preserve">I really liked the idea of testing whether the visibility of the pen-in-the-mouth manipulation modulates the effect; however, it is also possible that the black square was simply </w:t>
+      </w:r>
+      <w:proofErr w:type="gramStart"/>
+      <w:r>
+        <w:rPr>
+          <w:rFonts w:ascii="Times New Roman" w:hAnsi="Times New Roman" w:cs="Times New Roman"/>
+          <w:sz w:val="24"/>
+          <w:szCs w:val="24"/>
+        </w:rPr>
+        <w:t>distracting</w:t>
+      </w:r>
+      <w:proofErr w:type="gramEnd"/>
+      <w:r>
+        <w:rPr>
+          <w:rFonts w:ascii="Times New Roman" w:hAnsi="Times New Roman" w:cs="Times New Roman"/>
+          <w:sz w:val="24"/>
+          <w:szCs w:val="24"/>
+        </w:rPr>
+        <w:t xml:space="preserve"> and it was this distraction (rather than the occlusion of the articulatory information) what caused the effect going away. I am not sure whether this can be fully addressed without an additional experiment, but the authors can at least acknowledge this possibility.</w:t>
+      </w:r>
+    </w:p>
+    <w:p>
+      <w:pPr>
+        <w:spacing w:after="0" w:line="240" w:lineRule="auto"/>
+        <w:rPr>
+          <w:rFonts w:ascii="Times New Roman" w:hAnsi="Times New Roman" w:cs="Times New Roman"/>
+          <w:sz w:val="24"/>
+          <w:szCs w:val="24"/>
+        </w:rPr>
+      </w:pPr>
+    </w:p>
+    <w:p>
+      <w:pPr>
+        <w:spacing w:after="0" w:line="240" w:lineRule="auto"/>
+        <w:rPr>
+          <w:rFonts w:ascii="Times New Roman" w:hAnsi="Times New Roman" w:cs="Times New Roman"/>
+          <w:sz w:val="24"/>
+          <w:szCs w:val="24"/>
+        </w:rPr>
+      </w:pPr>
+      <w:r>
+        <w:rPr>
+          <w:rFonts w:ascii="Times New Roman" w:hAnsi="Times New Roman" w:cs="Times New Roman"/>
+          <w:sz w:val="24"/>
+          <w:szCs w:val="24"/>
+        </w:rPr>
+        <w:t>Thank</w:t>
+      </w:r>
+      <w:r>
+        <w:rPr>
+          <w:rFonts w:ascii="Times New Roman" w:hAnsi="Times New Roman" w:cs="Times New Roman"/>
+          <w:sz w:val="24"/>
+          <w:szCs w:val="24"/>
+        </w:rPr>
+        <w:t xml:space="preserve"> you for raising this point. As laid out in the main part of the letter, the revised discussion of Experiment 2 now acknowledges and discusses this possibility.</w:t>
+      </w:r>
+    </w:p>
+    <w:p>
+      <w:pPr>
+        <w:spacing w:after="0" w:line="240" w:lineRule="auto"/>
+        <w:rPr>
+          <w:rFonts w:ascii="Times New Roman" w:hAnsi="Times New Roman" w:cs="Times New Roman"/>
+          <w:sz w:val="24"/>
+          <w:szCs w:val="24"/>
+        </w:rPr>
+      </w:pPr>
+    </w:p>
+    <w:p>
+      <w:pPr>
+        <w:pBdr>
+          <w:top w:val="single" w:sz="4" w:space="1" w:color="auto"/>
+          <w:left w:val="single" w:sz="4" w:space="4" w:color="auto"/>
+          <w:bottom w:val="single" w:sz="4" w:space="1" w:color="auto"/>
+          <w:right w:val="single" w:sz="4" w:space="4" w:color="auto"/>
+        </w:pBdr>
+        <w:spacing w:after="0" w:line="240" w:lineRule="auto"/>
+        <w:rPr>
+          <w:rFonts w:ascii="Times New Roman" w:hAnsi="Times New Roman" w:cs="Times New Roman"/>
+          <w:sz w:val="24"/>
+          <w:szCs w:val="24"/>
+        </w:rPr>
+      </w:pPr>
+      <w:r>
+        <w:rPr>
+          <w:rFonts w:ascii="Times New Roman" w:hAnsi="Times New Roman" w:cs="Times New Roman"/>
+          <w:sz w:val="24"/>
+          <w:szCs w:val="24"/>
+        </w:rPr>
+        <w:t>Methods - &gt; Exclusions:</w:t>
+      </w:r>
+      <w:r>
+        <w:rPr>
+          <w:rFonts w:ascii="Times New Roman" w:hAnsi="Times New Roman" w:cs="Times New Roman"/>
+          <w:sz w:val="24"/>
+          <w:szCs w:val="24"/>
+        </w:rPr>
+        <w:br/>
+        <w:t>-"We removed participants who […] (4) had unusually fast or slow reaction times" -&gt; Please add more details as to what exact criteria where used here.</w:t>
+      </w:r>
+      <w:r>
+        <w:rPr>
+          <w:rFonts w:ascii="Times New Roman" w:hAnsi="Times New Roman" w:cs="Times New Roman"/>
+          <w:sz w:val="24"/>
+          <w:szCs w:val="24"/>
+        </w:rPr>
+        <w:br/>
+        <w:t>-"For this purpose, we considered participants with significant slopes in the opposite of the expected direction as likely having swapped the response keys" -&gt; What about participants with flat slopes?</w:t>
+      </w:r>
+    </w:p>
+    <w:p>
+      <w:pPr>
+        <w:spacing w:after="0" w:line="240" w:lineRule="auto"/>
+        <w:rPr>
+          <w:rFonts w:ascii="Times New Roman" w:hAnsi="Times New Roman" w:cs="Times New Roman"/>
+          <w:sz w:val="24"/>
+          <w:szCs w:val="24"/>
+        </w:rPr>
+      </w:pPr>
+    </w:p>
+    <w:p>
+      <w:pPr>
+        <w:spacing w:after="0" w:line="240" w:lineRule="auto"/>
+        <w:rPr>
+          <w:rFonts w:ascii="Times New Roman" w:hAnsi="Times New Roman" w:cs="Times New Roman"/>
+          <w:sz w:val="24"/>
+          <w:szCs w:val="24"/>
+        </w:rPr>
+      </w:pPr>
+      <w:r>
+        <w:rPr>
+          <w:rFonts w:ascii="Times New Roman" w:hAnsi="Times New Roman" w:cs="Times New Roman"/>
+          <w:sz w:val="24"/>
+          <w:szCs w:val="24"/>
+        </w:rPr>
+        <w:t>We have added the requested details</w:t>
+      </w:r>
+      <w:ins w:id="1" w:author="Cummings, Shawn" w:date="2025-05-09T12:51:00Z" w16du:dateUtc="2025-05-09T16:51:00Z">
         <w:r>
           <w:rPr>
             <w:rFonts w:ascii="Times New Roman" w:hAnsi="Times New Roman" w:cs="Times New Roman"/>
             <w:sz w:val="24"/>
             <w:szCs w:val="24"/>
           </w:rPr>
-          <w:t xml:space="preserve"> We have also fix</w:t>
+          <w:t xml:space="preserve"> (participants were excluded if their mean log reaction time was 3 standard deviations above or below the mean)</w:t>
         </w:r>
       </w:ins>
-      <w:ins w:id="2" w:author="Cummings, Shawn" w:date="2025-05-10T14:58:00Z" w16du:dateUtc="2025-05-10T18:58:00Z">
+      <w:r>
+        <w:rPr>
+          <w:rFonts w:ascii="Times New Roman" w:hAnsi="Times New Roman" w:cs="Times New Roman"/>
+          <w:sz w:val="24"/>
+          <w:szCs w:val="24"/>
+        </w:rPr>
+        <w:t xml:space="preserve">. Participants with flat slopes were included. </w:t>
+      </w:r>
+    </w:p>
+    <w:p>
+      <w:pPr>
+        <w:spacing w:after="0" w:line="240" w:lineRule="auto"/>
+        <w:rPr>
+          <w:rFonts w:ascii="Times New Roman" w:hAnsi="Times New Roman" w:cs="Times New Roman"/>
+          <w:sz w:val="24"/>
+          <w:szCs w:val="24"/>
+        </w:rPr>
+      </w:pPr>
+    </w:p>
+    <w:p>
+      <w:pPr>
+        <w:pBdr>
+          <w:top w:val="single" w:sz="4" w:space="1" w:color="auto"/>
+          <w:left w:val="single" w:sz="4" w:space="4" w:color="auto"/>
+          <w:bottom w:val="single" w:sz="4" w:space="1" w:color="auto"/>
+          <w:right w:val="single" w:sz="4" w:space="4" w:color="auto"/>
+        </w:pBdr>
+        <w:spacing w:after="0" w:line="240" w:lineRule="auto"/>
+        <w:rPr>
+          <w:rFonts w:ascii="Times New Roman" w:hAnsi="Times New Roman" w:cs="Times New Roman"/>
+          <w:sz w:val="24"/>
+          <w:szCs w:val="24"/>
+        </w:rPr>
+      </w:pPr>
+      <w:commentRangeStart w:id="2"/>
+      <w:r>
+        <w:rPr>
+          <w:rFonts w:ascii="Times New Roman" w:hAnsi="Times New Roman" w:cs="Times New Roman"/>
+          <w:sz w:val="24"/>
+          <w:szCs w:val="24"/>
+        </w:rPr>
+        <w:t>Figures 2 and 4: Please include in the legend information about all three lines.</w:t>
+      </w:r>
+    </w:p>
+    <w:p>
+      <w:pPr>
+        <w:spacing w:after="0" w:line="240" w:lineRule="auto"/>
+        <w:rPr>
+          <w:rFonts w:ascii="Times New Roman" w:hAnsi="Times New Roman" w:cs="Times New Roman"/>
+          <w:sz w:val="24"/>
+          <w:szCs w:val="24"/>
+        </w:rPr>
+      </w:pPr>
+    </w:p>
+    <w:p>
+      <w:pPr>
+        <w:spacing w:after="0" w:line="240" w:lineRule="auto"/>
+        <w:rPr>
+          <w:rFonts w:ascii="Times New Roman" w:hAnsi="Times New Roman" w:cs="Times New Roman"/>
+          <w:sz w:val="24"/>
+          <w:szCs w:val="24"/>
+        </w:rPr>
+      </w:pPr>
+      <w:r>
+        <w:rPr>
+          <w:rFonts w:ascii="Times New Roman" w:hAnsi="Times New Roman" w:cs="Times New Roman"/>
+          <w:sz w:val="24"/>
+          <w:szCs w:val="24"/>
+        </w:rPr>
+        <w:t>We have done so.</w:t>
+      </w:r>
+      <w:commentRangeEnd w:id="2"/>
+      <w:r>
+        <w:rPr>
+          <w:rStyle w:val="CommentReference"/>
+        </w:rPr>
+        <w:commentReference w:id="2"/>
+      </w:r>
+    </w:p>
+    <w:p>
+      <w:pPr>
+        <w:spacing w:after="0" w:line="240" w:lineRule="auto"/>
+        <w:rPr>
+          <w:rFonts w:ascii="Times New Roman" w:hAnsi="Times New Roman" w:cs="Times New Roman"/>
+          <w:sz w:val="24"/>
+          <w:szCs w:val="24"/>
+        </w:rPr>
+      </w:pPr>
+    </w:p>
+    <w:p>
+      <w:pPr>
+        <w:pBdr>
+          <w:top w:val="single" w:sz="4" w:space="1" w:color="auto"/>
+          <w:left w:val="single" w:sz="4" w:space="4" w:color="auto"/>
+          <w:bottom w:val="single" w:sz="4" w:space="1" w:color="auto"/>
+          <w:right w:val="single" w:sz="4" w:space="4" w:color="auto"/>
+        </w:pBdr>
+        <w:spacing w:after="0" w:line="240" w:lineRule="auto"/>
+        <w:rPr>
+          <w:rFonts w:ascii="Times New Roman" w:hAnsi="Times New Roman" w:cs="Times New Roman"/>
+          <w:sz w:val="24"/>
+          <w:szCs w:val="24"/>
+        </w:rPr>
+      </w:pPr>
+      <w:r>
+        <w:rPr>
+          <w:rFonts w:ascii="Times New Roman" w:hAnsi="Times New Roman" w:cs="Times New Roman"/>
+          <w:sz w:val="24"/>
+          <w:szCs w:val="24"/>
+        </w:rPr>
+        <w:t>Overall, this is a very nice study that addresses an interesting question; however, I am afraid I cannot recommend it for publication given the issues identified above. I would be happy to look at a revision, if the authors are able to address the main two issues pointed out above.</w:t>
+      </w:r>
+    </w:p>
+    <w:p>
+      <w:pPr>
+        <w:spacing w:after="0" w:line="240" w:lineRule="auto"/>
+        <w:rPr>
+          <w:rFonts w:ascii="Times New Roman" w:hAnsi="Times New Roman" w:cs="Times New Roman"/>
+          <w:sz w:val="24"/>
+          <w:szCs w:val="24"/>
+        </w:rPr>
+      </w:pPr>
+    </w:p>
+    <w:p>
+      <w:pPr>
+        <w:spacing w:after="0" w:line="240" w:lineRule="auto"/>
+        <w:rPr>
+          <w:rFonts w:ascii="Times New Roman" w:hAnsi="Times New Roman" w:cs="Times New Roman"/>
+          <w:sz w:val="24"/>
+          <w:szCs w:val="24"/>
+        </w:rPr>
+      </w:pPr>
+      <w:r>
+        <w:rPr>
+          <w:rFonts w:ascii="Times New Roman" w:hAnsi="Times New Roman" w:cs="Times New Roman"/>
+          <w:sz w:val="24"/>
+          <w:szCs w:val="24"/>
+        </w:rPr>
+        <w:t>Thank you again for your careful assessment of the work</w:t>
+      </w:r>
+      <w:r>
+        <w:rPr>
+          <w:rFonts w:ascii="Times New Roman" w:hAnsi="Times New Roman" w:cs="Times New Roman"/>
+          <w:sz w:val="24"/>
+          <w:szCs w:val="24"/>
+        </w:rPr>
+        <w:t>.</w:t>
+      </w:r>
+    </w:p>
+    <w:p>
+      <w:pPr>
+        <w:spacing w:after="0" w:line="240" w:lineRule="auto"/>
+        <w:rPr>
+          <w:rFonts w:ascii="Times New Roman" w:hAnsi="Times New Roman" w:cs="Times New Roman"/>
+          <w:sz w:val="24"/>
+          <w:szCs w:val="24"/>
+        </w:rPr>
+      </w:pPr>
+    </w:p>
+    <w:p>
+      <w:pPr>
+        <w:spacing w:after="0" w:line="240" w:lineRule="auto"/>
+        <w:rPr>
+          <w:rFonts w:ascii="Times New Roman" w:hAnsi="Times New Roman" w:cs="Times New Roman"/>
+          <w:b/>
+          <w:bCs/>
+          <w:sz w:val="24"/>
+          <w:szCs w:val="24"/>
+          <w:u w:val="single"/>
+        </w:rPr>
+      </w:pPr>
+      <w:r>
+        <w:rPr>
+          <w:rFonts w:ascii="Times New Roman" w:hAnsi="Times New Roman" w:cs="Times New Roman"/>
+          <w:b/>
+          <w:bCs/>
+          <w:sz w:val="24"/>
+          <w:szCs w:val="24"/>
+          <w:u w:val="single"/>
+        </w:rPr>
+        <w:t>Reviewer 2</w:t>
+      </w:r>
+    </w:p>
+    <w:p>
+      <w:pPr>
+        <w:spacing w:after="0" w:line="240" w:lineRule="auto"/>
+        <w:rPr>
+          <w:rFonts w:ascii="Times New Roman" w:hAnsi="Times New Roman" w:cs="Times New Roman"/>
+          <w:sz w:val="24"/>
+          <w:szCs w:val="24"/>
+        </w:rPr>
+      </w:pPr>
+    </w:p>
+    <w:p>
+      <w:pPr>
+        <w:pBdr>
+          <w:top w:val="single" w:sz="4" w:space="1" w:color="auto"/>
+          <w:left w:val="single" w:sz="4" w:space="4" w:color="auto"/>
+          <w:bottom w:val="single" w:sz="4" w:space="1" w:color="auto"/>
+          <w:right w:val="single" w:sz="4" w:space="4" w:color="auto"/>
+        </w:pBdr>
+        <w:spacing w:after="0" w:line="240" w:lineRule="auto"/>
+        <w:rPr>
+          <w:rFonts w:ascii="Times New Roman" w:hAnsi="Times New Roman" w:cs="Times New Roman"/>
+          <w:sz w:val="24"/>
+          <w:szCs w:val="24"/>
+        </w:rPr>
+      </w:pPr>
+      <w:r>
+        <w:rPr>
+          <w:rFonts w:ascii="Times New Roman" w:hAnsi="Times New Roman" w:cs="Times New Roman"/>
+          <w:sz w:val="24"/>
+          <w:szCs w:val="24"/>
+        </w:rPr>
+        <w:t xml:space="preserve">[summary omitted] </w:t>
+      </w:r>
+      <w:r>
+        <w:rPr>
+          <w:rFonts w:ascii="Times New Roman" w:hAnsi="Times New Roman" w:cs="Times New Roman"/>
+          <w:sz w:val="24"/>
+          <w:szCs w:val="24"/>
+        </w:rPr>
+        <w:t>I</w:t>
+      </w:r>
+      <w:r>
+        <w:rPr>
+          <w:rFonts w:ascii="Times New Roman" w:hAnsi="Times New Roman" w:cs="Times New Roman"/>
+          <w:sz w:val="24"/>
+          <w:szCs w:val="24"/>
+        </w:rPr>
+        <w:t xml:space="preserve"> thought this was a clever study with exciting results (</w:t>
+      </w:r>
+      <w:proofErr w:type="gramStart"/>
+      <w:r>
+        <w:rPr>
+          <w:rFonts w:ascii="Times New Roman" w:hAnsi="Times New Roman" w:cs="Times New Roman"/>
+          <w:sz w:val="24"/>
+          <w:szCs w:val="24"/>
+        </w:rPr>
+        <w:t>all the more</w:t>
+      </w:r>
+      <w:proofErr w:type="gramEnd"/>
+      <w:r>
+        <w:rPr>
+          <w:rFonts w:ascii="Times New Roman" w:hAnsi="Times New Roman" w:cs="Times New Roman"/>
+          <w:sz w:val="24"/>
+          <w:szCs w:val="24"/>
+        </w:rPr>
+        <w:t xml:space="preserve"> reason I am sorry about my delayed review!) Compensatory processes are both broader than previously thought (in the sense that non-phonetic information leads to compensation, but also narrower than I might have assumed in that it has to be perceptually transparent information, and not inferred - which I initially found surprising, but makes sense since it is not a given that the presence of a pen will always lead to the same articulatory consequences). I also found the </w:t>
+      </w:r>
+      <w:r>
+        <w:rPr>
+          <w:rFonts w:ascii="Times New Roman" w:hAnsi="Times New Roman" w:cs="Times New Roman"/>
+          <w:sz w:val="24"/>
+          <w:szCs w:val="24"/>
+        </w:rPr>
+        <w:lastRenderedPageBreak/>
+        <w:t>proposal at the end for why we might not see perceptual learning when a speaker has a pen in their mouth to be intriguing - if indeed this is due to compensation prior to any perceptual learning, this could indicate that higher level knowledge (i.e., I know this pen could be influencing the production, so I'll wait to see what happens without it) does not play the role we thought in perceptual learning (and would fit with other evidence that perceptual learning is heavily influenced by low-level factors like acoustic similarity).</w:t>
+      </w:r>
+    </w:p>
+    <w:p>
+      <w:pPr>
+        <w:spacing w:after="0" w:line="240" w:lineRule="auto"/>
+        <w:rPr>
+          <w:rFonts w:ascii="Times New Roman" w:hAnsi="Times New Roman" w:cs="Times New Roman"/>
+          <w:sz w:val="24"/>
+          <w:szCs w:val="24"/>
+        </w:rPr>
+      </w:pPr>
+    </w:p>
+    <w:p>
+      <w:pPr>
+        <w:spacing w:after="0" w:line="240" w:lineRule="auto"/>
+        <w:rPr>
+          <w:rFonts w:ascii="Times New Roman" w:hAnsi="Times New Roman" w:cs="Times New Roman"/>
+          <w:sz w:val="24"/>
+          <w:szCs w:val="24"/>
+        </w:rPr>
+      </w:pPr>
+      <w:r>
+        <w:rPr>
+          <w:rFonts w:ascii="Times New Roman" w:hAnsi="Times New Roman" w:cs="Times New Roman"/>
+          <w:sz w:val="24"/>
+          <w:szCs w:val="24"/>
+        </w:rPr>
+        <w:t xml:space="preserve">Thank you for these kind words! </w:t>
+      </w:r>
+      <w:r>
+        <w:rPr>
+          <w:rFonts w:ascii="Times New Roman" w:hAnsi="Times New Roman" w:cs="Times New Roman"/>
+          <w:sz w:val="24"/>
+          <w:szCs w:val="24"/>
+        </w:rPr>
+        <w:t>And, yes, we were similarly intrigued by this possible explanation, which differs in some relevant ways from both of the explanations that have previously been advanced to explain to explain why we might not see perceptual learning when a speaker has a pen in the mouth (causal inference/’explaining way’, Kraljic et al., 2008; Liu &amp; Jaeger, 2018; vs. separate exemplar storage for audio-visual vs. audio-only exemplars, Kraljic &amp; Samuel, 2011).</w:t>
+      </w:r>
+    </w:p>
+    <w:p>
+      <w:pPr>
+        <w:spacing w:after="0" w:line="240" w:lineRule="auto"/>
+        <w:rPr>
+          <w:rFonts w:ascii="Times New Roman" w:hAnsi="Times New Roman" w:cs="Times New Roman"/>
+          <w:sz w:val="24"/>
+          <w:szCs w:val="24"/>
+        </w:rPr>
+      </w:pPr>
+    </w:p>
+    <w:p>
+      <w:pPr>
+        <w:pBdr>
+          <w:top w:val="single" w:sz="4" w:space="1" w:color="auto"/>
+          <w:left w:val="single" w:sz="4" w:space="4" w:color="auto"/>
+          <w:bottom w:val="single" w:sz="4" w:space="1" w:color="auto"/>
+          <w:right w:val="single" w:sz="4" w:space="4" w:color="auto"/>
+        </w:pBdr>
+        <w:spacing w:after="0" w:line="240" w:lineRule="auto"/>
+        <w:rPr>
+          <w:rFonts w:ascii="Times New Roman" w:hAnsi="Times New Roman" w:cs="Times New Roman"/>
+          <w:sz w:val="24"/>
+          <w:szCs w:val="24"/>
+        </w:rPr>
+      </w:pPr>
+      <w:r>
+        <w:rPr>
+          <w:rFonts w:ascii="Times New Roman" w:hAnsi="Times New Roman" w:cs="Times New Roman"/>
+          <w:sz w:val="24"/>
+          <w:szCs w:val="24"/>
+        </w:rPr>
+        <w:t xml:space="preserve">I don't have any concerns about the study itself or the conclusions. My main issue with the manuscript is that it is so tersely written that it omits important information and is sometimes confusing to follow. I really appreciate the extensive detail provided in the supplementary material (it's rare to get such a transparent walkthrough of the research process). However, I don't think a reader should have to refer so often to the supplemental materials to understand basic aspects of what is being presented in the main text. Some of this information belongs in the main text as well. </w:t>
+      </w:r>
+    </w:p>
+    <w:p>
+      <w:pPr>
+        <w:spacing w:after="0" w:line="240" w:lineRule="auto"/>
+        <w:rPr>
+          <w:rFonts w:ascii="Times New Roman" w:hAnsi="Times New Roman" w:cs="Times New Roman"/>
+          <w:sz w:val="24"/>
+          <w:szCs w:val="24"/>
+        </w:rPr>
+      </w:pPr>
+    </w:p>
+    <w:p>
+      <w:pPr>
+        <w:spacing w:after="0" w:line="240" w:lineRule="auto"/>
+        <w:rPr>
+          <w:rFonts w:ascii="Times New Roman" w:hAnsi="Times New Roman" w:cs="Times New Roman"/>
+          <w:sz w:val="24"/>
+          <w:szCs w:val="24"/>
+        </w:rPr>
+      </w:pPr>
+      <w:r>
+        <w:rPr>
+          <w:rFonts w:ascii="Times New Roman" w:hAnsi="Times New Roman" w:cs="Times New Roman"/>
+          <w:sz w:val="24"/>
+          <w:szCs w:val="24"/>
+        </w:rPr>
+        <w:t xml:space="preserve">Agreed! R1 also requested more details on the methods to be included in the main part of the paper. And </w:t>
+      </w:r>
+      <w:proofErr w:type="gramStart"/>
+      <w:r>
+        <w:rPr>
+          <w:rFonts w:ascii="Times New Roman" w:hAnsi="Times New Roman" w:cs="Times New Roman"/>
+          <w:sz w:val="24"/>
+          <w:szCs w:val="24"/>
+        </w:rPr>
+        <w:t>so</w:t>
+      </w:r>
+      <w:proofErr w:type="gramEnd"/>
+      <w:r>
+        <w:rPr>
+          <w:rFonts w:ascii="Times New Roman" w:hAnsi="Times New Roman" w:cs="Times New Roman"/>
+          <w:sz w:val="24"/>
+          <w:szCs w:val="24"/>
+        </w:rPr>
+        <w:t xml:space="preserve"> we have moved many of the details from the SI into the paper. This includes clarifications for </w:t>
+      </w:r>
+      <w:proofErr w:type="gramStart"/>
+      <w:r>
+        <w:rPr>
+          <w:rFonts w:ascii="Times New Roman" w:hAnsi="Times New Roman" w:cs="Times New Roman"/>
+          <w:sz w:val="24"/>
+          <w:szCs w:val="24"/>
+        </w:rPr>
+        <w:t>all of</w:t>
+      </w:r>
+      <w:proofErr w:type="gramEnd"/>
+      <w:r>
+        <w:rPr>
+          <w:rFonts w:ascii="Times New Roman" w:hAnsi="Times New Roman" w:cs="Times New Roman"/>
+          <w:sz w:val="24"/>
+          <w:szCs w:val="24"/>
+        </w:rPr>
+        <w:t xml:space="preserve"> the questions raised below (thank you for listing them! That was very helpful in deciding what detail to include in the text).</w:t>
+      </w:r>
+    </w:p>
+    <w:p>
+      <w:pPr>
+        <w:spacing w:after="0" w:line="240" w:lineRule="auto"/>
+        <w:rPr>
+          <w:rFonts w:ascii="Times New Roman" w:hAnsi="Times New Roman" w:cs="Times New Roman"/>
+          <w:sz w:val="24"/>
+          <w:szCs w:val="24"/>
+        </w:rPr>
+      </w:pPr>
+    </w:p>
+    <w:p>
+      <w:pPr>
+        <w:pBdr>
+          <w:top w:val="single" w:sz="4" w:space="1" w:color="auto"/>
+          <w:left w:val="single" w:sz="4" w:space="4" w:color="auto"/>
+          <w:bottom w:val="single" w:sz="4" w:space="1" w:color="auto"/>
+          <w:right w:val="single" w:sz="4" w:space="4" w:color="auto"/>
+        </w:pBdr>
+        <w:spacing w:after="0" w:line="240" w:lineRule="auto"/>
+        <w:rPr>
+          <w:rFonts w:ascii="Times New Roman" w:hAnsi="Times New Roman" w:cs="Times New Roman"/>
+          <w:sz w:val="24"/>
+          <w:szCs w:val="24"/>
+        </w:rPr>
+      </w:pPr>
+      <w:r>
+        <w:rPr>
+          <w:rFonts w:ascii="Times New Roman" w:hAnsi="Times New Roman" w:cs="Times New Roman"/>
+          <w:sz w:val="24"/>
+          <w:szCs w:val="24"/>
+        </w:rPr>
+        <w:t>Here are some of the questions/points of confusion I had:</w:t>
+      </w:r>
+    </w:p>
+    <w:p>
+      <w:pPr>
+        <w:pBdr>
+          <w:top w:val="single" w:sz="4" w:space="1" w:color="auto"/>
+          <w:left w:val="single" w:sz="4" w:space="4" w:color="auto"/>
+          <w:bottom w:val="single" w:sz="4" w:space="1" w:color="auto"/>
+          <w:right w:val="single" w:sz="4" w:space="4" w:color="auto"/>
+        </w:pBdr>
+        <w:spacing w:after="0" w:line="240" w:lineRule="auto"/>
+        <w:rPr>
+          <w:rFonts w:ascii="Times New Roman" w:hAnsi="Times New Roman" w:cs="Times New Roman"/>
+          <w:sz w:val="24"/>
+          <w:szCs w:val="24"/>
+        </w:rPr>
+      </w:pPr>
+      <w:r>
+        <w:rPr>
+          <w:rFonts w:ascii="Times New Roman" w:hAnsi="Times New Roman" w:cs="Times New Roman"/>
+          <w:sz w:val="24"/>
+          <w:szCs w:val="24"/>
+        </w:rPr>
+        <w:t>-</w:t>
+      </w:r>
+      <w:r>
+        <w:rPr>
+          <w:rFonts w:ascii="Times New Roman" w:hAnsi="Times New Roman" w:cs="Times New Roman"/>
+          <w:sz w:val="24"/>
+          <w:szCs w:val="24"/>
+        </w:rPr>
+        <w:t>what does it mean to be a video in kind?</w:t>
+      </w:r>
+    </w:p>
+    <w:p>
+      <w:pPr>
+        <w:spacing w:after="0" w:line="240" w:lineRule="auto"/>
+        <w:rPr>
+          <w:ins w:id="3" w:author="Jaeger, Florian" w:date="2025-05-11T13:57:00Z" w16du:dateUtc="2025-05-11T17:57:00Z"/>
+          <w:rFonts w:ascii="Times New Roman" w:hAnsi="Times New Roman" w:cs="Times New Roman"/>
+          <w:sz w:val="24"/>
+          <w:szCs w:val="24"/>
+        </w:rPr>
+      </w:pPr>
+    </w:p>
+    <w:p>
+      <w:pPr>
+        <w:spacing w:after="0" w:line="240" w:lineRule="auto"/>
+        <w:rPr>
+          <w:rFonts w:ascii="Times New Roman" w:hAnsi="Times New Roman" w:cs="Times New Roman"/>
+          <w:sz w:val="24"/>
+          <w:szCs w:val="24"/>
+        </w:rPr>
+      </w:pPr>
+      <w:r>
+        <w:rPr>
+          <w:rFonts w:ascii="Times New Roman" w:hAnsi="Times New Roman" w:cs="Times New Roman"/>
+          <w:sz w:val="24"/>
+          <w:szCs w:val="24"/>
+        </w:rPr>
+        <w:t xml:space="preserve">By “in kind”, we meant a different video which fulfilled all the same criteria as the original (in this case, similar phonetic context and original fricative). We have clarified these criteria in the revised manuscript.  </w:t>
+      </w:r>
+    </w:p>
+    <w:p>
+      <w:pPr>
+        <w:spacing w:after="0" w:line="240" w:lineRule="auto"/>
+        <w:rPr>
+          <w:rFonts w:ascii="Times New Roman" w:hAnsi="Times New Roman" w:cs="Times New Roman"/>
+          <w:sz w:val="24"/>
+          <w:szCs w:val="24"/>
+        </w:rPr>
+      </w:pPr>
+    </w:p>
+    <w:p>
+      <w:pPr>
+        <w:pBdr>
+          <w:top w:val="single" w:sz="4" w:space="1" w:color="auto"/>
+          <w:left w:val="single" w:sz="4" w:space="4" w:color="auto"/>
+          <w:bottom w:val="single" w:sz="4" w:space="1" w:color="auto"/>
+          <w:right w:val="single" w:sz="4" w:space="4" w:color="auto"/>
+        </w:pBdr>
+        <w:spacing w:after="0" w:line="240" w:lineRule="auto"/>
+        <w:rPr>
+          <w:rFonts w:ascii="Times New Roman" w:hAnsi="Times New Roman" w:cs="Times New Roman"/>
+          <w:sz w:val="24"/>
+          <w:szCs w:val="24"/>
+        </w:rPr>
+      </w:pPr>
+      <w:r>
+        <w:rPr>
+          <w:rFonts w:ascii="Times New Roman" w:hAnsi="Times New Roman" w:cs="Times New Roman"/>
+          <w:sz w:val="24"/>
+          <w:szCs w:val="24"/>
+        </w:rPr>
+        <w:t>-participants were excluded if they 'had unusually fast or slow reaction times' - these criteria are not specified in the text</w:t>
+      </w:r>
+      <w:r>
+        <w:rPr>
+          <w:rFonts w:ascii="Times New Roman" w:hAnsi="Times New Roman" w:cs="Times New Roman"/>
+          <w:sz w:val="24"/>
+          <w:szCs w:val="24"/>
+        </w:rPr>
+        <w:t>.</w:t>
+      </w:r>
+    </w:p>
+    <w:p>
+      <w:pPr>
+        <w:spacing w:after="0" w:line="240" w:lineRule="auto"/>
+        <w:rPr>
+          <w:ins w:id="4" w:author="Jaeger, Florian" w:date="2025-05-11T13:57:00Z" w16du:dateUtc="2025-05-11T17:57:00Z"/>
+          <w:rFonts w:ascii="Times New Roman" w:hAnsi="Times New Roman" w:cs="Times New Roman"/>
+          <w:sz w:val="24"/>
+          <w:szCs w:val="24"/>
+        </w:rPr>
+      </w:pPr>
+    </w:p>
+    <w:p>
+      <w:pPr>
+        <w:spacing w:after="0" w:line="240" w:lineRule="auto"/>
+        <w:rPr>
+          <w:rFonts w:ascii="Times New Roman" w:hAnsi="Times New Roman" w:cs="Times New Roman"/>
+          <w:sz w:val="24"/>
+          <w:szCs w:val="24"/>
+        </w:rPr>
+      </w:pPr>
+      <w:r>
+        <w:rPr>
+          <w:rFonts w:ascii="Times New Roman" w:hAnsi="Times New Roman" w:cs="Times New Roman"/>
+          <w:sz w:val="24"/>
+          <w:szCs w:val="24"/>
+        </w:rPr>
+        <w:t>The methods now clarify that participants were excluded if their mean log reaction time was 3 standard deviations above or below the mean.</w:t>
+      </w:r>
+    </w:p>
+    <w:p>
+      <w:pPr>
+        <w:spacing w:after="0" w:line="240" w:lineRule="auto"/>
+        <w:rPr>
+          <w:rFonts w:ascii="Times New Roman" w:hAnsi="Times New Roman" w:cs="Times New Roman"/>
+          <w:sz w:val="24"/>
+          <w:szCs w:val="24"/>
+        </w:rPr>
+      </w:pPr>
+    </w:p>
+    <w:p>
+      <w:pPr>
+        <w:pBdr>
+          <w:top w:val="single" w:sz="4" w:space="1" w:color="auto"/>
+          <w:left w:val="single" w:sz="4" w:space="4" w:color="auto"/>
+          <w:bottom w:val="single" w:sz="4" w:space="1" w:color="auto"/>
+          <w:right w:val="single" w:sz="4" w:space="4" w:color="auto"/>
+        </w:pBdr>
+        <w:spacing w:after="0" w:line="240" w:lineRule="auto"/>
+        <w:rPr>
+          <w:rFonts w:ascii="Times New Roman" w:hAnsi="Times New Roman" w:cs="Times New Roman"/>
+          <w:sz w:val="24"/>
+          <w:szCs w:val="24"/>
+        </w:rPr>
+      </w:pPr>
+      <w:r>
+        <w:rPr>
+          <w:rFonts w:ascii="Times New Roman" w:hAnsi="Times New Roman" w:cs="Times New Roman"/>
+          <w:sz w:val="24"/>
+          <w:szCs w:val="24"/>
+        </w:rPr>
+        <w:t xml:space="preserve"> </w:t>
+      </w:r>
+      <w:r>
+        <w:rPr>
+          <w:rFonts w:ascii="Times New Roman" w:hAnsi="Times New Roman" w:cs="Times New Roman"/>
+          <w:sz w:val="24"/>
+          <w:szCs w:val="24"/>
+        </w:rPr>
+        <w:t xml:space="preserve">-I'm not entirely clear on what is happening with the white dot catch trials - I had assumed that if a participant failed these trials (indicated there was a white dot when there wasn't) that they would be discarded. But </w:t>
+      </w:r>
+      <w:proofErr w:type="gramStart"/>
+      <w:r>
+        <w:rPr>
+          <w:rFonts w:ascii="Times New Roman" w:hAnsi="Times New Roman" w:cs="Times New Roman"/>
+          <w:sz w:val="24"/>
+          <w:szCs w:val="24"/>
+        </w:rPr>
+        <w:t>instead</w:t>
+      </w:r>
+      <w:proofErr w:type="gramEnd"/>
+      <w:r>
+        <w:rPr>
+          <w:rFonts w:ascii="Times New Roman" w:hAnsi="Times New Roman" w:cs="Times New Roman"/>
+          <w:sz w:val="24"/>
+          <w:szCs w:val="24"/>
+        </w:rPr>
+        <w:t xml:space="preserve"> it seems that only the trials themselves were discarded, not the participants?</w:t>
+      </w:r>
+    </w:p>
+    <w:p>
+      <w:pPr>
+        <w:spacing w:after="0" w:line="240" w:lineRule="auto"/>
+        <w:rPr>
+          <w:rFonts w:ascii="Times New Roman" w:hAnsi="Times New Roman" w:cs="Times New Roman"/>
+          <w:sz w:val="24"/>
+          <w:szCs w:val="24"/>
+        </w:rPr>
+      </w:pPr>
+    </w:p>
+    <w:p>
+      <w:pPr>
+        <w:spacing w:after="0" w:line="240" w:lineRule="auto"/>
+        <w:rPr>
+          <w:rFonts w:ascii="Times New Roman" w:hAnsi="Times New Roman" w:cs="Times New Roman"/>
+          <w:sz w:val="24"/>
+          <w:szCs w:val="24"/>
+        </w:rPr>
+      </w:pPr>
+      <w:r>
+        <w:rPr>
+          <w:rFonts w:ascii="Times New Roman" w:hAnsi="Times New Roman" w:cs="Times New Roman"/>
+          <w:sz w:val="24"/>
+          <w:szCs w:val="24"/>
+        </w:rPr>
+        <w:lastRenderedPageBreak/>
+        <w:t xml:space="preserve">None of the experiments </w:t>
+      </w:r>
+      <w:proofErr w:type="gramStart"/>
+      <w:r>
+        <w:rPr>
+          <w:rFonts w:ascii="Times New Roman" w:hAnsi="Times New Roman" w:cs="Times New Roman"/>
+          <w:sz w:val="24"/>
+          <w:szCs w:val="24"/>
+        </w:rPr>
+        <w:t>actually had</w:t>
+      </w:r>
+      <w:proofErr w:type="gramEnd"/>
+      <w:r>
+        <w:rPr>
+          <w:rFonts w:ascii="Times New Roman" w:hAnsi="Times New Roman" w:cs="Times New Roman"/>
+          <w:sz w:val="24"/>
+          <w:szCs w:val="24"/>
+        </w:rPr>
+        <w:t xml:space="preserve"> any trials with white dots. We only included the instructions about the white dots because we had planned to use such catch trials in subsequent perceptual recalibration experiments (which we have since done). </w:t>
+      </w:r>
+      <w:r>
+        <w:rPr>
+          <w:rFonts w:ascii="Times New Roman" w:hAnsi="Times New Roman" w:cs="Times New Roman"/>
+          <w:sz w:val="24"/>
+          <w:szCs w:val="24"/>
+        </w:rPr>
+        <w:t xml:space="preserve">This meant that the only way to make a mistake that related to catch trials was to press SPACE on trials that were </w:t>
+      </w:r>
+      <w:proofErr w:type="gramStart"/>
+      <w:r>
+        <w:rPr>
+          <w:rFonts w:ascii="Times New Roman" w:hAnsi="Times New Roman" w:cs="Times New Roman"/>
+          <w:sz w:val="24"/>
+          <w:szCs w:val="24"/>
+        </w:rPr>
+        <w:t xml:space="preserve">actually </w:t>
+      </w:r>
+      <w:r>
+        <w:rPr>
+          <w:rFonts w:ascii="Times New Roman" w:hAnsi="Times New Roman" w:cs="Times New Roman"/>
+          <w:i/>
+          <w:iCs/>
+          <w:sz w:val="24"/>
+          <w:szCs w:val="24"/>
+        </w:rPr>
+        <w:t>not</w:t>
+      </w:r>
+      <w:proofErr w:type="gramEnd"/>
+      <w:r>
+        <w:rPr>
+          <w:rFonts w:ascii="Times New Roman" w:hAnsi="Times New Roman" w:cs="Times New Roman"/>
+          <w:sz w:val="24"/>
+          <w:szCs w:val="24"/>
+        </w:rPr>
+        <w:t xml:space="preserve"> a catch trial.</w:t>
+      </w:r>
+    </w:p>
+    <w:p>
+      <w:pPr>
+        <w:spacing w:after="0" w:line="240" w:lineRule="auto"/>
+        <w:rPr>
+          <w:rFonts w:ascii="Times New Roman" w:hAnsi="Times New Roman" w:cs="Times New Roman"/>
+          <w:sz w:val="24"/>
+          <w:szCs w:val="24"/>
+        </w:rPr>
+      </w:pPr>
+    </w:p>
+    <w:p>
+      <w:pPr>
+        <w:spacing w:after="0" w:line="240" w:lineRule="auto"/>
+        <w:rPr>
+          <w:rFonts w:ascii="Times New Roman" w:hAnsi="Times New Roman" w:cs="Times New Roman"/>
+          <w:sz w:val="24"/>
+          <w:szCs w:val="24"/>
+        </w:rPr>
+      </w:pPr>
+      <w:r>
+        <w:rPr>
+          <w:rFonts w:ascii="Times New Roman" w:hAnsi="Times New Roman" w:cs="Times New Roman"/>
+          <w:sz w:val="24"/>
+          <w:szCs w:val="24"/>
+        </w:rPr>
+        <w:t xml:space="preserve">As we now clarify, participants very </w:t>
+      </w:r>
+      <w:r>
+        <w:rPr>
+          <w:rFonts w:ascii="Times New Roman" w:hAnsi="Times New Roman" w:cs="Times New Roman"/>
+          <w:i/>
+          <w:iCs/>
+          <w:sz w:val="24"/>
+          <w:szCs w:val="24"/>
+        </w:rPr>
+        <w:t>rarely</w:t>
+      </w:r>
+      <w:r>
+        <w:rPr>
+          <w:rFonts w:ascii="Times New Roman" w:hAnsi="Times New Roman" w:cs="Times New Roman"/>
+          <w:sz w:val="24"/>
+          <w:szCs w:val="24"/>
+        </w:rPr>
+        <w:t xml:space="preserve"> made that mistake, and no participant had to be excluded based on that criterion. However, since pressing the SPACE bar auto-advanced to the next trial, trials with SPACE bar responses are lacking categorization responses, and thus had to be excluded (</w:t>
+      </w:r>
+      <w:commentRangeStart w:id="5"/>
+      <w:r>
+        <w:rPr>
+          <w:rFonts w:ascii="Times New Roman" w:hAnsi="Times New Roman" w:cs="Times New Roman"/>
+          <w:sz w:val="24"/>
+          <w:szCs w:val="24"/>
+        </w:rPr>
+        <w:t xml:space="preserve">1.6% </w:t>
+      </w:r>
+      <w:commentRangeEnd w:id="5"/>
+      <w:r>
+        <w:rPr>
+          <w:rStyle w:val="CommentReference"/>
+        </w:rPr>
+        <w:commentReference w:id="5"/>
+      </w:r>
+      <w:r>
+        <w:rPr>
+          <w:rFonts w:ascii="Times New Roman" w:hAnsi="Times New Roman" w:cs="Times New Roman"/>
+          <w:sz w:val="24"/>
+          <w:szCs w:val="24"/>
+        </w:rPr>
+        <w:t xml:space="preserve">of all trials). </w:t>
+      </w:r>
+    </w:p>
+    <w:p>
+      <w:pPr>
+        <w:spacing w:after="0" w:line="240" w:lineRule="auto"/>
+        <w:rPr>
+          <w:rFonts w:ascii="Times New Roman" w:hAnsi="Times New Roman" w:cs="Times New Roman"/>
+          <w:sz w:val="24"/>
+          <w:szCs w:val="24"/>
+        </w:rPr>
+      </w:pPr>
+    </w:p>
+    <w:p>
+      <w:pPr>
+        <w:pBdr>
+          <w:top w:val="single" w:sz="4" w:space="1" w:color="auto"/>
+          <w:left w:val="single" w:sz="4" w:space="4" w:color="auto"/>
+          <w:bottom w:val="single" w:sz="4" w:space="1" w:color="auto"/>
+          <w:right w:val="single" w:sz="4" w:space="4" w:color="auto"/>
+        </w:pBdr>
+        <w:spacing w:after="0" w:line="240" w:lineRule="auto"/>
+        <w:rPr>
+          <w:rFonts w:ascii="Times New Roman" w:hAnsi="Times New Roman" w:cs="Times New Roman"/>
+          <w:sz w:val="24"/>
+          <w:szCs w:val="24"/>
+        </w:rPr>
+      </w:pPr>
+      <w:r>
+        <w:rPr>
+          <w:rFonts w:ascii="Times New Roman" w:hAnsi="Times New Roman" w:cs="Times New Roman"/>
+          <w:sz w:val="24"/>
+          <w:szCs w:val="24"/>
+        </w:rPr>
+        <w:t>-it is impossible to interpret the figures without reading through the supplementary materials, because it is unclear what the extra lines on the figures refer to (results from a previous study).</w:t>
+      </w:r>
+    </w:p>
+    <w:p>
+      <w:pPr>
+        <w:spacing w:after="0" w:line="240" w:lineRule="auto"/>
+        <w:rPr>
+          <w:ins w:id="6" w:author="Jaeger, Florian" w:date="2025-05-11T13:59:00Z" w16du:dateUtc="2025-05-11T17:59:00Z"/>
+          <w:rFonts w:ascii="Times New Roman" w:hAnsi="Times New Roman" w:cs="Times New Roman"/>
+          <w:sz w:val="24"/>
+          <w:szCs w:val="24"/>
+        </w:rPr>
+      </w:pPr>
+    </w:p>
+    <w:p>
+      <w:pPr>
+        <w:spacing w:after="0" w:line="240" w:lineRule="auto"/>
+        <w:rPr>
+          <w:ins w:id="7" w:author="Jaeger, Florian" w:date="2025-05-11T14:03:00Z" w16du:dateUtc="2025-05-11T18:03:00Z"/>
+          <w:rFonts w:ascii="Times New Roman" w:hAnsi="Times New Roman" w:cs="Times New Roman"/>
+          <w:sz w:val="24"/>
+          <w:szCs w:val="24"/>
+        </w:rPr>
+      </w:pPr>
+      <w:ins w:id="8" w:author="Jaeger, Florian" w:date="2025-05-11T13:59:00Z" w16du:dateUtc="2025-05-11T17:59:00Z">
         <w:r>
           <w:rPr>
             <w:rFonts w:ascii="Times New Roman" w:hAnsi="Times New Roman" w:cs="Times New Roman"/>
             <w:sz w:val="24"/>
             <w:szCs w:val="24"/>
           </w:rPr>
-          <w:t xml:space="preserve">ed the typos pointed out by all reviewers; we thank them for their attention and have given the manuscript another careful read ourselves to eliminate further mistakes. </w:t>
+          <w:t>We apologize for the confusion. Only our R markdown-based SI was meant to contain the comparison to Liu and Jaeg</w:t>
         </w:r>
       </w:ins>
-    </w:p>
-    <w:p>
-      <w:pPr>
-        <w:spacing w:after="0" w:line="240" w:lineRule="auto"/>
-        <w:rPr>
-          <w:rFonts w:ascii="Times New Roman" w:hAnsi="Times New Roman" w:cs="Times New Roman"/>
-          <w:sz w:val="24"/>
-          <w:szCs w:val="24"/>
-        </w:rPr>
-      </w:pPr>
-      <w:r>
-        <w:rPr>
-          <w:rFonts w:ascii="Times New Roman" w:hAnsi="Times New Roman" w:cs="Times New Roman"/>
-          <w:sz w:val="24"/>
-          <w:szCs w:val="24"/>
-        </w:rPr>
-        <w:t> </w:t>
-      </w:r>
-    </w:p>
-    <w:p>
-      <w:pPr>
-        <w:spacing w:after="0" w:line="240" w:lineRule="auto"/>
-        <w:rPr>
-          <w:rFonts w:ascii="Times New Roman" w:hAnsi="Times New Roman" w:cs="Times New Roman"/>
-          <w:sz w:val="24"/>
-          <w:szCs w:val="24"/>
-        </w:rPr>
-      </w:pPr>
-      <w:r>
-        <w:rPr>
-          <w:rFonts w:ascii="Times New Roman" w:hAnsi="Times New Roman" w:cs="Times New Roman"/>
-          <w:sz w:val="24"/>
-          <w:szCs w:val="24"/>
-        </w:rPr>
-        <w:t>Sincerely,</w:t>
-      </w:r>
-    </w:p>
-    <w:p>
-      <w:pPr>
-        <w:spacing w:after="0" w:line="240" w:lineRule="auto"/>
-        <w:rPr>
-          <w:rFonts w:ascii="Times New Roman" w:hAnsi="Times New Roman" w:cs="Times New Roman"/>
-          <w:sz w:val="24"/>
-          <w:szCs w:val="24"/>
-        </w:rPr>
-      </w:pPr>
-      <w:r>
-        <w:rPr>
-          <w:rFonts w:ascii="Times New Roman" w:hAnsi="Times New Roman" w:cs="Times New Roman"/>
-          <w:sz w:val="24"/>
-          <w:szCs w:val="24"/>
-        </w:rPr>
-        <w:t> </w:t>
-      </w:r>
-    </w:p>
-    <w:p>
-      <w:pPr>
-        <w:spacing w:after="0" w:line="240" w:lineRule="auto"/>
-        <w:rPr>
-          <w:rFonts w:ascii="Times New Roman" w:hAnsi="Times New Roman" w:cs="Times New Roman"/>
-          <w:sz w:val="24"/>
-          <w:szCs w:val="24"/>
-        </w:rPr>
-      </w:pPr>
-      <w:r>
-        <w:rPr>
-          <w:rFonts w:ascii="Times New Roman" w:hAnsi="Times New Roman" w:cs="Times New Roman"/>
-          <w:sz w:val="24"/>
-          <w:szCs w:val="24"/>
-        </w:rPr>
-        <w:t>Shawn Cummings</w:t>
-      </w:r>
-    </w:p>
-    <w:p>
-      <w:pPr>
-        <w:spacing w:after="0" w:line="240" w:lineRule="auto"/>
-        <w:rPr>
-          <w:rFonts w:ascii="Times New Roman" w:hAnsi="Times New Roman" w:cs="Times New Roman"/>
-          <w:sz w:val="24"/>
-          <w:szCs w:val="24"/>
-        </w:rPr>
-      </w:pPr>
-      <w:proofErr w:type="spellStart"/>
-      <w:r>
-        <w:rPr>
-          <w:rFonts w:ascii="Times New Roman" w:hAnsi="Times New Roman" w:cs="Times New Roman"/>
-          <w:sz w:val="24"/>
-          <w:szCs w:val="24"/>
-        </w:rPr>
-        <w:t>Menghan</w:t>
-      </w:r>
-      <w:proofErr w:type="spellEnd"/>
-      <w:r>
-        <w:rPr>
-          <w:rFonts w:ascii="Times New Roman" w:hAnsi="Times New Roman" w:cs="Times New Roman"/>
-          <w:sz w:val="24"/>
-          <w:szCs w:val="24"/>
-        </w:rPr>
-        <w:t xml:space="preserve"> Yang</w:t>
-      </w:r>
-    </w:p>
-    <w:p>
-      <w:pPr>
-        <w:spacing w:after="0" w:line="240" w:lineRule="auto"/>
-        <w:rPr>
-          <w:rFonts w:ascii="Times New Roman" w:hAnsi="Times New Roman" w:cs="Times New Roman"/>
-          <w:sz w:val="24"/>
-          <w:szCs w:val="24"/>
-        </w:rPr>
-      </w:pPr>
-      <w:proofErr w:type="spellStart"/>
-      <w:r>
-        <w:rPr>
-          <w:rFonts w:ascii="Times New Roman" w:hAnsi="Times New Roman" w:cs="Times New Roman"/>
-          <w:sz w:val="24"/>
-          <w:szCs w:val="24"/>
-        </w:rPr>
-        <w:t>Gevher</w:t>
-      </w:r>
-      <w:proofErr w:type="spellEnd"/>
-      <w:r>
-        <w:rPr>
-          <w:rFonts w:ascii="Times New Roman" w:hAnsi="Times New Roman" w:cs="Times New Roman"/>
-          <w:sz w:val="24"/>
-          <w:szCs w:val="24"/>
-        </w:rPr>
-        <w:t xml:space="preserve"> </w:t>
-      </w:r>
-      <w:proofErr w:type="spellStart"/>
-      <w:r>
-        <w:rPr>
-          <w:rFonts w:ascii="Times New Roman" w:hAnsi="Times New Roman" w:cs="Times New Roman"/>
-          <w:sz w:val="24"/>
-          <w:szCs w:val="24"/>
-        </w:rPr>
-        <w:t>Karboga</w:t>
-      </w:r>
-      <w:proofErr w:type="spellEnd"/>
-    </w:p>
-    <w:p>
-      <w:pPr>
-        <w:spacing w:after="0" w:line="240" w:lineRule="auto"/>
-        <w:rPr>
-          <w:rFonts w:ascii="Times New Roman" w:hAnsi="Times New Roman" w:cs="Times New Roman"/>
-          <w:sz w:val="24"/>
-          <w:szCs w:val="24"/>
-        </w:rPr>
-      </w:pPr>
-      <w:r>
-        <w:rPr>
-          <w:rFonts w:ascii="Times New Roman" w:hAnsi="Times New Roman" w:cs="Times New Roman"/>
-          <w:sz w:val="24"/>
-          <w:szCs w:val="24"/>
-        </w:rPr>
-        <w:t>T. Florian Jaeger</w:t>
-      </w:r>
-    </w:p>
-    <w:p>
-      <w:pPr>
-        <w:spacing w:after="0" w:line="240" w:lineRule="auto"/>
-        <w:rPr>
-          <w:rFonts w:ascii="Times New Roman" w:hAnsi="Times New Roman" w:cs="Times New Roman"/>
-          <w:sz w:val="24"/>
-          <w:szCs w:val="24"/>
-        </w:rPr>
-      </w:pPr>
-    </w:p>
-    <w:p>
-      <w:pPr>
-        <w:rPr>
-          <w:rFonts w:ascii="Times New Roman" w:hAnsi="Times New Roman" w:cs="Times New Roman"/>
-          <w:b/>
-          <w:bCs/>
-          <w:sz w:val="24"/>
-          <w:szCs w:val="24"/>
-          <w:u w:val="single"/>
-        </w:rPr>
-      </w:pPr>
-      <w:r>
-        <w:rPr>
-          <w:rFonts w:ascii="Times New Roman" w:hAnsi="Times New Roman" w:cs="Times New Roman"/>
-          <w:b/>
-          <w:bCs/>
-          <w:sz w:val="24"/>
-          <w:szCs w:val="24"/>
-          <w:u w:val="single"/>
-        </w:rPr>
-        <w:br w:type="page"/>
-      </w:r>
-    </w:p>
-    <w:p>
-      <w:pPr>
-        <w:spacing w:after="0" w:line="240" w:lineRule="auto"/>
-        <w:rPr>
-          <w:rFonts w:ascii="Times New Roman" w:hAnsi="Times New Roman" w:cs="Times New Roman"/>
-          <w:sz w:val="24"/>
-          <w:szCs w:val="24"/>
-        </w:rPr>
-      </w:pPr>
-      <w:r>
-        <w:rPr>
-          <w:rFonts w:ascii="Times New Roman" w:hAnsi="Times New Roman" w:cs="Times New Roman"/>
-          <w:b/>
-          <w:bCs/>
-          <w:sz w:val="24"/>
-          <w:szCs w:val="24"/>
-          <w:u w:val="single"/>
-        </w:rPr>
-        <w:lastRenderedPageBreak/>
-        <w:t>Reviewer 1</w:t>
-      </w:r>
-    </w:p>
-    <w:p>
-      <w:pPr>
-        <w:spacing w:after="0" w:line="240" w:lineRule="auto"/>
-        <w:rPr>
-          <w:rFonts w:ascii="Times New Roman" w:hAnsi="Times New Roman" w:cs="Times New Roman"/>
-          <w:sz w:val="24"/>
-          <w:szCs w:val="24"/>
-        </w:rPr>
-      </w:pPr>
-    </w:p>
-    <w:p>
-      <w:pPr>
-        <w:pBdr>
-          <w:top w:val="single" w:sz="4" w:space="1" w:color="auto"/>
-          <w:left w:val="single" w:sz="4" w:space="4" w:color="auto"/>
-          <w:bottom w:val="single" w:sz="4" w:space="1" w:color="auto"/>
-          <w:right w:val="single" w:sz="4" w:space="4" w:color="auto"/>
-        </w:pBdr>
-        <w:spacing w:after="0" w:line="240" w:lineRule="auto"/>
-        <w:rPr>
-          <w:rFonts w:ascii="Times New Roman" w:hAnsi="Times New Roman" w:cs="Times New Roman"/>
-          <w:sz w:val="24"/>
-          <w:szCs w:val="24"/>
-        </w:rPr>
-      </w:pPr>
-      <w:r>
-        <w:rPr>
-          <w:rFonts w:ascii="Times New Roman" w:hAnsi="Times New Roman" w:cs="Times New Roman"/>
-          <w:sz w:val="24"/>
-          <w:szCs w:val="24"/>
-        </w:rPr>
-        <w:t xml:space="preserve">[summary omitted] </w:t>
-      </w:r>
-      <w:r>
-        <w:rPr>
-          <w:rFonts w:ascii="Times New Roman" w:hAnsi="Times New Roman" w:cs="Times New Roman"/>
-          <w:sz w:val="24"/>
-          <w:szCs w:val="24"/>
-        </w:rPr>
-        <w:t>Overall, this is a very nice study that addresses an interesting question about speech perception. The literature review is brief, but sufficient to give an quick overview of the theoretical background. The research questions are clearly spelled-out, the writing is quite clear, and the narrative is easy to follow.</w:t>
-      </w:r>
-      <w:r>
-        <w:rPr>
-          <w:rFonts w:ascii="Times New Roman" w:hAnsi="Times New Roman" w:cs="Times New Roman"/>
-          <w:sz w:val="24"/>
-          <w:szCs w:val="24"/>
-        </w:rPr>
-        <w:br/>
-      </w:r>
-      <w:r>
-        <w:rPr>
-          <w:rFonts w:ascii="Times New Roman" w:hAnsi="Times New Roman" w:cs="Times New Roman"/>
-          <w:sz w:val="24"/>
-          <w:szCs w:val="24"/>
-        </w:rPr>
-        <w:br/>
-      </w:r>
-      <w:r>
-        <w:rPr>
-          <w:rFonts w:ascii="Times New Roman" w:hAnsi="Times New Roman" w:cs="Times New Roman"/>
-          <w:sz w:val="24"/>
-          <w:szCs w:val="24"/>
-        </w:rPr>
-        <w:t>This work has many positive features, however there a couple of important issues that prevent me from recommending it for publication in its current form.</w:t>
-      </w:r>
-    </w:p>
-    <w:p>
-      <w:pPr>
-        <w:spacing w:after="0" w:line="240" w:lineRule="auto"/>
-        <w:rPr>
-          <w:rFonts w:ascii="Times New Roman" w:hAnsi="Times New Roman" w:cs="Times New Roman"/>
-          <w:sz w:val="24"/>
-          <w:szCs w:val="24"/>
-        </w:rPr>
-      </w:pPr>
-    </w:p>
-    <w:p>
-      <w:pPr>
-        <w:spacing w:after="0" w:line="240" w:lineRule="auto"/>
-        <w:rPr>
-          <w:rFonts w:ascii="Times New Roman" w:hAnsi="Times New Roman" w:cs="Times New Roman"/>
-          <w:sz w:val="24"/>
-          <w:szCs w:val="24"/>
-        </w:rPr>
-      </w:pPr>
-      <w:r>
-        <w:rPr>
-          <w:rFonts w:ascii="Times New Roman" w:hAnsi="Times New Roman" w:cs="Times New Roman"/>
-          <w:sz w:val="24"/>
-          <w:szCs w:val="24"/>
-        </w:rPr>
-        <w:t>Thank you for this careful summary and contextualization of our manuscript</w:t>
-      </w:r>
-      <w:r>
-        <w:rPr>
-          <w:rFonts w:ascii="Times New Roman" w:hAnsi="Times New Roman" w:cs="Times New Roman"/>
-          <w:sz w:val="24"/>
-          <w:szCs w:val="24"/>
-        </w:rPr>
-        <w:t xml:space="preserve">, as well as for your positive assessment. </w:t>
-      </w:r>
-    </w:p>
-    <w:p>
-      <w:pPr>
-        <w:spacing w:after="0" w:line="240" w:lineRule="auto"/>
-        <w:rPr>
-          <w:rFonts w:ascii="Times New Roman" w:hAnsi="Times New Roman" w:cs="Times New Roman"/>
-          <w:sz w:val="24"/>
-          <w:szCs w:val="24"/>
-        </w:rPr>
-      </w:pPr>
-    </w:p>
-    <w:p>
-      <w:pPr>
-        <w:pBdr>
-          <w:top w:val="single" w:sz="4" w:space="1" w:color="auto"/>
-          <w:left w:val="single" w:sz="4" w:space="4" w:color="auto"/>
-          <w:bottom w:val="single" w:sz="4" w:space="1" w:color="auto"/>
-          <w:right w:val="single" w:sz="4" w:space="4" w:color="auto"/>
-        </w:pBdr>
-        <w:spacing w:after="0" w:line="240" w:lineRule="auto"/>
-        <w:rPr>
-          <w:rFonts w:ascii="Times New Roman" w:hAnsi="Times New Roman" w:cs="Times New Roman"/>
-          <w:sz w:val="24"/>
-          <w:szCs w:val="24"/>
-        </w:rPr>
-      </w:pPr>
-      <w:r>
-        <w:rPr>
-          <w:rFonts w:ascii="Times New Roman" w:hAnsi="Times New Roman" w:cs="Times New Roman"/>
-          <w:sz w:val="24"/>
-          <w:szCs w:val="24"/>
-        </w:rPr>
-        <w:t xml:space="preserve">It is not entirely clear to me what exactly is the novelty of this work. As mentioned in the Discussion, the question of how listeners deal with shifted speech input as a function of whether the shift is attributed to idiosyncratic characteristics of the speaker (e.g., accent) versus incidental factors (e.g., pen in mouth) has already been addressed in the past. </w:t>
-      </w:r>
-      <w:proofErr w:type="spellStart"/>
-      <w:r>
-        <w:rPr>
-          <w:rFonts w:ascii="Times New Roman" w:hAnsi="Times New Roman" w:cs="Times New Roman"/>
-          <w:sz w:val="24"/>
-          <w:szCs w:val="24"/>
-        </w:rPr>
-        <w:t>Kraljic</w:t>
-      </w:r>
-      <w:proofErr w:type="spellEnd"/>
-      <w:r>
-        <w:rPr>
-          <w:rFonts w:ascii="Times New Roman" w:hAnsi="Times New Roman" w:cs="Times New Roman"/>
-          <w:sz w:val="24"/>
-          <w:szCs w:val="24"/>
-        </w:rPr>
-        <w:t xml:space="preserve"> et al (2008) asked this question and found that the effect of interest (perceptual recalibration in that case) goes away when the shift is attributed to incidental factors. Thus, the main conclusion of that study was the same as here: listeners 'explain away' the shift when it can be attributed to an incidental factor. I understand that there are some novel aspects introduced in this work, but they are not sufficiently highlighted/clarified right now. One suggestion would be to first present this work in the Introduction (rather than the Discussion) and explain what the present study adds that is new / different from that work.</w:t>
-      </w:r>
-    </w:p>
-    <w:p>
-      <w:pPr>
-        <w:spacing w:after="0" w:line="240" w:lineRule="auto"/>
-        <w:rPr>
-          <w:rFonts w:ascii="Times New Roman" w:hAnsi="Times New Roman" w:cs="Times New Roman"/>
-          <w:sz w:val="24"/>
-          <w:szCs w:val="24"/>
-        </w:rPr>
-      </w:pPr>
-      <w:r>
-        <w:rPr>
-          <w:rFonts w:ascii="Times New Roman" w:hAnsi="Times New Roman" w:cs="Times New Roman"/>
-          <w:sz w:val="24"/>
-          <w:szCs w:val="24"/>
-        </w:rPr>
-        <w:br/>
-        <w:t xml:space="preserve">We thank the reviewer for highlighting this point. Indeed, our experiments were </w:t>
-      </w:r>
-      <w:r>
-        <w:rPr>
-          <w:rFonts w:ascii="Times New Roman" w:hAnsi="Times New Roman" w:cs="Times New Roman"/>
-          <w:sz w:val="24"/>
-          <w:szCs w:val="24"/>
-        </w:rPr>
-        <w:t>in part</w:t>
-      </w:r>
-      <w:r>
-        <w:rPr>
-          <w:rFonts w:ascii="Times New Roman" w:hAnsi="Times New Roman" w:cs="Times New Roman"/>
-          <w:sz w:val="24"/>
-          <w:szCs w:val="24"/>
-        </w:rPr>
-        <w:t xml:space="preserve"> motivated by </w:t>
-      </w:r>
-      <w:r>
-        <w:rPr>
-          <w:rFonts w:ascii="Times New Roman" w:hAnsi="Times New Roman" w:cs="Times New Roman"/>
-          <w:sz w:val="24"/>
-          <w:szCs w:val="24"/>
-        </w:rPr>
-        <w:t xml:space="preserve">an effort to better understand the results of </w:t>
-      </w:r>
-      <w:proofErr w:type="spellStart"/>
-      <w:r>
-        <w:rPr>
-          <w:rFonts w:ascii="Times New Roman" w:hAnsi="Times New Roman" w:cs="Times New Roman"/>
-          <w:sz w:val="24"/>
-          <w:szCs w:val="24"/>
-        </w:rPr>
-        <w:t>Kraljic</w:t>
-      </w:r>
-      <w:proofErr w:type="spellEnd"/>
-      <w:r>
-        <w:rPr>
-          <w:rFonts w:ascii="Times New Roman" w:hAnsi="Times New Roman" w:cs="Times New Roman"/>
-          <w:sz w:val="24"/>
-          <w:szCs w:val="24"/>
-        </w:rPr>
-        <w:t xml:space="preserve"> and colleagues’ seminal work</w:t>
-      </w:r>
-      <w:r>
-        <w:rPr>
-          <w:rFonts w:ascii="Times New Roman" w:hAnsi="Times New Roman" w:cs="Times New Roman"/>
-          <w:sz w:val="24"/>
-          <w:szCs w:val="24"/>
-        </w:rPr>
-        <w:t>, and to take some steps towards</w:t>
-      </w:r>
-      <w:r>
-        <w:rPr>
-          <w:rFonts w:ascii="Times New Roman" w:hAnsi="Times New Roman" w:cs="Times New Roman"/>
-          <w:sz w:val="24"/>
-          <w:szCs w:val="24"/>
-        </w:rPr>
-        <w:t xml:space="preserve"> disentangl</w:t>
-      </w:r>
-      <w:r>
-        <w:rPr>
-          <w:rFonts w:ascii="Times New Roman" w:hAnsi="Times New Roman" w:cs="Times New Roman"/>
-          <w:sz w:val="24"/>
-          <w:szCs w:val="24"/>
-        </w:rPr>
-        <w:t>ing</w:t>
-      </w:r>
-      <w:r>
-        <w:rPr>
-          <w:rFonts w:ascii="Times New Roman" w:hAnsi="Times New Roman" w:cs="Times New Roman"/>
-          <w:sz w:val="24"/>
-          <w:szCs w:val="24"/>
-        </w:rPr>
-        <w:t xml:space="preserve"> competing explanations for the result obtained by </w:t>
-      </w:r>
-      <w:proofErr w:type="spellStart"/>
-      <w:r>
-        <w:rPr>
-          <w:rFonts w:ascii="Times New Roman" w:hAnsi="Times New Roman" w:cs="Times New Roman"/>
-          <w:sz w:val="24"/>
-          <w:szCs w:val="24"/>
-        </w:rPr>
-        <w:t>Kraljic</w:t>
-      </w:r>
-      <w:proofErr w:type="spellEnd"/>
-      <w:r>
-        <w:rPr>
-          <w:rFonts w:ascii="Times New Roman" w:hAnsi="Times New Roman" w:cs="Times New Roman"/>
-          <w:sz w:val="24"/>
-          <w:szCs w:val="24"/>
-        </w:rPr>
-        <w:t xml:space="preserve"> et al. (2008). </w:t>
-      </w:r>
-    </w:p>
-    <w:p>
-      <w:pPr>
-        <w:spacing w:after="0" w:line="240" w:lineRule="auto"/>
-        <w:rPr>
-          <w:rFonts w:ascii="Times New Roman" w:hAnsi="Times New Roman" w:cs="Times New Roman"/>
-          <w:sz w:val="24"/>
-          <w:szCs w:val="24"/>
-        </w:rPr>
-      </w:pPr>
-    </w:p>
-    <w:p>
-      <w:pPr>
-        <w:spacing w:after="0" w:line="240" w:lineRule="auto"/>
-        <w:rPr>
-          <w:rFonts w:ascii="Times New Roman" w:hAnsi="Times New Roman" w:cs="Times New Roman"/>
-          <w:sz w:val="24"/>
-          <w:szCs w:val="24"/>
-        </w:rPr>
-      </w:pPr>
-      <w:r>
-        <w:rPr>
-          <w:rFonts w:ascii="Times New Roman" w:hAnsi="Times New Roman" w:cs="Times New Roman"/>
-          <w:sz w:val="24"/>
-          <w:szCs w:val="24"/>
-        </w:rPr>
-        <w:t xml:space="preserve">For instance, </w:t>
-      </w:r>
-      <w:proofErr w:type="spellStart"/>
-      <w:r>
-        <w:rPr>
-          <w:rFonts w:ascii="Times New Roman" w:hAnsi="Times New Roman" w:cs="Times New Roman"/>
-          <w:sz w:val="24"/>
-          <w:szCs w:val="24"/>
-        </w:rPr>
-        <w:t>Kraljic</w:t>
-      </w:r>
-      <w:proofErr w:type="spellEnd"/>
-      <w:r>
-        <w:rPr>
-          <w:rFonts w:ascii="Times New Roman" w:hAnsi="Times New Roman" w:cs="Times New Roman"/>
-          <w:sz w:val="24"/>
-          <w:szCs w:val="24"/>
-        </w:rPr>
-        <w:t xml:space="preserve"> &amp; Samuel (2011) proposed an alternative explanation that does not appeal to ‘explaining away’, but rather appeals to specifics of exemplar storage. Liu &amp; Jaeger (201</w:t>
-      </w:r>
-      <w:r>
-        <w:rPr>
-          <w:rFonts w:ascii="Times New Roman" w:hAnsi="Times New Roman" w:cs="Times New Roman"/>
-          <w:sz w:val="24"/>
-          <w:szCs w:val="24"/>
-        </w:rPr>
-        <w:t>8</w:t>
-      </w:r>
-      <w:r>
-        <w:rPr>
-          <w:rFonts w:ascii="Times New Roman" w:hAnsi="Times New Roman" w:cs="Times New Roman"/>
-          <w:sz w:val="24"/>
-          <w:szCs w:val="24"/>
-        </w:rPr>
-        <w:t>) argued that this alternative account faces both theoretical and empirical issue</w:t>
-      </w:r>
-      <w:ins w:id="3" w:author="Cummings, Shawn" w:date="2025-05-09T12:07:00Z" w16du:dateUtc="2025-05-09T16:07:00Z">
+      <w:ins w:id="9" w:author="Jaeger, Florian" w:date="2025-05-11T14:00:00Z" w16du:dateUtc="2025-05-11T18:00:00Z">
         <w:r>
           <w:rPr>
             <w:rFonts w:ascii="Times New Roman" w:hAnsi="Times New Roman" w:cs="Times New Roman"/>
             <w:sz w:val="24"/>
             <w:szCs w:val="24"/>
           </w:rPr>
-          <w:t>s</w:t>
+          <w:t xml:space="preserve">er (2018, they gray line in the figure). This also confused </w:t>
         </w:r>
       </w:ins>
-      <w:r>
-        <w:rPr>
-          <w:rFonts w:ascii="Times New Roman" w:hAnsi="Times New Roman" w:cs="Times New Roman"/>
-          <w:sz w:val="24"/>
-          <w:szCs w:val="24"/>
-        </w:rPr>
-        <w:t>. In a series of experiments, Liu &amp; Jaeger (201</w:t>
-      </w:r>
-      <w:r>
-        <w:rPr>
-          <w:rFonts w:ascii="Times New Roman" w:hAnsi="Times New Roman" w:cs="Times New Roman"/>
-          <w:sz w:val="24"/>
-          <w:szCs w:val="24"/>
-        </w:rPr>
-        <w:t>8</w:t>
-      </w:r>
-      <w:r>
-        <w:rPr>
-          <w:rFonts w:ascii="Times New Roman" w:hAnsi="Times New Roman" w:cs="Times New Roman"/>
-          <w:sz w:val="24"/>
-          <w:szCs w:val="24"/>
-        </w:rPr>
-        <w:t xml:space="preserve">) argued for an elaborated version of the original proposal in </w:t>
-      </w:r>
-      <w:proofErr w:type="spellStart"/>
-      <w:r>
-        <w:rPr>
-          <w:rFonts w:ascii="Times New Roman" w:hAnsi="Times New Roman" w:cs="Times New Roman"/>
-          <w:sz w:val="24"/>
-          <w:szCs w:val="24"/>
-        </w:rPr>
-        <w:t>Kraljic</w:t>
-      </w:r>
-      <w:proofErr w:type="spellEnd"/>
-      <w:r>
-        <w:rPr>
-          <w:rFonts w:ascii="Times New Roman" w:hAnsi="Times New Roman" w:cs="Times New Roman"/>
-          <w:sz w:val="24"/>
-          <w:szCs w:val="24"/>
-        </w:rPr>
-        <w:t xml:space="preserve"> et al. (2008): that the effects of pen placement are rooted in causal inferences under uncertainty—uncertainty about whether the pen or the talker is the cause for the observed unexpected pronunciation. </w:t>
-      </w:r>
-      <w:r>
-        <w:rPr>
-          <w:rFonts w:ascii="Times New Roman" w:hAnsi="Times New Roman" w:cs="Times New Roman"/>
-          <w:sz w:val="24"/>
-          <w:szCs w:val="24"/>
-        </w:rPr>
-        <w:t xml:space="preserve">In short, competing explanations have been offered for the findings of </w:t>
-      </w:r>
-      <w:proofErr w:type="spellStart"/>
-      <w:r>
-        <w:rPr>
-          <w:rFonts w:ascii="Times New Roman" w:hAnsi="Times New Roman" w:cs="Times New Roman"/>
-          <w:sz w:val="24"/>
-          <w:szCs w:val="24"/>
-        </w:rPr>
-        <w:t>Kraljic</w:t>
-      </w:r>
-      <w:proofErr w:type="spellEnd"/>
-      <w:r>
-        <w:rPr>
-          <w:rFonts w:ascii="Times New Roman" w:hAnsi="Times New Roman" w:cs="Times New Roman"/>
-          <w:sz w:val="24"/>
-          <w:szCs w:val="24"/>
-        </w:rPr>
-        <w:t xml:space="preserve"> et al. (2008) and subsequent related works.</w:t>
-      </w:r>
-    </w:p>
-    <w:p>
-      <w:pPr>
-        <w:spacing w:after="0" w:line="240" w:lineRule="auto"/>
-        <w:rPr>
-          <w:rFonts w:ascii="Times New Roman" w:hAnsi="Times New Roman" w:cs="Times New Roman"/>
-          <w:sz w:val="24"/>
-          <w:szCs w:val="24"/>
-        </w:rPr>
-      </w:pPr>
-    </w:p>
-    <w:p>
-      <w:pPr>
-        <w:spacing w:after="0" w:line="240" w:lineRule="auto"/>
-        <w:rPr>
-          <w:rFonts w:ascii="Times New Roman" w:hAnsi="Times New Roman" w:cs="Times New Roman"/>
-          <w:sz w:val="24"/>
-          <w:szCs w:val="24"/>
-        </w:rPr>
-      </w:pPr>
-      <w:r>
-        <w:rPr>
-          <w:rFonts w:ascii="Times New Roman" w:hAnsi="Times New Roman" w:cs="Times New Roman"/>
-          <w:sz w:val="24"/>
-          <w:szCs w:val="24"/>
-        </w:rPr>
-        <w:t xml:space="preserve">Critically, none of these </w:t>
-      </w:r>
-      <w:r>
-        <w:rPr>
-          <w:rFonts w:ascii="Times New Roman" w:hAnsi="Times New Roman" w:cs="Times New Roman"/>
-          <w:sz w:val="24"/>
-          <w:szCs w:val="24"/>
-        </w:rPr>
-        <w:t>earlier</w:t>
-      </w:r>
-      <w:r>
-        <w:rPr>
-          <w:rFonts w:ascii="Times New Roman" w:hAnsi="Times New Roman" w:cs="Times New Roman"/>
-          <w:sz w:val="24"/>
-          <w:szCs w:val="24"/>
-        </w:rPr>
-        <w:t xml:space="preserve"> experiments addressed how the pen actually affects perception </w:t>
-      </w:r>
-      <w:r>
-        <w:rPr>
-          <w:rFonts w:ascii="Times New Roman" w:hAnsi="Times New Roman" w:cs="Times New Roman"/>
-          <w:i/>
-          <w:iCs/>
-          <w:sz w:val="24"/>
-          <w:szCs w:val="24"/>
-        </w:rPr>
-        <w:t>in the moment</w:t>
-      </w:r>
-      <w:r>
-        <w:rPr>
-          <w:rFonts w:ascii="Times New Roman" w:hAnsi="Times New Roman" w:cs="Times New Roman"/>
-          <w:sz w:val="24"/>
-          <w:szCs w:val="24"/>
-        </w:rPr>
-        <w:t xml:space="preserve">. Instead, all previous experiments assessed effects during audio-only test phases that followed the audio-visual exposure phase in which pen placement was manipulated. In those original experiments, it is thus unclear (1) how the pen affects perception (as opposed to subsequent perceptual recalibration) and (2) what assumptions listeners held about the pen placement during test (where no audiovisual materials were used). </w:t>
-      </w:r>
-    </w:p>
-    <w:p>
-      <w:pPr>
-        <w:spacing w:after="0" w:line="240" w:lineRule="auto"/>
-        <w:rPr>
-          <w:rFonts w:ascii="Times New Roman" w:hAnsi="Times New Roman" w:cs="Times New Roman"/>
-          <w:sz w:val="24"/>
-          <w:szCs w:val="24"/>
-        </w:rPr>
-      </w:pPr>
-    </w:p>
-    <w:p>
-      <w:pPr>
-        <w:spacing w:after="0" w:line="240" w:lineRule="auto"/>
-        <w:rPr>
-          <w:rFonts w:ascii="Times New Roman" w:hAnsi="Times New Roman" w:cs="Times New Roman"/>
-          <w:sz w:val="24"/>
-          <w:szCs w:val="24"/>
-        </w:rPr>
-      </w:pPr>
-      <w:r>
-        <w:rPr>
-          <w:rFonts w:ascii="Times New Roman" w:hAnsi="Times New Roman" w:cs="Times New Roman"/>
-          <w:sz w:val="24"/>
-          <w:szCs w:val="24"/>
-        </w:rPr>
-        <w:lastRenderedPageBreak/>
-        <w:t>These knowledge gaps</w:t>
-      </w:r>
-      <w:r>
-        <w:rPr>
-          <w:rFonts w:ascii="Times New Roman" w:hAnsi="Times New Roman" w:cs="Times New Roman"/>
-          <w:sz w:val="24"/>
-          <w:szCs w:val="24"/>
-        </w:rPr>
-        <w:t>—which we address in the present work—</w:t>
-      </w:r>
-      <w:r>
-        <w:rPr>
-          <w:rFonts w:ascii="Times New Roman" w:hAnsi="Times New Roman" w:cs="Times New Roman"/>
-          <w:sz w:val="24"/>
-          <w:szCs w:val="24"/>
-        </w:rPr>
-        <w:t xml:space="preserve">have limited researchers’ ability to distinguish between the competing hypotheses described above. </w:t>
-      </w:r>
-      <w:r>
-        <w:rPr>
-          <w:rFonts w:ascii="Times New Roman" w:hAnsi="Times New Roman" w:cs="Times New Roman"/>
-          <w:sz w:val="24"/>
-          <w:szCs w:val="24"/>
-        </w:rPr>
-        <w:t xml:space="preserve">Additionally, </w:t>
-      </w:r>
-      <w:r>
-        <w:rPr>
-          <w:rFonts w:ascii="Times New Roman" w:hAnsi="Times New Roman" w:cs="Times New Roman"/>
-          <w:sz w:val="24"/>
-          <w:szCs w:val="24"/>
-        </w:rPr>
-        <w:t xml:space="preserve"> </w:t>
-      </w:r>
-      <w:r>
-        <w:rPr>
-          <w:rFonts w:ascii="Times New Roman" w:hAnsi="Times New Roman" w:cs="Times New Roman"/>
-          <w:sz w:val="24"/>
-          <w:szCs w:val="24"/>
-        </w:rPr>
-        <w:t xml:space="preserve">our experiments have the potential to shed light on some more nuanced complexities in the line of work inspired by </w:t>
-      </w:r>
-      <w:proofErr w:type="spellStart"/>
-      <w:r>
-        <w:rPr>
-          <w:rFonts w:ascii="Times New Roman" w:hAnsi="Times New Roman" w:cs="Times New Roman"/>
-          <w:sz w:val="24"/>
-          <w:szCs w:val="24"/>
-        </w:rPr>
-        <w:t>Kraljic</w:t>
-      </w:r>
-      <w:proofErr w:type="spellEnd"/>
-      <w:r>
-        <w:rPr>
-          <w:rFonts w:ascii="Times New Roman" w:hAnsi="Times New Roman" w:cs="Times New Roman"/>
-          <w:sz w:val="24"/>
-          <w:szCs w:val="24"/>
-        </w:rPr>
-        <w:t xml:space="preserve"> and colleagues. For example, </w:t>
-      </w:r>
-      <w:r>
-        <w:rPr>
-          <w:rFonts w:ascii="Times New Roman" w:hAnsi="Times New Roman" w:cs="Times New Roman"/>
-          <w:sz w:val="24"/>
-          <w:szCs w:val="24"/>
-        </w:rPr>
-        <w:t>Liu &amp; Jaeger (201</w:t>
-      </w:r>
-      <w:r>
-        <w:rPr>
-          <w:rFonts w:ascii="Times New Roman" w:hAnsi="Times New Roman" w:cs="Times New Roman"/>
-          <w:sz w:val="24"/>
-          <w:szCs w:val="24"/>
-        </w:rPr>
-        <w:t>8</w:t>
-      </w:r>
-      <w:r>
-        <w:rPr>
-          <w:rFonts w:ascii="Times New Roman" w:hAnsi="Times New Roman" w:cs="Times New Roman"/>
-          <w:sz w:val="24"/>
-          <w:szCs w:val="24"/>
-        </w:rPr>
-        <w:t xml:space="preserve">) found </w:t>
-      </w:r>
-      <w:r>
-        <w:rPr>
-          <w:rFonts w:ascii="Times New Roman" w:hAnsi="Times New Roman" w:cs="Times New Roman"/>
-          <w:sz w:val="24"/>
-          <w:szCs w:val="24"/>
-        </w:rPr>
-        <w:t xml:space="preserve">that the blocking/reduction of </w:t>
-      </w:r>
-      <w:r>
-        <w:rPr>
-          <w:rFonts w:ascii="Times New Roman" w:hAnsi="Times New Roman" w:cs="Times New Roman"/>
-          <w:sz w:val="24"/>
-          <w:szCs w:val="24"/>
-        </w:rPr>
-        <w:t xml:space="preserve">perceptual recalibration </w:t>
-      </w:r>
-      <w:r>
-        <w:rPr>
-          <w:rFonts w:ascii="Times New Roman" w:hAnsi="Times New Roman" w:cs="Times New Roman"/>
-          <w:sz w:val="24"/>
-          <w:szCs w:val="24"/>
-        </w:rPr>
-        <w:t>in the pen-in-the-mouth condition is</w:t>
-      </w:r>
-      <w:r>
-        <w:rPr>
-          <w:rFonts w:ascii="Times New Roman" w:hAnsi="Times New Roman" w:cs="Times New Roman"/>
-          <w:sz w:val="24"/>
-          <w:szCs w:val="24"/>
-        </w:rPr>
-        <w:t xml:space="preserve"> asymmetric between “s” and “</w:t>
-      </w:r>
-      <w:proofErr w:type="spellStart"/>
-      <w:r>
-        <w:rPr>
-          <w:rFonts w:ascii="Times New Roman" w:hAnsi="Times New Roman" w:cs="Times New Roman"/>
-          <w:sz w:val="24"/>
-          <w:szCs w:val="24"/>
-        </w:rPr>
-        <w:t>sh</w:t>
-      </w:r>
-      <w:proofErr w:type="spellEnd"/>
-      <w:r>
-        <w:rPr>
-          <w:rFonts w:ascii="Times New Roman" w:hAnsi="Times New Roman" w:cs="Times New Roman"/>
-          <w:sz w:val="24"/>
-          <w:szCs w:val="24"/>
-        </w:rPr>
-        <w:t xml:space="preserve">”-biased exposure. </w:t>
-      </w:r>
-      <w:r>
-        <w:rPr>
-          <w:rFonts w:ascii="Times New Roman" w:hAnsi="Times New Roman" w:cs="Times New Roman"/>
-          <w:sz w:val="24"/>
-          <w:szCs w:val="24"/>
-        </w:rPr>
-        <w:t xml:space="preserve">In the </w:t>
-      </w:r>
-      <w:r>
-        <w:rPr>
-          <w:rFonts w:ascii="Times New Roman" w:hAnsi="Times New Roman" w:cs="Times New Roman"/>
-          <w:sz w:val="24"/>
-          <w:szCs w:val="24"/>
-        </w:rPr>
-        <w:t xml:space="preserve">revised general </w:t>
-      </w:r>
-      <w:r>
-        <w:rPr>
-          <w:rFonts w:ascii="Times New Roman" w:hAnsi="Times New Roman" w:cs="Times New Roman"/>
-          <w:sz w:val="24"/>
-          <w:szCs w:val="24"/>
-        </w:rPr>
-        <w:t>discussion, we clarify how our findings offer the beginning of a new explanation for this asymmetry.</w:t>
-      </w:r>
-      <w:r>
-        <w:rPr>
-          <w:rFonts w:ascii="Times New Roman" w:hAnsi="Times New Roman" w:cs="Times New Roman"/>
-          <w:sz w:val="24"/>
-          <w:szCs w:val="24"/>
-        </w:rPr>
-        <w:br/>
-      </w:r>
-    </w:p>
-    <w:p>
-      <w:pPr>
-        <w:pBdr>
-          <w:top w:val="single" w:sz="4" w:space="1" w:color="auto"/>
-          <w:left w:val="single" w:sz="4" w:space="4" w:color="auto"/>
-          <w:bottom w:val="single" w:sz="4" w:space="1" w:color="auto"/>
-          <w:right w:val="single" w:sz="4" w:space="4" w:color="auto"/>
-        </w:pBdr>
-        <w:spacing w:after="0" w:line="240" w:lineRule="auto"/>
-        <w:rPr>
-          <w:rFonts w:ascii="Times New Roman" w:hAnsi="Times New Roman" w:cs="Times New Roman"/>
-          <w:sz w:val="24"/>
-          <w:szCs w:val="24"/>
-        </w:rPr>
-      </w:pPr>
-      <w:r>
-        <w:rPr>
-          <w:rFonts w:ascii="Times New Roman" w:hAnsi="Times New Roman" w:cs="Times New Roman"/>
-          <w:sz w:val="24"/>
-          <w:szCs w:val="24"/>
-        </w:rPr>
-        <w:t>I really liked the idea of testing whether the visibility of the pen-in-the-mouth manipulation modulates the effect; however, it is also possible that the black square was simply distracting and it was this distraction (rather than the occlusion of the articulatory information) what caused the effect going away. I am not sure whether this can be fully addressed without an additional experiment, but the authors can at least acknowledge this possibility.</w:t>
-      </w:r>
-    </w:p>
-    <w:p>
-      <w:pPr>
-        <w:spacing w:after="0" w:line="240" w:lineRule="auto"/>
-        <w:rPr>
-          <w:rFonts w:ascii="Times New Roman" w:hAnsi="Times New Roman" w:cs="Times New Roman"/>
-          <w:sz w:val="24"/>
-          <w:szCs w:val="24"/>
-        </w:rPr>
-      </w:pPr>
-    </w:p>
-    <w:p>
-      <w:pPr>
-        <w:spacing w:after="0" w:line="240" w:lineRule="auto"/>
-        <w:rPr>
-          <w:rFonts w:ascii="Times New Roman" w:hAnsi="Times New Roman" w:cs="Times New Roman"/>
-          <w:sz w:val="24"/>
-          <w:szCs w:val="24"/>
-        </w:rPr>
-      </w:pPr>
-      <w:r>
-        <w:rPr>
-          <w:rFonts w:ascii="Times New Roman" w:hAnsi="Times New Roman" w:cs="Times New Roman"/>
-          <w:sz w:val="24"/>
-          <w:szCs w:val="24"/>
-        </w:rPr>
-        <w:t>Thank</w:t>
-      </w:r>
-      <w:r>
-        <w:rPr>
-          <w:rFonts w:ascii="Times New Roman" w:hAnsi="Times New Roman" w:cs="Times New Roman"/>
-          <w:sz w:val="24"/>
-          <w:szCs w:val="24"/>
-        </w:rPr>
-        <w:t xml:space="preserve"> you for raising this point. As laid out in the main part of the letter, the revised discussion of Experiment 2 now acknowledges and discusses this possibility.</w:t>
-      </w:r>
-    </w:p>
-    <w:p>
-      <w:pPr>
-        <w:spacing w:after="0" w:line="240" w:lineRule="auto"/>
-        <w:rPr>
-          <w:rFonts w:ascii="Times New Roman" w:hAnsi="Times New Roman" w:cs="Times New Roman"/>
-          <w:sz w:val="24"/>
-          <w:szCs w:val="24"/>
-        </w:rPr>
-      </w:pPr>
-    </w:p>
-    <w:p>
-      <w:pPr>
-        <w:pBdr>
-          <w:top w:val="single" w:sz="4" w:space="1" w:color="auto"/>
-          <w:left w:val="single" w:sz="4" w:space="4" w:color="auto"/>
-          <w:bottom w:val="single" w:sz="4" w:space="1" w:color="auto"/>
-          <w:right w:val="single" w:sz="4" w:space="4" w:color="auto"/>
-        </w:pBdr>
-        <w:spacing w:after="0" w:line="240" w:lineRule="auto"/>
-        <w:rPr>
-          <w:rFonts w:ascii="Times New Roman" w:hAnsi="Times New Roman" w:cs="Times New Roman"/>
-          <w:sz w:val="24"/>
-          <w:szCs w:val="24"/>
-        </w:rPr>
-      </w:pPr>
-      <w:r>
-        <w:rPr>
-          <w:rFonts w:ascii="Times New Roman" w:hAnsi="Times New Roman" w:cs="Times New Roman"/>
-          <w:sz w:val="24"/>
-          <w:szCs w:val="24"/>
-        </w:rPr>
-        <w:t>Methods - &gt; Exclusions:</w:t>
-      </w:r>
-      <w:r>
-        <w:rPr>
-          <w:rFonts w:ascii="Times New Roman" w:hAnsi="Times New Roman" w:cs="Times New Roman"/>
-          <w:sz w:val="24"/>
-          <w:szCs w:val="24"/>
-        </w:rPr>
-        <w:br/>
-        <w:t>-"We removed participants who […] (4) had unusually fast or slow reaction times" -&gt; Please add more details as to what exact criteria where used here.</w:t>
-      </w:r>
-      <w:r>
-        <w:rPr>
-          <w:rFonts w:ascii="Times New Roman" w:hAnsi="Times New Roman" w:cs="Times New Roman"/>
-          <w:sz w:val="24"/>
-          <w:szCs w:val="24"/>
-        </w:rPr>
-        <w:br/>
-        <w:t>-"For this purpose, we considered participants with significant slopes in the opposite of the expected direction as likely having swapped the response keys" -&gt; What about participants with flat slopes?</w:t>
-      </w:r>
-    </w:p>
-    <w:p>
-      <w:pPr>
-        <w:spacing w:after="0" w:line="240" w:lineRule="auto"/>
-        <w:rPr>
-          <w:rFonts w:ascii="Times New Roman" w:hAnsi="Times New Roman" w:cs="Times New Roman"/>
-          <w:sz w:val="24"/>
-          <w:szCs w:val="24"/>
-        </w:rPr>
-      </w:pPr>
-    </w:p>
-    <w:p>
-      <w:pPr>
-        <w:spacing w:after="0" w:line="240" w:lineRule="auto"/>
-        <w:rPr>
-          <w:rFonts w:ascii="Times New Roman" w:hAnsi="Times New Roman" w:cs="Times New Roman"/>
-          <w:sz w:val="24"/>
-          <w:szCs w:val="24"/>
-        </w:rPr>
-      </w:pPr>
-      <w:r>
-        <w:rPr>
-          <w:rFonts w:ascii="Times New Roman" w:hAnsi="Times New Roman" w:cs="Times New Roman"/>
-          <w:sz w:val="24"/>
-          <w:szCs w:val="24"/>
-        </w:rPr>
-        <w:t>We have added the requested details</w:t>
-      </w:r>
-      <w:ins w:id="4" w:author="Cummings, Shawn" w:date="2025-05-09T12:51:00Z" w16du:dateUtc="2025-05-09T16:51:00Z">
+      <w:ins w:id="10" w:author="Jaeger, Florian" w:date="2025-05-11T14:15:00Z" w16du:dateUtc="2025-05-11T18:15:00Z">
+        <w:r>
+          <w:rPr>
+            <w:rFonts w:ascii="Times New Roman" w:hAnsi="Times New Roman" w:cs="Times New Roman"/>
+            <w:sz w:val="24"/>
+            <w:szCs w:val="24"/>
+          </w:rPr>
+          <w:t>another reviewer</w:t>
+        </w:r>
+      </w:ins>
+      <w:ins w:id="11" w:author="Jaeger, Florian" w:date="2025-05-11T14:03:00Z" w16du:dateUtc="2025-05-11T18:03:00Z">
+        <w:r>
+          <w:rPr>
+            <w:rFonts w:ascii="Times New Roman" w:hAnsi="Times New Roman" w:cs="Times New Roman"/>
+            <w:sz w:val="24"/>
+            <w:szCs w:val="24"/>
+          </w:rPr>
+          <w:t xml:space="preserve"> (understandably given that the legend didn’t mention the gray line at all!)</w:t>
+        </w:r>
+      </w:ins>
+      <w:ins w:id="12" w:author="Jaeger, Florian" w:date="2025-05-11T14:00:00Z" w16du:dateUtc="2025-05-11T18:00:00Z">
+        <w:r>
+          <w:rPr>
+            <w:rFonts w:ascii="Times New Roman" w:hAnsi="Times New Roman" w:cs="Times New Roman"/>
+            <w:sz w:val="24"/>
+            <w:szCs w:val="24"/>
+          </w:rPr>
+          <w:t xml:space="preserve">. </w:t>
+        </w:r>
+      </w:ins>
+    </w:p>
+    <w:p>
+      <w:pPr>
+        <w:spacing w:after="0" w:line="240" w:lineRule="auto"/>
+        <w:rPr>
+          <w:ins w:id="13" w:author="Jaeger, Florian" w:date="2025-05-11T14:03:00Z" w16du:dateUtc="2025-05-11T18:03:00Z"/>
+          <w:rFonts w:ascii="Times New Roman" w:hAnsi="Times New Roman" w:cs="Times New Roman"/>
+          <w:sz w:val="24"/>
+          <w:szCs w:val="24"/>
+        </w:rPr>
+      </w:pPr>
+    </w:p>
+    <w:p>
+      <w:pPr>
+        <w:spacing w:after="0" w:line="240" w:lineRule="auto"/>
+        <w:rPr>
+          <w:rFonts w:ascii="Times New Roman" w:hAnsi="Times New Roman" w:cs="Times New Roman"/>
+          <w:sz w:val="24"/>
+          <w:szCs w:val="24"/>
+        </w:rPr>
+      </w:pPr>
+      <w:ins w:id="14" w:author="Jaeger, Florian" w:date="2025-05-11T14:00:00Z" w16du:dateUtc="2025-05-11T18:00:00Z">
+        <w:r>
+          <w:rPr>
+            <w:rFonts w:ascii="Times New Roman" w:hAnsi="Times New Roman" w:cs="Times New Roman"/>
+            <w:sz w:val="24"/>
+            <w:szCs w:val="24"/>
+          </w:rPr>
+          <w:t>We have now removed the gray line from the plot in the main text. In the SI, we include the comparison to Liu and Jaeger (2018), and clarify its relevanc</w:t>
+        </w:r>
+      </w:ins>
+      <w:ins w:id="15" w:author="Jaeger, Florian" w:date="2025-05-11T14:01:00Z" w16du:dateUtc="2025-05-11T18:01:00Z">
+        <w:r>
+          <w:rPr>
+            <w:rFonts w:ascii="Times New Roman" w:hAnsi="Times New Roman" w:cs="Times New Roman"/>
+            <w:sz w:val="24"/>
+            <w:szCs w:val="24"/>
+          </w:rPr>
+          <w:t>e: comparison to the audio-only</w:t>
+        </w:r>
+      </w:ins>
+      <w:ins w:id="16" w:author="Jaeger, Florian" w:date="2025-05-11T14:15:00Z" w16du:dateUtc="2025-05-11T18:15:00Z">
         <w:r>
           <w:rPr>
             <w:rFonts w:ascii="Times New Roman" w:hAnsi="Times New Roman" w:cs="Times New Roman"/>
@@ -1925,13 +2821,70 @@
           </w:rPr>
           <w:t xml:space="preserve"> (</w:t>
         </w:r>
+      </w:ins>
+      <w:ins w:id="17" w:author="Jaeger, Florian" w:date="2025-05-11T14:16:00Z" w16du:dateUtc="2025-05-11T18:16:00Z">
         <w:r>
           <w:rPr>
             <w:rFonts w:ascii="Times New Roman" w:hAnsi="Times New Roman" w:cs="Times New Roman"/>
             <w:sz w:val="24"/>
             <w:szCs w:val="24"/>
           </w:rPr>
-          <w:t>participants were excluded if their mean log reaction time was 3 standard deviations above or below the mean</w:t>
+          <w:t>and thus no pen)</w:t>
+        </w:r>
+      </w:ins>
+      <w:ins w:id="18" w:author="Jaeger, Florian" w:date="2025-05-11T14:01:00Z" w16du:dateUtc="2025-05-11T18:01:00Z">
+        <w:r>
+          <w:rPr>
+            <w:rFonts w:ascii="Times New Roman" w:hAnsi="Times New Roman" w:cs="Times New Roman"/>
+            <w:sz w:val="24"/>
+            <w:szCs w:val="24"/>
+          </w:rPr>
+          <w:t xml:space="preserve"> continuum used in Liu and Jaeger (and all previous work) helps to assess whether </w:t>
+        </w:r>
+        <w:proofErr w:type="spellStart"/>
+        <w:r>
+          <w:rPr>
+            <w:rFonts w:ascii="Times New Roman" w:hAnsi="Times New Roman" w:cs="Times New Roman"/>
+            <w:sz w:val="24"/>
+            <w:szCs w:val="24"/>
+          </w:rPr>
+          <w:t>a</w:t>
+        </w:r>
+        <w:proofErr w:type="spellEnd"/>
+        <w:r>
+          <w:rPr>
+            <w:rFonts w:ascii="Times New Roman" w:hAnsi="Times New Roman" w:cs="Times New Roman"/>
+            <w:sz w:val="24"/>
+            <w:szCs w:val="24"/>
+          </w:rPr>
+          <w:t xml:space="preserve"> audiovisual stimulus with the pen in the </w:t>
+        </w:r>
+        <w:r>
+          <w:rPr>
+            <w:rFonts w:ascii="Times New Roman" w:hAnsi="Times New Roman" w:cs="Times New Roman"/>
+            <w:sz w:val="24"/>
+            <w:szCs w:val="24"/>
+            <w:rPrChange w:id="19" w:author="Jaeger, Florian" w:date="2025-05-11T14:16:00Z" w16du:dateUtc="2025-05-11T18:16:00Z">
+              <w:rPr>
+                <w:rFonts w:ascii="Times New Roman" w:hAnsi="Times New Roman" w:cs="Times New Roman"/>
+                <w:i/>
+                <w:iCs/>
+                <w:sz w:val="24"/>
+                <w:szCs w:val="24"/>
+              </w:rPr>
+            </w:rPrChange>
+          </w:rPr>
+          <w:t>hand</w:t>
+        </w:r>
+        <w:r>
+          <w:rPr>
+            <w:rFonts w:ascii="Times New Roman" w:hAnsi="Times New Roman" w:cs="Times New Roman"/>
+            <w:i/>
+            <w:iCs/>
+            <w:sz w:val="24"/>
+            <w:szCs w:val="24"/>
+          </w:rPr>
+          <w:t xml:space="preserve"> </w:t>
         </w:r>
         <w:r>
           <w:rPr>
@@ -1939,16 +2892,105 @@
             <w:sz w:val="24"/>
             <w:szCs w:val="24"/>
           </w:rPr>
-          <w:t>).</w:t>
+          <w:t xml:space="preserve">is actually identical to an audio-only stimulus (an </w:t>
+        </w:r>
+        <w:r>
+          <w:rPr>
+            <w:rFonts w:ascii="Times New Roman" w:hAnsi="Times New Roman" w:cs="Times New Roman"/>
+            <w:i/>
+            <w:iCs/>
+            <w:sz w:val="24"/>
+            <w:szCs w:val="24"/>
+            <w:rPrChange w:id="20" w:author="Jaeger, Florian" w:date="2025-05-11T14:16:00Z" w16du:dateUtc="2025-05-11T18:16:00Z">
+              <w:rPr>
+                <w:rFonts w:ascii="Times New Roman" w:hAnsi="Times New Roman" w:cs="Times New Roman"/>
+                <w:sz w:val="24"/>
+                <w:szCs w:val="24"/>
+              </w:rPr>
+            </w:rPrChange>
+          </w:rPr>
+          <w:t>assumption</w:t>
+        </w:r>
+        <w:r>
+          <w:rPr>
+            <w:rFonts w:ascii="Times New Roman" w:hAnsi="Times New Roman" w:cs="Times New Roman"/>
+            <w:sz w:val="24"/>
+            <w:szCs w:val="24"/>
+          </w:rPr>
+          <w:t xml:space="preserve"> made in </w:t>
         </w:r>
       </w:ins>
-      <w:r>
-        <w:rPr>
-          <w:rFonts w:ascii="Times New Roman" w:hAnsi="Times New Roman" w:cs="Times New Roman"/>
-          <w:sz w:val="24"/>
-          <w:szCs w:val="24"/>
-        </w:rPr>
-        <w:t xml:space="preserve">. Participants with flat slopes were included. </w:t>
+      <w:ins w:id="21" w:author="Jaeger, Florian" w:date="2025-05-11T14:16:00Z" w16du:dateUtc="2025-05-11T18:16:00Z">
+        <w:r>
+          <w:rPr>
+            <w:rFonts w:ascii="Times New Roman" w:hAnsi="Times New Roman" w:cs="Times New Roman"/>
+            <w:sz w:val="24"/>
+            <w:szCs w:val="24"/>
+          </w:rPr>
+          <w:t xml:space="preserve">some </w:t>
+        </w:r>
+      </w:ins>
+      <w:ins w:id="22" w:author="Jaeger, Florian" w:date="2025-05-11T14:01:00Z" w16du:dateUtc="2025-05-11T18:01:00Z">
+        <w:r>
+          <w:rPr>
+            <w:rFonts w:ascii="Times New Roman" w:hAnsi="Times New Roman" w:cs="Times New Roman"/>
+            <w:sz w:val="24"/>
+            <w:szCs w:val="24"/>
+          </w:rPr>
+          <w:t>previous work</w:t>
+        </w:r>
+      </w:ins>
+      <w:ins w:id="23" w:author="Jaeger, Florian" w:date="2025-05-11T14:02:00Z" w16du:dateUtc="2025-05-11T18:02:00Z">
+        <w:r>
+          <w:rPr>
+            <w:rFonts w:ascii="Times New Roman" w:hAnsi="Times New Roman" w:cs="Times New Roman"/>
+            <w:sz w:val="24"/>
+            <w:szCs w:val="24"/>
+          </w:rPr>
+          <w:t>, e.g., Kraljic &amp; Samuel, 2011, but not directly relevant to the present work)</w:t>
+        </w:r>
+      </w:ins>
+      <w:commentRangeStart w:id="24"/>
+      <w:commentRangeStart w:id="25"/>
+      <w:commentRangeStart w:id="26"/>
+      <w:del w:id="27" w:author="Jaeger, Florian" w:date="2025-05-11T14:02:00Z" w16du:dateUtc="2025-05-11T18:02:00Z">
+        <w:r>
+          <w:rPr>
+            <w:rFonts w:ascii="Times New Roman" w:hAnsi="Times New Roman" w:cs="Times New Roman"/>
+            <w:sz w:val="24"/>
+            <w:szCs w:val="24"/>
+          </w:rPr>
+          <w:delText>We have added ____</w:delText>
+        </w:r>
+      </w:del>
+      <w:r>
+        <w:rPr>
+          <w:rFonts w:ascii="Times New Roman" w:hAnsi="Times New Roman" w:cs="Times New Roman"/>
+          <w:sz w:val="24"/>
+          <w:szCs w:val="24"/>
+        </w:rPr>
+        <w:t>.</w:t>
+      </w:r>
+      <w:commentRangeEnd w:id="24"/>
+      <w:r>
+        <w:rPr>
+          <w:rStyle w:val="CommentReference"/>
+        </w:rPr>
+        <w:commentReference w:id="24"/>
+      </w:r>
+      <w:commentRangeEnd w:id="25"/>
+      <w:r>
+        <w:rPr>
+          <w:rStyle w:val="CommentReference"/>
+        </w:rPr>
+        <w:commentReference w:id="25"/>
+      </w:r>
+      <w:commentRangeEnd w:id="26"/>
+      <w:r>
+        <w:rPr>
+          <w:rStyle w:val="CommentReference"/>
+        </w:rPr>
+        <w:commentReference w:id="26"/>
       </w:r>
     </w:p>
     <w:p>
@@ -1976,49 +3018,101 @@
           <w:szCs w:val="24"/>
         </w:rPr>
       </w:pPr>
-      <w:commentRangeStart w:id="5"/>
-      <w:r>
-        <w:rPr>
-          <w:rFonts w:ascii="Times New Roman" w:hAnsi="Times New Roman" w:cs="Times New Roman"/>
-          <w:sz w:val="24"/>
-          <w:szCs w:val="24"/>
-        </w:rPr>
-        <w:t>Figures 2 and 4: Please include in the legend information about all three lines.</w:t>
-      </w:r>
-    </w:p>
-    <w:p>
-      <w:pPr>
-        <w:spacing w:after="0" w:line="240" w:lineRule="auto"/>
-        <w:rPr>
-          <w:rFonts w:ascii="Times New Roman" w:hAnsi="Times New Roman" w:cs="Times New Roman"/>
-          <w:sz w:val="24"/>
-          <w:szCs w:val="24"/>
-        </w:rPr>
-      </w:pPr>
-    </w:p>
-    <w:p>
-      <w:pPr>
-        <w:spacing w:after="0" w:line="240" w:lineRule="auto"/>
-        <w:rPr>
-          <w:rFonts w:ascii="Times New Roman" w:hAnsi="Times New Roman" w:cs="Times New Roman"/>
-          <w:sz w:val="24"/>
-          <w:szCs w:val="24"/>
-        </w:rPr>
-      </w:pPr>
-      <w:r>
-        <w:rPr>
-          <w:rFonts w:ascii="Times New Roman" w:hAnsi="Times New Roman" w:cs="Times New Roman"/>
-          <w:sz w:val="24"/>
-          <w:szCs w:val="24"/>
-        </w:rPr>
-        <w:t>We have done so.</w:t>
-      </w:r>
-      <w:commentRangeEnd w:id="5"/>
+      <w:r>
+        <w:rPr>
+          <w:rFonts w:ascii="Times New Roman" w:hAnsi="Times New Roman" w:cs="Times New Roman"/>
+          <w:sz w:val="24"/>
+          <w:szCs w:val="24"/>
+        </w:rPr>
+        <w:t>-</w:t>
+      </w:r>
+      <w:commentRangeStart w:id="28"/>
+      <w:commentRangeStart w:id="29"/>
+      <w:r>
+        <w:rPr>
+          <w:rFonts w:ascii="Times New Roman" w:hAnsi="Times New Roman" w:cs="Times New Roman"/>
+          <w:sz w:val="24"/>
+          <w:szCs w:val="24"/>
+        </w:rPr>
+        <w:t xml:space="preserve">it is impossible to understand the difference between the a-c versions of Experiment 1 without reading the supplemental materials. All the main text says is that there were different test stimuli across their experiments, because they were chosen such that they elicited a certain percent of s and </w:t>
+      </w:r>
+      <w:proofErr w:type="spellStart"/>
+      <w:r>
+        <w:rPr>
+          <w:rFonts w:ascii="Times New Roman" w:hAnsi="Times New Roman" w:cs="Times New Roman"/>
+          <w:sz w:val="24"/>
+          <w:szCs w:val="24"/>
+        </w:rPr>
+        <w:t>sh</w:t>
+      </w:r>
+      <w:proofErr w:type="spellEnd"/>
+      <w:r>
+        <w:rPr>
+          <w:rFonts w:ascii="Times New Roman" w:hAnsi="Times New Roman" w:cs="Times New Roman"/>
+          <w:sz w:val="24"/>
+          <w:szCs w:val="24"/>
+        </w:rPr>
+        <w:t xml:space="preserve"> responses. But it's not clear why that would have changed so much across experiments until you see the issues that arose in the supplement (and it's so important to understand the differences because the predictions and a great deal of the discussion of Experiment 2 involve relating them to different conditions of Experiment 1 - for example, on p20 "Under this alternative hypothesis, both pen conditions (pen in mouth vs. hand) of Experiment 2 should yield rates of </w:t>
+      </w:r>
+      <w:proofErr w:type="spellStart"/>
+      <w:r>
+        <w:rPr>
+          <w:rFonts w:ascii="Times New Roman" w:hAnsi="Times New Roman" w:cs="Times New Roman"/>
+          <w:sz w:val="24"/>
+          <w:szCs w:val="24"/>
+        </w:rPr>
+        <w:t>ashi</w:t>
+      </w:r>
+      <w:proofErr w:type="spellEnd"/>
+      <w:r>
+        <w:rPr>
+          <w:rFonts w:ascii="Times New Roman" w:hAnsi="Times New Roman" w:cs="Times New Roman"/>
+          <w:sz w:val="24"/>
+          <w:szCs w:val="24"/>
+        </w:rPr>
+        <w:t>-responses comparable to the pen in mouth condition in Experiment 1c (since Experiment 2 occludes most direct visual evidence of fricative articulation.)" All that needs to be said is that there were errors in labelling the continuum tokens and so the acoustic region covered by the continuum differed across these experiments, with Experiments 1a and 1b being shifted relative to Experiment 1c….</w:t>
+      </w:r>
+    </w:p>
+    <w:p>
+      <w:pPr>
+        <w:spacing w:after="0" w:line="240" w:lineRule="auto"/>
+        <w:rPr>
+          <w:rFonts w:ascii="Times New Roman" w:hAnsi="Times New Roman" w:cs="Times New Roman"/>
+          <w:sz w:val="24"/>
+          <w:szCs w:val="24"/>
+        </w:rPr>
+      </w:pPr>
+    </w:p>
+    <w:p>
+      <w:pPr>
+        <w:spacing w:after="0" w:line="240" w:lineRule="auto"/>
+        <w:rPr>
+          <w:rFonts w:ascii="Times New Roman" w:hAnsi="Times New Roman" w:cs="Times New Roman"/>
+          <w:sz w:val="24"/>
+          <w:szCs w:val="24"/>
+        </w:rPr>
+      </w:pPr>
+      <w:r>
+        <w:rPr>
+          <w:rFonts w:ascii="Times New Roman" w:hAnsi="Times New Roman" w:cs="Times New Roman"/>
+          <w:sz w:val="24"/>
+          <w:szCs w:val="24"/>
+        </w:rPr>
+        <w:t>We have followed these suggestions (thank you for going the extra step of identifying the parts that are critical for understanding the experiments).</w:t>
+      </w:r>
+      <w:commentRangeEnd w:id="28"/>
       <w:r>
         <w:rPr>
           <w:rStyle w:val="CommentReference"/>
         </w:rPr>
-        <w:commentReference w:id="5"/>
+        <w:commentReference w:id="28"/>
+      </w:r>
+      <w:commentRangeEnd w:id="29"/>
+      <w:r>
+        <w:rPr>
+          <w:rStyle w:val="CommentReference"/>
+        </w:rPr>
+        <w:commentReference w:id="29"/>
       </w:r>
     </w:p>
     <w:p>
@@ -2052,77 +3146,36 @@
           <w:sz w:val="24"/>
           <w:szCs w:val="24"/>
         </w:rPr>
-        <w:t>Overall, this is a very nice study that addresses an interesting question; however, I am afraid I cannot recommend it for publication given the issues identified above. I would be happy to look at a revision, if the authors are able to address the main two issues pointed out above.</w:t>
-      </w:r>
-    </w:p>
-    <w:p>
-      <w:pPr>
-        <w:spacing w:after="0" w:line="240" w:lineRule="auto"/>
-        <w:rPr>
-          <w:rFonts w:ascii="Times New Roman" w:hAnsi="Times New Roman" w:cs="Times New Roman"/>
-          <w:sz w:val="24"/>
-          <w:szCs w:val="24"/>
-        </w:rPr>
-      </w:pPr>
-    </w:p>
-    <w:p>
-      <w:pPr>
-        <w:spacing w:after="0" w:line="240" w:lineRule="auto"/>
-        <w:rPr>
-          <w:rFonts w:ascii="Times New Roman" w:hAnsi="Times New Roman" w:cs="Times New Roman"/>
-          <w:sz w:val="24"/>
-          <w:szCs w:val="24"/>
-        </w:rPr>
-      </w:pPr>
-      <w:r>
-        <w:rPr>
-          <w:rFonts w:ascii="Times New Roman" w:hAnsi="Times New Roman" w:cs="Times New Roman"/>
-          <w:sz w:val="24"/>
-          <w:szCs w:val="24"/>
-        </w:rPr>
-        <w:t>Thank you again for your careful assessment of the work</w:t>
-      </w:r>
-      <w:r>
-        <w:rPr>
-          <w:rFonts w:ascii="Times New Roman" w:hAnsi="Times New Roman" w:cs="Times New Roman"/>
-          <w:sz w:val="24"/>
-          <w:szCs w:val="24"/>
-        </w:rPr>
-        <w:t>.</w:t>
-      </w:r>
-    </w:p>
-    <w:p>
-      <w:pPr>
-        <w:spacing w:after="0" w:line="240" w:lineRule="auto"/>
-        <w:rPr>
-          <w:rFonts w:ascii="Times New Roman" w:hAnsi="Times New Roman" w:cs="Times New Roman"/>
-          <w:sz w:val="24"/>
-          <w:szCs w:val="24"/>
-        </w:rPr>
-      </w:pPr>
-    </w:p>
-    <w:p>
-      <w:pPr>
-        <w:spacing w:after="0" w:line="240" w:lineRule="auto"/>
-        <w:rPr>
-          <w:rFonts w:ascii="Times New Roman" w:hAnsi="Times New Roman" w:cs="Times New Roman"/>
-          <w:b/>
-          <w:bCs/>
-          <w:sz w:val="24"/>
-          <w:szCs w:val="24"/>
-          <w:u w:val="single"/>
-        </w:rPr>
-      </w:pPr>
-      <w:r>
-        <w:rPr>
-          <w:rFonts w:ascii="Times New Roman" w:hAnsi="Times New Roman" w:cs="Times New Roman"/>
-          <w:b/>
-          <w:bCs/>
-          <w:sz w:val="24"/>
-          <w:szCs w:val="24"/>
-          <w:u w:val="single"/>
-        </w:rPr>
-        <w:t>Reviewer 2</w:t>
+        <w:t>-"Here and for all other experiments, all 'main' effects were assessed in the center of the acoustic continuum for the first test block" - What counts as the center? Again, more specifics needed!</w:t>
+      </w:r>
+    </w:p>
+    <w:p>
+      <w:pPr>
+        <w:spacing w:after="0" w:line="240" w:lineRule="auto"/>
+        <w:rPr>
+          <w:rFonts w:ascii="Times New Roman" w:hAnsi="Times New Roman" w:cs="Times New Roman"/>
+          <w:sz w:val="24"/>
+          <w:szCs w:val="24"/>
+        </w:rPr>
+      </w:pPr>
+    </w:p>
+    <w:p>
+      <w:pPr>
+        <w:spacing w:after="0" w:line="240" w:lineRule="auto"/>
+        <w:rPr>
+          <w:rFonts w:ascii="Times New Roman" w:hAnsi="Times New Roman" w:cs="Times New Roman"/>
+          <w:sz w:val="24"/>
+          <w:szCs w:val="24"/>
+        </w:rPr>
+      </w:pPr>
+      <w:r>
+        <w:rPr>
+          <w:rFonts w:ascii="Times New Roman" w:hAnsi="Times New Roman" w:cs="Times New Roman"/>
+          <w:sz w:val="24"/>
+          <w:szCs w:val="24"/>
+        </w:rPr>
+        <w:lastRenderedPageBreak/>
+        <w:t>This was poorly worded: we meant the center/mean of the continuum steps (a direct consequence of centering and standardizing continuum as a predictor for our analysis). We have rephrased this.</w:t>
       </w:r>
     </w:p>
     <w:p>
@@ -2156,104 +3209,124 @@
           <w:sz w:val="24"/>
           <w:szCs w:val="24"/>
         </w:rPr>
-        <w:t xml:space="preserve">[summary omitted] </w:t>
-      </w:r>
-      <w:r>
-        <w:rPr>
-          <w:rFonts w:ascii="Times New Roman" w:hAnsi="Times New Roman" w:cs="Times New Roman"/>
-          <w:sz w:val="24"/>
-          <w:szCs w:val="24"/>
-        </w:rPr>
-        <w:t>I</w:t>
-      </w:r>
-      <w:r>
-        <w:rPr>
-          <w:rFonts w:ascii="Times New Roman" w:hAnsi="Times New Roman" w:cs="Times New Roman"/>
-          <w:sz w:val="24"/>
-          <w:szCs w:val="24"/>
-        </w:rPr>
-        <w:t xml:space="preserve"> thought this was a clever study with exciting results (all the more reason I am sorry about my delayed review!) Compensatory processes are both broader than previously thought (in the sense that non-phonetic information leads to compensation, but also narrower than I might have assumed in that it has to be perceptually transparent information, and not inferred - which I initially found surprising, but makes sense since it is not a given that the presence of a pen will always lead to the same articulatory consequences). I also found the </w:t>
-      </w:r>
-      <w:r>
-        <w:rPr>
-          <w:rFonts w:ascii="Times New Roman" w:hAnsi="Times New Roman" w:cs="Times New Roman"/>
-          <w:sz w:val="24"/>
-          <w:szCs w:val="24"/>
-        </w:rPr>
-        <w:lastRenderedPageBreak/>
-        <w:t>proposal at the end for why we might not see perceptual learning when a speaker has a pen in their mouth to be intriguing - if indeed this is due to compensation prior to any perceptual learning, this could indicate that higher level knowledge (i.e., I know this pen could be influencing the production, so I'll wait to see what happens without it) does not play the role we thought in perceptual learning (and would fit with other evidence that perceptual learning is heavily influenced by low-level factors like acoustic similarity).</w:t>
-      </w:r>
-    </w:p>
-    <w:p>
-      <w:pPr>
-        <w:spacing w:after="0" w:line="240" w:lineRule="auto"/>
-        <w:rPr>
-          <w:rFonts w:ascii="Times New Roman" w:hAnsi="Times New Roman" w:cs="Times New Roman"/>
-          <w:sz w:val="24"/>
-          <w:szCs w:val="24"/>
-        </w:rPr>
-      </w:pPr>
-    </w:p>
-    <w:p>
-      <w:pPr>
-        <w:spacing w:after="0" w:line="240" w:lineRule="auto"/>
-        <w:rPr>
-          <w:rFonts w:ascii="Times New Roman" w:hAnsi="Times New Roman" w:cs="Times New Roman"/>
-          <w:sz w:val="24"/>
-          <w:szCs w:val="24"/>
-        </w:rPr>
-      </w:pPr>
-      <w:r>
-        <w:rPr>
-          <w:rFonts w:ascii="Times New Roman" w:hAnsi="Times New Roman" w:cs="Times New Roman"/>
-          <w:sz w:val="24"/>
-          <w:szCs w:val="24"/>
-        </w:rPr>
-        <w:t xml:space="preserve">Thank you for these kind words! </w:t>
-      </w:r>
-      <w:r>
-        <w:rPr>
-          <w:rFonts w:ascii="Times New Roman" w:hAnsi="Times New Roman" w:cs="Times New Roman"/>
-          <w:sz w:val="24"/>
-          <w:szCs w:val="24"/>
-        </w:rPr>
-        <w:t xml:space="preserve">And, yes, we were similarly intrigued by this possible explanation, which differs in some relevant ways from both of the explanations that have previously been advanced to explain to explain why we might not see perceptual learning when a speaker has a pen in the mouth (causal inference/’explaining way’, </w:t>
-      </w:r>
-      <w:proofErr w:type="spellStart"/>
-      <w:r>
-        <w:rPr>
-          <w:rFonts w:ascii="Times New Roman" w:hAnsi="Times New Roman" w:cs="Times New Roman"/>
-          <w:sz w:val="24"/>
-          <w:szCs w:val="24"/>
-        </w:rPr>
-        <w:t>Kraljic</w:t>
-      </w:r>
-      <w:proofErr w:type="spellEnd"/>
-      <w:r>
-        <w:rPr>
-          <w:rFonts w:ascii="Times New Roman" w:hAnsi="Times New Roman" w:cs="Times New Roman"/>
-          <w:sz w:val="24"/>
-          <w:szCs w:val="24"/>
-        </w:rPr>
-        <w:t xml:space="preserve"> et al., 2008; Liu &amp; Jaeger, 2018; vs. separate exemplar storage for audio-visual vs. audio-only exemplars, </w:t>
-      </w:r>
-      <w:proofErr w:type="spellStart"/>
-      <w:r>
-        <w:rPr>
-          <w:rFonts w:ascii="Times New Roman" w:hAnsi="Times New Roman" w:cs="Times New Roman"/>
-          <w:sz w:val="24"/>
-          <w:szCs w:val="24"/>
-        </w:rPr>
-        <w:t>Kraljic</w:t>
-      </w:r>
-      <w:proofErr w:type="spellEnd"/>
-      <w:r>
-        <w:rPr>
-          <w:rFonts w:ascii="Times New Roman" w:hAnsi="Times New Roman" w:cs="Times New Roman"/>
-          <w:sz w:val="24"/>
-          <w:szCs w:val="24"/>
-        </w:rPr>
-        <w:t xml:space="preserve"> &amp; Samuel, 2011).</w:t>
+        <w:t xml:space="preserve">Once again, I'm </w:t>
+      </w:r>
+      <w:proofErr w:type="gramStart"/>
+      <w:r>
+        <w:rPr>
+          <w:rFonts w:ascii="Times New Roman" w:hAnsi="Times New Roman" w:cs="Times New Roman"/>
+          <w:sz w:val="24"/>
+          <w:szCs w:val="24"/>
+        </w:rPr>
+        <w:t>really enthusiastic</w:t>
+      </w:r>
+      <w:proofErr w:type="gramEnd"/>
+      <w:r>
+        <w:rPr>
+          <w:rFonts w:ascii="Times New Roman" w:hAnsi="Times New Roman" w:cs="Times New Roman"/>
+          <w:sz w:val="24"/>
+          <w:szCs w:val="24"/>
+        </w:rPr>
+        <w:t xml:space="preserve"> about this work and believe it will have a big impact on our understanding of fundamental aspects of speech perception and learning.</w:t>
+      </w:r>
+    </w:p>
+    <w:p>
+      <w:pPr>
+        <w:spacing w:after="0" w:line="240" w:lineRule="auto"/>
+        <w:rPr>
+          <w:rFonts w:ascii="Times New Roman" w:hAnsi="Times New Roman" w:cs="Times New Roman"/>
+          <w:sz w:val="24"/>
+          <w:szCs w:val="24"/>
+        </w:rPr>
+      </w:pPr>
+    </w:p>
+    <w:p>
+      <w:pPr>
+        <w:spacing w:after="0" w:line="240" w:lineRule="auto"/>
+        <w:rPr>
+          <w:rFonts w:ascii="Times New Roman" w:hAnsi="Times New Roman" w:cs="Times New Roman"/>
+          <w:sz w:val="24"/>
+          <w:szCs w:val="24"/>
+        </w:rPr>
+      </w:pPr>
+      <w:r>
+        <w:rPr>
+          <w:rFonts w:ascii="Times New Roman" w:hAnsi="Times New Roman" w:cs="Times New Roman"/>
+          <w:sz w:val="24"/>
+          <w:szCs w:val="24"/>
+        </w:rPr>
+        <w:t>Thank</w:t>
+      </w:r>
+      <w:r>
+        <w:rPr>
+          <w:rFonts w:ascii="Times New Roman" w:hAnsi="Times New Roman" w:cs="Times New Roman"/>
+          <w:sz w:val="24"/>
+          <w:szCs w:val="24"/>
+        </w:rPr>
+        <w:t xml:space="preserve"> you</w:t>
+      </w:r>
+      <w:r>
+        <w:rPr>
+          <w:rFonts w:ascii="Times New Roman" w:hAnsi="Times New Roman" w:cs="Times New Roman"/>
+          <w:sz w:val="24"/>
+          <w:szCs w:val="24"/>
+        </w:rPr>
+        <w:t>!</w:t>
+      </w:r>
+    </w:p>
+    <w:p>
+      <w:pPr>
+        <w:spacing w:after="0" w:line="240" w:lineRule="auto"/>
+        <w:rPr>
+          <w:rFonts w:ascii="Times New Roman" w:hAnsi="Times New Roman" w:cs="Times New Roman"/>
+          <w:sz w:val="24"/>
+          <w:szCs w:val="24"/>
+        </w:rPr>
+      </w:pPr>
+    </w:p>
+    <w:p>
+      <w:pPr>
+        <w:spacing w:after="0" w:line="240" w:lineRule="auto"/>
+        <w:rPr>
+          <w:rFonts w:ascii="Times New Roman" w:hAnsi="Times New Roman" w:cs="Times New Roman"/>
+          <w:sz w:val="24"/>
+          <w:szCs w:val="24"/>
+        </w:rPr>
+      </w:pPr>
+    </w:p>
+    <w:p>
+      <w:pPr>
+        <w:spacing w:after="0" w:line="240" w:lineRule="auto"/>
+        <w:rPr>
+          <w:rFonts w:ascii="Times New Roman" w:hAnsi="Times New Roman" w:cs="Times New Roman"/>
+          <w:b/>
+          <w:bCs/>
+          <w:sz w:val="24"/>
+          <w:szCs w:val="24"/>
+          <w:u w:val="single"/>
+        </w:rPr>
+      </w:pPr>
+      <w:r>
+        <w:rPr>
+          <w:rFonts w:ascii="Times New Roman" w:hAnsi="Times New Roman" w:cs="Times New Roman"/>
+          <w:b/>
+          <w:bCs/>
+          <w:sz w:val="24"/>
+          <w:szCs w:val="24"/>
+          <w:u w:val="single"/>
+        </w:rPr>
+        <w:t xml:space="preserve">Reviewer </w:t>
+      </w:r>
+      <w:r>
+        <w:rPr>
+          <w:rFonts w:ascii="Times New Roman" w:hAnsi="Times New Roman" w:cs="Times New Roman"/>
+          <w:b/>
+          <w:bCs/>
+          <w:sz w:val="24"/>
+          <w:szCs w:val="24"/>
+          <w:u w:val="single"/>
+        </w:rPr>
+        <w:t>3</w:t>
       </w:r>
     </w:p>
     <w:p>
@@ -2287,35 +3360,43 @@
           <w:sz w:val="24"/>
           <w:szCs w:val="24"/>
         </w:rPr>
-        <w:t xml:space="preserve">I don't have any concerns about the study itself or the conclusions. My main issue with the manuscript is that it is so tersely written that it omits important information and is sometimes confusing to follow. I really appreciate the extensive detail provided in the supplementary material (it's rare to get such a transparent walkthrough of the research process). However, I don't think a reader should have to refer so often to the supplemental materials to understand basic aspects of what is being presented in the main text. Some of this information belongs in the main text as well. </w:t>
-      </w:r>
-    </w:p>
-    <w:p>
-      <w:pPr>
-        <w:spacing w:after="0" w:line="240" w:lineRule="auto"/>
-        <w:rPr>
-          <w:rFonts w:ascii="Times New Roman" w:hAnsi="Times New Roman" w:cs="Times New Roman"/>
-          <w:sz w:val="24"/>
-          <w:szCs w:val="24"/>
-        </w:rPr>
-      </w:pPr>
-    </w:p>
-    <w:p>
-      <w:pPr>
-        <w:spacing w:after="0" w:line="240" w:lineRule="auto"/>
-        <w:rPr>
-          <w:rFonts w:ascii="Times New Roman" w:hAnsi="Times New Roman" w:cs="Times New Roman"/>
-          <w:sz w:val="24"/>
-          <w:szCs w:val="24"/>
-        </w:rPr>
-      </w:pPr>
-      <w:r>
-        <w:rPr>
-          <w:rFonts w:ascii="Times New Roman" w:hAnsi="Times New Roman" w:cs="Times New Roman"/>
-          <w:sz w:val="24"/>
-          <w:szCs w:val="24"/>
-        </w:rPr>
-        <w:t>Agreed! R1 also requested more details on the methods to be included in the main part of the paper. And so we have moved many of the details from the SI into the paper. This includes clarifications for all of the questions raised below (thank you for listing them! That was very helpful in deciding what detail to include in the text).</w:t>
+        <w:t xml:space="preserve">[summary omitted] </w:t>
+      </w:r>
+      <w:r>
+        <w:rPr>
+          <w:rFonts w:ascii="Times New Roman" w:hAnsi="Times New Roman" w:cs="Times New Roman"/>
+          <w:sz w:val="24"/>
+          <w:szCs w:val="24"/>
+        </w:rPr>
+        <w:t>The paper describes a novel perceptual effect that will have wide interest. I would recommend publication after some revisions.</w:t>
+      </w:r>
+    </w:p>
+    <w:p>
+      <w:pPr>
+        <w:spacing w:after="0" w:line="240" w:lineRule="auto"/>
+        <w:rPr>
+          <w:rFonts w:ascii="Times New Roman" w:hAnsi="Times New Roman" w:cs="Times New Roman"/>
+          <w:sz w:val="24"/>
+          <w:szCs w:val="24"/>
+        </w:rPr>
+      </w:pPr>
+    </w:p>
+    <w:p>
+      <w:pPr>
+        <w:spacing w:after="0" w:line="240" w:lineRule="auto"/>
+        <w:rPr>
+          <w:rFonts w:ascii="Times New Roman" w:hAnsi="Times New Roman" w:cs="Times New Roman"/>
+          <w:sz w:val="24"/>
+          <w:szCs w:val="24"/>
+        </w:rPr>
+      </w:pPr>
+      <w:r>
+        <w:rPr>
+          <w:rFonts w:ascii="Times New Roman" w:hAnsi="Times New Roman" w:cs="Times New Roman"/>
+          <w:sz w:val="24"/>
+          <w:szCs w:val="24"/>
+        </w:rPr>
+        <w:t xml:space="preserve">Thank you for these kind words! </w:t>
       </w:r>
     </w:p>
     <w:p>
@@ -2349,8 +3430,80 @@
           <w:sz w:val="24"/>
           <w:szCs w:val="24"/>
         </w:rPr>
-        <w:t>Here are some of the questions/points of confusion I had:</w:t>
-      </w:r>
+        <w:t>I</w:t>
+      </w:r>
+      <w:r>
+        <w:rPr>
+          <w:rFonts w:ascii="Times New Roman" w:hAnsi="Times New Roman" w:cs="Times New Roman"/>
+          <w:sz w:val="24"/>
+          <w:szCs w:val="24"/>
+        </w:rPr>
+        <w:t xml:space="preserve"> find the abstract to be short and missing some relevant information - namely, the overall finding. Please revise.</w:t>
+      </w:r>
+    </w:p>
+    <w:p>
+      <w:pPr>
+        <w:spacing w:after="0" w:line="240" w:lineRule="auto"/>
+        <w:rPr>
+          <w:rFonts w:ascii="Times New Roman" w:hAnsi="Times New Roman" w:cs="Times New Roman"/>
+          <w:sz w:val="24"/>
+          <w:szCs w:val="24"/>
+        </w:rPr>
+      </w:pPr>
+    </w:p>
+    <w:p>
+      <w:pPr>
+        <w:spacing w:after="0" w:line="240" w:lineRule="auto"/>
+        <w:rPr>
+          <w:rFonts w:ascii="Times New Roman" w:hAnsi="Times New Roman" w:cs="Times New Roman"/>
+          <w:sz w:val="24"/>
+          <w:szCs w:val="24"/>
+        </w:rPr>
+      </w:pPr>
+      <w:r>
+        <w:rPr>
+          <w:rFonts w:ascii="Times New Roman" w:hAnsi="Times New Roman" w:cs="Times New Roman"/>
+          <w:sz w:val="24"/>
+          <w:szCs w:val="24"/>
+        </w:rPr>
+        <w:t xml:space="preserve">Thank you for catching this. </w:t>
+      </w:r>
+      <w:r>
+        <w:rPr>
+          <w:rFonts w:ascii="Times New Roman" w:hAnsi="Times New Roman" w:cs="Times New Roman"/>
+          <w:sz w:val="24"/>
+          <w:szCs w:val="24"/>
+        </w:rPr>
+        <w:t xml:space="preserve">We </w:t>
+      </w:r>
+      <w:r>
+        <w:rPr>
+          <w:rFonts w:ascii="Times New Roman" w:hAnsi="Times New Roman" w:cs="Times New Roman"/>
+          <w:sz w:val="24"/>
+          <w:szCs w:val="24"/>
+        </w:rPr>
+        <w:t>have expanded the abstract to describe the finding.</w:t>
+      </w:r>
+    </w:p>
+    <w:p>
+      <w:pPr>
+        <w:spacing w:after="0" w:line="240" w:lineRule="auto"/>
+        <w:rPr>
+          <w:rFonts w:ascii="Times New Roman" w:hAnsi="Times New Roman" w:cs="Times New Roman"/>
+          <w:sz w:val="24"/>
+          <w:szCs w:val="24"/>
+        </w:rPr>
+      </w:pPr>
+    </w:p>
+    <w:p>
+      <w:pPr>
+        <w:spacing w:after="0" w:line="240" w:lineRule="auto"/>
+        <w:rPr>
+          <w:rFonts w:ascii="Times New Roman" w:hAnsi="Times New Roman" w:cs="Times New Roman"/>
+          <w:sz w:val="24"/>
+          <w:szCs w:val="24"/>
+        </w:rPr>
+      </w:pPr>
     </w:p>
     <w:p>
       <w:pPr>
@@ -2373,109 +3526,57 @@
           <w:sz w:val="24"/>
           <w:szCs w:val="24"/>
         </w:rPr>
-        <w:t>-</w:t>
-      </w:r>
-      <w:r>
-        <w:rPr>
-          <w:rFonts w:ascii="Times New Roman" w:hAnsi="Times New Roman" w:cs="Times New Roman"/>
-          <w:sz w:val="24"/>
-          <w:szCs w:val="24"/>
-        </w:rPr>
-        <w:t>what does it mean to be a video in kind?</w:t>
-      </w:r>
-    </w:p>
-    <w:p>
-      <w:pPr>
-        <w:spacing w:after="0" w:line="240" w:lineRule="auto"/>
-        <w:rPr>
-          <w:ins w:id="6" w:author="Cummings, Shawn" w:date="2025-05-09T12:48:00Z" w16du:dateUtc="2025-05-09T16:48:00Z"/>
-          <w:rFonts w:ascii="Times New Roman" w:hAnsi="Times New Roman" w:cs="Times New Roman"/>
-          <w:sz w:val="24"/>
-          <w:szCs w:val="24"/>
-        </w:rPr>
-      </w:pPr>
-      <w:ins w:id="7" w:author="Cummings, Shawn" w:date="2025-05-09T12:46:00Z" w16du:dateUtc="2025-05-09T16:46:00Z">
-        <w:r>
-          <w:rPr>
-            <w:rFonts w:ascii="Times New Roman" w:hAnsi="Times New Roman" w:cs="Times New Roman"/>
-            <w:sz w:val="24"/>
-            <w:szCs w:val="24"/>
-          </w:rPr>
-          <w:t xml:space="preserve">By “in kind”, we meant a </w:t>
-        </w:r>
-      </w:ins>
-      <w:ins w:id="8" w:author="Cummings, Shawn" w:date="2025-05-09T12:47:00Z" w16du:dateUtc="2025-05-09T16:47:00Z">
-        <w:r>
-          <w:rPr>
-            <w:rFonts w:ascii="Times New Roman" w:hAnsi="Times New Roman" w:cs="Times New Roman"/>
-            <w:sz w:val="24"/>
-            <w:szCs w:val="24"/>
-          </w:rPr>
-          <w:t xml:space="preserve">different </w:t>
-        </w:r>
-      </w:ins>
-      <w:ins w:id="9" w:author="Cummings, Shawn" w:date="2025-05-09T12:46:00Z" w16du:dateUtc="2025-05-09T16:46:00Z">
-        <w:r>
-          <w:rPr>
-            <w:rFonts w:ascii="Times New Roman" w:hAnsi="Times New Roman" w:cs="Times New Roman"/>
-            <w:sz w:val="24"/>
-            <w:szCs w:val="24"/>
-          </w:rPr>
-          <w:t>video</w:t>
-        </w:r>
-      </w:ins>
-      <w:ins w:id="10" w:author="Cummings, Shawn" w:date="2025-05-09T12:47:00Z" w16du:dateUtc="2025-05-09T16:47:00Z">
-        <w:r>
-          <w:rPr>
-            <w:rFonts w:ascii="Times New Roman" w:hAnsi="Times New Roman" w:cs="Times New Roman"/>
-            <w:sz w:val="24"/>
-            <w:szCs w:val="24"/>
-          </w:rPr>
-          <w:t xml:space="preserve"> which fulfilled all the same criteria as the original (in this case, similar phonetic context and original fricative). We have clarified these criteria in the revised </w:t>
-        </w:r>
-      </w:ins>
-      <w:ins w:id="11" w:author="Cummings, Shawn" w:date="2025-05-09T12:48:00Z" w16du:dateUtc="2025-05-09T16:48:00Z">
-        <w:r>
-          <w:rPr>
-            <w:rFonts w:ascii="Times New Roman" w:hAnsi="Times New Roman" w:cs="Times New Roman"/>
-            <w:sz w:val="24"/>
-            <w:szCs w:val="24"/>
-          </w:rPr>
-          <w:t xml:space="preserve">manuscript. </w:t>
-        </w:r>
-      </w:ins>
-      <w:ins w:id="12" w:author="Cummings, Shawn" w:date="2025-05-09T12:46:00Z" w16du:dateUtc="2025-05-09T16:46:00Z">
-        <w:r>
-          <w:rPr>
-            <w:rFonts w:ascii="Times New Roman" w:hAnsi="Times New Roman" w:cs="Times New Roman"/>
-            <w:sz w:val="24"/>
-            <w:szCs w:val="24"/>
-          </w:rPr>
-          <w:t xml:space="preserve"> </w:t>
-        </w:r>
-      </w:ins>
-    </w:p>
-    <w:p>
-      <w:pPr>
-        <w:spacing w:after="0" w:line="240" w:lineRule="auto"/>
-        <w:rPr>
-          <w:rFonts w:ascii="Times New Roman" w:hAnsi="Times New Roman" w:cs="Times New Roman"/>
-          <w:sz w:val="24"/>
-          <w:szCs w:val="24"/>
-        </w:rPr>
-      </w:pPr>
-    </w:p>
-    <w:p>
-      <w:pPr>
-        <w:spacing w:after="0" w:line="240" w:lineRule="auto"/>
-        <w:rPr>
-          <w:del w:id="13" w:author="Cummings, Shawn" w:date="2025-05-09T12:48:00Z" w16du:dateUtc="2025-05-09T16:48:00Z"/>
-          <w:rFonts w:ascii="Times New Roman" w:hAnsi="Times New Roman" w:cs="Times New Roman"/>
-          <w:sz w:val="24"/>
-          <w:szCs w:val="24"/>
-        </w:rPr>
-      </w:pPr>
-      <w:del w:id="14" w:author="Cummings, Shawn" w:date="2025-05-09T12:48:00Z" w16du:dateUtc="2025-05-09T16:48:00Z">
+        <w:t xml:space="preserve">Pg. 15, Figure 2: this figure is challenging to parse. From the legend it looks like the gray line should be showing the effect of the pen in the hand across experiments, but that can't be true because the gray line is identical across panels. Please state what the gray line is indicating </w:t>
+      </w:r>
+      <w:proofErr w:type="gramStart"/>
+      <w:r>
+        <w:rPr>
+          <w:rFonts w:ascii="Times New Roman" w:hAnsi="Times New Roman" w:cs="Times New Roman"/>
+          <w:sz w:val="24"/>
+          <w:szCs w:val="24"/>
+        </w:rPr>
+        <w:t>and also</w:t>
+      </w:r>
+      <w:proofErr w:type="gramEnd"/>
+      <w:r>
+        <w:rPr>
+          <w:rFonts w:ascii="Times New Roman" w:hAnsi="Times New Roman" w:cs="Times New Roman"/>
+          <w:sz w:val="24"/>
+          <w:szCs w:val="24"/>
+        </w:rPr>
+        <w:t xml:space="preserve"> change the </w:t>
+      </w:r>
+      <w:proofErr w:type="gramStart"/>
+      <w:r>
+        <w:rPr>
+          <w:rFonts w:ascii="Times New Roman" w:hAnsi="Times New Roman" w:cs="Times New Roman"/>
+          <w:sz w:val="24"/>
+          <w:szCs w:val="24"/>
+        </w:rPr>
+        <w:t>legend</w:t>
+      </w:r>
+      <w:proofErr w:type="gramEnd"/>
+      <w:r>
+        <w:rPr>
+          <w:rFonts w:ascii="Times New Roman" w:hAnsi="Times New Roman" w:cs="Times New Roman"/>
+          <w:sz w:val="24"/>
+          <w:szCs w:val="24"/>
+        </w:rPr>
+        <w:t xml:space="preserve"> so the line is darker.</w:t>
+      </w:r>
+    </w:p>
+    <w:p>
+      <w:pPr>
+        <w:spacing w:after="0" w:line="240" w:lineRule="auto"/>
+        <w:rPr>
+          <w:del w:id="30" w:author="Jaeger, Florian" w:date="2025-05-11T14:04:00Z" w16du:dateUtc="2025-05-11T18:04:00Z"/>
+          <w:rFonts w:ascii="Times New Roman" w:hAnsi="Times New Roman" w:cs="Times New Roman"/>
+          <w:sz w:val="24"/>
+          <w:szCs w:val="24"/>
+        </w:rPr>
+      </w:pPr>
+      <w:commentRangeStart w:id="31"/>
+      <w:del w:id="32" w:author="Jaeger, Florian" w:date="2025-05-11T14:04:00Z" w16du:dateUtc="2025-05-11T18:04:00Z">
         <w:r>
           <w:rPr>
             <w:rFonts w:ascii="Times New Roman" w:hAnsi="Times New Roman" w:cs="Times New Roman"/>
@@ -2484,1125 +3585,201 @@
           </w:rPr>
           <w:delText>We have added ____.</w:delText>
         </w:r>
+        <w:commentRangeEnd w:id="31"/>
+        <w:r>
+          <w:rPr>
+            <w:rStyle w:val="CommentReference"/>
+          </w:rPr>
+          <w:commentReference w:id="31"/>
+        </w:r>
       </w:del>
     </w:p>
     <w:p>
       <w:pPr>
-        <w:pBdr>
-          <w:top w:val="single" w:sz="4" w:space="1" w:color="auto"/>
-          <w:left w:val="single" w:sz="4" w:space="4" w:color="auto"/>
-          <w:bottom w:val="single" w:sz="4" w:space="1" w:color="auto"/>
-          <w:right w:val="single" w:sz="4" w:space="4" w:color="auto"/>
-        </w:pBdr>
-        <w:spacing w:after="0" w:line="240" w:lineRule="auto"/>
-        <w:rPr>
-          <w:rFonts w:ascii="Times New Roman" w:hAnsi="Times New Roman" w:cs="Times New Roman"/>
-          <w:sz w:val="24"/>
-          <w:szCs w:val="24"/>
-        </w:rPr>
-      </w:pPr>
-      <w:r>
-        <w:rPr>
-          <w:rFonts w:ascii="Times New Roman" w:hAnsi="Times New Roman" w:cs="Times New Roman"/>
-          <w:sz w:val="24"/>
-          <w:szCs w:val="24"/>
-        </w:rPr>
-        <w:t>-participants were excluded if they 'had unusually fast or slow reaction times' - these criteria are not specified in the text</w:t>
-      </w:r>
-      <w:r>
-        <w:rPr>
-          <w:rFonts w:ascii="Times New Roman" w:hAnsi="Times New Roman" w:cs="Times New Roman"/>
-          <w:sz w:val="24"/>
-          <w:szCs w:val="24"/>
-        </w:rPr>
-        <w:t>.</w:t>
-      </w:r>
-    </w:p>
-    <w:p>
-      <w:pPr>
-        <w:spacing w:after="0" w:line="240" w:lineRule="auto"/>
-        <w:rPr>
-          <w:rFonts w:ascii="Times New Roman" w:hAnsi="Times New Roman" w:cs="Times New Roman"/>
-          <w:sz w:val="24"/>
-          <w:szCs w:val="24"/>
-        </w:rPr>
-      </w:pPr>
-      <w:ins w:id="15" w:author="Cummings, Shawn" w:date="2025-05-09T12:48:00Z" w16du:dateUtc="2025-05-09T16:48:00Z">
+        <w:spacing w:after="0" w:line="240" w:lineRule="auto"/>
+        <w:rPr>
+          <w:ins w:id="33" w:author="Jaeger, Florian" w:date="2025-05-11T14:04:00Z" w16du:dateUtc="2025-05-11T18:04:00Z"/>
+          <w:rFonts w:ascii="Times New Roman" w:hAnsi="Times New Roman" w:cs="Times New Roman"/>
+          <w:sz w:val="24"/>
+          <w:szCs w:val="24"/>
+        </w:rPr>
+      </w:pPr>
+    </w:p>
+    <w:p>
+      <w:pPr>
+        <w:spacing w:after="0" w:line="240" w:lineRule="auto"/>
+        <w:rPr>
+          <w:rFonts w:ascii="Times New Roman" w:hAnsi="Times New Roman" w:cs="Times New Roman"/>
+          <w:sz w:val="24"/>
+          <w:szCs w:val="24"/>
+        </w:rPr>
+      </w:pPr>
+      <w:ins w:id="34" w:author="Jaeger, Florian" w:date="2025-05-11T14:04:00Z" w16du:dateUtc="2025-05-11T18:04:00Z">
         <w:r>
           <w:rPr>
             <w:rFonts w:ascii="Times New Roman" w:hAnsi="Times New Roman" w:cs="Times New Roman"/>
             <w:sz w:val="24"/>
             <w:szCs w:val="24"/>
           </w:rPr>
-          <w:t xml:space="preserve">The methods now clarify that </w:t>
+          <w:t xml:space="preserve">We apologize for the confusion. </w:t>
         </w:r>
-      </w:ins>
-      <w:del w:id="16" w:author="Cummings, Shawn" w:date="2025-05-09T12:46:00Z" w16du:dateUtc="2025-05-09T16:46:00Z">
         <w:r>
           <w:rPr>
             <w:rFonts w:ascii="Times New Roman" w:hAnsi="Times New Roman" w:cs="Times New Roman"/>
             <w:sz w:val="24"/>
             <w:szCs w:val="24"/>
           </w:rPr>
-          <w:delText>We have added ____.</w:delText>
+          <w:t xml:space="preserve">The gray line </w:t>
         </w:r>
-      </w:del>
-      <w:ins w:id="17" w:author="Cummings, Shawn" w:date="2025-05-09T12:48:00Z" w16du:dateUtc="2025-05-09T16:48:00Z">
+        <w:proofErr w:type="gramStart"/>
         <w:r>
           <w:rPr>
             <w:rFonts w:ascii="Times New Roman" w:hAnsi="Times New Roman" w:cs="Times New Roman"/>
             <w:sz w:val="24"/>
             <w:szCs w:val="24"/>
           </w:rPr>
-          <w:t>p</w:t>
+          <w:t>actually showed</w:t>
         </w:r>
-      </w:ins>
-      <w:ins w:id="18" w:author="Cummings, Shawn" w:date="2025-05-09T12:46:00Z" w16du:dateUtc="2025-05-09T16:46:00Z">
+        <w:proofErr w:type="gramEnd"/>
         <w:r>
           <w:rPr>
             <w:rFonts w:ascii="Times New Roman" w:hAnsi="Times New Roman" w:cs="Times New Roman"/>
             <w:sz w:val="24"/>
             <w:szCs w:val="24"/>
           </w:rPr>
-          <w:t xml:space="preserve">articipants were excluded if their mean log </w:t>
+          <w:t xml:space="preserve"> the result of the audio-only </w:t>
         </w:r>
       </w:ins>
-      <w:ins w:id="19" w:author="Cummings, Shawn" w:date="2025-05-09T12:48:00Z" w16du:dateUtc="2025-05-09T16:48:00Z">
+      <w:ins w:id="35" w:author="Jaeger, Florian" w:date="2025-05-11T14:14:00Z" w16du:dateUtc="2025-05-11T18:14:00Z">
         <w:r>
           <w:rPr>
             <w:rFonts w:ascii="Times New Roman" w:hAnsi="Times New Roman" w:cs="Times New Roman"/>
             <w:sz w:val="24"/>
             <w:szCs w:val="24"/>
           </w:rPr>
-          <w:t>reaction time</w:t>
+          <w:t>(no pen) test continuum presented in Liu and Jaeger (2018</w:t>
         </w:r>
       </w:ins>
-      <w:ins w:id="20" w:author="Cummings, Shawn" w:date="2025-05-09T12:46:00Z" w16du:dateUtc="2025-05-09T16:46:00Z">
+      <w:ins w:id="36" w:author="Jaeger, Florian" w:date="2025-05-11T14:15:00Z" w16du:dateUtc="2025-05-11T18:15:00Z">
         <w:r>
           <w:rPr>
             <w:rFonts w:ascii="Times New Roman" w:hAnsi="Times New Roman" w:cs="Times New Roman"/>
             <w:sz w:val="24"/>
             <w:szCs w:val="24"/>
           </w:rPr>
-          <w:t xml:space="preserve"> was 3 </w:t>
+          <w:t>, in their supplementary information). This gray line was only meant to show in our supplementary information, where we explain its relevance. This has now been fixed.</w:t>
         </w:r>
       </w:ins>
-      <w:ins w:id="21" w:author="Cummings, Shawn" w:date="2025-05-09T12:48:00Z" w16du:dateUtc="2025-05-09T16:48:00Z">
-        <w:r>
-          <w:rPr>
-            <w:rFonts w:ascii="Times New Roman" w:hAnsi="Times New Roman" w:cs="Times New Roman"/>
-            <w:sz w:val="24"/>
-            <w:szCs w:val="24"/>
-          </w:rPr>
-          <w:t>standard deviations</w:t>
-        </w:r>
-      </w:ins>
-      <w:ins w:id="22" w:author="Cummings, Shawn" w:date="2025-05-09T12:46:00Z" w16du:dateUtc="2025-05-09T16:46:00Z">
-        <w:r>
-          <w:rPr>
-            <w:rFonts w:ascii="Times New Roman" w:hAnsi="Times New Roman" w:cs="Times New Roman"/>
-            <w:sz w:val="24"/>
-            <w:szCs w:val="24"/>
-          </w:rPr>
-          <w:t xml:space="preserve"> above or below the mean</w:t>
-        </w:r>
-      </w:ins>
-      <w:ins w:id="23" w:author="Cummings, Shawn" w:date="2025-05-09T12:48:00Z" w16du:dateUtc="2025-05-09T16:48:00Z">
-        <w:r>
-          <w:rPr>
-            <w:rFonts w:ascii="Times New Roman" w:hAnsi="Times New Roman" w:cs="Times New Roman"/>
-            <w:sz w:val="24"/>
-            <w:szCs w:val="24"/>
-          </w:rPr>
-          <w:t>.</w:t>
-        </w:r>
-      </w:ins>
-    </w:p>
-    <w:p>
-      <w:pPr>
-        <w:spacing w:after="0" w:line="240" w:lineRule="auto"/>
-        <w:rPr>
-          <w:rFonts w:ascii="Times New Roman" w:hAnsi="Times New Roman" w:cs="Times New Roman"/>
-          <w:sz w:val="24"/>
-          <w:szCs w:val="24"/>
-        </w:rPr>
-      </w:pPr>
-    </w:p>
-    <w:p>
-      <w:pPr>
-        <w:pBdr>
-          <w:top w:val="single" w:sz="4" w:space="1" w:color="auto"/>
-          <w:left w:val="single" w:sz="4" w:space="4" w:color="auto"/>
-          <w:bottom w:val="single" w:sz="4" w:space="1" w:color="auto"/>
-          <w:right w:val="single" w:sz="4" w:space="4" w:color="auto"/>
-        </w:pBdr>
-        <w:spacing w:after="0" w:line="240" w:lineRule="auto"/>
-        <w:rPr>
-          <w:rFonts w:ascii="Times New Roman" w:hAnsi="Times New Roman" w:cs="Times New Roman"/>
-          <w:sz w:val="24"/>
-          <w:szCs w:val="24"/>
-        </w:rPr>
-      </w:pPr>
-      <w:r>
-        <w:rPr>
-          <w:rFonts w:ascii="Times New Roman" w:hAnsi="Times New Roman" w:cs="Times New Roman"/>
-          <w:sz w:val="24"/>
-          <w:szCs w:val="24"/>
-        </w:rPr>
-        <w:t xml:space="preserve"> </w:t>
-      </w:r>
-      <w:r>
-        <w:rPr>
-          <w:rFonts w:ascii="Times New Roman" w:hAnsi="Times New Roman" w:cs="Times New Roman"/>
-          <w:sz w:val="24"/>
-          <w:szCs w:val="24"/>
-        </w:rPr>
-        <w:t>-I'm not entirely clear on what is happening with the white dot catch trials - I had assumed that if a participant failed these trials (indicated there was a white dot when there wasn't) that they would be discarded. But instead it seems that only the trials themselves were discarded, not the participants?</w:t>
-      </w:r>
-    </w:p>
-    <w:p>
-      <w:pPr>
-        <w:spacing w:after="0" w:line="240" w:lineRule="auto"/>
-        <w:rPr>
-          <w:rFonts w:ascii="Times New Roman" w:hAnsi="Times New Roman" w:cs="Times New Roman"/>
-          <w:sz w:val="24"/>
-          <w:szCs w:val="24"/>
-        </w:rPr>
-      </w:pPr>
-    </w:p>
-    <w:p>
-      <w:pPr>
-        <w:spacing w:after="0" w:line="240" w:lineRule="auto"/>
-        <w:rPr>
-          <w:rFonts w:ascii="Times New Roman" w:hAnsi="Times New Roman" w:cs="Times New Roman"/>
-          <w:sz w:val="24"/>
-          <w:szCs w:val="24"/>
-        </w:rPr>
-      </w:pPr>
-      <w:r>
-        <w:rPr>
-          <w:rFonts w:ascii="Times New Roman" w:hAnsi="Times New Roman" w:cs="Times New Roman"/>
-          <w:sz w:val="24"/>
-          <w:szCs w:val="24"/>
-        </w:rPr>
-        <w:t xml:space="preserve">None of the experiments actually had any trials with white dots. We only included the instructions about the white dots because we had planned to use such catch trials in subsequent </w:t>
-      </w:r>
-      <w:r>
-        <w:rPr>
-          <w:rFonts w:ascii="Times New Roman" w:hAnsi="Times New Roman" w:cs="Times New Roman"/>
-          <w:sz w:val="24"/>
-          <w:szCs w:val="24"/>
-        </w:rPr>
-        <w:lastRenderedPageBreak/>
-        <w:t xml:space="preserve">perceptual recalibration experiments (which we have since done). </w:t>
-      </w:r>
-      <w:r>
-        <w:rPr>
-          <w:rFonts w:ascii="Times New Roman" w:hAnsi="Times New Roman" w:cs="Times New Roman"/>
-          <w:sz w:val="24"/>
-          <w:szCs w:val="24"/>
-        </w:rPr>
-        <w:t xml:space="preserve">This meant that the only way to make a mistake that related to catch trials was to press SPACE on trials that were actually </w:t>
-      </w:r>
-      <w:r>
-        <w:rPr>
-          <w:rFonts w:ascii="Times New Roman" w:hAnsi="Times New Roman" w:cs="Times New Roman"/>
-          <w:i/>
-          <w:iCs/>
-          <w:sz w:val="24"/>
-          <w:szCs w:val="24"/>
-        </w:rPr>
-        <w:t>not</w:t>
-      </w:r>
-      <w:r>
-        <w:rPr>
-          <w:rFonts w:ascii="Times New Roman" w:hAnsi="Times New Roman" w:cs="Times New Roman"/>
-          <w:sz w:val="24"/>
-          <w:szCs w:val="24"/>
-        </w:rPr>
-        <w:t xml:space="preserve"> a catch trial.</w:t>
-      </w:r>
-    </w:p>
-    <w:p>
-      <w:pPr>
-        <w:spacing w:after="0" w:line="240" w:lineRule="auto"/>
-        <w:rPr>
-          <w:rFonts w:ascii="Times New Roman" w:hAnsi="Times New Roman" w:cs="Times New Roman"/>
-          <w:sz w:val="24"/>
-          <w:szCs w:val="24"/>
-        </w:rPr>
-      </w:pPr>
-    </w:p>
-    <w:p>
-      <w:pPr>
-        <w:spacing w:after="0" w:line="240" w:lineRule="auto"/>
-        <w:rPr>
-          <w:rFonts w:ascii="Times New Roman" w:hAnsi="Times New Roman" w:cs="Times New Roman"/>
-          <w:sz w:val="24"/>
-          <w:szCs w:val="24"/>
-        </w:rPr>
-      </w:pPr>
-      <w:r>
-        <w:rPr>
-          <w:rFonts w:ascii="Times New Roman" w:hAnsi="Times New Roman" w:cs="Times New Roman"/>
-          <w:sz w:val="24"/>
-          <w:szCs w:val="24"/>
-        </w:rPr>
-        <w:t xml:space="preserve">As we now clarify, participants very </w:t>
-      </w:r>
-      <w:r>
-        <w:rPr>
-          <w:rFonts w:ascii="Times New Roman" w:hAnsi="Times New Roman" w:cs="Times New Roman"/>
-          <w:i/>
-          <w:iCs/>
-          <w:sz w:val="24"/>
-          <w:szCs w:val="24"/>
-        </w:rPr>
-        <w:t>rarely</w:t>
-      </w:r>
-      <w:r>
-        <w:rPr>
-          <w:rFonts w:ascii="Times New Roman" w:hAnsi="Times New Roman" w:cs="Times New Roman"/>
-          <w:sz w:val="24"/>
-          <w:szCs w:val="24"/>
-        </w:rPr>
-        <w:t xml:space="preserve"> made that mistake, and no participant had to be excluded based on that criterion. However, since pressing the SPACE bar auto-advanced to the next trial, trials with SPACE bar responses are lacking categorization responses, and thus had to be excluded (</w:t>
-      </w:r>
-      <w:commentRangeStart w:id="24"/>
-      <w:r>
-        <w:rPr>
-          <w:rFonts w:ascii="Times New Roman" w:hAnsi="Times New Roman" w:cs="Times New Roman"/>
-          <w:sz w:val="24"/>
-          <w:szCs w:val="24"/>
-        </w:rPr>
-        <w:t xml:space="preserve">1.6% </w:t>
-      </w:r>
-      <w:commentRangeEnd w:id="24"/>
-      <w:r>
-        <w:rPr>
-          <w:rStyle w:val="CommentReference"/>
-        </w:rPr>
-        <w:commentReference w:id="24"/>
-      </w:r>
-      <w:r>
-        <w:rPr>
-          <w:rFonts w:ascii="Times New Roman" w:hAnsi="Times New Roman" w:cs="Times New Roman"/>
-          <w:sz w:val="24"/>
-          <w:szCs w:val="24"/>
-        </w:rPr>
-        <w:t xml:space="preserve">of all trials). </w:t>
-      </w:r>
-    </w:p>
-    <w:p>
-      <w:pPr>
-        <w:spacing w:after="0" w:line="240" w:lineRule="auto"/>
-        <w:rPr>
-          <w:rFonts w:ascii="Times New Roman" w:hAnsi="Times New Roman" w:cs="Times New Roman"/>
-          <w:sz w:val="24"/>
-          <w:szCs w:val="24"/>
-        </w:rPr>
-      </w:pPr>
-    </w:p>
-    <w:p>
-      <w:pPr>
-        <w:pBdr>
-          <w:top w:val="single" w:sz="4" w:space="1" w:color="auto"/>
-          <w:left w:val="single" w:sz="4" w:space="4" w:color="auto"/>
-          <w:bottom w:val="single" w:sz="4" w:space="1" w:color="auto"/>
-          <w:right w:val="single" w:sz="4" w:space="4" w:color="auto"/>
-        </w:pBdr>
-        <w:spacing w:after="0" w:line="240" w:lineRule="auto"/>
-        <w:rPr>
-          <w:rFonts w:ascii="Times New Roman" w:hAnsi="Times New Roman" w:cs="Times New Roman"/>
-          <w:sz w:val="24"/>
-          <w:szCs w:val="24"/>
-        </w:rPr>
-      </w:pPr>
-      <w:r>
-        <w:rPr>
-          <w:rFonts w:ascii="Times New Roman" w:hAnsi="Times New Roman" w:cs="Times New Roman"/>
-          <w:sz w:val="24"/>
-          <w:szCs w:val="24"/>
-        </w:rPr>
-        <w:t>-it is impossible to interpret the figures without reading through the supplementary materials, because it is unclear what the extra lines on the figures refer to (results from a previous study).</w:t>
-      </w:r>
-    </w:p>
-    <w:p>
-      <w:pPr>
-        <w:spacing w:after="0" w:line="240" w:lineRule="auto"/>
-        <w:rPr>
-          <w:rFonts w:ascii="Times New Roman" w:hAnsi="Times New Roman" w:cs="Times New Roman"/>
-          <w:sz w:val="24"/>
-          <w:szCs w:val="24"/>
-        </w:rPr>
-      </w:pPr>
-      <w:commentRangeStart w:id="25"/>
-      <w:commentRangeStart w:id="26"/>
-      <w:r>
-        <w:rPr>
-          <w:rFonts w:ascii="Times New Roman" w:hAnsi="Times New Roman" w:cs="Times New Roman"/>
-          <w:sz w:val="24"/>
-          <w:szCs w:val="24"/>
-        </w:rPr>
-        <w:t>We have added ____.</w:t>
-      </w:r>
-      <w:commentRangeEnd w:id="25"/>
-      <w:r>
-        <w:rPr>
-          <w:rStyle w:val="CommentReference"/>
-        </w:rPr>
-        <w:commentReference w:id="25"/>
-      </w:r>
-      <w:commentRangeEnd w:id="26"/>
-      <w:r>
-        <w:rPr>
-          <w:rStyle w:val="CommentReference"/>
-        </w:rPr>
-        <w:commentReference w:id="26"/>
-      </w:r>
-    </w:p>
-    <w:p>
-      <w:pPr>
-        <w:spacing w:after="0" w:line="240" w:lineRule="auto"/>
-        <w:rPr>
-          <w:rFonts w:ascii="Times New Roman" w:hAnsi="Times New Roman" w:cs="Times New Roman"/>
-          <w:sz w:val="24"/>
-          <w:szCs w:val="24"/>
-        </w:rPr>
-      </w:pPr>
-    </w:p>
-    <w:p>
-      <w:pPr>
-        <w:pBdr>
-          <w:top w:val="single" w:sz="4" w:space="1" w:color="auto"/>
-          <w:left w:val="single" w:sz="4" w:space="4" w:color="auto"/>
-          <w:bottom w:val="single" w:sz="4" w:space="1" w:color="auto"/>
-          <w:right w:val="single" w:sz="4" w:space="4" w:color="auto"/>
-        </w:pBdr>
-        <w:spacing w:after="0" w:line="240" w:lineRule="auto"/>
-        <w:rPr>
-          <w:rFonts w:ascii="Times New Roman" w:hAnsi="Times New Roman" w:cs="Times New Roman"/>
-          <w:sz w:val="24"/>
-          <w:szCs w:val="24"/>
-        </w:rPr>
-      </w:pPr>
-      <w:r>
-        <w:rPr>
-          <w:rFonts w:ascii="Times New Roman" w:hAnsi="Times New Roman" w:cs="Times New Roman"/>
-          <w:sz w:val="24"/>
-          <w:szCs w:val="24"/>
-        </w:rPr>
-        <w:t>-</w:t>
-      </w:r>
-      <w:commentRangeStart w:id="27"/>
-      <w:r>
-        <w:rPr>
-          <w:rFonts w:ascii="Times New Roman" w:hAnsi="Times New Roman" w:cs="Times New Roman"/>
-          <w:sz w:val="24"/>
-          <w:szCs w:val="24"/>
-        </w:rPr>
-        <w:t xml:space="preserve">it is impossible to understand the difference between the a-c versions of Experiment 1 without reading the supplemental materials. All the main text says is that there were different test stimuli across their experiments, because they were chosen such that they elicited a certain percent of s and </w:t>
-      </w:r>
-      <w:proofErr w:type="spellStart"/>
-      <w:r>
-        <w:rPr>
-          <w:rFonts w:ascii="Times New Roman" w:hAnsi="Times New Roman" w:cs="Times New Roman"/>
-          <w:sz w:val="24"/>
-          <w:szCs w:val="24"/>
-        </w:rPr>
-        <w:t>sh</w:t>
-      </w:r>
-      <w:proofErr w:type="spellEnd"/>
-      <w:r>
-        <w:rPr>
-          <w:rFonts w:ascii="Times New Roman" w:hAnsi="Times New Roman" w:cs="Times New Roman"/>
-          <w:sz w:val="24"/>
-          <w:szCs w:val="24"/>
-        </w:rPr>
-        <w:t xml:space="preserve"> responses. But it's not clear why that would have changed so much across experiments until you see the issues that arose in the supplement (and it's so important to understand the differences because the predictions and a great deal of the discussion of Experiment 2 involve relating them to different conditions of Experiment 1 - for example, on p20 "Under this alternative hypothesis, both pen conditions (pen in mouth vs. hand) of Experiment 2 should yield rates of </w:t>
-      </w:r>
-      <w:proofErr w:type="spellStart"/>
-      <w:r>
-        <w:rPr>
-          <w:rFonts w:ascii="Times New Roman" w:hAnsi="Times New Roman" w:cs="Times New Roman"/>
-          <w:sz w:val="24"/>
-          <w:szCs w:val="24"/>
-        </w:rPr>
-        <w:t>ashi</w:t>
-      </w:r>
-      <w:proofErr w:type="spellEnd"/>
-      <w:r>
-        <w:rPr>
-          <w:rFonts w:ascii="Times New Roman" w:hAnsi="Times New Roman" w:cs="Times New Roman"/>
-          <w:sz w:val="24"/>
-          <w:szCs w:val="24"/>
-        </w:rPr>
-        <w:t>-responses comparable to the pen in mouth condition in Experiment 1c (since Experiment 2 occludes most direct visual evidence of fricative articulation.)" All that needs to be said is that there were errors in labelling the continuum tokens and so the acoustic region covered by the continuum differed across these experiments, with Experiments 1a and 1b being shifted relative to Experiment 1c….</w:t>
-      </w:r>
-    </w:p>
-    <w:p>
-      <w:pPr>
-        <w:spacing w:after="0" w:line="240" w:lineRule="auto"/>
-        <w:rPr>
-          <w:rFonts w:ascii="Times New Roman" w:hAnsi="Times New Roman" w:cs="Times New Roman"/>
-          <w:sz w:val="24"/>
-          <w:szCs w:val="24"/>
-        </w:rPr>
-      </w:pPr>
-    </w:p>
-    <w:p>
-      <w:pPr>
-        <w:spacing w:after="0" w:line="240" w:lineRule="auto"/>
-        <w:rPr>
-          <w:rFonts w:ascii="Times New Roman" w:hAnsi="Times New Roman" w:cs="Times New Roman"/>
-          <w:sz w:val="24"/>
-          <w:szCs w:val="24"/>
-        </w:rPr>
-      </w:pPr>
-      <w:r>
-        <w:rPr>
-          <w:rFonts w:ascii="Times New Roman" w:hAnsi="Times New Roman" w:cs="Times New Roman"/>
-          <w:sz w:val="24"/>
-          <w:szCs w:val="24"/>
-        </w:rPr>
-        <w:t>We have followed these suggestions (thank you for going the extra step of identifying the parts that are critical for understanding the experiments).</w:t>
-      </w:r>
-      <w:commentRangeEnd w:id="27"/>
-      <w:r>
-        <w:rPr>
-          <w:rStyle w:val="CommentReference"/>
-        </w:rPr>
-        <w:commentReference w:id="27"/>
-      </w:r>
-    </w:p>
-    <w:p>
-      <w:pPr>
-        <w:spacing w:after="0" w:line="240" w:lineRule="auto"/>
-        <w:rPr>
-          <w:rFonts w:ascii="Times New Roman" w:hAnsi="Times New Roman" w:cs="Times New Roman"/>
-          <w:sz w:val="24"/>
-          <w:szCs w:val="24"/>
-        </w:rPr>
-      </w:pPr>
-    </w:p>
-    <w:p>
-      <w:pPr>
-        <w:pBdr>
-          <w:top w:val="single" w:sz="4" w:space="1" w:color="auto"/>
-          <w:left w:val="single" w:sz="4" w:space="4" w:color="auto"/>
-          <w:bottom w:val="single" w:sz="4" w:space="1" w:color="auto"/>
-          <w:right w:val="single" w:sz="4" w:space="4" w:color="auto"/>
-        </w:pBdr>
-        <w:spacing w:after="0" w:line="240" w:lineRule="auto"/>
-        <w:rPr>
-          <w:rFonts w:ascii="Times New Roman" w:hAnsi="Times New Roman" w:cs="Times New Roman"/>
-          <w:sz w:val="24"/>
-          <w:szCs w:val="24"/>
-        </w:rPr>
-      </w:pPr>
-      <w:r>
-        <w:rPr>
-          <w:rFonts w:ascii="Times New Roman" w:hAnsi="Times New Roman" w:cs="Times New Roman"/>
-          <w:sz w:val="24"/>
-          <w:szCs w:val="24"/>
-        </w:rPr>
-        <w:t>-"Here and for all other experiments, all 'main' effects were assessed in the center of the acoustic continuum for the first test block" - What counts as the center? Again, more specifics needed!</w:t>
-      </w:r>
-    </w:p>
-    <w:p>
-      <w:pPr>
-        <w:spacing w:after="0" w:line="240" w:lineRule="auto"/>
-        <w:rPr>
-          <w:rFonts w:ascii="Times New Roman" w:hAnsi="Times New Roman" w:cs="Times New Roman"/>
-          <w:sz w:val="24"/>
-          <w:szCs w:val="24"/>
-        </w:rPr>
-      </w:pPr>
-    </w:p>
-    <w:p>
-      <w:pPr>
-        <w:spacing w:after="0" w:line="240" w:lineRule="auto"/>
-        <w:rPr>
-          <w:rFonts w:ascii="Times New Roman" w:hAnsi="Times New Roman" w:cs="Times New Roman"/>
-          <w:sz w:val="24"/>
-          <w:szCs w:val="24"/>
-        </w:rPr>
-      </w:pPr>
-      <w:r>
-        <w:rPr>
-          <w:rFonts w:ascii="Times New Roman" w:hAnsi="Times New Roman" w:cs="Times New Roman"/>
-          <w:sz w:val="24"/>
-          <w:szCs w:val="24"/>
-        </w:rPr>
-        <w:t>This was poorly worded: we meant the center/mean of the continuum steps (a direct consequence of centering and standardizing continuum as a predictor for our analysis). We have rephrased this.</w:t>
-      </w:r>
-    </w:p>
-    <w:p>
-      <w:pPr>
-        <w:spacing w:after="0" w:line="240" w:lineRule="auto"/>
-        <w:rPr>
-          <w:rFonts w:ascii="Times New Roman" w:hAnsi="Times New Roman" w:cs="Times New Roman"/>
-          <w:sz w:val="24"/>
-          <w:szCs w:val="24"/>
-        </w:rPr>
-      </w:pPr>
-    </w:p>
-    <w:p>
-      <w:pPr>
-        <w:pBdr>
-          <w:top w:val="single" w:sz="4" w:space="1" w:color="auto"/>
-          <w:left w:val="single" w:sz="4" w:space="4" w:color="auto"/>
-          <w:bottom w:val="single" w:sz="4" w:space="1" w:color="auto"/>
-          <w:right w:val="single" w:sz="4" w:space="4" w:color="auto"/>
-        </w:pBdr>
-        <w:spacing w:after="0" w:line="240" w:lineRule="auto"/>
-        <w:rPr>
-          <w:rFonts w:ascii="Times New Roman" w:hAnsi="Times New Roman" w:cs="Times New Roman"/>
-          <w:sz w:val="24"/>
-          <w:szCs w:val="24"/>
-        </w:rPr>
-      </w:pPr>
-      <w:r>
-        <w:rPr>
-          <w:rFonts w:ascii="Times New Roman" w:hAnsi="Times New Roman" w:cs="Times New Roman"/>
-          <w:sz w:val="24"/>
-          <w:szCs w:val="24"/>
-        </w:rPr>
-        <w:t>Once again, I'm really enthusiastic about this work and believe it will have a big impact on our understanding of fundamental aspects of speech perception and learning.</w:t>
-      </w:r>
-    </w:p>
-    <w:p>
-      <w:pPr>
-        <w:spacing w:after="0" w:line="240" w:lineRule="auto"/>
-        <w:rPr>
-          <w:rFonts w:ascii="Times New Roman" w:hAnsi="Times New Roman" w:cs="Times New Roman"/>
-          <w:sz w:val="24"/>
-          <w:szCs w:val="24"/>
-        </w:rPr>
-      </w:pPr>
-    </w:p>
-    <w:p>
-      <w:pPr>
-        <w:spacing w:after="0" w:line="240" w:lineRule="auto"/>
-        <w:rPr>
-          <w:rFonts w:ascii="Times New Roman" w:hAnsi="Times New Roman" w:cs="Times New Roman"/>
-          <w:sz w:val="24"/>
-          <w:szCs w:val="24"/>
-        </w:rPr>
-      </w:pPr>
-      <w:r>
-        <w:rPr>
-          <w:rFonts w:ascii="Times New Roman" w:hAnsi="Times New Roman" w:cs="Times New Roman"/>
-          <w:sz w:val="24"/>
-          <w:szCs w:val="24"/>
-        </w:rPr>
-        <w:t>Thank</w:t>
-      </w:r>
-      <w:r>
-        <w:rPr>
-          <w:rFonts w:ascii="Times New Roman" w:hAnsi="Times New Roman" w:cs="Times New Roman"/>
-          <w:sz w:val="24"/>
-          <w:szCs w:val="24"/>
-        </w:rPr>
-        <w:t xml:space="preserve"> you</w:t>
-      </w:r>
-      <w:r>
-        <w:rPr>
-          <w:rFonts w:ascii="Times New Roman" w:hAnsi="Times New Roman" w:cs="Times New Roman"/>
-          <w:sz w:val="24"/>
-          <w:szCs w:val="24"/>
-        </w:rPr>
-        <w:t>!</w:t>
-      </w:r>
-    </w:p>
-    <w:p>
-      <w:pPr>
-        <w:spacing w:after="0" w:line="240" w:lineRule="auto"/>
-        <w:rPr>
-          <w:rFonts w:ascii="Times New Roman" w:hAnsi="Times New Roman" w:cs="Times New Roman"/>
-          <w:sz w:val="24"/>
-          <w:szCs w:val="24"/>
-        </w:rPr>
-      </w:pPr>
-    </w:p>
-    <w:p>
-      <w:pPr>
-        <w:spacing w:after="0" w:line="240" w:lineRule="auto"/>
-        <w:rPr>
-          <w:rFonts w:ascii="Times New Roman" w:hAnsi="Times New Roman" w:cs="Times New Roman"/>
-          <w:sz w:val="24"/>
-          <w:szCs w:val="24"/>
-        </w:rPr>
-      </w:pPr>
-    </w:p>
-    <w:p>
-      <w:pPr>
-        <w:spacing w:after="0" w:line="240" w:lineRule="auto"/>
-        <w:rPr>
-          <w:rFonts w:ascii="Times New Roman" w:hAnsi="Times New Roman" w:cs="Times New Roman"/>
-          <w:b/>
-          <w:bCs/>
-          <w:sz w:val="24"/>
-          <w:szCs w:val="24"/>
-          <w:u w:val="single"/>
-        </w:rPr>
-      </w:pPr>
-      <w:r>
-        <w:rPr>
-          <w:rFonts w:ascii="Times New Roman" w:hAnsi="Times New Roman" w:cs="Times New Roman"/>
-          <w:b/>
-          <w:bCs/>
-          <w:sz w:val="24"/>
-          <w:szCs w:val="24"/>
-          <w:u w:val="single"/>
-        </w:rPr>
-        <w:t xml:space="preserve">Reviewer </w:t>
-      </w:r>
-      <w:r>
-        <w:rPr>
-          <w:rFonts w:ascii="Times New Roman" w:hAnsi="Times New Roman" w:cs="Times New Roman"/>
-          <w:b/>
-          <w:bCs/>
-          <w:sz w:val="24"/>
-          <w:szCs w:val="24"/>
-          <w:u w:val="single"/>
-        </w:rPr>
-        <w:t>3</w:t>
-      </w:r>
-    </w:p>
-    <w:p>
-      <w:pPr>
-        <w:spacing w:after="0" w:line="240" w:lineRule="auto"/>
-        <w:rPr>
-          <w:rFonts w:ascii="Times New Roman" w:hAnsi="Times New Roman" w:cs="Times New Roman"/>
-          <w:sz w:val="24"/>
-          <w:szCs w:val="24"/>
-        </w:rPr>
-      </w:pPr>
-    </w:p>
-    <w:p>
-      <w:pPr>
-        <w:pBdr>
-          <w:top w:val="single" w:sz="4" w:space="1" w:color="auto"/>
-          <w:left w:val="single" w:sz="4" w:space="4" w:color="auto"/>
-          <w:bottom w:val="single" w:sz="4" w:space="1" w:color="auto"/>
-          <w:right w:val="single" w:sz="4" w:space="4" w:color="auto"/>
-        </w:pBdr>
-        <w:spacing w:after="0" w:line="240" w:lineRule="auto"/>
-        <w:rPr>
-          <w:rFonts w:ascii="Times New Roman" w:hAnsi="Times New Roman" w:cs="Times New Roman"/>
-          <w:sz w:val="24"/>
-          <w:szCs w:val="24"/>
-        </w:rPr>
-      </w:pPr>
-      <w:r>
-        <w:rPr>
-          <w:rFonts w:ascii="Times New Roman" w:hAnsi="Times New Roman" w:cs="Times New Roman"/>
-          <w:sz w:val="24"/>
-          <w:szCs w:val="24"/>
-        </w:rPr>
-        <w:lastRenderedPageBreak/>
-        <w:t xml:space="preserve">[summary omitted] </w:t>
-      </w:r>
-      <w:r>
-        <w:rPr>
-          <w:rFonts w:ascii="Times New Roman" w:hAnsi="Times New Roman" w:cs="Times New Roman"/>
-          <w:sz w:val="24"/>
-          <w:szCs w:val="24"/>
-        </w:rPr>
-        <w:t>The paper describes a novel perceptual effect that will have wide interest. I would recommend publication after some revisions.</w:t>
-      </w:r>
-    </w:p>
-    <w:p>
-      <w:pPr>
-        <w:spacing w:after="0" w:line="240" w:lineRule="auto"/>
-        <w:rPr>
-          <w:rFonts w:ascii="Times New Roman" w:hAnsi="Times New Roman" w:cs="Times New Roman"/>
-          <w:sz w:val="24"/>
-          <w:szCs w:val="24"/>
-        </w:rPr>
-      </w:pPr>
-    </w:p>
-    <w:p>
-      <w:pPr>
-        <w:spacing w:after="0" w:line="240" w:lineRule="auto"/>
-        <w:rPr>
-          <w:rFonts w:ascii="Times New Roman" w:hAnsi="Times New Roman" w:cs="Times New Roman"/>
-          <w:sz w:val="24"/>
-          <w:szCs w:val="24"/>
-        </w:rPr>
-      </w:pPr>
-      <w:r>
-        <w:rPr>
-          <w:rFonts w:ascii="Times New Roman" w:hAnsi="Times New Roman" w:cs="Times New Roman"/>
-          <w:sz w:val="24"/>
-          <w:szCs w:val="24"/>
-        </w:rPr>
-        <w:t xml:space="preserve">Thank you for these kind words! </w:t>
-      </w:r>
-    </w:p>
-    <w:p>
-      <w:pPr>
-        <w:spacing w:after="0" w:line="240" w:lineRule="auto"/>
-        <w:rPr>
-          <w:rFonts w:ascii="Times New Roman" w:hAnsi="Times New Roman" w:cs="Times New Roman"/>
-          <w:sz w:val="24"/>
-          <w:szCs w:val="24"/>
-        </w:rPr>
-      </w:pPr>
-    </w:p>
-    <w:p>
-      <w:pPr>
-        <w:pBdr>
-          <w:top w:val="single" w:sz="4" w:space="1" w:color="auto"/>
-          <w:left w:val="single" w:sz="4" w:space="4" w:color="auto"/>
-          <w:bottom w:val="single" w:sz="4" w:space="1" w:color="auto"/>
-          <w:right w:val="single" w:sz="4" w:space="4" w:color="auto"/>
-        </w:pBdr>
-        <w:spacing w:after="0" w:line="240" w:lineRule="auto"/>
-        <w:rPr>
-          <w:rFonts w:ascii="Times New Roman" w:hAnsi="Times New Roman" w:cs="Times New Roman"/>
-          <w:sz w:val="24"/>
-          <w:szCs w:val="24"/>
-        </w:rPr>
-      </w:pPr>
-      <w:r>
-        <w:rPr>
-          <w:rFonts w:ascii="Times New Roman" w:hAnsi="Times New Roman" w:cs="Times New Roman"/>
-          <w:sz w:val="24"/>
-          <w:szCs w:val="24"/>
-        </w:rPr>
-        <w:t>I</w:t>
-      </w:r>
-      <w:r>
-        <w:rPr>
-          <w:rFonts w:ascii="Times New Roman" w:hAnsi="Times New Roman" w:cs="Times New Roman"/>
-          <w:sz w:val="24"/>
-          <w:szCs w:val="24"/>
-        </w:rPr>
-        <w:t xml:space="preserve"> find the abstract to be short and missing some relevant information - namely, the overall finding. Please revise.</w:t>
-      </w:r>
-    </w:p>
-    <w:p>
-      <w:pPr>
-        <w:spacing w:after="0" w:line="240" w:lineRule="auto"/>
-        <w:rPr>
-          <w:rFonts w:ascii="Times New Roman" w:hAnsi="Times New Roman" w:cs="Times New Roman"/>
-          <w:sz w:val="24"/>
-          <w:szCs w:val="24"/>
-        </w:rPr>
-      </w:pPr>
-    </w:p>
-    <w:p>
-      <w:pPr>
-        <w:spacing w:after="0" w:line="240" w:lineRule="auto"/>
-        <w:rPr>
-          <w:rFonts w:ascii="Times New Roman" w:hAnsi="Times New Roman" w:cs="Times New Roman"/>
-          <w:sz w:val="24"/>
-          <w:szCs w:val="24"/>
-        </w:rPr>
-      </w:pPr>
-      <w:r>
-        <w:rPr>
-          <w:rFonts w:ascii="Times New Roman" w:hAnsi="Times New Roman" w:cs="Times New Roman"/>
-          <w:sz w:val="24"/>
-          <w:szCs w:val="24"/>
-        </w:rPr>
-        <w:t xml:space="preserve">Thank you for catching this. </w:t>
-      </w:r>
-      <w:r>
-        <w:rPr>
-          <w:rFonts w:ascii="Times New Roman" w:hAnsi="Times New Roman" w:cs="Times New Roman"/>
-          <w:sz w:val="24"/>
-          <w:szCs w:val="24"/>
-        </w:rPr>
-        <w:t xml:space="preserve">We </w:t>
-      </w:r>
-      <w:r>
-        <w:rPr>
-          <w:rFonts w:ascii="Times New Roman" w:hAnsi="Times New Roman" w:cs="Times New Roman"/>
-          <w:sz w:val="24"/>
-          <w:szCs w:val="24"/>
-        </w:rPr>
-        <w:t>have expanded the abstract to describe the finding.</w:t>
-      </w:r>
-    </w:p>
-    <w:p>
-      <w:pPr>
-        <w:spacing w:after="0" w:line="240" w:lineRule="auto"/>
-        <w:rPr>
-          <w:rFonts w:ascii="Times New Roman" w:hAnsi="Times New Roman" w:cs="Times New Roman"/>
-          <w:sz w:val="24"/>
-          <w:szCs w:val="24"/>
-        </w:rPr>
-      </w:pPr>
-    </w:p>
-    <w:p>
-      <w:pPr>
-        <w:spacing w:after="0" w:line="240" w:lineRule="auto"/>
-        <w:rPr>
-          <w:rFonts w:ascii="Times New Roman" w:hAnsi="Times New Roman" w:cs="Times New Roman"/>
-          <w:sz w:val="24"/>
-          <w:szCs w:val="24"/>
-        </w:rPr>
-      </w:pPr>
-    </w:p>
-    <w:p>
-      <w:pPr>
-        <w:pBdr>
-          <w:top w:val="single" w:sz="4" w:space="1" w:color="auto"/>
-          <w:left w:val="single" w:sz="4" w:space="4" w:color="auto"/>
-          <w:bottom w:val="single" w:sz="4" w:space="1" w:color="auto"/>
-          <w:right w:val="single" w:sz="4" w:space="4" w:color="auto"/>
-        </w:pBdr>
-        <w:spacing w:after="0" w:line="240" w:lineRule="auto"/>
-        <w:rPr>
-          <w:rFonts w:ascii="Times New Roman" w:hAnsi="Times New Roman" w:cs="Times New Roman"/>
-          <w:sz w:val="24"/>
-          <w:szCs w:val="24"/>
-        </w:rPr>
-      </w:pPr>
-      <w:r>
-        <w:rPr>
-          <w:rFonts w:ascii="Times New Roman" w:hAnsi="Times New Roman" w:cs="Times New Roman"/>
-          <w:sz w:val="24"/>
-          <w:szCs w:val="24"/>
-        </w:rPr>
-        <w:t>Pg. 15, Figure 2: this figure is challenging to parse. From the legend it looks like the gray line should be showing the effect of the pen in the hand across experiments, but that can't be true because the gray line is identical across panels. Please state what the gray line is indicating and also change the legend so the line is darker.</w:t>
-      </w:r>
-    </w:p>
-    <w:p>
-      <w:pPr>
-        <w:spacing w:after="0" w:line="240" w:lineRule="auto"/>
-        <w:rPr>
-          <w:rFonts w:ascii="Times New Roman" w:hAnsi="Times New Roman" w:cs="Times New Roman"/>
-          <w:sz w:val="24"/>
-          <w:szCs w:val="24"/>
-        </w:rPr>
-      </w:pPr>
-      <w:commentRangeStart w:id="28"/>
-      <w:r>
-        <w:rPr>
-          <w:rFonts w:ascii="Times New Roman" w:hAnsi="Times New Roman" w:cs="Times New Roman"/>
-          <w:sz w:val="24"/>
-          <w:szCs w:val="24"/>
-        </w:rPr>
-        <w:t>We have added ____.</w:t>
-      </w:r>
-      <w:commentRangeEnd w:id="28"/>
-      <w:r>
-        <w:rPr>
-          <w:rStyle w:val="CommentReference"/>
-        </w:rPr>
-        <w:commentReference w:id="28"/>
-      </w:r>
-    </w:p>
-    <w:p>
-      <w:pPr>
-        <w:spacing w:after="0" w:line="240" w:lineRule="auto"/>
-        <w:rPr>
-          <w:rFonts w:ascii="Times New Roman" w:hAnsi="Times New Roman" w:cs="Times New Roman"/>
-          <w:sz w:val="24"/>
-          <w:szCs w:val="24"/>
-        </w:rPr>
-      </w:pPr>
-    </w:p>
-    <w:p>
-      <w:pPr>
-        <w:spacing w:after="0" w:line="240" w:lineRule="auto"/>
-        <w:rPr>
-          <w:rFonts w:ascii="Times New Roman" w:hAnsi="Times New Roman" w:cs="Times New Roman"/>
-          <w:sz w:val="24"/>
-          <w:szCs w:val="24"/>
-        </w:rPr>
-      </w:pPr>
-    </w:p>
-    <w:p>
-      <w:pPr>
-        <w:spacing w:after="0" w:line="240" w:lineRule="auto"/>
-        <w:rPr>
-          <w:rFonts w:ascii="Times New Roman" w:hAnsi="Times New Roman" w:cs="Times New Roman"/>
-          <w:sz w:val="24"/>
-          <w:szCs w:val="24"/>
-        </w:rPr>
-      </w:pPr>
-    </w:p>
-    <w:p>
-      <w:pPr>
-        <w:spacing w:after="0" w:line="240" w:lineRule="auto"/>
-        <w:rPr>
-          <w:rFonts w:ascii="Times New Roman" w:hAnsi="Times New Roman" w:cs="Times New Roman"/>
-          <w:sz w:val="24"/>
-          <w:szCs w:val="24"/>
-        </w:rPr>
-      </w:pPr>
-    </w:p>
-    <w:p>
-      <w:pPr>
-        <w:spacing w:after="0" w:line="240" w:lineRule="auto"/>
-        <w:rPr>
-          <w:rFonts w:ascii="Times New Roman" w:hAnsi="Times New Roman" w:cs="Times New Roman"/>
-          <w:sz w:val="24"/>
-          <w:szCs w:val="24"/>
-        </w:rPr>
-      </w:pPr>
-    </w:p>
-    <w:p>
-      <w:pPr>
-        <w:spacing w:after="0" w:line="240" w:lineRule="auto"/>
-        <w:rPr>
-          <w:rFonts w:ascii="Times New Roman" w:hAnsi="Times New Roman" w:cs="Times New Roman"/>
-          <w:sz w:val="24"/>
-          <w:szCs w:val="24"/>
-        </w:rPr>
-      </w:pPr>
-    </w:p>
-    <w:p>
-      <w:pPr>
-        <w:spacing w:after="0" w:line="240" w:lineRule="auto"/>
-        <w:rPr>
-          <w:rFonts w:ascii="Times New Roman" w:hAnsi="Times New Roman" w:cs="Times New Roman"/>
-          <w:sz w:val="24"/>
-          <w:szCs w:val="24"/>
-        </w:rPr>
-      </w:pPr>
-    </w:p>
-    <w:p>
-      <w:pPr>
-        <w:spacing w:after="0" w:line="240" w:lineRule="auto"/>
-        <w:rPr>
-          <w:rFonts w:ascii="Times New Roman" w:hAnsi="Times New Roman" w:cs="Times New Roman"/>
-          <w:sz w:val="24"/>
-          <w:szCs w:val="24"/>
-        </w:rPr>
-      </w:pPr>
-    </w:p>
-    <w:p>
-      <w:pPr>
-        <w:spacing w:after="0" w:line="240" w:lineRule="auto"/>
-        <w:rPr>
-          <w:rFonts w:ascii="Times New Roman" w:hAnsi="Times New Roman" w:cs="Times New Roman"/>
-          <w:sz w:val="24"/>
-          <w:szCs w:val="24"/>
-        </w:rPr>
-      </w:pPr>
-    </w:p>
-    <w:p>
-      <w:pPr>
-        <w:spacing w:after="0" w:line="240" w:lineRule="auto"/>
-        <w:rPr>
-          <w:rFonts w:ascii="Times New Roman" w:hAnsi="Times New Roman" w:cs="Times New Roman"/>
-          <w:sz w:val="24"/>
-          <w:szCs w:val="24"/>
-        </w:rPr>
-      </w:pPr>
-    </w:p>
-    <w:p>
-      <w:pPr>
-        <w:spacing w:after="0" w:line="240" w:lineRule="auto"/>
-        <w:rPr>
-          <w:rFonts w:ascii="Times New Roman" w:hAnsi="Times New Roman" w:cs="Times New Roman"/>
-          <w:sz w:val="24"/>
-          <w:szCs w:val="24"/>
-        </w:rPr>
-      </w:pPr>
-    </w:p>
-    <w:p>
-      <w:pPr>
-        <w:rPr>
-          <w:del w:id="29" w:author="Cummings, Shawn" w:date="2025-05-09T12:49:00Z" w16du:dateUtc="2025-05-09T16:49:00Z"/>
-          <w:rFonts w:ascii="Times New Roman" w:hAnsi="Times New Roman" w:cs="Times New Roman"/>
-          <w:sz w:val="24"/>
-          <w:szCs w:val="24"/>
-        </w:rPr>
-      </w:pPr>
-      <w:del w:id="30" w:author="Cummings, Shawn" w:date="2025-05-09T12:49:00Z" w16du:dateUtc="2025-05-09T16:49:00Z">
-        <w:r>
-          <w:rPr>
-            <w:rFonts w:ascii="Times New Roman" w:hAnsi="Times New Roman" w:cs="Times New Roman"/>
-            <w:sz w:val="24"/>
-            <w:szCs w:val="24"/>
-          </w:rPr>
-          <w:br w:type="page"/>
-        </w:r>
-      </w:del>
-    </w:p>
-    <w:p>
-      <w:pPr>
-        <w:spacing w:after="0" w:line="240" w:lineRule="auto"/>
-        <w:rPr>
-          <w:del w:id="31" w:author="Cummings, Shawn" w:date="2025-05-09T12:49:00Z" w16du:dateUtc="2025-05-09T16:49:00Z"/>
-          <w:rFonts w:ascii="Times New Roman" w:hAnsi="Times New Roman" w:cs="Times New Roman"/>
-          <w:sz w:val="24"/>
-          <w:szCs w:val="24"/>
-        </w:rPr>
-      </w:pPr>
-      <w:commentRangeStart w:id="32"/>
-      <w:del w:id="33" w:author="Cummings, Shawn" w:date="2025-05-09T12:49:00Z" w16du:dateUtc="2025-05-09T16:49:00Z">
-        <w:r>
-          <w:rPr>
-            <w:rFonts w:ascii="Times New Roman" w:hAnsi="Times New Roman" w:cs="Times New Roman"/>
-            <w:sz w:val="24"/>
-            <w:szCs w:val="24"/>
-          </w:rPr>
-          <w:delText>TYPOS:</w:delText>
-        </w:r>
-        <w:commentRangeEnd w:id="32"/>
-        <w:r>
-          <w:rPr>
-            <w:rStyle w:val="CommentReference"/>
-          </w:rPr>
-          <w:commentReference w:id="32"/>
-        </w:r>
-      </w:del>
-    </w:p>
-    <w:p>
-      <w:pPr>
-        <w:spacing w:after="0" w:line="240" w:lineRule="auto"/>
-        <w:rPr>
-          <w:del w:id="34" w:author="Cummings, Shawn" w:date="2025-05-09T12:49:00Z" w16du:dateUtc="2025-05-09T16:49:00Z"/>
-          <w:rFonts w:ascii="Times New Roman" w:hAnsi="Times New Roman" w:cs="Times New Roman"/>
-          <w:sz w:val="24"/>
-          <w:szCs w:val="24"/>
-        </w:rPr>
-      </w:pPr>
-    </w:p>
-    <w:p>
-      <w:pPr>
-        <w:pBdr>
-          <w:top w:val="single" w:sz="4" w:space="1" w:color="auto"/>
-          <w:left w:val="single" w:sz="4" w:space="4" w:color="auto"/>
-          <w:bottom w:val="single" w:sz="4" w:space="1" w:color="auto"/>
-          <w:right w:val="single" w:sz="4" w:space="4" w:color="auto"/>
-        </w:pBdr>
-        <w:spacing w:after="0" w:line="240" w:lineRule="auto"/>
-        <w:rPr>
-          <w:del w:id="35" w:author="Cummings, Shawn" w:date="2025-05-09T12:49:00Z" w16du:dateUtc="2025-05-09T16:49:00Z"/>
-          <w:rFonts w:ascii="Times New Roman" w:hAnsi="Times New Roman" w:cs="Times New Roman"/>
-          <w:sz w:val="24"/>
-          <w:szCs w:val="24"/>
-        </w:rPr>
-      </w:pPr>
-    </w:p>
-    <w:p>
-      <w:pPr>
-        <w:spacing w:after="0" w:line="240" w:lineRule="auto"/>
-        <w:rPr>
-          <w:rFonts w:ascii="Times New Roman" w:hAnsi="Times New Roman" w:cs="Times New Roman"/>
-          <w:sz w:val="24"/>
-          <w:szCs w:val="24"/>
-        </w:rPr>
-      </w:pPr>
-      <w:del w:id="36" w:author="Cummings, Shawn" w:date="2025-05-09T12:49:00Z" w16du:dateUtc="2025-05-09T16:49:00Z">
-        <w:r>
-          <w:rPr>
-            <w:rFonts w:ascii="Times New Roman" w:hAnsi="Times New Roman" w:cs="Times New Roman"/>
-            <w:sz w:val="24"/>
-            <w:szCs w:val="24"/>
-          </w:rPr>
-          <w:delText>We also amended a handful of typos helpfully pointed out by all reviewers.</w:delText>
-        </w:r>
-      </w:del>
+    </w:p>
+    <w:p>
+      <w:pPr>
+        <w:spacing w:after="0" w:line="240" w:lineRule="auto"/>
+        <w:rPr>
+          <w:rFonts w:ascii="Times New Roman" w:hAnsi="Times New Roman" w:cs="Times New Roman"/>
+          <w:sz w:val="24"/>
+          <w:szCs w:val="24"/>
+        </w:rPr>
+      </w:pPr>
+    </w:p>
+    <w:p>
+      <w:pPr>
+        <w:spacing w:after="0" w:line="240" w:lineRule="auto"/>
+        <w:rPr>
+          <w:rFonts w:ascii="Times New Roman" w:hAnsi="Times New Roman" w:cs="Times New Roman"/>
+          <w:sz w:val="24"/>
+          <w:szCs w:val="24"/>
+        </w:rPr>
+      </w:pPr>
+    </w:p>
+    <w:p>
+      <w:pPr>
+        <w:spacing w:after="0" w:line="240" w:lineRule="auto"/>
+        <w:rPr>
+          <w:rFonts w:ascii="Times New Roman" w:hAnsi="Times New Roman" w:cs="Times New Roman"/>
+          <w:sz w:val="24"/>
+          <w:szCs w:val="24"/>
+        </w:rPr>
+      </w:pPr>
+    </w:p>
+    <w:p>
+      <w:pPr>
+        <w:spacing w:after="0" w:line="240" w:lineRule="auto"/>
+        <w:rPr>
+          <w:rFonts w:ascii="Times New Roman" w:hAnsi="Times New Roman" w:cs="Times New Roman"/>
+          <w:sz w:val="24"/>
+          <w:szCs w:val="24"/>
+        </w:rPr>
+      </w:pPr>
+    </w:p>
+    <w:p>
+      <w:pPr>
+        <w:spacing w:after="0" w:line="240" w:lineRule="auto"/>
+        <w:rPr>
+          <w:rFonts w:ascii="Times New Roman" w:hAnsi="Times New Roman" w:cs="Times New Roman"/>
+          <w:sz w:val="24"/>
+          <w:szCs w:val="24"/>
+        </w:rPr>
+      </w:pPr>
+    </w:p>
+    <w:p>
+      <w:pPr>
+        <w:spacing w:after="0" w:line="240" w:lineRule="auto"/>
+        <w:rPr>
+          <w:rFonts w:ascii="Times New Roman" w:hAnsi="Times New Roman" w:cs="Times New Roman"/>
+          <w:sz w:val="24"/>
+          <w:szCs w:val="24"/>
+        </w:rPr>
+      </w:pPr>
+    </w:p>
+    <w:p>
+      <w:pPr>
+        <w:spacing w:after="0" w:line="240" w:lineRule="auto"/>
+        <w:rPr>
+          <w:rFonts w:ascii="Times New Roman" w:hAnsi="Times New Roman" w:cs="Times New Roman"/>
+          <w:sz w:val="24"/>
+          <w:szCs w:val="24"/>
+        </w:rPr>
+      </w:pPr>
+    </w:p>
+    <w:p>
+      <w:pPr>
+        <w:spacing w:after="0" w:line="240" w:lineRule="auto"/>
+        <w:rPr>
+          <w:rFonts w:ascii="Times New Roman" w:hAnsi="Times New Roman" w:cs="Times New Roman"/>
+          <w:sz w:val="24"/>
+          <w:szCs w:val="24"/>
+        </w:rPr>
+      </w:pPr>
+    </w:p>
+    <w:p>
+      <w:pPr>
+        <w:spacing w:after="0" w:line="240" w:lineRule="auto"/>
+        <w:rPr>
+          <w:rFonts w:ascii="Times New Roman" w:hAnsi="Times New Roman" w:cs="Times New Roman"/>
+          <w:sz w:val="24"/>
+          <w:szCs w:val="24"/>
+        </w:rPr>
+      </w:pPr>
+    </w:p>
+    <w:p>
+      <w:pPr>
+        <w:spacing w:after="0" w:line="240" w:lineRule="auto"/>
+        <w:rPr>
+          <w:rFonts w:ascii="Times New Roman" w:hAnsi="Times New Roman" w:cs="Times New Roman"/>
+          <w:sz w:val="24"/>
+          <w:szCs w:val="24"/>
+        </w:rPr>
+      </w:pPr>
+    </w:p>
+    <w:p>
+      <w:pPr>
+        <w:spacing w:after="0" w:line="240" w:lineRule="auto"/>
+        <w:rPr>
+          <w:rFonts w:ascii="Times New Roman" w:hAnsi="Times New Roman" w:cs="Times New Roman"/>
+          <w:sz w:val="24"/>
+          <w:szCs w:val="24"/>
+        </w:rPr>
+      </w:pPr>
       <w:r>
         <w:rPr>
           <w:rFonts w:ascii="Times New Roman" w:hAnsi="Times New Roman" w:cs="Times New Roman"/>
@@ -3629,7 +3806,7 @@
 </file>
 
 <file path=word/comments.xml><?xml version="1.0" encoding="utf-8"?>
-<w:comments xmlns:wpc="http://schemas.microsoft.com/office/word/2010/wordprocessingCanvas" xmlns:cx="http://schemas.microsoft.com/office/drawing/2014/chartex" xmlns:cx1="http://schemas.microsoft.com/office/drawing/2015/9/8/chartex" xmlns:cx2="http://schemas.microsoft.com/office/drawing/2015/10/21/chartex" xmlns:cx3="http://schemas.microsoft.com/office/drawing/2016/5/9/chartex" xmlns:cx4="http://schemas.microsoft.com/office/drawing/2016/5/10/chartex" xmlns:cx5="http://schemas.microsoft.com/office/drawing/2016/5/11/chartex" xmlns:cx6="http://schemas.microsoft.com/office/drawing/2016/5/12/chartex" xmlns:cx7="http://schemas.microsoft.com/office/drawing/2016/5/13/chartex" xmlns:cx8="http://schemas.microsoft.com/office/drawing/2016/5/14/chartex" xmlns:mc="http://schemas.openxmlformats.org/markup-compatibility/2006" xmlns:aink="http://schemas.microsoft.com/office/drawing/2016/ink" xmlns:am3d="http://schemas.microsoft.com/office/drawing/2017/model3d" xmlns:o="urn:schemas-microsoft-com:office:office" xmlns:oel="http://schemas.microsoft.com/office/2019/extlst" xmlns:r="http://schemas.openxmlformats.org/officeDocument/2006/relationships" xmlns:m="http://schemas.openxmlformats.org/officeDocument/2006/math" xmlns:v="urn:schemas-microsoft-com:vml" xmlns:wp14="http://schemas.microsoft.com/office/word/2010/wordprocessingDrawing" xmlns:wp="http://schemas.openxmlformats.org/drawingml/2006/wordprocessingDrawing" xmlns:w10="urn:schemas-microsoft-com:office:word" xmlns:w="http://schemas.openxmlformats.org/wordprocessingml/2006/main" xmlns:w14="http://schemas.microsoft.com/office/word/2010/wordml" xmlns:w15="http://schemas.microsoft.com/office/word/2012/wordml" xmlns:w16cex="http://schemas.microsoft.com/office/word/2018/wordml/cex" xmlns:w16cid="http://schemas.microsoft.com/office/word/2016/wordml/cid" xmlns:w16="http://schemas.microsoft.com/office/word/2018/wordml" xmlns:w16du="http://schemas.microsoft.com/office/word/2023/wordml/word16du" xmlns:w16sdtdh="http://schemas.microsoft.com/office/word/2020/wordml/sdtdatahash" xmlns:w16se="http://schemas.microsoft.com/office/word/2015/wordml/symex" xmlns:wpg="http://schemas.microsoft.com/office/word/2010/wordprocessingGroup" xmlns:wpi="http://schemas.microsoft.com/office/word/2010/wordprocessingInk" xmlns:wne="http://schemas.microsoft.com/office/word/2006/wordml" xmlns:wps="http://schemas.microsoft.com/office/word/2010/wordprocessingShape" mc:Ignorable="w14 w15 w16se w16cid w16 w16cex w16sdtdh w16du wp14">
+<w:comments xmlns:wpc="http://schemas.microsoft.com/office/word/2010/wordprocessingCanvas" xmlns:cx="http://schemas.microsoft.com/office/drawing/2014/chartex" xmlns:cx1="http://schemas.microsoft.com/office/drawing/2015/9/8/chartex" xmlns:cx2="http://schemas.microsoft.com/office/drawing/2015/10/21/chartex" xmlns:cx3="http://schemas.microsoft.com/office/drawing/2016/5/9/chartex" xmlns:cx4="http://schemas.microsoft.com/office/drawing/2016/5/10/chartex" xmlns:cx5="http://schemas.microsoft.com/office/drawing/2016/5/11/chartex" xmlns:cx6="http://schemas.microsoft.com/office/drawing/2016/5/12/chartex" xmlns:cx7="http://schemas.microsoft.com/office/drawing/2016/5/13/chartex" xmlns:cx8="http://schemas.microsoft.com/office/drawing/2016/5/14/chartex" xmlns:mc="http://schemas.openxmlformats.org/markup-compatibility/2006" xmlns:aink="http://schemas.microsoft.com/office/drawing/2016/ink" xmlns:am3d="http://schemas.microsoft.com/office/drawing/2017/model3d" xmlns:o="urn:schemas-microsoft-com:office:office" xmlns:oel="http://schemas.microsoft.com/office/2019/extlst" xmlns:r="http://schemas.openxmlformats.org/officeDocument/2006/relationships" xmlns:m="http://schemas.openxmlformats.org/officeDocument/2006/math" xmlns:v="urn:schemas-microsoft-com:vml" xmlns:wp14="http://schemas.microsoft.com/office/word/2010/wordprocessingDrawing" xmlns:wp="http://schemas.openxmlformats.org/drawingml/2006/wordprocessingDrawing" xmlns:w10="urn:schemas-microsoft-com:office:word" xmlns:w="http://schemas.openxmlformats.org/wordprocessingml/2006/main" xmlns:w14="http://schemas.microsoft.com/office/word/2010/wordml" xmlns:w15="http://schemas.microsoft.com/office/word/2012/wordml" xmlns:w16cex="http://schemas.microsoft.com/office/word/2018/wordml/cex" xmlns:w16cid="http://schemas.microsoft.com/office/word/2016/wordml/cid" xmlns:w16="http://schemas.microsoft.com/office/word/2018/wordml" xmlns:w16du="http://schemas.microsoft.com/office/word/2023/wordml/word16du" xmlns:w16sdtdh="http://schemas.microsoft.com/office/word/2020/wordml/sdtdatahash" xmlns:w16sdtfl="http://schemas.microsoft.com/office/word/2024/wordml/sdtformatlock" xmlns:w16se="http://schemas.microsoft.com/office/word/2015/wordml/symex" xmlns:wpg="http://schemas.microsoft.com/office/word/2010/wordprocessingGroup" xmlns:wpi="http://schemas.microsoft.com/office/word/2010/wordprocessingInk" xmlns:wne="http://schemas.microsoft.com/office/word/2006/wordml" xmlns:wps="http://schemas.microsoft.com/office/word/2010/wordprocessingShape" mc:Ignorable="w14 w15 w16se w16cid w16 w16cex w16sdtdh w16sdtfl w16du wp14">
   <w:comment w:id="0" w:author="Cummings, Shawn" w:date="2025-05-10T13:53:00Z" w:initials="SC">
     <w:p>
       <w:r>
@@ -3647,7 +3824,7 @@
       </w:r>
     </w:p>
   </w:comment>
-  <w:comment w:id="5" w:author="Cummings, Shawn" w:date="2025-05-09T13:18:00Z" w:initials="SC">
+  <w:comment w:id="2" w:author="Cummings, Shawn" w:date="2025-05-09T13:18:00Z" w:initials="SC">
     <w:p>
       <w:r>
         <w:rPr>
@@ -3664,7 +3841,7 @@
       </w:r>
     </w:p>
   </w:comment>
-  <w:comment w:id="24" w:author="Cummings, Shawn" w:date="2025-05-10T15:00:00Z" w:initials="SC">
+  <w:comment w:id="5" w:author="Cummings, Shawn" w:date="2025-05-10T15:00:00Z" w:initials="SC">
     <w:p>
       <w:r>
         <w:rPr>
@@ -3681,7 +3858,7 @@
       </w:r>
     </w:p>
   </w:comment>
-  <w:comment w:id="25" w:author="Jaeger, Florian" w:date="2025-05-08T18:41:00Z" w:initials="TJ">
+  <w:comment w:id="24" w:author="Jaeger, Florian" w:date="2025-05-08T18:41:00Z" w:initials="TJ">
     <w:p>
       <w:r>
         <w:rPr>
@@ -3699,7 +3876,7 @@
       </w:r>
     </w:p>
   </w:comment>
-  <w:comment w:id="26" w:author="Cummings, Shawn" w:date="2025-05-09T12:06:00Z" w:initials="SC">
+  <w:comment w:id="25" w:author="Cummings, Shawn" w:date="2025-05-09T12:06:00Z" w:initials="SC">
     <w:p>
       <w:r>
         <w:rPr>
@@ -3716,24 +3893,7 @@
       </w:r>
     </w:p>
   </w:comment>
-  <w:comment w:id="27" w:author="Cummings, Shawn" w:date="2025-05-09T13:26:00Z" w:initials="SC">
-    <w:p>
-      <w:r>
-        <w:rPr>
-          <w:rStyle w:val="CommentReference"/>
-        </w:rPr>
-        <w:annotationRef/>
-      </w:r>
-      <w:r>
-        <w:rPr>
-          <w:sz w:val="20"/>
-          <w:szCs w:val="20"/>
-        </w:rPr>
-        <w:t xml:space="preserve">I actually think this reader got garden-pathed by E1a-b? </w:t>
-      </w:r>
-    </w:p>
-  </w:comment>
-  <w:comment w:id="28" w:author="Jaeger, Florian" w:date="2025-05-08T18:51:00Z" w:initials="TJ">
+  <w:comment w:id="26" w:author="Jaeger, Florian" w:date="2025-05-11T13:59:00Z" w:initials="TJ">
     <w:p>
       <w:r>
         <w:rPr>
@@ -3747,23 +3907,60 @@
           <w:sz w:val="20"/>
           <w:szCs w:val="20"/>
         </w:rPr>
+        <w:t>Good point. Well, let’s add that point to the SI?</w:t>
+      </w:r>
+    </w:p>
+  </w:comment>
+  <w:comment w:id="28" w:author="Cummings, Shawn" w:date="2025-05-09T13:26:00Z" w:initials="SC">
+    <w:p>
+      <w:r>
+        <w:rPr>
+          <w:rStyle w:val="CommentReference"/>
+        </w:rPr>
+        <w:annotationRef/>
+      </w:r>
+      <w:r>
+        <w:rPr>
+          <w:sz w:val="20"/>
+          <w:szCs w:val="20"/>
+        </w:rPr>
+        <w:t xml:space="preserve">I actually think this reader got garden-pathed by E1a-b? </w:t>
+      </w:r>
+    </w:p>
+  </w:comment>
+  <w:comment w:id="29" w:author="Jaeger, Florian" w:date="2025-05-11T14:03:00Z" w:initials="TJ">
+    <w:p>
+      <w:r>
+        <w:rPr>
+          <w:rStyle w:val="CommentReference"/>
+        </w:rPr>
+        <w:annotationRef/>
+      </w:r>
+      <w:r>
+        <w:rPr>
+          <w:color w:val="000000"/>
+          <w:sz w:val="20"/>
+          <w:szCs w:val="20"/>
+        </w:rPr>
+        <w:t>Not quite sure what you mean?</w:t>
+      </w:r>
+    </w:p>
+  </w:comment>
+  <w:comment w:id="31" w:author="Jaeger, Florian" w:date="2025-05-08T18:51:00Z" w:initials="TJ">
+    <w:p>
+      <w:r>
+        <w:rPr>
+          <w:rStyle w:val="CommentReference"/>
+        </w:rPr>
+        <w:annotationRef/>
+      </w:r>
+      <w:r>
+        <w:rPr>
+          <w:color w:val="000000"/>
+          <w:sz w:val="20"/>
+          <w:szCs w:val="20"/>
+        </w:rPr>
         <w:t>see comment above.</w:t>
-      </w:r>
-    </w:p>
-  </w:comment>
-  <w:comment w:id="32" w:author="Cummings, Shawn" w:date="2025-05-03T11:40:00Z" w:initials="SC">
-    <w:p>
-      <w:pPr>
-        <w:pStyle w:val="CommentText"/>
-      </w:pPr>
-      <w:r>
-        <w:rPr>
-          <w:rStyle w:val="CommentReference"/>
-        </w:rPr>
-        <w:annotationRef/>
-      </w:r>
-      <w:r>
-        <w:t>It feels a little pedantic to include these as line items in reviewer feedback….</w:t>
       </w:r>
     </w:p>
   </w:comment>
@@ -3771,58 +3968,49 @@
 </file>
 
 <file path=word/commentsExtended.xml><?xml version="1.0" encoding="utf-8"?>
-<w15:commentsEx xmlns:wpc="http://schemas.microsoft.com/office/word/2010/wordprocessingCanvas" xmlns:cx="http://schemas.microsoft.com/office/drawing/2014/chartex" xmlns:cx1="http://schemas.microsoft.com/office/drawing/2015/9/8/chartex" xmlns:cx2="http://schemas.microsoft.com/office/drawing/2015/10/21/chartex" xmlns:cx3="http://schemas.microsoft.com/office/drawing/2016/5/9/chartex" xmlns:cx4="http://schemas.microsoft.com/office/drawing/2016/5/10/chartex" xmlns:cx5="http://schemas.microsoft.com/office/drawing/2016/5/11/chartex" xmlns:cx6="http://schemas.microsoft.com/office/drawing/2016/5/12/chartex" xmlns:cx7="http://schemas.microsoft.com/office/drawing/2016/5/13/chartex" xmlns:cx8="http://schemas.microsoft.com/office/drawing/2016/5/14/chartex" xmlns:mc="http://schemas.openxmlformats.org/markup-compatibility/2006" xmlns:aink="http://schemas.microsoft.com/office/drawing/2016/ink" xmlns:am3d="http://schemas.microsoft.com/office/drawing/2017/model3d" xmlns:o="urn:schemas-microsoft-com:office:office" xmlns:oel="http://schemas.microsoft.com/office/2019/extlst" xmlns:r="http://schemas.openxmlformats.org/officeDocument/2006/relationships" xmlns:m="http://schemas.openxmlformats.org/officeDocument/2006/math" xmlns:v="urn:schemas-microsoft-com:vml" xmlns:wp14="http://schemas.microsoft.com/office/word/2010/wordprocessingDrawing" xmlns:wp="http://schemas.openxmlformats.org/drawingml/2006/wordprocessingDrawing" xmlns:w10="urn:schemas-microsoft-com:office:word" xmlns:w="http://schemas.openxmlformats.org/wordprocessingml/2006/main" xmlns:w14="http://schemas.microsoft.com/office/word/2010/wordml" xmlns:w15="http://schemas.microsoft.com/office/word/2012/wordml" xmlns:w16cex="http://schemas.microsoft.com/office/word/2018/wordml/cex" xmlns:w16cid="http://schemas.microsoft.com/office/word/2016/wordml/cid" xmlns:w16="http://schemas.microsoft.com/office/word/2018/wordml" xmlns:w16du="http://schemas.microsoft.com/office/word/2023/wordml/word16du" xmlns:w16sdtdh="http://schemas.microsoft.com/office/word/2020/wordml/sdtdatahash" xmlns:w16se="http://schemas.microsoft.com/office/word/2015/wordml/symex" xmlns:wpg="http://schemas.microsoft.com/office/word/2010/wordprocessingGroup" xmlns:wpi="http://schemas.microsoft.com/office/word/2010/wordprocessingInk" xmlns:wne="http://schemas.microsoft.com/office/word/2006/wordml" xmlns:wps="http://schemas.microsoft.com/office/word/2010/wordprocessingShape" mc:Ignorable="w14 w15 w16se w16cid w16 w16cex w16sdtdh w16du wp14">
+<w15:commentsEx xmlns:wpc="http://schemas.microsoft.com/office/word/2010/wordprocessingCanvas" xmlns:cx="http://schemas.microsoft.com/office/drawing/2014/chartex" xmlns:cx1="http://schemas.microsoft.com/office/drawing/2015/9/8/chartex" xmlns:cx2="http://schemas.microsoft.com/office/drawing/2015/10/21/chartex" xmlns:cx3="http://schemas.microsoft.com/office/drawing/2016/5/9/chartex" xmlns:cx4="http://schemas.microsoft.com/office/drawing/2016/5/10/chartex" xmlns:cx5="http://schemas.microsoft.com/office/drawing/2016/5/11/chartex" xmlns:cx6="http://schemas.microsoft.com/office/drawing/2016/5/12/chartex" xmlns:cx7="http://schemas.microsoft.com/office/drawing/2016/5/13/chartex" xmlns:cx8="http://schemas.microsoft.com/office/drawing/2016/5/14/chartex" xmlns:mc="http://schemas.openxmlformats.org/markup-compatibility/2006" xmlns:aink="http://schemas.microsoft.com/office/drawing/2016/ink" xmlns:am3d="http://schemas.microsoft.com/office/drawing/2017/model3d" xmlns:o="urn:schemas-microsoft-com:office:office" xmlns:oel="http://schemas.microsoft.com/office/2019/extlst" xmlns:r="http://schemas.openxmlformats.org/officeDocument/2006/relationships" xmlns:m="http://schemas.openxmlformats.org/officeDocument/2006/math" xmlns:v="urn:schemas-microsoft-com:vml" xmlns:wp14="http://schemas.microsoft.com/office/word/2010/wordprocessingDrawing" xmlns:wp="http://schemas.openxmlformats.org/drawingml/2006/wordprocessingDrawing" xmlns:w10="urn:schemas-microsoft-com:office:word" xmlns:w="http://schemas.openxmlformats.org/wordprocessingml/2006/main" xmlns:w14="http://schemas.microsoft.com/office/word/2010/wordml" xmlns:w15="http://schemas.microsoft.com/office/word/2012/wordml" xmlns:w16cex="http://schemas.microsoft.com/office/word/2018/wordml/cex" xmlns:w16cid="http://schemas.microsoft.com/office/word/2016/wordml/cid" xmlns:w16="http://schemas.microsoft.com/office/word/2018/wordml" xmlns:w16du="http://schemas.microsoft.com/office/word/2023/wordml/word16du" xmlns:w16sdtdh="http://schemas.microsoft.com/office/word/2020/wordml/sdtdatahash" xmlns:w16sdtfl="http://schemas.microsoft.com/office/word/2024/wordml/sdtformatlock" xmlns:w16se="http://schemas.microsoft.com/office/word/2015/wordml/symex" xmlns:wpg="http://schemas.microsoft.com/office/word/2010/wordprocessingGroup" xmlns:wpi="http://schemas.microsoft.com/office/word/2010/wordprocessingInk" xmlns:wne="http://schemas.microsoft.com/office/word/2006/wordml" xmlns:wps="http://schemas.microsoft.com/office/word/2010/wordprocessingShape" mc:Ignorable="w14 w15 w16se w16cid w16 w16cex w16sdtdh w16sdtfl w16du wp14">
   <w15:commentEx w15:paraId="2C45303E" w15:done="0"/>
   <w15:commentEx w15:paraId="492B34B2" w15:done="0"/>
   <w15:commentEx w15:paraId="7C915410" w15:done="0"/>
   <w15:commentEx w15:paraId="6F322517" w15:done="0"/>
   <w15:commentEx w15:paraId="176D0065" w15:paraIdParent="6F322517" w15:done="0"/>
+  <w15:commentEx w15:paraId="32BC88D6" w15:paraIdParent="6F322517" w15:done="0"/>
   <w15:commentEx w15:paraId="4DC50076" w15:done="0"/>
+  <w15:commentEx w15:paraId="1051E364" w15:paraIdParent="4DC50076" w15:done="0"/>
   <w15:commentEx w15:paraId="2A929C5A" w15:done="0"/>
-  <w15:commentEx w15:paraId="6D2F08B0" w15:done="1"/>
 </w15:commentsEx>
 </file>
 
 <file path=word/commentsExtensible.xml><?xml version="1.0" encoding="utf-8"?>
-<w16cex:commentsExtensible xmlns:wpc="http://schemas.microsoft.com/office/word/2010/wordprocessingCanvas" xmlns:cx="http://schemas.microsoft.com/office/drawing/2014/chartex" xmlns:cx1="http://schemas.microsoft.com/office/drawing/2015/9/8/chartex" xmlns:cx2="http://schemas.microsoft.com/office/drawing/2015/10/21/chartex" xmlns:cx3="http://schemas.microsoft.com/office/drawing/2016/5/9/chartex" xmlns:cx4="http://schemas.microsoft.com/office/drawing/2016/5/10/chartex" xmlns:cx5="http://schemas.microsoft.com/office/drawing/2016/5/11/chartex" xmlns:cx6="http://schemas.microsoft.com/office/drawing/2016/5/12/chartex" xmlns:cx7="http://schemas.microsoft.com/office/drawing/2016/5/13/chartex" xmlns:cx8="http://schemas.microsoft.com/office/drawing/2016/5/14/chartex" xmlns:cr="http://schemas.microsoft.com/office/comments/2020/reactions" xmlns:mc="http://schemas.openxmlformats.org/markup-compatibility/2006" xmlns:aink="http://schemas.microsoft.com/office/drawing/2016/ink" xmlns:am3d="http://schemas.microsoft.com/office/drawing/2017/model3d" xmlns:o="urn:schemas-microsoft-com:office:office" xmlns:oel="http://schemas.microsoft.com/office/2019/extlst" xmlns:r="http://schemas.openxmlformats.org/officeDocument/2006/relationships" xmlns:m="http://schemas.openxmlformats.org/officeDocument/2006/math" xmlns:v="urn:schemas-microsoft-com:vml" xmlns:wp14="http://schemas.microsoft.com/office/word/2010/wordprocessingDrawing" xmlns:wp="http://schemas.openxmlformats.org/drawingml/2006/wordprocessingDrawing" xmlns:w10="urn:schemas-microsoft-com:office:word" xmlns:w="http://schemas.openxmlformats.org/wordprocessingml/2006/main" xmlns:w14="http://schemas.microsoft.com/office/word/2010/wordml" xmlns:w15="http://schemas.microsoft.com/office/word/2012/wordml" xmlns:w16cex="http://schemas.microsoft.com/office/word/2018/wordml/cex" xmlns:w16cid="http://schemas.microsoft.com/office/word/2016/wordml/cid" xmlns:w16="http://schemas.microsoft.com/office/word/2018/wordml" xmlns:w16du="http://schemas.microsoft.com/office/word/2023/wordml/word16du" xmlns:w16sdtdh="http://schemas.microsoft.com/office/word/2020/wordml/sdtdatahash" xmlns:w16se="http://schemas.microsoft.com/office/word/2015/wordml/symex" xmlns:wpg="http://schemas.microsoft.com/office/word/2010/wordprocessingGroup" xmlns:wpi="http://schemas.microsoft.com/office/word/2010/wordprocessingInk" xmlns:wne="http://schemas.microsoft.com/office/word/2006/wordml" xmlns:wps="http://schemas.microsoft.com/office/word/2010/wordprocessingShape" mc:Ignorable="w14 w15 w16se w16cid w16 w16cex w16sdtdh cr w16du wp14">
+<w16cex:commentsExtensible xmlns:wpc="http://schemas.microsoft.com/office/word/2010/wordprocessingCanvas" xmlns:cx="http://schemas.microsoft.com/office/drawing/2014/chartex" xmlns:cx1="http://schemas.microsoft.com/office/drawing/2015/9/8/chartex" xmlns:cx2="http://schemas.microsoft.com/office/drawing/2015/10/21/chartex" xmlns:cx3="http://schemas.microsoft.com/office/drawing/2016/5/9/chartex" xmlns:cx4="http://schemas.microsoft.com/office/drawing/2016/5/10/chartex" xmlns:cx5="http://schemas.microsoft.com/office/drawing/2016/5/11/chartex" xmlns:cx6="http://schemas.microsoft.com/office/drawing/2016/5/12/chartex" xmlns:cx7="http://schemas.microsoft.com/office/drawing/2016/5/13/chartex" xmlns:cx8="http://schemas.microsoft.com/office/drawing/2016/5/14/chartex" xmlns:cr="http://schemas.microsoft.com/office/comments/2020/reactions" xmlns:mc="http://schemas.openxmlformats.org/markup-compatibility/2006" xmlns:aink="http://schemas.microsoft.com/office/drawing/2016/ink" xmlns:am3d="http://schemas.microsoft.com/office/drawing/2017/model3d" xmlns:o="urn:schemas-microsoft-com:office:office" xmlns:oel="http://schemas.microsoft.com/office/2019/extlst" xmlns:r="http://schemas.openxmlformats.org/officeDocument/2006/relationships" xmlns:m="http://schemas.openxmlformats.org/officeDocument/2006/math" xmlns:v="urn:schemas-microsoft-com:vml" xmlns:wp14="http://schemas.microsoft.com/office/word/2010/wordprocessingDrawing" xmlns:wp="http://schemas.openxmlformats.org/drawingml/2006/wordprocessingDrawing" xmlns:w10="urn:schemas-microsoft-com:office:word" xmlns:w="http://schemas.openxmlformats.org/wordprocessingml/2006/main" xmlns:w14="http://schemas.microsoft.com/office/word/2010/wordml" xmlns:w15="http://schemas.microsoft.com/office/word/2012/wordml" xmlns:w16cex="http://schemas.microsoft.com/office/word/2018/wordml/cex" xmlns:w16cid="http://schemas.microsoft.com/office/word/2016/wordml/cid" xmlns:w16="http://schemas.microsoft.com/office/word/2018/wordml" xmlns:w16du="http://schemas.microsoft.com/office/word/2023/wordml/word16du" xmlns:w16sdtdh="http://schemas.microsoft.com/office/word/2020/wordml/sdtdatahash" xmlns:w16sdtfl="http://schemas.microsoft.com/office/word/2024/wordml/sdtformatlock" xmlns:w16se="http://schemas.microsoft.com/office/word/2015/wordml/symex" xmlns:wpg="http://schemas.microsoft.com/office/word/2010/wordprocessingGroup" xmlns:wpi="http://schemas.microsoft.com/office/word/2010/wordprocessingInk" xmlns:wne="http://schemas.microsoft.com/office/word/2006/wordml" xmlns:wps="http://schemas.microsoft.com/office/word/2010/wordprocessingShape" mc:Ignorable="w14 w15 w16se w16cid w16 w16cex w16sdtdh w16sdtfl cr w16du wp14">
   <w16cex:commentExtensible w16cex:durableId="6CD008D0" w16cex:dateUtc="2025-05-10T17:53:00Z"/>
   <w16cex:commentExtensible w16cex:durableId="3BC2F3FC" w16cex:dateUtc="2025-05-09T17:18:00Z"/>
   <w16cex:commentExtensible w16cex:durableId="5B5573C8" w16cex:dateUtc="2025-05-10T19:00:00Z"/>
   <w16cex:commentExtensible w16cex:durableId="5FDB0EAD" w16cex:dateUtc="2025-05-08T22:41:00Z"/>
   <w16cex:commentExtensible w16cex:durableId="461AD974" w16cex:dateUtc="2025-05-09T16:06:00Z"/>
+  <w16cex:commentExtensible w16cex:durableId="778F29AB" w16cex:dateUtc="2025-05-11T17:59:00Z"/>
   <w16cex:commentExtensible w16cex:durableId="0A32BC00" w16cex:dateUtc="2025-05-09T17:26:00Z"/>
+  <w16cex:commentExtensible w16cex:durableId="76B63400" w16cex:dateUtc="2025-05-11T18:03:00Z"/>
   <w16cex:commentExtensible w16cex:durableId="019ED708" w16cex:dateUtc="2025-05-08T22:51:00Z"/>
-  <w16cex:commentExtensible w16cex:durableId="45BDE0BE" w16cex:dateUtc="2025-05-03T15:40:00Z">
-    <w16cex:extLst>
-      <w16:ext w16:uri="{CE6994B0-6A32-4C9F-8C6B-6E91EDA988CE}">
-        <cr:reactions xmlns:cr="http://schemas.microsoft.com/office/comments/2020/reactions">
-          <cr:reaction reactionType="1">
-            <cr:reactionInfo dateUtc="2025-05-09T16:49:47Z">
-              <cr:user userId="S::shawn.cummings@uconn.edu::de2d00fc-0438-4d53-9dfb-ffd47e6e9224" userProvider="AD" userName="Cummings, Shawn"/>
-            </cr:reactionInfo>
-          </cr:reaction>
-        </cr:reactions>
-      </w16:ext>
-    </w16cex:extLst>
-  </w16cex:commentExtensible>
 </w16cex:commentsExtensible>
 </file>
 
 <file path=word/commentsIds.xml><?xml version="1.0" encoding="utf-8"?>
-<w16cid:commentsIds xmlns:wpc="http://schemas.microsoft.com/office/word/2010/wordprocessingCanvas" xmlns:cx="http://schemas.microsoft.com/office/drawing/2014/chartex" xmlns:cx1="http://schemas.microsoft.com/office/drawing/2015/9/8/chartex" xmlns:cx2="http://schemas.microsoft.com/office/drawing/2015/10/21/chartex" xmlns:cx3="http://schemas.microsoft.com/office/drawing/2016/5/9/chartex" xmlns:cx4="http://schemas.microsoft.com/office/drawing/2016/5/10/chartex" xmlns:cx5="http://schemas.microsoft.com/office/drawing/2016/5/11/chartex" xmlns:cx6="http://schemas.microsoft.com/office/drawing/2016/5/12/chartex" xmlns:cx7="http://schemas.microsoft.com/office/drawing/2016/5/13/chartex" xmlns:cx8="http://schemas.microsoft.com/office/drawing/2016/5/14/chartex" xmlns:mc="http://schemas.openxmlformats.org/markup-compatibility/2006" xmlns:aink="http://schemas.microsoft.com/office/drawing/2016/ink" xmlns:am3d="http://schemas.microsoft.com/office/drawing/2017/model3d" xmlns:o="urn:schemas-microsoft-com:office:office" xmlns:oel="http://schemas.microsoft.com/office/2019/extlst" xmlns:r="http://schemas.openxmlformats.org/officeDocument/2006/relationships" xmlns:m="http://schemas.openxmlformats.org/officeDocument/2006/math" xmlns:v="urn:schemas-microsoft-com:vml" xmlns:wp14="http://schemas.microsoft.com/office/word/2010/wordprocessingDrawing" xmlns:wp="http://schemas.openxmlformats.org/drawingml/2006/wordprocessingDrawing" xmlns:w10="urn:schemas-microsoft-com:office:word" xmlns:w="http://schemas.openxmlformats.org/wordprocessingml/2006/main" xmlns:w14="http://schemas.microsoft.com/office/word/2010/wordml" xmlns:w15="http://schemas.microsoft.com/office/word/2012/wordml" xmlns:w16cex="http://schemas.microsoft.com/office/word/2018/wordml/cex" xmlns:w16cid="http://schemas.microsoft.com/office/word/2016/wordml/cid" xmlns:w16="http://schemas.microsoft.com/office/word/2018/wordml" xmlns:w16du="http://schemas.microsoft.com/office/word/2023/wordml/word16du" xmlns:w16sdtdh="http://schemas.microsoft.com/office/word/2020/wordml/sdtdatahash" xmlns:w16se="http://schemas.microsoft.com/office/word/2015/wordml/symex" xmlns:wpg="http://schemas.microsoft.com/office/word/2010/wordprocessingGroup" xmlns:wpi="http://schemas.microsoft.com/office/word/2010/wordprocessingInk" xmlns:wne="http://schemas.microsoft.com/office/word/2006/wordml" xmlns:wps="http://schemas.microsoft.com/office/word/2010/wordprocessingShape" mc:Ignorable="w14 w15 w16se w16cid w16 w16cex w16sdtdh w16du wp14">
+<w16cid:commentsIds xmlns:wpc="http://schemas.microsoft.com/office/word/2010/wordprocessingCanvas" xmlns:cx="http://schemas.microsoft.com/office/drawing/2014/chartex" xmlns:cx1="http://schemas.microsoft.com/office/drawing/2015/9/8/chartex" xmlns:cx2="http://schemas.microsoft.com/office/drawing/2015/10/21/chartex" xmlns:cx3="http://schemas.microsoft.com/office/drawing/2016/5/9/chartex" xmlns:cx4="http://schemas.microsoft.com/office/drawing/2016/5/10/chartex" xmlns:cx5="http://schemas.microsoft.com/office/drawing/2016/5/11/chartex" xmlns:cx6="http://schemas.microsoft.com/office/drawing/2016/5/12/chartex" xmlns:cx7="http://schemas.microsoft.com/office/drawing/2016/5/13/chartex" xmlns:cx8="http://schemas.microsoft.com/office/drawing/2016/5/14/chartex" xmlns:mc="http://schemas.openxmlformats.org/markup-compatibility/2006" xmlns:aink="http://schemas.microsoft.com/office/drawing/2016/ink" xmlns:am3d="http://schemas.microsoft.com/office/drawing/2017/model3d" xmlns:o="urn:schemas-microsoft-com:office:office" xmlns:oel="http://schemas.microsoft.com/office/2019/extlst" xmlns:r="http://schemas.openxmlformats.org/officeDocument/2006/relationships" xmlns:m="http://schemas.openxmlformats.org/officeDocument/2006/math" xmlns:v="urn:schemas-microsoft-com:vml" xmlns:wp14="http://schemas.microsoft.com/office/word/2010/wordprocessingDrawing" xmlns:wp="http://schemas.openxmlformats.org/drawingml/2006/wordprocessingDrawing" xmlns:w10="urn:schemas-microsoft-com:office:word" xmlns:w="http://schemas.openxmlformats.org/wordprocessingml/2006/main" xmlns:w14="http://schemas.microsoft.com/office/word/2010/wordml" xmlns:w15="http://schemas.microsoft.com/office/word/2012/wordml" xmlns:w16cex="http://schemas.microsoft.com/office/word/2018/wordml/cex" xmlns:w16cid="http://schemas.microsoft.com/office/word/2016/wordml/cid" xmlns:w16="http://schemas.microsoft.com/office/word/2018/wordml" xmlns:w16du="http://schemas.microsoft.com/office/word/2023/wordml/word16du" xmlns:w16sdtdh="http://schemas.microsoft.com/office/word/2020/wordml/sdtdatahash" xmlns:w16sdtfl="http://schemas.microsoft.com/office/word/2024/wordml/sdtformatlock" xmlns:w16se="http://schemas.microsoft.com/office/word/2015/wordml/symex" xmlns:wpg="http://schemas.microsoft.com/office/word/2010/wordprocessingGroup" xmlns:wpi="http://schemas.microsoft.com/office/word/2010/wordprocessingInk" xmlns:wne="http://schemas.microsoft.com/office/word/2006/wordml" xmlns:wps="http://schemas.microsoft.com/office/word/2010/wordprocessingShape" mc:Ignorable="w14 w15 w16se w16cid w16 w16cex w16sdtdh w16sdtfl w16du wp14">
   <w16cid:commentId w16cid:paraId="2C45303E" w16cid:durableId="6CD008D0"/>
   <w16cid:commentId w16cid:paraId="492B34B2" w16cid:durableId="3BC2F3FC"/>
   <w16cid:commentId w16cid:paraId="7C915410" w16cid:durableId="5B5573C8"/>
   <w16cid:commentId w16cid:paraId="6F322517" w16cid:durableId="5FDB0EAD"/>
   <w16cid:commentId w16cid:paraId="176D0065" w16cid:durableId="461AD974"/>
+  <w16cid:commentId w16cid:paraId="32BC88D6" w16cid:durableId="778F29AB"/>
   <w16cid:commentId w16cid:paraId="4DC50076" w16cid:durableId="0A32BC00"/>
+  <w16cid:commentId w16cid:paraId="1051E364" w16cid:durableId="76B63400"/>
   <w16cid:commentId w16cid:paraId="2A929C5A" w16cid:durableId="019ED708"/>
-  <w16cid:commentId w16cid:paraId="6D2F08B0" w16cid:durableId="45BDE0BE"/>
 </w16cid:commentsIds>
 </file>
 
 <file path=word/endnotes.xml><?xml version="1.0" encoding="utf-8"?>
-<w:endnotes xmlns:wpc="http://schemas.microsoft.com/office/word/2010/wordprocessingCanvas" xmlns:cx="http://schemas.microsoft.com/office/drawing/2014/chartex" xmlns:cx1="http://schemas.microsoft.com/office/drawing/2015/9/8/chartex" xmlns:cx2="http://schemas.microsoft.com/office/drawing/2015/10/21/chartex" xmlns:cx3="http://schemas.microsoft.com/office/drawing/2016/5/9/chartex" xmlns:cx4="http://schemas.microsoft.com/office/drawing/2016/5/10/chartex" xmlns:cx5="http://schemas.microsoft.com/office/drawing/2016/5/11/chartex" xmlns:cx6="http://schemas.microsoft.com/office/drawing/2016/5/12/chartex" xmlns:cx7="http://schemas.microsoft.com/office/drawing/2016/5/13/chartex" xmlns:cx8="http://schemas.microsoft.com/office/drawing/2016/5/14/chartex" xmlns:mc="http://schemas.openxmlformats.org/markup-compatibility/2006" xmlns:aink="http://schemas.microsoft.com/office/drawing/2016/ink" xmlns:am3d="http://schemas.microsoft.com/office/drawing/2017/model3d" xmlns:o="urn:schemas-microsoft-com:office:office" xmlns:oel="http://schemas.microsoft.com/office/2019/extlst" xmlns:r="http://schemas.openxmlformats.org/officeDocument/2006/relationships" xmlns:m="http://schemas.openxmlformats.org/officeDocument/2006/math" xmlns:v="urn:schemas-microsoft-com:vml" xmlns:wp14="http://schemas.microsoft.com/office/word/2010/wordprocessingDrawing" xmlns:wp="http://schemas.openxmlformats.org/drawingml/2006/wordprocessingDrawing" xmlns:w10="urn:schemas-microsoft-com:office:word" xmlns:w="http://schemas.openxmlformats.org/wordprocessingml/2006/main" xmlns:w14="http://schemas.microsoft.com/office/word/2010/wordml" xmlns:w15="http://schemas.microsoft.com/office/word/2012/wordml" xmlns:w16cex="http://schemas.microsoft.com/office/word/2018/wordml/cex" xmlns:w16cid="http://schemas.microsoft.com/office/word/2016/wordml/cid" xmlns:w16="http://schemas.microsoft.com/office/word/2018/wordml" xmlns:w16du="http://schemas.microsoft.com/office/word/2023/wordml/word16du" xmlns:w16sdtdh="http://schemas.microsoft.com/office/word/2020/wordml/sdtdatahash" xmlns:w16se="http://schemas.microsoft.com/office/word/2015/wordml/symex" xmlns:wpg="http://schemas.microsoft.com/office/word/2010/wordprocessingGroup" xmlns:wpi="http://schemas.microsoft.com/office/word/2010/wordprocessingInk" xmlns:wne="http://schemas.microsoft.com/office/word/2006/wordml" xmlns:wps="http://schemas.microsoft.com/office/word/2010/wordprocessingShape" mc:Ignorable="w14 w15 w16se w16cid w16 w16cex w16sdtdh w16du wp14">
+<w:endnotes xmlns:wpc="http://schemas.microsoft.com/office/word/2010/wordprocessingCanvas" xmlns:cx="http://schemas.microsoft.com/office/drawing/2014/chartex" xmlns:cx1="http://schemas.microsoft.com/office/drawing/2015/9/8/chartex" xmlns:cx2="http://schemas.microsoft.com/office/drawing/2015/10/21/chartex" xmlns:cx3="http://schemas.microsoft.com/office/drawing/2016/5/9/chartex" xmlns:cx4="http://schemas.microsoft.com/office/drawing/2016/5/10/chartex" xmlns:cx5="http://schemas.microsoft.com/office/drawing/2016/5/11/chartex" xmlns:cx6="http://schemas.microsoft.com/office/drawing/2016/5/12/chartex" xmlns:cx7="http://schemas.microsoft.com/office/drawing/2016/5/13/chartex" xmlns:cx8="http://schemas.microsoft.com/office/drawing/2016/5/14/chartex" xmlns:mc="http://schemas.openxmlformats.org/markup-compatibility/2006" xmlns:aink="http://schemas.microsoft.com/office/drawing/2016/ink" xmlns:am3d="http://schemas.microsoft.com/office/drawing/2017/model3d" xmlns:o="urn:schemas-microsoft-com:office:office" xmlns:oel="http://schemas.microsoft.com/office/2019/extlst" xmlns:r="http://schemas.openxmlformats.org/officeDocument/2006/relationships" xmlns:m="http://schemas.openxmlformats.org/officeDocument/2006/math" xmlns:v="urn:schemas-microsoft-com:vml" xmlns:wp14="http://schemas.microsoft.com/office/word/2010/wordprocessingDrawing" xmlns:wp="http://schemas.openxmlformats.org/drawingml/2006/wordprocessingDrawing" xmlns:w10="urn:schemas-microsoft-com:office:word" xmlns:w="http://schemas.openxmlformats.org/wordprocessingml/2006/main" xmlns:w14="http://schemas.microsoft.com/office/word/2010/wordml" xmlns:w15="http://schemas.microsoft.com/office/word/2012/wordml" xmlns:w16cex="http://schemas.microsoft.com/office/word/2018/wordml/cex" xmlns:w16cid="http://schemas.microsoft.com/office/word/2016/wordml/cid" xmlns:w16="http://schemas.microsoft.com/office/word/2018/wordml" xmlns:w16du="http://schemas.microsoft.com/office/word/2023/wordml/word16du" xmlns:w16sdtdh="http://schemas.microsoft.com/office/word/2020/wordml/sdtdatahash" xmlns:w16sdtfl="http://schemas.microsoft.com/office/word/2024/wordml/sdtformatlock" xmlns:w16se="http://schemas.microsoft.com/office/word/2015/wordml/symex" xmlns:wpg="http://schemas.microsoft.com/office/word/2010/wordprocessingGroup" xmlns:wpi="http://schemas.microsoft.com/office/word/2010/wordprocessingInk" xmlns:wne="http://schemas.microsoft.com/office/word/2006/wordml" xmlns:wps="http://schemas.microsoft.com/office/word/2010/wordprocessingShape" mc:Ignorable="w14 w15 w16se w16cid w16 w16cex w16sdtdh w16sdtfl w16du wp14">
   <w:endnote w:type="separator" w:id="-1">
     <w:p>
       <w:pPr>
@@ -3847,7 +4035,7 @@
 </file>
 
 <file path=word/footer1.xml><?xml version="1.0" encoding="utf-8"?>
-<w:ftr xmlns:wpc="http://schemas.microsoft.com/office/word/2010/wordprocessingCanvas" xmlns:cx="http://schemas.microsoft.com/office/drawing/2014/chartex" xmlns:cx1="http://schemas.microsoft.com/office/drawing/2015/9/8/chartex" xmlns:cx2="http://schemas.microsoft.com/office/drawing/2015/10/21/chartex" xmlns:cx3="http://schemas.microsoft.com/office/drawing/2016/5/9/chartex" xmlns:cx4="http://schemas.microsoft.com/office/drawing/2016/5/10/chartex" xmlns:cx5="http://schemas.microsoft.com/office/drawing/2016/5/11/chartex" xmlns:cx6="http://schemas.microsoft.com/office/drawing/2016/5/12/chartex" xmlns:cx7="http://schemas.microsoft.com/office/drawing/2016/5/13/chartex" xmlns:cx8="http://schemas.microsoft.com/office/drawing/2016/5/14/chartex" xmlns:mc="http://schemas.openxmlformats.org/markup-compatibility/2006" xmlns:aink="http://schemas.microsoft.com/office/drawing/2016/ink" xmlns:am3d="http://schemas.microsoft.com/office/drawing/2017/model3d" xmlns:o="urn:schemas-microsoft-com:office:office" xmlns:oel="http://schemas.microsoft.com/office/2019/extlst" xmlns:r="http://schemas.openxmlformats.org/officeDocument/2006/relationships" xmlns:m="http://schemas.openxmlformats.org/officeDocument/2006/math" xmlns:v="urn:schemas-microsoft-com:vml" xmlns:wp14="http://schemas.microsoft.com/office/word/2010/wordprocessingDrawing" xmlns:wp="http://schemas.openxmlformats.org/drawingml/2006/wordprocessingDrawing" xmlns:w10="urn:schemas-microsoft-com:office:word" xmlns:w="http://schemas.openxmlformats.org/wordprocessingml/2006/main" xmlns:w14="http://schemas.microsoft.com/office/word/2010/wordml" xmlns:w15="http://schemas.microsoft.com/office/word/2012/wordml" xmlns:w16cex="http://schemas.microsoft.com/office/word/2018/wordml/cex" xmlns:w16cid="http://schemas.microsoft.com/office/word/2016/wordml/cid" xmlns:w16="http://schemas.microsoft.com/office/word/2018/wordml" xmlns:w16du="http://schemas.microsoft.com/office/word/2023/wordml/word16du" xmlns:w16sdtdh="http://schemas.microsoft.com/office/word/2020/wordml/sdtdatahash" xmlns:w16se="http://schemas.microsoft.com/office/word/2015/wordml/symex" xmlns:wpg="http://schemas.microsoft.com/office/word/2010/wordprocessingGroup" xmlns:wpi="http://schemas.microsoft.com/office/word/2010/wordprocessingInk" xmlns:wne="http://schemas.microsoft.com/office/word/2006/wordml" xmlns:wps="http://schemas.microsoft.com/office/word/2010/wordprocessingShape" mc:Ignorable="w14 w15 w16se w16cid w16 w16cex w16sdtdh w16du wp14">
+<w:ftr xmlns:wpc="http://schemas.microsoft.com/office/word/2010/wordprocessingCanvas" xmlns:cx="http://schemas.microsoft.com/office/drawing/2014/chartex" xmlns:cx1="http://schemas.microsoft.com/office/drawing/2015/9/8/chartex" xmlns:cx2="http://schemas.microsoft.com/office/drawing/2015/10/21/chartex" xmlns:cx3="http://schemas.microsoft.com/office/drawing/2016/5/9/chartex" xmlns:cx4="http://schemas.microsoft.com/office/drawing/2016/5/10/chartex" xmlns:cx5="http://schemas.microsoft.com/office/drawing/2016/5/11/chartex" xmlns:cx6="http://schemas.microsoft.com/office/drawing/2016/5/12/chartex" xmlns:cx7="http://schemas.microsoft.com/office/drawing/2016/5/13/chartex" xmlns:cx8="http://schemas.microsoft.com/office/drawing/2016/5/14/chartex" xmlns:mc="http://schemas.openxmlformats.org/markup-compatibility/2006" xmlns:aink="http://schemas.microsoft.com/office/drawing/2016/ink" xmlns:am3d="http://schemas.microsoft.com/office/drawing/2017/model3d" xmlns:o="urn:schemas-microsoft-com:office:office" xmlns:oel="http://schemas.microsoft.com/office/2019/extlst" xmlns:r="http://schemas.openxmlformats.org/officeDocument/2006/relationships" xmlns:m="http://schemas.openxmlformats.org/officeDocument/2006/math" xmlns:v="urn:schemas-microsoft-com:vml" xmlns:wp14="http://schemas.microsoft.com/office/word/2010/wordprocessingDrawing" xmlns:wp="http://schemas.openxmlformats.org/drawingml/2006/wordprocessingDrawing" xmlns:w10="urn:schemas-microsoft-com:office:word" xmlns:w="http://schemas.openxmlformats.org/wordprocessingml/2006/main" xmlns:w14="http://schemas.microsoft.com/office/word/2010/wordml" xmlns:w15="http://schemas.microsoft.com/office/word/2012/wordml" xmlns:w16cex="http://schemas.microsoft.com/office/word/2018/wordml/cex" xmlns:w16cid="http://schemas.microsoft.com/office/word/2016/wordml/cid" xmlns:w16="http://schemas.microsoft.com/office/word/2018/wordml" xmlns:w16du="http://schemas.microsoft.com/office/word/2023/wordml/word16du" xmlns:w16sdtdh="http://schemas.microsoft.com/office/word/2020/wordml/sdtdatahash" xmlns:w16sdtfl="http://schemas.microsoft.com/office/word/2024/wordml/sdtformatlock" xmlns:w16se="http://schemas.microsoft.com/office/word/2015/wordml/symex" xmlns:wpg="http://schemas.microsoft.com/office/word/2010/wordprocessingGroup" xmlns:wpi="http://schemas.microsoft.com/office/word/2010/wordprocessingInk" xmlns:wne="http://schemas.microsoft.com/office/word/2006/wordml" xmlns:wps="http://schemas.microsoft.com/office/word/2010/wordprocessingShape" mc:Ignorable="w14 w15 w16se w16cid w16 w16cex w16sdtdh w16sdtfl w16du wp14">
   <w:p>
     <w:pPr>
       <w:pStyle w:val="Footer"/>
@@ -3857,7 +4045,7 @@
 </file>
 
 <file path=word/footer2.xml><?xml version="1.0" encoding="utf-8"?>
-<w:ftr xmlns:wpc="http://schemas.microsoft.com/office/word/2010/wordprocessingCanvas" xmlns:cx="http://schemas.microsoft.com/office/drawing/2014/chartex" xmlns:cx1="http://schemas.microsoft.com/office/drawing/2015/9/8/chartex" xmlns:cx2="http://schemas.microsoft.com/office/drawing/2015/10/21/chartex" xmlns:cx3="http://schemas.microsoft.com/office/drawing/2016/5/9/chartex" xmlns:cx4="http://schemas.microsoft.com/office/drawing/2016/5/10/chartex" xmlns:cx5="http://schemas.microsoft.com/office/drawing/2016/5/11/chartex" xmlns:cx6="http://schemas.microsoft.com/office/drawing/2016/5/12/chartex" xmlns:cx7="http://schemas.microsoft.com/office/drawing/2016/5/13/chartex" xmlns:cx8="http://schemas.microsoft.com/office/drawing/2016/5/14/chartex" xmlns:mc="http://schemas.openxmlformats.org/markup-compatibility/2006" xmlns:aink="http://schemas.microsoft.com/office/drawing/2016/ink" xmlns:am3d="http://schemas.microsoft.com/office/drawing/2017/model3d" xmlns:o="urn:schemas-microsoft-com:office:office" xmlns:oel="http://schemas.microsoft.com/office/2019/extlst" xmlns:r="http://schemas.openxmlformats.org/officeDocument/2006/relationships" xmlns:m="http://schemas.openxmlformats.org/officeDocument/2006/math" xmlns:v="urn:schemas-microsoft-com:vml" xmlns:wp14="http://schemas.microsoft.com/office/word/2010/wordprocessingDrawing" xmlns:wp="http://schemas.openxmlformats.org/drawingml/2006/wordprocessingDrawing" xmlns:w10="urn:schemas-microsoft-com:office:word" xmlns:w="http://schemas.openxmlformats.org/wordprocessingml/2006/main" xmlns:w14="http://schemas.microsoft.com/office/word/2010/wordml" xmlns:w15="http://schemas.microsoft.com/office/word/2012/wordml" xmlns:w16cex="http://schemas.microsoft.com/office/word/2018/wordml/cex" xmlns:w16cid="http://schemas.microsoft.com/office/word/2016/wordml/cid" xmlns:w16="http://schemas.microsoft.com/office/word/2018/wordml" xmlns:w16du="http://schemas.microsoft.com/office/word/2023/wordml/word16du" xmlns:w16sdtdh="http://schemas.microsoft.com/office/word/2020/wordml/sdtdatahash" xmlns:w16se="http://schemas.microsoft.com/office/word/2015/wordml/symex" xmlns:wpg="http://schemas.microsoft.com/office/word/2010/wordprocessingGroup" xmlns:wpi="http://schemas.microsoft.com/office/word/2010/wordprocessingInk" xmlns:wne="http://schemas.microsoft.com/office/word/2006/wordml" xmlns:wps="http://schemas.microsoft.com/office/word/2010/wordprocessingShape" mc:Ignorable="w14 w15 w16se w16cid w16 w16cex w16sdtdh w16du wp14">
+<w:ftr xmlns:wpc="http://schemas.microsoft.com/office/word/2010/wordprocessingCanvas" xmlns:cx="http://schemas.microsoft.com/office/drawing/2014/chartex" xmlns:cx1="http://schemas.microsoft.com/office/drawing/2015/9/8/chartex" xmlns:cx2="http://schemas.microsoft.com/office/drawing/2015/10/21/chartex" xmlns:cx3="http://schemas.microsoft.com/office/drawing/2016/5/9/chartex" xmlns:cx4="http://schemas.microsoft.com/office/drawing/2016/5/10/chartex" xmlns:cx5="http://schemas.microsoft.com/office/drawing/2016/5/11/chartex" xmlns:cx6="http://schemas.microsoft.com/office/drawing/2016/5/12/chartex" xmlns:cx7="http://schemas.microsoft.com/office/drawing/2016/5/13/chartex" xmlns:cx8="http://schemas.microsoft.com/office/drawing/2016/5/14/chartex" xmlns:mc="http://schemas.openxmlformats.org/markup-compatibility/2006" xmlns:aink="http://schemas.microsoft.com/office/drawing/2016/ink" xmlns:am3d="http://schemas.microsoft.com/office/drawing/2017/model3d" xmlns:o="urn:schemas-microsoft-com:office:office" xmlns:oel="http://schemas.microsoft.com/office/2019/extlst" xmlns:r="http://schemas.openxmlformats.org/officeDocument/2006/relationships" xmlns:m="http://schemas.openxmlformats.org/officeDocument/2006/math" xmlns:v="urn:schemas-microsoft-com:vml" xmlns:wp14="http://schemas.microsoft.com/office/word/2010/wordprocessingDrawing" xmlns:wp="http://schemas.openxmlformats.org/drawingml/2006/wordprocessingDrawing" xmlns:w10="urn:schemas-microsoft-com:office:word" xmlns:w="http://schemas.openxmlformats.org/wordprocessingml/2006/main" xmlns:w14="http://schemas.microsoft.com/office/word/2010/wordml" xmlns:w15="http://schemas.microsoft.com/office/word/2012/wordml" xmlns:w16cex="http://schemas.microsoft.com/office/word/2018/wordml/cex" xmlns:w16cid="http://schemas.microsoft.com/office/word/2016/wordml/cid" xmlns:w16="http://schemas.microsoft.com/office/word/2018/wordml" xmlns:w16du="http://schemas.microsoft.com/office/word/2023/wordml/word16du" xmlns:w16sdtdh="http://schemas.microsoft.com/office/word/2020/wordml/sdtdatahash" xmlns:w16sdtfl="http://schemas.microsoft.com/office/word/2024/wordml/sdtformatlock" xmlns:w16se="http://schemas.microsoft.com/office/word/2015/wordml/symex" xmlns:wpg="http://schemas.microsoft.com/office/word/2010/wordprocessingGroup" xmlns:wpi="http://schemas.microsoft.com/office/word/2010/wordprocessingInk" xmlns:wne="http://schemas.microsoft.com/office/word/2006/wordml" xmlns:wps="http://schemas.microsoft.com/office/word/2010/wordprocessingShape" mc:Ignorable="w14 w15 w16se w16cid w16 w16cex w16sdtdh w16sdtfl w16du wp14">
   <w:p>
     <w:pPr>
       <w:pStyle w:val="Footer"/>
@@ -3876,7 +4064,7 @@
 </file>
 
 <file path=word/footer3.xml><?xml version="1.0" encoding="utf-8"?>
-<w:ftr xmlns:wpc="http://schemas.microsoft.com/office/word/2010/wordprocessingCanvas" xmlns:cx="http://schemas.microsoft.com/office/drawing/2014/chartex" xmlns:cx1="http://schemas.microsoft.com/office/drawing/2015/9/8/chartex" xmlns:cx2="http://schemas.microsoft.com/office/drawing/2015/10/21/chartex" xmlns:cx3="http://schemas.microsoft.com/office/drawing/2016/5/9/chartex" xmlns:cx4="http://schemas.microsoft.com/office/drawing/2016/5/10/chartex" xmlns:cx5="http://schemas.microsoft.com/office/drawing/2016/5/11/chartex" xmlns:cx6="http://schemas.microsoft.com/office/drawing/2016/5/12/chartex" xmlns:cx7="http://schemas.microsoft.com/office/drawing/2016/5/13/chartex" xmlns:cx8="http://schemas.microsoft.com/office/drawing/2016/5/14/chartex" xmlns:mc="http://schemas.openxmlformats.org/markup-compatibility/2006" xmlns:aink="http://schemas.microsoft.com/office/drawing/2016/ink" xmlns:am3d="http://schemas.microsoft.com/office/drawing/2017/model3d" xmlns:o="urn:schemas-microsoft-com:office:office" xmlns:oel="http://schemas.microsoft.com/office/2019/extlst" xmlns:r="http://schemas.openxmlformats.org/officeDocument/2006/relationships" xmlns:m="http://schemas.openxmlformats.org/officeDocument/2006/math" xmlns:v="urn:schemas-microsoft-com:vml" xmlns:wp14="http://schemas.microsoft.com/office/word/2010/wordprocessingDrawing" xmlns:wp="http://schemas.openxmlformats.org/drawingml/2006/wordprocessingDrawing" xmlns:w10="urn:schemas-microsoft-com:office:word" xmlns:w="http://schemas.openxmlformats.org/wordprocessingml/2006/main" xmlns:w14="http://schemas.microsoft.com/office/word/2010/wordml" xmlns:w15="http://schemas.microsoft.com/office/word/2012/wordml" xmlns:w16cex="http://schemas.microsoft.com/office/word/2018/wordml/cex" xmlns:w16cid="http://schemas.microsoft.com/office/word/2016/wordml/cid" xmlns:w16="http://schemas.microsoft.com/office/word/2018/wordml" xmlns:w16du="http://schemas.microsoft.com/office/word/2023/wordml/word16du" xmlns:w16sdtdh="http://schemas.microsoft.com/office/word/2020/wordml/sdtdatahash" xmlns:w16se="http://schemas.microsoft.com/office/word/2015/wordml/symex" xmlns:wpg="http://schemas.microsoft.com/office/word/2010/wordprocessingGroup" xmlns:wpi="http://schemas.microsoft.com/office/word/2010/wordprocessingInk" xmlns:wne="http://schemas.microsoft.com/office/word/2006/wordml" xmlns:wps="http://schemas.microsoft.com/office/word/2010/wordprocessingShape" mc:Ignorable="w14 w15 w16se w16cid w16 w16cex w16sdtdh w16du wp14">
+<w:ftr xmlns:wpc="http://schemas.microsoft.com/office/word/2010/wordprocessingCanvas" xmlns:cx="http://schemas.microsoft.com/office/drawing/2014/chartex" xmlns:cx1="http://schemas.microsoft.com/office/drawing/2015/9/8/chartex" xmlns:cx2="http://schemas.microsoft.com/office/drawing/2015/10/21/chartex" xmlns:cx3="http://schemas.microsoft.com/office/drawing/2016/5/9/chartex" xmlns:cx4="http://schemas.microsoft.com/office/drawing/2016/5/10/chartex" xmlns:cx5="http://schemas.microsoft.com/office/drawing/2016/5/11/chartex" xmlns:cx6="http://schemas.microsoft.com/office/drawing/2016/5/12/chartex" xmlns:cx7="http://schemas.microsoft.com/office/drawing/2016/5/13/chartex" xmlns:cx8="http://schemas.microsoft.com/office/drawing/2016/5/14/chartex" xmlns:mc="http://schemas.openxmlformats.org/markup-compatibility/2006" xmlns:aink="http://schemas.microsoft.com/office/drawing/2016/ink" xmlns:am3d="http://schemas.microsoft.com/office/drawing/2017/model3d" xmlns:o="urn:schemas-microsoft-com:office:office" xmlns:oel="http://schemas.microsoft.com/office/2019/extlst" xmlns:r="http://schemas.openxmlformats.org/officeDocument/2006/relationships" xmlns:m="http://schemas.openxmlformats.org/officeDocument/2006/math" xmlns:v="urn:schemas-microsoft-com:vml" xmlns:wp14="http://schemas.microsoft.com/office/word/2010/wordprocessingDrawing" xmlns:wp="http://schemas.openxmlformats.org/drawingml/2006/wordprocessingDrawing" xmlns:w10="urn:schemas-microsoft-com:office:word" xmlns:w="http://schemas.openxmlformats.org/wordprocessingml/2006/main" xmlns:w14="http://schemas.microsoft.com/office/word/2010/wordml" xmlns:w15="http://schemas.microsoft.com/office/word/2012/wordml" xmlns:w16cex="http://schemas.microsoft.com/office/word/2018/wordml/cex" xmlns:w16cid="http://schemas.microsoft.com/office/word/2016/wordml/cid" xmlns:w16="http://schemas.microsoft.com/office/word/2018/wordml" xmlns:w16du="http://schemas.microsoft.com/office/word/2023/wordml/word16du" xmlns:w16sdtdh="http://schemas.microsoft.com/office/word/2020/wordml/sdtdatahash" xmlns:w16sdtfl="http://schemas.microsoft.com/office/word/2024/wordml/sdtformatlock" xmlns:w16se="http://schemas.microsoft.com/office/word/2015/wordml/symex" xmlns:wpg="http://schemas.microsoft.com/office/word/2010/wordprocessingGroup" xmlns:wpi="http://schemas.microsoft.com/office/word/2010/wordprocessingInk" xmlns:wne="http://schemas.microsoft.com/office/word/2006/wordml" xmlns:wps="http://schemas.microsoft.com/office/word/2010/wordprocessingShape" mc:Ignorable="w14 w15 w16se w16cid w16 w16cex w16sdtdh w16sdtfl w16du wp14">
   <w:p>
     <w:pPr>
       <w:pStyle w:val="Footer"/>
@@ -3886,7 +4074,7 @@
 </file>
 
 <file path=word/footnotes.xml><?xml version="1.0" encoding="utf-8"?>
-<w:footnotes xmlns:wpc="http://schemas.microsoft.com/office/word/2010/wordprocessingCanvas" xmlns:cx="http://schemas.microsoft.com/office/drawing/2014/chartex" xmlns:cx1="http://schemas.microsoft.com/office/drawing/2015/9/8/chartex" xmlns:cx2="http://schemas.microsoft.com/office/drawing/2015/10/21/chartex" xmlns:cx3="http://schemas.microsoft.com/office/drawing/2016/5/9/chartex" xmlns:cx4="http://schemas.microsoft.com/office/drawing/2016/5/10/chartex" xmlns:cx5="http://schemas.microsoft.com/office/drawing/2016/5/11/chartex" xmlns:cx6="http://schemas.microsoft.com/office/drawing/2016/5/12/chartex" xmlns:cx7="http://schemas.microsoft.com/office/drawing/2016/5/13/chartex" xmlns:cx8="http://schemas.microsoft.com/office/drawing/2016/5/14/chartex" xmlns:mc="http://schemas.openxmlformats.org/markup-compatibility/2006" xmlns:aink="http://schemas.microsoft.com/office/drawing/2016/ink" xmlns:am3d="http://schemas.microsoft.com/office/drawing/2017/model3d" xmlns:o="urn:schemas-microsoft-com:office:office" xmlns:oel="http://schemas.microsoft.com/office/2019/extlst" xmlns:r="http://schemas.openxmlformats.org/officeDocument/2006/relationships" xmlns:m="http://schemas.openxmlformats.org/officeDocument/2006/math" xmlns:v="urn:schemas-microsoft-com:vml" xmlns:wp14="http://schemas.microsoft.com/office/word/2010/wordprocessingDrawing" xmlns:wp="http://schemas.openxmlformats.org/drawingml/2006/wordprocessingDrawing" xmlns:w10="urn:schemas-microsoft-com:office:word" xmlns:w="http://schemas.openxmlformats.org/wordprocessingml/2006/main" xmlns:w14="http://schemas.microsoft.com/office/word/2010/wordml" xmlns:w15="http://schemas.microsoft.com/office/word/2012/wordml" xmlns:w16cex="http://schemas.microsoft.com/office/word/2018/wordml/cex" xmlns:w16cid="http://schemas.microsoft.com/office/word/2016/wordml/cid" xmlns:w16="http://schemas.microsoft.com/office/word/2018/wordml" xmlns:w16du="http://schemas.microsoft.com/office/word/2023/wordml/word16du" xmlns:w16sdtdh="http://schemas.microsoft.com/office/word/2020/wordml/sdtdatahash" xmlns:w16se="http://schemas.microsoft.com/office/word/2015/wordml/symex" xmlns:wpg="http://schemas.microsoft.com/office/word/2010/wordprocessingGroup" xmlns:wpi="http://schemas.microsoft.com/office/word/2010/wordprocessingInk" xmlns:wne="http://schemas.microsoft.com/office/word/2006/wordml" xmlns:wps="http://schemas.microsoft.com/office/word/2010/wordprocessingShape" mc:Ignorable="w14 w15 w16se w16cid w16 w16cex w16sdtdh w16du wp14">
+<w:footnotes xmlns:wpc="http://schemas.microsoft.com/office/word/2010/wordprocessingCanvas" xmlns:cx="http://schemas.microsoft.com/office/drawing/2014/chartex" xmlns:cx1="http://schemas.microsoft.com/office/drawing/2015/9/8/chartex" xmlns:cx2="http://schemas.microsoft.com/office/drawing/2015/10/21/chartex" xmlns:cx3="http://schemas.microsoft.com/office/drawing/2016/5/9/chartex" xmlns:cx4="http://schemas.microsoft.com/office/drawing/2016/5/10/chartex" xmlns:cx5="http://schemas.microsoft.com/office/drawing/2016/5/11/chartex" xmlns:cx6="http://schemas.microsoft.com/office/drawing/2016/5/12/chartex" xmlns:cx7="http://schemas.microsoft.com/office/drawing/2016/5/13/chartex" xmlns:cx8="http://schemas.microsoft.com/office/drawing/2016/5/14/chartex" xmlns:mc="http://schemas.openxmlformats.org/markup-compatibility/2006" xmlns:aink="http://schemas.microsoft.com/office/drawing/2016/ink" xmlns:am3d="http://schemas.microsoft.com/office/drawing/2017/model3d" xmlns:o="urn:schemas-microsoft-com:office:office" xmlns:oel="http://schemas.microsoft.com/office/2019/extlst" xmlns:r="http://schemas.openxmlformats.org/officeDocument/2006/relationships" xmlns:m="http://schemas.openxmlformats.org/officeDocument/2006/math" xmlns:v="urn:schemas-microsoft-com:vml" xmlns:wp14="http://schemas.microsoft.com/office/word/2010/wordprocessingDrawing" xmlns:wp="http://schemas.openxmlformats.org/drawingml/2006/wordprocessingDrawing" xmlns:w10="urn:schemas-microsoft-com:office:word" xmlns:w="http://schemas.openxmlformats.org/wordprocessingml/2006/main" xmlns:w14="http://schemas.microsoft.com/office/word/2010/wordml" xmlns:w15="http://schemas.microsoft.com/office/word/2012/wordml" xmlns:w16cex="http://schemas.microsoft.com/office/word/2018/wordml/cex" xmlns:w16cid="http://schemas.microsoft.com/office/word/2016/wordml/cid" xmlns:w16="http://schemas.microsoft.com/office/word/2018/wordml" xmlns:w16du="http://schemas.microsoft.com/office/word/2023/wordml/word16du" xmlns:w16sdtdh="http://schemas.microsoft.com/office/word/2020/wordml/sdtdatahash" xmlns:w16sdtfl="http://schemas.microsoft.com/office/word/2024/wordml/sdtformatlock" xmlns:w16se="http://schemas.microsoft.com/office/word/2015/wordml/symex" xmlns:wpg="http://schemas.microsoft.com/office/word/2010/wordprocessingGroup" xmlns:wpi="http://schemas.microsoft.com/office/word/2010/wordprocessingInk" xmlns:wne="http://schemas.microsoft.com/office/word/2006/wordml" xmlns:wps="http://schemas.microsoft.com/office/word/2010/wordprocessingShape" mc:Ignorable="w14 w15 w16se w16cid w16 w16cex w16sdtdh w16sdtfl w16du wp14">
   <w:footnote w:type="separator" w:id="-1">
     <w:p>
       <w:pPr>
@@ -3911,7 +4099,7 @@
 </file>
 
 <file path=word/header1.xml><?xml version="1.0" encoding="utf-8"?>
-<w:hdr xmlns:wpc="http://schemas.microsoft.com/office/word/2010/wordprocessingCanvas" xmlns:cx="http://schemas.microsoft.com/office/drawing/2014/chartex" xmlns:cx1="http://schemas.microsoft.com/office/drawing/2015/9/8/chartex" xmlns:cx2="http://schemas.microsoft.com/office/drawing/2015/10/21/chartex" xmlns:cx3="http://schemas.microsoft.com/office/drawing/2016/5/9/chartex" xmlns:cx4="http://schemas.microsoft.com/office/drawing/2016/5/10/chartex" xmlns:cx5="http://schemas.microsoft.com/office/drawing/2016/5/11/chartex" xmlns:cx6="http://schemas.microsoft.com/office/drawing/2016/5/12/chartex" xmlns:cx7="http://schemas.microsoft.com/office/drawing/2016/5/13/chartex" xmlns:cx8="http://schemas.microsoft.com/office/drawing/2016/5/14/chartex" xmlns:mc="http://schemas.openxmlformats.org/markup-compatibility/2006" xmlns:aink="http://schemas.microsoft.com/office/drawing/2016/ink" xmlns:am3d="http://schemas.microsoft.com/office/drawing/2017/model3d" xmlns:o="urn:schemas-microsoft-com:office:office" xmlns:oel="http://schemas.microsoft.com/office/2019/extlst" xmlns:r="http://schemas.openxmlformats.org/officeDocument/2006/relationships" xmlns:m="http://schemas.openxmlformats.org/officeDocument/2006/math" xmlns:v="urn:schemas-microsoft-com:vml" xmlns:wp14="http://schemas.microsoft.com/office/word/2010/wordprocessingDrawing" xmlns:wp="http://schemas.openxmlformats.org/drawingml/2006/wordprocessingDrawing" xmlns:w10="urn:schemas-microsoft-com:office:word" xmlns:w="http://schemas.openxmlformats.org/wordprocessingml/2006/main" xmlns:w14="http://schemas.microsoft.com/office/word/2010/wordml" xmlns:w15="http://schemas.microsoft.com/office/word/2012/wordml" xmlns:w16cex="http://schemas.microsoft.com/office/word/2018/wordml/cex" xmlns:w16cid="http://schemas.microsoft.com/office/word/2016/wordml/cid" xmlns:w16="http://schemas.microsoft.com/office/word/2018/wordml" xmlns:w16du="http://schemas.microsoft.com/office/word/2023/wordml/word16du" xmlns:w16sdtdh="http://schemas.microsoft.com/office/word/2020/wordml/sdtdatahash" xmlns:w16se="http://schemas.microsoft.com/office/word/2015/wordml/symex" xmlns:wpg="http://schemas.microsoft.com/office/word/2010/wordprocessingGroup" xmlns:wpi="http://schemas.microsoft.com/office/word/2010/wordprocessingInk" xmlns:wne="http://schemas.microsoft.com/office/word/2006/wordml" xmlns:wps="http://schemas.microsoft.com/office/word/2010/wordprocessingShape" mc:Ignorable="w14 w15 w16se w16cid w16 w16cex w16sdtdh w16du wp14">
+<w:hdr xmlns:wpc="http://schemas.microsoft.com/office/word/2010/wordprocessingCanvas" xmlns:cx="http://schemas.microsoft.com/office/drawing/2014/chartex" xmlns:cx1="http://schemas.microsoft.com/office/drawing/2015/9/8/chartex" xmlns:cx2="http://schemas.microsoft.com/office/drawing/2015/10/21/chartex" xmlns:cx3="http://schemas.microsoft.com/office/drawing/2016/5/9/chartex" xmlns:cx4="http://schemas.microsoft.com/office/drawing/2016/5/10/chartex" xmlns:cx5="http://schemas.microsoft.com/office/drawing/2016/5/11/chartex" xmlns:cx6="http://schemas.microsoft.com/office/drawing/2016/5/12/chartex" xmlns:cx7="http://schemas.microsoft.com/office/drawing/2016/5/13/chartex" xmlns:cx8="http://schemas.microsoft.com/office/drawing/2016/5/14/chartex" xmlns:mc="http://schemas.openxmlformats.org/markup-compatibility/2006" xmlns:aink="http://schemas.microsoft.com/office/drawing/2016/ink" xmlns:am3d="http://schemas.microsoft.com/office/drawing/2017/model3d" xmlns:o="urn:schemas-microsoft-com:office:office" xmlns:oel="http://schemas.microsoft.com/office/2019/extlst" xmlns:r="http://schemas.openxmlformats.org/officeDocument/2006/relationships" xmlns:m="http://schemas.openxmlformats.org/officeDocument/2006/math" xmlns:v="urn:schemas-microsoft-com:vml" xmlns:wp14="http://schemas.microsoft.com/office/word/2010/wordprocessingDrawing" xmlns:wp="http://schemas.openxmlformats.org/drawingml/2006/wordprocessingDrawing" xmlns:w10="urn:schemas-microsoft-com:office:word" xmlns:w="http://schemas.openxmlformats.org/wordprocessingml/2006/main" xmlns:w14="http://schemas.microsoft.com/office/word/2010/wordml" xmlns:w15="http://schemas.microsoft.com/office/word/2012/wordml" xmlns:w16cex="http://schemas.microsoft.com/office/word/2018/wordml/cex" xmlns:w16cid="http://schemas.microsoft.com/office/word/2016/wordml/cid" xmlns:w16="http://schemas.microsoft.com/office/word/2018/wordml" xmlns:w16du="http://schemas.microsoft.com/office/word/2023/wordml/word16du" xmlns:w16sdtdh="http://schemas.microsoft.com/office/word/2020/wordml/sdtdatahash" xmlns:w16sdtfl="http://schemas.microsoft.com/office/word/2024/wordml/sdtformatlock" xmlns:w16se="http://schemas.microsoft.com/office/word/2015/wordml/symex" xmlns:wpg="http://schemas.microsoft.com/office/word/2010/wordprocessingGroup" xmlns:wpi="http://schemas.microsoft.com/office/word/2010/wordprocessingInk" xmlns:wne="http://schemas.microsoft.com/office/word/2006/wordml" xmlns:wps="http://schemas.microsoft.com/office/word/2010/wordprocessingShape" mc:Ignorable="w14 w15 w16se w16cid w16 w16cex w16sdtdh w16sdtfl w16du wp14">
   <w:p>
     <w:pPr>
       <w:pStyle w:val="Header"/>
@@ -3921,7 +4109,7 @@
 </file>
 
 <file path=word/header2.xml><?xml version="1.0" encoding="utf-8"?>
-<w:hdr xmlns:wpc="http://schemas.microsoft.com/office/word/2010/wordprocessingCanvas" xmlns:cx="http://schemas.microsoft.com/office/drawing/2014/chartex" xmlns:cx1="http://schemas.microsoft.com/office/drawing/2015/9/8/chartex" xmlns:cx2="http://schemas.microsoft.com/office/drawing/2015/10/21/chartex" xmlns:cx3="http://schemas.microsoft.com/office/drawing/2016/5/9/chartex" xmlns:cx4="http://schemas.microsoft.com/office/drawing/2016/5/10/chartex" xmlns:cx5="http://schemas.microsoft.com/office/drawing/2016/5/11/chartex" xmlns:cx6="http://schemas.microsoft.com/office/drawing/2016/5/12/chartex" xmlns:cx7="http://schemas.microsoft.com/office/drawing/2016/5/13/chartex" xmlns:cx8="http://schemas.microsoft.com/office/drawing/2016/5/14/chartex" xmlns:mc="http://schemas.openxmlformats.org/markup-compatibility/2006" xmlns:aink="http://schemas.microsoft.com/office/drawing/2016/ink" xmlns:am3d="http://schemas.microsoft.com/office/drawing/2017/model3d" xmlns:o="urn:schemas-microsoft-com:office:office" xmlns:oel="http://schemas.microsoft.com/office/2019/extlst" xmlns:r="http://schemas.openxmlformats.org/officeDocument/2006/relationships" xmlns:m="http://schemas.openxmlformats.org/officeDocument/2006/math" xmlns:v="urn:schemas-microsoft-com:vml" xmlns:wp14="http://schemas.microsoft.com/office/word/2010/wordprocessingDrawing" xmlns:wp="http://schemas.openxmlformats.org/drawingml/2006/wordprocessingDrawing" xmlns:w10="urn:schemas-microsoft-com:office:word" xmlns:w="http://schemas.openxmlformats.org/wordprocessingml/2006/main" xmlns:w14="http://schemas.microsoft.com/office/word/2010/wordml" xmlns:w15="http://schemas.microsoft.com/office/word/2012/wordml" xmlns:w16cex="http://schemas.microsoft.com/office/word/2018/wordml/cex" xmlns:w16cid="http://schemas.microsoft.com/office/word/2016/wordml/cid" xmlns:w16="http://schemas.microsoft.com/office/word/2018/wordml" xmlns:w16du="http://schemas.microsoft.com/office/word/2023/wordml/word16du" xmlns:w16sdtdh="http://schemas.microsoft.com/office/word/2020/wordml/sdtdatahash" xmlns:w16se="http://schemas.microsoft.com/office/word/2015/wordml/symex" xmlns:wpg="http://schemas.microsoft.com/office/word/2010/wordprocessingGroup" xmlns:wpi="http://schemas.microsoft.com/office/word/2010/wordprocessingInk" xmlns:wne="http://schemas.microsoft.com/office/word/2006/wordml" xmlns:wps="http://schemas.microsoft.com/office/word/2010/wordprocessingShape" mc:Ignorable="w14 w15 w16se w16cid w16 w16cex w16sdtdh w16du wp14">
+<w:hdr xmlns:wpc="http://schemas.microsoft.com/office/word/2010/wordprocessingCanvas" xmlns:cx="http://schemas.microsoft.com/office/drawing/2014/chartex" xmlns:cx1="http://schemas.microsoft.com/office/drawing/2015/9/8/chartex" xmlns:cx2="http://schemas.microsoft.com/office/drawing/2015/10/21/chartex" xmlns:cx3="http://schemas.microsoft.com/office/drawing/2016/5/9/chartex" xmlns:cx4="http://schemas.microsoft.com/office/drawing/2016/5/10/chartex" xmlns:cx5="http://schemas.microsoft.com/office/drawing/2016/5/11/chartex" xmlns:cx6="http://schemas.microsoft.com/office/drawing/2016/5/12/chartex" xmlns:cx7="http://schemas.microsoft.com/office/drawing/2016/5/13/chartex" xmlns:cx8="http://schemas.microsoft.com/office/drawing/2016/5/14/chartex" xmlns:mc="http://schemas.openxmlformats.org/markup-compatibility/2006" xmlns:aink="http://schemas.microsoft.com/office/drawing/2016/ink" xmlns:am3d="http://schemas.microsoft.com/office/drawing/2017/model3d" xmlns:o="urn:schemas-microsoft-com:office:office" xmlns:oel="http://schemas.microsoft.com/office/2019/extlst" xmlns:r="http://schemas.openxmlformats.org/officeDocument/2006/relationships" xmlns:m="http://schemas.openxmlformats.org/officeDocument/2006/math" xmlns:v="urn:schemas-microsoft-com:vml" xmlns:wp14="http://schemas.microsoft.com/office/word/2010/wordprocessingDrawing" xmlns:wp="http://schemas.openxmlformats.org/drawingml/2006/wordprocessingDrawing" xmlns:w10="urn:schemas-microsoft-com:office:word" xmlns:w="http://schemas.openxmlformats.org/wordprocessingml/2006/main" xmlns:w14="http://schemas.microsoft.com/office/word/2010/wordml" xmlns:w15="http://schemas.microsoft.com/office/word/2012/wordml" xmlns:w16cex="http://schemas.microsoft.com/office/word/2018/wordml/cex" xmlns:w16cid="http://schemas.microsoft.com/office/word/2016/wordml/cid" xmlns:w16="http://schemas.microsoft.com/office/word/2018/wordml" xmlns:w16du="http://schemas.microsoft.com/office/word/2023/wordml/word16du" xmlns:w16sdtdh="http://schemas.microsoft.com/office/word/2020/wordml/sdtdatahash" xmlns:w16sdtfl="http://schemas.microsoft.com/office/word/2024/wordml/sdtformatlock" xmlns:w16se="http://schemas.microsoft.com/office/word/2015/wordml/symex" xmlns:wpg="http://schemas.microsoft.com/office/word/2010/wordprocessingGroup" xmlns:wpi="http://schemas.microsoft.com/office/word/2010/wordprocessingInk" xmlns:wne="http://schemas.microsoft.com/office/word/2006/wordml" xmlns:wps="http://schemas.microsoft.com/office/word/2010/wordprocessingShape" mc:Ignorable="w14 w15 w16se w16cid w16 w16cex w16sdtdh w16sdtfl w16du wp14">
   <w:p>
     <w:pPr>
       <w:pStyle w:val="Header"/>
@@ -3931,7 +4119,7 @@
 </file>
 
 <file path=word/header3.xml><?xml version="1.0" encoding="utf-8"?>
-<w:hdr xmlns:wpc="http://schemas.microsoft.com/office/word/2010/wordprocessingCanvas" xmlns:cx="http://schemas.microsoft.com/office/drawing/2014/chartex" xmlns:cx1="http://schemas.microsoft.com/office/drawing/2015/9/8/chartex" xmlns:cx2="http://schemas.microsoft.com/office/drawing/2015/10/21/chartex" xmlns:cx3="http://schemas.microsoft.com/office/drawing/2016/5/9/chartex" xmlns:cx4="http://schemas.microsoft.com/office/drawing/2016/5/10/chartex" xmlns:cx5="http://schemas.microsoft.com/office/drawing/2016/5/11/chartex" xmlns:cx6="http://schemas.microsoft.com/office/drawing/2016/5/12/chartex" xmlns:cx7="http://schemas.microsoft.com/office/drawing/2016/5/13/chartex" xmlns:cx8="http://schemas.microsoft.com/office/drawing/2016/5/14/chartex" xmlns:mc="http://schemas.openxmlformats.org/markup-compatibility/2006" xmlns:aink="http://schemas.microsoft.com/office/drawing/2016/ink" xmlns:am3d="http://schemas.microsoft.com/office/drawing/2017/model3d" xmlns:o="urn:schemas-microsoft-com:office:office" xmlns:oel="http://schemas.microsoft.com/office/2019/extlst" xmlns:r="http://schemas.openxmlformats.org/officeDocument/2006/relationships" xmlns:m="http://schemas.openxmlformats.org/officeDocument/2006/math" xmlns:v="urn:schemas-microsoft-com:vml" xmlns:wp14="http://schemas.microsoft.com/office/word/2010/wordprocessingDrawing" xmlns:wp="http://schemas.openxmlformats.org/drawingml/2006/wordprocessingDrawing" xmlns:w10="urn:schemas-microsoft-com:office:word" xmlns:w="http://schemas.openxmlformats.org/wordprocessingml/2006/main" xmlns:w14="http://schemas.microsoft.com/office/word/2010/wordml" xmlns:w15="http://schemas.microsoft.com/office/word/2012/wordml" xmlns:w16cex="http://schemas.microsoft.com/office/word/2018/wordml/cex" xmlns:w16cid="http://schemas.microsoft.com/office/word/2016/wordml/cid" xmlns:w16="http://schemas.microsoft.com/office/word/2018/wordml" xmlns:w16du="http://schemas.microsoft.com/office/word/2023/wordml/word16du" xmlns:w16sdtdh="http://schemas.microsoft.com/office/word/2020/wordml/sdtdatahash" xmlns:w16se="http://schemas.microsoft.com/office/word/2015/wordml/symex" xmlns:wpg="http://schemas.microsoft.com/office/word/2010/wordprocessingGroup" xmlns:wpi="http://schemas.microsoft.com/office/word/2010/wordprocessingInk" xmlns:wne="http://schemas.microsoft.com/office/word/2006/wordml" xmlns:wps="http://schemas.microsoft.com/office/word/2010/wordprocessingShape" mc:Ignorable="w14 w15 w16se w16cid w16 w16cex w16sdtdh w16du wp14">
+<w:hdr xmlns:wpc="http://schemas.microsoft.com/office/word/2010/wordprocessingCanvas" xmlns:cx="http://schemas.microsoft.com/office/drawing/2014/chartex" xmlns:cx1="http://schemas.microsoft.com/office/drawing/2015/9/8/chartex" xmlns:cx2="http://schemas.microsoft.com/office/drawing/2015/10/21/chartex" xmlns:cx3="http://schemas.microsoft.com/office/drawing/2016/5/9/chartex" xmlns:cx4="http://schemas.microsoft.com/office/drawing/2016/5/10/chartex" xmlns:cx5="http://schemas.microsoft.com/office/drawing/2016/5/11/chartex" xmlns:cx6="http://schemas.microsoft.com/office/drawing/2016/5/12/chartex" xmlns:cx7="http://schemas.microsoft.com/office/drawing/2016/5/13/chartex" xmlns:cx8="http://schemas.microsoft.com/office/drawing/2016/5/14/chartex" xmlns:mc="http://schemas.openxmlformats.org/markup-compatibility/2006" xmlns:aink="http://schemas.microsoft.com/office/drawing/2016/ink" xmlns:am3d="http://schemas.microsoft.com/office/drawing/2017/model3d" xmlns:o="urn:schemas-microsoft-com:office:office" xmlns:oel="http://schemas.microsoft.com/office/2019/extlst" xmlns:r="http://schemas.openxmlformats.org/officeDocument/2006/relationships" xmlns:m="http://schemas.openxmlformats.org/officeDocument/2006/math" xmlns:v="urn:schemas-microsoft-com:vml" xmlns:wp14="http://schemas.microsoft.com/office/word/2010/wordprocessingDrawing" xmlns:wp="http://schemas.openxmlformats.org/drawingml/2006/wordprocessingDrawing" xmlns:w10="urn:schemas-microsoft-com:office:word" xmlns:w="http://schemas.openxmlformats.org/wordprocessingml/2006/main" xmlns:w14="http://schemas.microsoft.com/office/word/2010/wordml" xmlns:w15="http://schemas.microsoft.com/office/word/2012/wordml" xmlns:w16cex="http://schemas.microsoft.com/office/word/2018/wordml/cex" xmlns:w16cid="http://schemas.microsoft.com/office/word/2016/wordml/cid" xmlns:w16="http://schemas.microsoft.com/office/word/2018/wordml" xmlns:w16du="http://schemas.microsoft.com/office/word/2023/wordml/word16du" xmlns:w16sdtdh="http://schemas.microsoft.com/office/word/2020/wordml/sdtdatahash" xmlns:w16sdtfl="http://schemas.microsoft.com/office/word/2024/wordml/sdtformatlock" xmlns:w16se="http://schemas.microsoft.com/office/word/2015/wordml/symex" xmlns:wpg="http://schemas.microsoft.com/office/word/2010/wordprocessingGroup" xmlns:wpi="http://schemas.microsoft.com/office/word/2010/wordprocessingInk" xmlns:wne="http://schemas.microsoft.com/office/word/2006/wordml" xmlns:wps="http://schemas.microsoft.com/office/word/2010/wordprocessingShape" mc:Ignorable="w14 w15 w16se w16cid w16 w16cex w16sdtdh w16sdtfl w16du wp14">
   <w:p>
     <w:pPr>
       <w:pStyle w:val="Header"/>
@@ -3941,7 +4129,7 @@
 </file>
 
 <file path=word/numbering.xml><?xml version="1.0" encoding="utf-8"?>
-<w:numbering xmlns:wpc="http://schemas.microsoft.com/office/word/2010/wordprocessingCanvas" xmlns:cx="http://schemas.microsoft.com/office/drawing/2014/chartex" xmlns:cx1="http://schemas.microsoft.com/office/drawing/2015/9/8/chartex" xmlns:cx2="http://schemas.microsoft.com/office/drawing/2015/10/21/chartex" xmlns:cx3="http://schemas.microsoft.com/office/drawing/2016/5/9/chartex" xmlns:cx4="http://schemas.microsoft.com/office/drawing/2016/5/10/chartex" xmlns:cx5="http://schemas.microsoft.com/office/drawing/2016/5/11/chartex" xmlns:cx6="http://schemas.microsoft.com/office/drawing/2016/5/12/chartex" xmlns:cx7="http://schemas.microsoft.com/office/drawing/2016/5/13/chartex" xmlns:cx8="http://schemas.microsoft.com/office/drawing/2016/5/14/chartex" xmlns:mc="http://schemas.openxmlformats.org/markup-compatibility/2006" xmlns:aink="http://schemas.microsoft.com/office/drawing/2016/ink" xmlns:am3d="http://schemas.microsoft.com/office/drawing/2017/model3d" xmlns:o="urn:schemas-microsoft-com:office:office" xmlns:oel="http://schemas.microsoft.com/office/2019/extlst" xmlns:r="http://schemas.openxmlformats.org/officeDocument/2006/relationships" xmlns:m="http://schemas.openxmlformats.org/officeDocument/2006/math" xmlns:v="urn:schemas-microsoft-com:vml" xmlns:wp14="http://schemas.microsoft.com/office/word/2010/wordprocessingDrawing" xmlns:wp="http://schemas.openxmlformats.org/drawingml/2006/wordprocessingDrawing" xmlns:w10="urn:schemas-microsoft-com:office:word" xmlns:w="http://schemas.openxmlformats.org/wordprocessingml/2006/main" xmlns:w14="http://schemas.microsoft.com/office/word/2010/wordml" xmlns:w15="http://schemas.microsoft.com/office/word/2012/wordml" xmlns:w16cex="http://schemas.microsoft.com/office/word/2018/wordml/cex" xmlns:w16cid="http://schemas.microsoft.com/office/word/2016/wordml/cid" xmlns:w16="http://schemas.microsoft.com/office/word/2018/wordml" xmlns:w16du="http://schemas.microsoft.com/office/word/2023/wordml/word16du" xmlns:w16sdtdh="http://schemas.microsoft.com/office/word/2020/wordml/sdtdatahash" xmlns:w16se="http://schemas.microsoft.com/office/word/2015/wordml/symex" xmlns:wpg="http://schemas.microsoft.com/office/word/2010/wordprocessingGroup" xmlns:wpi="http://schemas.microsoft.com/office/word/2010/wordprocessingInk" xmlns:wne="http://schemas.microsoft.com/office/word/2006/wordml" xmlns:wps="http://schemas.microsoft.com/office/word/2010/wordprocessingShape" mc:Ignorable="w14 w15 w16se w16cid w16 w16cex w16sdtdh w16du wp14">
+<w:numbering xmlns:wpc="http://schemas.microsoft.com/office/word/2010/wordprocessingCanvas" xmlns:cx="http://schemas.microsoft.com/office/drawing/2014/chartex" xmlns:cx1="http://schemas.microsoft.com/office/drawing/2015/9/8/chartex" xmlns:cx2="http://schemas.microsoft.com/office/drawing/2015/10/21/chartex" xmlns:cx3="http://schemas.microsoft.com/office/drawing/2016/5/9/chartex" xmlns:cx4="http://schemas.microsoft.com/office/drawing/2016/5/10/chartex" xmlns:cx5="http://schemas.microsoft.com/office/drawing/2016/5/11/chartex" xmlns:cx6="http://schemas.microsoft.com/office/drawing/2016/5/12/chartex" xmlns:cx7="http://schemas.microsoft.com/office/drawing/2016/5/13/chartex" xmlns:cx8="http://schemas.microsoft.com/office/drawing/2016/5/14/chartex" xmlns:mc="http://schemas.openxmlformats.org/markup-compatibility/2006" xmlns:aink="http://schemas.microsoft.com/office/drawing/2016/ink" xmlns:am3d="http://schemas.microsoft.com/office/drawing/2017/model3d" xmlns:o="urn:schemas-microsoft-com:office:office" xmlns:oel="http://schemas.microsoft.com/office/2019/extlst" xmlns:r="http://schemas.openxmlformats.org/officeDocument/2006/relationships" xmlns:m="http://schemas.openxmlformats.org/officeDocument/2006/math" xmlns:v="urn:schemas-microsoft-com:vml" xmlns:wp14="http://schemas.microsoft.com/office/word/2010/wordprocessingDrawing" xmlns:wp="http://schemas.openxmlformats.org/drawingml/2006/wordprocessingDrawing" xmlns:w10="urn:schemas-microsoft-com:office:word" xmlns:w="http://schemas.openxmlformats.org/wordprocessingml/2006/main" xmlns:w14="http://schemas.microsoft.com/office/word/2010/wordml" xmlns:w15="http://schemas.microsoft.com/office/word/2012/wordml" xmlns:w16cex="http://schemas.microsoft.com/office/word/2018/wordml/cex" xmlns:w16cid="http://schemas.microsoft.com/office/word/2016/wordml/cid" xmlns:w16="http://schemas.microsoft.com/office/word/2018/wordml" xmlns:w16du="http://schemas.microsoft.com/office/word/2023/wordml/word16du" xmlns:w16sdtdh="http://schemas.microsoft.com/office/word/2020/wordml/sdtdatahash" xmlns:w16sdtfl="http://schemas.microsoft.com/office/word/2024/wordml/sdtformatlock" xmlns:w16se="http://schemas.microsoft.com/office/word/2015/wordml/symex" xmlns:wpg="http://schemas.microsoft.com/office/word/2010/wordprocessingGroup" xmlns:wpi="http://schemas.microsoft.com/office/word/2010/wordprocessingInk" xmlns:wne="http://schemas.microsoft.com/office/word/2006/wordml" xmlns:wps="http://schemas.microsoft.com/office/word/2010/wordprocessingShape" mc:Ignorable="w14 w15 w16se w16cid w16 w16cex w16sdtdh w16sdtfl w16du wp14">
   <w:abstractNum w:abstractNumId="0" w15:restartNumberingAfterBreak="0">
     <w:nsid w:val="4F5B2EFE"/>
     <w:multiLevelType w:val="multilevel"/>
@@ -4187,7 +4375,7 @@
 </file>
 
 <file path=word/people.xml><?xml version="1.0" encoding="utf-8"?>
-<w15:people xmlns:wpc="http://schemas.microsoft.com/office/word/2010/wordprocessingCanvas" xmlns:cx="http://schemas.microsoft.com/office/drawing/2014/chartex" xmlns:cx1="http://schemas.microsoft.com/office/drawing/2015/9/8/chartex" xmlns:cx2="http://schemas.microsoft.com/office/drawing/2015/10/21/chartex" xmlns:cx3="http://schemas.microsoft.com/office/drawing/2016/5/9/chartex" xmlns:cx4="http://schemas.microsoft.com/office/drawing/2016/5/10/chartex" xmlns:cx5="http://schemas.microsoft.com/office/drawing/2016/5/11/chartex" xmlns:cx6="http://schemas.microsoft.com/office/drawing/2016/5/12/chartex" xmlns:cx7="http://schemas.microsoft.com/office/drawing/2016/5/13/chartex" xmlns:cx8="http://schemas.microsoft.com/office/drawing/2016/5/14/chartex" xmlns:mc="http://schemas.openxmlformats.org/markup-compatibility/2006" xmlns:aink="http://schemas.microsoft.com/office/drawing/2016/ink" xmlns:am3d="http://schemas.microsoft.com/office/drawing/2017/model3d" xmlns:o="urn:schemas-microsoft-com:office:office" xmlns:oel="http://schemas.microsoft.com/office/2019/extlst" xmlns:r="http://schemas.openxmlformats.org/officeDocument/2006/relationships" xmlns:m="http://schemas.openxmlformats.org/officeDocument/2006/math" xmlns:v="urn:schemas-microsoft-com:vml" xmlns:wp14="http://schemas.microsoft.com/office/word/2010/wordprocessingDrawing" xmlns:wp="http://schemas.openxmlformats.org/drawingml/2006/wordprocessingDrawing" xmlns:w10="urn:schemas-microsoft-com:office:word" xmlns:w="http://schemas.openxmlformats.org/wordprocessingml/2006/main" xmlns:w14="http://schemas.microsoft.com/office/word/2010/wordml" xmlns:w15="http://schemas.microsoft.com/office/word/2012/wordml" xmlns:w16cex="http://schemas.microsoft.com/office/word/2018/wordml/cex" xmlns:w16cid="http://schemas.microsoft.com/office/word/2016/wordml/cid" xmlns:w16="http://schemas.microsoft.com/office/word/2018/wordml" xmlns:w16du="http://schemas.microsoft.com/office/word/2023/wordml/word16du" xmlns:w16sdtdh="http://schemas.microsoft.com/office/word/2020/wordml/sdtdatahash" xmlns:w16se="http://schemas.microsoft.com/office/word/2015/wordml/symex" xmlns:wpg="http://schemas.microsoft.com/office/word/2010/wordprocessingGroup" xmlns:wpi="http://schemas.microsoft.com/office/word/2010/wordprocessingInk" xmlns:wne="http://schemas.microsoft.com/office/word/2006/wordml" xmlns:wps="http://schemas.microsoft.com/office/word/2010/wordprocessingShape" mc:Ignorable="w14 w15 w16se w16cid w16 w16cex w16sdtdh w16du wp14">
+<w15:people xmlns:wpc="http://schemas.microsoft.com/office/word/2010/wordprocessingCanvas" xmlns:cx="http://schemas.microsoft.com/office/drawing/2014/chartex" xmlns:cx1="http://schemas.microsoft.com/office/drawing/2015/9/8/chartex" xmlns:cx2="http://schemas.microsoft.com/office/drawing/2015/10/21/chartex" xmlns:cx3="http://schemas.microsoft.com/office/drawing/2016/5/9/chartex" xmlns:cx4="http://schemas.microsoft.com/office/drawing/2016/5/10/chartex" xmlns:cx5="http://schemas.microsoft.com/office/drawing/2016/5/11/chartex" xmlns:cx6="http://schemas.microsoft.com/office/drawing/2016/5/12/chartex" xmlns:cx7="http://schemas.microsoft.com/office/drawing/2016/5/13/chartex" xmlns:cx8="http://schemas.microsoft.com/office/drawing/2016/5/14/chartex" xmlns:mc="http://schemas.openxmlformats.org/markup-compatibility/2006" xmlns:aink="http://schemas.microsoft.com/office/drawing/2016/ink" xmlns:am3d="http://schemas.microsoft.com/office/drawing/2017/model3d" xmlns:o="urn:schemas-microsoft-com:office:office" xmlns:oel="http://schemas.microsoft.com/office/2019/extlst" xmlns:r="http://schemas.openxmlformats.org/officeDocument/2006/relationships" xmlns:m="http://schemas.openxmlformats.org/officeDocument/2006/math" xmlns:v="urn:schemas-microsoft-com:vml" xmlns:wp14="http://schemas.microsoft.com/office/word/2010/wordprocessingDrawing" xmlns:wp="http://schemas.openxmlformats.org/drawingml/2006/wordprocessingDrawing" xmlns:w10="urn:schemas-microsoft-com:office:word" xmlns:w="http://schemas.openxmlformats.org/wordprocessingml/2006/main" xmlns:w14="http://schemas.microsoft.com/office/word/2010/wordml" xmlns:w15="http://schemas.microsoft.com/office/word/2012/wordml" xmlns:w16cex="http://schemas.microsoft.com/office/word/2018/wordml/cex" xmlns:w16cid="http://schemas.microsoft.com/office/word/2016/wordml/cid" xmlns:w16="http://schemas.microsoft.com/office/word/2018/wordml" xmlns:w16du="http://schemas.microsoft.com/office/word/2023/wordml/word16du" xmlns:w16sdtdh="http://schemas.microsoft.com/office/word/2020/wordml/sdtdatahash" xmlns:w16sdtfl="http://schemas.microsoft.com/office/word/2024/wordml/sdtformatlock" xmlns:w16se="http://schemas.microsoft.com/office/word/2015/wordml/symex" xmlns:wpg="http://schemas.microsoft.com/office/word/2010/wordprocessingGroup" xmlns:wpi="http://schemas.microsoft.com/office/word/2010/wordprocessingInk" xmlns:wne="http://schemas.microsoft.com/office/word/2006/wordml" xmlns:wps="http://schemas.microsoft.com/office/word/2010/wordprocessingShape" mc:Ignorable="w14 w15 w16se w16cid w16 w16cex w16sdtdh w16sdtfl w16du wp14">
   <w15:person w15:author="Cummings, Shawn">
     <w15:presenceInfo w15:providerId="AD" w15:userId="S::shawn.cummings@uconn.edu::de2d00fc-0438-4d53-9dfb-ffd47e6e9224"/>
   </w15:person>
@@ -4198,7 +4386,7 @@
 </file>
 
 <file path=word/styles.xml><?xml version="1.0" encoding="utf-8"?>
-<w:styles xmlns:mc="http://schemas.openxmlformats.org/markup-compatibility/2006" xmlns:r="http://schemas.openxmlformats.org/officeDocument/2006/relationships" xmlns:w="http://schemas.openxmlformats.org/wordprocessingml/2006/main" xmlns:w14="http://schemas.microsoft.com/office/word/2010/wordml" xmlns:w15="http://schemas.microsoft.com/office/word/2012/wordml" xmlns:w16cex="http://schemas.microsoft.com/office/word/2018/wordml/cex" xmlns:w16cid="http://schemas.microsoft.com/office/word/2016/wordml/cid" xmlns:w16="http://schemas.microsoft.com/office/word/2018/wordml" xmlns:w16du="http://schemas.microsoft.com/office/word/2023/wordml/word16du" xmlns:w16sdtdh="http://schemas.microsoft.com/office/word/2020/wordml/sdtdatahash" xmlns:w16se="http://schemas.microsoft.com/office/word/2015/wordml/symex" mc:Ignorable="w14 w15 w16se w16cid w16 w16cex w16sdtdh w16du">
+<w:styles xmlns:mc="http://schemas.openxmlformats.org/markup-compatibility/2006" xmlns:r="http://schemas.openxmlformats.org/officeDocument/2006/relationships" xmlns:w="http://schemas.openxmlformats.org/wordprocessingml/2006/main" xmlns:w14="http://schemas.microsoft.com/office/word/2010/wordml" xmlns:w15="http://schemas.microsoft.com/office/word/2012/wordml" xmlns:w16cex="http://schemas.microsoft.com/office/word/2018/wordml/cex" xmlns:w16cid="http://schemas.microsoft.com/office/word/2016/wordml/cid" xmlns:w16="http://schemas.microsoft.com/office/word/2018/wordml" xmlns:w16du="http://schemas.microsoft.com/office/word/2023/wordml/word16du" xmlns:w16sdtdh="http://schemas.microsoft.com/office/word/2020/wordml/sdtdatahash" xmlns:w16sdtfl="http://schemas.microsoft.com/office/word/2024/wordml/sdtformatlock" xmlns:w16se="http://schemas.microsoft.com/office/word/2015/wordml/symex" mc:Ignorable="w14 w15 w16se w16cid w16 w16cex w16sdtdh w16sdtfl w16du">
   <w:docDefaults>
     <w:rPrDefault>
       <w:rPr>

--- a/output/papers/Round 2/Response-to-reviewers.docx
+++ b/output/papers/Round 2/Response-to-reviewers.docx
@@ -1,6 +1,6 @@
 
 <file path=word/document.xml><?xml version="1.0" encoding="utf-8"?>
-<w:document xmlns:wpc="http://schemas.microsoft.com/office/word/2010/wordprocessingCanvas" xmlns:cx="http://schemas.microsoft.com/office/drawing/2014/chartex" xmlns:cx1="http://schemas.microsoft.com/office/drawing/2015/9/8/chartex" xmlns:cx2="http://schemas.microsoft.com/office/drawing/2015/10/21/chartex" xmlns:cx3="http://schemas.microsoft.com/office/drawing/2016/5/9/chartex" xmlns:cx4="http://schemas.microsoft.com/office/drawing/2016/5/10/chartex" xmlns:cx5="http://schemas.microsoft.com/office/drawing/2016/5/11/chartex" xmlns:cx6="http://schemas.microsoft.com/office/drawing/2016/5/12/chartex" xmlns:cx7="http://schemas.microsoft.com/office/drawing/2016/5/13/chartex" xmlns:cx8="http://schemas.microsoft.com/office/drawing/2016/5/14/chartex" xmlns:mc="http://schemas.openxmlformats.org/markup-compatibility/2006" xmlns:aink="http://schemas.microsoft.com/office/drawing/2016/ink" xmlns:am3d="http://schemas.microsoft.com/office/drawing/2017/model3d" xmlns:o="urn:schemas-microsoft-com:office:office" xmlns:oel="http://schemas.microsoft.com/office/2019/extlst" xmlns:r="http://schemas.openxmlformats.org/officeDocument/2006/relationships" xmlns:m="http://schemas.openxmlformats.org/officeDocument/2006/math" xmlns:v="urn:schemas-microsoft-com:vml" xmlns:wp14="http://schemas.microsoft.com/office/word/2010/wordprocessingDrawing" xmlns:wp="http://schemas.openxmlformats.org/drawingml/2006/wordprocessingDrawing" xmlns:w10="urn:schemas-microsoft-com:office:word" xmlns:w="http://schemas.openxmlformats.org/wordprocessingml/2006/main" xmlns:w14="http://schemas.microsoft.com/office/word/2010/wordml" xmlns:w15="http://schemas.microsoft.com/office/word/2012/wordml" xmlns:w16cex="http://schemas.microsoft.com/office/word/2018/wordml/cex" xmlns:w16cid="http://schemas.microsoft.com/office/word/2016/wordml/cid" xmlns:w16="http://schemas.microsoft.com/office/word/2018/wordml" xmlns:w16du="http://schemas.microsoft.com/office/word/2023/wordml/word16du" xmlns:w16sdtdh="http://schemas.microsoft.com/office/word/2020/wordml/sdtdatahash" xmlns:w16sdtfl="http://schemas.microsoft.com/office/word/2024/wordml/sdtformatlock" xmlns:w16se="http://schemas.microsoft.com/office/word/2015/wordml/symex" xmlns:wpg="http://schemas.microsoft.com/office/word/2010/wordprocessingGroup" xmlns:wpi="http://schemas.microsoft.com/office/word/2010/wordprocessingInk" xmlns:wne="http://schemas.microsoft.com/office/word/2006/wordml" xmlns:wps="http://schemas.microsoft.com/office/word/2010/wordprocessingShape" mc:Ignorable="w14 w15 w16se w16cid w16 w16cex w16sdtdh w16sdtfl w16du wp14">
+<w:document xmlns:wpc="http://schemas.microsoft.com/office/word/2010/wordprocessingCanvas" xmlns:cx="http://schemas.microsoft.com/office/drawing/2014/chartex" xmlns:cx1="http://schemas.microsoft.com/office/drawing/2015/9/8/chartex" xmlns:cx2="http://schemas.microsoft.com/office/drawing/2015/10/21/chartex" xmlns:cx3="http://schemas.microsoft.com/office/drawing/2016/5/9/chartex" xmlns:cx4="http://schemas.microsoft.com/office/drawing/2016/5/10/chartex" xmlns:cx5="http://schemas.microsoft.com/office/drawing/2016/5/11/chartex" xmlns:cx6="http://schemas.microsoft.com/office/drawing/2016/5/12/chartex" xmlns:cx7="http://schemas.microsoft.com/office/drawing/2016/5/13/chartex" xmlns:cx8="http://schemas.microsoft.com/office/drawing/2016/5/14/chartex" xmlns:mc="http://schemas.openxmlformats.org/markup-compatibility/2006" xmlns:aink="http://schemas.microsoft.com/office/drawing/2016/ink" xmlns:am3d="http://schemas.microsoft.com/office/drawing/2017/model3d" xmlns:o="urn:schemas-microsoft-com:office:office" xmlns:oel="http://schemas.microsoft.com/office/2019/extlst" xmlns:r="http://schemas.openxmlformats.org/officeDocument/2006/relationships" xmlns:m="http://schemas.openxmlformats.org/officeDocument/2006/math" xmlns:v="urn:schemas-microsoft-com:vml" xmlns:wp14="http://schemas.microsoft.com/office/word/2010/wordprocessingDrawing" xmlns:wp="http://schemas.openxmlformats.org/drawingml/2006/wordprocessingDrawing" xmlns:w10="urn:schemas-microsoft-com:office:word" xmlns:w="http://schemas.openxmlformats.org/wordprocessingml/2006/main" xmlns:w14="http://schemas.microsoft.com/office/word/2010/wordml" xmlns:w15="http://schemas.microsoft.com/office/word/2012/wordml" xmlns:w16cex="http://schemas.microsoft.com/office/word/2018/wordml/cex" xmlns:w16cid="http://schemas.microsoft.com/office/word/2016/wordml/cid" xmlns:w16="http://schemas.microsoft.com/office/word/2018/wordml" xmlns:w16du="http://schemas.microsoft.com/office/word/2023/wordml/word16du" xmlns:w16sdtdh="http://schemas.microsoft.com/office/word/2020/wordml/sdtdatahash" xmlns:w16se="http://schemas.microsoft.com/office/word/2015/wordml/symex" xmlns:wpg="http://schemas.microsoft.com/office/word/2010/wordprocessingGroup" xmlns:wpi="http://schemas.microsoft.com/office/word/2010/wordprocessingInk" xmlns:wne="http://schemas.microsoft.com/office/word/2006/wordml" xmlns:wps="http://schemas.microsoft.com/office/word/2010/wordprocessingShape" mc:Ignorable="w14 w15 w16se w16cid w16 w16cex w16sdtdh w16du wp14">
   <w:body>
     <w:p>
       <w:pPr>
@@ -193,25 +193,7 @@
           <w:sz w:val="24"/>
           <w:szCs w:val="24"/>
         </w:rPr>
-        <w:t>” and</w:t>
-      </w:r>
-      <w:proofErr w:type="gramStart"/>
-      <w:r>
-        <w:rPr>
-          <w:rFonts w:ascii="Times New Roman" w:hAnsi="Times New Roman" w:cs="Times New Roman"/>
-          <w:sz w:val="24"/>
-          <w:szCs w:val="24"/>
-        </w:rPr>
-        <w:t>, in particular, that</w:t>
-      </w:r>
-      <w:proofErr w:type="gramEnd"/>
-      <w:r>
-        <w:rPr>
-          <w:rFonts w:ascii="Times New Roman" w:hAnsi="Times New Roman" w:cs="Times New Roman"/>
-          <w:sz w:val="24"/>
-          <w:szCs w:val="24"/>
-        </w:rPr>
-        <w:t xml:space="preserve"> considered the focus on</w:t>
+        <w:t>” and, in particular, that considered the focus on</w:t>
       </w:r>
       <w:r>
         <w:rPr>
@@ -255,18 +237,8 @@
           <w:sz w:val="24"/>
           <w:szCs w:val="24"/>
         </w:rPr>
-        <w:t xml:space="preserve">We very much appreciate the feedback from reviewers, which helped us address the presentational points they raised, </w:t>
-      </w:r>
-      <w:proofErr w:type="gramStart"/>
-      <w:r>
-        <w:rPr>
-          <w:rFonts w:ascii="Times New Roman" w:hAnsi="Times New Roman" w:cs="Times New Roman"/>
-          <w:sz w:val="24"/>
-          <w:szCs w:val="24"/>
-        </w:rPr>
-        <w:t>and also</w:t>
-      </w:r>
-      <w:proofErr w:type="gramEnd"/>
+        <w:t>We very much appreciate the feedback from reviewers, which helped us address the presentational points they raised, and also</w:t>
+      </w:r>
       <w:r>
         <w:rPr>
           <w:rFonts w:ascii="Times New Roman" w:hAnsi="Times New Roman" w:cs="Times New Roman"/>
@@ -387,25 +359,7 @@
           <w:sz w:val="24"/>
           <w:szCs w:val="24"/>
         </w:rPr>
-        <w:t xml:space="preserve">that has used similar audiovisual manipulations as part of experiments on </w:t>
-      </w:r>
-      <w:proofErr w:type="gramStart"/>
-      <w:r>
-        <w:rPr>
-          <w:rFonts w:ascii="Times New Roman" w:hAnsi="Times New Roman" w:cs="Times New Roman"/>
-          <w:sz w:val="24"/>
-          <w:szCs w:val="24"/>
-        </w:rPr>
-        <w:t>lexically-guided</w:t>
-      </w:r>
-      <w:proofErr w:type="gramEnd"/>
-      <w:r>
-        <w:rPr>
-          <w:rFonts w:ascii="Times New Roman" w:hAnsi="Times New Roman" w:cs="Times New Roman"/>
-          <w:sz w:val="24"/>
-          <w:szCs w:val="24"/>
-        </w:rPr>
-        <w:t xml:space="preserve"> perceptual recalibration </w:t>
+        <w:t xml:space="preserve">that has used similar audiovisual manipulations as part of experiments on lexically-guided perceptual recalibration </w:t>
       </w:r>
       <w:r>
         <w:rPr>
@@ -501,43 +455,7 @@
           <w:sz w:val="24"/>
           <w:szCs w:val="24"/>
         </w:rPr>
-        <w:t xml:space="preserve">how a </w:t>
-      </w:r>
-      <w:proofErr w:type="gramStart"/>
-      <w:r>
-        <w:rPr>
-          <w:rFonts w:ascii="Times New Roman" w:hAnsi="Times New Roman" w:cs="Times New Roman"/>
-          <w:sz w:val="24"/>
-          <w:szCs w:val="24"/>
-        </w:rPr>
-        <w:t>visually-presented</w:t>
-      </w:r>
-      <w:proofErr w:type="gramEnd"/>
-      <w:r>
-        <w:rPr>
-          <w:rFonts w:ascii="Times New Roman" w:hAnsi="Times New Roman" w:cs="Times New Roman"/>
-          <w:sz w:val="24"/>
-          <w:szCs w:val="24"/>
-        </w:rPr>
-        <w:t xml:space="preserve"> pen in the mouth (vs. hand) of a speaker during the </w:t>
-      </w:r>
-      <w:proofErr w:type="gramStart"/>
-      <w:r>
-        <w:rPr>
-          <w:rFonts w:ascii="Times New Roman" w:hAnsi="Times New Roman" w:cs="Times New Roman"/>
-          <w:sz w:val="24"/>
-          <w:szCs w:val="24"/>
-        </w:rPr>
-        <w:t>lexically-guided</w:t>
-      </w:r>
-      <w:proofErr w:type="gramEnd"/>
-      <w:r>
-        <w:rPr>
-          <w:rFonts w:ascii="Times New Roman" w:hAnsi="Times New Roman" w:cs="Times New Roman"/>
-          <w:sz w:val="24"/>
-          <w:szCs w:val="24"/>
-        </w:rPr>
-        <w:t xml:space="preserve"> </w:t>
+        <w:t xml:space="preserve">how a visually-presented pen in the mouth (vs. hand) of a speaker during the lexically-guided </w:t>
       </w:r>
       <w:r>
         <w:rPr>
@@ -817,16 +735,7 @@
           <w:sz w:val="24"/>
           <w:szCs w:val="24"/>
         </w:rPr>
-        <w:t xml:space="preserve"> n</w:t>
-      </w:r>
-      <w:commentRangeStart w:id="0"/>
-      <w:r>
-        <w:rPr>
-          <w:rFonts w:ascii="Times New Roman" w:hAnsi="Times New Roman" w:cs="Times New Roman"/>
-          <w:sz w:val="24"/>
-          <w:szCs w:val="24"/>
-        </w:rPr>
-        <w:t xml:space="preserve">ow transparently acknowledges the concern raised by Reviewer 1. In that context, we now also </w:t>
+        <w:t xml:space="preserve"> now transparently acknowledges the concern raised by Reviewer 1. In that context, we now also </w:t>
       </w:r>
       <w:r>
         <w:rPr>
@@ -867,13 +776,6 @@
           <w:szCs w:val="24"/>
         </w:rPr>
         <w:t>and how it speaks to—but does not fully remove—that concern. This revision, we hope, helps readers to maintain an adequate level of uncertainty about our interpretation of our results.</w:t>
-      </w:r>
-      <w:commentRangeEnd w:id="0"/>
-      <w:r>
-        <w:rPr>
-          <w:rStyle w:val="CommentReference"/>
-        </w:rPr>
-        <w:commentReference w:id="0"/>
       </w:r>
     </w:p>
     <w:p>
@@ -1012,13 +914,23 @@
           <w:szCs w:val="24"/>
         </w:rPr>
       </w:pPr>
-      <w:r>
-        <w:rPr>
-          <w:rFonts w:ascii="Times New Roman" w:hAnsi="Times New Roman" w:cs="Times New Roman"/>
-          <w:sz w:val="24"/>
-          <w:szCs w:val="24"/>
-        </w:rPr>
-        <w:t xml:space="preserve">Gevher </w:t>
+      <w:proofErr w:type="spellStart"/>
+      <w:r>
+        <w:rPr>
+          <w:rFonts w:ascii="Times New Roman" w:hAnsi="Times New Roman" w:cs="Times New Roman"/>
+          <w:sz w:val="24"/>
+          <w:szCs w:val="24"/>
+        </w:rPr>
+        <w:t>Gevher</w:t>
+      </w:r>
+      <w:proofErr w:type="spellEnd"/>
+      <w:r>
+        <w:rPr>
+          <w:rFonts w:ascii="Times New Roman" w:hAnsi="Times New Roman" w:cs="Times New Roman"/>
+          <w:sz w:val="24"/>
+          <w:szCs w:val="24"/>
+        </w:rPr>
+        <w:t xml:space="preserve"> </w:t>
       </w:r>
       <w:proofErr w:type="spellStart"/>
       <w:r>
@@ -1143,43 +1055,7 @@
           <w:sz w:val="24"/>
           <w:szCs w:val="24"/>
         </w:rPr>
-        <w:t xml:space="preserve">Overall, this is a very nice study that addresses an interesting question about speech perception. The literature review is brief, but sufficient to give </w:t>
-      </w:r>
-      <w:proofErr w:type="gramStart"/>
-      <w:r>
-        <w:rPr>
-          <w:rFonts w:ascii="Times New Roman" w:hAnsi="Times New Roman" w:cs="Times New Roman"/>
-          <w:sz w:val="24"/>
-          <w:szCs w:val="24"/>
-        </w:rPr>
-        <w:t>an</w:t>
-      </w:r>
-      <w:proofErr w:type="gramEnd"/>
-      <w:r>
-        <w:rPr>
-          <w:rFonts w:ascii="Times New Roman" w:hAnsi="Times New Roman" w:cs="Times New Roman"/>
-          <w:sz w:val="24"/>
-          <w:szCs w:val="24"/>
-        </w:rPr>
-        <w:t xml:space="preserve"> quick overview of the theoretical background. The research questions are clearly </w:t>
-      </w:r>
-      <w:proofErr w:type="gramStart"/>
-      <w:r>
-        <w:rPr>
-          <w:rFonts w:ascii="Times New Roman" w:hAnsi="Times New Roman" w:cs="Times New Roman"/>
-          <w:sz w:val="24"/>
-          <w:szCs w:val="24"/>
-        </w:rPr>
-        <w:t>spelled-out</w:t>
-      </w:r>
-      <w:proofErr w:type="gramEnd"/>
-      <w:r>
-        <w:rPr>
-          <w:rFonts w:ascii="Times New Roman" w:hAnsi="Times New Roman" w:cs="Times New Roman"/>
-          <w:sz w:val="24"/>
-          <w:szCs w:val="24"/>
-        </w:rPr>
-        <w:t>, the writing is quite clear, and the narrative is easy to follow.</w:t>
+        <w:t>Overall, this is a very nice study that addresses an interesting question about speech perception. The literature review is brief, but sufficient to give an quick overview of the theoretical background. The research questions are clearly spelled-out, the writing is quite clear, and the narrative is easy to follow.</w:t>
       </w:r>
       <w:r>
         <w:rPr>
@@ -1384,25 +1260,7 @@
           <w:sz w:val="24"/>
           <w:szCs w:val="24"/>
         </w:rPr>
-        <w:t>For instance, Kraljic &amp; Samuel (2011) proposed an alternative explanation that does not appeal to ‘explaining away</w:t>
-      </w:r>
-      <w:proofErr w:type="gramStart"/>
-      <w:r>
-        <w:rPr>
-          <w:rFonts w:ascii="Times New Roman" w:hAnsi="Times New Roman" w:cs="Times New Roman"/>
-          <w:sz w:val="24"/>
-          <w:szCs w:val="24"/>
-        </w:rPr>
-        <w:t>’, but</w:t>
-      </w:r>
-      <w:proofErr w:type="gramEnd"/>
-      <w:r>
-        <w:rPr>
-          <w:rFonts w:ascii="Times New Roman" w:hAnsi="Times New Roman" w:cs="Times New Roman"/>
-          <w:sz w:val="24"/>
-          <w:szCs w:val="24"/>
-        </w:rPr>
-        <w:t xml:space="preserve"> rather appeals to specifics of exemplar storage. Liu &amp; Jaeger (201</w:t>
+        <w:t>For instance, Kraljic &amp; Samuel (2011) proposed an alternative explanation that does not appeal to ‘explaining away’, but rather appeals to specifics of exemplar storage. Liu &amp; Jaeger (201</w:t>
       </w:r>
       <w:r>
         <w:rPr>
@@ -1502,25 +1360,7 @@
           <w:sz w:val="24"/>
           <w:szCs w:val="24"/>
         </w:rPr>
-        <w:t xml:space="preserve"> experiments addressed how the pen </w:t>
-      </w:r>
-      <w:proofErr w:type="gramStart"/>
-      <w:r>
-        <w:rPr>
-          <w:rFonts w:ascii="Times New Roman" w:hAnsi="Times New Roman" w:cs="Times New Roman"/>
-          <w:sz w:val="24"/>
-          <w:szCs w:val="24"/>
-        </w:rPr>
-        <w:t>actually affects</w:t>
-      </w:r>
-      <w:proofErr w:type="gramEnd"/>
-      <w:r>
-        <w:rPr>
-          <w:rFonts w:ascii="Times New Roman" w:hAnsi="Times New Roman" w:cs="Times New Roman"/>
-          <w:sz w:val="24"/>
-          <w:szCs w:val="24"/>
-        </w:rPr>
-        <w:t xml:space="preserve"> perception </w:t>
+        <w:t xml:space="preserve"> experiments addressed how the pen actually affects perception </w:t>
       </w:r>
       <w:r>
         <w:rPr>
@@ -1585,7 +1425,6 @@
         </w:rPr>
         <w:t xml:space="preserve">have limited researchers’ ability to distinguish between the competing hypotheses described above. </w:t>
       </w:r>
-      <w:proofErr w:type="gramStart"/>
       <w:r>
         <w:rPr>
           <w:rFonts w:ascii="Times New Roman" w:hAnsi="Times New Roman" w:cs="Times New Roman"/>
@@ -1608,16 +1447,7 @@
           <w:sz w:val="24"/>
           <w:szCs w:val="24"/>
         </w:rPr>
-        <w:t>our</w:t>
-      </w:r>
-      <w:proofErr w:type="gramEnd"/>
-      <w:r>
-        <w:rPr>
-          <w:rFonts w:ascii="Times New Roman" w:hAnsi="Times New Roman" w:cs="Times New Roman"/>
-          <w:sz w:val="24"/>
-          <w:szCs w:val="24"/>
-        </w:rPr>
-        <w:t xml:space="preserve"> experiments have the potential to shed light on some more nuanced complexities in the line of work inspired by Kraljic and colleagues. For example, </w:t>
+        <w:t xml:space="preserve">our experiments have the potential to shed light on some more nuanced complexities in the line of work inspired by Kraljic and colleagues. For example, </w:t>
       </w:r>
       <w:r>
         <w:rPr>
@@ -1747,25 +1577,7 @@
           <w:sz w:val="24"/>
           <w:szCs w:val="24"/>
         </w:rPr>
-        <w:t xml:space="preserve">I really liked the idea of testing whether the visibility of the pen-in-the-mouth manipulation modulates the effect; however, it is also possible that the black square was simply </w:t>
-      </w:r>
-      <w:proofErr w:type="gramStart"/>
-      <w:r>
-        <w:rPr>
-          <w:rFonts w:ascii="Times New Roman" w:hAnsi="Times New Roman" w:cs="Times New Roman"/>
-          <w:sz w:val="24"/>
-          <w:szCs w:val="24"/>
-        </w:rPr>
-        <w:t>distracting</w:t>
-      </w:r>
-      <w:proofErr w:type="gramEnd"/>
-      <w:r>
-        <w:rPr>
-          <w:rFonts w:ascii="Times New Roman" w:hAnsi="Times New Roman" w:cs="Times New Roman"/>
-          <w:sz w:val="24"/>
-          <w:szCs w:val="24"/>
-        </w:rPr>
-        <w:t xml:space="preserve"> and it was this distraction (rather than the occlusion of the articulatory information) what caused the effect going away. I am not sure whether this can be fully addressed without an additional experiment, but the authors can at least acknowledge this possibility.</w:t>
+        <w:t>I really liked the idea of testing whether the visibility of the pen-in-the-mouth manipulation modulates the effect; however, it is also possible that the black square was simply distracting and it was this distraction (rather than the occlusion of the articulatory information) what caused the effect going away. I am not sure whether this can be fully addressed without an additional experiment, but the authors can at least acknowledge this possibility.</w:t>
       </w:r>
     </w:p>
     <w:p>
@@ -1883,7 +1695,7 @@
         </w:rPr>
         <w:t>We have added the requested details</w:t>
       </w:r>
-      <w:ins w:id="1" w:author="Cummings, Shawn" w:date="2025-05-09T12:51:00Z" w16du:dateUtc="2025-05-09T16:51:00Z">
+      <w:ins w:id="0" w:author="Cummings, Shawn" w:date="2025-05-09T12:51:00Z" w16du:dateUtc="2025-05-09T16:51:00Z">
         <w:r>
           <w:rPr>
             <w:rFonts w:ascii="Times New Roman" w:hAnsi="Times New Roman" w:cs="Times New Roman"/>
@@ -1927,7 +1739,6 @@
           <w:szCs w:val="24"/>
         </w:rPr>
       </w:pPr>
-      <w:commentRangeStart w:id="2"/>
       <w:r>
         <w:rPr>
           <w:rFonts w:ascii="Times New Roman" w:hAnsi="Times New Roman" w:cs="Times New Roman"/>
@@ -1951,26 +1762,43 @@
       <w:pPr>
         <w:spacing w:after="0" w:line="240" w:lineRule="auto"/>
         <w:rPr>
-          <w:rFonts w:ascii="Times New Roman" w:hAnsi="Times New Roman" w:cs="Times New Roman"/>
-          <w:sz w:val="24"/>
-          <w:szCs w:val="24"/>
-        </w:rPr>
-      </w:pPr>
-      <w:r>
-        <w:rPr>
-          <w:rFonts w:ascii="Times New Roman" w:hAnsi="Times New Roman" w:cs="Times New Roman"/>
-          <w:sz w:val="24"/>
-          <w:szCs w:val="24"/>
-        </w:rPr>
-        <w:t>We have done so.</w:t>
-      </w:r>
-      <w:commentRangeEnd w:id="2"/>
-      <w:r>
-        <w:rPr>
-          <w:rStyle w:val="CommentReference"/>
-        </w:rPr>
-        <w:commentReference w:id="2"/>
-      </w:r>
+          <w:ins w:id="1" w:author="Cummings, Shawn" w:date="2025-05-12T21:52:00Z" w16du:dateUtc="2025-05-13T01:52:00Z"/>
+          <w:rFonts w:ascii="Times New Roman" w:hAnsi="Times New Roman" w:cs="Times New Roman"/>
+          <w:sz w:val="24"/>
+          <w:szCs w:val="24"/>
+        </w:rPr>
+      </w:pPr>
+      <w:ins w:id="2" w:author="Cummings, Shawn" w:date="2025-05-12T21:52:00Z" w16du:dateUtc="2025-05-13T01:52:00Z">
+        <w:r>
+          <w:rPr>
+            <w:rFonts w:ascii="Times New Roman" w:hAnsi="Times New Roman" w:cs="Times New Roman"/>
+            <w:sz w:val="24"/>
+            <w:szCs w:val="24"/>
+          </w:rPr>
+          <w:t>We apologize for the confusion. The gray line actually showed the result of the audio-only (no pen) test continuum presented in Liu and Jaeger (2018, in their supplementary information). This gray line was only meant to show in our supplementary information, where we explain its relevance. This has now been fixed.</w:t>
+        </w:r>
+      </w:ins>
+    </w:p>
+    <w:p>
+      <w:pPr>
+        <w:spacing w:after="0" w:line="240" w:lineRule="auto"/>
+        <w:rPr>
+          <w:del w:id="3" w:author="Cummings, Shawn" w:date="2025-05-12T21:49:00Z" w16du:dateUtc="2025-05-13T01:49:00Z"/>
+          <w:rFonts w:ascii="Times New Roman" w:hAnsi="Times New Roman" w:cs="Times New Roman"/>
+          <w:sz w:val="24"/>
+          <w:szCs w:val="24"/>
+        </w:rPr>
+      </w:pPr>
+      <w:del w:id="4" w:author="Cummings, Shawn" w:date="2025-05-12T21:46:00Z" w16du:dateUtc="2025-05-13T01:46:00Z">
+        <w:r>
+          <w:rPr>
+            <w:rFonts w:ascii="Times New Roman" w:hAnsi="Times New Roman" w:cs="Times New Roman"/>
+            <w:sz w:val="24"/>
+            <w:szCs w:val="24"/>
+          </w:rPr>
+          <w:delText>We have done so.</w:delText>
+        </w:r>
+      </w:del>
     </w:p>
     <w:p>
       <w:pPr>
@@ -2123,25 +1951,7 @@
           <w:sz w:val="24"/>
           <w:szCs w:val="24"/>
         </w:rPr>
-        <w:t xml:space="preserve"> thought this was a clever study with exciting results (</w:t>
-      </w:r>
-      <w:proofErr w:type="gramStart"/>
-      <w:r>
-        <w:rPr>
-          <w:rFonts w:ascii="Times New Roman" w:hAnsi="Times New Roman" w:cs="Times New Roman"/>
-          <w:sz w:val="24"/>
-          <w:szCs w:val="24"/>
-        </w:rPr>
-        <w:t>all the more</w:t>
-      </w:r>
-      <w:proofErr w:type="gramEnd"/>
-      <w:r>
-        <w:rPr>
-          <w:rFonts w:ascii="Times New Roman" w:hAnsi="Times New Roman" w:cs="Times New Roman"/>
-          <w:sz w:val="24"/>
-          <w:szCs w:val="24"/>
-        </w:rPr>
-        <w:t xml:space="preserve"> reason I am sorry about my delayed review!) Compensatory processes are both broader than previously thought (in the sense that non-phonetic information leads to compensation, but also narrower than I might have assumed in that it has to be perceptually transparent information, and not inferred - which I initially found surprising, but makes sense since it is not a given that the presence of a pen will always lead to the same articulatory consequences). I also found the </w:t>
+        <w:t xml:space="preserve"> thought this was a clever study with exciting results (all the more reason I am sorry about my delayed review!) Compensatory processes are both broader than previously thought (in the sense that non-phonetic information leads to compensation, but also narrower </w:t>
       </w:r>
       <w:r>
         <w:rPr>
@@ -2150,7 +1960,7 @@
           <w:szCs w:val="24"/>
         </w:rPr>
         <w:lastRenderedPageBreak/>
-        <w:t>proposal at the end for why we might not see perceptual learning when a speaker has a pen in their mouth to be intriguing - if indeed this is due to compensation prior to any perceptual learning, this could indicate that higher level knowledge (i.e., I know this pen could be influencing the production, so I'll wait to see what happens without it) does not play the role we thought in perceptual learning (and would fit with other evidence that perceptual learning is heavily influenced by low-level factors like acoustic similarity).</w:t>
+        <w:t>than I might have assumed in that it has to be perceptually transparent information, and not inferred - which I initially found surprising, but makes sense since it is not a given that the presence of a pen will always lead to the same articulatory consequences). I also found the proposal at the end for why we might not see perceptual learning when a speaker has a pen in their mouth to be intriguing - if indeed this is due to compensation prior to any perceptual learning, this could indicate that higher level knowledge (i.e., I know this pen could be influencing the production, so I'll wait to see what happens without it) does not play the role we thought in perceptual learning (and would fit with other evidence that perceptual learning is heavily influenced by low-level factors like acoustic similarity).</w:t>
       </w:r>
     </w:p>
     <w:p>
@@ -2248,43 +2058,7 @@
           <w:sz w:val="24"/>
           <w:szCs w:val="24"/>
         </w:rPr>
-        <w:t xml:space="preserve">Agreed! R1 also requested more details on the methods to be included in the main part of the paper. And </w:t>
-      </w:r>
-      <w:proofErr w:type="gramStart"/>
-      <w:r>
-        <w:rPr>
-          <w:rFonts w:ascii="Times New Roman" w:hAnsi="Times New Roman" w:cs="Times New Roman"/>
-          <w:sz w:val="24"/>
-          <w:szCs w:val="24"/>
-        </w:rPr>
-        <w:t>so</w:t>
-      </w:r>
-      <w:proofErr w:type="gramEnd"/>
-      <w:r>
-        <w:rPr>
-          <w:rFonts w:ascii="Times New Roman" w:hAnsi="Times New Roman" w:cs="Times New Roman"/>
-          <w:sz w:val="24"/>
-          <w:szCs w:val="24"/>
-        </w:rPr>
-        <w:t xml:space="preserve"> we have moved many of the details from the SI into the paper. This includes clarifications for </w:t>
-      </w:r>
-      <w:proofErr w:type="gramStart"/>
-      <w:r>
-        <w:rPr>
-          <w:rFonts w:ascii="Times New Roman" w:hAnsi="Times New Roman" w:cs="Times New Roman"/>
-          <w:sz w:val="24"/>
-          <w:szCs w:val="24"/>
-        </w:rPr>
-        <w:t>all of</w:t>
-      </w:r>
-      <w:proofErr w:type="gramEnd"/>
-      <w:r>
-        <w:rPr>
-          <w:rFonts w:ascii="Times New Roman" w:hAnsi="Times New Roman" w:cs="Times New Roman"/>
-          <w:sz w:val="24"/>
-          <w:szCs w:val="24"/>
-        </w:rPr>
-        <w:t xml:space="preserve"> the questions raised below (thank you for listing them! That was very helpful in deciding what detail to include in the text).</w:t>
+        <w:t>Agreed! R1 also requested more details on the methods to be included in the main part of the paper. And so we have moved many of the details from the SI into the paper. This includes clarifications for all of the questions raised below (thank you for listing them! That was very helpful in deciding what detail to include in the text).</w:t>
       </w:r>
     </w:p>
     <w:p>
@@ -2357,7 +2131,7 @@
       <w:pPr>
         <w:spacing w:after="0" w:line="240" w:lineRule="auto"/>
         <w:rPr>
-          <w:ins w:id="3" w:author="Jaeger, Florian" w:date="2025-05-11T13:57:00Z" w16du:dateUtc="2025-05-11T17:57:00Z"/>
+          <w:ins w:id="5" w:author="Jaeger, Florian" w:date="2025-05-11T13:57:00Z" w16du:dateUtc="2025-05-11T17:57:00Z"/>
           <w:rFonts w:ascii="Times New Roman" w:hAnsi="Times New Roman" w:cs="Times New Roman"/>
           <w:sz w:val="24"/>
           <w:szCs w:val="24"/>
@@ -2428,7 +2202,7 @@
       <w:pPr>
         <w:spacing w:after="0" w:line="240" w:lineRule="auto"/>
         <w:rPr>
-          <w:ins w:id="4" w:author="Jaeger, Florian" w:date="2025-05-11T13:57:00Z" w16du:dateUtc="2025-05-11T17:57:00Z"/>
+          <w:ins w:id="6" w:author="Jaeger, Florian" w:date="2025-05-11T13:57:00Z" w16du:dateUtc="2025-05-11T17:57:00Z"/>
           <w:rFonts w:ascii="Times New Roman" w:hAnsi="Times New Roman" w:cs="Times New Roman"/>
           <w:sz w:val="24"/>
           <w:szCs w:val="24"/>
@@ -2492,46 +2266,8 @@
           <w:sz w:val="24"/>
           <w:szCs w:val="24"/>
         </w:rPr>
-        <w:t xml:space="preserve">-I'm not entirely clear on what is happening with the white dot catch trials - I had assumed that if a participant failed these trials (indicated there was a white dot when there wasn't) that they would be discarded. But </w:t>
-      </w:r>
-      <w:proofErr w:type="gramStart"/>
-      <w:r>
-        <w:rPr>
-          <w:rFonts w:ascii="Times New Roman" w:hAnsi="Times New Roman" w:cs="Times New Roman"/>
-          <w:sz w:val="24"/>
-          <w:szCs w:val="24"/>
-        </w:rPr>
-        <w:t>instead</w:t>
-      </w:r>
-      <w:proofErr w:type="gramEnd"/>
-      <w:r>
-        <w:rPr>
-          <w:rFonts w:ascii="Times New Roman" w:hAnsi="Times New Roman" w:cs="Times New Roman"/>
-          <w:sz w:val="24"/>
-          <w:szCs w:val="24"/>
-        </w:rPr>
-        <w:t xml:space="preserve"> it seems that only the trials themselves were discarded, not the participants?</w:t>
-      </w:r>
-    </w:p>
-    <w:p>
-      <w:pPr>
-        <w:spacing w:after="0" w:line="240" w:lineRule="auto"/>
-        <w:rPr>
-          <w:rFonts w:ascii="Times New Roman" w:hAnsi="Times New Roman" w:cs="Times New Roman"/>
-          <w:sz w:val="24"/>
-          <w:szCs w:val="24"/>
-        </w:rPr>
-      </w:pPr>
-    </w:p>
-    <w:p>
-      <w:pPr>
-        <w:spacing w:after="0" w:line="240" w:lineRule="auto"/>
-        <w:rPr>
-          <w:rFonts w:ascii="Times New Roman" w:hAnsi="Times New Roman" w:cs="Times New Roman"/>
-          <w:sz w:val="24"/>
-          <w:szCs w:val="24"/>
-        </w:rPr>
-      </w:pPr>
+        <w:t xml:space="preserve">-I'm not entirely clear on what is happening with the white dot catch trials - I had assumed that if a participant failed these trials (indicated there was a white dot when there wasn't) that they </w:t>
+      </w:r>
       <w:r>
         <w:rPr>
           <w:rFonts w:ascii="Times New Roman" w:hAnsi="Times New Roman" w:cs="Times New Roman"/>
@@ -2539,42 +2275,43 @@
           <w:szCs w:val="24"/>
         </w:rPr>
         <w:lastRenderedPageBreak/>
-        <w:t xml:space="preserve">None of the experiments </w:t>
-      </w:r>
-      <w:proofErr w:type="gramStart"/>
-      <w:r>
-        <w:rPr>
-          <w:rFonts w:ascii="Times New Roman" w:hAnsi="Times New Roman" w:cs="Times New Roman"/>
-          <w:sz w:val="24"/>
-          <w:szCs w:val="24"/>
-        </w:rPr>
-        <w:t>actually had</w:t>
-      </w:r>
-      <w:proofErr w:type="gramEnd"/>
-      <w:r>
-        <w:rPr>
-          <w:rFonts w:ascii="Times New Roman" w:hAnsi="Times New Roman" w:cs="Times New Roman"/>
-          <w:sz w:val="24"/>
-          <w:szCs w:val="24"/>
-        </w:rPr>
-        <w:t xml:space="preserve"> any trials with white dots. We only included the instructions about the white dots because we had planned to use such catch trials in subsequent perceptual recalibration experiments (which we have since done). </w:t>
-      </w:r>
-      <w:r>
-        <w:rPr>
-          <w:rFonts w:ascii="Times New Roman" w:hAnsi="Times New Roman" w:cs="Times New Roman"/>
-          <w:sz w:val="24"/>
-          <w:szCs w:val="24"/>
-        </w:rPr>
-        <w:t xml:space="preserve">This meant that the only way to make a mistake that related to catch trials was to press SPACE on trials that were </w:t>
-      </w:r>
-      <w:proofErr w:type="gramStart"/>
-      <w:r>
-        <w:rPr>
-          <w:rFonts w:ascii="Times New Roman" w:hAnsi="Times New Roman" w:cs="Times New Roman"/>
-          <w:sz w:val="24"/>
-          <w:szCs w:val="24"/>
-        </w:rPr>
-        <w:t xml:space="preserve">actually </w:t>
+        <w:t>would be discarded. But instead it seems that only the trials themselves were discarded, not the participants?</w:t>
+      </w:r>
+    </w:p>
+    <w:p>
+      <w:pPr>
+        <w:spacing w:after="0" w:line="240" w:lineRule="auto"/>
+        <w:rPr>
+          <w:rFonts w:ascii="Times New Roman" w:hAnsi="Times New Roman" w:cs="Times New Roman"/>
+          <w:sz w:val="24"/>
+          <w:szCs w:val="24"/>
+        </w:rPr>
+      </w:pPr>
+    </w:p>
+    <w:p>
+      <w:pPr>
+        <w:spacing w:after="0" w:line="240" w:lineRule="auto"/>
+        <w:rPr>
+          <w:rFonts w:ascii="Times New Roman" w:hAnsi="Times New Roman" w:cs="Times New Roman"/>
+          <w:sz w:val="24"/>
+          <w:szCs w:val="24"/>
+        </w:rPr>
+      </w:pPr>
+      <w:r>
+        <w:rPr>
+          <w:rFonts w:ascii="Times New Roman" w:hAnsi="Times New Roman" w:cs="Times New Roman"/>
+          <w:sz w:val="24"/>
+          <w:szCs w:val="24"/>
+        </w:rPr>
+        <w:t xml:space="preserve">None of the experiments actually had any trials with white dots. We only included the instructions about the white dots because we had planned to use such catch trials in subsequent perceptual recalibration experiments (which we have since done). </w:t>
+      </w:r>
+      <w:r>
+        <w:rPr>
+          <w:rFonts w:ascii="Times New Roman" w:hAnsi="Times New Roman" w:cs="Times New Roman"/>
+          <w:sz w:val="24"/>
+          <w:szCs w:val="24"/>
+        </w:rPr>
+        <w:t xml:space="preserve">This meant that the only way to make a mistake that related to catch trials was to press SPACE on trials that were actually </w:t>
       </w:r>
       <w:r>
         <w:rPr>
@@ -2586,7 +2323,6 @@
         </w:rPr>
         <w:t>not</w:t>
       </w:r>
-      <w:proofErr w:type="gramEnd"/>
       <w:r>
         <w:rPr>
           <w:rFonts w:ascii="Times New Roman" w:hAnsi="Times New Roman" w:cs="Times New Roman"/>
@@ -2641,7 +2377,7 @@
         </w:rPr>
         <w:t xml:space="preserve"> made that mistake, and no participant had to be excluded based on that criterion. However, since pressing the SPACE bar auto-advanced to the next trial, trials with SPACE bar responses are lacking categorization responses, and thus had to be excluded (</w:t>
       </w:r>
-      <w:commentRangeStart w:id="5"/>
+      <w:commentRangeStart w:id="7"/>
       <w:r>
         <w:rPr>
           <w:rFonts w:ascii="Times New Roman" w:hAnsi="Times New Roman" w:cs="Times New Roman"/>
@@ -2650,12 +2386,12 @@
         </w:rPr>
         <w:t xml:space="preserve">1.6% </w:t>
       </w:r>
-      <w:commentRangeEnd w:id="5"/>
+      <w:commentRangeEnd w:id="7"/>
       <w:r>
         <w:rPr>
           <w:rStyle w:val="CommentReference"/>
         </w:rPr>
-        <w:commentReference w:id="5"/>
+        <w:commentReference w:id="7"/>
       </w:r>
       <w:r>
         <w:rPr>
@@ -2704,265 +2440,153 @@
       <w:pPr>
         <w:spacing w:after="0" w:line="240" w:lineRule="auto"/>
         <w:rPr>
-          <w:ins w:id="6" w:author="Jaeger, Florian" w:date="2025-05-11T13:59:00Z" w16du:dateUtc="2025-05-11T17:59:00Z"/>
-          <w:rFonts w:ascii="Times New Roman" w:hAnsi="Times New Roman" w:cs="Times New Roman"/>
-          <w:sz w:val="24"/>
-          <w:szCs w:val="24"/>
-        </w:rPr>
-      </w:pPr>
-    </w:p>
-    <w:p>
-      <w:pPr>
-        <w:spacing w:after="0" w:line="240" w:lineRule="auto"/>
-        <w:rPr>
-          <w:ins w:id="7" w:author="Jaeger, Florian" w:date="2025-05-11T14:03:00Z" w16du:dateUtc="2025-05-11T18:03:00Z"/>
-          <w:rFonts w:ascii="Times New Roman" w:hAnsi="Times New Roman" w:cs="Times New Roman"/>
-          <w:sz w:val="24"/>
-          <w:szCs w:val="24"/>
-        </w:rPr>
-      </w:pPr>
-      <w:ins w:id="8" w:author="Jaeger, Florian" w:date="2025-05-11T13:59:00Z" w16du:dateUtc="2025-05-11T17:59:00Z">
-        <w:r>
-          <w:rPr>
-            <w:rFonts w:ascii="Times New Roman" w:hAnsi="Times New Roman" w:cs="Times New Roman"/>
-            <w:sz w:val="24"/>
-            <w:szCs w:val="24"/>
-          </w:rPr>
-          <w:t>We apologize for the confusion. Only our R markdown-based SI was meant to contain the comparison to Liu and Jaeg</w:t>
-        </w:r>
-      </w:ins>
-      <w:ins w:id="9" w:author="Jaeger, Florian" w:date="2025-05-11T14:00:00Z" w16du:dateUtc="2025-05-11T18:00:00Z">
-        <w:r>
-          <w:rPr>
-            <w:rFonts w:ascii="Times New Roman" w:hAnsi="Times New Roman" w:cs="Times New Roman"/>
-            <w:sz w:val="24"/>
-            <w:szCs w:val="24"/>
-          </w:rPr>
-          <w:t xml:space="preserve">er (2018, they gray line in the figure). This also confused </w:t>
-        </w:r>
-      </w:ins>
-      <w:ins w:id="10" w:author="Jaeger, Florian" w:date="2025-05-11T14:15:00Z" w16du:dateUtc="2025-05-11T18:15:00Z">
-        <w:r>
-          <w:rPr>
-            <w:rFonts w:ascii="Times New Roman" w:hAnsi="Times New Roman" w:cs="Times New Roman"/>
-            <w:sz w:val="24"/>
-            <w:szCs w:val="24"/>
-          </w:rPr>
-          <w:t>another reviewer</w:t>
-        </w:r>
-      </w:ins>
-      <w:ins w:id="11" w:author="Jaeger, Florian" w:date="2025-05-11T14:03:00Z" w16du:dateUtc="2025-05-11T18:03:00Z">
-        <w:r>
-          <w:rPr>
-            <w:rFonts w:ascii="Times New Roman" w:hAnsi="Times New Roman" w:cs="Times New Roman"/>
-            <w:sz w:val="24"/>
-            <w:szCs w:val="24"/>
-          </w:rPr>
-          <w:t xml:space="preserve"> (understandably given that the legend didn’t mention the gray line at all!)</w:t>
-        </w:r>
-      </w:ins>
-      <w:ins w:id="12" w:author="Jaeger, Florian" w:date="2025-05-11T14:00:00Z" w16du:dateUtc="2025-05-11T18:00:00Z">
-        <w:r>
-          <w:rPr>
-            <w:rFonts w:ascii="Times New Roman" w:hAnsi="Times New Roman" w:cs="Times New Roman"/>
-            <w:sz w:val="24"/>
-            <w:szCs w:val="24"/>
-          </w:rPr>
-          <w:t xml:space="preserve">. </w:t>
-        </w:r>
-      </w:ins>
-    </w:p>
-    <w:p>
-      <w:pPr>
-        <w:spacing w:after="0" w:line="240" w:lineRule="auto"/>
-        <w:rPr>
-          <w:ins w:id="13" w:author="Jaeger, Florian" w:date="2025-05-11T14:03:00Z" w16du:dateUtc="2025-05-11T18:03:00Z"/>
-          <w:rFonts w:ascii="Times New Roman" w:hAnsi="Times New Roman" w:cs="Times New Roman"/>
-          <w:sz w:val="24"/>
-          <w:szCs w:val="24"/>
-        </w:rPr>
-      </w:pPr>
-    </w:p>
-    <w:p>
-      <w:pPr>
-        <w:spacing w:after="0" w:line="240" w:lineRule="auto"/>
-        <w:rPr>
-          <w:rFonts w:ascii="Times New Roman" w:hAnsi="Times New Roman" w:cs="Times New Roman"/>
-          <w:sz w:val="24"/>
-          <w:szCs w:val="24"/>
-        </w:rPr>
-      </w:pPr>
-      <w:ins w:id="14" w:author="Jaeger, Florian" w:date="2025-05-11T14:00:00Z" w16du:dateUtc="2025-05-11T18:00:00Z">
-        <w:r>
-          <w:rPr>
-            <w:rFonts w:ascii="Times New Roman" w:hAnsi="Times New Roman" w:cs="Times New Roman"/>
-            <w:sz w:val="24"/>
-            <w:szCs w:val="24"/>
-          </w:rPr>
-          <w:t>We have now removed the gray line from the plot in the main text. In the SI, we include the comparison to Liu and Jaeger (2018), and clarify its relevanc</w:t>
-        </w:r>
-      </w:ins>
-      <w:ins w:id="15" w:author="Jaeger, Florian" w:date="2025-05-11T14:01:00Z" w16du:dateUtc="2025-05-11T18:01:00Z">
-        <w:r>
-          <w:rPr>
-            <w:rFonts w:ascii="Times New Roman" w:hAnsi="Times New Roman" w:cs="Times New Roman"/>
-            <w:sz w:val="24"/>
-            <w:szCs w:val="24"/>
-          </w:rPr>
-          <w:t>e: comparison to the audio-only</w:t>
-        </w:r>
-      </w:ins>
-      <w:ins w:id="16" w:author="Jaeger, Florian" w:date="2025-05-11T14:15:00Z" w16du:dateUtc="2025-05-11T18:15:00Z">
-        <w:r>
-          <w:rPr>
-            <w:rFonts w:ascii="Times New Roman" w:hAnsi="Times New Roman" w:cs="Times New Roman"/>
-            <w:sz w:val="24"/>
-            <w:szCs w:val="24"/>
-          </w:rPr>
-          <w:t xml:space="preserve"> (</w:t>
-        </w:r>
-      </w:ins>
-      <w:ins w:id="17" w:author="Jaeger, Florian" w:date="2025-05-11T14:16:00Z" w16du:dateUtc="2025-05-11T18:16:00Z">
-        <w:r>
-          <w:rPr>
-            <w:rFonts w:ascii="Times New Roman" w:hAnsi="Times New Roman" w:cs="Times New Roman"/>
-            <w:sz w:val="24"/>
-            <w:szCs w:val="24"/>
-          </w:rPr>
-          <w:t>and thus no pen)</w:t>
-        </w:r>
-      </w:ins>
-      <w:ins w:id="18" w:author="Jaeger, Florian" w:date="2025-05-11T14:01:00Z" w16du:dateUtc="2025-05-11T18:01:00Z">
-        <w:r>
-          <w:rPr>
-            <w:rFonts w:ascii="Times New Roman" w:hAnsi="Times New Roman" w:cs="Times New Roman"/>
-            <w:sz w:val="24"/>
-            <w:szCs w:val="24"/>
-          </w:rPr>
-          <w:t xml:space="preserve"> continuum used in Liu and Jaeger (and all previous work) helps to assess whether </w:t>
-        </w:r>
-        <w:proofErr w:type="spellStart"/>
-        <w:r>
-          <w:rPr>
-            <w:rFonts w:ascii="Times New Roman" w:hAnsi="Times New Roman" w:cs="Times New Roman"/>
-            <w:sz w:val="24"/>
-            <w:szCs w:val="24"/>
-          </w:rPr>
-          <w:t>a</w:t>
-        </w:r>
-        <w:proofErr w:type="spellEnd"/>
-        <w:r>
-          <w:rPr>
-            <w:rFonts w:ascii="Times New Roman" w:hAnsi="Times New Roman" w:cs="Times New Roman"/>
-            <w:sz w:val="24"/>
-            <w:szCs w:val="24"/>
-          </w:rPr>
-          <w:t xml:space="preserve"> audiovisual stimulus with the pen in the </w:t>
-        </w:r>
-        <w:r>
-          <w:rPr>
-            <w:rFonts w:ascii="Times New Roman" w:hAnsi="Times New Roman" w:cs="Times New Roman"/>
-            <w:sz w:val="24"/>
-            <w:szCs w:val="24"/>
-            <w:rPrChange w:id="19" w:author="Jaeger, Florian" w:date="2025-05-11T14:16:00Z" w16du:dateUtc="2025-05-11T18:16:00Z">
-              <w:rPr>
-                <w:rFonts w:ascii="Times New Roman" w:hAnsi="Times New Roman" w:cs="Times New Roman"/>
-                <w:i/>
-                <w:iCs/>
-                <w:sz w:val="24"/>
-                <w:szCs w:val="24"/>
-              </w:rPr>
-            </w:rPrChange>
-          </w:rPr>
-          <w:t>hand</w:t>
-        </w:r>
-        <w:r>
-          <w:rPr>
-            <w:rFonts w:ascii="Times New Roman" w:hAnsi="Times New Roman" w:cs="Times New Roman"/>
-            <w:i/>
-            <w:iCs/>
-            <w:sz w:val="24"/>
-            <w:szCs w:val="24"/>
-          </w:rPr>
-          <w:t xml:space="preserve"> </w:t>
-        </w:r>
-        <w:r>
-          <w:rPr>
-            <w:rFonts w:ascii="Times New Roman" w:hAnsi="Times New Roman" w:cs="Times New Roman"/>
-            <w:sz w:val="24"/>
-            <w:szCs w:val="24"/>
-          </w:rPr>
-          <w:t xml:space="preserve">is actually identical to an audio-only stimulus (an </w:t>
-        </w:r>
-        <w:r>
-          <w:rPr>
-            <w:rFonts w:ascii="Times New Roman" w:hAnsi="Times New Roman" w:cs="Times New Roman"/>
-            <w:i/>
-            <w:iCs/>
-            <w:sz w:val="24"/>
-            <w:szCs w:val="24"/>
-            <w:rPrChange w:id="20" w:author="Jaeger, Florian" w:date="2025-05-11T14:16:00Z" w16du:dateUtc="2025-05-11T18:16:00Z">
-              <w:rPr>
-                <w:rFonts w:ascii="Times New Roman" w:hAnsi="Times New Roman" w:cs="Times New Roman"/>
-                <w:sz w:val="24"/>
-                <w:szCs w:val="24"/>
-              </w:rPr>
-            </w:rPrChange>
-          </w:rPr>
-          <w:t>assumption</w:t>
-        </w:r>
-        <w:r>
-          <w:rPr>
-            <w:rFonts w:ascii="Times New Roman" w:hAnsi="Times New Roman" w:cs="Times New Roman"/>
-            <w:sz w:val="24"/>
-            <w:szCs w:val="24"/>
-          </w:rPr>
-          <w:t xml:space="preserve"> made in </w:t>
-        </w:r>
-      </w:ins>
-      <w:ins w:id="21" w:author="Jaeger, Florian" w:date="2025-05-11T14:16:00Z" w16du:dateUtc="2025-05-11T18:16:00Z">
-        <w:r>
-          <w:rPr>
-            <w:rFonts w:ascii="Times New Roman" w:hAnsi="Times New Roman" w:cs="Times New Roman"/>
-            <w:sz w:val="24"/>
-            <w:szCs w:val="24"/>
-          </w:rPr>
-          <w:t xml:space="preserve">some </w:t>
-        </w:r>
-      </w:ins>
-      <w:ins w:id="22" w:author="Jaeger, Florian" w:date="2025-05-11T14:01:00Z" w16du:dateUtc="2025-05-11T18:01:00Z">
-        <w:r>
-          <w:rPr>
-            <w:rFonts w:ascii="Times New Roman" w:hAnsi="Times New Roman" w:cs="Times New Roman"/>
-            <w:sz w:val="24"/>
-            <w:szCs w:val="24"/>
-          </w:rPr>
-          <w:t>previous work</w:t>
-        </w:r>
-      </w:ins>
-      <w:ins w:id="23" w:author="Jaeger, Florian" w:date="2025-05-11T14:02:00Z" w16du:dateUtc="2025-05-11T18:02:00Z">
-        <w:r>
-          <w:rPr>
-            <w:rFonts w:ascii="Times New Roman" w:hAnsi="Times New Roman" w:cs="Times New Roman"/>
-            <w:sz w:val="24"/>
-            <w:szCs w:val="24"/>
-          </w:rPr>
-          <w:t>, e.g., Kraljic &amp; Samuel, 2011, but not directly relevant to the present work)</w:t>
-        </w:r>
-      </w:ins>
-      <w:commentRangeStart w:id="24"/>
-      <w:commentRangeStart w:id="25"/>
-      <w:commentRangeStart w:id="26"/>
-      <w:del w:id="27" w:author="Jaeger, Florian" w:date="2025-05-11T14:02:00Z" w16du:dateUtc="2025-05-11T18:02:00Z">
-        <w:r>
-          <w:rPr>
-            <w:rFonts w:ascii="Times New Roman" w:hAnsi="Times New Roman" w:cs="Times New Roman"/>
-            <w:sz w:val="24"/>
-            <w:szCs w:val="24"/>
-          </w:rPr>
-          <w:delText>We have added ____</w:delText>
-        </w:r>
-      </w:del>
+          <w:ins w:id="8" w:author="Jaeger, Florian" w:date="2025-05-11T13:59:00Z" w16du:dateUtc="2025-05-11T17:59:00Z"/>
+          <w:rFonts w:ascii="Times New Roman" w:hAnsi="Times New Roman" w:cs="Times New Roman"/>
+          <w:sz w:val="24"/>
+          <w:szCs w:val="24"/>
+        </w:rPr>
+      </w:pPr>
+    </w:p>
+    <w:p>
+      <w:pPr>
+        <w:spacing w:after="0" w:line="240" w:lineRule="auto"/>
+        <w:rPr>
+          <w:rFonts w:ascii="Times New Roman" w:hAnsi="Times New Roman" w:cs="Times New Roman"/>
+          <w:sz w:val="24"/>
+          <w:szCs w:val="24"/>
+        </w:rPr>
+      </w:pPr>
+      <w:r>
+        <w:rPr>
+          <w:rFonts w:ascii="Times New Roman" w:hAnsi="Times New Roman" w:cs="Times New Roman"/>
+          <w:sz w:val="24"/>
+          <w:szCs w:val="24"/>
+        </w:rPr>
+        <w:t xml:space="preserve">We apologize for the confusion. Only our R markdown-based SI was meant to contain the comparison to Liu and Jaeger (2018, they gray line in the figure). This also confused </w:t>
+      </w:r>
+      <w:r>
+        <w:rPr>
+          <w:rFonts w:ascii="Times New Roman" w:hAnsi="Times New Roman" w:cs="Times New Roman"/>
+          <w:sz w:val="24"/>
+          <w:szCs w:val="24"/>
+        </w:rPr>
+        <w:t>another reviewer</w:t>
+      </w:r>
+      <w:r>
+        <w:rPr>
+          <w:rFonts w:ascii="Times New Roman" w:hAnsi="Times New Roman" w:cs="Times New Roman"/>
+          <w:sz w:val="24"/>
+          <w:szCs w:val="24"/>
+        </w:rPr>
+        <w:t xml:space="preserve"> (understandably given that the legend didn’t mention the gray line at all!). </w:t>
+      </w:r>
+    </w:p>
+    <w:p>
+      <w:pPr>
+        <w:spacing w:after="0" w:line="240" w:lineRule="auto"/>
+        <w:rPr>
+          <w:rFonts w:ascii="Times New Roman" w:hAnsi="Times New Roman" w:cs="Times New Roman"/>
+          <w:sz w:val="24"/>
+          <w:szCs w:val="24"/>
+        </w:rPr>
+      </w:pPr>
+    </w:p>
+    <w:p>
+      <w:pPr>
+        <w:spacing w:after="0" w:line="240" w:lineRule="auto"/>
+        <w:rPr>
+          <w:rFonts w:ascii="Times New Roman" w:hAnsi="Times New Roman" w:cs="Times New Roman"/>
+          <w:sz w:val="24"/>
+          <w:szCs w:val="24"/>
+        </w:rPr>
+      </w:pPr>
+      <w:r>
+        <w:rPr>
+          <w:rFonts w:ascii="Times New Roman" w:hAnsi="Times New Roman" w:cs="Times New Roman"/>
+          <w:sz w:val="24"/>
+          <w:szCs w:val="24"/>
+        </w:rPr>
+        <w:t>We have now removed the gray line from the plot in the main text. In the SI, we include the comparison to Liu and Jaeger (2018), and clarify its relevance: comparison to the audio-only</w:t>
+      </w:r>
+      <w:r>
+        <w:rPr>
+          <w:rFonts w:ascii="Times New Roman" w:hAnsi="Times New Roman" w:cs="Times New Roman"/>
+          <w:sz w:val="24"/>
+          <w:szCs w:val="24"/>
+        </w:rPr>
+        <w:t xml:space="preserve"> (and thus no pen)</w:t>
+      </w:r>
+      <w:r>
+        <w:rPr>
+          <w:rFonts w:ascii="Times New Roman" w:hAnsi="Times New Roman" w:cs="Times New Roman"/>
+          <w:sz w:val="24"/>
+          <w:szCs w:val="24"/>
+        </w:rPr>
+        <w:t xml:space="preserve"> continuum used in Liu and Jaeger (and all previous work) helps to assess whether a audiovisual stimulus with the pen in the </w:t>
+      </w:r>
+      <w:r>
+        <w:rPr>
+          <w:rFonts w:ascii="Times New Roman" w:hAnsi="Times New Roman" w:cs="Times New Roman"/>
+          <w:sz w:val="24"/>
+          <w:szCs w:val="24"/>
+        </w:rPr>
+        <w:t>hand</w:t>
+      </w:r>
+      <w:r>
+        <w:rPr>
+          <w:rFonts w:ascii="Times New Roman" w:hAnsi="Times New Roman" w:cs="Times New Roman"/>
+          <w:i/>
+          <w:iCs/>
+          <w:sz w:val="24"/>
+          <w:szCs w:val="24"/>
+        </w:rPr>
+        <w:t xml:space="preserve"> </w:t>
+      </w:r>
+      <w:r>
+        <w:rPr>
+          <w:rFonts w:ascii="Times New Roman" w:hAnsi="Times New Roman" w:cs="Times New Roman"/>
+          <w:sz w:val="24"/>
+          <w:szCs w:val="24"/>
+        </w:rPr>
+        <w:t xml:space="preserve">is actually identical to an audio-only stimulus (an </w:t>
+      </w:r>
+      <w:r>
+        <w:rPr>
+          <w:rFonts w:ascii="Times New Roman" w:hAnsi="Times New Roman" w:cs="Times New Roman"/>
+          <w:i/>
+          <w:iCs/>
+          <w:sz w:val="24"/>
+          <w:szCs w:val="24"/>
+        </w:rPr>
+        <w:t>assumption</w:t>
+      </w:r>
+      <w:r>
+        <w:rPr>
+          <w:rFonts w:ascii="Times New Roman" w:hAnsi="Times New Roman" w:cs="Times New Roman"/>
+          <w:sz w:val="24"/>
+          <w:szCs w:val="24"/>
+        </w:rPr>
+        <w:t xml:space="preserve"> made in </w:t>
+      </w:r>
+      <w:r>
+        <w:rPr>
+          <w:rFonts w:ascii="Times New Roman" w:hAnsi="Times New Roman" w:cs="Times New Roman"/>
+          <w:sz w:val="24"/>
+          <w:szCs w:val="24"/>
+        </w:rPr>
+        <w:t xml:space="preserve">some </w:t>
+      </w:r>
+      <w:r>
+        <w:rPr>
+          <w:rFonts w:ascii="Times New Roman" w:hAnsi="Times New Roman" w:cs="Times New Roman"/>
+          <w:sz w:val="24"/>
+          <w:szCs w:val="24"/>
+        </w:rPr>
+        <w:t>previous work, e.g., Kraljic &amp; Samuel, 2011, but not directly relevant to the present work)</w:t>
+      </w:r>
+      <w:commentRangeStart w:id="9"/>
+      <w:commentRangeStart w:id="10"/>
+      <w:commentRangeStart w:id="11"/>
       <w:r>
         <w:rPr>
           <w:rFonts w:ascii="Times New Roman" w:hAnsi="Times New Roman" w:cs="Times New Roman"/>
@@ -2971,26 +2595,26 @@
         </w:rPr>
         <w:t>.</w:t>
       </w:r>
-      <w:commentRangeEnd w:id="24"/>
+      <w:commentRangeEnd w:id="9"/>
       <w:r>
         <w:rPr>
           <w:rStyle w:val="CommentReference"/>
         </w:rPr>
-        <w:commentReference w:id="24"/>
-      </w:r>
-      <w:commentRangeEnd w:id="25"/>
+        <w:commentReference w:id="9"/>
+      </w:r>
+      <w:commentRangeEnd w:id="10"/>
       <w:r>
         <w:rPr>
           <w:rStyle w:val="CommentReference"/>
         </w:rPr>
-        <w:commentReference w:id="25"/>
-      </w:r>
-      <w:commentRangeEnd w:id="26"/>
+        <w:commentReference w:id="10"/>
+      </w:r>
+      <w:commentRangeEnd w:id="11"/>
       <w:r>
         <w:rPr>
           <w:rStyle w:val="CommentReference"/>
         </w:rPr>
-        <w:commentReference w:id="26"/>
+        <w:commentReference w:id="11"/>
       </w:r>
     </w:p>
     <w:p>
@@ -3024,17 +2648,7 @@
           <w:sz w:val="24"/>
           <w:szCs w:val="24"/>
         </w:rPr>
-        <w:t>-</w:t>
-      </w:r>
-      <w:commentRangeStart w:id="28"/>
-      <w:commentRangeStart w:id="29"/>
-      <w:r>
-        <w:rPr>
-          <w:rFonts w:ascii="Times New Roman" w:hAnsi="Times New Roman" w:cs="Times New Roman"/>
-          <w:sz w:val="24"/>
-          <w:szCs w:val="24"/>
-        </w:rPr>
-        <w:t xml:space="preserve">it is impossible to understand the difference between the a-c versions of Experiment 1 without reading the supplemental materials. All the main text says is that there were different test stimuli across their experiments, because they were chosen such that they elicited a certain percent of s and </w:t>
+        <w:t xml:space="preserve">-it is impossible to understand the difference between the a-c versions of Experiment 1 without reading the supplemental materials. All the main text says is that there were different test stimuli across their experiments, because they were chosen such that they elicited a certain percent of s and </w:t>
       </w:r>
       <w:proofErr w:type="spellStart"/>
       <w:r>
@@ -3099,20 +2713,6 @@
           <w:szCs w:val="24"/>
         </w:rPr>
         <w:t>We have followed these suggestions (thank you for going the extra step of identifying the parts that are critical for understanding the experiments).</w:t>
-      </w:r>
-      <w:commentRangeEnd w:id="28"/>
-      <w:r>
-        <w:rPr>
-          <w:rStyle w:val="CommentReference"/>
-        </w:rPr>
-        <w:commentReference w:id="28"/>
-      </w:r>
-      <w:commentRangeEnd w:id="29"/>
-      <w:r>
-        <w:rPr>
-          <w:rStyle w:val="CommentReference"/>
-        </w:rPr>
-        <w:commentReference w:id="29"/>
       </w:r>
     </w:p>
     <w:p>
@@ -3146,6 +2746,7 @@
           <w:sz w:val="24"/>
           <w:szCs w:val="24"/>
         </w:rPr>
+        <w:lastRenderedPageBreak/>
         <w:t>-"Here and for all other experiments, all 'main' effects were assessed in the center of the acoustic continuum for the first test block" - What counts as the center? Again, more specifics needed!</w:t>
       </w:r>
     </w:p>
@@ -3174,7 +2775,6 @@
           <w:sz w:val="24"/>
           <w:szCs w:val="24"/>
         </w:rPr>
-        <w:lastRenderedPageBreak/>
         <w:t>This was poorly worded: we meant the center/mean of the continuum steps (a direct consequence of centering and standardizing continuum as a predictor for our analysis). We have rephrased this.</w:t>
       </w:r>
     </w:p>
@@ -3209,25 +2809,7 @@
           <w:sz w:val="24"/>
           <w:szCs w:val="24"/>
         </w:rPr>
-        <w:t xml:space="preserve">Once again, I'm </w:t>
-      </w:r>
-      <w:proofErr w:type="gramStart"/>
-      <w:r>
-        <w:rPr>
-          <w:rFonts w:ascii="Times New Roman" w:hAnsi="Times New Roman" w:cs="Times New Roman"/>
-          <w:sz w:val="24"/>
-          <w:szCs w:val="24"/>
-        </w:rPr>
-        <w:t>really enthusiastic</w:t>
-      </w:r>
-      <w:proofErr w:type="gramEnd"/>
-      <w:r>
-        <w:rPr>
-          <w:rFonts w:ascii="Times New Roman" w:hAnsi="Times New Roman" w:cs="Times New Roman"/>
-          <w:sz w:val="24"/>
-          <w:szCs w:val="24"/>
-        </w:rPr>
-        <w:t xml:space="preserve"> about this work and believe it will have a big impact on our understanding of fundamental aspects of speech perception and learning.</w:t>
+        <w:t>Once again, I'm really enthusiastic about this work and believe it will have a big impact on our understanding of fundamental aspects of speech perception and learning.</w:t>
       </w:r>
     </w:p>
     <w:p>
@@ -3526,57 +3108,21 @@
           <w:sz w:val="24"/>
           <w:szCs w:val="24"/>
         </w:rPr>
-        <w:t xml:space="preserve">Pg. 15, Figure 2: this figure is challenging to parse. From the legend it looks like the gray line should be showing the effect of the pen in the hand across experiments, but that can't be true because the gray line is identical across panels. Please state what the gray line is indicating </w:t>
-      </w:r>
-      <w:proofErr w:type="gramStart"/>
-      <w:r>
-        <w:rPr>
-          <w:rFonts w:ascii="Times New Roman" w:hAnsi="Times New Roman" w:cs="Times New Roman"/>
-          <w:sz w:val="24"/>
-          <w:szCs w:val="24"/>
-        </w:rPr>
-        <w:t>and also</w:t>
-      </w:r>
-      <w:proofErr w:type="gramEnd"/>
-      <w:r>
-        <w:rPr>
-          <w:rFonts w:ascii="Times New Roman" w:hAnsi="Times New Roman" w:cs="Times New Roman"/>
-          <w:sz w:val="24"/>
-          <w:szCs w:val="24"/>
-        </w:rPr>
-        <w:t xml:space="preserve"> change the </w:t>
-      </w:r>
-      <w:proofErr w:type="gramStart"/>
-      <w:r>
-        <w:rPr>
-          <w:rFonts w:ascii="Times New Roman" w:hAnsi="Times New Roman" w:cs="Times New Roman"/>
-          <w:sz w:val="24"/>
-          <w:szCs w:val="24"/>
-        </w:rPr>
-        <w:t>legend</w:t>
-      </w:r>
-      <w:proofErr w:type="gramEnd"/>
-      <w:r>
-        <w:rPr>
-          <w:rFonts w:ascii="Times New Roman" w:hAnsi="Times New Roman" w:cs="Times New Roman"/>
-          <w:sz w:val="24"/>
-          <w:szCs w:val="24"/>
-        </w:rPr>
-        <w:t xml:space="preserve"> so the line is darker.</w:t>
-      </w:r>
-    </w:p>
-    <w:p>
-      <w:pPr>
-        <w:spacing w:after="0" w:line="240" w:lineRule="auto"/>
-        <w:rPr>
-          <w:del w:id="30" w:author="Jaeger, Florian" w:date="2025-05-11T14:04:00Z" w16du:dateUtc="2025-05-11T18:04:00Z"/>
-          <w:rFonts w:ascii="Times New Roman" w:hAnsi="Times New Roman" w:cs="Times New Roman"/>
-          <w:sz w:val="24"/>
-          <w:szCs w:val="24"/>
-        </w:rPr>
-      </w:pPr>
-      <w:commentRangeStart w:id="31"/>
-      <w:del w:id="32" w:author="Jaeger, Florian" w:date="2025-05-11T14:04:00Z" w16du:dateUtc="2025-05-11T18:04:00Z">
+        <w:t>Pg. 15, Figure 2: this figure is challenging to parse. From the legend it looks like the gray line should be showing the effect of the pen in the hand across experiments, but that can't be true because the gray line is identical across panels. Please state what the gray line is indicating and also change the legend so the line is darker.</w:t>
+      </w:r>
+    </w:p>
+    <w:p>
+      <w:pPr>
+        <w:spacing w:after="0" w:line="240" w:lineRule="auto"/>
+        <w:rPr>
+          <w:del w:id="12" w:author="Jaeger, Florian" w:date="2025-05-11T14:04:00Z" w16du:dateUtc="2025-05-11T18:04:00Z"/>
+          <w:rFonts w:ascii="Times New Roman" w:hAnsi="Times New Roman" w:cs="Times New Roman"/>
+          <w:sz w:val="24"/>
+          <w:szCs w:val="24"/>
+        </w:rPr>
+      </w:pPr>
+      <w:commentRangeStart w:id="13"/>
+      <w:del w:id="14" w:author="Jaeger, Florian" w:date="2025-05-11T14:04:00Z" w16du:dateUtc="2025-05-11T18:04:00Z">
         <w:r>
           <w:rPr>
             <w:rFonts w:ascii="Times New Roman" w:hAnsi="Times New Roman" w:cs="Times New Roman"/>
@@ -3585,12 +3131,12 @@
           </w:rPr>
           <w:delText>We have added ____.</w:delText>
         </w:r>
-        <w:commentRangeEnd w:id="31"/>
+        <w:commentRangeEnd w:id="13"/>
         <w:r>
           <w:rPr>
             <w:rStyle w:val="CommentReference"/>
           </w:rPr>
-          <w:commentReference w:id="31"/>
+          <w:commentReference w:id="13"/>
         </w:r>
       </w:del>
     </w:p>
@@ -3598,194 +3144,154 @@
       <w:pPr>
         <w:spacing w:after="0" w:line="240" w:lineRule="auto"/>
         <w:rPr>
-          <w:ins w:id="33" w:author="Jaeger, Florian" w:date="2025-05-11T14:04:00Z" w16du:dateUtc="2025-05-11T18:04:00Z"/>
-          <w:rFonts w:ascii="Times New Roman" w:hAnsi="Times New Roman" w:cs="Times New Roman"/>
-          <w:sz w:val="24"/>
-          <w:szCs w:val="24"/>
-        </w:rPr>
-      </w:pPr>
-    </w:p>
-    <w:p>
-      <w:pPr>
-        <w:spacing w:after="0" w:line="240" w:lineRule="auto"/>
-        <w:rPr>
-          <w:rFonts w:ascii="Times New Roman" w:hAnsi="Times New Roman" w:cs="Times New Roman"/>
-          <w:sz w:val="24"/>
-          <w:szCs w:val="24"/>
-        </w:rPr>
-      </w:pPr>
-      <w:ins w:id="34" w:author="Jaeger, Florian" w:date="2025-05-11T14:04:00Z" w16du:dateUtc="2025-05-11T18:04:00Z">
-        <w:r>
-          <w:rPr>
-            <w:rFonts w:ascii="Times New Roman" w:hAnsi="Times New Roman" w:cs="Times New Roman"/>
-            <w:sz w:val="24"/>
-            <w:szCs w:val="24"/>
-          </w:rPr>
-          <w:t xml:space="preserve">We apologize for the confusion. </w:t>
-        </w:r>
-        <w:r>
-          <w:rPr>
-            <w:rFonts w:ascii="Times New Roman" w:hAnsi="Times New Roman" w:cs="Times New Roman"/>
-            <w:sz w:val="24"/>
-            <w:szCs w:val="24"/>
-          </w:rPr>
-          <w:t xml:space="preserve">The gray line </w:t>
-        </w:r>
-        <w:proofErr w:type="gramStart"/>
-        <w:r>
-          <w:rPr>
-            <w:rFonts w:ascii="Times New Roman" w:hAnsi="Times New Roman" w:cs="Times New Roman"/>
-            <w:sz w:val="24"/>
-            <w:szCs w:val="24"/>
-          </w:rPr>
-          <w:t>actually showed</w:t>
-        </w:r>
-        <w:proofErr w:type="gramEnd"/>
-        <w:r>
-          <w:rPr>
-            <w:rFonts w:ascii="Times New Roman" w:hAnsi="Times New Roman" w:cs="Times New Roman"/>
-            <w:sz w:val="24"/>
-            <w:szCs w:val="24"/>
-          </w:rPr>
-          <w:t xml:space="preserve"> the result of the audio-only </w:t>
-        </w:r>
-      </w:ins>
-      <w:ins w:id="35" w:author="Jaeger, Florian" w:date="2025-05-11T14:14:00Z" w16du:dateUtc="2025-05-11T18:14:00Z">
-        <w:r>
-          <w:rPr>
-            <w:rFonts w:ascii="Times New Roman" w:hAnsi="Times New Roman" w:cs="Times New Roman"/>
-            <w:sz w:val="24"/>
-            <w:szCs w:val="24"/>
-          </w:rPr>
-          <w:t>(no pen) test continuum presented in Liu and Jaeger (2018</w:t>
-        </w:r>
-      </w:ins>
-      <w:ins w:id="36" w:author="Jaeger, Florian" w:date="2025-05-11T14:15:00Z" w16du:dateUtc="2025-05-11T18:15:00Z">
-        <w:r>
-          <w:rPr>
-            <w:rFonts w:ascii="Times New Roman" w:hAnsi="Times New Roman" w:cs="Times New Roman"/>
-            <w:sz w:val="24"/>
-            <w:szCs w:val="24"/>
-          </w:rPr>
-          <w:t>, in their supplementary information). This gray line was only meant to show in our supplementary information, where we explain its relevance. This has now been fixed.</w:t>
-        </w:r>
-      </w:ins>
-    </w:p>
-    <w:p>
-      <w:pPr>
-        <w:spacing w:after="0" w:line="240" w:lineRule="auto"/>
-        <w:rPr>
-          <w:rFonts w:ascii="Times New Roman" w:hAnsi="Times New Roman" w:cs="Times New Roman"/>
-          <w:sz w:val="24"/>
-          <w:szCs w:val="24"/>
-        </w:rPr>
-      </w:pPr>
-    </w:p>
-    <w:p>
-      <w:pPr>
-        <w:spacing w:after="0" w:line="240" w:lineRule="auto"/>
-        <w:rPr>
-          <w:rFonts w:ascii="Times New Roman" w:hAnsi="Times New Roman" w:cs="Times New Roman"/>
-          <w:sz w:val="24"/>
-          <w:szCs w:val="24"/>
-        </w:rPr>
-      </w:pPr>
-    </w:p>
-    <w:p>
-      <w:pPr>
-        <w:spacing w:after="0" w:line="240" w:lineRule="auto"/>
-        <w:rPr>
-          <w:rFonts w:ascii="Times New Roman" w:hAnsi="Times New Roman" w:cs="Times New Roman"/>
-          <w:sz w:val="24"/>
-          <w:szCs w:val="24"/>
-        </w:rPr>
-      </w:pPr>
-    </w:p>
-    <w:p>
-      <w:pPr>
-        <w:spacing w:after="0" w:line="240" w:lineRule="auto"/>
-        <w:rPr>
-          <w:rFonts w:ascii="Times New Roman" w:hAnsi="Times New Roman" w:cs="Times New Roman"/>
-          <w:sz w:val="24"/>
-          <w:szCs w:val="24"/>
-        </w:rPr>
-      </w:pPr>
-    </w:p>
-    <w:p>
-      <w:pPr>
-        <w:spacing w:after="0" w:line="240" w:lineRule="auto"/>
-        <w:rPr>
-          <w:rFonts w:ascii="Times New Roman" w:hAnsi="Times New Roman" w:cs="Times New Roman"/>
-          <w:sz w:val="24"/>
-          <w:szCs w:val="24"/>
-        </w:rPr>
-      </w:pPr>
-    </w:p>
-    <w:p>
-      <w:pPr>
-        <w:spacing w:after="0" w:line="240" w:lineRule="auto"/>
-        <w:rPr>
-          <w:rFonts w:ascii="Times New Roman" w:hAnsi="Times New Roman" w:cs="Times New Roman"/>
-          <w:sz w:val="24"/>
-          <w:szCs w:val="24"/>
-        </w:rPr>
-      </w:pPr>
-    </w:p>
-    <w:p>
-      <w:pPr>
-        <w:spacing w:after="0" w:line="240" w:lineRule="auto"/>
-        <w:rPr>
-          <w:rFonts w:ascii="Times New Roman" w:hAnsi="Times New Roman" w:cs="Times New Roman"/>
-          <w:sz w:val="24"/>
-          <w:szCs w:val="24"/>
-        </w:rPr>
-      </w:pPr>
-    </w:p>
-    <w:p>
-      <w:pPr>
-        <w:spacing w:after="0" w:line="240" w:lineRule="auto"/>
-        <w:rPr>
-          <w:rFonts w:ascii="Times New Roman" w:hAnsi="Times New Roman" w:cs="Times New Roman"/>
-          <w:sz w:val="24"/>
-          <w:szCs w:val="24"/>
-        </w:rPr>
-      </w:pPr>
-    </w:p>
-    <w:p>
-      <w:pPr>
-        <w:spacing w:after="0" w:line="240" w:lineRule="auto"/>
-        <w:rPr>
-          <w:rFonts w:ascii="Times New Roman" w:hAnsi="Times New Roman" w:cs="Times New Roman"/>
-          <w:sz w:val="24"/>
-          <w:szCs w:val="24"/>
-        </w:rPr>
-      </w:pPr>
-    </w:p>
-    <w:p>
-      <w:pPr>
-        <w:spacing w:after="0" w:line="240" w:lineRule="auto"/>
-        <w:rPr>
-          <w:rFonts w:ascii="Times New Roman" w:hAnsi="Times New Roman" w:cs="Times New Roman"/>
-          <w:sz w:val="24"/>
-          <w:szCs w:val="24"/>
-        </w:rPr>
-      </w:pPr>
-    </w:p>
-    <w:p>
-      <w:pPr>
-        <w:spacing w:after="0" w:line="240" w:lineRule="auto"/>
-        <w:rPr>
-          <w:rFonts w:ascii="Times New Roman" w:hAnsi="Times New Roman" w:cs="Times New Roman"/>
-          <w:sz w:val="24"/>
-          <w:szCs w:val="24"/>
-        </w:rPr>
-      </w:pPr>
-      <w:r>
-        <w:rPr>
-          <w:rFonts w:ascii="Times New Roman" w:hAnsi="Times New Roman" w:cs="Times New Roman"/>
-          <w:sz w:val="24"/>
-          <w:szCs w:val="24"/>
-        </w:rPr>
+          <w:rFonts w:ascii="Times New Roman" w:hAnsi="Times New Roman" w:cs="Times New Roman"/>
+          <w:sz w:val="24"/>
+          <w:szCs w:val="24"/>
+        </w:rPr>
+      </w:pPr>
+    </w:p>
+    <w:p>
+      <w:pPr>
+        <w:spacing w:after="0" w:line="240" w:lineRule="auto"/>
+        <w:rPr>
+          <w:rFonts w:ascii="Times New Roman" w:hAnsi="Times New Roman" w:cs="Times New Roman"/>
+          <w:sz w:val="24"/>
+          <w:szCs w:val="24"/>
+        </w:rPr>
+      </w:pPr>
+      <w:r>
+        <w:rPr>
+          <w:rFonts w:ascii="Times New Roman" w:hAnsi="Times New Roman" w:cs="Times New Roman"/>
+          <w:sz w:val="24"/>
+          <w:szCs w:val="24"/>
+        </w:rPr>
+        <w:t xml:space="preserve">We apologize for the confusion. The gray line actually showed the result of the audio-only </w:t>
+      </w:r>
+      <w:r>
+        <w:rPr>
+          <w:rFonts w:ascii="Times New Roman" w:hAnsi="Times New Roman" w:cs="Times New Roman"/>
+          <w:sz w:val="24"/>
+          <w:szCs w:val="24"/>
+        </w:rPr>
+        <w:t>(no pen) test continuum presented in Liu and Jaeger (2018, in their supplementary information). This gray line was only meant to show in our supplementary information, where we explain its relevance. This has now been fixed.</w:t>
+      </w:r>
+    </w:p>
+    <w:p>
+      <w:pPr>
+        <w:spacing w:after="0" w:line="240" w:lineRule="auto"/>
+        <w:rPr>
+          <w:rFonts w:ascii="Times New Roman" w:hAnsi="Times New Roman" w:cs="Times New Roman"/>
+          <w:sz w:val="24"/>
+          <w:szCs w:val="24"/>
+        </w:rPr>
+      </w:pPr>
+    </w:p>
+    <w:p>
+      <w:pPr>
+        <w:spacing w:after="0" w:line="240" w:lineRule="auto"/>
+        <w:rPr>
+          <w:rFonts w:ascii="Times New Roman" w:hAnsi="Times New Roman" w:cs="Times New Roman"/>
+          <w:sz w:val="24"/>
+          <w:szCs w:val="24"/>
+        </w:rPr>
+      </w:pPr>
+    </w:p>
+    <w:p>
+      <w:pPr>
+        <w:spacing w:after="0" w:line="240" w:lineRule="auto"/>
+        <w:rPr>
+          <w:rFonts w:ascii="Times New Roman" w:hAnsi="Times New Roman" w:cs="Times New Roman"/>
+          <w:sz w:val="24"/>
+          <w:szCs w:val="24"/>
+        </w:rPr>
+      </w:pPr>
+    </w:p>
+    <w:p>
+      <w:pPr>
+        <w:spacing w:after="0" w:line="240" w:lineRule="auto"/>
+        <w:rPr>
+          <w:rFonts w:ascii="Times New Roman" w:hAnsi="Times New Roman" w:cs="Times New Roman"/>
+          <w:sz w:val="24"/>
+          <w:szCs w:val="24"/>
+        </w:rPr>
+      </w:pPr>
+    </w:p>
+    <w:p>
+      <w:pPr>
+        <w:spacing w:after="0" w:line="240" w:lineRule="auto"/>
+        <w:rPr>
+          <w:rFonts w:ascii="Times New Roman" w:hAnsi="Times New Roman" w:cs="Times New Roman"/>
+          <w:sz w:val="24"/>
+          <w:szCs w:val="24"/>
+        </w:rPr>
+      </w:pPr>
+    </w:p>
+    <w:p>
+      <w:pPr>
+        <w:spacing w:after="0" w:line="240" w:lineRule="auto"/>
+        <w:rPr>
+          <w:rFonts w:ascii="Times New Roman" w:hAnsi="Times New Roman" w:cs="Times New Roman"/>
+          <w:sz w:val="24"/>
+          <w:szCs w:val="24"/>
+        </w:rPr>
+      </w:pPr>
+    </w:p>
+    <w:p>
+      <w:pPr>
+        <w:spacing w:after="0" w:line="240" w:lineRule="auto"/>
+        <w:rPr>
+          <w:rFonts w:ascii="Times New Roman" w:hAnsi="Times New Roman" w:cs="Times New Roman"/>
+          <w:sz w:val="24"/>
+          <w:szCs w:val="24"/>
+        </w:rPr>
+      </w:pPr>
+    </w:p>
+    <w:p>
+      <w:pPr>
+        <w:spacing w:after="0" w:line="240" w:lineRule="auto"/>
+        <w:rPr>
+          <w:rFonts w:ascii="Times New Roman" w:hAnsi="Times New Roman" w:cs="Times New Roman"/>
+          <w:sz w:val="24"/>
+          <w:szCs w:val="24"/>
+        </w:rPr>
+      </w:pPr>
+    </w:p>
+    <w:p>
+      <w:pPr>
+        <w:spacing w:after="0" w:line="240" w:lineRule="auto"/>
+        <w:rPr>
+          <w:rFonts w:ascii="Times New Roman" w:hAnsi="Times New Roman" w:cs="Times New Roman"/>
+          <w:sz w:val="24"/>
+          <w:szCs w:val="24"/>
+        </w:rPr>
+      </w:pPr>
+    </w:p>
+    <w:p>
+      <w:pPr>
+        <w:spacing w:after="0" w:line="240" w:lineRule="auto"/>
+        <w:rPr>
+          <w:rFonts w:ascii="Times New Roman" w:hAnsi="Times New Roman" w:cs="Times New Roman"/>
+          <w:sz w:val="24"/>
+          <w:szCs w:val="24"/>
+        </w:rPr>
+      </w:pPr>
+    </w:p>
+    <w:p>
+      <w:pPr>
+        <w:spacing w:after="0" w:line="240" w:lineRule="auto"/>
+        <w:rPr>
+          <w:rFonts w:ascii="Times New Roman" w:hAnsi="Times New Roman" w:cs="Times New Roman"/>
+          <w:sz w:val="24"/>
+          <w:szCs w:val="24"/>
+        </w:rPr>
+      </w:pPr>
+      <w:r>
+        <w:rPr>
+          <w:rFonts w:ascii="Times New Roman" w:hAnsi="Times New Roman" w:cs="Times New Roman"/>
+          <w:sz w:val="24"/>
+          <w:szCs w:val="24"/>
+        </w:rPr>
+        <w:lastRenderedPageBreak/>
         <w:t xml:space="preserve"> </w:t>
       </w:r>
     </w:p>
@@ -3806,8 +3312,8 @@
 </file>
 
 <file path=word/comments.xml><?xml version="1.0" encoding="utf-8"?>
-<w:comments xmlns:wpc="http://schemas.microsoft.com/office/word/2010/wordprocessingCanvas" xmlns:cx="http://schemas.microsoft.com/office/drawing/2014/chartex" xmlns:cx1="http://schemas.microsoft.com/office/drawing/2015/9/8/chartex" xmlns:cx2="http://schemas.microsoft.com/office/drawing/2015/10/21/chartex" xmlns:cx3="http://schemas.microsoft.com/office/drawing/2016/5/9/chartex" xmlns:cx4="http://schemas.microsoft.com/office/drawing/2016/5/10/chartex" xmlns:cx5="http://schemas.microsoft.com/office/drawing/2016/5/11/chartex" xmlns:cx6="http://schemas.microsoft.com/office/drawing/2016/5/12/chartex" xmlns:cx7="http://schemas.microsoft.com/office/drawing/2016/5/13/chartex" xmlns:cx8="http://schemas.microsoft.com/office/drawing/2016/5/14/chartex" xmlns:mc="http://schemas.openxmlformats.org/markup-compatibility/2006" xmlns:aink="http://schemas.microsoft.com/office/drawing/2016/ink" xmlns:am3d="http://schemas.microsoft.com/office/drawing/2017/model3d" xmlns:o="urn:schemas-microsoft-com:office:office" xmlns:oel="http://schemas.microsoft.com/office/2019/extlst" xmlns:r="http://schemas.openxmlformats.org/officeDocument/2006/relationships" xmlns:m="http://schemas.openxmlformats.org/officeDocument/2006/math" xmlns:v="urn:schemas-microsoft-com:vml" xmlns:wp14="http://schemas.microsoft.com/office/word/2010/wordprocessingDrawing" xmlns:wp="http://schemas.openxmlformats.org/drawingml/2006/wordprocessingDrawing" xmlns:w10="urn:schemas-microsoft-com:office:word" xmlns:w="http://schemas.openxmlformats.org/wordprocessingml/2006/main" xmlns:w14="http://schemas.microsoft.com/office/word/2010/wordml" xmlns:w15="http://schemas.microsoft.com/office/word/2012/wordml" xmlns:w16cex="http://schemas.microsoft.com/office/word/2018/wordml/cex" xmlns:w16cid="http://schemas.microsoft.com/office/word/2016/wordml/cid" xmlns:w16="http://schemas.microsoft.com/office/word/2018/wordml" xmlns:w16du="http://schemas.microsoft.com/office/word/2023/wordml/word16du" xmlns:w16sdtdh="http://schemas.microsoft.com/office/word/2020/wordml/sdtdatahash" xmlns:w16sdtfl="http://schemas.microsoft.com/office/word/2024/wordml/sdtformatlock" xmlns:w16se="http://schemas.microsoft.com/office/word/2015/wordml/symex" xmlns:wpg="http://schemas.microsoft.com/office/word/2010/wordprocessingGroup" xmlns:wpi="http://schemas.microsoft.com/office/word/2010/wordprocessingInk" xmlns:wne="http://schemas.microsoft.com/office/word/2006/wordml" xmlns:wps="http://schemas.microsoft.com/office/word/2010/wordprocessingShape" mc:Ignorable="w14 w15 w16se w16cid w16 w16cex w16sdtdh w16sdtfl w16du wp14">
-  <w:comment w:id="0" w:author="Cummings, Shawn" w:date="2025-05-10T13:53:00Z" w:initials="SC">
+<w:comments xmlns:wpc="http://schemas.microsoft.com/office/word/2010/wordprocessingCanvas" xmlns:cx="http://schemas.microsoft.com/office/drawing/2014/chartex" xmlns:cx1="http://schemas.microsoft.com/office/drawing/2015/9/8/chartex" xmlns:cx2="http://schemas.microsoft.com/office/drawing/2015/10/21/chartex" xmlns:cx3="http://schemas.microsoft.com/office/drawing/2016/5/9/chartex" xmlns:cx4="http://schemas.microsoft.com/office/drawing/2016/5/10/chartex" xmlns:cx5="http://schemas.microsoft.com/office/drawing/2016/5/11/chartex" xmlns:cx6="http://schemas.microsoft.com/office/drawing/2016/5/12/chartex" xmlns:cx7="http://schemas.microsoft.com/office/drawing/2016/5/13/chartex" xmlns:cx8="http://schemas.microsoft.com/office/drawing/2016/5/14/chartex" xmlns:mc="http://schemas.openxmlformats.org/markup-compatibility/2006" xmlns:aink="http://schemas.microsoft.com/office/drawing/2016/ink" xmlns:am3d="http://schemas.microsoft.com/office/drawing/2017/model3d" xmlns:o="urn:schemas-microsoft-com:office:office" xmlns:oel="http://schemas.microsoft.com/office/2019/extlst" xmlns:r="http://schemas.openxmlformats.org/officeDocument/2006/relationships" xmlns:m="http://schemas.openxmlformats.org/officeDocument/2006/math" xmlns:v="urn:schemas-microsoft-com:vml" xmlns:wp14="http://schemas.microsoft.com/office/word/2010/wordprocessingDrawing" xmlns:wp="http://schemas.openxmlformats.org/drawingml/2006/wordprocessingDrawing" xmlns:w10="urn:schemas-microsoft-com:office:word" xmlns:w="http://schemas.openxmlformats.org/wordprocessingml/2006/main" xmlns:w14="http://schemas.microsoft.com/office/word/2010/wordml" xmlns:w15="http://schemas.microsoft.com/office/word/2012/wordml" xmlns:w16cex="http://schemas.microsoft.com/office/word/2018/wordml/cex" xmlns:w16cid="http://schemas.microsoft.com/office/word/2016/wordml/cid" xmlns:w16="http://schemas.microsoft.com/office/word/2018/wordml" xmlns:w16du="http://schemas.microsoft.com/office/word/2023/wordml/word16du" xmlns:w16sdtdh="http://schemas.microsoft.com/office/word/2020/wordml/sdtdatahash" xmlns:w16se="http://schemas.microsoft.com/office/word/2015/wordml/symex" xmlns:wpg="http://schemas.microsoft.com/office/word/2010/wordprocessingGroup" xmlns:wpi="http://schemas.microsoft.com/office/word/2010/wordprocessingInk" xmlns:wne="http://schemas.microsoft.com/office/word/2006/wordml" xmlns:wps="http://schemas.microsoft.com/office/word/2010/wordprocessingShape" mc:Ignorable="w14 w15 w16se w16cid w16 w16cex w16sdtdh w16du wp14">
+  <w:comment w:id="7" w:author="Cummings, Shawn" w:date="2025-05-10T15:00:00Z" w:initials="SC">
     <w:p>
       <w:r>
         <w:rPr>
@@ -3820,45 +3326,11 @@
           <w:sz w:val="20"/>
           <w:szCs w:val="20"/>
         </w:rPr>
-        <w:t>Revisit once paragraph drafted</w:t>
+        <w:t>In text we say 0.5%— let’s double check this?</w:t>
       </w:r>
     </w:p>
   </w:comment>
-  <w:comment w:id="2" w:author="Cummings, Shawn" w:date="2025-05-09T13:18:00Z" w:initials="SC">
-    <w:p>
-      <w:r>
-        <w:rPr>
-          <w:rStyle w:val="CommentReference"/>
-        </w:rPr>
-        <w:annotationRef/>
-      </w:r>
-      <w:r>
-        <w:rPr>
-          <w:sz w:val="20"/>
-          <w:szCs w:val="20"/>
-        </w:rPr>
-        <w:t>Unless we instead just remove the LJ18 line</w:t>
-      </w:r>
-    </w:p>
-  </w:comment>
-  <w:comment w:id="5" w:author="Cummings, Shawn" w:date="2025-05-10T15:00:00Z" w:initials="SC">
-    <w:p>
-      <w:r>
-        <w:rPr>
-          <w:rStyle w:val="CommentReference"/>
-        </w:rPr>
-        <w:annotationRef/>
-      </w:r>
-      <w:r>
-        <w:rPr>
-          <w:sz w:val="20"/>
-          <w:szCs w:val="20"/>
-        </w:rPr>
-        <w:t>In text we say 0.5%— let’s double check this?</w:t>
-      </w:r>
-    </w:p>
-  </w:comment>
-  <w:comment w:id="24" w:author="Jaeger, Florian" w:date="2025-05-08T18:41:00Z" w:initials="TJ">
+  <w:comment w:id="9" w:author="Jaeger, Florian" w:date="2025-05-08T18:41:00Z" w:initials="TJ">
     <w:p>
       <w:r>
         <w:rPr>
@@ -3876,7 +3348,7 @@
       </w:r>
     </w:p>
   </w:comment>
-  <w:comment w:id="25" w:author="Cummings, Shawn" w:date="2025-05-09T12:06:00Z" w:initials="SC">
+  <w:comment w:id="10" w:author="Cummings, Shawn" w:date="2025-05-09T12:06:00Z" w:initials="SC">
     <w:p>
       <w:r>
         <w:rPr>
@@ -3893,7 +3365,7 @@
       </w:r>
     </w:p>
   </w:comment>
-  <w:comment w:id="26" w:author="Jaeger, Florian" w:date="2025-05-11T13:59:00Z" w:initials="TJ">
+  <w:comment w:id="11" w:author="Jaeger, Florian" w:date="2025-05-11T13:59:00Z" w:initials="TJ">
     <w:p>
       <w:r>
         <w:rPr>
@@ -3911,42 +3383,7 @@
       </w:r>
     </w:p>
   </w:comment>
-  <w:comment w:id="28" w:author="Cummings, Shawn" w:date="2025-05-09T13:26:00Z" w:initials="SC">
-    <w:p>
-      <w:r>
-        <w:rPr>
-          <w:rStyle w:val="CommentReference"/>
-        </w:rPr>
-        <w:annotationRef/>
-      </w:r>
-      <w:r>
-        <w:rPr>
-          <w:sz w:val="20"/>
-          <w:szCs w:val="20"/>
-        </w:rPr>
-        <w:t xml:space="preserve">I actually think this reader got garden-pathed by E1a-b? </w:t>
-      </w:r>
-    </w:p>
-  </w:comment>
-  <w:comment w:id="29" w:author="Jaeger, Florian" w:date="2025-05-11T14:03:00Z" w:initials="TJ">
-    <w:p>
-      <w:r>
-        <w:rPr>
-          <w:rStyle w:val="CommentReference"/>
-        </w:rPr>
-        <w:annotationRef/>
-      </w:r>
-      <w:r>
-        <w:rPr>
-          <w:color w:val="000000"/>
-          <w:sz w:val="20"/>
-          <w:szCs w:val="20"/>
-        </w:rPr>
-        <w:t>Not quite sure what you mean?</w:t>
-      </w:r>
-    </w:p>
-  </w:comment>
-  <w:comment w:id="31" w:author="Jaeger, Florian" w:date="2025-05-08T18:51:00Z" w:initials="TJ">
+  <w:comment w:id="13" w:author="Jaeger, Florian" w:date="2025-05-08T18:51:00Z" w:initials="TJ">
     <w:p>
       <w:r>
         <w:rPr>
@@ -3968,49 +3405,37 @@
 </file>
 
 <file path=word/commentsExtended.xml><?xml version="1.0" encoding="utf-8"?>
-<w15:commentsEx xmlns:wpc="http://schemas.microsoft.com/office/word/2010/wordprocessingCanvas" xmlns:cx="http://schemas.microsoft.com/office/drawing/2014/chartex" xmlns:cx1="http://schemas.microsoft.com/office/drawing/2015/9/8/chartex" xmlns:cx2="http://schemas.microsoft.com/office/drawing/2015/10/21/chartex" xmlns:cx3="http://schemas.microsoft.com/office/drawing/2016/5/9/chartex" xmlns:cx4="http://schemas.microsoft.com/office/drawing/2016/5/10/chartex" xmlns:cx5="http://schemas.microsoft.com/office/drawing/2016/5/11/chartex" xmlns:cx6="http://schemas.microsoft.com/office/drawing/2016/5/12/chartex" xmlns:cx7="http://schemas.microsoft.com/office/drawing/2016/5/13/chartex" xmlns:cx8="http://schemas.microsoft.com/office/drawing/2016/5/14/chartex" xmlns:mc="http://schemas.openxmlformats.org/markup-compatibility/2006" xmlns:aink="http://schemas.microsoft.com/office/drawing/2016/ink" xmlns:am3d="http://schemas.microsoft.com/office/drawing/2017/model3d" xmlns:o="urn:schemas-microsoft-com:office:office" xmlns:oel="http://schemas.microsoft.com/office/2019/extlst" xmlns:r="http://schemas.openxmlformats.org/officeDocument/2006/relationships" xmlns:m="http://schemas.openxmlformats.org/officeDocument/2006/math" xmlns:v="urn:schemas-microsoft-com:vml" xmlns:wp14="http://schemas.microsoft.com/office/word/2010/wordprocessingDrawing" xmlns:wp="http://schemas.openxmlformats.org/drawingml/2006/wordprocessingDrawing" xmlns:w10="urn:schemas-microsoft-com:office:word" xmlns:w="http://schemas.openxmlformats.org/wordprocessingml/2006/main" xmlns:w14="http://schemas.microsoft.com/office/word/2010/wordml" xmlns:w15="http://schemas.microsoft.com/office/word/2012/wordml" xmlns:w16cex="http://schemas.microsoft.com/office/word/2018/wordml/cex" xmlns:w16cid="http://schemas.microsoft.com/office/word/2016/wordml/cid" xmlns:w16="http://schemas.microsoft.com/office/word/2018/wordml" xmlns:w16du="http://schemas.microsoft.com/office/word/2023/wordml/word16du" xmlns:w16sdtdh="http://schemas.microsoft.com/office/word/2020/wordml/sdtdatahash" xmlns:w16sdtfl="http://schemas.microsoft.com/office/word/2024/wordml/sdtformatlock" xmlns:w16se="http://schemas.microsoft.com/office/word/2015/wordml/symex" xmlns:wpg="http://schemas.microsoft.com/office/word/2010/wordprocessingGroup" xmlns:wpi="http://schemas.microsoft.com/office/word/2010/wordprocessingInk" xmlns:wne="http://schemas.microsoft.com/office/word/2006/wordml" xmlns:wps="http://schemas.microsoft.com/office/word/2010/wordprocessingShape" mc:Ignorable="w14 w15 w16se w16cid w16 w16cex w16sdtdh w16sdtfl w16du wp14">
-  <w15:commentEx w15:paraId="2C45303E" w15:done="0"/>
-  <w15:commentEx w15:paraId="492B34B2" w15:done="0"/>
+<w15:commentsEx xmlns:wpc="http://schemas.microsoft.com/office/word/2010/wordprocessingCanvas" xmlns:cx="http://schemas.microsoft.com/office/drawing/2014/chartex" xmlns:cx1="http://schemas.microsoft.com/office/drawing/2015/9/8/chartex" xmlns:cx2="http://schemas.microsoft.com/office/drawing/2015/10/21/chartex" xmlns:cx3="http://schemas.microsoft.com/office/drawing/2016/5/9/chartex" xmlns:cx4="http://schemas.microsoft.com/office/drawing/2016/5/10/chartex" xmlns:cx5="http://schemas.microsoft.com/office/drawing/2016/5/11/chartex" xmlns:cx6="http://schemas.microsoft.com/office/drawing/2016/5/12/chartex" xmlns:cx7="http://schemas.microsoft.com/office/drawing/2016/5/13/chartex" xmlns:cx8="http://schemas.microsoft.com/office/drawing/2016/5/14/chartex" xmlns:mc="http://schemas.openxmlformats.org/markup-compatibility/2006" xmlns:aink="http://schemas.microsoft.com/office/drawing/2016/ink" xmlns:am3d="http://schemas.microsoft.com/office/drawing/2017/model3d" xmlns:o="urn:schemas-microsoft-com:office:office" xmlns:oel="http://schemas.microsoft.com/office/2019/extlst" xmlns:r="http://schemas.openxmlformats.org/officeDocument/2006/relationships" xmlns:m="http://schemas.openxmlformats.org/officeDocument/2006/math" xmlns:v="urn:schemas-microsoft-com:vml" xmlns:wp14="http://schemas.microsoft.com/office/word/2010/wordprocessingDrawing" xmlns:wp="http://schemas.openxmlformats.org/drawingml/2006/wordprocessingDrawing" xmlns:w10="urn:schemas-microsoft-com:office:word" xmlns:w="http://schemas.openxmlformats.org/wordprocessingml/2006/main" xmlns:w14="http://schemas.microsoft.com/office/word/2010/wordml" xmlns:w15="http://schemas.microsoft.com/office/word/2012/wordml" xmlns:w16cex="http://schemas.microsoft.com/office/word/2018/wordml/cex" xmlns:w16cid="http://schemas.microsoft.com/office/word/2016/wordml/cid" xmlns:w16="http://schemas.microsoft.com/office/word/2018/wordml" xmlns:w16du="http://schemas.microsoft.com/office/word/2023/wordml/word16du" xmlns:w16sdtdh="http://schemas.microsoft.com/office/word/2020/wordml/sdtdatahash" xmlns:w16se="http://schemas.microsoft.com/office/word/2015/wordml/symex" xmlns:wpg="http://schemas.microsoft.com/office/word/2010/wordprocessingGroup" xmlns:wpi="http://schemas.microsoft.com/office/word/2010/wordprocessingInk" xmlns:wne="http://schemas.microsoft.com/office/word/2006/wordml" xmlns:wps="http://schemas.microsoft.com/office/word/2010/wordprocessingShape" mc:Ignorable="w14 w15 w16se w16cid w16 w16cex w16sdtdh w16du wp14">
   <w15:commentEx w15:paraId="7C915410" w15:done="0"/>
-  <w15:commentEx w15:paraId="6F322517" w15:done="0"/>
-  <w15:commentEx w15:paraId="176D0065" w15:paraIdParent="6F322517" w15:done="0"/>
-  <w15:commentEx w15:paraId="32BC88D6" w15:paraIdParent="6F322517" w15:done="0"/>
-  <w15:commentEx w15:paraId="4DC50076" w15:done="0"/>
-  <w15:commentEx w15:paraId="1051E364" w15:paraIdParent="4DC50076" w15:done="0"/>
+  <w15:commentEx w15:paraId="6F322517" w15:done="1"/>
+  <w15:commentEx w15:paraId="176D0065" w15:paraIdParent="6F322517" w15:done="1"/>
+  <w15:commentEx w15:paraId="32BC88D6" w15:paraIdParent="6F322517" w15:done="1"/>
   <w15:commentEx w15:paraId="2A929C5A" w15:done="0"/>
 </w15:commentsEx>
 </file>
 
 <file path=word/commentsExtensible.xml><?xml version="1.0" encoding="utf-8"?>
-<w16cex:commentsExtensible xmlns:wpc="http://schemas.microsoft.com/office/word/2010/wordprocessingCanvas" xmlns:cx="http://schemas.microsoft.com/office/drawing/2014/chartex" xmlns:cx1="http://schemas.microsoft.com/office/drawing/2015/9/8/chartex" xmlns:cx2="http://schemas.microsoft.com/office/drawing/2015/10/21/chartex" xmlns:cx3="http://schemas.microsoft.com/office/drawing/2016/5/9/chartex" xmlns:cx4="http://schemas.microsoft.com/office/drawing/2016/5/10/chartex" xmlns:cx5="http://schemas.microsoft.com/office/drawing/2016/5/11/chartex" xmlns:cx6="http://schemas.microsoft.com/office/drawing/2016/5/12/chartex" xmlns:cx7="http://schemas.microsoft.com/office/drawing/2016/5/13/chartex" xmlns:cx8="http://schemas.microsoft.com/office/drawing/2016/5/14/chartex" xmlns:cr="http://schemas.microsoft.com/office/comments/2020/reactions" xmlns:mc="http://schemas.openxmlformats.org/markup-compatibility/2006" xmlns:aink="http://schemas.microsoft.com/office/drawing/2016/ink" xmlns:am3d="http://schemas.microsoft.com/office/drawing/2017/model3d" xmlns:o="urn:schemas-microsoft-com:office:office" xmlns:oel="http://schemas.microsoft.com/office/2019/extlst" xmlns:r="http://schemas.openxmlformats.org/officeDocument/2006/relationships" xmlns:m="http://schemas.openxmlformats.org/officeDocument/2006/math" xmlns:v="urn:schemas-microsoft-com:vml" xmlns:wp14="http://schemas.microsoft.com/office/word/2010/wordprocessingDrawing" xmlns:wp="http://schemas.openxmlformats.org/drawingml/2006/wordprocessingDrawing" xmlns:w10="urn:schemas-microsoft-com:office:word" xmlns:w="http://schemas.openxmlformats.org/wordprocessingml/2006/main" xmlns:w14="http://schemas.microsoft.com/office/word/2010/wordml" xmlns:w15="http://schemas.microsoft.com/office/word/2012/wordml" xmlns:w16cex="http://schemas.microsoft.com/office/word/2018/wordml/cex" xmlns:w16cid="http://schemas.microsoft.com/office/word/2016/wordml/cid" xmlns:w16="http://schemas.microsoft.com/office/word/2018/wordml" xmlns:w16du="http://schemas.microsoft.com/office/word/2023/wordml/word16du" xmlns:w16sdtdh="http://schemas.microsoft.com/office/word/2020/wordml/sdtdatahash" xmlns:w16sdtfl="http://schemas.microsoft.com/office/word/2024/wordml/sdtformatlock" xmlns:w16se="http://schemas.microsoft.com/office/word/2015/wordml/symex" xmlns:wpg="http://schemas.microsoft.com/office/word/2010/wordprocessingGroup" xmlns:wpi="http://schemas.microsoft.com/office/word/2010/wordprocessingInk" xmlns:wne="http://schemas.microsoft.com/office/word/2006/wordml" xmlns:wps="http://schemas.microsoft.com/office/word/2010/wordprocessingShape" mc:Ignorable="w14 w15 w16se w16cid w16 w16cex w16sdtdh w16sdtfl cr w16du wp14">
-  <w16cex:commentExtensible w16cex:durableId="6CD008D0" w16cex:dateUtc="2025-05-10T17:53:00Z"/>
-  <w16cex:commentExtensible w16cex:durableId="3BC2F3FC" w16cex:dateUtc="2025-05-09T17:18:00Z"/>
+<w16cex:commentsExtensible xmlns:wpc="http://schemas.microsoft.com/office/word/2010/wordprocessingCanvas" xmlns:cx="http://schemas.microsoft.com/office/drawing/2014/chartex" xmlns:cx1="http://schemas.microsoft.com/office/drawing/2015/9/8/chartex" xmlns:cx2="http://schemas.microsoft.com/office/drawing/2015/10/21/chartex" xmlns:cx3="http://schemas.microsoft.com/office/drawing/2016/5/9/chartex" xmlns:cx4="http://schemas.microsoft.com/office/drawing/2016/5/10/chartex" xmlns:cx5="http://schemas.microsoft.com/office/drawing/2016/5/11/chartex" xmlns:cx6="http://schemas.microsoft.com/office/drawing/2016/5/12/chartex" xmlns:cx7="http://schemas.microsoft.com/office/drawing/2016/5/13/chartex" xmlns:cx8="http://schemas.microsoft.com/office/drawing/2016/5/14/chartex" xmlns:cr="http://schemas.microsoft.com/office/comments/2020/reactions" xmlns:mc="http://schemas.openxmlformats.org/markup-compatibility/2006" xmlns:aink="http://schemas.microsoft.com/office/drawing/2016/ink" xmlns:am3d="http://schemas.microsoft.com/office/drawing/2017/model3d" xmlns:o="urn:schemas-microsoft-com:office:office" xmlns:oel="http://schemas.microsoft.com/office/2019/extlst" xmlns:r="http://schemas.openxmlformats.org/officeDocument/2006/relationships" xmlns:m="http://schemas.openxmlformats.org/officeDocument/2006/math" xmlns:v="urn:schemas-microsoft-com:vml" xmlns:wp14="http://schemas.microsoft.com/office/word/2010/wordprocessingDrawing" xmlns:wp="http://schemas.openxmlformats.org/drawingml/2006/wordprocessingDrawing" xmlns:w10="urn:schemas-microsoft-com:office:word" xmlns:w="http://schemas.openxmlformats.org/wordprocessingml/2006/main" xmlns:w14="http://schemas.microsoft.com/office/word/2010/wordml" xmlns:w15="http://schemas.microsoft.com/office/word/2012/wordml" xmlns:w16cex="http://schemas.microsoft.com/office/word/2018/wordml/cex" xmlns:w16cid="http://schemas.microsoft.com/office/word/2016/wordml/cid" xmlns:w16="http://schemas.microsoft.com/office/word/2018/wordml" xmlns:w16du="http://schemas.microsoft.com/office/word/2023/wordml/word16du" xmlns:w16sdtdh="http://schemas.microsoft.com/office/word/2020/wordml/sdtdatahash" xmlns:w16se="http://schemas.microsoft.com/office/word/2015/wordml/symex" xmlns:wpg="http://schemas.microsoft.com/office/word/2010/wordprocessingGroup" xmlns:wpi="http://schemas.microsoft.com/office/word/2010/wordprocessingInk" xmlns:wne="http://schemas.microsoft.com/office/word/2006/wordml" xmlns:wps="http://schemas.microsoft.com/office/word/2010/wordprocessingShape" mc:Ignorable="w14 w15 w16se w16cid w16 w16cex w16sdtdh cr w16du wp14">
   <w16cex:commentExtensible w16cex:durableId="5B5573C8" w16cex:dateUtc="2025-05-10T19:00:00Z"/>
   <w16cex:commentExtensible w16cex:durableId="5FDB0EAD" w16cex:dateUtc="2025-05-08T22:41:00Z"/>
   <w16cex:commentExtensible w16cex:durableId="461AD974" w16cex:dateUtc="2025-05-09T16:06:00Z"/>
   <w16cex:commentExtensible w16cex:durableId="778F29AB" w16cex:dateUtc="2025-05-11T17:59:00Z"/>
-  <w16cex:commentExtensible w16cex:durableId="0A32BC00" w16cex:dateUtc="2025-05-09T17:26:00Z"/>
-  <w16cex:commentExtensible w16cex:durableId="76B63400" w16cex:dateUtc="2025-05-11T18:03:00Z"/>
   <w16cex:commentExtensible w16cex:durableId="019ED708" w16cex:dateUtc="2025-05-08T22:51:00Z"/>
 </w16cex:commentsExtensible>
 </file>
 
 <file path=word/commentsIds.xml><?xml version="1.0" encoding="utf-8"?>
-<w16cid:commentsIds xmlns:wpc="http://schemas.microsoft.com/office/word/2010/wordprocessingCanvas" xmlns:cx="http://schemas.microsoft.com/office/drawing/2014/chartex" xmlns:cx1="http://schemas.microsoft.com/office/drawing/2015/9/8/chartex" xmlns:cx2="http://schemas.microsoft.com/office/drawing/2015/10/21/chartex" xmlns:cx3="http://schemas.microsoft.com/office/drawing/2016/5/9/chartex" xmlns:cx4="http://schemas.microsoft.com/office/drawing/2016/5/10/chartex" xmlns:cx5="http://schemas.microsoft.com/office/drawing/2016/5/11/chartex" xmlns:cx6="http://schemas.microsoft.com/office/drawing/2016/5/12/chartex" xmlns:cx7="http://schemas.microsoft.com/office/drawing/2016/5/13/chartex" xmlns:cx8="http://schemas.microsoft.com/office/drawing/2016/5/14/chartex" xmlns:mc="http://schemas.openxmlformats.org/markup-compatibility/2006" xmlns:aink="http://schemas.microsoft.com/office/drawing/2016/ink" xmlns:am3d="http://schemas.microsoft.com/office/drawing/2017/model3d" xmlns:o="urn:schemas-microsoft-com:office:office" xmlns:oel="http://schemas.microsoft.com/office/2019/extlst" xmlns:r="http://schemas.openxmlformats.org/officeDocument/2006/relationships" xmlns:m="http://schemas.openxmlformats.org/officeDocument/2006/math" xmlns:v="urn:schemas-microsoft-com:vml" xmlns:wp14="http://schemas.microsoft.com/office/word/2010/wordprocessingDrawing" xmlns:wp="http://schemas.openxmlformats.org/drawingml/2006/wordprocessingDrawing" xmlns:w10="urn:schemas-microsoft-com:office:word" xmlns:w="http://schemas.openxmlformats.org/wordprocessingml/2006/main" xmlns:w14="http://schemas.microsoft.com/office/word/2010/wordml" xmlns:w15="http://schemas.microsoft.com/office/word/2012/wordml" xmlns:w16cex="http://schemas.microsoft.com/office/word/2018/wordml/cex" xmlns:w16cid="http://schemas.microsoft.com/office/word/2016/wordml/cid" xmlns:w16="http://schemas.microsoft.com/office/word/2018/wordml" xmlns:w16du="http://schemas.microsoft.com/office/word/2023/wordml/word16du" xmlns:w16sdtdh="http://schemas.microsoft.com/office/word/2020/wordml/sdtdatahash" xmlns:w16sdtfl="http://schemas.microsoft.com/office/word/2024/wordml/sdtformatlock" xmlns:w16se="http://schemas.microsoft.com/office/word/2015/wordml/symex" xmlns:wpg="http://schemas.microsoft.com/office/word/2010/wordprocessingGroup" xmlns:wpi="http://schemas.microsoft.com/office/word/2010/wordprocessingInk" xmlns:wne="http://schemas.microsoft.com/office/word/2006/wordml" xmlns:wps="http://schemas.microsoft.com/office/word/2010/wordprocessingShape" mc:Ignorable="w14 w15 w16se w16cid w16 w16cex w16sdtdh w16sdtfl w16du wp14">
-  <w16cid:commentId w16cid:paraId="2C45303E" w16cid:durableId="6CD008D0"/>
-  <w16cid:commentId w16cid:paraId="492B34B2" w16cid:durableId="3BC2F3FC"/>
+<w16cid:commentsIds xmlns:wpc="http://schemas.microsoft.com/office/word/2010/wordprocessingCanvas" xmlns:cx="http://schemas.microsoft.com/office/drawing/2014/chartex" xmlns:cx1="http://schemas.microsoft.com/office/drawing/2015/9/8/chartex" xmlns:cx2="http://schemas.microsoft.com/office/drawing/2015/10/21/chartex" xmlns:cx3="http://schemas.microsoft.com/office/drawing/2016/5/9/chartex" xmlns:cx4="http://schemas.microsoft.com/office/drawing/2016/5/10/chartex" xmlns:cx5="http://schemas.microsoft.com/office/drawing/2016/5/11/chartex" xmlns:cx6="http://schemas.microsoft.com/office/drawing/2016/5/12/chartex" xmlns:cx7="http://schemas.microsoft.com/office/drawing/2016/5/13/chartex" xmlns:cx8="http://schemas.microsoft.com/office/drawing/2016/5/14/chartex" xmlns:mc="http://schemas.openxmlformats.org/markup-compatibility/2006" xmlns:aink="http://schemas.microsoft.com/office/drawing/2016/ink" xmlns:am3d="http://schemas.microsoft.com/office/drawing/2017/model3d" xmlns:o="urn:schemas-microsoft-com:office:office" xmlns:oel="http://schemas.microsoft.com/office/2019/extlst" xmlns:r="http://schemas.openxmlformats.org/officeDocument/2006/relationships" xmlns:m="http://schemas.openxmlformats.org/officeDocument/2006/math" xmlns:v="urn:schemas-microsoft-com:vml" xmlns:wp14="http://schemas.microsoft.com/office/word/2010/wordprocessingDrawing" xmlns:wp="http://schemas.openxmlformats.org/drawingml/2006/wordprocessingDrawing" xmlns:w10="urn:schemas-microsoft-com:office:word" xmlns:w="http://schemas.openxmlformats.org/wordprocessingml/2006/main" xmlns:w14="http://schemas.microsoft.com/office/word/2010/wordml" xmlns:w15="http://schemas.microsoft.com/office/word/2012/wordml" xmlns:w16cex="http://schemas.microsoft.com/office/word/2018/wordml/cex" xmlns:w16cid="http://schemas.microsoft.com/office/word/2016/wordml/cid" xmlns:w16="http://schemas.microsoft.com/office/word/2018/wordml" xmlns:w16du="http://schemas.microsoft.com/office/word/2023/wordml/word16du" xmlns:w16sdtdh="http://schemas.microsoft.com/office/word/2020/wordml/sdtdatahash" xmlns:w16se="http://schemas.microsoft.com/office/word/2015/wordml/symex" xmlns:wpg="http://schemas.microsoft.com/office/word/2010/wordprocessingGroup" xmlns:wpi="http://schemas.microsoft.com/office/word/2010/wordprocessingInk" xmlns:wne="http://schemas.microsoft.com/office/word/2006/wordml" xmlns:wps="http://schemas.microsoft.com/office/word/2010/wordprocessingShape" mc:Ignorable="w14 w15 w16se w16cid w16 w16cex w16sdtdh w16du wp14">
   <w16cid:commentId w16cid:paraId="7C915410" w16cid:durableId="5B5573C8"/>
   <w16cid:commentId w16cid:paraId="6F322517" w16cid:durableId="5FDB0EAD"/>
   <w16cid:commentId w16cid:paraId="176D0065" w16cid:durableId="461AD974"/>
   <w16cid:commentId w16cid:paraId="32BC88D6" w16cid:durableId="778F29AB"/>
-  <w16cid:commentId w16cid:paraId="4DC50076" w16cid:durableId="0A32BC00"/>
-  <w16cid:commentId w16cid:paraId="1051E364" w16cid:durableId="76B63400"/>
   <w16cid:commentId w16cid:paraId="2A929C5A" w16cid:durableId="019ED708"/>
 </w16cid:commentsIds>
 </file>
 
 <file path=word/endnotes.xml><?xml version="1.0" encoding="utf-8"?>
-<w:endnotes xmlns:wpc="http://schemas.microsoft.com/office/word/2010/wordprocessingCanvas" xmlns:cx="http://schemas.microsoft.com/office/drawing/2014/chartex" xmlns:cx1="http://schemas.microsoft.com/office/drawing/2015/9/8/chartex" xmlns:cx2="http://schemas.microsoft.com/office/drawing/2015/10/21/chartex" xmlns:cx3="http://schemas.microsoft.com/office/drawing/2016/5/9/chartex" xmlns:cx4="http://schemas.microsoft.com/office/drawing/2016/5/10/chartex" xmlns:cx5="http://schemas.microsoft.com/office/drawing/2016/5/11/chartex" xmlns:cx6="http://schemas.microsoft.com/office/drawing/2016/5/12/chartex" xmlns:cx7="http://schemas.microsoft.com/office/drawing/2016/5/13/chartex" xmlns:cx8="http://schemas.microsoft.com/office/drawing/2016/5/14/chartex" xmlns:mc="http://schemas.openxmlformats.org/markup-compatibility/2006" xmlns:aink="http://schemas.microsoft.com/office/drawing/2016/ink" xmlns:am3d="http://schemas.microsoft.com/office/drawing/2017/model3d" xmlns:o="urn:schemas-microsoft-com:office:office" xmlns:oel="http://schemas.microsoft.com/office/2019/extlst" xmlns:r="http://schemas.openxmlformats.org/officeDocument/2006/relationships" xmlns:m="http://schemas.openxmlformats.org/officeDocument/2006/math" xmlns:v="urn:schemas-microsoft-com:vml" xmlns:wp14="http://schemas.microsoft.com/office/word/2010/wordprocessingDrawing" xmlns:wp="http://schemas.openxmlformats.org/drawingml/2006/wordprocessingDrawing" xmlns:w10="urn:schemas-microsoft-com:office:word" xmlns:w="http://schemas.openxmlformats.org/wordprocessingml/2006/main" xmlns:w14="http://schemas.microsoft.com/office/word/2010/wordml" xmlns:w15="http://schemas.microsoft.com/office/word/2012/wordml" xmlns:w16cex="http://schemas.microsoft.com/office/word/2018/wordml/cex" xmlns:w16cid="http://schemas.microsoft.com/office/word/2016/wordml/cid" xmlns:w16="http://schemas.microsoft.com/office/word/2018/wordml" xmlns:w16du="http://schemas.microsoft.com/office/word/2023/wordml/word16du" xmlns:w16sdtdh="http://schemas.microsoft.com/office/word/2020/wordml/sdtdatahash" xmlns:w16sdtfl="http://schemas.microsoft.com/office/word/2024/wordml/sdtformatlock" xmlns:w16se="http://schemas.microsoft.com/office/word/2015/wordml/symex" xmlns:wpg="http://schemas.microsoft.com/office/word/2010/wordprocessingGroup" xmlns:wpi="http://schemas.microsoft.com/office/word/2010/wordprocessingInk" xmlns:wne="http://schemas.microsoft.com/office/word/2006/wordml" xmlns:wps="http://schemas.microsoft.com/office/word/2010/wordprocessingShape" mc:Ignorable="w14 w15 w16se w16cid w16 w16cex w16sdtdh w16sdtfl w16du wp14">
+<w:endnotes xmlns:wpc="http://schemas.microsoft.com/office/word/2010/wordprocessingCanvas" xmlns:cx="http://schemas.microsoft.com/office/drawing/2014/chartex" xmlns:cx1="http://schemas.microsoft.com/office/drawing/2015/9/8/chartex" xmlns:cx2="http://schemas.microsoft.com/office/drawing/2015/10/21/chartex" xmlns:cx3="http://schemas.microsoft.com/office/drawing/2016/5/9/chartex" xmlns:cx4="http://schemas.microsoft.com/office/drawing/2016/5/10/chartex" xmlns:cx5="http://schemas.microsoft.com/office/drawing/2016/5/11/chartex" xmlns:cx6="http://schemas.microsoft.com/office/drawing/2016/5/12/chartex" xmlns:cx7="http://schemas.microsoft.com/office/drawing/2016/5/13/chartex" xmlns:cx8="http://schemas.microsoft.com/office/drawing/2016/5/14/chartex" xmlns:mc="http://schemas.openxmlformats.org/markup-compatibility/2006" xmlns:aink="http://schemas.microsoft.com/office/drawing/2016/ink" xmlns:am3d="http://schemas.microsoft.com/office/drawing/2017/model3d" xmlns:o="urn:schemas-microsoft-com:office:office" xmlns:oel="http://schemas.microsoft.com/office/2019/extlst" xmlns:r="http://schemas.openxmlformats.org/officeDocument/2006/relationships" xmlns:m="http://schemas.openxmlformats.org/officeDocument/2006/math" xmlns:v="urn:schemas-microsoft-com:vml" xmlns:wp14="http://schemas.microsoft.com/office/word/2010/wordprocessingDrawing" xmlns:wp="http://schemas.openxmlformats.org/drawingml/2006/wordprocessingDrawing" xmlns:w10="urn:schemas-microsoft-com:office:word" xmlns:w="http://schemas.openxmlformats.org/wordprocessingml/2006/main" xmlns:w14="http://schemas.microsoft.com/office/word/2010/wordml" xmlns:w15="http://schemas.microsoft.com/office/word/2012/wordml" xmlns:w16cex="http://schemas.microsoft.com/office/word/2018/wordml/cex" xmlns:w16cid="http://schemas.microsoft.com/office/word/2016/wordml/cid" xmlns:w16="http://schemas.microsoft.com/office/word/2018/wordml" xmlns:w16du="http://schemas.microsoft.com/office/word/2023/wordml/word16du" xmlns:w16sdtdh="http://schemas.microsoft.com/office/word/2020/wordml/sdtdatahash" xmlns:w16se="http://schemas.microsoft.com/office/word/2015/wordml/symex" xmlns:wpg="http://schemas.microsoft.com/office/word/2010/wordprocessingGroup" xmlns:wpi="http://schemas.microsoft.com/office/word/2010/wordprocessingInk" xmlns:wne="http://schemas.microsoft.com/office/word/2006/wordml" xmlns:wps="http://schemas.microsoft.com/office/word/2010/wordprocessingShape" mc:Ignorable="w14 w15 w16se w16cid w16 w16cex w16sdtdh w16du wp14">
   <w:endnote w:type="separator" w:id="-1">
     <w:p>
       <w:pPr>
@@ -4035,7 +3460,7 @@
 </file>
 
 <file path=word/footer1.xml><?xml version="1.0" encoding="utf-8"?>
-<w:ftr xmlns:wpc="http://schemas.microsoft.com/office/word/2010/wordprocessingCanvas" xmlns:cx="http://schemas.microsoft.com/office/drawing/2014/chartex" xmlns:cx1="http://schemas.microsoft.com/office/drawing/2015/9/8/chartex" xmlns:cx2="http://schemas.microsoft.com/office/drawing/2015/10/21/chartex" xmlns:cx3="http://schemas.microsoft.com/office/drawing/2016/5/9/chartex" xmlns:cx4="http://schemas.microsoft.com/office/drawing/2016/5/10/chartex" xmlns:cx5="http://schemas.microsoft.com/office/drawing/2016/5/11/chartex" xmlns:cx6="http://schemas.microsoft.com/office/drawing/2016/5/12/chartex" xmlns:cx7="http://schemas.microsoft.com/office/drawing/2016/5/13/chartex" xmlns:cx8="http://schemas.microsoft.com/office/drawing/2016/5/14/chartex" xmlns:mc="http://schemas.openxmlformats.org/markup-compatibility/2006" xmlns:aink="http://schemas.microsoft.com/office/drawing/2016/ink" xmlns:am3d="http://schemas.microsoft.com/office/drawing/2017/model3d" xmlns:o="urn:schemas-microsoft-com:office:office" xmlns:oel="http://schemas.microsoft.com/office/2019/extlst" xmlns:r="http://schemas.openxmlformats.org/officeDocument/2006/relationships" xmlns:m="http://schemas.openxmlformats.org/officeDocument/2006/math" xmlns:v="urn:schemas-microsoft-com:vml" xmlns:wp14="http://schemas.microsoft.com/office/word/2010/wordprocessingDrawing" xmlns:wp="http://schemas.openxmlformats.org/drawingml/2006/wordprocessingDrawing" xmlns:w10="urn:schemas-microsoft-com:office:word" xmlns:w="http://schemas.openxmlformats.org/wordprocessingml/2006/main" xmlns:w14="http://schemas.microsoft.com/office/word/2010/wordml" xmlns:w15="http://schemas.microsoft.com/office/word/2012/wordml" xmlns:w16cex="http://schemas.microsoft.com/office/word/2018/wordml/cex" xmlns:w16cid="http://schemas.microsoft.com/office/word/2016/wordml/cid" xmlns:w16="http://schemas.microsoft.com/office/word/2018/wordml" xmlns:w16du="http://schemas.microsoft.com/office/word/2023/wordml/word16du" xmlns:w16sdtdh="http://schemas.microsoft.com/office/word/2020/wordml/sdtdatahash" xmlns:w16sdtfl="http://schemas.microsoft.com/office/word/2024/wordml/sdtformatlock" xmlns:w16se="http://schemas.microsoft.com/office/word/2015/wordml/symex" xmlns:wpg="http://schemas.microsoft.com/office/word/2010/wordprocessingGroup" xmlns:wpi="http://schemas.microsoft.com/office/word/2010/wordprocessingInk" xmlns:wne="http://schemas.microsoft.com/office/word/2006/wordml" xmlns:wps="http://schemas.microsoft.com/office/word/2010/wordprocessingShape" mc:Ignorable="w14 w15 w16se w16cid w16 w16cex w16sdtdh w16sdtfl w16du wp14">
+<w:ftr xmlns:wpc="http://schemas.microsoft.com/office/word/2010/wordprocessingCanvas" xmlns:cx="http://schemas.microsoft.com/office/drawing/2014/chartex" xmlns:cx1="http://schemas.microsoft.com/office/drawing/2015/9/8/chartex" xmlns:cx2="http://schemas.microsoft.com/office/drawing/2015/10/21/chartex" xmlns:cx3="http://schemas.microsoft.com/office/drawing/2016/5/9/chartex" xmlns:cx4="http://schemas.microsoft.com/office/drawing/2016/5/10/chartex" xmlns:cx5="http://schemas.microsoft.com/office/drawing/2016/5/11/chartex" xmlns:cx6="http://schemas.microsoft.com/office/drawing/2016/5/12/chartex" xmlns:cx7="http://schemas.microsoft.com/office/drawing/2016/5/13/chartex" xmlns:cx8="http://schemas.microsoft.com/office/drawing/2016/5/14/chartex" xmlns:mc="http://schemas.openxmlformats.org/markup-compatibility/2006" xmlns:aink="http://schemas.microsoft.com/office/drawing/2016/ink" xmlns:am3d="http://schemas.microsoft.com/office/drawing/2017/model3d" xmlns:o="urn:schemas-microsoft-com:office:office" xmlns:oel="http://schemas.microsoft.com/office/2019/extlst" xmlns:r="http://schemas.openxmlformats.org/officeDocument/2006/relationships" xmlns:m="http://schemas.openxmlformats.org/officeDocument/2006/math" xmlns:v="urn:schemas-microsoft-com:vml" xmlns:wp14="http://schemas.microsoft.com/office/word/2010/wordprocessingDrawing" xmlns:wp="http://schemas.openxmlformats.org/drawingml/2006/wordprocessingDrawing" xmlns:w10="urn:schemas-microsoft-com:office:word" xmlns:w="http://schemas.openxmlformats.org/wordprocessingml/2006/main" xmlns:w14="http://schemas.microsoft.com/office/word/2010/wordml" xmlns:w15="http://schemas.microsoft.com/office/word/2012/wordml" xmlns:w16cex="http://schemas.microsoft.com/office/word/2018/wordml/cex" xmlns:w16cid="http://schemas.microsoft.com/office/word/2016/wordml/cid" xmlns:w16="http://schemas.microsoft.com/office/word/2018/wordml" xmlns:w16du="http://schemas.microsoft.com/office/word/2023/wordml/word16du" xmlns:w16sdtdh="http://schemas.microsoft.com/office/word/2020/wordml/sdtdatahash" xmlns:w16se="http://schemas.microsoft.com/office/word/2015/wordml/symex" xmlns:wpg="http://schemas.microsoft.com/office/word/2010/wordprocessingGroup" xmlns:wpi="http://schemas.microsoft.com/office/word/2010/wordprocessingInk" xmlns:wne="http://schemas.microsoft.com/office/word/2006/wordml" xmlns:wps="http://schemas.microsoft.com/office/word/2010/wordprocessingShape" mc:Ignorable="w14 w15 w16se w16cid w16 w16cex w16sdtdh w16du wp14">
   <w:p>
     <w:pPr>
       <w:pStyle w:val="Footer"/>
@@ -4045,12 +3470,12 @@
 </file>
 
 <file path=word/footer2.xml><?xml version="1.0" encoding="utf-8"?>
-<w:ftr xmlns:wpc="http://schemas.microsoft.com/office/word/2010/wordprocessingCanvas" xmlns:cx="http://schemas.microsoft.com/office/drawing/2014/chartex" xmlns:cx1="http://schemas.microsoft.com/office/drawing/2015/9/8/chartex" xmlns:cx2="http://schemas.microsoft.com/office/drawing/2015/10/21/chartex" xmlns:cx3="http://schemas.microsoft.com/office/drawing/2016/5/9/chartex" xmlns:cx4="http://schemas.microsoft.com/office/drawing/2016/5/10/chartex" xmlns:cx5="http://schemas.microsoft.com/office/drawing/2016/5/11/chartex" xmlns:cx6="http://schemas.microsoft.com/office/drawing/2016/5/12/chartex" xmlns:cx7="http://schemas.microsoft.com/office/drawing/2016/5/13/chartex" xmlns:cx8="http://schemas.microsoft.com/office/drawing/2016/5/14/chartex" xmlns:mc="http://schemas.openxmlformats.org/markup-compatibility/2006" xmlns:aink="http://schemas.microsoft.com/office/drawing/2016/ink" xmlns:am3d="http://schemas.microsoft.com/office/drawing/2017/model3d" xmlns:o="urn:schemas-microsoft-com:office:office" xmlns:oel="http://schemas.microsoft.com/office/2019/extlst" xmlns:r="http://schemas.openxmlformats.org/officeDocument/2006/relationships" xmlns:m="http://schemas.openxmlformats.org/officeDocument/2006/math" xmlns:v="urn:schemas-microsoft-com:vml" xmlns:wp14="http://schemas.microsoft.com/office/word/2010/wordprocessingDrawing" xmlns:wp="http://schemas.openxmlformats.org/drawingml/2006/wordprocessingDrawing" xmlns:w10="urn:schemas-microsoft-com:office:word" xmlns:w="http://schemas.openxmlformats.org/wordprocessingml/2006/main" xmlns:w14="http://schemas.microsoft.com/office/word/2010/wordml" xmlns:w15="http://schemas.microsoft.com/office/word/2012/wordml" xmlns:w16cex="http://schemas.microsoft.com/office/word/2018/wordml/cex" xmlns:w16cid="http://schemas.microsoft.com/office/word/2016/wordml/cid" xmlns:w16="http://schemas.microsoft.com/office/word/2018/wordml" xmlns:w16du="http://schemas.microsoft.com/office/word/2023/wordml/word16du" xmlns:w16sdtdh="http://schemas.microsoft.com/office/word/2020/wordml/sdtdatahash" xmlns:w16sdtfl="http://schemas.microsoft.com/office/word/2024/wordml/sdtformatlock" xmlns:w16se="http://schemas.microsoft.com/office/word/2015/wordml/symex" xmlns:wpg="http://schemas.microsoft.com/office/word/2010/wordprocessingGroup" xmlns:wpi="http://schemas.microsoft.com/office/word/2010/wordprocessingInk" xmlns:wne="http://schemas.microsoft.com/office/word/2006/wordml" xmlns:wps="http://schemas.microsoft.com/office/word/2010/wordprocessingShape" mc:Ignorable="w14 w15 w16se w16cid w16 w16cex w16sdtdh w16sdtfl w16du wp14">
+<w:ftr xmlns:wpc="http://schemas.microsoft.com/office/word/2010/wordprocessingCanvas" xmlns:cx="http://schemas.microsoft.com/office/drawing/2014/chartex" xmlns:cx1="http://schemas.microsoft.com/office/drawing/2015/9/8/chartex" xmlns:cx2="http://schemas.microsoft.com/office/drawing/2015/10/21/chartex" xmlns:cx3="http://schemas.microsoft.com/office/drawing/2016/5/9/chartex" xmlns:cx4="http://schemas.microsoft.com/office/drawing/2016/5/10/chartex" xmlns:cx5="http://schemas.microsoft.com/office/drawing/2016/5/11/chartex" xmlns:cx6="http://schemas.microsoft.com/office/drawing/2016/5/12/chartex" xmlns:cx7="http://schemas.microsoft.com/office/drawing/2016/5/13/chartex" xmlns:cx8="http://schemas.microsoft.com/office/drawing/2016/5/14/chartex" xmlns:mc="http://schemas.openxmlformats.org/markup-compatibility/2006" xmlns:aink="http://schemas.microsoft.com/office/drawing/2016/ink" xmlns:am3d="http://schemas.microsoft.com/office/drawing/2017/model3d" xmlns:o="urn:schemas-microsoft-com:office:office" xmlns:oel="http://schemas.microsoft.com/office/2019/extlst" xmlns:r="http://schemas.openxmlformats.org/officeDocument/2006/relationships" xmlns:m="http://schemas.openxmlformats.org/officeDocument/2006/math" xmlns:v="urn:schemas-microsoft-com:vml" xmlns:wp14="http://schemas.microsoft.com/office/word/2010/wordprocessingDrawing" xmlns:wp="http://schemas.openxmlformats.org/drawingml/2006/wordprocessingDrawing" xmlns:w10="urn:schemas-microsoft-com:office:word" xmlns:w="http://schemas.openxmlformats.org/wordprocessingml/2006/main" xmlns:w14="http://schemas.microsoft.com/office/word/2010/wordml" xmlns:w15="http://schemas.microsoft.com/office/word/2012/wordml" xmlns:w16cex="http://schemas.microsoft.com/office/word/2018/wordml/cex" xmlns:w16cid="http://schemas.microsoft.com/office/word/2016/wordml/cid" xmlns:w16="http://schemas.microsoft.com/office/word/2018/wordml" xmlns:w16du="http://schemas.microsoft.com/office/word/2023/wordml/word16du" xmlns:w16sdtdh="http://schemas.microsoft.com/office/word/2020/wordml/sdtdatahash" xmlns:w16se="http://schemas.microsoft.com/office/word/2015/wordml/symex" xmlns:wpg="http://schemas.microsoft.com/office/word/2010/wordprocessingGroup" xmlns:wpi="http://schemas.microsoft.com/office/word/2010/wordprocessingInk" xmlns:wne="http://schemas.microsoft.com/office/word/2006/wordml" xmlns:wps="http://schemas.microsoft.com/office/word/2010/wordprocessingShape" mc:Ignorable="w14 w15 w16se w16cid w16 w16cex w16sdtdh w16du wp14">
   <w:p>
     <w:pPr>
       <w:pStyle w:val="Footer"/>
     </w:pPr>
-    <w:bookmarkStart w:id="37" w:name="TITUS1FooterPrimary"/>
+    <w:bookmarkStart w:id="15" w:name="TITUS1FooterPrimary"/>
     <w:r>
       <w:rPr>
         <w:color w:val="000000"/>
@@ -4058,13 +3483,13 @@
       </w:rPr>
       <w:t>  </w:t>
     </w:r>
-    <w:bookmarkEnd w:id="37"/>
+    <w:bookmarkEnd w:id="15"/>
   </w:p>
 </w:ftr>
 </file>
 
 <file path=word/footer3.xml><?xml version="1.0" encoding="utf-8"?>
-<w:ftr xmlns:wpc="http://schemas.microsoft.com/office/word/2010/wordprocessingCanvas" xmlns:cx="http://schemas.microsoft.com/office/drawing/2014/chartex" xmlns:cx1="http://schemas.microsoft.com/office/drawing/2015/9/8/chartex" xmlns:cx2="http://schemas.microsoft.com/office/drawing/2015/10/21/chartex" xmlns:cx3="http://schemas.microsoft.com/office/drawing/2016/5/9/chartex" xmlns:cx4="http://schemas.microsoft.com/office/drawing/2016/5/10/chartex" xmlns:cx5="http://schemas.microsoft.com/office/drawing/2016/5/11/chartex" xmlns:cx6="http://schemas.microsoft.com/office/drawing/2016/5/12/chartex" xmlns:cx7="http://schemas.microsoft.com/office/drawing/2016/5/13/chartex" xmlns:cx8="http://schemas.microsoft.com/office/drawing/2016/5/14/chartex" xmlns:mc="http://schemas.openxmlformats.org/markup-compatibility/2006" xmlns:aink="http://schemas.microsoft.com/office/drawing/2016/ink" xmlns:am3d="http://schemas.microsoft.com/office/drawing/2017/model3d" xmlns:o="urn:schemas-microsoft-com:office:office" xmlns:oel="http://schemas.microsoft.com/office/2019/extlst" xmlns:r="http://schemas.openxmlformats.org/officeDocument/2006/relationships" xmlns:m="http://schemas.openxmlformats.org/officeDocument/2006/math" xmlns:v="urn:schemas-microsoft-com:vml" xmlns:wp14="http://schemas.microsoft.com/office/word/2010/wordprocessingDrawing" xmlns:wp="http://schemas.openxmlformats.org/drawingml/2006/wordprocessingDrawing" xmlns:w10="urn:schemas-microsoft-com:office:word" xmlns:w="http://schemas.openxmlformats.org/wordprocessingml/2006/main" xmlns:w14="http://schemas.microsoft.com/office/word/2010/wordml" xmlns:w15="http://schemas.microsoft.com/office/word/2012/wordml" xmlns:w16cex="http://schemas.microsoft.com/office/word/2018/wordml/cex" xmlns:w16cid="http://schemas.microsoft.com/office/word/2016/wordml/cid" xmlns:w16="http://schemas.microsoft.com/office/word/2018/wordml" xmlns:w16du="http://schemas.microsoft.com/office/word/2023/wordml/word16du" xmlns:w16sdtdh="http://schemas.microsoft.com/office/word/2020/wordml/sdtdatahash" xmlns:w16sdtfl="http://schemas.microsoft.com/office/word/2024/wordml/sdtformatlock" xmlns:w16se="http://schemas.microsoft.com/office/word/2015/wordml/symex" xmlns:wpg="http://schemas.microsoft.com/office/word/2010/wordprocessingGroup" xmlns:wpi="http://schemas.microsoft.com/office/word/2010/wordprocessingInk" xmlns:wne="http://schemas.microsoft.com/office/word/2006/wordml" xmlns:wps="http://schemas.microsoft.com/office/word/2010/wordprocessingShape" mc:Ignorable="w14 w15 w16se w16cid w16 w16cex w16sdtdh w16sdtfl w16du wp14">
+<w:ftr xmlns:wpc="http://schemas.microsoft.com/office/word/2010/wordprocessingCanvas" xmlns:cx="http://schemas.microsoft.com/office/drawing/2014/chartex" xmlns:cx1="http://schemas.microsoft.com/office/drawing/2015/9/8/chartex" xmlns:cx2="http://schemas.microsoft.com/office/drawing/2015/10/21/chartex" xmlns:cx3="http://schemas.microsoft.com/office/drawing/2016/5/9/chartex" xmlns:cx4="http://schemas.microsoft.com/office/drawing/2016/5/10/chartex" xmlns:cx5="http://schemas.microsoft.com/office/drawing/2016/5/11/chartex" xmlns:cx6="http://schemas.microsoft.com/office/drawing/2016/5/12/chartex" xmlns:cx7="http://schemas.microsoft.com/office/drawing/2016/5/13/chartex" xmlns:cx8="http://schemas.microsoft.com/office/drawing/2016/5/14/chartex" xmlns:mc="http://schemas.openxmlformats.org/markup-compatibility/2006" xmlns:aink="http://schemas.microsoft.com/office/drawing/2016/ink" xmlns:am3d="http://schemas.microsoft.com/office/drawing/2017/model3d" xmlns:o="urn:schemas-microsoft-com:office:office" xmlns:oel="http://schemas.microsoft.com/office/2019/extlst" xmlns:r="http://schemas.openxmlformats.org/officeDocument/2006/relationships" xmlns:m="http://schemas.openxmlformats.org/officeDocument/2006/math" xmlns:v="urn:schemas-microsoft-com:vml" xmlns:wp14="http://schemas.microsoft.com/office/word/2010/wordprocessingDrawing" xmlns:wp="http://schemas.openxmlformats.org/drawingml/2006/wordprocessingDrawing" xmlns:w10="urn:schemas-microsoft-com:office:word" xmlns:w="http://schemas.openxmlformats.org/wordprocessingml/2006/main" xmlns:w14="http://schemas.microsoft.com/office/word/2010/wordml" xmlns:w15="http://schemas.microsoft.com/office/word/2012/wordml" xmlns:w16cex="http://schemas.microsoft.com/office/word/2018/wordml/cex" xmlns:w16cid="http://schemas.microsoft.com/office/word/2016/wordml/cid" xmlns:w16="http://schemas.microsoft.com/office/word/2018/wordml" xmlns:w16du="http://schemas.microsoft.com/office/word/2023/wordml/word16du" xmlns:w16sdtdh="http://schemas.microsoft.com/office/word/2020/wordml/sdtdatahash" xmlns:w16se="http://schemas.microsoft.com/office/word/2015/wordml/symex" xmlns:wpg="http://schemas.microsoft.com/office/word/2010/wordprocessingGroup" xmlns:wpi="http://schemas.microsoft.com/office/word/2010/wordprocessingInk" xmlns:wne="http://schemas.microsoft.com/office/word/2006/wordml" xmlns:wps="http://schemas.microsoft.com/office/word/2010/wordprocessingShape" mc:Ignorable="w14 w15 w16se w16cid w16 w16cex w16sdtdh w16du wp14">
   <w:p>
     <w:pPr>
       <w:pStyle w:val="Footer"/>
@@ -4074,7 +3499,7 @@
 </file>
 
 <file path=word/footnotes.xml><?xml version="1.0" encoding="utf-8"?>
-<w:footnotes xmlns:wpc="http://schemas.microsoft.com/office/word/2010/wordprocessingCanvas" xmlns:cx="http://schemas.microsoft.com/office/drawing/2014/chartex" xmlns:cx1="http://schemas.microsoft.com/office/drawing/2015/9/8/chartex" xmlns:cx2="http://schemas.microsoft.com/office/drawing/2015/10/21/chartex" xmlns:cx3="http://schemas.microsoft.com/office/drawing/2016/5/9/chartex" xmlns:cx4="http://schemas.microsoft.com/office/drawing/2016/5/10/chartex" xmlns:cx5="http://schemas.microsoft.com/office/drawing/2016/5/11/chartex" xmlns:cx6="http://schemas.microsoft.com/office/drawing/2016/5/12/chartex" xmlns:cx7="http://schemas.microsoft.com/office/drawing/2016/5/13/chartex" xmlns:cx8="http://schemas.microsoft.com/office/drawing/2016/5/14/chartex" xmlns:mc="http://schemas.openxmlformats.org/markup-compatibility/2006" xmlns:aink="http://schemas.microsoft.com/office/drawing/2016/ink" xmlns:am3d="http://schemas.microsoft.com/office/drawing/2017/model3d" xmlns:o="urn:schemas-microsoft-com:office:office" xmlns:oel="http://schemas.microsoft.com/office/2019/extlst" xmlns:r="http://schemas.openxmlformats.org/officeDocument/2006/relationships" xmlns:m="http://schemas.openxmlformats.org/officeDocument/2006/math" xmlns:v="urn:schemas-microsoft-com:vml" xmlns:wp14="http://schemas.microsoft.com/office/word/2010/wordprocessingDrawing" xmlns:wp="http://schemas.openxmlformats.org/drawingml/2006/wordprocessingDrawing" xmlns:w10="urn:schemas-microsoft-com:office:word" xmlns:w="http://schemas.openxmlformats.org/wordprocessingml/2006/main" xmlns:w14="http://schemas.microsoft.com/office/word/2010/wordml" xmlns:w15="http://schemas.microsoft.com/office/word/2012/wordml" xmlns:w16cex="http://schemas.microsoft.com/office/word/2018/wordml/cex" xmlns:w16cid="http://schemas.microsoft.com/office/word/2016/wordml/cid" xmlns:w16="http://schemas.microsoft.com/office/word/2018/wordml" xmlns:w16du="http://schemas.microsoft.com/office/word/2023/wordml/word16du" xmlns:w16sdtdh="http://schemas.microsoft.com/office/word/2020/wordml/sdtdatahash" xmlns:w16sdtfl="http://schemas.microsoft.com/office/word/2024/wordml/sdtformatlock" xmlns:w16se="http://schemas.microsoft.com/office/word/2015/wordml/symex" xmlns:wpg="http://schemas.microsoft.com/office/word/2010/wordprocessingGroup" xmlns:wpi="http://schemas.microsoft.com/office/word/2010/wordprocessingInk" xmlns:wne="http://schemas.microsoft.com/office/word/2006/wordml" xmlns:wps="http://schemas.microsoft.com/office/word/2010/wordprocessingShape" mc:Ignorable="w14 w15 w16se w16cid w16 w16cex w16sdtdh w16sdtfl w16du wp14">
+<w:footnotes xmlns:wpc="http://schemas.microsoft.com/office/word/2010/wordprocessingCanvas" xmlns:cx="http://schemas.microsoft.com/office/drawing/2014/chartex" xmlns:cx1="http://schemas.microsoft.com/office/drawing/2015/9/8/chartex" xmlns:cx2="http://schemas.microsoft.com/office/drawing/2015/10/21/chartex" xmlns:cx3="http://schemas.microsoft.com/office/drawing/2016/5/9/chartex" xmlns:cx4="http://schemas.microsoft.com/office/drawing/2016/5/10/chartex" xmlns:cx5="http://schemas.microsoft.com/office/drawing/2016/5/11/chartex" xmlns:cx6="http://schemas.microsoft.com/office/drawing/2016/5/12/chartex" xmlns:cx7="http://schemas.microsoft.com/office/drawing/2016/5/13/chartex" xmlns:cx8="http://schemas.microsoft.com/office/drawing/2016/5/14/chartex" xmlns:mc="http://schemas.openxmlformats.org/markup-compatibility/2006" xmlns:aink="http://schemas.microsoft.com/office/drawing/2016/ink" xmlns:am3d="http://schemas.microsoft.com/office/drawing/2017/model3d" xmlns:o="urn:schemas-microsoft-com:office:office" xmlns:oel="http://schemas.microsoft.com/office/2019/extlst" xmlns:r="http://schemas.openxmlformats.org/officeDocument/2006/relationships" xmlns:m="http://schemas.openxmlformats.org/officeDocument/2006/math" xmlns:v="urn:schemas-microsoft-com:vml" xmlns:wp14="http://schemas.microsoft.com/office/word/2010/wordprocessingDrawing" xmlns:wp="http://schemas.openxmlformats.org/drawingml/2006/wordprocessingDrawing" xmlns:w10="urn:schemas-microsoft-com:office:word" xmlns:w="http://schemas.openxmlformats.org/wordprocessingml/2006/main" xmlns:w14="http://schemas.microsoft.com/office/word/2010/wordml" xmlns:w15="http://schemas.microsoft.com/office/word/2012/wordml" xmlns:w16cex="http://schemas.microsoft.com/office/word/2018/wordml/cex" xmlns:w16cid="http://schemas.microsoft.com/office/word/2016/wordml/cid" xmlns:w16="http://schemas.microsoft.com/office/word/2018/wordml" xmlns:w16du="http://schemas.microsoft.com/office/word/2023/wordml/word16du" xmlns:w16sdtdh="http://schemas.microsoft.com/office/word/2020/wordml/sdtdatahash" xmlns:w16se="http://schemas.microsoft.com/office/word/2015/wordml/symex" xmlns:wpg="http://schemas.microsoft.com/office/word/2010/wordprocessingGroup" xmlns:wpi="http://schemas.microsoft.com/office/word/2010/wordprocessingInk" xmlns:wne="http://schemas.microsoft.com/office/word/2006/wordml" xmlns:wps="http://schemas.microsoft.com/office/word/2010/wordprocessingShape" mc:Ignorable="w14 w15 w16se w16cid w16 w16cex w16sdtdh w16du wp14">
   <w:footnote w:type="separator" w:id="-1">
     <w:p>
       <w:pPr>
@@ -4099,7 +3524,7 @@
 </file>
 
 <file path=word/header1.xml><?xml version="1.0" encoding="utf-8"?>
-<w:hdr xmlns:wpc="http://schemas.microsoft.com/office/word/2010/wordprocessingCanvas" xmlns:cx="http://schemas.microsoft.com/office/drawing/2014/chartex" xmlns:cx1="http://schemas.microsoft.com/office/drawing/2015/9/8/chartex" xmlns:cx2="http://schemas.microsoft.com/office/drawing/2015/10/21/chartex" xmlns:cx3="http://schemas.microsoft.com/office/drawing/2016/5/9/chartex" xmlns:cx4="http://schemas.microsoft.com/office/drawing/2016/5/10/chartex" xmlns:cx5="http://schemas.microsoft.com/office/drawing/2016/5/11/chartex" xmlns:cx6="http://schemas.microsoft.com/office/drawing/2016/5/12/chartex" xmlns:cx7="http://schemas.microsoft.com/office/drawing/2016/5/13/chartex" xmlns:cx8="http://schemas.microsoft.com/office/drawing/2016/5/14/chartex" xmlns:mc="http://schemas.openxmlformats.org/markup-compatibility/2006" xmlns:aink="http://schemas.microsoft.com/office/drawing/2016/ink" xmlns:am3d="http://schemas.microsoft.com/office/drawing/2017/model3d" xmlns:o="urn:schemas-microsoft-com:office:office" xmlns:oel="http://schemas.microsoft.com/office/2019/extlst" xmlns:r="http://schemas.openxmlformats.org/officeDocument/2006/relationships" xmlns:m="http://schemas.openxmlformats.org/officeDocument/2006/math" xmlns:v="urn:schemas-microsoft-com:vml" xmlns:wp14="http://schemas.microsoft.com/office/word/2010/wordprocessingDrawing" xmlns:wp="http://schemas.openxmlformats.org/drawingml/2006/wordprocessingDrawing" xmlns:w10="urn:schemas-microsoft-com:office:word" xmlns:w="http://schemas.openxmlformats.org/wordprocessingml/2006/main" xmlns:w14="http://schemas.microsoft.com/office/word/2010/wordml" xmlns:w15="http://schemas.microsoft.com/office/word/2012/wordml" xmlns:w16cex="http://schemas.microsoft.com/office/word/2018/wordml/cex" xmlns:w16cid="http://schemas.microsoft.com/office/word/2016/wordml/cid" xmlns:w16="http://schemas.microsoft.com/office/word/2018/wordml" xmlns:w16du="http://schemas.microsoft.com/office/word/2023/wordml/word16du" xmlns:w16sdtdh="http://schemas.microsoft.com/office/word/2020/wordml/sdtdatahash" xmlns:w16sdtfl="http://schemas.microsoft.com/office/word/2024/wordml/sdtformatlock" xmlns:w16se="http://schemas.microsoft.com/office/word/2015/wordml/symex" xmlns:wpg="http://schemas.microsoft.com/office/word/2010/wordprocessingGroup" xmlns:wpi="http://schemas.microsoft.com/office/word/2010/wordprocessingInk" xmlns:wne="http://schemas.microsoft.com/office/word/2006/wordml" xmlns:wps="http://schemas.microsoft.com/office/word/2010/wordprocessingShape" mc:Ignorable="w14 w15 w16se w16cid w16 w16cex w16sdtdh w16sdtfl w16du wp14">
+<w:hdr xmlns:wpc="http://schemas.microsoft.com/office/word/2010/wordprocessingCanvas" xmlns:cx="http://schemas.microsoft.com/office/drawing/2014/chartex" xmlns:cx1="http://schemas.microsoft.com/office/drawing/2015/9/8/chartex" xmlns:cx2="http://schemas.microsoft.com/office/drawing/2015/10/21/chartex" xmlns:cx3="http://schemas.microsoft.com/office/drawing/2016/5/9/chartex" xmlns:cx4="http://schemas.microsoft.com/office/drawing/2016/5/10/chartex" xmlns:cx5="http://schemas.microsoft.com/office/drawing/2016/5/11/chartex" xmlns:cx6="http://schemas.microsoft.com/office/drawing/2016/5/12/chartex" xmlns:cx7="http://schemas.microsoft.com/office/drawing/2016/5/13/chartex" xmlns:cx8="http://schemas.microsoft.com/office/drawing/2016/5/14/chartex" xmlns:mc="http://schemas.openxmlformats.org/markup-compatibility/2006" xmlns:aink="http://schemas.microsoft.com/office/drawing/2016/ink" xmlns:am3d="http://schemas.microsoft.com/office/drawing/2017/model3d" xmlns:o="urn:schemas-microsoft-com:office:office" xmlns:oel="http://schemas.microsoft.com/office/2019/extlst" xmlns:r="http://schemas.openxmlformats.org/officeDocument/2006/relationships" xmlns:m="http://schemas.openxmlformats.org/officeDocument/2006/math" xmlns:v="urn:schemas-microsoft-com:vml" xmlns:wp14="http://schemas.microsoft.com/office/word/2010/wordprocessingDrawing" xmlns:wp="http://schemas.openxmlformats.org/drawingml/2006/wordprocessingDrawing" xmlns:w10="urn:schemas-microsoft-com:office:word" xmlns:w="http://schemas.openxmlformats.org/wordprocessingml/2006/main" xmlns:w14="http://schemas.microsoft.com/office/word/2010/wordml" xmlns:w15="http://schemas.microsoft.com/office/word/2012/wordml" xmlns:w16cex="http://schemas.microsoft.com/office/word/2018/wordml/cex" xmlns:w16cid="http://schemas.microsoft.com/office/word/2016/wordml/cid" xmlns:w16="http://schemas.microsoft.com/office/word/2018/wordml" xmlns:w16du="http://schemas.microsoft.com/office/word/2023/wordml/word16du" xmlns:w16sdtdh="http://schemas.microsoft.com/office/word/2020/wordml/sdtdatahash" xmlns:w16se="http://schemas.microsoft.com/office/word/2015/wordml/symex" xmlns:wpg="http://schemas.microsoft.com/office/word/2010/wordprocessingGroup" xmlns:wpi="http://schemas.microsoft.com/office/word/2010/wordprocessingInk" xmlns:wne="http://schemas.microsoft.com/office/word/2006/wordml" xmlns:wps="http://schemas.microsoft.com/office/word/2010/wordprocessingShape" mc:Ignorable="w14 w15 w16se w16cid w16 w16cex w16sdtdh w16du wp14">
   <w:p>
     <w:pPr>
       <w:pStyle w:val="Header"/>
@@ -4109,7 +3534,7 @@
 </file>
 
 <file path=word/header2.xml><?xml version="1.0" encoding="utf-8"?>
-<w:hdr xmlns:wpc="http://schemas.microsoft.com/office/word/2010/wordprocessingCanvas" xmlns:cx="http://schemas.microsoft.com/office/drawing/2014/chartex" xmlns:cx1="http://schemas.microsoft.com/office/drawing/2015/9/8/chartex" xmlns:cx2="http://schemas.microsoft.com/office/drawing/2015/10/21/chartex" xmlns:cx3="http://schemas.microsoft.com/office/drawing/2016/5/9/chartex" xmlns:cx4="http://schemas.microsoft.com/office/drawing/2016/5/10/chartex" xmlns:cx5="http://schemas.microsoft.com/office/drawing/2016/5/11/chartex" xmlns:cx6="http://schemas.microsoft.com/office/drawing/2016/5/12/chartex" xmlns:cx7="http://schemas.microsoft.com/office/drawing/2016/5/13/chartex" xmlns:cx8="http://schemas.microsoft.com/office/drawing/2016/5/14/chartex" xmlns:mc="http://schemas.openxmlformats.org/markup-compatibility/2006" xmlns:aink="http://schemas.microsoft.com/office/drawing/2016/ink" xmlns:am3d="http://schemas.microsoft.com/office/drawing/2017/model3d" xmlns:o="urn:schemas-microsoft-com:office:office" xmlns:oel="http://schemas.microsoft.com/office/2019/extlst" xmlns:r="http://schemas.openxmlformats.org/officeDocument/2006/relationships" xmlns:m="http://schemas.openxmlformats.org/officeDocument/2006/math" xmlns:v="urn:schemas-microsoft-com:vml" xmlns:wp14="http://schemas.microsoft.com/office/word/2010/wordprocessingDrawing" xmlns:wp="http://schemas.openxmlformats.org/drawingml/2006/wordprocessingDrawing" xmlns:w10="urn:schemas-microsoft-com:office:word" xmlns:w="http://schemas.openxmlformats.org/wordprocessingml/2006/main" xmlns:w14="http://schemas.microsoft.com/office/word/2010/wordml" xmlns:w15="http://schemas.microsoft.com/office/word/2012/wordml" xmlns:w16cex="http://schemas.microsoft.com/office/word/2018/wordml/cex" xmlns:w16cid="http://schemas.microsoft.com/office/word/2016/wordml/cid" xmlns:w16="http://schemas.microsoft.com/office/word/2018/wordml" xmlns:w16du="http://schemas.microsoft.com/office/word/2023/wordml/word16du" xmlns:w16sdtdh="http://schemas.microsoft.com/office/word/2020/wordml/sdtdatahash" xmlns:w16sdtfl="http://schemas.microsoft.com/office/word/2024/wordml/sdtformatlock" xmlns:w16se="http://schemas.microsoft.com/office/word/2015/wordml/symex" xmlns:wpg="http://schemas.microsoft.com/office/word/2010/wordprocessingGroup" xmlns:wpi="http://schemas.microsoft.com/office/word/2010/wordprocessingInk" xmlns:wne="http://schemas.microsoft.com/office/word/2006/wordml" xmlns:wps="http://schemas.microsoft.com/office/word/2010/wordprocessingShape" mc:Ignorable="w14 w15 w16se w16cid w16 w16cex w16sdtdh w16sdtfl w16du wp14">
+<w:hdr xmlns:wpc="http://schemas.microsoft.com/office/word/2010/wordprocessingCanvas" xmlns:cx="http://schemas.microsoft.com/office/drawing/2014/chartex" xmlns:cx1="http://schemas.microsoft.com/office/drawing/2015/9/8/chartex" xmlns:cx2="http://schemas.microsoft.com/office/drawing/2015/10/21/chartex" xmlns:cx3="http://schemas.microsoft.com/office/drawing/2016/5/9/chartex" xmlns:cx4="http://schemas.microsoft.com/office/drawing/2016/5/10/chartex" xmlns:cx5="http://schemas.microsoft.com/office/drawing/2016/5/11/chartex" xmlns:cx6="http://schemas.microsoft.com/office/drawing/2016/5/12/chartex" xmlns:cx7="http://schemas.microsoft.com/office/drawing/2016/5/13/chartex" xmlns:cx8="http://schemas.microsoft.com/office/drawing/2016/5/14/chartex" xmlns:mc="http://schemas.openxmlformats.org/markup-compatibility/2006" xmlns:aink="http://schemas.microsoft.com/office/drawing/2016/ink" xmlns:am3d="http://schemas.microsoft.com/office/drawing/2017/model3d" xmlns:o="urn:schemas-microsoft-com:office:office" xmlns:oel="http://schemas.microsoft.com/office/2019/extlst" xmlns:r="http://schemas.openxmlformats.org/officeDocument/2006/relationships" xmlns:m="http://schemas.openxmlformats.org/officeDocument/2006/math" xmlns:v="urn:schemas-microsoft-com:vml" xmlns:wp14="http://schemas.microsoft.com/office/word/2010/wordprocessingDrawing" xmlns:wp="http://schemas.openxmlformats.org/drawingml/2006/wordprocessingDrawing" xmlns:w10="urn:schemas-microsoft-com:office:word" xmlns:w="http://schemas.openxmlformats.org/wordprocessingml/2006/main" xmlns:w14="http://schemas.microsoft.com/office/word/2010/wordml" xmlns:w15="http://schemas.microsoft.com/office/word/2012/wordml" xmlns:w16cex="http://schemas.microsoft.com/office/word/2018/wordml/cex" xmlns:w16cid="http://schemas.microsoft.com/office/word/2016/wordml/cid" xmlns:w16="http://schemas.microsoft.com/office/word/2018/wordml" xmlns:w16du="http://schemas.microsoft.com/office/word/2023/wordml/word16du" xmlns:w16sdtdh="http://schemas.microsoft.com/office/word/2020/wordml/sdtdatahash" xmlns:w16se="http://schemas.microsoft.com/office/word/2015/wordml/symex" xmlns:wpg="http://schemas.microsoft.com/office/word/2010/wordprocessingGroup" xmlns:wpi="http://schemas.microsoft.com/office/word/2010/wordprocessingInk" xmlns:wne="http://schemas.microsoft.com/office/word/2006/wordml" xmlns:wps="http://schemas.microsoft.com/office/word/2010/wordprocessingShape" mc:Ignorable="w14 w15 w16se w16cid w16 w16cex w16sdtdh w16du wp14">
   <w:p>
     <w:pPr>
       <w:pStyle w:val="Header"/>
@@ -4119,7 +3544,7 @@
 </file>
 
 <file path=word/header3.xml><?xml version="1.0" encoding="utf-8"?>
-<w:hdr xmlns:wpc="http://schemas.microsoft.com/office/word/2010/wordprocessingCanvas" xmlns:cx="http://schemas.microsoft.com/office/drawing/2014/chartex" xmlns:cx1="http://schemas.microsoft.com/office/drawing/2015/9/8/chartex" xmlns:cx2="http://schemas.microsoft.com/office/drawing/2015/10/21/chartex" xmlns:cx3="http://schemas.microsoft.com/office/drawing/2016/5/9/chartex" xmlns:cx4="http://schemas.microsoft.com/office/drawing/2016/5/10/chartex" xmlns:cx5="http://schemas.microsoft.com/office/drawing/2016/5/11/chartex" xmlns:cx6="http://schemas.microsoft.com/office/drawing/2016/5/12/chartex" xmlns:cx7="http://schemas.microsoft.com/office/drawing/2016/5/13/chartex" xmlns:cx8="http://schemas.microsoft.com/office/drawing/2016/5/14/chartex" xmlns:mc="http://schemas.openxmlformats.org/markup-compatibility/2006" xmlns:aink="http://schemas.microsoft.com/office/drawing/2016/ink" xmlns:am3d="http://schemas.microsoft.com/office/drawing/2017/model3d" xmlns:o="urn:schemas-microsoft-com:office:office" xmlns:oel="http://schemas.microsoft.com/office/2019/extlst" xmlns:r="http://schemas.openxmlformats.org/officeDocument/2006/relationships" xmlns:m="http://schemas.openxmlformats.org/officeDocument/2006/math" xmlns:v="urn:schemas-microsoft-com:vml" xmlns:wp14="http://schemas.microsoft.com/office/word/2010/wordprocessingDrawing" xmlns:wp="http://schemas.openxmlformats.org/drawingml/2006/wordprocessingDrawing" xmlns:w10="urn:schemas-microsoft-com:office:word" xmlns:w="http://schemas.openxmlformats.org/wordprocessingml/2006/main" xmlns:w14="http://schemas.microsoft.com/office/word/2010/wordml" xmlns:w15="http://schemas.microsoft.com/office/word/2012/wordml" xmlns:w16cex="http://schemas.microsoft.com/office/word/2018/wordml/cex" xmlns:w16cid="http://schemas.microsoft.com/office/word/2016/wordml/cid" xmlns:w16="http://schemas.microsoft.com/office/word/2018/wordml" xmlns:w16du="http://schemas.microsoft.com/office/word/2023/wordml/word16du" xmlns:w16sdtdh="http://schemas.microsoft.com/office/word/2020/wordml/sdtdatahash" xmlns:w16sdtfl="http://schemas.microsoft.com/office/word/2024/wordml/sdtformatlock" xmlns:w16se="http://schemas.microsoft.com/office/word/2015/wordml/symex" xmlns:wpg="http://schemas.microsoft.com/office/word/2010/wordprocessingGroup" xmlns:wpi="http://schemas.microsoft.com/office/word/2010/wordprocessingInk" xmlns:wne="http://schemas.microsoft.com/office/word/2006/wordml" xmlns:wps="http://schemas.microsoft.com/office/word/2010/wordprocessingShape" mc:Ignorable="w14 w15 w16se w16cid w16 w16cex w16sdtdh w16sdtfl w16du wp14">
+<w:hdr xmlns:wpc="http://schemas.microsoft.com/office/word/2010/wordprocessingCanvas" xmlns:cx="http://schemas.microsoft.com/office/drawing/2014/chartex" xmlns:cx1="http://schemas.microsoft.com/office/drawing/2015/9/8/chartex" xmlns:cx2="http://schemas.microsoft.com/office/drawing/2015/10/21/chartex" xmlns:cx3="http://schemas.microsoft.com/office/drawing/2016/5/9/chartex" xmlns:cx4="http://schemas.microsoft.com/office/drawing/2016/5/10/chartex" xmlns:cx5="http://schemas.microsoft.com/office/drawing/2016/5/11/chartex" xmlns:cx6="http://schemas.microsoft.com/office/drawing/2016/5/12/chartex" xmlns:cx7="http://schemas.microsoft.com/office/drawing/2016/5/13/chartex" xmlns:cx8="http://schemas.microsoft.com/office/drawing/2016/5/14/chartex" xmlns:mc="http://schemas.openxmlformats.org/markup-compatibility/2006" xmlns:aink="http://schemas.microsoft.com/office/drawing/2016/ink" xmlns:am3d="http://schemas.microsoft.com/office/drawing/2017/model3d" xmlns:o="urn:schemas-microsoft-com:office:office" xmlns:oel="http://schemas.microsoft.com/office/2019/extlst" xmlns:r="http://schemas.openxmlformats.org/officeDocument/2006/relationships" xmlns:m="http://schemas.openxmlformats.org/officeDocument/2006/math" xmlns:v="urn:schemas-microsoft-com:vml" xmlns:wp14="http://schemas.microsoft.com/office/word/2010/wordprocessingDrawing" xmlns:wp="http://schemas.openxmlformats.org/drawingml/2006/wordprocessingDrawing" xmlns:w10="urn:schemas-microsoft-com:office:word" xmlns:w="http://schemas.openxmlformats.org/wordprocessingml/2006/main" xmlns:w14="http://schemas.microsoft.com/office/word/2010/wordml" xmlns:w15="http://schemas.microsoft.com/office/word/2012/wordml" xmlns:w16cex="http://schemas.microsoft.com/office/word/2018/wordml/cex" xmlns:w16cid="http://schemas.microsoft.com/office/word/2016/wordml/cid" xmlns:w16="http://schemas.microsoft.com/office/word/2018/wordml" xmlns:w16du="http://schemas.microsoft.com/office/word/2023/wordml/word16du" xmlns:w16sdtdh="http://schemas.microsoft.com/office/word/2020/wordml/sdtdatahash" xmlns:w16se="http://schemas.microsoft.com/office/word/2015/wordml/symex" xmlns:wpg="http://schemas.microsoft.com/office/word/2010/wordprocessingGroup" xmlns:wpi="http://schemas.microsoft.com/office/word/2010/wordprocessingInk" xmlns:wne="http://schemas.microsoft.com/office/word/2006/wordml" xmlns:wps="http://schemas.microsoft.com/office/word/2010/wordprocessingShape" mc:Ignorable="w14 w15 w16se w16cid w16 w16cex w16sdtdh w16du wp14">
   <w:p>
     <w:pPr>
       <w:pStyle w:val="Header"/>
@@ -4129,7 +3554,7 @@
 </file>
 
 <file path=word/numbering.xml><?xml version="1.0" encoding="utf-8"?>
-<w:numbering xmlns:wpc="http://schemas.microsoft.com/office/word/2010/wordprocessingCanvas" xmlns:cx="http://schemas.microsoft.com/office/drawing/2014/chartex" xmlns:cx1="http://schemas.microsoft.com/office/drawing/2015/9/8/chartex" xmlns:cx2="http://schemas.microsoft.com/office/drawing/2015/10/21/chartex" xmlns:cx3="http://schemas.microsoft.com/office/drawing/2016/5/9/chartex" xmlns:cx4="http://schemas.microsoft.com/office/drawing/2016/5/10/chartex" xmlns:cx5="http://schemas.microsoft.com/office/drawing/2016/5/11/chartex" xmlns:cx6="http://schemas.microsoft.com/office/drawing/2016/5/12/chartex" xmlns:cx7="http://schemas.microsoft.com/office/drawing/2016/5/13/chartex" xmlns:cx8="http://schemas.microsoft.com/office/drawing/2016/5/14/chartex" xmlns:mc="http://schemas.openxmlformats.org/markup-compatibility/2006" xmlns:aink="http://schemas.microsoft.com/office/drawing/2016/ink" xmlns:am3d="http://schemas.microsoft.com/office/drawing/2017/model3d" xmlns:o="urn:schemas-microsoft-com:office:office" xmlns:oel="http://schemas.microsoft.com/office/2019/extlst" xmlns:r="http://schemas.openxmlformats.org/officeDocument/2006/relationships" xmlns:m="http://schemas.openxmlformats.org/officeDocument/2006/math" xmlns:v="urn:schemas-microsoft-com:vml" xmlns:wp14="http://schemas.microsoft.com/office/word/2010/wordprocessingDrawing" xmlns:wp="http://schemas.openxmlformats.org/drawingml/2006/wordprocessingDrawing" xmlns:w10="urn:schemas-microsoft-com:office:word" xmlns:w="http://schemas.openxmlformats.org/wordprocessingml/2006/main" xmlns:w14="http://schemas.microsoft.com/office/word/2010/wordml" xmlns:w15="http://schemas.microsoft.com/office/word/2012/wordml" xmlns:w16cex="http://schemas.microsoft.com/office/word/2018/wordml/cex" xmlns:w16cid="http://schemas.microsoft.com/office/word/2016/wordml/cid" xmlns:w16="http://schemas.microsoft.com/office/word/2018/wordml" xmlns:w16du="http://schemas.microsoft.com/office/word/2023/wordml/word16du" xmlns:w16sdtdh="http://schemas.microsoft.com/office/word/2020/wordml/sdtdatahash" xmlns:w16sdtfl="http://schemas.microsoft.com/office/word/2024/wordml/sdtformatlock" xmlns:w16se="http://schemas.microsoft.com/office/word/2015/wordml/symex" xmlns:wpg="http://schemas.microsoft.com/office/word/2010/wordprocessingGroup" xmlns:wpi="http://schemas.microsoft.com/office/word/2010/wordprocessingInk" xmlns:wne="http://schemas.microsoft.com/office/word/2006/wordml" xmlns:wps="http://schemas.microsoft.com/office/word/2010/wordprocessingShape" mc:Ignorable="w14 w15 w16se w16cid w16 w16cex w16sdtdh w16sdtfl w16du wp14">
+<w:numbering xmlns:wpc="http://schemas.microsoft.com/office/word/2010/wordprocessingCanvas" xmlns:cx="http://schemas.microsoft.com/office/drawing/2014/chartex" xmlns:cx1="http://schemas.microsoft.com/office/drawing/2015/9/8/chartex" xmlns:cx2="http://schemas.microsoft.com/office/drawing/2015/10/21/chartex" xmlns:cx3="http://schemas.microsoft.com/office/drawing/2016/5/9/chartex" xmlns:cx4="http://schemas.microsoft.com/office/drawing/2016/5/10/chartex" xmlns:cx5="http://schemas.microsoft.com/office/drawing/2016/5/11/chartex" xmlns:cx6="http://schemas.microsoft.com/office/drawing/2016/5/12/chartex" xmlns:cx7="http://schemas.microsoft.com/office/drawing/2016/5/13/chartex" xmlns:cx8="http://schemas.microsoft.com/office/drawing/2016/5/14/chartex" xmlns:mc="http://schemas.openxmlformats.org/markup-compatibility/2006" xmlns:aink="http://schemas.microsoft.com/office/drawing/2016/ink" xmlns:am3d="http://schemas.microsoft.com/office/drawing/2017/model3d" xmlns:o="urn:schemas-microsoft-com:office:office" xmlns:oel="http://schemas.microsoft.com/office/2019/extlst" xmlns:r="http://schemas.openxmlformats.org/officeDocument/2006/relationships" xmlns:m="http://schemas.openxmlformats.org/officeDocument/2006/math" xmlns:v="urn:schemas-microsoft-com:vml" xmlns:wp14="http://schemas.microsoft.com/office/word/2010/wordprocessingDrawing" xmlns:wp="http://schemas.openxmlformats.org/drawingml/2006/wordprocessingDrawing" xmlns:w10="urn:schemas-microsoft-com:office:word" xmlns:w="http://schemas.openxmlformats.org/wordprocessingml/2006/main" xmlns:w14="http://schemas.microsoft.com/office/word/2010/wordml" xmlns:w15="http://schemas.microsoft.com/office/word/2012/wordml" xmlns:w16cex="http://schemas.microsoft.com/office/word/2018/wordml/cex" xmlns:w16cid="http://schemas.microsoft.com/office/word/2016/wordml/cid" xmlns:w16="http://schemas.microsoft.com/office/word/2018/wordml" xmlns:w16du="http://schemas.microsoft.com/office/word/2023/wordml/word16du" xmlns:w16sdtdh="http://schemas.microsoft.com/office/word/2020/wordml/sdtdatahash" xmlns:w16se="http://schemas.microsoft.com/office/word/2015/wordml/symex" xmlns:wpg="http://schemas.microsoft.com/office/word/2010/wordprocessingGroup" xmlns:wpi="http://schemas.microsoft.com/office/word/2010/wordprocessingInk" xmlns:wne="http://schemas.microsoft.com/office/word/2006/wordml" xmlns:wps="http://schemas.microsoft.com/office/word/2010/wordprocessingShape" mc:Ignorable="w14 w15 w16se w16cid w16 w16cex w16sdtdh w16du wp14">
   <w:abstractNum w:abstractNumId="0" w15:restartNumberingAfterBreak="0">
     <w:nsid w:val="4F5B2EFE"/>
     <w:multiLevelType w:val="multilevel"/>
@@ -4375,7 +3800,7 @@
 </file>
 
 <file path=word/people.xml><?xml version="1.0" encoding="utf-8"?>
-<w15:people xmlns:wpc="http://schemas.microsoft.com/office/word/2010/wordprocessingCanvas" xmlns:cx="http://schemas.microsoft.com/office/drawing/2014/chartex" xmlns:cx1="http://schemas.microsoft.com/office/drawing/2015/9/8/chartex" xmlns:cx2="http://schemas.microsoft.com/office/drawing/2015/10/21/chartex" xmlns:cx3="http://schemas.microsoft.com/office/drawing/2016/5/9/chartex" xmlns:cx4="http://schemas.microsoft.com/office/drawing/2016/5/10/chartex" xmlns:cx5="http://schemas.microsoft.com/office/drawing/2016/5/11/chartex" xmlns:cx6="http://schemas.microsoft.com/office/drawing/2016/5/12/chartex" xmlns:cx7="http://schemas.microsoft.com/office/drawing/2016/5/13/chartex" xmlns:cx8="http://schemas.microsoft.com/office/drawing/2016/5/14/chartex" xmlns:mc="http://schemas.openxmlformats.org/markup-compatibility/2006" xmlns:aink="http://schemas.microsoft.com/office/drawing/2016/ink" xmlns:am3d="http://schemas.microsoft.com/office/drawing/2017/model3d" xmlns:o="urn:schemas-microsoft-com:office:office" xmlns:oel="http://schemas.microsoft.com/office/2019/extlst" xmlns:r="http://schemas.openxmlformats.org/officeDocument/2006/relationships" xmlns:m="http://schemas.openxmlformats.org/officeDocument/2006/math" xmlns:v="urn:schemas-microsoft-com:vml" xmlns:wp14="http://schemas.microsoft.com/office/word/2010/wordprocessingDrawing" xmlns:wp="http://schemas.openxmlformats.org/drawingml/2006/wordprocessingDrawing" xmlns:w10="urn:schemas-microsoft-com:office:word" xmlns:w="http://schemas.openxmlformats.org/wordprocessingml/2006/main" xmlns:w14="http://schemas.microsoft.com/office/word/2010/wordml" xmlns:w15="http://schemas.microsoft.com/office/word/2012/wordml" xmlns:w16cex="http://schemas.microsoft.com/office/word/2018/wordml/cex" xmlns:w16cid="http://schemas.microsoft.com/office/word/2016/wordml/cid" xmlns:w16="http://schemas.microsoft.com/office/word/2018/wordml" xmlns:w16du="http://schemas.microsoft.com/office/word/2023/wordml/word16du" xmlns:w16sdtdh="http://schemas.microsoft.com/office/word/2020/wordml/sdtdatahash" xmlns:w16sdtfl="http://schemas.microsoft.com/office/word/2024/wordml/sdtformatlock" xmlns:w16se="http://schemas.microsoft.com/office/word/2015/wordml/symex" xmlns:wpg="http://schemas.microsoft.com/office/word/2010/wordprocessingGroup" xmlns:wpi="http://schemas.microsoft.com/office/word/2010/wordprocessingInk" xmlns:wne="http://schemas.microsoft.com/office/word/2006/wordml" xmlns:wps="http://schemas.microsoft.com/office/word/2010/wordprocessingShape" mc:Ignorable="w14 w15 w16se w16cid w16 w16cex w16sdtdh w16sdtfl w16du wp14">
+<w15:people xmlns:wpc="http://schemas.microsoft.com/office/word/2010/wordprocessingCanvas" xmlns:cx="http://schemas.microsoft.com/office/drawing/2014/chartex" xmlns:cx1="http://schemas.microsoft.com/office/drawing/2015/9/8/chartex" xmlns:cx2="http://schemas.microsoft.com/office/drawing/2015/10/21/chartex" xmlns:cx3="http://schemas.microsoft.com/office/drawing/2016/5/9/chartex" xmlns:cx4="http://schemas.microsoft.com/office/drawing/2016/5/10/chartex" xmlns:cx5="http://schemas.microsoft.com/office/drawing/2016/5/11/chartex" xmlns:cx6="http://schemas.microsoft.com/office/drawing/2016/5/12/chartex" xmlns:cx7="http://schemas.microsoft.com/office/drawing/2016/5/13/chartex" xmlns:cx8="http://schemas.microsoft.com/office/drawing/2016/5/14/chartex" xmlns:mc="http://schemas.openxmlformats.org/markup-compatibility/2006" xmlns:aink="http://schemas.microsoft.com/office/drawing/2016/ink" xmlns:am3d="http://schemas.microsoft.com/office/drawing/2017/model3d" xmlns:o="urn:schemas-microsoft-com:office:office" xmlns:oel="http://schemas.microsoft.com/office/2019/extlst" xmlns:r="http://schemas.openxmlformats.org/officeDocument/2006/relationships" xmlns:m="http://schemas.openxmlformats.org/officeDocument/2006/math" xmlns:v="urn:schemas-microsoft-com:vml" xmlns:wp14="http://schemas.microsoft.com/office/word/2010/wordprocessingDrawing" xmlns:wp="http://schemas.openxmlformats.org/drawingml/2006/wordprocessingDrawing" xmlns:w10="urn:schemas-microsoft-com:office:word" xmlns:w="http://schemas.openxmlformats.org/wordprocessingml/2006/main" xmlns:w14="http://schemas.microsoft.com/office/word/2010/wordml" xmlns:w15="http://schemas.microsoft.com/office/word/2012/wordml" xmlns:w16cex="http://schemas.microsoft.com/office/word/2018/wordml/cex" xmlns:w16cid="http://schemas.microsoft.com/office/word/2016/wordml/cid" xmlns:w16="http://schemas.microsoft.com/office/word/2018/wordml" xmlns:w16du="http://schemas.microsoft.com/office/word/2023/wordml/word16du" xmlns:w16sdtdh="http://schemas.microsoft.com/office/word/2020/wordml/sdtdatahash" xmlns:w16se="http://schemas.microsoft.com/office/word/2015/wordml/symex" xmlns:wpg="http://schemas.microsoft.com/office/word/2010/wordprocessingGroup" xmlns:wpi="http://schemas.microsoft.com/office/word/2010/wordprocessingInk" xmlns:wne="http://schemas.microsoft.com/office/word/2006/wordml" xmlns:wps="http://schemas.microsoft.com/office/word/2010/wordprocessingShape" mc:Ignorable="w14 w15 w16se w16cid w16 w16cex w16sdtdh w16du wp14">
   <w15:person w15:author="Cummings, Shawn">
     <w15:presenceInfo w15:providerId="AD" w15:userId="S::shawn.cummings@uconn.edu::de2d00fc-0438-4d53-9dfb-ffd47e6e9224"/>
   </w15:person>
@@ -4386,7 +3811,7 @@
 </file>
 
 <file path=word/styles.xml><?xml version="1.0" encoding="utf-8"?>
-<w:styles xmlns:mc="http://schemas.openxmlformats.org/markup-compatibility/2006" xmlns:r="http://schemas.openxmlformats.org/officeDocument/2006/relationships" xmlns:w="http://schemas.openxmlformats.org/wordprocessingml/2006/main" xmlns:w14="http://schemas.microsoft.com/office/word/2010/wordml" xmlns:w15="http://schemas.microsoft.com/office/word/2012/wordml" xmlns:w16cex="http://schemas.microsoft.com/office/word/2018/wordml/cex" xmlns:w16cid="http://schemas.microsoft.com/office/word/2016/wordml/cid" xmlns:w16="http://schemas.microsoft.com/office/word/2018/wordml" xmlns:w16du="http://schemas.microsoft.com/office/word/2023/wordml/word16du" xmlns:w16sdtdh="http://schemas.microsoft.com/office/word/2020/wordml/sdtdatahash" xmlns:w16sdtfl="http://schemas.microsoft.com/office/word/2024/wordml/sdtformatlock" xmlns:w16se="http://schemas.microsoft.com/office/word/2015/wordml/symex" mc:Ignorable="w14 w15 w16se w16cid w16 w16cex w16sdtdh w16sdtfl w16du">
+<w:styles xmlns:mc="http://schemas.openxmlformats.org/markup-compatibility/2006" xmlns:r="http://schemas.openxmlformats.org/officeDocument/2006/relationships" xmlns:w="http://schemas.openxmlformats.org/wordprocessingml/2006/main" xmlns:w14="http://schemas.microsoft.com/office/word/2010/wordml" xmlns:w15="http://schemas.microsoft.com/office/word/2012/wordml" xmlns:w16cex="http://schemas.microsoft.com/office/word/2018/wordml/cex" xmlns:w16cid="http://schemas.microsoft.com/office/word/2016/wordml/cid" xmlns:w16="http://schemas.microsoft.com/office/word/2018/wordml" xmlns:w16du="http://schemas.microsoft.com/office/word/2023/wordml/word16du" xmlns:w16sdtdh="http://schemas.microsoft.com/office/word/2020/wordml/sdtdatahash" xmlns:w16se="http://schemas.microsoft.com/office/word/2015/wordml/symex" mc:Ignorable="w14 w15 w16se w16cid w16 w16cex w16sdtdh w16du">
   <w:docDefaults>
     <w:rPrDefault>
       <w:rPr>

--- a/output/papers/Round 2/Response-to-reviewers.docx
+++ b/output/papers/Round 2/Response-to-reviewers.docx
@@ -745,6 +745,16 @@
         </w:rPr>
         <w:t>elaborate on</w:t>
       </w:r>
+      <w:ins w:id="0" w:author="Cummings, Shawn" w:date="2025-05-27T11:39:00Z" w16du:dateUtc="2025-05-27T15:39:00Z">
+        <w:r>
+          <w:rPr>
+            <w:rFonts w:ascii="Times New Roman" w:hAnsi="Times New Roman" w:cs="Times New Roman"/>
+            <w:sz w:val="24"/>
+            <w:szCs w:val="24"/>
+          </w:rPr>
+          <w:t xml:space="preserve"> participant responses to the post-experiment survey, and on</w:t>
+        </w:r>
+      </w:ins>
       <w:r>
         <w:rPr>
           <w:rFonts w:ascii="Times New Roman" w:hAnsi="Times New Roman" w:cs="Times New Roman"/>
@@ -761,21 +771,87 @@
         </w:rPr>
         <w:t>described in detail in the SI)</w:t>
       </w:r>
-      <w:r>
-        <w:rPr>
-          <w:rFonts w:ascii="Times New Roman" w:hAnsi="Times New Roman" w:cs="Times New Roman"/>
-          <w:sz w:val="24"/>
-          <w:szCs w:val="24"/>
-        </w:rPr>
-        <w:t xml:space="preserve">, </w:t>
-      </w:r>
-      <w:r>
-        <w:rPr>
-          <w:rFonts w:ascii="Times New Roman" w:hAnsi="Times New Roman" w:cs="Times New Roman"/>
-          <w:sz w:val="24"/>
-          <w:szCs w:val="24"/>
-        </w:rPr>
-        <w:t>and how it speaks to—but does not fully remove—that concern. This revision, we hope, helps readers to maintain an adequate level of uncertainty about our interpretation of our results.</w:t>
+      <w:ins w:id="1" w:author="Cummings, Shawn" w:date="2025-05-27T11:39:00Z" w16du:dateUtc="2025-05-27T15:39:00Z">
+        <w:r>
+          <w:rPr>
+            <w:rFonts w:ascii="Times New Roman" w:hAnsi="Times New Roman" w:cs="Times New Roman"/>
+            <w:sz w:val="24"/>
+            <w:szCs w:val="24"/>
+          </w:rPr>
+          <w:t>. These both</w:t>
+        </w:r>
+      </w:ins>
+      <w:del w:id="2" w:author="Cummings, Shawn" w:date="2025-05-27T11:39:00Z" w16du:dateUtc="2025-05-27T15:39:00Z">
+        <w:r>
+          <w:rPr>
+            <w:rFonts w:ascii="Times New Roman" w:hAnsi="Times New Roman" w:cs="Times New Roman"/>
+            <w:sz w:val="24"/>
+            <w:szCs w:val="24"/>
+          </w:rPr>
+          <w:delText>,</w:delText>
+        </w:r>
+      </w:del>
+      <w:r>
+        <w:rPr>
+          <w:rFonts w:ascii="Times New Roman" w:hAnsi="Times New Roman" w:cs="Times New Roman"/>
+          <w:sz w:val="24"/>
+          <w:szCs w:val="24"/>
+        </w:rPr>
+        <w:t xml:space="preserve"> </w:t>
+      </w:r>
+      <w:del w:id="3" w:author="Cummings, Shawn" w:date="2025-05-27T11:39:00Z" w16du:dateUtc="2025-05-27T15:39:00Z">
+        <w:r>
+          <w:rPr>
+            <w:rFonts w:ascii="Times New Roman" w:hAnsi="Times New Roman" w:cs="Times New Roman"/>
+            <w:sz w:val="24"/>
+            <w:szCs w:val="24"/>
+          </w:rPr>
+          <w:delText xml:space="preserve">and how it </w:delText>
+        </w:r>
+      </w:del>
+      <w:r>
+        <w:rPr>
+          <w:rFonts w:ascii="Times New Roman" w:hAnsi="Times New Roman" w:cs="Times New Roman"/>
+          <w:sz w:val="24"/>
+          <w:szCs w:val="24"/>
+        </w:rPr>
+        <w:t>speak</w:t>
+      </w:r>
+      <w:del w:id="4" w:author="Cummings, Shawn" w:date="2025-05-27T11:39:00Z" w16du:dateUtc="2025-05-27T15:39:00Z">
+        <w:r>
+          <w:rPr>
+            <w:rFonts w:ascii="Times New Roman" w:hAnsi="Times New Roman" w:cs="Times New Roman"/>
+            <w:sz w:val="24"/>
+            <w:szCs w:val="24"/>
+          </w:rPr>
+          <w:delText>s</w:delText>
+        </w:r>
+      </w:del>
+      <w:r>
+        <w:rPr>
+          <w:rFonts w:ascii="Times New Roman" w:hAnsi="Times New Roman" w:cs="Times New Roman"/>
+          <w:sz w:val="24"/>
+          <w:szCs w:val="24"/>
+        </w:rPr>
+        <w:t xml:space="preserve"> to—but do</w:t>
+      </w:r>
+      <w:del w:id="5" w:author="Cummings, Shawn" w:date="2025-05-27T11:39:00Z" w16du:dateUtc="2025-05-27T15:39:00Z">
+        <w:r>
+          <w:rPr>
+            <w:rFonts w:ascii="Times New Roman" w:hAnsi="Times New Roman" w:cs="Times New Roman"/>
+            <w:sz w:val="24"/>
+            <w:szCs w:val="24"/>
+          </w:rPr>
+          <w:delText>es</w:delText>
+        </w:r>
+      </w:del>
+      <w:r>
+        <w:rPr>
+          <w:rFonts w:ascii="Times New Roman" w:hAnsi="Times New Roman" w:cs="Times New Roman"/>
+          <w:sz w:val="24"/>
+          <w:szCs w:val="24"/>
+        </w:rPr>
+        <w:t xml:space="preserve"> not fully remove—that concern. This revision, we hope, helps readers to maintain an adequate level of uncertainty about our interpretation of our results.</w:t>
       </w:r>
     </w:p>
     <w:p>
@@ -1695,7 +1771,7 @@
         </w:rPr>
         <w:t>We have added the requested details</w:t>
       </w:r>
-      <w:ins w:id="0" w:author="Cummings, Shawn" w:date="2025-05-09T12:51:00Z" w16du:dateUtc="2025-05-09T16:51:00Z">
+      <w:ins w:id="6" w:author="Cummings, Shawn" w:date="2025-05-09T12:51:00Z" w16du:dateUtc="2025-05-09T16:51:00Z">
         <w:r>
           <w:rPr>
             <w:rFonts w:ascii="Times New Roman" w:hAnsi="Times New Roman" w:cs="Times New Roman"/>
@@ -1762,13 +1838,13 @@
       <w:pPr>
         <w:spacing w:after="0" w:line="240" w:lineRule="auto"/>
         <w:rPr>
-          <w:ins w:id="1" w:author="Cummings, Shawn" w:date="2025-05-12T21:52:00Z" w16du:dateUtc="2025-05-13T01:52:00Z"/>
-          <w:rFonts w:ascii="Times New Roman" w:hAnsi="Times New Roman" w:cs="Times New Roman"/>
-          <w:sz w:val="24"/>
-          <w:szCs w:val="24"/>
-        </w:rPr>
-      </w:pPr>
-      <w:ins w:id="2" w:author="Cummings, Shawn" w:date="2025-05-12T21:52:00Z" w16du:dateUtc="2025-05-13T01:52:00Z">
+          <w:ins w:id="7" w:author="Cummings, Shawn" w:date="2025-05-12T21:52:00Z" w16du:dateUtc="2025-05-13T01:52:00Z"/>
+          <w:rFonts w:ascii="Times New Roman" w:hAnsi="Times New Roman" w:cs="Times New Roman"/>
+          <w:sz w:val="24"/>
+          <w:szCs w:val="24"/>
+        </w:rPr>
+      </w:pPr>
+      <w:ins w:id="8" w:author="Cummings, Shawn" w:date="2025-05-12T21:52:00Z" w16du:dateUtc="2025-05-13T01:52:00Z">
         <w:r>
           <w:rPr>
             <w:rFonts w:ascii="Times New Roman" w:hAnsi="Times New Roman" w:cs="Times New Roman"/>
@@ -1783,13 +1859,13 @@
       <w:pPr>
         <w:spacing w:after="0" w:line="240" w:lineRule="auto"/>
         <w:rPr>
-          <w:del w:id="3" w:author="Cummings, Shawn" w:date="2025-05-12T21:49:00Z" w16du:dateUtc="2025-05-13T01:49:00Z"/>
-          <w:rFonts w:ascii="Times New Roman" w:hAnsi="Times New Roman" w:cs="Times New Roman"/>
-          <w:sz w:val="24"/>
-          <w:szCs w:val="24"/>
-        </w:rPr>
-      </w:pPr>
-      <w:del w:id="4" w:author="Cummings, Shawn" w:date="2025-05-12T21:46:00Z" w16du:dateUtc="2025-05-13T01:46:00Z">
+          <w:del w:id="9" w:author="Cummings, Shawn" w:date="2025-05-12T21:49:00Z" w16du:dateUtc="2025-05-13T01:49:00Z"/>
+          <w:rFonts w:ascii="Times New Roman" w:hAnsi="Times New Roman" w:cs="Times New Roman"/>
+          <w:sz w:val="24"/>
+          <w:szCs w:val="24"/>
+        </w:rPr>
+      </w:pPr>
+      <w:del w:id="10" w:author="Cummings, Shawn" w:date="2025-05-12T21:46:00Z" w16du:dateUtc="2025-05-13T01:46:00Z">
         <w:r>
           <w:rPr>
             <w:rFonts w:ascii="Times New Roman" w:hAnsi="Times New Roman" w:cs="Times New Roman"/>
@@ -2131,7 +2207,7 @@
       <w:pPr>
         <w:spacing w:after="0" w:line="240" w:lineRule="auto"/>
         <w:rPr>
-          <w:ins w:id="5" w:author="Jaeger, Florian" w:date="2025-05-11T13:57:00Z" w16du:dateUtc="2025-05-11T17:57:00Z"/>
+          <w:ins w:id="11" w:author="Jaeger, Florian" w:date="2025-05-11T13:57:00Z" w16du:dateUtc="2025-05-11T17:57:00Z"/>
           <w:rFonts w:ascii="Times New Roman" w:hAnsi="Times New Roman" w:cs="Times New Roman"/>
           <w:sz w:val="24"/>
           <w:szCs w:val="24"/>
@@ -2202,7 +2278,7 @@
       <w:pPr>
         <w:spacing w:after="0" w:line="240" w:lineRule="auto"/>
         <w:rPr>
-          <w:ins w:id="6" w:author="Jaeger, Florian" w:date="2025-05-11T13:57:00Z" w16du:dateUtc="2025-05-11T17:57:00Z"/>
+          <w:ins w:id="12" w:author="Jaeger, Florian" w:date="2025-05-11T13:57:00Z" w16du:dateUtc="2025-05-11T17:57:00Z"/>
           <w:rFonts w:ascii="Times New Roman" w:hAnsi="Times New Roman" w:cs="Times New Roman"/>
           <w:sz w:val="24"/>
           <w:szCs w:val="24"/>
@@ -2346,6 +2422,7 @@
       <w:pPr>
         <w:spacing w:after="0" w:line="240" w:lineRule="auto"/>
         <w:rPr>
+          <w:ins w:id="13" w:author="Cummings, Shawn" w:date="2025-05-27T11:30:00Z" w16du:dateUtc="2025-05-27T15:30:00Z"/>
           <w:rFonts w:ascii="Times New Roman" w:hAnsi="Times New Roman" w:cs="Times New Roman"/>
           <w:sz w:val="24"/>
           <w:szCs w:val="24"/>
@@ -2375,32 +2452,341 @@
           <w:sz w:val="24"/>
           <w:szCs w:val="24"/>
         </w:rPr>
-        <w:t xml:space="preserve"> made that mistake, and no participant had to be excluded based on that criterion. However, since pressing the SPACE bar auto-advanced to the next trial, trials with SPACE bar responses are lacking categorization responses, and thus had to be excluded (</w:t>
-      </w:r>
-      <w:commentRangeStart w:id="7"/>
-      <w:r>
-        <w:rPr>
-          <w:rFonts w:ascii="Times New Roman" w:hAnsi="Times New Roman" w:cs="Times New Roman"/>
-          <w:sz w:val="24"/>
-          <w:szCs w:val="24"/>
-        </w:rPr>
-        <w:t xml:space="preserve">1.6% </w:t>
-      </w:r>
-      <w:commentRangeEnd w:id="7"/>
-      <w:r>
-        <w:rPr>
-          <w:rStyle w:val="CommentReference"/>
-        </w:rPr>
-        <w:commentReference w:id="7"/>
-      </w:r>
-      <w:r>
-        <w:rPr>
-          <w:rFonts w:ascii="Times New Roman" w:hAnsi="Times New Roman" w:cs="Times New Roman"/>
-          <w:sz w:val="24"/>
-          <w:szCs w:val="24"/>
-        </w:rPr>
-        <w:t xml:space="preserve">of all trials). </w:t>
-      </w:r>
+        <w:t xml:space="preserve"> made that mistak</w:t>
+      </w:r>
+      <w:ins w:id="14" w:author="Cummings, Shawn" w:date="2025-05-27T11:30:00Z" w16du:dateUtc="2025-05-27T15:30:00Z">
+        <w:r>
+          <w:rPr>
+            <w:rFonts w:ascii="Times New Roman" w:hAnsi="Times New Roman" w:cs="Times New Roman"/>
+            <w:sz w:val="24"/>
+            <w:szCs w:val="24"/>
+          </w:rPr>
+          <w:t>e</w:t>
+        </w:r>
+      </w:ins>
+      <w:ins w:id="15" w:author="Cummings, Shawn" w:date="2025-05-27T11:33:00Z" w16du:dateUtc="2025-05-27T15:33:00Z">
+        <w:r>
+          <w:rPr>
+            <w:rFonts w:ascii="Times New Roman" w:hAnsi="Times New Roman" w:cs="Times New Roman"/>
+            <w:sz w:val="24"/>
+            <w:szCs w:val="24"/>
+          </w:rPr>
+          <w:t xml:space="preserve"> (0.8% of responses in Exp 1a-c, and</w:t>
+        </w:r>
+      </w:ins>
+      <w:ins w:id="16" w:author="Cummings, Shawn" w:date="2025-05-27T11:37:00Z" w16du:dateUtc="2025-05-27T15:37:00Z">
+        <w:r>
+          <w:rPr>
+            <w:rFonts w:ascii="Times New Roman" w:hAnsi="Times New Roman" w:cs="Times New Roman"/>
+            <w:sz w:val="24"/>
+            <w:szCs w:val="24"/>
+          </w:rPr>
+          <w:t xml:space="preserve"> 0.3% of responses in Exp 2)</w:t>
+        </w:r>
+      </w:ins>
+      <w:ins w:id="17" w:author="Cummings, Shawn" w:date="2025-05-27T11:33:00Z" w16du:dateUtc="2025-05-27T15:33:00Z">
+        <w:r>
+          <w:rPr>
+            <w:rFonts w:ascii="Times New Roman" w:hAnsi="Times New Roman" w:cs="Times New Roman"/>
+            <w:sz w:val="24"/>
+            <w:szCs w:val="24"/>
+          </w:rPr>
+          <w:t xml:space="preserve"> </w:t>
+        </w:r>
+      </w:ins>
+      <w:ins w:id="18" w:author="Cummings, Shawn" w:date="2025-05-27T11:30:00Z" w16du:dateUtc="2025-05-27T15:30:00Z">
+        <w:r>
+          <w:rPr>
+            <w:rFonts w:ascii="Times New Roman" w:hAnsi="Times New Roman" w:cs="Times New Roman"/>
+            <w:sz w:val="24"/>
+            <w:szCs w:val="24"/>
+          </w:rPr>
+          <w:t>.</w:t>
+        </w:r>
+      </w:ins>
+      <w:del w:id="19" w:author="Cummings, Shawn" w:date="2025-05-27T11:30:00Z" w16du:dateUtc="2025-05-27T15:30:00Z">
+        <w:r>
+          <w:rPr>
+            <w:rFonts w:ascii="Times New Roman" w:hAnsi="Times New Roman" w:cs="Times New Roman"/>
+            <w:sz w:val="24"/>
+            <w:szCs w:val="24"/>
+          </w:rPr>
+          <w:delText>e, and no participant had to be excluded based on that criterion.</w:delText>
+        </w:r>
+      </w:del>
+      <w:r>
+        <w:rPr>
+          <w:rFonts w:ascii="Times New Roman" w:hAnsi="Times New Roman" w:cs="Times New Roman"/>
+          <w:sz w:val="24"/>
+          <w:szCs w:val="24"/>
+        </w:rPr>
+        <w:t xml:space="preserve"> However, since pressing the SPACE bar auto-advanced to the next trial, trials with SPACE bar responses are lacking categorization responses, and thus had to be excluded</w:t>
+      </w:r>
+      <w:ins w:id="20" w:author="Cummings, Shawn" w:date="2025-05-27T11:30:00Z" w16du:dateUtc="2025-05-27T15:30:00Z">
+        <w:r>
+          <w:rPr>
+            <w:rFonts w:ascii="Times New Roman" w:hAnsi="Times New Roman" w:cs="Times New Roman"/>
+            <w:sz w:val="24"/>
+            <w:szCs w:val="24"/>
+          </w:rPr>
+          <w:t>.</w:t>
+        </w:r>
+      </w:ins>
+      <w:del w:id="21" w:author="Cummings, Shawn" w:date="2025-05-27T11:30:00Z" w16du:dateUtc="2025-05-27T15:30:00Z">
+        <w:r>
+          <w:rPr>
+            <w:rFonts w:ascii="Times New Roman" w:hAnsi="Times New Roman" w:cs="Times New Roman"/>
+            <w:sz w:val="24"/>
+            <w:szCs w:val="24"/>
+          </w:rPr>
+          <w:delText xml:space="preserve"> (</w:delText>
+        </w:r>
+        <w:commentRangeStart w:id="22"/>
+        <w:r>
+          <w:rPr>
+            <w:rFonts w:ascii="Times New Roman" w:hAnsi="Times New Roman" w:cs="Times New Roman"/>
+            <w:sz w:val="24"/>
+            <w:szCs w:val="24"/>
+          </w:rPr>
+          <w:delText xml:space="preserve">1.6% </w:delText>
+        </w:r>
+        <w:commentRangeEnd w:id="22"/>
+        <w:r>
+          <w:rPr>
+            <w:rStyle w:val="CommentReference"/>
+          </w:rPr>
+          <w:commentReference w:id="22"/>
+        </w:r>
+        <w:r>
+          <w:rPr>
+            <w:rFonts w:ascii="Times New Roman" w:hAnsi="Times New Roman" w:cs="Times New Roman"/>
+            <w:sz w:val="24"/>
+            <w:szCs w:val="24"/>
+          </w:rPr>
+          <w:delText xml:space="preserve">of all trials). </w:delText>
+        </w:r>
+      </w:del>
+    </w:p>
+    <w:p>
+      <w:pPr>
+        <w:spacing w:after="0" w:line="240" w:lineRule="auto"/>
+        <w:rPr>
+          <w:ins w:id="23" w:author="Cummings, Shawn" w:date="2025-05-27T11:30:00Z" w16du:dateUtc="2025-05-27T15:30:00Z"/>
+          <w:rFonts w:ascii="Times New Roman" w:hAnsi="Times New Roman" w:cs="Times New Roman"/>
+          <w:sz w:val="24"/>
+          <w:szCs w:val="24"/>
+        </w:rPr>
+      </w:pPr>
+    </w:p>
+    <w:p>
+      <w:pPr>
+        <w:spacing w:after="0" w:line="240" w:lineRule="auto"/>
+        <w:rPr>
+          <w:rFonts w:ascii="Times New Roman" w:hAnsi="Times New Roman" w:cs="Times New Roman"/>
+          <w:sz w:val="24"/>
+          <w:szCs w:val="24"/>
+        </w:rPr>
+      </w:pPr>
+      <w:ins w:id="24" w:author="Cummings, Shawn" w:date="2025-05-27T11:30:00Z" w16du:dateUtc="2025-05-27T15:30:00Z">
+        <w:r>
+          <w:rPr>
+            <w:rFonts w:ascii="Times New Roman" w:hAnsi="Times New Roman" w:cs="Times New Roman"/>
+            <w:sz w:val="24"/>
+            <w:szCs w:val="24"/>
+          </w:rPr>
+          <w:t xml:space="preserve">This comment </w:t>
+        </w:r>
+      </w:ins>
+      <w:ins w:id="25" w:author="Cummings, Shawn" w:date="2025-05-27T11:31:00Z" w16du:dateUtc="2025-05-27T15:31:00Z">
+        <w:r>
+          <w:rPr>
+            <w:rFonts w:ascii="Times New Roman" w:hAnsi="Times New Roman" w:cs="Times New Roman"/>
+            <w:sz w:val="24"/>
+            <w:szCs w:val="24"/>
+          </w:rPr>
+          <w:t xml:space="preserve">also </w:t>
+        </w:r>
+      </w:ins>
+      <w:ins w:id="26" w:author="Cummings, Shawn" w:date="2025-05-27T11:30:00Z" w16du:dateUtc="2025-05-27T15:30:00Z">
+        <w:r>
+          <w:rPr>
+            <w:rFonts w:ascii="Times New Roman" w:hAnsi="Times New Roman" w:cs="Times New Roman"/>
+            <w:sz w:val="24"/>
+            <w:szCs w:val="24"/>
+          </w:rPr>
+          <w:t>made us realize that while we had in</w:t>
+        </w:r>
+      </w:ins>
+      <w:ins w:id="27" w:author="Cummings, Shawn" w:date="2025-05-27T11:31:00Z" w16du:dateUtc="2025-05-27T15:31:00Z">
+        <w:r>
+          <w:rPr>
+            <w:rFonts w:ascii="Times New Roman" w:hAnsi="Times New Roman" w:cs="Times New Roman"/>
+            <w:sz w:val="24"/>
+            <w:szCs w:val="24"/>
+          </w:rPr>
+          <w:t>tended to additionally exclude individual trials whose reaction times were too fast or too slow, this exclusion was not r</w:t>
+        </w:r>
+      </w:ins>
+      <w:ins w:id="28" w:author="Cummings, Shawn" w:date="2025-05-27T11:32:00Z" w16du:dateUtc="2025-05-27T15:32:00Z">
+        <w:r>
+          <w:rPr>
+            <w:rFonts w:ascii="Times New Roman" w:hAnsi="Times New Roman" w:cs="Times New Roman"/>
+            <w:sz w:val="24"/>
+            <w:szCs w:val="24"/>
+          </w:rPr>
+          <w:t xml:space="preserve">un in our initial submission. </w:t>
+        </w:r>
+      </w:ins>
+      <w:ins w:id="29" w:author="Cummings, Shawn" w:date="2025-05-27T11:35:00Z" w16du:dateUtc="2025-05-27T15:35:00Z">
+        <w:r>
+          <w:rPr>
+            <w:rFonts w:ascii="Times New Roman" w:hAnsi="Times New Roman" w:cs="Times New Roman"/>
+            <w:sz w:val="24"/>
+            <w:szCs w:val="24"/>
+          </w:rPr>
+          <w:t>T</w:t>
+        </w:r>
+      </w:ins>
+      <w:ins w:id="30" w:author="Cummings, Shawn" w:date="2025-05-27T11:33:00Z" w16du:dateUtc="2025-05-27T15:33:00Z">
+        <w:r>
+          <w:rPr>
+            <w:rFonts w:ascii="Times New Roman" w:hAnsi="Times New Roman" w:cs="Times New Roman"/>
+            <w:sz w:val="24"/>
+            <w:szCs w:val="24"/>
+          </w:rPr>
+          <w:t xml:space="preserve">he </w:t>
+        </w:r>
+      </w:ins>
+      <w:ins w:id="31" w:author="Cummings, Shawn" w:date="2025-05-27T11:32:00Z" w16du:dateUtc="2025-05-27T15:32:00Z">
+        <w:r>
+          <w:rPr>
+            <w:rFonts w:ascii="Times New Roman" w:hAnsi="Times New Roman" w:cs="Times New Roman"/>
+            <w:sz w:val="24"/>
+            <w:szCs w:val="24"/>
+          </w:rPr>
+          <w:t xml:space="preserve">revised manuscript </w:t>
+        </w:r>
+      </w:ins>
+      <w:ins w:id="32" w:author="Cummings, Shawn" w:date="2025-05-27T11:33:00Z" w16du:dateUtc="2025-05-27T15:33:00Z">
+        <w:r>
+          <w:rPr>
+            <w:rFonts w:ascii="Times New Roman" w:hAnsi="Times New Roman" w:cs="Times New Roman"/>
+            <w:sz w:val="24"/>
+            <w:szCs w:val="24"/>
+          </w:rPr>
+          <w:t xml:space="preserve">excludes an additional </w:t>
+        </w:r>
+      </w:ins>
+      <w:ins w:id="33" w:author="Cummings, Shawn" w:date="2025-05-27T11:34:00Z">
+        <w:r>
+          <w:rPr>
+            <w:rFonts w:ascii="Times New Roman" w:hAnsi="Times New Roman" w:cs="Times New Roman"/>
+            <w:sz w:val="24"/>
+            <w:szCs w:val="24"/>
+          </w:rPr>
+          <w:t>236 trials (1.8%)</w:t>
+        </w:r>
+      </w:ins>
+      <w:ins w:id="34" w:author="Cummings, Shawn" w:date="2025-05-27T11:34:00Z" w16du:dateUtc="2025-05-27T15:34:00Z">
+        <w:r>
+          <w:rPr>
+            <w:rFonts w:ascii="Times New Roman" w:hAnsi="Times New Roman" w:cs="Times New Roman"/>
+            <w:sz w:val="24"/>
+            <w:szCs w:val="24"/>
+          </w:rPr>
+          <w:t xml:space="preserve"> from experiment 1a-c and </w:t>
+        </w:r>
+      </w:ins>
+      <w:ins w:id="35" w:author="Cummings, Shawn" w:date="2025-05-27T11:34:00Z">
+        <w:r>
+          <w:rPr>
+            <w:rFonts w:ascii="Times New Roman" w:hAnsi="Times New Roman" w:cs="Times New Roman"/>
+            <w:sz w:val="24"/>
+            <w:szCs w:val="24"/>
+          </w:rPr>
+          <w:t>95 trials (2.2%)</w:t>
+        </w:r>
+      </w:ins>
+      <w:ins w:id="36" w:author="Cummings, Shawn" w:date="2025-05-27T11:34:00Z" w16du:dateUtc="2025-05-27T15:34:00Z">
+        <w:r>
+          <w:rPr>
+            <w:rFonts w:ascii="Times New Roman" w:hAnsi="Times New Roman" w:cs="Times New Roman"/>
+            <w:sz w:val="24"/>
+            <w:szCs w:val="24"/>
+          </w:rPr>
+          <w:t xml:space="preserve"> from experiment 2</w:t>
+        </w:r>
+      </w:ins>
+      <w:ins w:id="37" w:author="Cummings, Shawn" w:date="2025-05-27T11:35:00Z" w16du:dateUtc="2025-05-27T15:35:00Z">
+        <w:r>
+          <w:rPr>
+            <w:rFonts w:ascii="Times New Roman" w:hAnsi="Times New Roman" w:cs="Times New Roman"/>
+            <w:sz w:val="24"/>
+            <w:szCs w:val="24"/>
+          </w:rPr>
+          <w:t>, as these trials</w:t>
+        </w:r>
+      </w:ins>
+      <w:ins w:id="38" w:author="Cummings, Shawn" w:date="2025-05-27T11:36:00Z" w16du:dateUtc="2025-05-27T15:36:00Z">
+        <w:r>
+          <w:rPr>
+            <w:rFonts w:ascii="Times New Roman" w:hAnsi="Times New Roman" w:cs="Times New Roman"/>
+            <w:sz w:val="24"/>
+            <w:szCs w:val="24"/>
+          </w:rPr>
+          <w:t xml:space="preserve"> had</w:t>
+        </w:r>
+      </w:ins>
+      <w:ins w:id="39" w:author="Cummings, Shawn" w:date="2025-05-27T11:35:00Z" w16du:dateUtc="2025-05-27T15:35:00Z">
+        <w:r>
+          <w:rPr>
+            <w:rFonts w:ascii="Times New Roman" w:hAnsi="Times New Roman" w:cs="Times New Roman"/>
+            <w:sz w:val="24"/>
+            <w:szCs w:val="24"/>
+          </w:rPr>
+          <w:t xml:space="preserve"> </w:t>
+        </w:r>
+      </w:ins>
+      <w:ins w:id="40" w:author="Cummings, Shawn" w:date="2025-05-27T11:36:00Z">
+        <w:r>
+          <w:rPr>
+            <w:rFonts w:ascii="Times New Roman" w:hAnsi="Times New Roman" w:cs="Times New Roman"/>
+            <w:sz w:val="24"/>
+            <w:szCs w:val="24"/>
+          </w:rPr>
+          <w:t>with</w:t>
+        </w:r>
+      </w:ins>
+      <w:ins w:id="41" w:author="Cummings, Shawn" w:date="2025-05-27T11:36:00Z" w16du:dateUtc="2025-05-27T15:36:00Z">
+        <w:r>
+          <w:rPr>
+            <w:rFonts w:ascii="Times New Roman" w:hAnsi="Times New Roman" w:cs="Times New Roman"/>
+            <w:sz w:val="24"/>
+            <w:szCs w:val="24"/>
+          </w:rPr>
+          <w:t>ing</w:t>
+        </w:r>
+      </w:ins>
+      <w:ins w:id="42" w:author="Cummings, Shawn" w:date="2025-05-27T11:36:00Z">
+        <w:r>
+          <w:rPr>
+            <w:rFonts w:ascii="Times New Roman" w:hAnsi="Times New Roman" w:cs="Times New Roman"/>
+            <w:sz w:val="24"/>
+            <w:szCs w:val="24"/>
+          </w:rPr>
+          <w:t>-participant scaled log-transformed RTs outside of 3 SD of mean of scaled log-transformed RTs at that trial position</w:t>
+        </w:r>
+      </w:ins>
+      <w:ins w:id="43" w:author="Cummings, Shawn" w:date="2025-05-27T11:36:00Z" w16du:dateUtc="2025-05-27T15:36:00Z">
+        <w:r>
+          <w:rPr>
+            <w:rFonts w:ascii="Times New Roman" w:hAnsi="Times New Roman" w:cs="Times New Roman"/>
+            <w:sz w:val="24"/>
+            <w:szCs w:val="24"/>
+          </w:rPr>
+          <w:t>.</w:t>
+        </w:r>
+      </w:ins>
     </w:p>
     <w:p>
       <w:pPr>
@@ -2440,7 +2826,7 @@
       <w:pPr>
         <w:spacing w:after="0" w:line="240" w:lineRule="auto"/>
         <w:rPr>
-          <w:ins w:id="8" w:author="Jaeger, Florian" w:date="2025-05-11T13:59:00Z" w16du:dateUtc="2025-05-11T17:59:00Z"/>
+          <w:ins w:id="44" w:author="Jaeger, Florian" w:date="2025-05-11T13:59:00Z" w16du:dateUtc="2025-05-11T17:59:00Z"/>
           <w:rFonts w:ascii="Times New Roman" w:hAnsi="Times New Roman" w:cs="Times New Roman"/>
           <w:sz w:val="24"/>
           <w:szCs w:val="24"/>
@@ -2584,9 +2970,9 @@
         </w:rPr>
         <w:t>previous work, e.g., Kraljic &amp; Samuel, 2011, but not directly relevant to the present work)</w:t>
       </w:r>
-      <w:commentRangeStart w:id="9"/>
-      <w:commentRangeStart w:id="10"/>
-      <w:commentRangeStart w:id="11"/>
+      <w:commentRangeStart w:id="45"/>
+      <w:commentRangeStart w:id="46"/>
+      <w:commentRangeStart w:id="47"/>
       <w:r>
         <w:rPr>
           <w:rFonts w:ascii="Times New Roman" w:hAnsi="Times New Roman" w:cs="Times New Roman"/>
@@ -2595,26 +2981,26 @@
         </w:rPr>
         <w:t>.</w:t>
       </w:r>
-      <w:commentRangeEnd w:id="9"/>
+      <w:commentRangeEnd w:id="45"/>
       <w:r>
         <w:rPr>
           <w:rStyle w:val="CommentReference"/>
         </w:rPr>
-        <w:commentReference w:id="9"/>
-      </w:r>
-      <w:commentRangeEnd w:id="10"/>
+        <w:commentReference w:id="45"/>
+      </w:r>
+      <w:commentRangeEnd w:id="46"/>
       <w:r>
         <w:rPr>
           <w:rStyle w:val="CommentReference"/>
         </w:rPr>
-        <w:commentReference w:id="10"/>
-      </w:r>
-      <w:commentRangeEnd w:id="11"/>
+        <w:commentReference w:id="46"/>
+      </w:r>
+      <w:commentRangeEnd w:id="47"/>
       <w:r>
         <w:rPr>
           <w:rStyle w:val="CommentReference"/>
         </w:rPr>
-        <w:commentReference w:id="11"/>
+        <w:commentReference w:id="47"/>
       </w:r>
     </w:p>
     <w:p>
@@ -2684,7 +3070,16 @@
           <w:sz w:val="24"/>
           <w:szCs w:val="24"/>
         </w:rPr>
-        <w:t>-responses comparable to the pen in mouth condition in Experiment 1c (since Experiment 2 occludes most direct visual evidence of fricative articulation.)" All that needs to be said is that there were errors in labelling the continuum tokens and so the acoustic region covered by the continuum differed across these experiments, with Experiments 1a and 1b being shifted relative to Experiment 1c….</w:t>
+        <w:t xml:space="preserve">-responses comparable to the pen in mouth condition in Experiment 1c (since Experiment 2 occludes most direct visual evidence of fricative articulation.)" All that needs to be said is that there were errors in labelling the continuum tokens and so the acoustic region covered </w:t>
+      </w:r>
+      <w:r>
+        <w:rPr>
+          <w:rFonts w:ascii="Times New Roman" w:hAnsi="Times New Roman" w:cs="Times New Roman"/>
+          <w:sz w:val="24"/>
+          <w:szCs w:val="24"/>
+        </w:rPr>
+        <w:lastRenderedPageBreak/>
+        <w:t>by the continuum differed across these experiments, with Experiments 1a and 1b being shifted relative to Experiment 1c….</w:t>
       </w:r>
     </w:p>
     <w:p>
@@ -2746,7 +3141,6 @@
           <w:sz w:val="24"/>
           <w:szCs w:val="24"/>
         </w:rPr>
-        <w:lastRenderedPageBreak/>
         <w:t>-"Here and for all other experiments, all 'main' effects were assessed in the center of the acoustic continuum for the first test block" - What counts as the center? Again, more specifics needed!</w:t>
       </w:r>
     </w:p>
@@ -3115,14 +3509,14 @@
       <w:pPr>
         <w:spacing w:after="0" w:line="240" w:lineRule="auto"/>
         <w:rPr>
-          <w:del w:id="12" w:author="Jaeger, Florian" w:date="2025-05-11T14:04:00Z" w16du:dateUtc="2025-05-11T18:04:00Z"/>
-          <w:rFonts w:ascii="Times New Roman" w:hAnsi="Times New Roman" w:cs="Times New Roman"/>
-          <w:sz w:val="24"/>
-          <w:szCs w:val="24"/>
-        </w:rPr>
-      </w:pPr>
-      <w:commentRangeStart w:id="13"/>
-      <w:del w:id="14" w:author="Jaeger, Florian" w:date="2025-05-11T14:04:00Z" w16du:dateUtc="2025-05-11T18:04:00Z">
+          <w:del w:id="48" w:author="Jaeger, Florian" w:date="2025-05-11T14:04:00Z" w16du:dateUtc="2025-05-11T18:04:00Z"/>
+          <w:rFonts w:ascii="Times New Roman" w:hAnsi="Times New Roman" w:cs="Times New Roman"/>
+          <w:sz w:val="24"/>
+          <w:szCs w:val="24"/>
+        </w:rPr>
+      </w:pPr>
+      <w:commentRangeStart w:id="49"/>
+      <w:del w:id="50" w:author="Jaeger, Florian" w:date="2025-05-11T14:04:00Z" w16du:dateUtc="2025-05-11T18:04:00Z">
         <w:r>
           <w:rPr>
             <w:rFonts w:ascii="Times New Roman" w:hAnsi="Times New Roman" w:cs="Times New Roman"/>
@@ -3131,12 +3525,12 @@
           </w:rPr>
           <w:delText>We have added ____.</w:delText>
         </w:r>
-        <w:commentRangeEnd w:id="13"/>
+        <w:commentRangeEnd w:id="49"/>
         <w:r>
           <w:rPr>
             <w:rStyle w:val="CommentReference"/>
           </w:rPr>
-          <w:commentReference w:id="13"/>
+          <w:commentReference w:id="49"/>
         </w:r>
       </w:del>
     </w:p>
@@ -3291,7 +3685,6 @@
           <w:sz w:val="24"/>
           <w:szCs w:val="24"/>
         </w:rPr>
-        <w:lastRenderedPageBreak/>
         <w:t xml:space="preserve"> </w:t>
       </w:r>
     </w:p>
@@ -3313,7 +3706,7 @@
 
 <file path=word/comments.xml><?xml version="1.0" encoding="utf-8"?>
 <w:comments xmlns:wpc="http://schemas.microsoft.com/office/word/2010/wordprocessingCanvas" xmlns:cx="http://schemas.microsoft.com/office/drawing/2014/chartex" xmlns:cx1="http://schemas.microsoft.com/office/drawing/2015/9/8/chartex" xmlns:cx2="http://schemas.microsoft.com/office/drawing/2015/10/21/chartex" xmlns:cx3="http://schemas.microsoft.com/office/drawing/2016/5/9/chartex" xmlns:cx4="http://schemas.microsoft.com/office/drawing/2016/5/10/chartex" xmlns:cx5="http://schemas.microsoft.com/office/drawing/2016/5/11/chartex" xmlns:cx6="http://schemas.microsoft.com/office/drawing/2016/5/12/chartex" xmlns:cx7="http://schemas.microsoft.com/office/drawing/2016/5/13/chartex" xmlns:cx8="http://schemas.microsoft.com/office/drawing/2016/5/14/chartex" xmlns:mc="http://schemas.openxmlformats.org/markup-compatibility/2006" xmlns:aink="http://schemas.microsoft.com/office/drawing/2016/ink" xmlns:am3d="http://schemas.microsoft.com/office/drawing/2017/model3d" xmlns:o="urn:schemas-microsoft-com:office:office" xmlns:oel="http://schemas.microsoft.com/office/2019/extlst" xmlns:r="http://schemas.openxmlformats.org/officeDocument/2006/relationships" xmlns:m="http://schemas.openxmlformats.org/officeDocument/2006/math" xmlns:v="urn:schemas-microsoft-com:vml" xmlns:wp14="http://schemas.microsoft.com/office/word/2010/wordprocessingDrawing" xmlns:wp="http://schemas.openxmlformats.org/drawingml/2006/wordprocessingDrawing" xmlns:w10="urn:schemas-microsoft-com:office:word" xmlns:w="http://schemas.openxmlformats.org/wordprocessingml/2006/main" xmlns:w14="http://schemas.microsoft.com/office/word/2010/wordml" xmlns:w15="http://schemas.microsoft.com/office/word/2012/wordml" xmlns:w16cex="http://schemas.microsoft.com/office/word/2018/wordml/cex" xmlns:w16cid="http://schemas.microsoft.com/office/word/2016/wordml/cid" xmlns:w16="http://schemas.microsoft.com/office/word/2018/wordml" xmlns:w16du="http://schemas.microsoft.com/office/word/2023/wordml/word16du" xmlns:w16sdtdh="http://schemas.microsoft.com/office/word/2020/wordml/sdtdatahash" xmlns:w16se="http://schemas.microsoft.com/office/word/2015/wordml/symex" xmlns:wpg="http://schemas.microsoft.com/office/word/2010/wordprocessingGroup" xmlns:wpi="http://schemas.microsoft.com/office/word/2010/wordprocessingInk" xmlns:wne="http://schemas.microsoft.com/office/word/2006/wordml" xmlns:wps="http://schemas.microsoft.com/office/word/2010/wordprocessingShape" mc:Ignorable="w14 w15 w16se w16cid w16 w16cex w16sdtdh w16du wp14">
-  <w:comment w:id="7" w:author="Cummings, Shawn" w:date="2025-05-10T15:00:00Z" w:initials="SC">
+  <w:comment w:id="22" w:author="Cummings, Shawn" w:date="2025-05-10T15:00:00Z" w:initials="SC">
     <w:p>
       <w:r>
         <w:rPr>
@@ -3330,7 +3723,7 @@
       </w:r>
     </w:p>
   </w:comment>
-  <w:comment w:id="9" w:author="Jaeger, Florian" w:date="2025-05-08T18:41:00Z" w:initials="TJ">
+  <w:comment w:id="45" w:author="Jaeger, Florian" w:date="2025-05-08T18:41:00Z" w:initials="TJ">
     <w:p>
       <w:r>
         <w:rPr>
@@ -3348,7 +3741,7 @@
       </w:r>
     </w:p>
   </w:comment>
-  <w:comment w:id="10" w:author="Cummings, Shawn" w:date="2025-05-09T12:06:00Z" w:initials="SC">
+  <w:comment w:id="46" w:author="Cummings, Shawn" w:date="2025-05-09T12:06:00Z" w:initials="SC">
     <w:p>
       <w:r>
         <w:rPr>
@@ -3365,7 +3758,7 @@
       </w:r>
     </w:p>
   </w:comment>
-  <w:comment w:id="11" w:author="Jaeger, Florian" w:date="2025-05-11T13:59:00Z" w:initials="TJ">
+  <w:comment w:id="47" w:author="Jaeger, Florian" w:date="2025-05-11T13:59:00Z" w:initials="TJ">
     <w:p>
       <w:r>
         <w:rPr>
@@ -3383,7 +3776,7 @@
       </w:r>
     </w:p>
   </w:comment>
-  <w:comment w:id="13" w:author="Jaeger, Florian" w:date="2025-05-08T18:51:00Z" w:initials="TJ">
+  <w:comment w:id="49" w:author="Jaeger, Florian" w:date="2025-05-08T18:51:00Z" w:initials="TJ">
     <w:p>
       <w:r>
         <w:rPr>
@@ -3475,7 +3868,7 @@
     <w:pPr>
       <w:pStyle w:val="Footer"/>
     </w:pPr>
-    <w:bookmarkStart w:id="15" w:name="TITUS1FooterPrimary"/>
+    <w:bookmarkStart w:id="51" w:name="TITUS1FooterPrimary"/>
     <w:r>
       <w:rPr>
         <w:color w:val="000000"/>
@@ -3483,7 +3876,7 @@
       </w:rPr>
       <w:t>  </w:t>
     </w:r>
-    <w:bookmarkEnd w:id="15"/>
+    <w:bookmarkEnd w:id="51"/>
   </w:p>
 </w:ftr>
 </file>
@@ -4414,7 +4807,6 @@
   <w:style w:type="character" w:default="1" w:styleId="DefaultParagraphFont">
     <w:name w:val="Default Paragraph Font"/>
     <w:uiPriority w:val="1"/>
-    <w:semiHidden/>
     <w:unhideWhenUsed/>
   </w:style>
   <w:style w:type="table" w:default="1" w:styleId="TableNormal">

--- a/output/papers/Round 2/Response-to-reviewers.docx
+++ b/output/papers/Round 2/Response-to-reviewers.docx
@@ -1,6 +1,6 @@
 
 <file path=word/document.xml><?xml version="1.0" encoding="utf-8"?>
-<w:document xmlns:wpc="http://schemas.microsoft.com/office/word/2010/wordprocessingCanvas" xmlns:cx="http://schemas.microsoft.com/office/drawing/2014/chartex" xmlns:cx1="http://schemas.microsoft.com/office/drawing/2015/9/8/chartex" xmlns:cx2="http://schemas.microsoft.com/office/drawing/2015/10/21/chartex" xmlns:cx3="http://schemas.microsoft.com/office/drawing/2016/5/9/chartex" xmlns:cx4="http://schemas.microsoft.com/office/drawing/2016/5/10/chartex" xmlns:cx5="http://schemas.microsoft.com/office/drawing/2016/5/11/chartex" xmlns:cx6="http://schemas.microsoft.com/office/drawing/2016/5/12/chartex" xmlns:cx7="http://schemas.microsoft.com/office/drawing/2016/5/13/chartex" xmlns:cx8="http://schemas.microsoft.com/office/drawing/2016/5/14/chartex" xmlns:mc="http://schemas.openxmlformats.org/markup-compatibility/2006" xmlns:aink="http://schemas.microsoft.com/office/drawing/2016/ink" xmlns:am3d="http://schemas.microsoft.com/office/drawing/2017/model3d" xmlns:o="urn:schemas-microsoft-com:office:office" xmlns:oel="http://schemas.microsoft.com/office/2019/extlst" xmlns:r="http://schemas.openxmlformats.org/officeDocument/2006/relationships" xmlns:m="http://schemas.openxmlformats.org/officeDocument/2006/math" xmlns:v="urn:schemas-microsoft-com:vml" xmlns:wp14="http://schemas.microsoft.com/office/word/2010/wordprocessingDrawing" xmlns:wp="http://schemas.openxmlformats.org/drawingml/2006/wordprocessingDrawing" xmlns:w10="urn:schemas-microsoft-com:office:word" xmlns:w="http://schemas.openxmlformats.org/wordprocessingml/2006/main" xmlns:w14="http://schemas.microsoft.com/office/word/2010/wordml" xmlns:w15="http://schemas.microsoft.com/office/word/2012/wordml" xmlns:w16cex="http://schemas.microsoft.com/office/word/2018/wordml/cex" xmlns:w16cid="http://schemas.microsoft.com/office/word/2016/wordml/cid" xmlns:w16="http://schemas.microsoft.com/office/word/2018/wordml" xmlns:w16du="http://schemas.microsoft.com/office/word/2023/wordml/word16du" xmlns:w16sdtdh="http://schemas.microsoft.com/office/word/2020/wordml/sdtdatahash" xmlns:w16sdtfl="http://schemas.microsoft.com/office/word/2024/wordml/sdtformatlock" xmlns:w16se="http://schemas.microsoft.com/office/word/2015/wordml/symex" xmlns:wpg="http://schemas.microsoft.com/office/word/2010/wordprocessingGroup" xmlns:wpi="http://schemas.microsoft.com/office/word/2010/wordprocessingInk" xmlns:wne="http://schemas.microsoft.com/office/word/2006/wordml" xmlns:wps="http://schemas.microsoft.com/office/word/2010/wordprocessingShape" mc:Ignorable="w14 w15 w16se w16cid w16 w16cex w16sdtdh w16sdtfl w16du wp14">
+<w:document xmlns:wpc="http://schemas.microsoft.com/office/word/2010/wordprocessingCanvas" xmlns:cx="http://schemas.microsoft.com/office/drawing/2014/chartex" xmlns:cx1="http://schemas.microsoft.com/office/drawing/2015/9/8/chartex" xmlns:cx2="http://schemas.microsoft.com/office/drawing/2015/10/21/chartex" xmlns:cx3="http://schemas.microsoft.com/office/drawing/2016/5/9/chartex" xmlns:cx4="http://schemas.microsoft.com/office/drawing/2016/5/10/chartex" xmlns:cx5="http://schemas.microsoft.com/office/drawing/2016/5/11/chartex" xmlns:cx6="http://schemas.microsoft.com/office/drawing/2016/5/12/chartex" xmlns:cx7="http://schemas.microsoft.com/office/drawing/2016/5/13/chartex" xmlns:cx8="http://schemas.microsoft.com/office/drawing/2016/5/14/chartex" xmlns:mc="http://schemas.openxmlformats.org/markup-compatibility/2006" xmlns:aink="http://schemas.microsoft.com/office/drawing/2016/ink" xmlns:am3d="http://schemas.microsoft.com/office/drawing/2017/model3d" xmlns:o="urn:schemas-microsoft-com:office:office" xmlns:oel="http://schemas.microsoft.com/office/2019/extlst" xmlns:r="http://schemas.openxmlformats.org/officeDocument/2006/relationships" xmlns:m="http://schemas.openxmlformats.org/officeDocument/2006/math" xmlns:v="urn:schemas-microsoft-com:vml" xmlns:wp14="http://schemas.microsoft.com/office/word/2010/wordprocessingDrawing" xmlns:wp="http://schemas.openxmlformats.org/drawingml/2006/wordprocessingDrawing" xmlns:w10="urn:schemas-microsoft-com:office:word" xmlns:w="http://schemas.openxmlformats.org/wordprocessingml/2006/main" xmlns:w14="http://schemas.microsoft.com/office/word/2010/wordml" xmlns:w15="http://schemas.microsoft.com/office/word/2012/wordml" xmlns:w16cex="http://schemas.microsoft.com/office/word/2018/wordml/cex" xmlns:w16cid="http://schemas.microsoft.com/office/word/2016/wordml/cid" xmlns:w16="http://schemas.microsoft.com/office/word/2018/wordml" xmlns:w16du="http://schemas.microsoft.com/office/word/2023/wordml/word16du" xmlns:w16sdtdh="http://schemas.microsoft.com/office/word/2020/wordml/sdtdatahash" xmlns:w16se="http://schemas.microsoft.com/office/word/2015/wordml/symex" xmlns:wpg="http://schemas.microsoft.com/office/word/2010/wordprocessingGroup" xmlns:wpi="http://schemas.microsoft.com/office/word/2010/wordprocessingInk" xmlns:wne="http://schemas.microsoft.com/office/word/2006/wordml" xmlns:wps="http://schemas.microsoft.com/office/word/2010/wordprocessingShape" mc:Ignorable="w14 w15 w16se w16cid w16 w16cex w16sdtdh w16du wp14">
   <w:body>
     <w:p>
       <w:pPr>
@@ -25,6 +25,14 @@
           <w:sz w:val="24"/>
           <w:szCs w:val="24"/>
         </w:rPr>
+        <w:t>0</w:t>
+      </w:r>
+      <w:r>
+        <w:rPr>
+          <w:rFonts w:ascii="Times New Roman" w:hAnsi="Times New Roman" w:cs="Times New Roman"/>
+          <w:sz w:val="24"/>
+          <w:szCs w:val="24"/>
+        </w:rPr>
         <w:t>, 202</w:t>
       </w:r>
       <w:r>
@@ -193,25 +201,7 @@
           <w:sz w:val="24"/>
           <w:szCs w:val="24"/>
         </w:rPr>
-        <w:t>” and</w:t>
-      </w:r>
-      <w:proofErr w:type="gramStart"/>
-      <w:r>
-        <w:rPr>
-          <w:rFonts w:ascii="Times New Roman" w:hAnsi="Times New Roman" w:cs="Times New Roman"/>
-          <w:sz w:val="24"/>
-          <w:szCs w:val="24"/>
-        </w:rPr>
-        <w:t>, in particular, that</w:t>
-      </w:r>
-      <w:proofErr w:type="gramEnd"/>
-      <w:r>
-        <w:rPr>
-          <w:rFonts w:ascii="Times New Roman" w:hAnsi="Times New Roman" w:cs="Times New Roman"/>
-          <w:sz w:val="24"/>
-          <w:szCs w:val="24"/>
-        </w:rPr>
-        <w:t xml:space="preserve"> </w:t>
+        <w:t xml:space="preserve">” and, in particular, that </w:t>
       </w:r>
       <w:r>
         <w:rPr>
@@ -361,25 +351,7 @@
           <w:sz w:val="24"/>
           <w:szCs w:val="24"/>
         </w:rPr>
-        <w:t xml:space="preserve">that has used similar audiovisual manipulations as part of experiments on </w:t>
-      </w:r>
-      <w:proofErr w:type="gramStart"/>
-      <w:r>
-        <w:rPr>
-          <w:rFonts w:ascii="Times New Roman" w:hAnsi="Times New Roman" w:cs="Times New Roman"/>
-          <w:sz w:val="24"/>
-          <w:szCs w:val="24"/>
-        </w:rPr>
-        <w:t>lexically-guided</w:t>
-      </w:r>
-      <w:proofErr w:type="gramEnd"/>
-      <w:r>
-        <w:rPr>
-          <w:rFonts w:ascii="Times New Roman" w:hAnsi="Times New Roman" w:cs="Times New Roman"/>
-          <w:sz w:val="24"/>
-          <w:szCs w:val="24"/>
-        </w:rPr>
-        <w:t xml:space="preserve"> perceptual recalibration </w:t>
+        <w:t xml:space="preserve">that has used similar audiovisual manipulations as part of experiments on lexically-guided perceptual recalibration </w:t>
       </w:r>
       <w:r>
         <w:rPr>
@@ -475,25 +447,7 @@
           <w:sz w:val="24"/>
           <w:szCs w:val="24"/>
         </w:rPr>
-        <w:t xml:space="preserve">how a </w:t>
-      </w:r>
-      <w:proofErr w:type="gramStart"/>
-      <w:r>
-        <w:rPr>
-          <w:rFonts w:ascii="Times New Roman" w:hAnsi="Times New Roman" w:cs="Times New Roman"/>
-          <w:sz w:val="24"/>
-          <w:szCs w:val="24"/>
-        </w:rPr>
-        <w:t>visually-presented</w:t>
-      </w:r>
-      <w:proofErr w:type="gramEnd"/>
-      <w:r>
-        <w:rPr>
-          <w:rFonts w:ascii="Times New Roman" w:hAnsi="Times New Roman" w:cs="Times New Roman"/>
-          <w:sz w:val="24"/>
-          <w:szCs w:val="24"/>
-        </w:rPr>
-        <w:t xml:space="preserve"> pen in the mouth (vs. hand) of a speaker during the lexically-guided </w:t>
+        <w:t xml:space="preserve">how a visually-presented pen in the mouth (vs. hand) of a speaker during the lexically-guided </w:t>
       </w:r>
       <w:r>
         <w:rPr>
@@ -669,64 +623,32 @@
         </w:rPr>
         <w:t>in that moment</w:t>
       </w:r>
-      <w:ins w:id="0" w:author="Jaeger, Florian" w:date="2025-05-27T12:38:00Z" w16du:dateUtc="2025-05-27T16:38:00Z">
-        <w:r>
-          <w:rPr>
-            <w:rFonts w:ascii="Times New Roman" w:hAnsi="Times New Roman" w:cs="Times New Roman"/>
-            <w:sz w:val="24"/>
-            <w:szCs w:val="24"/>
-          </w:rPr>
-          <w:t>:</w:t>
-        </w:r>
-      </w:ins>
-      <w:ins w:id="1" w:author="Jaeger, Florian" w:date="2025-05-27T12:37:00Z" w16du:dateUtc="2025-05-27T16:37:00Z">
-        <w:r>
-          <w:rPr>
-            <w:rFonts w:ascii="Times New Roman" w:hAnsi="Times New Roman" w:cs="Times New Roman"/>
-            <w:sz w:val="24"/>
-            <w:szCs w:val="24"/>
-          </w:rPr>
-          <w:t xml:space="preserve"> the pen was only ever displayed during the </w:t>
-        </w:r>
-        <w:r>
-          <w:rPr>
-            <w:rFonts w:ascii="Times New Roman" w:hAnsi="Times New Roman" w:cs="Times New Roman"/>
-            <w:i/>
-            <w:iCs/>
-            <w:sz w:val="24"/>
-            <w:szCs w:val="24"/>
-          </w:rPr>
-          <w:t>exposure</w:t>
-        </w:r>
-        <w:r>
-          <w:rPr>
-            <w:rFonts w:ascii="Times New Roman" w:hAnsi="Times New Roman" w:cs="Times New Roman"/>
-            <w:sz w:val="24"/>
-            <w:szCs w:val="24"/>
-          </w:rPr>
-          <w:t xml:space="preserve"> phase, which used a lexical decision—rather than categorization—task</w:t>
-        </w:r>
-      </w:ins>
-      <w:ins w:id="2" w:author="Jaeger, Florian" w:date="2025-05-27T12:38:00Z" w16du:dateUtc="2025-05-27T16:38:00Z">
-        <w:r>
-          <w:rPr>
-            <w:rFonts w:ascii="Times New Roman" w:hAnsi="Times New Roman" w:cs="Times New Roman"/>
-            <w:sz w:val="24"/>
-            <w:szCs w:val="24"/>
-          </w:rPr>
-          <w:t>. This</w:t>
-        </w:r>
-      </w:ins>
-      <w:del w:id="3" w:author="Jaeger, Florian" w:date="2025-05-27T12:38:00Z" w16du:dateUtc="2025-05-27T16:38:00Z">
-        <w:r>
-          <w:rPr>
-            <w:rFonts w:ascii="Times New Roman" w:hAnsi="Times New Roman" w:cs="Times New Roman"/>
-            <w:sz w:val="24"/>
-            <w:szCs w:val="24"/>
-          </w:rPr>
-          <w:delText>,</w:delText>
-        </w:r>
-      </w:del>
+      <w:r>
+        <w:rPr>
+          <w:rFonts w:ascii="Times New Roman" w:hAnsi="Times New Roman" w:cs="Times New Roman"/>
+          <w:sz w:val="24"/>
+          <w:szCs w:val="24"/>
+        </w:rPr>
+        <w:t xml:space="preserve">: the pen was only ever displayed during the </w:t>
+      </w:r>
+      <w:r>
+        <w:rPr>
+          <w:rFonts w:ascii="Times New Roman" w:hAnsi="Times New Roman" w:cs="Times New Roman"/>
+          <w:i/>
+          <w:iCs/>
+          <w:sz w:val="24"/>
+          <w:szCs w:val="24"/>
+        </w:rPr>
+        <w:t>exposure</w:t>
+      </w:r>
+      <w:r>
+        <w:rPr>
+          <w:rFonts w:ascii="Times New Roman" w:hAnsi="Times New Roman" w:cs="Times New Roman"/>
+          <w:sz w:val="24"/>
+          <w:szCs w:val="24"/>
+        </w:rPr>
+        <w:t xml:space="preserve"> phase, which used a lexical decision—rather than categorization—task. This</w:t>
+      </w:r>
       <w:r>
         <w:rPr>
           <w:rFonts w:ascii="Times New Roman" w:hAnsi="Times New Roman" w:cs="Times New Roman"/>
@@ -735,26 +657,14 @@
         </w:rPr>
         <w:t xml:space="preserve"> mak</w:t>
       </w:r>
-      <w:ins w:id="4" w:author="Jaeger, Florian" w:date="2025-05-27T12:38:00Z" w16du:dateUtc="2025-05-27T16:38:00Z">
-        <w:r>
-          <w:rPr>
-            <w:rFonts w:ascii="Times New Roman" w:hAnsi="Times New Roman" w:cs="Times New Roman"/>
-            <w:sz w:val="24"/>
-            <w:szCs w:val="24"/>
-          </w:rPr>
-          <w:t>es</w:t>
-        </w:r>
-      </w:ins>
-      <w:del w:id="5" w:author="Jaeger, Florian" w:date="2025-05-27T12:38:00Z" w16du:dateUtc="2025-05-27T16:38:00Z">
-        <w:r>
-          <w:rPr>
-            <w:rFonts w:ascii="Times New Roman" w:hAnsi="Times New Roman" w:cs="Times New Roman"/>
-            <w:sz w:val="24"/>
-            <w:szCs w:val="24"/>
-          </w:rPr>
-          <w:delText>ing</w:delText>
-        </w:r>
-      </w:del>
+      <w:r>
+        <w:rPr>
+          <w:rFonts w:ascii="Times New Roman" w:hAnsi="Times New Roman" w:cs="Times New Roman"/>
+          <w:sz w:val="24"/>
+          <w:szCs w:val="24"/>
+        </w:rPr>
+        <w:t>es</w:t>
+      </w:r>
       <w:r>
         <w:rPr>
           <w:rFonts w:ascii="Times New Roman" w:hAnsi="Times New Roman" w:cs="Times New Roman"/>
@@ -763,34 +673,22 @@
         </w:rPr>
         <w:t xml:space="preserve"> it difficult to adjudicate between the competing hypotheses about </w:t>
       </w:r>
-      <w:del w:id="6" w:author="Jaeger, Florian" w:date="2025-05-27T12:38:00Z" w16du:dateUtc="2025-05-27T16:38:00Z">
-        <w:r>
-          <w:rPr>
-            <w:rFonts w:ascii="Times New Roman" w:hAnsi="Times New Roman" w:cs="Times New Roman"/>
-            <w:sz w:val="24"/>
-            <w:szCs w:val="24"/>
-          </w:rPr>
-          <w:delText xml:space="preserve">its </w:delText>
-        </w:r>
-      </w:del>
-      <w:ins w:id="7" w:author="Jaeger, Florian" w:date="2025-05-27T12:38:00Z" w16du:dateUtc="2025-05-27T16:38:00Z">
-        <w:r>
-          <w:rPr>
-            <w:rFonts w:ascii="Times New Roman" w:hAnsi="Times New Roman" w:cs="Times New Roman"/>
-            <w:sz w:val="24"/>
-            <w:szCs w:val="24"/>
-          </w:rPr>
-          <w:t>the pen’s</w:t>
-        </w:r>
-        <w:r>
-          <w:rPr>
-            <w:rFonts w:ascii="Times New Roman" w:hAnsi="Times New Roman" w:cs="Times New Roman"/>
-            <w:sz w:val="24"/>
-            <w:szCs w:val="24"/>
-          </w:rPr>
-          <w:t xml:space="preserve"> </w:t>
-        </w:r>
-      </w:ins>
+      <w:r>
+        <w:rPr>
+          <w:rFonts w:ascii="Times New Roman" w:hAnsi="Times New Roman" w:cs="Times New Roman"/>
+          <w:sz w:val="24"/>
+          <w:szCs w:val="24"/>
+        </w:rPr>
+        <w:t>the pen’s</w:t>
+      </w:r>
+      <w:r>
+        <w:rPr>
+          <w:rFonts w:ascii="Times New Roman" w:hAnsi="Times New Roman" w:cs="Times New Roman"/>
+          <w:sz w:val="24"/>
+          <w:szCs w:val="24"/>
+        </w:rPr>
+        <w:t xml:space="preserve"> </w:t>
+      </w:r>
       <w:r>
         <w:rPr>
           <w:rFonts w:ascii="Times New Roman" w:hAnsi="Times New Roman" w:cs="Times New Roman"/>
@@ -815,26 +713,14 @@
         </w:rPr>
         <w:t xml:space="preserve"> The revised introduction now clarified that this is the knowledge gap addressed by our study</w:t>
       </w:r>
-      <w:ins w:id="8" w:author="Jaeger, Florian" w:date="2025-05-27T12:38:00Z" w16du:dateUtc="2025-05-27T16:38:00Z">
-        <w:r>
-          <w:rPr>
-            <w:rFonts w:ascii="Times New Roman" w:hAnsi="Times New Roman" w:cs="Times New Roman"/>
-            <w:sz w:val="24"/>
-            <w:szCs w:val="24"/>
-          </w:rPr>
-          <w:t xml:space="preserve">, which is the first study to use </w:t>
-        </w:r>
-      </w:ins>
-      <w:ins w:id="9" w:author="Jaeger, Florian" w:date="2025-05-27T12:39:00Z" w16du:dateUtc="2025-05-27T16:39:00Z">
-        <w:r>
-          <w:rPr>
-            <w:rFonts w:ascii="Times New Roman" w:hAnsi="Times New Roman" w:cs="Times New Roman"/>
-            <w:sz w:val="24"/>
-            <w:szCs w:val="24"/>
-          </w:rPr>
-          <w:t>audiovisual test continua that manipulate the location of the pen (mouth vs. hand)</w:t>
-        </w:r>
-      </w:ins>
+      <w:r>
+        <w:rPr>
+          <w:rFonts w:ascii="Times New Roman" w:hAnsi="Times New Roman" w:cs="Times New Roman"/>
+          <w:sz w:val="24"/>
+          <w:szCs w:val="24"/>
+        </w:rPr>
+        <w:t>, which is the first study to use audiovisual test continua that manipulate the location of the pen (mouth vs. hand)</w:t>
+      </w:r>
       <w:r>
         <w:rPr>
           <w:rFonts w:ascii="Times New Roman" w:hAnsi="Times New Roman" w:cs="Times New Roman"/>
@@ -883,26 +769,14 @@
         </w:rPr>
         <w:t xml:space="preserve"> now contain all the information requested by reviewers (moved there from the supplementary information). We agree that this makes the manuscript more accessible.</w:t>
       </w:r>
-      <w:ins w:id="10" w:author="Jaeger, Florian" w:date="2025-05-27T12:40:00Z" w16du:dateUtc="2025-05-27T16:40:00Z">
-        <w:r>
-          <w:rPr>
-            <w:rFonts w:ascii="Times New Roman" w:hAnsi="Times New Roman" w:cs="Times New Roman"/>
-            <w:sz w:val="24"/>
-            <w:szCs w:val="24"/>
-          </w:rPr>
-          <w:t xml:space="preserve"> The reviewers’ comments also made us realize that we had made a small mistake in reporting the exclusion criteria. This is now fixed, and it didn’t change any of the results</w:t>
-        </w:r>
-      </w:ins>
-      <w:ins w:id="11" w:author="Jaeger, Florian" w:date="2025-05-27T12:41:00Z" w16du:dateUtc="2025-05-27T16:41:00Z">
-        <w:r>
-          <w:rPr>
-            <w:rFonts w:ascii="Times New Roman" w:hAnsi="Times New Roman" w:cs="Times New Roman"/>
-            <w:sz w:val="24"/>
-            <w:szCs w:val="24"/>
-          </w:rPr>
-          <w:t>.</w:t>
-        </w:r>
-      </w:ins>
+      <w:r>
+        <w:rPr>
+          <w:rFonts w:ascii="Times New Roman" w:hAnsi="Times New Roman" w:cs="Times New Roman"/>
+          <w:sz w:val="24"/>
+          <w:szCs w:val="24"/>
+        </w:rPr>
+        <w:t xml:space="preserve"> The reviewers’ comments also made us realize that we had made a small mistake in reporting the exclusion criteria. This is now fixed, and it didn’t change any of the results.</w:t>
+      </w:r>
       <w:r>
         <w:rPr>
           <w:rFonts w:ascii="Times New Roman" w:hAnsi="Times New Roman" w:cs="Times New Roman"/>
@@ -1144,13 +1018,23 @@
           <w:szCs w:val="24"/>
         </w:rPr>
       </w:pPr>
-      <w:r>
-        <w:rPr>
-          <w:rFonts w:ascii="Times New Roman" w:hAnsi="Times New Roman" w:cs="Times New Roman"/>
-          <w:sz w:val="24"/>
-          <w:szCs w:val="24"/>
-        </w:rPr>
-        <w:t xml:space="preserve">Gevher </w:t>
+      <w:proofErr w:type="spellStart"/>
+      <w:r>
+        <w:rPr>
+          <w:rFonts w:ascii="Times New Roman" w:hAnsi="Times New Roman" w:cs="Times New Roman"/>
+          <w:sz w:val="24"/>
+          <w:szCs w:val="24"/>
+        </w:rPr>
+        <w:t>Gevher</w:t>
+      </w:r>
+      <w:proofErr w:type="spellEnd"/>
+      <w:r>
+        <w:rPr>
+          <w:rFonts w:ascii="Times New Roman" w:hAnsi="Times New Roman" w:cs="Times New Roman"/>
+          <w:sz w:val="24"/>
+          <w:szCs w:val="24"/>
+        </w:rPr>
+        <w:t xml:space="preserve"> </w:t>
       </w:r>
       <w:proofErr w:type="spellStart"/>
       <w:r>
@@ -1275,43 +1159,7 @@
           <w:sz w:val="24"/>
           <w:szCs w:val="24"/>
         </w:rPr>
-        <w:t xml:space="preserve">Overall, this is a very nice study that addresses an interesting question about speech perception. The literature review is brief, but sufficient to give </w:t>
-      </w:r>
-      <w:proofErr w:type="gramStart"/>
-      <w:r>
-        <w:rPr>
-          <w:rFonts w:ascii="Times New Roman" w:hAnsi="Times New Roman" w:cs="Times New Roman"/>
-          <w:sz w:val="24"/>
-          <w:szCs w:val="24"/>
-        </w:rPr>
-        <w:t>an</w:t>
-      </w:r>
-      <w:proofErr w:type="gramEnd"/>
-      <w:r>
-        <w:rPr>
-          <w:rFonts w:ascii="Times New Roman" w:hAnsi="Times New Roman" w:cs="Times New Roman"/>
-          <w:sz w:val="24"/>
-          <w:szCs w:val="24"/>
-        </w:rPr>
-        <w:t xml:space="preserve"> quick overview of the theoretical background. The research questions are clearly </w:t>
-      </w:r>
-      <w:proofErr w:type="gramStart"/>
-      <w:r>
-        <w:rPr>
-          <w:rFonts w:ascii="Times New Roman" w:hAnsi="Times New Roman" w:cs="Times New Roman"/>
-          <w:sz w:val="24"/>
-          <w:szCs w:val="24"/>
-        </w:rPr>
-        <w:t>spelled-out</w:t>
-      </w:r>
-      <w:proofErr w:type="gramEnd"/>
-      <w:r>
-        <w:rPr>
-          <w:rFonts w:ascii="Times New Roman" w:hAnsi="Times New Roman" w:cs="Times New Roman"/>
-          <w:sz w:val="24"/>
-          <w:szCs w:val="24"/>
-        </w:rPr>
-        <w:t>, the writing is quite clear, and the narrative is easy to follow.</w:t>
+        <w:t>Overall, this is a very nice study that addresses an interesting question about speech perception. The literature review is brief, but sufficient to give an quick overview of the theoretical background. The research questions are clearly spelled-out, the writing is quite clear, and the narrative is easy to follow.</w:t>
       </w:r>
       <w:r>
         <w:rPr>
@@ -1516,25 +1364,7 @@
           <w:sz w:val="24"/>
           <w:szCs w:val="24"/>
         </w:rPr>
-        <w:t>For instance, Kraljic &amp; Samuel (2011) proposed an alternative explanation that does not appeal to ‘explaining away</w:t>
-      </w:r>
-      <w:proofErr w:type="gramStart"/>
-      <w:r>
-        <w:rPr>
-          <w:rFonts w:ascii="Times New Roman" w:hAnsi="Times New Roman" w:cs="Times New Roman"/>
-          <w:sz w:val="24"/>
-          <w:szCs w:val="24"/>
-        </w:rPr>
-        <w:t>’, but</w:t>
-      </w:r>
-      <w:proofErr w:type="gramEnd"/>
-      <w:r>
-        <w:rPr>
-          <w:rFonts w:ascii="Times New Roman" w:hAnsi="Times New Roman" w:cs="Times New Roman"/>
-          <w:sz w:val="24"/>
-          <w:szCs w:val="24"/>
-        </w:rPr>
-        <w:t xml:space="preserve"> rather appeals to specifics of exemplar storage. Liu &amp; Jaeger (201</w:t>
+        <w:t>For instance, Kraljic &amp; Samuel (2011) proposed an alternative explanation that does not appeal to ‘explaining away’, but rather appeals to specifics of exemplar storage. Liu &amp; Jaeger (201</w:t>
       </w:r>
       <w:r>
         <w:rPr>
@@ -1634,25 +1464,7 @@
           <w:sz w:val="24"/>
           <w:szCs w:val="24"/>
         </w:rPr>
-        <w:t xml:space="preserve"> experiments addressed how the pen </w:t>
-      </w:r>
-      <w:proofErr w:type="gramStart"/>
-      <w:r>
-        <w:rPr>
-          <w:rFonts w:ascii="Times New Roman" w:hAnsi="Times New Roman" w:cs="Times New Roman"/>
-          <w:sz w:val="24"/>
-          <w:szCs w:val="24"/>
-        </w:rPr>
-        <w:t>actually affects</w:t>
-      </w:r>
-      <w:proofErr w:type="gramEnd"/>
-      <w:r>
-        <w:rPr>
-          <w:rFonts w:ascii="Times New Roman" w:hAnsi="Times New Roman" w:cs="Times New Roman"/>
-          <w:sz w:val="24"/>
-          <w:szCs w:val="24"/>
-        </w:rPr>
-        <w:t xml:space="preserve"> perception </w:t>
+        <w:t xml:space="preserve"> experiments addressed how the pen actually affects perception </w:t>
       </w:r>
       <w:r>
         <w:rPr>
@@ -1717,7 +1529,6 @@
         </w:rPr>
         <w:t xml:space="preserve">have limited researchers’ ability to distinguish between the competing hypotheses described above. </w:t>
       </w:r>
-      <w:proofErr w:type="gramStart"/>
       <w:r>
         <w:rPr>
           <w:rFonts w:ascii="Times New Roman" w:hAnsi="Times New Roman" w:cs="Times New Roman"/>
@@ -1740,16 +1551,7 @@
           <w:sz w:val="24"/>
           <w:szCs w:val="24"/>
         </w:rPr>
-        <w:t>our</w:t>
-      </w:r>
-      <w:proofErr w:type="gramEnd"/>
-      <w:r>
-        <w:rPr>
-          <w:rFonts w:ascii="Times New Roman" w:hAnsi="Times New Roman" w:cs="Times New Roman"/>
-          <w:sz w:val="24"/>
-          <w:szCs w:val="24"/>
-        </w:rPr>
-        <w:t xml:space="preserve"> experiments have the potential to shed light on some more nuanced complexities in the line of work inspired by Kraljic and colleagues. For example, </w:t>
+        <w:t xml:space="preserve">our experiments have the potential to shed light on some more nuanced complexities in the line of work inspired by Kraljic and colleagues. For example, </w:t>
       </w:r>
       <w:r>
         <w:rPr>
@@ -1879,25 +1681,7 @@
           <w:sz w:val="24"/>
           <w:szCs w:val="24"/>
         </w:rPr>
-        <w:t xml:space="preserve">I really liked the idea of testing whether the visibility of the pen-in-the-mouth manipulation modulates the effect; however, it is also possible that the black square was simply </w:t>
-      </w:r>
-      <w:proofErr w:type="gramStart"/>
-      <w:r>
-        <w:rPr>
-          <w:rFonts w:ascii="Times New Roman" w:hAnsi="Times New Roman" w:cs="Times New Roman"/>
-          <w:sz w:val="24"/>
-          <w:szCs w:val="24"/>
-        </w:rPr>
-        <w:t>distracting</w:t>
-      </w:r>
-      <w:proofErr w:type="gramEnd"/>
-      <w:r>
-        <w:rPr>
-          <w:rFonts w:ascii="Times New Roman" w:hAnsi="Times New Roman" w:cs="Times New Roman"/>
-          <w:sz w:val="24"/>
-          <w:szCs w:val="24"/>
-        </w:rPr>
-        <w:t xml:space="preserve"> and it was this distraction (rather than the occlusion of the articulatory information) what caused the effect going away. I am not sure whether this can be fully addressed without an additional experiment, but the authors can at least acknowledge this possibility.</w:t>
+        <w:t>I really liked the idea of testing whether the visibility of the pen-in-the-mouth manipulation modulates the effect; however, it is also possible that the black square was simply distracting and it was this distraction (rather than the occlusion of the articulatory information) what caused the effect going away. I am not sure whether this can be fully addressed without an additional experiment, but the authors can at least acknowledge this possibility.</w:t>
       </w:r>
     </w:p>
     <w:p>
@@ -2119,25 +1903,7 @@
           <w:sz w:val="24"/>
           <w:szCs w:val="24"/>
         </w:rPr>
-        <w:t xml:space="preserve">We apologize for the confusion. The gray line </w:t>
-      </w:r>
-      <w:proofErr w:type="gramStart"/>
-      <w:r>
-        <w:rPr>
-          <w:rFonts w:ascii="Times New Roman" w:hAnsi="Times New Roman" w:cs="Times New Roman"/>
-          <w:sz w:val="24"/>
-          <w:szCs w:val="24"/>
-        </w:rPr>
-        <w:t>actually showed</w:t>
-      </w:r>
-      <w:proofErr w:type="gramEnd"/>
-      <w:r>
-        <w:rPr>
-          <w:rFonts w:ascii="Times New Roman" w:hAnsi="Times New Roman" w:cs="Times New Roman"/>
-          <w:sz w:val="24"/>
-          <w:szCs w:val="24"/>
-        </w:rPr>
-        <w:t xml:space="preserve"> the result of the audio-only (no pen) test continuum presented in Liu and Jaeger (2018, in their supplementary information). This gray line was only meant to show in our supplementary information, where we explain its relevance. This has now been fixed.</w:t>
+        <w:t>We apologize for the confusion. The gray line actually showed the result of the audio-only (no pen) test continuum presented in Liu and Jaeger (2018, in their supplementary information). This gray line was only meant to show in our supplementary information, where we explain its relevance. This has now been fixed.</w:t>
       </w:r>
     </w:p>
     <w:p>
@@ -2315,25 +2081,7 @@
           <w:sz w:val="24"/>
           <w:szCs w:val="24"/>
         </w:rPr>
-        <w:t xml:space="preserve"> thought this was a clever study with exciting results (</w:t>
-      </w:r>
-      <w:proofErr w:type="gramStart"/>
-      <w:r>
-        <w:rPr>
-          <w:rFonts w:ascii="Times New Roman" w:hAnsi="Times New Roman" w:cs="Times New Roman"/>
-          <w:sz w:val="24"/>
-          <w:szCs w:val="24"/>
-        </w:rPr>
-        <w:t>all the more</w:t>
-      </w:r>
-      <w:proofErr w:type="gramEnd"/>
-      <w:r>
-        <w:rPr>
-          <w:rFonts w:ascii="Times New Roman" w:hAnsi="Times New Roman" w:cs="Times New Roman"/>
-          <w:sz w:val="24"/>
-          <w:szCs w:val="24"/>
-        </w:rPr>
-        <w:t xml:space="preserve"> reason I am sorry about my delayed review!) Compensatory processes are both broader than previously thought (in the sense that non-phonetic information leads to compensation, but also narrower than I might have assumed in that it has to be perceptually transparent information, and not inferred - which I initially found surprising, but makes sense since it is not a given that the presence of a pen will always lead to the same articulatory consequences). I also found the proposal at the end for why we might not see perceptual learning when a speaker has a pen in their mouth to be intriguing - if indeed this is due to compensation prior to any perceptual learning, this could indicate that higher level knowledge (i.e., I know this pen could be influencing the production, so I'll wait to see what happens without it) does not play the role we thought in perceptual learning (and would fit with other evidence that perceptual learning is heavily influenced by low-level factors like acoustic similarity).</w:t>
+        <w:t xml:space="preserve"> thought this was a clever study with exciting results (all the more reason I am sorry about my delayed review!) Compensatory processes are both broader than previously thought (in the sense that non-phonetic information leads to compensation, but also narrower than I might have assumed in that it has to be perceptually transparent information, and not inferred - which I initially found surprising, but makes sense since it is not a given that the presence of a pen will always lead to the same articulatory consequences). I also found the proposal at the end for why we might not see perceptual learning when a speaker has a pen in their mouth to be intriguing - if indeed this is due to compensation prior to any perceptual learning, this could indicate that higher level knowledge (i.e., I know this pen could be influencing the production, so I'll wait to see what happens without it) does not play the role we thought in perceptual learning (and would fit with other evidence that perceptual learning is heavily influenced by low-level factors like acoustic similarity).</w:t>
       </w:r>
     </w:p>
     <w:p>
@@ -2431,43 +2179,7 @@
           <w:sz w:val="24"/>
           <w:szCs w:val="24"/>
         </w:rPr>
-        <w:t xml:space="preserve">Agreed! R1 also requested more details on the methods to be included in the main part of the paper. And </w:t>
-      </w:r>
-      <w:proofErr w:type="gramStart"/>
-      <w:r>
-        <w:rPr>
-          <w:rFonts w:ascii="Times New Roman" w:hAnsi="Times New Roman" w:cs="Times New Roman"/>
-          <w:sz w:val="24"/>
-          <w:szCs w:val="24"/>
-        </w:rPr>
-        <w:t>so</w:t>
-      </w:r>
-      <w:proofErr w:type="gramEnd"/>
-      <w:r>
-        <w:rPr>
-          <w:rFonts w:ascii="Times New Roman" w:hAnsi="Times New Roman" w:cs="Times New Roman"/>
-          <w:sz w:val="24"/>
-          <w:szCs w:val="24"/>
-        </w:rPr>
-        <w:t xml:space="preserve"> we have moved many of the details from the SI into the paper. This includes clarifications for </w:t>
-      </w:r>
-      <w:proofErr w:type="gramStart"/>
-      <w:r>
-        <w:rPr>
-          <w:rFonts w:ascii="Times New Roman" w:hAnsi="Times New Roman" w:cs="Times New Roman"/>
-          <w:sz w:val="24"/>
-          <w:szCs w:val="24"/>
-        </w:rPr>
-        <w:t>all of</w:t>
-      </w:r>
-      <w:proofErr w:type="gramEnd"/>
-      <w:r>
-        <w:rPr>
-          <w:rFonts w:ascii="Times New Roman" w:hAnsi="Times New Roman" w:cs="Times New Roman"/>
-          <w:sz w:val="24"/>
-          <w:szCs w:val="24"/>
-        </w:rPr>
-        <w:t xml:space="preserve"> the questions raised below (thank you for listing them! That was very helpful in deciding what detail to include in the text).</w:t>
+        <w:t>Agreed! R1 also requested more details on the methods to be included in the main part of the paper. And so we have moved many of the details from the SI into the paper. This includes clarifications for all of the questions raised below (thank you for listing them! That was very helpful in deciding what detail to include in the text).</w:t>
       </w:r>
     </w:p>
     <w:p>
@@ -2674,88 +2386,43 @@
           <w:sz w:val="24"/>
           <w:szCs w:val="24"/>
         </w:rPr>
-        <w:t xml:space="preserve">-I'm not entirely clear on what is happening with the white dot catch trials - I had assumed that if a participant failed these trials (indicated there was a white dot when there wasn't) that they would be discarded. But </w:t>
-      </w:r>
-      <w:proofErr w:type="gramStart"/>
-      <w:r>
-        <w:rPr>
-          <w:rFonts w:ascii="Times New Roman" w:hAnsi="Times New Roman" w:cs="Times New Roman"/>
-          <w:sz w:val="24"/>
-          <w:szCs w:val="24"/>
-        </w:rPr>
-        <w:t>instead</w:t>
-      </w:r>
-      <w:proofErr w:type="gramEnd"/>
-      <w:r>
-        <w:rPr>
-          <w:rFonts w:ascii="Times New Roman" w:hAnsi="Times New Roman" w:cs="Times New Roman"/>
-          <w:sz w:val="24"/>
-          <w:szCs w:val="24"/>
-        </w:rPr>
-        <w:t xml:space="preserve"> it seems that only the trials themselves were discarded, not the participants?</w:t>
-      </w:r>
-    </w:p>
-    <w:p>
-      <w:pPr>
-        <w:spacing w:after="0" w:line="240" w:lineRule="auto"/>
-        <w:rPr>
-          <w:rFonts w:ascii="Times New Roman" w:hAnsi="Times New Roman" w:cs="Times New Roman"/>
-          <w:sz w:val="24"/>
-          <w:szCs w:val="24"/>
-        </w:rPr>
-      </w:pPr>
-    </w:p>
-    <w:p>
-      <w:pPr>
-        <w:spacing w:after="0" w:line="240" w:lineRule="auto"/>
-        <w:rPr>
-          <w:rFonts w:ascii="Times New Roman" w:hAnsi="Times New Roman" w:cs="Times New Roman"/>
-          <w:sz w:val="24"/>
-          <w:szCs w:val="24"/>
-        </w:rPr>
-      </w:pPr>
-      <w:r>
-        <w:rPr>
-          <w:rFonts w:ascii="Times New Roman" w:hAnsi="Times New Roman" w:cs="Times New Roman"/>
-          <w:sz w:val="24"/>
-          <w:szCs w:val="24"/>
-        </w:rPr>
-        <w:t xml:space="preserve">None of the experiments </w:t>
-      </w:r>
-      <w:proofErr w:type="gramStart"/>
-      <w:r>
-        <w:rPr>
-          <w:rFonts w:ascii="Times New Roman" w:hAnsi="Times New Roman" w:cs="Times New Roman"/>
-          <w:sz w:val="24"/>
-          <w:szCs w:val="24"/>
-        </w:rPr>
-        <w:t>actually had</w:t>
-      </w:r>
-      <w:proofErr w:type="gramEnd"/>
-      <w:r>
-        <w:rPr>
-          <w:rFonts w:ascii="Times New Roman" w:hAnsi="Times New Roman" w:cs="Times New Roman"/>
-          <w:sz w:val="24"/>
-          <w:szCs w:val="24"/>
-        </w:rPr>
-        <w:t xml:space="preserve"> any trials with white dots. We only included the instructions about the white dots because we had planned to use such catch trials in subsequent perceptual recalibration experiments (which we have since done). </w:t>
-      </w:r>
-      <w:r>
-        <w:rPr>
-          <w:rFonts w:ascii="Times New Roman" w:hAnsi="Times New Roman" w:cs="Times New Roman"/>
-          <w:sz w:val="24"/>
-          <w:szCs w:val="24"/>
-        </w:rPr>
-        <w:t xml:space="preserve">This meant that the only way to make a mistake that related to catch trials was to press SPACE on trials that were </w:t>
-      </w:r>
-      <w:proofErr w:type="gramStart"/>
-      <w:r>
-        <w:rPr>
-          <w:rFonts w:ascii="Times New Roman" w:hAnsi="Times New Roman" w:cs="Times New Roman"/>
-          <w:sz w:val="24"/>
-          <w:szCs w:val="24"/>
-        </w:rPr>
-        <w:t xml:space="preserve">actually </w:t>
+        <w:t>-I'm not entirely clear on what is happening with the white dot catch trials - I had assumed that if a participant failed these trials (indicated there was a white dot when there wasn't) that they would be discarded. But instead it seems that only the trials themselves were discarded, not the participants?</w:t>
+      </w:r>
+    </w:p>
+    <w:p>
+      <w:pPr>
+        <w:spacing w:after="0" w:line="240" w:lineRule="auto"/>
+        <w:rPr>
+          <w:rFonts w:ascii="Times New Roman" w:hAnsi="Times New Roman" w:cs="Times New Roman"/>
+          <w:sz w:val="24"/>
+          <w:szCs w:val="24"/>
+        </w:rPr>
+      </w:pPr>
+    </w:p>
+    <w:p>
+      <w:pPr>
+        <w:spacing w:after="0" w:line="240" w:lineRule="auto"/>
+        <w:rPr>
+          <w:rFonts w:ascii="Times New Roman" w:hAnsi="Times New Roman" w:cs="Times New Roman"/>
+          <w:sz w:val="24"/>
+          <w:szCs w:val="24"/>
+        </w:rPr>
+      </w:pPr>
+      <w:r>
+        <w:rPr>
+          <w:rFonts w:ascii="Times New Roman" w:hAnsi="Times New Roman" w:cs="Times New Roman"/>
+          <w:sz w:val="24"/>
+          <w:szCs w:val="24"/>
+        </w:rPr>
+        <w:t xml:space="preserve">None of the experiments actually had any trials with white dots. We only included the instructions about the white dots because we had planned to use such catch trials in subsequent perceptual recalibration experiments (which we have since done). </w:t>
+      </w:r>
+      <w:r>
+        <w:rPr>
+          <w:rFonts w:ascii="Times New Roman" w:hAnsi="Times New Roman" w:cs="Times New Roman"/>
+          <w:sz w:val="24"/>
+          <w:szCs w:val="24"/>
+        </w:rPr>
+        <w:t xml:space="preserve">This meant that the only way to make a mistake that related to catch trials was to press SPACE on trials that were actually </w:t>
       </w:r>
       <w:r>
         <w:rPr>
@@ -2767,7 +2434,6 @@
         </w:rPr>
         <w:t>not</w:t>
       </w:r>
-      <w:proofErr w:type="gramEnd"/>
       <w:r>
         <w:rPr>
           <w:rFonts w:ascii="Times New Roman" w:hAnsi="Times New Roman" w:cs="Times New Roman"/>
@@ -2872,39 +2538,23 @@
           <w:sz w:val="24"/>
           <w:szCs w:val="24"/>
         </w:rPr>
-        <w:t xml:space="preserve">This comment also made us realize that while we had intended to additionally exclude individual trials whose reaction times were too fast or too slow, this exclusion was not run in our initial submission. The revised manuscript excludes an additional </w:t>
-      </w:r>
-      <w:r>
-        <w:rPr>
-          <w:rFonts w:ascii="Times New Roman" w:hAnsi="Times New Roman" w:cs="Times New Roman"/>
-          <w:sz w:val="24"/>
-          <w:szCs w:val="24"/>
-        </w:rPr>
-        <w:t>236 trials (1.8%)</w:t>
-      </w:r>
-      <w:r>
-        <w:rPr>
-          <w:rFonts w:ascii="Times New Roman" w:hAnsi="Times New Roman" w:cs="Times New Roman"/>
-          <w:sz w:val="24"/>
-          <w:szCs w:val="24"/>
-        </w:rPr>
-        <w:t xml:space="preserve"> from experiment 1a-c and </w:t>
-      </w:r>
-      <w:r>
-        <w:rPr>
-          <w:rFonts w:ascii="Times New Roman" w:hAnsi="Times New Roman" w:cs="Times New Roman"/>
-          <w:sz w:val="24"/>
-          <w:szCs w:val="24"/>
-        </w:rPr>
-        <w:t>95 trials (2.2%)</w:t>
-      </w:r>
-      <w:r>
-        <w:rPr>
-          <w:rFonts w:ascii="Times New Roman" w:hAnsi="Times New Roman" w:cs="Times New Roman"/>
-          <w:sz w:val="24"/>
-          <w:szCs w:val="24"/>
-        </w:rPr>
-        <w:t xml:space="preserve"> from experiment 2, as these trials had </w:t>
+        <w:t xml:space="preserve">This comment also made us realize that while we had intended to additionally exclude individual trials whose reaction times were too fast or too slow, this exclusion was not run in our initial submission. The revised manuscript excludes </w:t>
+      </w:r>
+      <w:r>
+        <w:rPr>
+          <w:rFonts w:ascii="Times New Roman" w:hAnsi="Times New Roman" w:cs="Times New Roman"/>
+          <w:sz w:val="24"/>
+          <w:szCs w:val="24"/>
+        </w:rPr>
+        <w:t xml:space="preserve">some additional trials (&lt;2% over all experiments) </w:t>
+      </w:r>
+      <w:r>
+        <w:rPr>
+          <w:rFonts w:ascii="Times New Roman" w:hAnsi="Times New Roman" w:cs="Times New Roman"/>
+          <w:sz w:val="24"/>
+          <w:szCs w:val="24"/>
+        </w:rPr>
+        <w:t xml:space="preserve">as these trials had </w:t>
       </w:r>
       <w:r>
         <w:rPr>
@@ -2920,7 +2570,7 @@
           <w:sz w:val="24"/>
           <w:szCs w:val="24"/>
         </w:rPr>
-        <w:t>ing</w:t>
+        <w:t>in</w:t>
       </w:r>
       <w:r>
         <w:rPr>
@@ -3365,25 +3015,7 @@
           <w:sz w:val="24"/>
           <w:szCs w:val="24"/>
         </w:rPr>
-        <w:t xml:space="preserve">Once again, I'm </w:t>
-      </w:r>
-      <w:proofErr w:type="gramStart"/>
-      <w:r>
-        <w:rPr>
-          <w:rFonts w:ascii="Times New Roman" w:hAnsi="Times New Roman" w:cs="Times New Roman"/>
-          <w:sz w:val="24"/>
-          <w:szCs w:val="24"/>
-        </w:rPr>
-        <w:t>really enthusiastic</w:t>
-      </w:r>
-      <w:proofErr w:type="gramEnd"/>
-      <w:r>
-        <w:rPr>
-          <w:rFonts w:ascii="Times New Roman" w:hAnsi="Times New Roman" w:cs="Times New Roman"/>
-          <w:sz w:val="24"/>
-          <w:szCs w:val="24"/>
-        </w:rPr>
-        <w:t xml:space="preserve"> about this work and believe it will have a big impact on our understanding of fundamental aspects of speech perception and learning.</w:t>
+        <w:t>Once again, I'm really enthusiastic about this work and believe it will have a big impact on our understanding of fundamental aspects of speech perception and learning.</w:t>
       </w:r>
     </w:p>
     <w:p>
@@ -3662,89 +3294,35 @@
           <w:sz w:val="24"/>
           <w:szCs w:val="24"/>
         </w:rPr>
-        <w:t xml:space="preserve">Pg. 15, Figure 2: this figure is challenging to parse. From the legend it looks like the gray line should be showing the effect of the pen in the hand across experiments, but that can't be true because the gray line is identical across panels. Please state what the gray line is indicating </w:t>
-      </w:r>
-      <w:proofErr w:type="gramStart"/>
-      <w:r>
-        <w:rPr>
-          <w:rFonts w:ascii="Times New Roman" w:hAnsi="Times New Roman" w:cs="Times New Roman"/>
-          <w:sz w:val="24"/>
-          <w:szCs w:val="24"/>
-        </w:rPr>
-        <w:t>and also</w:t>
-      </w:r>
-      <w:proofErr w:type="gramEnd"/>
-      <w:r>
-        <w:rPr>
-          <w:rFonts w:ascii="Times New Roman" w:hAnsi="Times New Roman" w:cs="Times New Roman"/>
-          <w:sz w:val="24"/>
-          <w:szCs w:val="24"/>
-        </w:rPr>
-        <w:t xml:space="preserve"> change the </w:t>
-      </w:r>
-      <w:proofErr w:type="gramStart"/>
-      <w:r>
-        <w:rPr>
-          <w:rFonts w:ascii="Times New Roman" w:hAnsi="Times New Roman" w:cs="Times New Roman"/>
-          <w:sz w:val="24"/>
-          <w:szCs w:val="24"/>
-        </w:rPr>
-        <w:t>legend</w:t>
-      </w:r>
-      <w:proofErr w:type="gramEnd"/>
-      <w:r>
-        <w:rPr>
-          <w:rFonts w:ascii="Times New Roman" w:hAnsi="Times New Roman" w:cs="Times New Roman"/>
-          <w:sz w:val="24"/>
-          <w:szCs w:val="24"/>
-        </w:rPr>
-        <w:t xml:space="preserve"> so the line is darker.</w:t>
-      </w:r>
-    </w:p>
-    <w:p>
-      <w:pPr>
-        <w:spacing w:after="0" w:line="240" w:lineRule="auto"/>
-        <w:rPr>
-          <w:rFonts w:ascii="Times New Roman" w:hAnsi="Times New Roman" w:cs="Times New Roman"/>
-          <w:sz w:val="24"/>
-          <w:szCs w:val="24"/>
-        </w:rPr>
-      </w:pPr>
-    </w:p>
-    <w:p>
-      <w:pPr>
-        <w:spacing w:after="0" w:line="240" w:lineRule="auto"/>
-        <w:rPr>
-          <w:rFonts w:ascii="Times New Roman" w:hAnsi="Times New Roman" w:cs="Times New Roman"/>
-          <w:sz w:val="24"/>
-          <w:szCs w:val="24"/>
-        </w:rPr>
-      </w:pPr>
-      <w:r>
-        <w:rPr>
-          <w:rFonts w:ascii="Times New Roman" w:hAnsi="Times New Roman" w:cs="Times New Roman"/>
-          <w:sz w:val="24"/>
-          <w:szCs w:val="24"/>
-        </w:rPr>
-        <w:t xml:space="preserve">We apologize for the confusion. The gray line </w:t>
-      </w:r>
-      <w:proofErr w:type="gramStart"/>
-      <w:r>
-        <w:rPr>
-          <w:rFonts w:ascii="Times New Roman" w:hAnsi="Times New Roman" w:cs="Times New Roman"/>
-          <w:sz w:val="24"/>
-          <w:szCs w:val="24"/>
-        </w:rPr>
-        <w:t>actually showed</w:t>
-      </w:r>
-      <w:proofErr w:type="gramEnd"/>
-      <w:r>
-        <w:rPr>
-          <w:rFonts w:ascii="Times New Roman" w:hAnsi="Times New Roman" w:cs="Times New Roman"/>
-          <w:sz w:val="24"/>
-          <w:szCs w:val="24"/>
-        </w:rPr>
-        <w:t xml:space="preserve"> the result of the audio-only </w:t>
+        <w:t>Pg. 15, Figure 2: this figure is challenging to parse. From the legend it looks like the gray line should be showing the effect of the pen in the hand across experiments, but that can't be true because the gray line is identical across panels. Please state what the gray line is indicating and also change the legend so the line is darker.</w:t>
+      </w:r>
+    </w:p>
+    <w:p>
+      <w:pPr>
+        <w:spacing w:after="0" w:line="240" w:lineRule="auto"/>
+        <w:rPr>
+          <w:rFonts w:ascii="Times New Roman" w:hAnsi="Times New Roman" w:cs="Times New Roman"/>
+          <w:sz w:val="24"/>
+          <w:szCs w:val="24"/>
+        </w:rPr>
+      </w:pPr>
+    </w:p>
+    <w:p>
+      <w:pPr>
+        <w:spacing w:after="0" w:line="240" w:lineRule="auto"/>
+        <w:rPr>
+          <w:rFonts w:ascii="Times New Roman" w:hAnsi="Times New Roman" w:cs="Times New Roman"/>
+          <w:sz w:val="24"/>
+          <w:szCs w:val="24"/>
+        </w:rPr>
+      </w:pPr>
+      <w:r>
+        <w:rPr>
+          <w:rFonts w:ascii="Times New Roman" w:hAnsi="Times New Roman" w:cs="Times New Roman"/>
+          <w:sz w:val="24"/>
+          <w:szCs w:val="24"/>
+        </w:rPr>
+        <w:t xml:space="preserve">We apologize for the confusion. The gray line actually showed the result of the audio-only </w:t>
       </w:r>
       <w:r>
         <w:rPr>
@@ -3780,7 +3358,7 @@
 </file>
 
 <file path=word/endnotes.xml><?xml version="1.0" encoding="utf-8"?>
-<w:endnotes xmlns:wpc="http://schemas.microsoft.com/office/word/2010/wordprocessingCanvas" xmlns:cx="http://schemas.microsoft.com/office/drawing/2014/chartex" xmlns:cx1="http://schemas.microsoft.com/office/drawing/2015/9/8/chartex" xmlns:cx2="http://schemas.microsoft.com/office/drawing/2015/10/21/chartex" xmlns:cx3="http://schemas.microsoft.com/office/drawing/2016/5/9/chartex" xmlns:cx4="http://schemas.microsoft.com/office/drawing/2016/5/10/chartex" xmlns:cx5="http://schemas.microsoft.com/office/drawing/2016/5/11/chartex" xmlns:cx6="http://schemas.microsoft.com/office/drawing/2016/5/12/chartex" xmlns:cx7="http://schemas.microsoft.com/office/drawing/2016/5/13/chartex" xmlns:cx8="http://schemas.microsoft.com/office/drawing/2016/5/14/chartex" xmlns:mc="http://schemas.openxmlformats.org/markup-compatibility/2006" xmlns:aink="http://schemas.microsoft.com/office/drawing/2016/ink" xmlns:am3d="http://schemas.microsoft.com/office/drawing/2017/model3d" xmlns:o="urn:schemas-microsoft-com:office:office" xmlns:oel="http://schemas.microsoft.com/office/2019/extlst" xmlns:r="http://schemas.openxmlformats.org/officeDocument/2006/relationships" xmlns:m="http://schemas.openxmlformats.org/officeDocument/2006/math" xmlns:v="urn:schemas-microsoft-com:vml" xmlns:wp14="http://schemas.microsoft.com/office/word/2010/wordprocessingDrawing" xmlns:wp="http://schemas.openxmlformats.org/drawingml/2006/wordprocessingDrawing" xmlns:w10="urn:schemas-microsoft-com:office:word" xmlns:w="http://schemas.openxmlformats.org/wordprocessingml/2006/main" xmlns:w14="http://schemas.microsoft.com/office/word/2010/wordml" xmlns:w15="http://schemas.microsoft.com/office/word/2012/wordml" xmlns:w16cex="http://schemas.microsoft.com/office/word/2018/wordml/cex" xmlns:w16cid="http://schemas.microsoft.com/office/word/2016/wordml/cid" xmlns:w16="http://schemas.microsoft.com/office/word/2018/wordml" xmlns:w16du="http://schemas.microsoft.com/office/word/2023/wordml/word16du" xmlns:w16sdtdh="http://schemas.microsoft.com/office/word/2020/wordml/sdtdatahash" xmlns:w16sdtfl="http://schemas.microsoft.com/office/word/2024/wordml/sdtformatlock" xmlns:w16se="http://schemas.microsoft.com/office/word/2015/wordml/symex" xmlns:wpg="http://schemas.microsoft.com/office/word/2010/wordprocessingGroup" xmlns:wpi="http://schemas.microsoft.com/office/word/2010/wordprocessingInk" xmlns:wne="http://schemas.microsoft.com/office/word/2006/wordml" xmlns:wps="http://schemas.microsoft.com/office/word/2010/wordprocessingShape" mc:Ignorable="w14 w15 w16se w16cid w16 w16cex w16sdtdh w16sdtfl w16du wp14">
+<w:endnotes xmlns:wpc="http://schemas.microsoft.com/office/word/2010/wordprocessingCanvas" xmlns:cx="http://schemas.microsoft.com/office/drawing/2014/chartex" xmlns:cx1="http://schemas.microsoft.com/office/drawing/2015/9/8/chartex" xmlns:cx2="http://schemas.microsoft.com/office/drawing/2015/10/21/chartex" xmlns:cx3="http://schemas.microsoft.com/office/drawing/2016/5/9/chartex" xmlns:cx4="http://schemas.microsoft.com/office/drawing/2016/5/10/chartex" xmlns:cx5="http://schemas.microsoft.com/office/drawing/2016/5/11/chartex" xmlns:cx6="http://schemas.microsoft.com/office/drawing/2016/5/12/chartex" xmlns:cx7="http://schemas.microsoft.com/office/drawing/2016/5/13/chartex" xmlns:cx8="http://schemas.microsoft.com/office/drawing/2016/5/14/chartex" xmlns:mc="http://schemas.openxmlformats.org/markup-compatibility/2006" xmlns:aink="http://schemas.microsoft.com/office/drawing/2016/ink" xmlns:am3d="http://schemas.microsoft.com/office/drawing/2017/model3d" xmlns:o="urn:schemas-microsoft-com:office:office" xmlns:oel="http://schemas.microsoft.com/office/2019/extlst" xmlns:r="http://schemas.openxmlformats.org/officeDocument/2006/relationships" xmlns:m="http://schemas.openxmlformats.org/officeDocument/2006/math" xmlns:v="urn:schemas-microsoft-com:vml" xmlns:wp14="http://schemas.microsoft.com/office/word/2010/wordprocessingDrawing" xmlns:wp="http://schemas.openxmlformats.org/drawingml/2006/wordprocessingDrawing" xmlns:w10="urn:schemas-microsoft-com:office:word" xmlns:w="http://schemas.openxmlformats.org/wordprocessingml/2006/main" xmlns:w14="http://schemas.microsoft.com/office/word/2010/wordml" xmlns:w15="http://schemas.microsoft.com/office/word/2012/wordml" xmlns:w16cex="http://schemas.microsoft.com/office/word/2018/wordml/cex" xmlns:w16cid="http://schemas.microsoft.com/office/word/2016/wordml/cid" xmlns:w16="http://schemas.microsoft.com/office/word/2018/wordml" xmlns:w16du="http://schemas.microsoft.com/office/word/2023/wordml/word16du" xmlns:w16sdtdh="http://schemas.microsoft.com/office/word/2020/wordml/sdtdatahash" xmlns:w16se="http://schemas.microsoft.com/office/word/2015/wordml/symex" xmlns:wpg="http://schemas.microsoft.com/office/word/2010/wordprocessingGroup" xmlns:wpi="http://schemas.microsoft.com/office/word/2010/wordprocessingInk" xmlns:wne="http://schemas.microsoft.com/office/word/2006/wordml" xmlns:wps="http://schemas.microsoft.com/office/word/2010/wordprocessingShape" mc:Ignorable="w14 w15 w16se w16cid w16 w16cex w16sdtdh w16du wp14">
   <w:endnote w:type="separator" w:id="-1">
     <w:p>
       <w:pPr>
@@ -3805,7 +3383,7 @@
 </file>
 
 <file path=word/footer1.xml><?xml version="1.0" encoding="utf-8"?>
-<w:ftr xmlns:wpc="http://schemas.microsoft.com/office/word/2010/wordprocessingCanvas" xmlns:cx="http://schemas.microsoft.com/office/drawing/2014/chartex" xmlns:cx1="http://schemas.microsoft.com/office/drawing/2015/9/8/chartex" xmlns:cx2="http://schemas.microsoft.com/office/drawing/2015/10/21/chartex" xmlns:cx3="http://schemas.microsoft.com/office/drawing/2016/5/9/chartex" xmlns:cx4="http://schemas.microsoft.com/office/drawing/2016/5/10/chartex" xmlns:cx5="http://schemas.microsoft.com/office/drawing/2016/5/11/chartex" xmlns:cx6="http://schemas.microsoft.com/office/drawing/2016/5/12/chartex" xmlns:cx7="http://schemas.microsoft.com/office/drawing/2016/5/13/chartex" xmlns:cx8="http://schemas.microsoft.com/office/drawing/2016/5/14/chartex" xmlns:mc="http://schemas.openxmlformats.org/markup-compatibility/2006" xmlns:aink="http://schemas.microsoft.com/office/drawing/2016/ink" xmlns:am3d="http://schemas.microsoft.com/office/drawing/2017/model3d" xmlns:o="urn:schemas-microsoft-com:office:office" xmlns:oel="http://schemas.microsoft.com/office/2019/extlst" xmlns:r="http://schemas.openxmlformats.org/officeDocument/2006/relationships" xmlns:m="http://schemas.openxmlformats.org/officeDocument/2006/math" xmlns:v="urn:schemas-microsoft-com:vml" xmlns:wp14="http://schemas.microsoft.com/office/word/2010/wordprocessingDrawing" xmlns:wp="http://schemas.openxmlformats.org/drawingml/2006/wordprocessingDrawing" xmlns:w10="urn:schemas-microsoft-com:office:word" xmlns:w="http://schemas.openxmlformats.org/wordprocessingml/2006/main" xmlns:w14="http://schemas.microsoft.com/office/word/2010/wordml" xmlns:w15="http://schemas.microsoft.com/office/word/2012/wordml" xmlns:w16cex="http://schemas.microsoft.com/office/word/2018/wordml/cex" xmlns:w16cid="http://schemas.microsoft.com/office/word/2016/wordml/cid" xmlns:w16="http://schemas.microsoft.com/office/word/2018/wordml" xmlns:w16du="http://schemas.microsoft.com/office/word/2023/wordml/word16du" xmlns:w16sdtdh="http://schemas.microsoft.com/office/word/2020/wordml/sdtdatahash" xmlns:w16sdtfl="http://schemas.microsoft.com/office/word/2024/wordml/sdtformatlock" xmlns:w16se="http://schemas.microsoft.com/office/word/2015/wordml/symex" xmlns:wpg="http://schemas.microsoft.com/office/word/2010/wordprocessingGroup" xmlns:wpi="http://schemas.microsoft.com/office/word/2010/wordprocessingInk" xmlns:wne="http://schemas.microsoft.com/office/word/2006/wordml" xmlns:wps="http://schemas.microsoft.com/office/word/2010/wordprocessingShape" mc:Ignorable="w14 w15 w16se w16cid w16 w16cex w16sdtdh w16sdtfl w16du wp14">
+<w:ftr xmlns:wpc="http://schemas.microsoft.com/office/word/2010/wordprocessingCanvas" xmlns:cx="http://schemas.microsoft.com/office/drawing/2014/chartex" xmlns:cx1="http://schemas.microsoft.com/office/drawing/2015/9/8/chartex" xmlns:cx2="http://schemas.microsoft.com/office/drawing/2015/10/21/chartex" xmlns:cx3="http://schemas.microsoft.com/office/drawing/2016/5/9/chartex" xmlns:cx4="http://schemas.microsoft.com/office/drawing/2016/5/10/chartex" xmlns:cx5="http://schemas.microsoft.com/office/drawing/2016/5/11/chartex" xmlns:cx6="http://schemas.microsoft.com/office/drawing/2016/5/12/chartex" xmlns:cx7="http://schemas.microsoft.com/office/drawing/2016/5/13/chartex" xmlns:cx8="http://schemas.microsoft.com/office/drawing/2016/5/14/chartex" xmlns:mc="http://schemas.openxmlformats.org/markup-compatibility/2006" xmlns:aink="http://schemas.microsoft.com/office/drawing/2016/ink" xmlns:am3d="http://schemas.microsoft.com/office/drawing/2017/model3d" xmlns:o="urn:schemas-microsoft-com:office:office" xmlns:oel="http://schemas.microsoft.com/office/2019/extlst" xmlns:r="http://schemas.openxmlformats.org/officeDocument/2006/relationships" xmlns:m="http://schemas.openxmlformats.org/officeDocument/2006/math" xmlns:v="urn:schemas-microsoft-com:vml" xmlns:wp14="http://schemas.microsoft.com/office/word/2010/wordprocessingDrawing" xmlns:wp="http://schemas.openxmlformats.org/drawingml/2006/wordprocessingDrawing" xmlns:w10="urn:schemas-microsoft-com:office:word" xmlns:w="http://schemas.openxmlformats.org/wordprocessingml/2006/main" xmlns:w14="http://schemas.microsoft.com/office/word/2010/wordml" xmlns:w15="http://schemas.microsoft.com/office/word/2012/wordml" xmlns:w16cex="http://schemas.microsoft.com/office/word/2018/wordml/cex" xmlns:w16cid="http://schemas.microsoft.com/office/word/2016/wordml/cid" xmlns:w16="http://schemas.microsoft.com/office/word/2018/wordml" xmlns:w16du="http://schemas.microsoft.com/office/word/2023/wordml/word16du" xmlns:w16sdtdh="http://schemas.microsoft.com/office/word/2020/wordml/sdtdatahash" xmlns:w16se="http://schemas.microsoft.com/office/word/2015/wordml/symex" xmlns:wpg="http://schemas.microsoft.com/office/word/2010/wordprocessingGroup" xmlns:wpi="http://schemas.microsoft.com/office/word/2010/wordprocessingInk" xmlns:wne="http://schemas.microsoft.com/office/word/2006/wordml" xmlns:wps="http://schemas.microsoft.com/office/word/2010/wordprocessingShape" mc:Ignorable="w14 w15 w16se w16cid w16 w16cex w16sdtdh w16du wp14">
   <w:p>
     <w:pPr>
       <w:pStyle w:val="Footer"/>
@@ -3815,12 +3393,12 @@
 </file>
 
 <file path=word/footer2.xml><?xml version="1.0" encoding="utf-8"?>
-<w:ftr xmlns:wpc="http://schemas.microsoft.com/office/word/2010/wordprocessingCanvas" xmlns:cx="http://schemas.microsoft.com/office/drawing/2014/chartex" xmlns:cx1="http://schemas.microsoft.com/office/drawing/2015/9/8/chartex" xmlns:cx2="http://schemas.microsoft.com/office/drawing/2015/10/21/chartex" xmlns:cx3="http://schemas.microsoft.com/office/drawing/2016/5/9/chartex" xmlns:cx4="http://schemas.microsoft.com/office/drawing/2016/5/10/chartex" xmlns:cx5="http://schemas.microsoft.com/office/drawing/2016/5/11/chartex" xmlns:cx6="http://schemas.microsoft.com/office/drawing/2016/5/12/chartex" xmlns:cx7="http://schemas.microsoft.com/office/drawing/2016/5/13/chartex" xmlns:cx8="http://schemas.microsoft.com/office/drawing/2016/5/14/chartex" xmlns:mc="http://schemas.openxmlformats.org/markup-compatibility/2006" xmlns:aink="http://schemas.microsoft.com/office/drawing/2016/ink" xmlns:am3d="http://schemas.microsoft.com/office/drawing/2017/model3d" xmlns:o="urn:schemas-microsoft-com:office:office" xmlns:oel="http://schemas.microsoft.com/office/2019/extlst" xmlns:r="http://schemas.openxmlformats.org/officeDocument/2006/relationships" xmlns:m="http://schemas.openxmlformats.org/officeDocument/2006/math" xmlns:v="urn:schemas-microsoft-com:vml" xmlns:wp14="http://schemas.microsoft.com/office/word/2010/wordprocessingDrawing" xmlns:wp="http://schemas.openxmlformats.org/drawingml/2006/wordprocessingDrawing" xmlns:w10="urn:schemas-microsoft-com:office:word" xmlns:w="http://schemas.openxmlformats.org/wordprocessingml/2006/main" xmlns:w14="http://schemas.microsoft.com/office/word/2010/wordml" xmlns:w15="http://schemas.microsoft.com/office/word/2012/wordml" xmlns:w16cex="http://schemas.microsoft.com/office/word/2018/wordml/cex" xmlns:w16cid="http://schemas.microsoft.com/office/word/2016/wordml/cid" xmlns:w16="http://schemas.microsoft.com/office/word/2018/wordml" xmlns:w16du="http://schemas.microsoft.com/office/word/2023/wordml/word16du" xmlns:w16sdtdh="http://schemas.microsoft.com/office/word/2020/wordml/sdtdatahash" xmlns:w16sdtfl="http://schemas.microsoft.com/office/word/2024/wordml/sdtformatlock" xmlns:w16se="http://schemas.microsoft.com/office/word/2015/wordml/symex" xmlns:wpg="http://schemas.microsoft.com/office/word/2010/wordprocessingGroup" xmlns:wpi="http://schemas.microsoft.com/office/word/2010/wordprocessingInk" xmlns:wne="http://schemas.microsoft.com/office/word/2006/wordml" xmlns:wps="http://schemas.microsoft.com/office/word/2010/wordprocessingShape" mc:Ignorable="w14 w15 w16se w16cid w16 w16cex w16sdtdh w16sdtfl w16du wp14">
+<w:ftr xmlns:wpc="http://schemas.microsoft.com/office/word/2010/wordprocessingCanvas" xmlns:cx="http://schemas.microsoft.com/office/drawing/2014/chartex" xmlns:cx1="http://schemas.microsoft.com/office/drawing/2015/9/8/chartex" xmlns:cx2="http://schemas.microsoft.com/office/drawing/2015/10/21/chartex" xmlns:cx3="http://schemas.microsoft.com/office/drawing/2016/5/9/chartex" xmlns:cx4="http://schemas.microsoft.com/office/drawing/2016/5/10/chartex" xmlns:cx5="http://schemas.microsoft.com/office/drawing/2016/5/11/chartex" xmlns:cx6="http://schemas.microsoft.com/office/drawing/2016/5/12/chartex" xmlns:cx7="http://schemas.microsoft.com/office/drawing/2016/5/13/chartex" xmlns:cx8="http://schemas.microsoft.com/office/drawing/2016/5/14/chartex" xmlns:mc="http://schemas.openxmlformats.org/markup-compatibility/2006" xmlns:aink="http://schemas.microsoft.com/office/drawing/2016/ink" xmlns:am3d="http://schemas.microsoft.com/office/drawing/2017/model3d" xmlns:o="urn:schemas-microsoft-com:office:office" xmlns:oel="http://schemas.microsoft.com/office/2019/extlst" xmlns:r="http://schemas.openxmlformats.org/officeDocument/2006/relationships" xmlns:m="http://schemas.openxmlformats.org/officeDocument/2006/math" xmlns:v="urn:schemas-microsoft-com:vml" xmlns:wp14="http://schemas.microsoft.com/office/word/2010/wordprocessingDrawing" xmlns:wp="http://schemas.openxmlformats.org/drawingml/2006/wordprocessingDrawing" xmlns:w10="urn:schemas-microsoft-com:office:word" xmlns:w="http://schemas.openxmlformats.org/wordprocessingml/2006/main" xmlns:w14="http://schemas.microsoft.com/office/word/2010/wordml" xmlns:w15="http://schemas.microsoft.com/office/word/2012/wordml" xmlns:w16cex="http://schemas.microsoft.com/office/word/2018/wordml/cex" xmlns:w16cid="http://schemas.microsoft.com/office/word/2016/wordml/cid" xmlns:w16="http://schemas.microsoft.com/office/word/2018/wordml" xmlns:w16du="http://schemas.microsoft.com/office/word/2023/wordml/word16du" xmlns:w16sdtdh="http://schemas.microsoft.com/office/word/2020/wordml/sdtdatahash" xmlns:w16se="http://schemas.microsoft.com/office/word/2015/wordml/symex" xmlns:wpg="http://schemas.microsoft.com/office/word/2010/wordprocessingGroup" xmlns:wpi="http://schemas.microsoft.com/office/word/2010/wordprocessingInk" xmlns:wne="http://schemas.microsoft.com/office/word/2006/wordml" xmlns:wps="http://schemas.microsoft.com/office/word/2010/wordprocessingShape" mc:Ignorable="w14 w15 w16se w16cid w16 w16cex w16sdtdh w16du wp14">
   <w:p>
     <w:pPr>
       <w:pStyle w:val="Footer"/>
     </w:pPr>
-    <w:bookmarkStart w:id="12" w:name="TITUS1FooterPrimary"/>
+    <w:bookmarkStart w:id="0" w:name="TITUS1FooterPrimary"/>
     <w:r>
       <w:rPr>
         <w:color w:val="000000"/>
@@ -3828,13 +3406,13 @@
       </w:rPr>
       <w:t>  </w:t>
     </w:r>
-    <w:bookmarkEnd w:id="12"/>
+    <w:bookmarkEnd w:id="0"/>
   </w:p>
 </w:ftr>
 </file>
 
 <file path=word/footer3.xml><?xml version="1.0" encoding="utf-8"?>
-<w:ftr xmlns:wpc="http://schemas.microsoft.com/office/word/2010/wordprocessingCanvas" xmlns:cx="http://schemas.microsoft.com/office/drawing/2014/chartex" xmlns:cx1="http://schemas.microsoft.com/office/drawing/2015/9/8/chartex" xmlns:cx2="http://schemas.microsoft.com/office/drawing/2015/10/21/chartex" xmlns:cx3="http://schemas.microsoft.com/office/drawing/2016/5/9/chartex" xmlns:cx4="http://schemas.microsoft.com/office/drawing/2016/5/10/chartex" xmlns:cx5="http://schemas.microsoft.com/office/drawing/2016/5/11/chartex" xmlns:cx6="http://schemas.microsoft.com/office/drawing/2016/5/12/chartex" xmlns:cx7="http://schemas.microsoft.com/office/drawing/2016/5/13/chartex" xmlns:cx8="http://schemas.microsoft.com/office/drawing/2016/5/14/chartex" xmlns:mc="http://schemas.openxmlformats.org/markup-compatibility/2006" xmlns:aink="http://schemas.microsoft.com/office/drawing/2016/ink" xmlns:am3d="http://schemas.microsoft.com/office/drawing/2017/model3d" xmlns:o="urn:schemas-microsoft-com:office:office" xmlns:oel="http://schemas.microsoft.com/office/2019/extlst" xmlns:r="http://schemas.openxmlformats.org/officeDocument/2006/relationships" xmlns:m="http://schemas.openxmlformats.org/officeDocument/2006/math" xmlns:v="urn:schemas-microsoft-com:vml" xmlns:wp14="http://schemas.microsoft.com/office/word/2010/wordprocessingDrawing" xmlns:wp="http://schemas.openxmlformats.org/drawingml/2006/wordprocessingDrawing" xmlns:w10="urn:schemas-microsoft-com:office:word" xmlns:w="http://schemas.openxmlformats.org/wordprocessingml/2006/main" xmlns:w14="http://schemas.microsoft.com/office/word/2010/wordml" xmlns:w15="http://schemas.microsoft.com/office/word/2012/wordml" xmlns:w16cex="http://schemas.microsoft.com/office/word/2018/wordml/cex" xmlns:w16cid="http://schemas.microsoft.com/office/word/2016/wordml/cid" xmlns:w16="http://schemas.microsoft.com/office/word/2018/wordml" xmlns:w16du="http://schemas.microsoft.com/office/word/2023/wordml/word16du" xmlns:w16sdtdh="http://schemas.microsoft.com/office/word/2020/wordml/sdtdatahash" xmlns:w16sdtfl="http://schemas.microsoft.com/office/word/2024/wordml/sdtformatlock" xmlns:w16se="http://schemas.microsoft.com/office/word/2015/wordml/symex" xmlns:wpg="http://schemas.microsoft.com/office/word/2010/wordprocessingGroup" xmlns:wpi="http://schemas.microsoft.com/office/word/2010/wordprocessingInk" xmlns:wne="http://schemas.microsoft.com/office/word/2006/wordml" xmlns:wps="http://schemas.microsoft.com/office/word/2010/wordprocessingShape" mc:Ignorable="w14 w15 w16se w16cid w16 w16cex w16sdtdh w16sdtfl w16du wp14">
+<w:ftr xmlns:wpc="http://schemas.microsoft.com/office/word/2010/wordprocessingCanvas" xmlns:cx="http://schemas.microsoft.com/office/drawing/2014/chartex" xmlns:cx1="http://schemas.microsoft.com/office/drawing/2015/9/8/chartex" xmlns:cx2="http://schemas.microsoft.com/office/drawing/2015/10/21/chartex" xmlns:cx3="http://schemas.microsoft.com/office/drawing/2016/5/9/chartex" xmlns:cx4="http://schemas.microsoft.com/office/drawing/2016/5/10/chartex" xmlns:cx5="http://schemas.microsoft.com/office/drawing/2016/5/11/chartex" xmlns:cx6="http://schemas.microsoft.com/office/drawing/2016/5/12/chartex" xmlns:cx7="http://schemas.microsoft.com/office/drawing/2016/5/13/chartex" xmlns:cx8="http://schemas.microsoft.com/office/drawing/2016/5/14/chartex" xmlns:mc="http://schemas.openxmlformats.org/markup-compatibility/2006" xmlns:aink="http://schemas.microsoft.com/office/drawing/2016/ink" xmlns:am3d="http://schemas.microsoft.com/office/drawing/2017/model3d" xmlns:o="urn:schemas-microsoft-com:office:office" xmlns:oel="http://schemas.microsoft.com/office/2019/extlst" xmlns:r="http://schemas.openxmlformats.org/officeDocument/2006/relationships" xmlns:m="http://schemas.openxmlformats.org/officeDocument/2006/math" xmlns:v="urn:schemas-microsoft-com:vml" xmlns:wp14="http://schemas.microsoft.com/office/word/2010/wordprocessingDrawing" xmlns:wp="http://schemas.openxmlformats.org/drawingml/2006/wordprocessingDrawing" xmlns:w10="urn:schemas-microsoft-com:office:word" xmlns:w="http://schemas.openxmlformats.org/wordprocessingml/2006/main" xmlns:w14="http://schemas.microsoft.com/office/word/2010/wordml" xmlns:w15="http://schemas.microsoft.com/office/word/2012/wordml" xmlns:w16cex="http://schemas.microsoft.com/office/word/2018/wordml/cex" xmlns:w16cid="http://schemas.microsoft.com/office/word/2016/wordml/cid" xmlns:w16="http://schemas.microsoft.com/office/word/2018/wordml" xmlns:w16du="http://schemas.microsoft.com/office/word/2023/wordml/word16du" xmlns:w16sdtdh="http://schemas.microsoft.com/office/word/2020/wordml/sdtdatahash" xmlns:w16se="http://schemas.microsoft.com/office/word/2015/wordml/symex" xmlns:wpg="http://schemas.microsoft.com/office/word/2010/wordprocessingGroup" xmlns:wpi="http://schemas.microsoft.com/office/word/2010/wordprocessingInk" xmlns:wne="http://schemas.microsoft.com/office/word/2006/wordml" xmlns:wps="http://schemas.microsoft.com/office/word/2010/wordprocessingShape" mc:Ignorable="w14 w15 w16se w16cid w16 w16cex w16sdtdh w16du wp14">
   <w:p>
     <w:pPr>
       <w:pStyle w:val="Footer"/>
@@ -3844,7 +3422,7 @@
 </file>
 
 <file path=word/footnotes.xml><?xml version="1.0" encoding="utf-8"?>
-<w:footnotes xmlns:wpc="http://schemas.microsoft.com/office/word/2010/wordprocessingCanvas" xmlns:cx="http://schemas.microsoft.com/office/drawing/2014/chartex" xmlns:cx1="http://schemas.microsoft.com/office/drawing/2015/9/8/chartex" xmlns:cx2="http://schemas.microsoft.com/office/drawing/2015/10/21/chartex" xmlns:cx3="http://schemas.microsoft.com/office/drawing/2016/5/9/chartex" xmlns:cx4="http://schemas.microsoft.com/office/drawing/2016/5/10/chartex" xmlns:cx5="http://schemas.microsoft.com/office/drawing/2016/5/11/chartex" xmlns:cx6="http://schemas.microsoft.com/office/drawing/2016/5/12/chartex" xmlns:cx7="http://schemas.microsoft.com/office/drawing/2016/5/13/chartex" xmlns:cx8="http://schemas.microsoft.com/office/drawing/2016/5/14/chartex" xmlns:mc="http://schemas.openxmlformats.org/markup-compatibility/2006" xmlns:aink="http://schemas.microsoft.com/office/drawing/2016/ink" xmlns:am3d="http://schemas.microsoft.com/office/drawing/2017/model3d" xmlns:o="urn:schemas-microsoft-com:office:office" xmlns:oel="http://schemas.microsoft.com/office/2019/extlst" xmlns:r="http://schemas.openxmlformats.org/officeDocument/2006/relationships" xmlns:m="http://schemas.openxmlformats.org/officeDocument/2006/math" xmlns:v="urn:schemas-microsoft-com:vml" xmlns:wp14="http://schemas.microsoft.com/office/word/2010/wordprocessingDrawing" xmlns:wp="http://schemas.openxmlformats.org/drawingml/2006/wordprocessingDrawing" xmlns:w10="urn:schemas-microsoft-com:office:word" xmlns:w="http://schemas.openxmlformats.org/wordprocessingml/2006/main" xmlns:w14="http://schemas.microsoft.com/office/word/2010/wordml" xmlns:w15="http://schemas.microsoft.com/office/word/2012/wordml" xmlns:w16cex="http://schemas.microsoft.com/office/word/2018/wordml/cex" xmlns:w16cid="http://schemas.microsoft.com/office/word/2016/wordml/cid" xmlns:w16="http://schemas.microsoft.com/office/word/2018/wordml" xmlns:w16du="http://schemas.microsoft.com/office/word/2023/wordml/word16du" xmlns:w16sdtdh="http://schemas.microsoft.com/office/word/2020/wordml/sdtdatahash" xmlns:w16sdtfl="http://schemas.microsoft.com/office/word/2024/wordml/sdtformatlock" xmlns:w16se="http://schemas.microsoft.com/office/word/2015/wordml/symex" xmlns:wpg="http://schemas.microsoft.com/office/word/2010/wordprocessingGroup" xmlns:wpi="http://schemas.microsoft.com/office/word/2010/wordprocessingInk" xmlns:wne="http://schemas.microsoft.com/office/word/2006/wordml" xmlns:wps="http://schemas.microsoft.com/office/word/2010/wordprocessingShape" mc:Ignorable="w14 w15 w16se w16cid w16 w16cex w16sdtdh w16sdtfl w16du wp14">
+<w:footnotes xmlns:wpc="http://schemas.microsoft.com/office/word/2010/wordprocessingCanvas" xmlns:cx="http://schemas.microsoft.com/office/drawing/2014/chartex" xmlns:cx1="http://schemas.microsoft.com/office/drawing/2015/9/8/chartex" xmlns:cx2="http://schemas.microsoft.com/office/drawing/2015/10/21/chartex" xmlns:cx3="http://schemas.microsoft.com/office/drawing/2016/5/9/chartex" xmlns:cx4="http://schemas.microsoft.com/office/drawing/2016/5/10/chartex" xmlns:cx5="http://schemas.microsoft.com/office/drawing/2016/5/11/chartex" xmlns:cx6="http://schemas.microsoft.com/office/drawing/2016/5/12/chartex" xmlns:cx7="http://schemas.microsoft.com/office/drawing/2016/5/13/chartex" xmlns:cx8="http://schemas.microsoft.com/office/drawing/2016/5/14/chartex" xmlns:mc="http://schemas.openxmlformats.org/markup-compatibility/2006" xmlns:aink="http://schemas.microsoft.com/office/drawing/2016/ink" xmlns:am3d="http://schemas.microsoft.com/office/drawing/2017/model3d" xmlns:o="urn:schemas-microsoft-com:office:office" xmlns:oel="http://schemas.microsoft.com/office/2019/extlst" xmlns:r="http://schemas.openxmlformats.org/officeDocument/2006/relationships" xmlns:m="http://schemas.openxmlformats.org/officeDocument/2006/math" xmlns:v="urn:schemas-microsoft-com:vml" xmlns:wp14="http://schemas.microsoft.com/office/word/2010/wordprocessingDrawing" xmlns:wp="http://schemas.openxmlformats.org/drawingml/2006/wordprocessingDrawing" xmlns:w10="urn:schemas-microsoft-com:office:word" xmlns:w="http://schemas.openxmlformats.org/wordprocessingml/2006/main" xmlns:w14="http://schemas.microsoft.com/office/word/2010/wordml" xmlns:w15="http://schemas.microsoft.com/office/word/2012/wordml" xmlns:w16cex="http://schemas.microsoft.com/office/word/2018/wordml/cex" xmlns:w16cid="http://schemas.microsoft.com/office/word/2016/wordml/cid" xmlns:w16="http://schemas.microsoft.com/office/word/2018/wordml" xmlns:w16du="http://schemas.microsoft.com/office/word/2023/wordml/word16du" xmlns:w16sdtdh="http://schemas.microsoft.com/office/word/2020/wordml/sdtdatahash" xmlns:w16se="http://schemas.microsoft.com/office/word/2015/wordml/symex" xmlns:wpg="http://schemas.microsoft.com/office/word/2010/wordprocessingGroup" xmlns:wpi="http://schemas.microsoft.com/office/word/2010/wordprocessingInk" xmlns:wne="http://schemas.microsoft.com/office/word/2006/wordml" xmlns:wps="http://schemas.microsoft.com/office/word/2010/wordprocessingShape" mc:Ignorable="w14 w15 w16se w16cid w16 w16cex w16sdtdh w16du wp14">
   <w:footnote w:type="separator" w:id="-1">
     <w:p>
       <w:pPr>
@@ -3869,7 +3447,7 @@
 </file>
 
 <file path=word/header1.xml><?xml version="1.0" encoding="utf-8"?>
-<w:hdr xmlns:wpc="http://schemas.microsoft.com/office/word/2010/wordprocessingCanvas" xmlns:cx="http://schemas.microsoft.com/office/drawing/2014/chartex" xmlns:cx1="http://schemas.microsoft.com/office/drawing/2015/9/8/chartex" xmlns:cx2="http://schemas.microsoft.com/office/drawing/2015/10/21/chartex" xmlns:cx3="http://schemas.microsoft.com/office/drawing/2016/5/9/chartex" xmlns:cx4="http://schemas.microsoft.com/office/drawing/2016/5/10/chartex" xmlns:cx5="http://schemas.microsoft.com/office/drawing/2016/5/11/chartex" xmlns:cx6="http://schemas.microsoft.com/office/drawing/2016/5/12/chartex" xmlns:cx7="http://schemas.microsoft.com/office/drawing/2016/5/13/chartex" xmlns:cx8="http://schemas.microsoft.com/office/drawing/2016/5/14/chartex" xmlns:mc="http://schemas.openxmlformats.org/markup-compatibility/2006" xmlns:aink="http://schemas.microsoft.com/office/drawing/2016/ink" xmlns:am3d="http://schemas.microsoft.com/office/drawing/2017/model3d" xmlns:o="urn:schemas-microsoft-com:office:office" xmlns:oel="http://schemas.microsoft.com/office/2019/extlst" xmlns:r="http://schemas.openxmlformats.org/officeDocument/2006/relationships" xmlns:m="http://schemas.openxmlformats.org/officeDocument/2006/math" xmlns:v="urn:schemas-microsoft-com:vml" xmlns:wp14="http://schemas.microsoft.com/office/word/2010/wordprocessingDrawing" xmlns:wp="http://schemas.openxmlformats.org/drawingml/2006/wordprocessingDrawing" xmlns:w10="urn:schemas-microsoft-com:office:word" xmlns:w="http://schemas.openxmlformats.org/wordprocessingml/2006/main" xmlns:w14="http://schemas.microsoft.com/office/word/2010/wordml" xmlns:w15="http://schemas.microsoft.com/office/word/2012/wordml" xmlns:w16cex="http://schemas.microsoft.com/office/word/2018/wordml/cex" xmlns:w16cid="http://schemas.microsoft.com/office/word/2016/wordml/cid" xmlns:w16="http://schemas.microsoft.com/office/word/2018/wordml" xmlns:w16du="http://schemas.microsoft.com/office/word/2023/wordml/word16du" xmlns:w16sdtdh="http://schemas.microsoft.com/office/word/2020/wordml/sdtdatahash" xmlns:w16sdtfl="http://schemas.microsoft.com/office/word/2024/wordml/sdtformatlock" xmlns:w16se="http://schemas.microsoft.com/office/word/2015/wordml/symex" xmlns:wpg="http://schemas.microsoft.com/office/word/2010/wordprocessingGroup" xmlns:wpi="http://schemas.microsoft.com/office/word/2010/wordprocessingInk" xmlns:wne="http://schemas.microsoft.com/office/word/2006/wordml" xmlns:wps="http://schemas.microsoft.com/office/word/2010/wordprocessingShape" mc:Ignorable="w14 w15 w16se w16cid w16 w16cex w16sdtdh w16sdtfl w16du wp14">
+<w:hdr xmlns:wpc="http://schemas.microsoft.com/office/word/2010/wordprocessingCanvas" xmlns:cx="http://schemas.microsoft.com/office/drawing/2014/chartex" xmlns:cx1="http://schemas.microsoft.com/office/drawing/2015/9/8/chartex" xmlns:cx2="http://schemas.microsoft.com/office/drawing/2015/10/21/chartex" xmlns:cx3="http://schemas.microsoft.com/office/drawing/2016/5/9/chartex" xmlns:cx4="http://schemas.microsoft.com/office/drawing/2016/5/10/chartex" xmlns:cx5="http://schemas.microsoft.com/office/drawing/2016/5/11/chartex" xmlns:cx6="http://schemas.microsoft.com/office/drawing/2016/5/12/chartex" xmlns:cx7="http://schemas.microsoft.com/office/drawing/2016/5/13/chartex" xmlns:cx8="http://schemas.microsoft.com/office/drawing/2016/5/14/chartex" xmlns:mc="http://schemas.openxmlformats.org/markup-compatibility/2006" xmlns:aink="http://schemas.microsoft.com/office/drawing/2016/ink" xmlns:am3d="http://schemas.microsoft.com/office/drawing/2017/model3d" xmlns:o="urn:schemas-microsoft-com:office:office" xmlns:oel="http://schemas.microsoft.com/office/2019/extlst" xmlns:r="http://schemas.openxmlformats.org/officeDocument/2006/relationships" xmlns:m="http://schemas.openxmlformats.org/officeDocument/2006/math" xmlns:v="urn:schemas-microsoft-com:vml" xmlns:wp14="http://schemas.microsoft.com/office/word/2010/wordprocessingDrawing" xmlns:wp="http://schemas.openxmlformats.org/drawingml/2006/wordprocessingDrawing" xmlns:w10="urn:schemas-microsoft-com:office:word" xmlns:w="http://schemas.openxmlformats.org/wordprocessingml/2006/main" xmlns:w14="http://schemas.microsoft.com/office/word/2010/wordml" xmlns:w15="http://schemas.microsoft.com/office/word/2012/wordml" xmlns:w16cex="http://schemas.microsoft.com/office/word/2018/wordml/cex" xmlns:w16cid="http://schemas.microsoft.com/office/word/2016/wordml/cid" xmlns:w16="http://schemas.microsoft.com/office/word/2018/wordml" xmlns:w16du="http://schemas.microsoft.com/office/word/2023/wordml/word16du" xmlns:w16sdtdh="http://schemas.microsoft.com/office/word/2020/wordml/sdtdatahash" xmlns:w16se="http://schemas.microsoft.com/office/word/2015/wordml/symex" xmlns:wpg="http://schemas.microsoft.com/office/word/2010/wordprocessingGroup" xmlns:wpi="http://schemas.microsoft.com/office/word/2010/wordprocessingInk" xmlns:wne="http://schemas.microsoft.com/office/word/2006/wordml" xmlns:wps="http://schemas.microsoft.com/office/word/2010/wordprocessingShape" mc:Ignorable="w14 w15 w16se w16cid w16 w16cex w16sdtdh w16du wp14">
   <w:p>
     <w:pPr>
       <w:pStyle w:val="Header"/>
@@ -3879,7 +3457,7 @@
 </file>
 
 <file path=word/header2.xml><?xml version="1.0" encoding="utf-8"?>
-<w:hdr xmlns:wpc="http://schemas.microsoft.com/office/word/2010/wordprocessingCanvas" xmlns:cx="http://schemas.microsoft.com/office/drawing/2014/chartex" xmlns:cx1="http://schemas.microsoft.com/office/drawing/2015/9/8/chartex" xmlns:cx2="http://schemas.microsoft.com/office/drawing/2015/10/21/chartex" xmlns:cx3="http://schemas.microsoft.com/office/drawing/2016/5/9/chartex" xmlns:cx4="http://schemas.microsoft.com/office/drawing/2016/5/10/chartex" xmlns:cx5="http://schemas.microsoft.com/office/drawing/2016/5/11/chartex" xmlns:cx6="http://schemas.microsoft.com/office/drawing/2016/5/12/chartex" xmlns:cx7="http://schemas.microsoft.com/office/drawing/2016/5/13/chartex" xmlns:cx8="http://schemas.microsoft.com/office/drawing/2016/5/14/chartex" xmlns:mc="http://schemas.openxmlformats.org/markup-compatibility/2006" xmlns:aink="http://schemas.microsoft.com/office/drawing/2016/ink" xmlns:am3d="http://schemas.microsoft.com/office/drawing/2017/model3d" xmlns:o="urn:schemas-microsoft-com:office:office" xmlns:oel="http://schemas.microsoft.com/office/2019/extlst" xmlns:r="http://schemas.openxmlformats.org/officeDocument/2006/relationships" xmlns:m="http://schemas.openxmlformats.org/officeDocument/2006/math" xmlns:v="urn:schemas-microsoft-com:vml" xmlns:wp14="http://schemas.microsoft.com/office/word/2010/wordprocessingDrawing" xmlns:wp="http://schemas.openxmlformats.org/drawingml/2006/wordprocessingDrawing" xmlns:w10="urn:schemas-microsoft-com:office:word" xmlns:w="http://schemas.openxmlformats.org/wordprocessingml/2006/main" xmlns:w14="http://schemas.microsoft.com/office/word/2010/wordml" xmlns:w15="http://schemas.microsoft.com/office/word/2012/wordml" xmlns:w16cex="http://schemas.microsoft.com/office/word/2018/wordml/cex" xmlns:w16cid="http://schemas.microsoft.com/office/word/2016/wordml/cid" xmlns:w16="http://schemas.microsoft.com/office/word/2018/wordml" xmlns:w16du="http://schemas.microsoft.com/office/word/2023/wordml/word16du" xmlns:w16sdtdh="http://schemas.microsoft.com/office/word/2020/wordml/sdtdatahash" xmlns:w16sdtfl="http://schemas.microsoft.com/office/word/2024/wordml/sdtformatlock" xmlns:w16se="http://schemas.microsoft.com/office/word/2015/wordml/symex" xmlns:wpg="http://schemas.microsoft.com/office/word/2010/wordprocessingGroup" xmlns:wpi="http://schemas.microsoft.com/office/word/2010/wordprocessingInk" xmlns:wne="http://schemas.microsoft.com/office/word/2006/wordml" xmlns:wps="http://schemas.microsoft.com/office/word/2010/wordprocessingShape" mc:Ignorable="w14 w15 w16se w16cid w16 w16cex w16sdtdh w16sdtfl w16du wp14">
+<w:hdr xmlns:wpc="http://schemas.microsoft.com/office/word/2010/wordprocessingCanvas" xmlns:cx="http://schemas.microsoft.com/office/drawing/2014/chartex" xmlns:cx1="http://schemas.microsoft.com/office/drawing/2015/9/8/chartex" xmlns:cx2="http://schemas.microsoft.com/office/drawing/2015/10/21/chartex" xmlns:cx3="http://schemas.microsoft.com/office/drawing/2016/5/9/chartex" xmlns:cx4="http://schemas.microsoft.com/office/drawing/2016/5/10/chartex" xmlns:cx5="http://schemas.microsoft.com/office/drawing/2016/5/11/chartex" xmlns:cx6="http://schemas.microsoft.com/office/drawing/2016/5/12/chartex" xmlns:cx7="http://schemas.microsoft.com/office/drawing/2016/5/13/chartex" xmlns:cx8="http://schemas.microsoft.com/office/drawing/2016/5/14/chartex" xmlns:mc="http://schemas.openxmlformats.org/markup-compatibility/2006" xmlns:aink="http://schemas.microsoft.com/office/drawing/2016/ink" xmlns:am3d="http://schemas.microsoft.com/office/drawing/2017/model3d" xmlns:o="urn:schemas-microsoft-com:office:office" xmlns:oel="http://schemas.microsoft.com/office/2019/extlst" xmlns:r="http://schemas.openxmlformats.org/officeDocument/2006/relationships" xmlns:m="http://schemas.openxmlformats.org/officeDocument/2006/math" xmlns:v="urn:schemas-microsoft-com:vml" xmlns:wp14="http://schemas.microsoft.com/office/word/2010/wordprocessingDrawing" xmlns:wp="http://schemas.openxmlformats.org/drawingml/2006/wordprocessingDrawing" xmlns:w10="urn:schemas-microsoft-com:office:word" xmlns:w="http://schemas.openxmlformats.org/wordprocessingml/2006/main" xmlns:w14="http://schemas.microsoft.com/office/word/2010/wordml" xmlns:w15="http://schemas.microsoft.com/office/word/2012/wordml" xmlns:w16cex="http://schemas.microsoft.com/office/word/2018/wordml/cex" xmlns:w16cid="http://schemas.microsoft.com/office/word/2016/wordml/cid" xmlns:w16="http://schemas.microsoft.com/office/word/2018/wordml" xmlns:w16du="http://schemas.microsoft.com/office/word/2023/wordml/word16du" xmlns:w16sdtdh="http://schemas.microsoft.com/office/word/2020/wordml/sdtdatahash" xmlns:w16se="http://schemas.microsoft.com/office/word/2015/wordml/symex" xmlns:wpg="http://schemas.microsoft.com/office/word/2010/wordprocessingGroup" xmlns:wpi="http://schemas.microsoft.com/office/word/2010/wordprocessingInk" xmlns:wne="http://schemas.microsoft.com/office/word/2006/wordml" xmlns:wps="http://schemas.microsoft.com/office/word/2010/wordprocessingShape" mc:Ignorable="w14 w15 w16se w16cid w16 w16cex w16sdtdh w16du wp14">
   <w:p>
     <w:pPr>
       <w:pStyle w:val="Header"/>
@@ -3889,7 +3467,7 @@
 </file>
 
 <file path=word/header3.xml><?xml version="1.0" encoding="utf-8"?>
-<w:hdr xmlns:wpc="http://schemas.microsoft.com/office/word/2010/wordprocessingCanvas" xmlns:cx="http://schemas.microsoft.com/office/drawing/2014/chartex" xmlns:cx1="http://schemas.microsoft.com/office/drawing/2015/9/8/chartex" xmlns:cx2="http://schemas.microsoft.com/office/drawing/2015/10/21/chartex" xmlns:cx3="http://schemas.microsoft.com/office/drawing/2016/5/9/chartex" xmlns:cx4="http://schemas.microsoft.com/office/drawing/2016/5/10/chartex" xmlns:cx5="http://schemas.microsoft.com/office/drawing/2016/5/11/chartex" xmlns:cx6="http://schemas.microsoft.com/office/drawing/2016/5/12/chartex" xmlns:cx7="http://schemas.microsoft.com/office/drawing/2016/5/13/chartex" xmlns:cx8="http://schemas.microsoft.com/office/drawing/2016/5/14/chartex" xmlns:mc="http://schemas.openxmlformats.org/markup-compatibility/2006" xmlns:aink="http://schemas.microsoft.com/office/drawing/2016/ink" xmlns:am3d="http://schemas.microsoft.com/office/drawing/2017/model3d" xmlns:o="urn:schemas-microsoft-com:office:office" xmlns:oel="http://schemas.microsoft.com/office/2019/extlst" xmlns:r="http://schemas.openxmlformats.org/officeDocument/2006/relationships" xmlns:m="http://schemas.openxmlformats.org/officeDocument/2006/math" xmlns:v="urn:schemas-microsoft-com:vml" xmlns:wp14="http://schemas.microsoft.com/office/word/2010/wordprocessingDrawing" xmlns:wp="http://schemas.openxmlformats.org/drawingml/2006/wordprocessingDrawing" xmlns:w10="urn:schemas-microsoft-com:office:word" xmlns:w="http://schemas.openxmlformats.org/wordprocessingml/2006/main" xmlns:w14="http://schemas.microsoft.com/office/word/2010/wordml" xmlns:w15="http://schemas.microsoft.com/office/word/2012/wordml" xmlns:w16cex="http://schemas.microsoft.com/office/word/2018/wordml/cex" xmlns:w16cid="http://schemas.microsoft.com/office/word/2016/wordml/cid" xmlns:w16="http://schemas.microsoft.com/office/word/2018/wordml" xmlns:w16du="http://schemas.microsoft.com/office/word/2023/wordml/word16du" xmlns:w16sdtdh="http://schemas.microsoft.com/office/word/2020/wordml/sdtdatahash" xmlns:w16sdtfl="http://schemas.microsoft.com/office/word/2024/wordml/sdtformatlock" xmlns:w16se="http://schemas.microsoft.com/office/word/2015/wordml/symex" xmlns:wpg="http://schemas.microsoft.com/office/word/2010/wordprocessingGroup" xmlns:wpi="http://schemas.microsoft.com/office/word/2010/wordprocessingInk" xmlns:wne="http://schemas.microsoft.com/office/word/2006/wordml" xmlns:wps="http://schemas.microsoft.com/office/word/2010/wordprocessingShape" mc:Ignorable="w14 w15 w16se w16cid w16 w16cex w16sdtdh w16sdtfl w16du wp14">
+<w:hdr xmlns:wpc="http://schemas.microsoft.com/office/word/2010/wordprocessingCanvas" xmlns:cx="http://schemas.microsoft.com/office/drawing/2014/chartex" xmlns:cx1="http://schemas.microsoft.com/office/drawing/2015/9/8/chartex" xmlns:cx2="http://schemas.microsoft.com/office/drawing/2015/10/21/chartex" xmlns:cx3="http://schemas.microsoft.com/office/drawing/2016/5/9/chartex" xmlns:cx4="http://schemas.microsoft.com/office/drawing/2016/5/10/chartex" xmlns:cx5="http://schemas.microsoft.com/office/drawing/2016/5/11/chartex" xmlns:cx6="http://schemas.microsoft.com/office/drawing/2016/5/12/chartex" xmlns:cx7="http://schemas.microsoft.com/office/drawing/2016/5/13/chartex" xmlns:cx8="http://schemas.microsoft.com/office/drawing/2016/5/14/chartex" xmlns:mc="http://schemas.openxmlformats.org/markup-compatibility/2006" xmlns:aink="http://schemas.microsoft.com/office/drawing/2016/ink" xmlns:am3d="http://schemas.microsoft.com/office/drawing/2017/model3d" xmlns:o="urn:schemas-microsoft-com:office:office" xmlns:oel="http://schemas.microsoft.com/office/2019/extlst" xmlns:r="http://schemas.openxmlformats.org/officeDocument/2006/relationships" xmlns:m="http://schemas.openxmlformats.org/officeDocument/2006/math" xmlns:v="urn:schemas-microsoft-com:vml" xmlns:wp14="http://schemas.microsoft.com/office/word/2010/wordprocessingDrawing" xmlns:wp="http://schemas.openxmlformats.org/drawingml/2006/wordprocessingDrawing" xmlns:w10="urn:schemas-microsoft-com:office:word" xmlns:w="http://schemas.openxmlformats.org/wordprocessingml/2006/main" xmlns:w14="http://schemas.microsoft.com/office/word/2010/wordml" xmlns:w15="http://schemas.microsoft.com/office/word/2012/wordml" xmlns:w16cex="http://schemas.microsoft.com/office/word/2018/wordml/cex" xmlns:w16cid="http://schemas.microsoft.com/office/word/2016/wordml/cid" xmlns:w16="http://schemas.microsoft.com/office/word/2018/wordml" xmlns:w16du="http://schemas.microsoft.com/office/word/2023/wordml/word16du" xmlns:w16sdtdh="http://schemas.microsoft.com/office/word/2020/wordml/sdtdatahash" xmlns:w16se="http://schemas.microsoft.com/office/word/2015/wordml/symex" xmlns:wpg="http://schemas.microsoft.com/office/word/2010/wordprocessingGroup" xmlns:wpi="http://schemas.microsoft.com/office/word/2010/wordprocessingInk" xmlns:wne="http://schemas.microsoft.com/office/word/2006/wordml" xmlns:wps="http://schemas.microsoft.com/office/word/2010/wordprocessingShape" mc:Ignorable="w14 w15 w16se w16cid w16 w16cex w16sdtdh w16du wp14">
   <w:p>
     <w:pPr>
       <w:pStyle w:val="Header"/>
@@ -3899,7 +3477,7 @@
 </file>
 
 <file path=word/numbering.xml><?xml version="1.0" encoding="utf-8"?>
-<w:numbering xmlns:wpc="http://schemas.microsoft.com/office/word/2010/wordprocessingCanvas" xmlns:cx="http://schemas.microsoft.com/office/drawing/2014/chartex" xmlns:cx1="http://schemas.microsoft.com/office/drawing/2015/9/8/chartex" xmlns:cx2="http://schemas.microsoft.com/office/drawing/2015/10/21/chartex" xmlns:cx3="http://schemas.microsoft.com/office/drawing/2016/5/9/chartex" xmlns:cx4="http://schemas.microsoft.com/office/drawing/2016/5/10/chartex" xmlns:cx5="http://schemas.microsoft.com/office/drawing/2016/5/11/chartex" xmlns:cx6="http://schemas.microsoft.com/office/drawing/2016/5/12/chartex" xmlns:cx7="http://schemas.microsoft.com/office/drawing/2016/5/13/chartex" xmlns:cx8="http://schemas.microsoft.com/office/drawing/2016/5/14/chartex" xmlns:mc="http://schemas.openxmlformats.org/markup-compatibility/2006" xmlns:aink="http://schemas.microsoft.com/office/drawing/2016/ink" xmlns:am3d="http://schemas.microsoft.com/office/drawing/2017/model3d" xmlns:o="urn:schemas-microsoft-com:office:office" xmlns:oel="http://schemas.microsoft.com/office/2019/extlst" xmlns:r="http://schemas.openxmlformats.org/officeDocument/2006/relationships" xmlns:m="http://schemas.openxmlformats.org/officeDocument/2006/math" xmlns:v="urn:schemas-microsoft-com:vml" xmlns:wp14="http://schemas.microsoft.com/office/word/2010/wordprocessingDrawing" xmlns:wp="http://schemas.openxmlformats.org/drawingml/2006/wordprocessingDrawing" xmlns:w10="urn:schemas-microsoft-com:office:word" xmlns:w="http://schemas.openxmlformats.org/wordprocessingml/2006/main" xmlns:w14="http://schemas.microsoft.com/office/word/2010/wordml" xmlns:w15="http://schemas.microsoft.com/office/word/2012/wordml" xmlns:w16cex="http://schemas.microsoft.com/office/word/2018/wordml/cex" xmlns:w16cid="http://schemas.microsoft.com/office/word/2016/wordml/cid" xmlns:w16="http://schemas.microsoft.com/office/word/2018/wordml" xmlns:w16du="http://schemas.microsoft.com/office/word/2023/wordml/word16du" xmlns:w16sdtdh="http://schemas.microsoft.com/office/word/2020/wordml/sdtdatahash" xmlns:w16sdtfl="http://schemas.microsoft.com/office/word/2024/wordml/sdtformatlock" xmlns:w16se="http://schemas.microsoft.com/office/word/2015/wordml/symex" xmlns:wpg="http://schemas.microsoft.com/office/word/2010/wordprocessingGroup" xmlns:wpi="http://schemas.microsoft.com/office/word/2010/wordprocessingInk" xmlns:wne="http://schemas.microsoft.com/office/word/2006/wordml" xmlns:wps="http://schemas.microsoft.com/office/word/2010/wordprocessingShape" mc:Ignorable="w14 w15 w16se w16cid w16 w16cex w16sdtdh w16sdtfl w16du wp14">
+<w:numbering xmlns:wpc="http://schemas.microsoft.com/office/word/2010/wordprocessingCanvas" xmlns:cx="http://schemas.microsoft.com/office/drawing/2014/chartex" xmlns:cx1="http://schemas.microsoft.com/office/drawing/2015/9/8/chartex" xmlns:cx2="http://schemas.microsoft.com/office/drawing/2015/10/21/chartex" xmlns:cx3="http://schemas.microsoft.com/office/drawing/2016/5/9/chartex" xmlns:cx4="http://schemas.microsoft.com/office/drawing/2016/5/10/chartex" xmlns:cx5="http://schemas.microsoft.com/office/drawing/2016/5/11/chartex" xmlns:cx6="http://schemas.microsoft.com/office/drawing/2016/5/12/chartex" xmlns:cx7="http://schemas.microsoft.com/office/drawing/2016/5/13/chartex" xmlns:cx8="http://schemas.microsoft.com/office/drawing/2016/5/14/chartex" xmlns:mc="http://schemas.openxmlformats.org/markup-compatibility/2006" xmlns:aink="http://schemas.microsoft.com/office/drawing/2016/ink" xmlns:am3d="http://schemas.microsoft.com/office/drawing/2017/model3d" xmlns:o="urn:schemas-microsoft-com:office:office" xmlns:oel="http://schemas.microsoft.com/office/2019/extlst" xmlns:r="http://schemas.openxmlformats.org/officeDocument/2006/relationships" xmlns:m="http://schemas.openxmlformats.org/officeDocument/2006/math" xmlns:v="urn:schemas-microsoft-com:vml" xmlns:wp14="http://schemas.microsoft.com/office/word/2010/wordprocessingDrawing" xmlns:wp="http://schemas.openxmlformats.org/drawingml/2006/wordprocessingDrawing" xmlns:w10="urn:schemas-microsoft-com:office:word" xmlns:w="http://schemas.openxmlformats.org/wordprocessingml/2006/main" xmlns:w14="http://schemas.microsoft.com/office/word/2010/wordml" xmlns:w15="http://schemas.microsoft.com/office/word/2012/wordml" xmlns:w16cex="http://schemas.microsoft.com/office/word/2018/wordml/cex" xmlns:w16cid="http://schemas.microsoft.com/office/word/2016/wordml/cid" xmlns:w16="http://schemas.microsoft.com/office/word/2018/wordml" xmlns:w16du="http://schemas.microsoft.com/office/word/2023/wordml/word16du" xmlns:w16sdtdh="http://schemas.microsoft.com/office/word/2020/wordml/sdtdatahash" xmlns:w16se="http://schemas.microsoft.com/office/word/2015/wordml/symex" xmlns:wpg="http://schemas.microsoft.com/office/word/2010/wordprocessingGroup" xmlns:wpi="http://schemas.microsoft.com/office/word/2010/wordprocessingInk" xmlns:wne="http://schemas.microsoft.com/office/word/2006/wordml" xmlns:wps="http://schemas.microsoft.com/office/word/2010/wordprocessingShape" mc:Ignorable="w14 w15 w16se w16cid w16 w16cex w16sdtdh w16du wp14">
   <w:abstractNum w:abstractNumId="0" w15:restartNumberingAfterBreak="0">
     <w:nsid w:val="4F5B2EFE"/>
     <w:multiLevelType w:val="multilevel"/>
@@ -4144,16 +3722,8 @@
 </w:numbering>
 </file>
 
-<file path=word/people.xml><?xml version="1.0" encoding="utf-8"?>
-<w15:people xmlns:wpc="http://schemas.microsoft.com/office/word/2010/wordprocessingCanvas" xmlns:cx="http://schemas.microsoft.com/office/drawing/2014/chartex" xmlns:cx1="http://schemas.microsoft.com/office/drawing/2015/9/8/chartex" xmlns:cx2="http://schemas.microsoft.com/office/drawing/2015/10/21/chartex" xmlns:cx3="http://schemas.microsoft.com/office/drawing/2016/5/9/chartex" xmlns:cx4="http://schemas.microsoft.com/office/drawing/2016/5/10/chartex" xmlns:cx5="http://schemas.microsoft.com/office/drawing/2016/5/11/chartex" xmlns:cx6="http://schemas.microsoft.com/office/drawing/2016/5/12/chartex" xmlns:cx7="http://schemas.microsoft.com/office/drawing/2016/5/13/chartex" xmlns:cx8="http://schemas.microsoft.com/office/drawing/2016/5/14/chartex" xmlns:mc="http://schemas.openxmlformats.org/markup-compatibility/2006" xmlns:aink="http://schemas.microsoft.com/office/drawing/2016/ink" xmlns:am3d="http://schemas.microsoft.com/office/drawing/2017/model3d" xmlns:o="urn:schemas-microsoft-com:office:office" xmlns:oel="http://schemas.microsoft.com/office/2019/extlst" xmlns:r="http://schemas.openxmlformats.org/officeDocument/2006/relationships" xmlns:m="http://schemas.openxmlformats.org/officeDocument/2006/math" xmlns:v="urn:schemas-microsoft-com:vml" xmlns:wp14="http://schemas.microsoft.com/office/word/2010/wordprocessingDrawing" xmlns:wp="http://schemas.openxmlformats.org/drawingml/2006/wordprocessingDrawing" xmlns:w10="urn:schemas-microsoft-com:office:word" xmlns:w="http://schemas.openxmlformats.org/wordprocessingml/2006/main" xmlns:w14="http://schemas.microsoft.com/office/word/2010/wordml" xmlns:w15="http://schemas.microsoft.com/office/word/2012/wordml" xmlns:w16cex="http://schemas.microsoft.com/office/word/2018/wordml/cex" xmlns:w16cid="http://schemas.microsoft.com/office/word/2016/wordml/cid" xmlns:w16="http://schemas.microsoft.com/office/word/2018/wordml" xmlns:w16du="http://schemas.microsoft.com/office/word/2023/wordml/word16du" xmlns:w16sdtdh="http://schemas.microsoft.com/office/word/2020/wordml/sdtdatahash" xmlns:w16sdtfl="http://schemas.microsoft.com/office/word/2024/wordml/sdtformatlock" xmlns:w16se="http://schemas.microsoft.com/office/word/2015/wordml/symex" xmlns:wpg="http://schemas.microsoft.com/office/word/2010/wordprocessingGroup" xmlns:wpi="http://schemas.microsoft.com/office/word/2010/wordprocessingInk" xmlns:wne="http://schemas.microsoft.com/office/word/2006/wordml" xmlns:wps="http://schemas.microsoft.com/office/word/2010/wordprocessingShape" mc:Ignorable="w14 w15 w16se w16cid w16 w16cex w16sdtdh w16sdtfl w16du wp14">
-  <w15:person w15:author="Jaeger, Florian">
-    <w15:presenceInfo w15:providerId="AD" w15:userId="S::fjaeger@ur.rochester.edu::0d0acd91-09a2-4ddb-a934-22efc544688e"/>
-  </w15:person>
-</w15:people>
-</file>
-
 <file path=word/styles.xml><?xml version="1.0" encoding="utf-8"?>
-<w:styles xmlns:mc="http://schemas.openxmlformats.org/markup-compatibility/2006" xmlns:r="http://schemas.openxmlformats.org/officeDocument/2006/relationships" xmlns:w="http://schemas.openxmlformats.org/wordprocessingml/2006/main" xmlns:w14="http://schemas.microsoft.com/office/word/2010/wordml" xmlns:w15="http://schemas.microsoft.com/office/word/2012/wordml" xmlns:w16cex="http://schemas.microsoft.com/office/word/2018/wordml/cex" xmlns:w16cid="http://schemas.microsoft.com/office/word/2016/wordml/cid" xmlns:w16="http://schemas.microsoft.com/office/word/2018/wordml" xmlns:w16du="http://schemas.microsoft.com/office/word/2023/wordml/word16du" xmlns:w16sdtdh="http://schemas.microsoft.com/office/word/2020/wordml/sdtdatahash" xmlns:w16sdtfl="http://schemas.microsoft.com/office/word/2024/wordml/sdtformatlock" xmlns:w16se="http://schemas.microsoft.com/office/word/2015/wordml/symex" mc:Ignorable="w14 w15 w16se w16cid w16 w16cex w16sdtdh w16sdtfl w16du">
+<w:styles xmlns:mc="http://schemas.openxmlformats.org/markup-compatibility/2006" xmlns:r="http://schemas.openxmlformats.org/officeDocument/2006/relationships" xmlns:w="http://schemas.openxmlformats.org/wordprocessingml/2006/main" xmlns:w14="http://schemas.microsoft.com/office/word/2010/wordml" xmlns:w15="http://schemas.microsoft.com/office/word/2012/wordml" xmlns:w16cex="http://schemas.microsoft.com/office/word/2018/wordml/cex" xmlns:w16cid="http://schemas.microsoft.com/office/word/2016/wordml/cid" xmlns:w16="http://schemas.microsoft.com/office/word/2018/wordml" xmlns:w16du="http://schemas.microsoft.com/office/word/2023/wordml/word16du" xmlns:w16sdtdh="http://schemas.microsoft.com/office/word/2020/wordml/sdtdatahash" xmlns:w16se="http://schemas.microsoft.com/office/word/2015/wordml/symex" mc:Ignorable="w14 w15 w16se w16cid w16 w16cex w16sdtdh w16du">
   <w:docDefaults>
     <w:rPrDefault>
       <w:rPr>
